--- a/docs/Docx4j_GettingStarted.docx
+++ b/docs/Docx4j_GettingStarted.docx
@@ -39154,6 +39154,39 @@
       <w:pPr>
         <w:pStyle w:val="ListParagraph"/>
         <w:numPr>
+          <w:ilvl w:val="1"/>
+          <w:numId w:val="10"/>
+        </w:numPr>
+        <w:spacing w:after="0" w:line="240" w:lineRule="auto"/>
+        <w:rPr>
+          <w:rFonts w:ascii="Times New Roman" w:hAnsi="Times New Roman" w:eastAsia="Times New Roman" w:cs="Times New Roman"/>
+          <w:sz w:val="24"/>
+          <w:szCs w:val="24"/>
+          <w:lang w:eastAsia="ja-JP"/>
+        </w:rPr>
+      </w:pPr>
+      <w:r>
+        <w:rPr>
+          <w:rFonts w:ascii="Consolas" w:hAnsi="Consolas" w:eastAsia="Times New Roman" w:cs="Courier New"/>
+          <w:color w:val="000000"/>
+          <w:sz w:val="20"/>
+          <w:szCs w:val="20"/>
+          <w:shd w:val="clear" w:color="auto" w:fill="FFFFFF"/>
+          <w:lang w:eastAsia="ja-JP"/>
+        </w:rPr>
+        <w:t>docx4j-export-fo-fonts-theme2023</w:t>
+      </w:r>
+      <w:r>
+        <w:t xml:space="preserve"> jar </w:t>
+      </w:r>
+      <w:r>
+        <w:t xml:space="preserve"> for Aptos and Aptos Display substitutes (Akasia, Intos Display; from 17.1.1)</w:t>
+      </w:r>
+    </w:p>
+    <w:p>
+      <w:pPr>
+        <w:pStyle w:val="ListParagraph"/>
+        <w:numPr>
           <w:ilvl w:val="0"/>
           <w:numId w:val="10"/>
         </w:numPr>
@@ -41429,7 +41462,25 @@
                 <w:sz w:val="20"/>
                 <w:szCs w:val="20"/>
               </w:rPr>
-              <w:t>Office 2007</w:t>
+              <w:t xml:space="preserve">Office 2007 – 2010</w:t>
+            </w:r>
+            <w:r>
+              <w:rPr>
+                <w:b/>
+                <w:bCs/>
+                <w:sz w:val="20"/>
+                <w:szCs w:val="20"/>
+              </w:rPr>
+              <w:br/>
+            </w:r>
+            <w:r>
+              <w:rPr>
+                <w:b/>
+                <w:bCs/>
+                <w:sz w:val="20"/>
+                <w:szCs w:val="20"/>
+              </w:rPr>
+              <w:t xml:space="preserve">default theme</w:t>
             </w:r>
           </w:p>
         </w:tc>
@@ -41452,7 +41503,7 @@
                 <w:sz w:val="20"/>
                 <w:szCs w:val="20"/>
               </w:rPr>
-              <w:t>Calibri</w:t>
+              <w:t xml:space="preserve">Calibri</w:t>
             </w:r>
             <w:r>
               <w:rPr>
@@ -41463,11 +41514,10 @@
             </w:r>
             <w:r>
               <w:rPr>
-                <w:rFonts w:asciiTheme="majorHAnsi" w:hAnsiTheme="majorHAnsi"/>
                 <w:sz w:val="20"/>
                 <w:szCs w:val="20"/>
               </w:rPr>
-              <w:t>Cambria</w:t>
+              <w:t xml:space="preserve">Cambria</w:t>
             </w:r>
             <w:r>
               <w:rPr>
@@ -41475,7 +41525,13 @@
                 <w:szCs w:val="20"/>
               </w:rPr>
               <w:br/>
-              <w:t>(ClearType Font Collection)</w:t>
+            </w:r>
+            <w:r>
+              <w:rPr>
+                <w:sz w:val="20"/>
+                <w:szCs w:val="20"/>
+              </w:rPr>
+              <w:t xml:space="preserve">(ClearType Font Collection)</w:t>
             </w:r>
           </w:p>
         </w:tc>
@@ -41493,14 +41549,12 @@
                 <w:szCs w:val="20"/>
               </w:rPr>
             </w:pPr>
-            <w:bookmarkStart w:name="_Hlk216263573" w:id="85"/>
-            <w:r>
-              <w:rPr>
-                <w:rFonts w:ascii="Carlito" w:hAnsi="Carlito" w:cs="Carlito"/>
+            <w:r>
+              <w:rPr>
                 <w:sz w:val="20"/>
                 <w:szCs w:val="20"/>
               </w:rPr>
-              <w:t>Carlito</w:t>
+              <w:t xml:space="preserve">Carlito</w:t>
             </w:r>
             <w:r>
               <w:rPr>
@@ -41511,22 +41565,11 @@
             </w:r>
             <w:r>
               <w:rPr>
-                <w:rFonts w:ascii="Caladea" w:hAnsi="Caladea"/>
                 <w:sz w:val="20"/>
                 <w:szCs w:val="20"/>
               </w:rPr>
-              <w:t>Caladea</w:t>
-            </w:r>
-          </w:p>
-          <w:bookmarkEnd w:id="85"/>
-          <w:p>
-            <w:pPr>
-              <w:jc w:val="center"/>
-              <w:rPr>
-                <w:sz w:val="20"/>
-                <w:szCs w:val="20"/>
-              </w:rPr>
-            </w:pPr>
+              <w:t xml:space="preserve">Caladea</w:t>
+            </w:r>
           </w:p>
         </w:tc>
         <w:tc>
@@ -41550,7 +41593,7 @@
                 <w:sz w:val="20"/>
                 <w:szCs w:val="20"/>
               </w:rPr>
-              <w:t>[none]</w:t>
+              <w:t xml:space="preserve">[none]</w:t>
             </w:r>
             <w:r>
               <w:rPr>
@@ -41566,18 +41609,8 @@
                 <w:sz w:val="20"/>
                 <w:szCs w:val="20"/>
               </w:rPr>
-              <w:t>[none]</w:t>
-            </w:r>
-          </w:p>
-          <w:p>
-            <w:pPr>
-              <w:jc w:val="center"/>
-              <w:rPr>
-                <w:color w:val="7F7F7F" w:themeColor="text1" w:themeTint="80"/>
-                <w:sz w:val="20"/>
-                <w:szCs w:val="20"/>
-              </w:rPr>
-            </w:pPr>
+              <w:t xml:space="preserve">[none]</w:t>
+            </w:r>
           </w:p>
         </w:tc>
       </w:tr>
@@ -41604,14 +41637,33 @@
                 <w:sz w:val="20"/>
                 <w:szCs w:val="20"/>
               </w:rPr>
-              <w:t>Office 2013</w:t>
+              <w:t xml:space="preserve">Office 2013 – 2022</w:t>
+            </w:r>
+            <w:r>
+              <w:rPr>
+                <w:b/>
+                <w:bCs/>
+                <w:sz w:val="20"/>
+                <w:szCs w:val="20"/>
+              </w:rPr>
+              <w:br/>
+            </w:r>
+            <w:r>
+              <w:rPr>
+                <w:b/>
+                <w:bCs/>
+                <w:sz w:val="20"/>
+                <w:szCs w:val="20"/>
+              </w:rPr>
+              <w:t xml:space="preserve">default theme</w:t>
             </w:r>
           </w:p>
         </w:tc>
         <w:tc>
           <w:tcPr>
             <w:tcW w:w="2977" w:type="dxa"/>
-            <w:vMerge/>
+            <w:vMerge w:val="restart"/>
+            <w:vAlign w:val="center"/>
           </w:tcPr>
           <w:p>
             <w:pPr>
@@ -41621,12 +41673,33 @@
                 <w:szCs w:val="20"/>
               </w:rPr>
             </w:pPr>
+            <w:r>
+              <w:rPr>
+                <w:sz w:val="20"/>
+                <w:szCs w:val="20"/>
+              </w:rPr>
+              <w:t xml:space="preserve">Calibri Light (headings)</w:t>
+            </w:r>
+            <w:r>
+              <w:rPr>
+                <w:sz w:val="20"/>
+                <w:szCs w:val="20"/>
+              </w:rPr>
+              <w:br/>
+            </w:r>
+            <w:r>
+              <w:rPr>
+                <w:sz w:val="20"/>
+                <w:szCs w:val="20"/>
+              </w:rPr>
+              <w:t xml:space="preserve">Calibri (body)</w:t>
+            </w:r>
           </w:p>
         </w:tc>
         <w:tc>
           <w:tcPr>
             <w:tcW w:w="1984" w:type="dxa"/>
-            <w:vMerge/>
+            <w:vMerge w:val="restart"/>
             <w:vAlign w:val="center"/>
           </w:tcPr>
           <w:p>
@@ -41637,12 +41710,34 @@
                 <w:szCs w:val="20"/>
               </w:rPr>
             </w:pPr>
+            <w:r>
+              <w:rPr>
+                <w:sz w:val="20"/>
+                <w:szCs w:val="20"/>
+              </w:rPr>
+              <w:t xml:space="preserve">Carlito with a 0.987 width factor (measured, not metric)</w:t>
+            </w:r>
+            <w:r>
+              <w:rPr>
+                <w:sz w:val="20"/>
+                <w:szCs w:val="20"/>
+              </w:rPr>
+              <w:br/>
+            </w:r>
+            <w:r>
+              <w:rPr>
+                <w:sz w:val="20"/>
+                <w:szCs w:val="20"/>
+              </w:rPr>
+              <w:t xml:space="preserve">Carlito</w:t>
+            </w:r>
           </w:p>
         </w:tc>
         <w:tc>
           <w:tcPr>
             <w:tcW w:w="1984" w:type="dxa"/>
-            <w:vMerge/>
+            <w:vMerge w:val="restart"/>
+            <w:vAlign w:val="center"/>
           </w:tcPr>
           <w:p>
             <w:pPr>
@@ -41653,6 +41748,30 @@
                 <w:szCs w:val="20"/>
               </w:rPr>
             </w:pPr>
+            <w:r>
+              <w:rPr>
+                <w:color w:val="7F7F7F" w:themeColor="text1" w:themeTint="80"/>
+                <w:sz w:val="20"/>
+                <w:szCs w:val="20"/>
+              </w:rPr>
+              <w:t xml:space="preserve">[none]</w:t>
+            </w:r>
+            <w:r>
+              <w:rPr>
+                <w:color w:val="7F7F7F" w:themeColor="text1" w:themeTint="80"/>
+                <w:sz w:val="20"/>
+                <w:szCs w:val="20"/>
+              </w:rPr>
+              <w:br/>
+            </w:r>
+            <w:r>
+              <w:rPr>
+                <w:color w:val="7F7F7F" w:themeColor="text1" w:themeTint="80"/>
+                <w:sz w:val="20"/>
+                <w:szCs w:val="20"/>
+              </w:rPr>
+              <w:t xml:space="preserve">[none]</w:t>
+            </w:r>
           </w:p>
         </w:tc>
       </w:tr>
@@ -41679,14 +41798,33 @@
                 <w:sz w:val="20"/>
                 <w:szCs w:val="20"/>
               </w:rPr>
-              <w:t>Office 2016</w:t>
+              <w:t xml:space="preserve">Microsoft 365 from late 2023</w:t>
+            </w:r>
+            <w:r>
+              <w:rPr>
+                <w:b/>
+                <w:bCs/>
+                <w:sz w:val="20"/>
+                <w:szCs w:val="20"/>
+              </w:rPr>
+              <w:br/>
+            </w:r>
+            <w:r>
+              <w:rPr>
+                <w:b/>
+                <w:bCs/>
+                <w:sz w:val="20"/>
+                <w:szCs w:val="20"/>
+              </w:rPr>
+              <w:t xml:space="preserve">default theme</w:t>
             </w:r>
           </w:p>
         </w:tc>
         <w:tc>
           <w:tcPr>
             <w:tcW w:w="2977" w:type="dxa"/>
-            <w:vMerge/>
+            <w:vMerge w:val="restart"/>
+            <w:vAlign w:val="center"/>
           </w:tcPr>
           <w:p>
             <w:pPr>
@@ -41696,12 +41834,33 @@
                 <w:szCs w:val="20"/>
               </w:rPr>
             </w:pPr>
+            <w:r>
+              <w:rPr>
+                <w:sz w:val="20"/>
+                <w:szCs w:val="20"/>
+              </w:rPr>
+              <w:t xml:space="preserve">Aptos Display (headings)</w:t>
+            </w:r>
+            <w:r>
+              <w:rPr>
+                <w:sz w:val="20"/>
+                <w:szCs w:val="20"/>
+              </w:rPr>
+              <w:br/>
+            </w:r>
+            <w:r>
+              <w:rPr>
+                <w:sz w:val="20"/>
+                <w:szCs w:val="20"/>
+              </w:rPr>
+              <w:t xml:space="preserve">Aptos (body)</w:t>
+            </w:r>
           </w:p>
         </w:tc>
         <w:tc>
           <w:tcPr>
             <w:tcW w:w="1984" w:type="dxa"/>
-            <w:vMerge/>
+            <w:vMerge w:val="restart"/>
             <w:vAlign w:val="center"/>
           </w:tcPr>
           <w:p>
@@ -41712,194 +41871,67 @@
                 <w:szCs w:val="20"/>
               </w:rPr>
             </w:pPr>
+            <w:r>
+              <w:rPr>
+                <w:sz w:val="20"/>
+                <w:szCs w:val="20"/>
+              </w:rPr>
+              <w:t xml:space="preserve">Intos Display</w:t>
+            </w:r>
+            <w:r>
+              <w:rPr>
+                <w:sz w:val="20"/>
+                <w:szCs w:val="20"/>
+              </w:rPr>
+              <w:br/>
+            </w:r>
+            <w:r>
+              <w:rPr>
+                <w:sz w:val="20"/>
+                <w:szCs w:val="20"/>
+              </w:rPr>
+              <w:t xml:space="preserve">Akasia</w:t>
+            </w:r>
           </w:p>
         </w:tc>
         <w:tc>
           <w:tcPr>
             <w:tcW w:w="1984" w:type="dxa"/>
-            <w:vMerge/>
-          </w:tcPr>
-          <w:p>
-            <w:pPr>
-              <w:jc w:val="center"/>
-              <w:rPr>
-                <w:color w:val="7F7F7F" w:themeColor="text1" w:themeTint="80"/>
-                <w:sz w:val="20"/>
-                <w:szCs w:val="20"/>
-              </w:rPr>
-            </w:pPr>
-          </w:p>
-        </w:tc>
-      </w:tr>
-      <w:tr>
-        <w:tc>
-          <w:tcPr>
-            <w:tcW w:w="1951" w:type="dxa"/>
-            <w:shd w:val="clear" w:color="auto" w:fill="F2F2F2" w:themeFill="background1" w:themeFillShade="F2"/>
-          </w:tcPr>
-          <w:p>
-            <w:pPr>
-              <w:jc w:val="right"/>
-              <w:rPr>
-                <w:b/>
-                <w:bCs/>
-                <w:sz w:val="20"/>
-                <w:szCs w:val="20"/>
-              </w:rPr>
-            </w:pPr>
-            <w:r>
-              <w:rPr>
-                <w:b/>
-                <w:bCs/>
-                <w:sz w:val="20"/>
-                <w:szCs w:val="20"/>
-              </w:rPr>
-              <w:t>Office 2019</w:t>
-            </w:r>
-          </w:p>
-        </w:tc>
-        <w:tc>
-          <w:tcPr>
-            <w:tcW w:w="2977" w:type="dxa"/>
-            <w:vMerge/>
-          </w:tcPr>
-          <w:p>
-            <w:pPr>
-              <w:jc w:val="center"/>
-              <w:rPr>
-                <w:sz w:val="20"/>
-                <w:szCs w:val="20"/>
-              </w:rPr>
-            </w:pPr>
-          </w:p>
-        </w:tc>
-        <w:tc>
-          <w:tcPr>
-            <w:tcW w:w="1984" w:type="dxa"/>
-            <w:vMerge/>
+            <w:vMerge w:val="restart"/>
             <w:vAlign w:val="center"/>
           </w:tcPr>
           <w:p>
             <w:pPr>
               <w:jc w:val="center"/>
               <w:rPr>
-                <w:sz w:val="20"/>
-                <w:szCs w:val="20"/>
-              </w:rPr>
-            </w:pPr>
-          </w:p>
-        </w:tc>
-        <w:tc>
-          <w:tcPr>
-            <w:tcW w:w="1984" w:type="dxa"/>
-            <w:vMerge/>
-          </w:tcPr>
-          <w:p>
-            <w:pPr>
-              <w:jc w:val="center"/>
-              <w:rPr>
                 <w:color w:val="7F7F7F" w:themeColor="text1" w:themeTint="80"/>
                 <w:sz w:val="20"/>
                 <w:szCs w:val="20"/>
               </w:rPr>
             </w:pPr>
-          </w:p>
-        </w:tc>
-      </w:tr>
-      <w:tr>
-        <w:tc>
-          <w:tcPr>
-            <w:tcW w:w="1951" w:type="dxa"/>
-            <w:shd w:val="clear" w:color="auto" w:fill="F2F2F2" w:themeFill="background1" w:themeFillShade="F2"/>
-          </w:tcPr>
-          <w:p>
-            <w:pPr>
-              <w:jc w:val="right"/>
-              <w:rPr>
-                <w:b/>
-                <w:bCs/>
-                <w:sz w:val="20"/>
-                <w:szCs w:val="20"/>
-              </w:rPr>
-            </w:pPr>
-            <w:r>
-              <w:rPr>
-                <w:b/>
-                <w:bCs/>
-                <w:sz w:val="20"/>
-                <w:szCs w:val="20"/>
-              </w:rPr>
-              <w:t>Microsoft 365 (mid-2023)</w:t>
-            </w:r>
-          </w:p>
-        </w:tc>
-        <w:tc>
-          <w:tcPr>
-            <w:tcW w:w="2977" w:type="dxa"/>
-            <w:vAlign w:val="center"/>
-          </w:tcPr>
-          <w:p>
-            <w:pPr>
-              <w:jc w:val="center"/>
-              <w:rPr>
-                <w:rFonts w:ascii="Aptos" w:hAnsi="Aptos"/>
-                <w:sz w:val="20"/>
-                <w:szCs w:val="20"/>
-              </w:rPr>
-            </w:pPr>
-            <w:r>
-              <w:rPr>
-                <w:rFonts w:ascii="Aptos" w:hAnsi="Aptos"/>
-                <w:sz w:val="20"/>
-                <w:szCs w:val="20"/>
-              </w:rPr>
-              <w:t>Aptos</w:t>
-            </w:r>
-          </w:p>
-        </w:tc>
-        <w:tc>
-          <w:tcPr>
-            <w:tcW w:w="1984" w:type="dxa"/>
-            <w:vAlign w:val="center"/>
-          </w:tcPr>
-          <w:p>
-            <w:pPr>
-              <w:jc w:val="center"/>
-              <w:rPr>
-                <w:sz w:val="20"/>
-                <w:szCs w:val="20"/>
-              </w:rPr>
-            </w:pPr>
-            <w:r>
-              <w:rPr>
-                <w:sz w:val="20"/>
-                <w:szCs w:val="20"/>
-              </w:rPr>
-              <w:t>[nothing available 2025]</w:t>
-            </w:r>
-          </w:p>
-        </w:tc>
-        <w:tc>
-          <w:tcPr>
-            <w:tcW w:w="1984" w:type="dxa"/>
-            <w:vAlign w:val="center"/>
-          </w:tcPr>
-          <w:p>
-            <w:pPr>
-              <w:jc w:val="center"/>
+            <w:r>
               <w:rPr>
                 <w:color w:val="7F7F7F" w:themeColor="text1" w:themeTint="80"/>
                 <w:sz w:val="20"/>
                 <w:szCs w:val="20"/>
               </w:rPr>
-            </w:pPr>
+              <w:t xml:space="preserve">[none]</w:t>
+            </w:r>
             <w:r>
               <w:rPr>
                 <w:color w:val="7F7F7F" w:themeColor="text1" w:themeTint="80"/>
                 <w:sz w:val="20"/>
                 <w:szCs w:val="20"/>
               </w:rPr>
-              <w:t>[none]</w:t>
+              <w:br/>
+            </w:r>
+            <w:r>
+              <w:rPr>
+                <w:color w:val="7F7F7F" w:themeColor="text1" w:themeTint="80"/>
+                <w:sz w:val="20"/>
+                <w:szCs w:val="20"/>
+              </w:rPr>
+              <w:t xml:space="preserve">[none]</w:t>
             </w:r>
           </w:p>
         </w:tc>
@@ -41922,6 +41954,9 @@
       <w:r>
         <w:t>font packages.</w:t>
       </w:r>
+      <w:r>
+        <w:t xml:space="preserve"> For the 2023 theme, Akasia (for Aptos) and Intos Display (for Aptos Display) are metrically compatible and are packaged in docx4j-export-fo-fonts-theme2023 (from docx4j 17.1.1).</w:t>
+      </w:r>
     </w:p>
     <w:p>
       <w:r>
@@ -42499,6 +42534,18 @@
       </w:r>
     </w:p>
     <w:p>
+      <w:pPr>
+        <w:pStyle w:val="ListParagraph"/>
+        <w:numPr>
+          <w:ilvl w:val="0"/>
+          <w:numId w:val="40"/>
+        </w:numPr>
+      </w:pPr>
+      <w:r>
+        <w:t xml:space="preserve">docx4j-export-fo-fonts-theme2023 // Akasia and Intos Display for Aptos and Aptos Display (from 17.1.1)</w:t>
+      </w:r>
+    </w:p>
+    <w:p>
       <w:r>
         <w:t xml:space="preserve">If you add these </w:t>
       </w:r>
@@ -42525,6 +42572,58 @@
       </w:r>
       <w:r>
         <w:t>added automatically.</w:t>
+      </w:r>
+    </w:p>
+    <w:p>
+      <w:pPr>
+        <w:pStyle w:val="Heading2"/>
+      </w:pPr>
+      <w:r>
+        <w:t>Aptos and the 2023 default theme</w:t>
+      </w:r>
+    </w:p>
+    <w:p>
+      <w:r>
+        <w:t xml:space="preserve">Since late 2023 the default theme of Microsoft 365 sets headings in Aptos Display and body text in Aptos. A document that has no theme part of its own (docx4j-created documents before 17.1.1 had none) is set by Word in the fonts of Word’s current default theme, which for Microsoft 365 means Aptos.</w:t>
+      </w:r>
+    </w:p>
+    <w:p>
+      <w:r>
+        <w:t xml:space="preserve">From docx4j 17.1.1 the property docx4j.fonts.defaultTheme says which default theme docx4j assumes: 2023 (the default: Aptos Display / Aptos), 2013 (Calibri Light / Calibri, Office 2013 to 2022) or 2007 (Cambria / Calibri). It decides two things: the theme fonts docx4j resolves for a document with no theme part, and the theme part WordprocessingMLPackage.createPackage adds to a new document, so that a document docx4j creates asks for the same fonts wherever it is opened.</w:t>
+      </w:r>
+    </w:p>
+    <w:p>
+      <w:r>
+        <w:t xml:space="preserve">Microsoft’s Aptos fonts are not redistributable, but Microsoft offers them for download (Aptos, Aptos Display, Narrow, Mono and Serif). Our advice:</w:t>
+      </w:r>
+    </w:p>
+    <w:p>
+      <w:pPr>
+        <w:pStyle w:val="ListParagraph"/>
+        <w:numPr>
+          <w:ilvl w:val="0"/>
+          <w:numId w:val="40"/>
+        </w:numPr>
+      </w:pPr>
+      <w:r>
+        <w:t xml:space="preserve">install Microsoft’s Aptos where its licence permits – on your own Windows or Mac machine licensed for Office or Windows. Microsoft’s font redistribution FAQ does not permit copying the files to other computers or servers, so a Linux render server or a container image is not that case. An installed font is always preferred: docx4j uses it by name before any substitute;</w:t>
+      </w:r>
+    </w:p>
+    <w:p>
+      <w:pPr>
+        <w:pStyle w:val="ListParagraph"/>
+        <w:numPr>
+          <w:ilvl w:val="0"/>
+          <w:numId w:val="40"/>
+        </w:numPr>
+      </w:pPr>
+      <w:r>
+        <w:t xml:space="preserve">otherwise add docx4j-export-fo-fonts-theme2023 to your classpath or module path. It carries Akasia (for Aptos, all 12 styles) and Intos Display (for Aptos Display), both under the SIL Open Font License, and docx4j maps Aptos and Aptos Display to them automatically as metrically compatible substitutes: the same line breaks and pagination as Word.</w:t>
+      </w:r>
+    </w:p>
+    <w:p>
+      <w:r>
+        <w:t xml:space="preserve">With neither, docx4j draws Aptos in a font of the same class (Liberation Sans or Carlito) and says so in the FontsAnalysis log; lines then break differently from Word’s.</w:t>
       </w:r>
     </w:p>
     <w:sectPr>

--- a/docs/Docx4j_GettingStarted.docx
+++ b/docs/Docx4j_GettingStarted.docx
@@ -1,8 +1,8 @@
 
 <file path=word/document.xml><?xml version="1.0" encoding="utf-8"?>
-<w:document xmlns:w="http://schemas.openxmlformats.org/wordprocessingml/2006/main" xmlns:w14="http://schemas.microsoft.com/office/word/2010/wordml" xmlns:w15="http://schemas.microsoft.com/office/word/2012/wordml" xmlns:r="http://schemas.openxmlformats.org/officeDocument/2006/relationships" xmlns:m="http://schemas.openxmlformats.org/officeDocument/2006/math" xmlns:wp="http://schemas.openxmlformats.org/drawingml/2006/wordprocessingDrawing" xmlns:a="http://schemas.openxmlformats.org/drawingml/2006/main" xmlns:wp14="http://schemas.microsoft.com/office/word/2010/wordprocessingDrawing" xmlns:mc="http://schemas.openxmlformats.org/markup-compatibility/2006" xmlns:a14="http://schemas.microsoft.com/office/drawing/2010/main" xmlns:sl="http://schemas.openxmlformats.org/schemaLibrary/2006/main" xmlns:wne="http://schemas.microsoft.com/office/word/2006/wordml" xmlns:c="http://schemas.openxmlformats.org/drawingml/2006/chart" xmlns:cdr="http://schemas.openxmlformats.org/drawingml/2006/chartDrawing" xmlns:c14="http://schemas.microsoft.com/office/drawing/2007/8/2/chart" xmlns:dgm="http://schemas.openxmlformats.org/drawingml/2006/diagram" xmlns:pic="http://schemas.openxmlformats.org/drawingml/2006/picture" xmlns:xdr="http://schemas.openxmlformats.org/drawingml/2006/spreadsheetDrawing" xmlns:dsp="http://schemas.microsoft.com/office/drawing/2008/diagram" xmlns:o="urn:schemas-microsoft-com:office:office" xmlns:v="urn:schemas-microsoft-com:vml" xmlns:w10="urn:schemas-microsoft-com:office:word" xmlns:xvml="urn:schemas-microsoft-com:office:excel" xmlns:pvml="urn:schemas-microsoft-com:office:powerpoint" xmlns:ns25="urn:docx4j:vml:root" xmlns:cppr="http://schemas.microsoft.com/office/2006/coverPageProps" xmlns:odx="http://opendope.org/xpaths" xmlns:odc="http://opendope.org/conditions" xmlns:odq="http://opendope.org/questions" xmlns:oda="http://opendope.org/answers" xmlns:odi="http://opendope.org/components" xmlns:odgm="http://opendope.org/SmartArt/DataHierarchy" xmlns:b="http://schemas.openxmlformats.org/officeDocument/2006/bibliography" xmlns:msink="http://schemas.microsoft.com/ink/2010/main" xmlns:cdr14="http://schemas.microsoft.com/office/drawing/2010/chartDrawing" xmlns:c15="http://schemas.microsoft.com/office/drawing/2012/chart" xmlns:cs="http://schemas.microsoft.com/office/drawing/2012/chartStyle" xmlns:ns38="http://www.w3.org/1998/Math/MathML" xmlns:ns39="http://www.w3.org/2003/InkML" xmlns:a13cmd="http://schemas.microsoft.com/office/drawing/2013/main/command" xmlns:cx="http://schemas.microsoft.com/office/drawing/2014/chartex" xmlns:c16="http://schemas.microsoft.com/office/drawing/2014/chart" xmlns:dgm1611="http://schemas.microsoft.com/office/drawing/2016/11/diagram" xmlns:c173="http://schemas.microsoft.com/office/drawing/2017/03/chart" xmlns:am3d="http://schemas.microsoft.com/office/drawing/2017/model3d" xmlns:an18="http://schemas.microsoft.com/office/drawing/2018/animation" xmlns:anam3d="http://schemas.microsoft.com/office/drawing/2018/animation/model3d" xmlns:iact="http://schemas.microsoft.com/office/powerpoint/2014/inkAction" xmlns:thm15="http://schemas.microsoft.com/office/thememl/2012/main" xmlns:wps="http://schemas.microsoft.com/office/word/2010/wordprocessingShape" xmlns:wpc="http://schemas.microsoft.com/office/word/2010/wordprocessingCanvas" xmlns:wpg="http://schemas.microsoft.com/office/word/2010/wordprocessingGroup" xmlns:w16se="http://schemas.microsoft.com/office/word/2015/wordml/symex" xmlns:w16cid="http://schemas.microsoft.com/office/word/2016/wordml/cid" xmlns:wetp="http://schemas.microsoft.com/office/webextensions/taskpanes/2010/11" xmlns:we="http://schemas.microsoft.com/office/webextensions/webextension/2010/11" xmlns:comp="http://schemas.openxmlformats.org/drawingml/2006/compatibility" xmlns:lc="http://schemas.openxmlformats.org/drawingml/2006/lockedCanvas" xmlns:dgm14="http://schemas.microsoft.com/office/drawing/2010/diagram" xmlns:a15="http://schemas.microsoft.com/office/drawing/2012/main" xmlns:pic14="http://schemas.microsoft.com/office/drawing/2010/picture" xmlns:c16ac="http://schemas.microsoft.com/office/drawing/2014/chart/ac" xmlns:a16="http://schemas.microsoft.com/office/drawing/2014/main" xmlns:a1611="http://schemas.microsoft.com/office/drawing/2016/11/main" xmlns:dgm1612="http://schemas.microsoft.com/office/drawing/2016/12/diagram" xmlns:a16svg="http://schemas.microsoft.com/office/drawing/2016/SVG/main" xmlns:adec="http://schemas.microsoft.com/office/drawing/2017/decorative" xmlns:a18hc="http://schemas.microsoft.com/office/drawing/2018/hyperlinkcolor" xmlns:wp15="http://schemas.microsoft.com/office/word/2012/wordprocessingDrawing" xmlns:w16cex="http://schemas.microsoft.com/office/word/2018/wordml/cex" xmlns:w16sdtfl="http://schemas.microsoft.com/office/word/2024/wordml/sdtformatlock" xmlns:w16sdtdh="http://schemas.microsoft.com/office/word/2020/wordml/sdtdatahash" xmlns:w16="http://schemas.microsoft.com/office/word/2018/wordml" xmlns:w16du="http://schemas.microsoft.com/office/word/2023/wordml/word16du" mc:Ignorable="w14 w15 w16se w16cid w16 w16cex w16sdtdh w16sdtfl w16du wp14">
+<w:document xmlns:m="http://schemas.openxmlformats.org/officeDocument/2006/math" xmlns:w="http://schemas.openxmlformats.org/wordprocessingml/2006/main" xmlns:w14="http://schemas.microsoft.com/office/word/2010/wordml" xmlns:r="http://schemas.openxmlformats.org/officeDocument/2006/relationships" xmlns:wp="http://schemas.openxmlformats.org/drawingml/2006/wordprocessingDrawing" xmlns:a="http://schemas.openxmlformats.org/drawingml/2006/main" xmlns:wp14="http://schemas.microsoft.com/office/word/2010/wordprocessingDrawing" xmlns:mc="http://schemas.openxmlformats.org/markup-compatibility/2006" xmlns:w15="http://schemas.microsoft.com/office/word/2012/wordml" xmlns:a14="http://schemas.microsoft.com/office/drawing/2010/main" xmlns:sl="http://schemas.openxmlformats.org/schemaLibrary/2006/main" xmlns:wne="http://schemas.microsoft.com/office/word/2006/wordml" xmlns:c="http://schemas.openxmlformats.org/drawingml/2006/chart" xmlns:cdr="http://schemas.openxmlformats.org/drawingml/2006/chartDrawing" xmlns:c14="http://schemas.microsoft.com/office/drawing/2007/8/2/chart" xmlns:dgm="http://schemas.openxmlformats.org/drawingml/2006/diagram" xmlns:pic="http://schemas.openxmlformats.org/drawingml/2006/picture" xmlns:xdr="http://schemas.openxmlformats.org/drawingml/2006/spreadsheetDrawing" xmlns:dsp="http://schemas.microsoft.com/office/drawing/2008/diagram" xmlns:o="urn:schemas-microsoft-com:office:office" xmlns:v="urn:schemas-microsoft-com:vml" xmlns:w10="urn:schemas-microsoft-com:office:word" xmlns:xvml="urn:schemas-microsoft-com:office:excel" xmlns:pvml="urn:schemas-microsoft-com:office:powerpoint" xmlns:ns25="urn:docx4j:vml:root" xmlns:cppr="http://schemas.microsoft.com/office/2006/coverPageProps" xmlns:odx="http://opendope.org/xpaths" xmlns:odc="http://opendope.org/conditions" xmlns:odq="http://opendope.org/questions" xmlns:oda="http://opendope.org/answers" xmlns:odi="http://opendope.org/components" xmlns:odgm="http://opendope.org/SmartArt/DataHierarchy" xmlns:b="http://schemas.openxmlformats.org/officeDocument/2006/bibliography" xmlns:msink="http://schemas.microsoft.com/ink/2010/main" xmlns:cdr14="http://schemas.microsoft.com/office/drawing/2010/chartDrawing" xmlns:c15="http://schemas.microsoft.com/office/drawing/2012/chart" xmlns:cs="http://schemas.microsoft.com/office/drawing/2012/chartStyle" xmlns:ns38="http://www.w3.org/1998/Math/MathML" xmlns:ns39="http://www.w3.org/2003/InkML" xmlns:a13cmd="http://schemas.microsoft.com/office/drawing/2013/main/command" xmlns:cx="http://schemas.microsoft.com/office/drawing/2014/chartex" xmlns:c16="http://schemas.microsoft.com/office/drawing/2014/chart" xmlns:dgm1611="http://schemas.microsoft.com/office/drawing/2016/11/diagram" xmlns:c173="http://schemas.microsoft.com/office/drawing/2017/03/chart" xmlns:am3d="http://schemas.microsoft.com/office/drawing/2017/model3d" xmlns:an18="http://schemas.microsoft.com/office/drawing/2018/animation" xmlns:anam3d="http://schemas.microsoft.com/office/drawing/2018/animation/model3d" xmlns:iact="http://schemas.microsoft.com/office/powerpoint/2014/inkAction" xmlns:thm15="http://schemas.microsoft.com/office/thememl/2012/main" xmlns:wps="http://schemas.microsoft.com/office/word/2010/wordprocessingShape" xmlns:wpc="http://schemas.microsoft.com/office/word/2010/wordprocessingCanvas" xmlns:wpg="http://schemas.microsoft.com/office/word/2010/wordprocessingGroup" xmlns:w16se="http://schemas.microsoft.com/office/word/2015/wordml/symex" xmlns:w16cid="http://schemas.microsoft.com/office/word/2016/wordml/cid" xmlns:w16="http://schemas.microsoft.com/office/word/2018/wordml" xmlns:w16cex="http://schemas.microsoft.com/office/word/2018/wordml/cex" xmlns:wetp="http://schemas.microsoft.com/office/webextensions/taskpanes/2010/11" xmlns:we="http://schemas.microsoft.com/office/webextensions/webextension/2010/11" xmlns:comp="http://schemas.openxmlformats.org/drawingml/2006/compatibility" xmlns:lc="http://schemas.openxmlformats.org/drawingml/2006/lockedCanvas" xmlns:dgm14="http://schemas.microsoft.com/office/drawing/2010/diagram" xmlns:a15="http://schemas.microsoft.com/office/drawing/2012/main" xmlns:pic14="http://schemas.microsoft.com/office/drawing/2010/picture" xmlns:c16ac="http://schemas.microsoft.com/office/drawing/2014/chart/ac" xmlns:a16="http://schemas.microsoft.com/office/drawing/2014/main" xmlns:a1611="http://schemas.microsoft.com/office/drawing/2016/11/main" xmlns:dgm1612="http://schemas.microsoft.com/office/drawing/2016/12/diagram" xmlns:a16svg="http://schemas.microsoft.com/office/drawing/2016/SVG/main" xmlns:adec="http://schemas.microsoft.com/office/drawing/2017/decorative" xmlns:a18hc="http://schemas.microsoft.com/office/drawing/2018/hyperlinkcolor" xmlns:wp15="http://schemas.microsoft.com/office/word/2012/wordprocessingDrawing" xmlns:w16sdtfl="http://schemas.microsoft.com/office/word/2024/wordml/sdtformatlock" xmlns:w16sdtdh="http://schemas.microsoft.com/office/word/2020/wordml/sdtdatahash" xmlns:w16du="http://schemas.microsoft.com/office/word/2023/wordml/word16du" mc:Ignorable="w14 w15 w16se w16cid w16 w16cex w16sdtdh w16sdtfl w16du wp14">
   <w:body>
-    <!-- Modified by docx4j 17.1.0-SNAPSHOT (Apache licensed) using REFERENCE JAXB in Arch Linux Java 21.0.12 on Linux -->
+    <!-- Modified by docx4j 17.1.1-SNAPSHOT (Apache licensed) using REFERENCE JAXB in Arch Linux Java 21.0.12 on Linux -->
     <w:p>
       <w:pPr>
         <w:pStyle w:val="Title"/>
@@ -9491,31 +9491,18 @@
     </w:p>
     <w:p>
       <w:r>
-        <w:t>Docx4j can open documents which contain Word 2010</w:t>
-      </w:r>
-      <w:r>
-        <w:t>, 2013</w:t>
-      </w:r>
-      <w:r>
-        <w:t xml:space="preserve"> </w:t>
-      </w:r>
-      <w:r>
-        <w:t xml:space="preserve">specific </w:t>
-      </w:r>
-      <w:r>
-        <w:t>content.</w:t>
-      </w:r>
-      <w:r>
-        <w:t xml:space="preserve"> </w:t>
-      </w:r>
-      <w:r>
-        <w:t xml:space="preserve"> The key extensions are supported.  For other stuff</w:t>
-      </w:r>
-      <w:r>
-        <w:t>, for example,  &lt;w14:glow w14:rad="101600"&gt;  it will look for and try to use mc:AlternateContent contained in the document.</w:t>
-      </w:r>
-      <w:r>
-        <w:t xml:space="preserve">  If you use docx4j to save the document, the w14:glow won’t be there any more (ie the docx will effectively be a Word 2007 docx).</w:t>
+        <w:t xml:space="preserve">docx4j can open documents which contain Word 2010 and later content.  The key extensions are bound (the w14, w15 and w16 namespaces, wps and wpg shapes, a14 drawing), and what it does not bind is preserved wherever the schema admits it.</w:t>
+      </w:r>
+    </w:p>
+    <w:p>
+      <w:r>
+        <w:rPr>
+          <w:b/>
+        </w:rPr>
+        <w:t xml:space="preserve">Markup compatibility (mc:AlternateContent).  </w:t>
+      </w:r>
+      <w:r>
+        <w:t xml:space="preserve">Word writes some content twice: an mc:Choice for a reader which understands the newer namespace, and an mc:Fallback for one which does not.  A text box is a wps shape with a VML fallback; an equation on a PowerPoint slide is an a14 shape with a picture fallback.  Since docx4j 17.1.1 the whole element is kept at load wherever Word writes it, and written back with both branches, so a document you save says the same thing to every reader.  When docx4j draws, walks or extracts text, it takes one branch: the first mc:Choice whose Requires prefixes are all named in the docx4j.jaxb.mc.preferChoice property, otherwise the mc:Fallback.  The property is empty by default, so docx4j draws the fallback (what the producer wrote for a reader which understands nothing extra); set it, for example to wps, or to a14 for PowerPoint equations, to draw the choice instead.  The rule lives in org.docx4j.jaxb.McSelection.</w:t>
       </w:r>
     </w:p>
     <w:p>
@@ -23893,6 +23880,17 @@
           <w:szCs w:val="20"/>
         </w:rPr>
         <w:t xml:space="preserve"> CompoundTraversalUtilVisitorCallback </w:t>
+      </w:r>
+    </w:p>
+    <w:p>
+      <w:r>
+        <w:rPr>
+          <w:b/>
+        </w:rPr>
+        <w:t xml:space="preserve">mc:AlternateContent in a traversal.  </w:t>
+      </w:r>
+      <w:r>
+        <w:t xml:space="preserve">Since docx4j 17.1.1 a TraversalUtil walk visits one branch of each mc:AlternateContent by default, the branch docx4j draws (McMode.READ), so a text box's paragraphs are visited once, not once as the wps shape and again as its VML fallback.  A callback which edits the document (find and replace, field update, anything whose result must reach every reader) should ask for every branch with McMode.ALL, through the TraversalUtil constructor or visit overload which takes a mode, or CallbackImpl.setMcMode; docx4j's own binding, field, merge and TOC code does so.  Before 17.1.1 every walk saw every branch.</w:t>
       </w:r>
     </w:p>
     <w:p/>
@@ -34495,6 +34493,11 @@
       </w:pPr>
       <w:r>
         <w:t>which marshals the object it is passed via a SAX ContentHandler, in order to output the text to the Writer.</w:t>
+      </w:r>
+    </w:p>
+    <w:p>
+      <w:r>
+        <w:t xml:space="preserve">Since docx4j 17.1.1 the text of one branch of each mc:AlternateContent is written, the branch docx4j draws, so a text box's text appears once; before that, both branches' text was written.</w:t>
       </w:r>
     </w:p>
     <w:p>
@@ -48760,7 +48763,7 @@
 </file>
 
 <file path=customXml/item2.xml><?xml version="1.0" encoding="utf-8"?>
-<b:Sources xmlns:w="http://schemas.openxmlformats.org/wordprocessingml/2006/main" xmlns:w14="http://schemas.microsoft.com/office/word/2010/wordml" xmlns:w15="http://schemas.microsoft.com/office/word/2012/wordml" xmlns:r="http://schemas.openxmlformats.org/officeDocument/2006/relationships" xmlns:m="http://schemas.openxmlformats.org/officeDocument/2006/math" xmlns:wp="http://schemas.openxmlformats.org/drawingml/2006/wordprocessingDrawing" xmlns:a="http://schemas.openxmlformats.org/drawingml/2006/main" xmlns:wp14="http://schemas.microsoft.com/office/word/2010/wordprocessingDrawing" xmlns:mc="http://schemas.openxmlformats.org/markup-compatibility/2006" xmlns:a14="http://schemas.microsoft.com/office/drawing/2010/main" xmlns:sl="http://schemas.openxmlformats.org/schemaLibrary/2006/main" xmlns:wne="http://schemas.microsoft.com/office/word/2006/wordml" xmlns:c="http://schemas.openxmlformats.org/drawingml/2006/chart" xmlns:cdr="http://schemas.openxmlformats.org/drawingml/2006/chartDrawing" xmlns:c14="http://schemas.microsoft.com/office/drawing/2007/8/2/chart" xmlns:dgm="http://schemas.openxmlformats.org/drawingml/2006/diagram" xmlns:pic="http://schemas.openxmlformats.org/drawingml/2006/picture" xmlns:xdr="http://schemas.openxmlformats.org/drawingml/2006/spreadsheetDrawing" xmlns:dsp="http://schemas.microsoft.com/office/drawing/2008/diagram" xmlns:o="urn:schemas-microsoft-com:office:office" xmlns:v="urn:schemas-microsoft-com:vml" xmlns:w10="urn:schemas-microsoft-com:office:word" xmlns:xvml="urn:schemas-microsoft-com:office:excel" xmlns:pvml="urn:schemas-microsoft-com:office:powerpoint" xmlns:ns25="urn:docx4j:vml:root" xmlns:cppr="http://schemas.microsoft.com/office/2006/coverPageProps" xmlns:odx="http://opendope.org/xpaths" xmlns:odc="http://opendope.org/conditions" xmlns:odq="http://opendope.org/questions" xmlns:oda="http://opendope.org/answers" xmlns:odi="http://opendope.org/components" xmlns:odgm="http://opendope.org/SmartArt/DataHierarchy" xmlns:b="http://schemas.openxmlformats.org/officeDocument/2006/bibliography" xmlns:msink="http://schemas.microsoft.com/ink/2010/main" xmlns:cdr14="http://schemas.microsoft.com/office/drawing/2010/chartDrawing" xmlns:c15="http://schemas.microsoft.com/office/drawing/2012/chart" xmlns:cs="http://schemas.microsoft.com/office/drawing/2012/chartStyle" xmlns:ns38="http://www.w3.org/1998/Math/MathML" xmlns:ns39="http://www.w3.org/2003/InkML" xmlns:a13cmd="http://schemas.microsoft.com/office/drawing/2013/main/command" xmlns:cx="http://schemas.microsoft.com/office/drawing/2014/chartex" xmlns:c16="http://schemas.microsoft.com/office/drawing/2014/chart" xmlns:dgm1611="http://schemas.microsoft.com/office/drawing/2016/11/diagram" xmlns:c173="http://schemas.microsoft.com/office/drawing/2017/03/chart" xmlns:am3d="http://schemas.microsoft.com/office/drawing/2017/model3d" xmlns:an18="http://schemas.microsoft.com/office/drawing/2018/animation" xmlns:anam3d="http://schemas.microsoft.com/office/drawing/2018/animation/model3d" xmlns:iact="http://schemas.microsoft.com/office/powerpoint/2014/inkAction" xmlns:thm15="http://schemas.microsoft.com/office/thememl/2012/main" xmlns:wps="http://schemas.microsoft.com/office/word/2010/wordprocessingShape" xmlns:wpc="http://schemas.microsoft.com/office/word/2010/wordprocessingCanvas" xmlns:wpg="http://schemas.microsoft.com/office/word/2010/wordprocessingGroup" xmlns:w16se="http://schemas.microsoft.com/office/word/2015/wordml/symex" xmlns:w16cid="http://schemas.microsoft.com/office/word/2016/wordml/cid" xmlns:wetp="http://schemas.microsoft.com/office/webextensions/taskpanes/2010/11" xmlns:we="http://schemas.microsoft.com/office/webextensions/webextension/2010/11" xmlns:comp="http://schemas.openxmlformats.org/drawingml/2006/compatibility" xmlns:lc="http://schemas.openxmlformats.org/drawingml/2006/lockedCanvas" xmlns:dgm14="http://schemas.microsoft.com/office/drawing/2010/diagram" xmlns:a15="http://schemas.microsoft.com/office/drawing/2012/main" xmlns:pic14="http://schemas.microsoft.com/office/drawing/2010/picture" xmlns:c16ac="http://schemas.microsoft.com/office/drawing/2014/chart/ac" xmlns:a16="http://schemas.microsoft.com/office/drawing/2014/main" xmlns:a1611="http://schemas.microsoft.com/office/drawing/2016/11/main" xmlns:dgm1612="http://schemas.microsoft.com/office/drawing/2016/12/diagram" xmlns:a16svg="http://schemas.microsoft.com/office/drawing/2016/SVG/main" xmlns:adec="http://schemas.microsoft.com/office/drawing/2017/decorative" xmlns:a18hc="http://schemas.microsoft.com/office/drawing/2018/hyperlinkcolor" xmlns:wp15="http://schemas.microsoft.com/office/word/2012/wordprocessingDrawing" SelectedStyle="\APA.XSL" StyleName="APA"/>
+<b:Sources xmlns:m="http://schemas.openxmlformats.org/officeDocument/2006/math" xmlns:w="http://schemas.openxmlformats.org/wordprocessingml/2006/main" xmlns:w14="http://schemas.microsoft.com/office/word/2010/wordml" xmlns:r="http://schemas.openxmlformats.org/officeDocument/2006/relationships" xmlns:wp="http://schemas.openxmlformats.org/drawingml/2006/wordprocessingDrawing" xmlns:a="http://schemas.openxmlformats.org/drawingml/2006/main" xmlns:wp14="http://schemas.microsoft.com/office/word/2010/wordprocessingDrawing" xmlns:mc="http://schemas.openxmlformats.org/markup-compatibility/2006" xmlns:w15="http://schemas.microsoft.com/office/word/2012/wordml" xmlns:a14="http://schemas.microsoft.com/office/drawing/2010/main" xmlns:sl="http://schemas.openxmlformats.org/schemaLibrary/2006/main" xmlns:wne="http://schemas.microsoft.com/office/word/2006/wordml" xmlns:c="http://schemas.openxmlformats.org/drawingml/2006/chart" xmlns:cdr="http://schemas.openxmlformats.org/drawingml/2006/chartDrawing" xmlns:c14="http://schemas.microsoft.com/office/drawing/2007/8/2/chart" xmlns:dgm="http://schemas.openxmlformats.org/drawingml/2006/diagram" xmlns:pic="http://schemas.openxmlformats.org/drawingml/2006/picture" xmlns:xdr="http://schemas.openxmlformats.org/drawingml/2006/spreadsheetDrawing" xmlns:dsp="http://schemas.microsoft.com/office/drawing/2008/diagram" xmlns:o="urn:schemas-microsoft-com:office:office" xmlns:v="urn:schemas-microsoft-com:vml" xmlns:w10="urn:schemas-microsoft-com:office:word" xmlns:xvml="urn:schemas-microsoft-com:office:excel" xmlns:pvml="urn:schemas-microsoft-com:office:powerpoint" xmlns:ns25="urn:docx4j:vml:root" xmlns:cppr="http://schemas.microsoft.com/office/2006/coverPageProps" xmlns:odx="http://opendope.org/xpaths" xmlns:odc="http://opendope.org/conditions" xmlns:odq="http://opendope.org/questions" xmlns:oda="http://opendope.org/answers" xmlns:odi="http://opendope.org/components" xmlns:odgm="http://opendope.org/SmartArt/DataHierarchy" xmlns:b="http://schemas.openxmlformats.org/officeDocument/2006/bibliography" xmlns:msink="http://schemas.microsoft.com/ink/2010/main" xmlns:cdr14="http://schemas.microsoft.com/office/drawing/2010/chartDrawing" xmlns:c15="http://schemas.microsoft.com/office/drawing/2012/chart" xmlns:cs="http://schemas.microsoft.com/office/drawing/2012/chartStyle" xmlns:ns38="http://www.w3.org/1998/Math/MathML" xmlns:ns39="http://www.w3.org/2003/InkML" xmlns:a13cmd="http://schemas.microsoft.com/office/drawing/2013/main/command" xmlns:cx="http://schemas.microsoft.com/office/drawing/2014/chartex" xmlns:c16="http://schemas.microsoft.com/office/drawing/2014/chart" xmlns:dgm1611="http://schemas.microsoft.com/office/drawing/2016/11/diagram" xmlns:c173="http://schemas.microsoft.com/office/drawing/2017/03/chart" xmlns:am3d="http://schemas.microsoft.com/office/drawing/2017/model3d" xmlns:an18="http://schemas.microsoft.com/office/drawing/2018/animation" xmlns:anam3d="http://schemas.microsoft.com/office/drawing/2018/animation/model3d" xmlns:iact="http://schemas.microsoft.com/office/powerpoint/2014/inkAction" xmlns:thm15="http://schemas.microsoft.com/office/thememl/2012/main" xmlns:wps="http://schemas.microsoft.com/office/word/2010/wordprocessingShape" xmlns:wpc="http://schemas.microsoft.com/office/word/2010/wordprocessingCanvas" xmlns:wpg="http://schemas.microsoft.com/office/word/2010/wordprocessingGroup" xmlns:w16se="http://schemas.microsoft.com/office/word/2015/wordml/symex" xmlns:w16cid="http://schemas.microsoft.com/office/word/2016/wordml/cid" xmlns:w16="http://schemas.microsoft.com/office/word/2018/wordml" xmlns:w16cex="http://schemas.microsoft.com/office/word/2018/wordml/cex" xmlns:wetp="http://schemas.microsoft.com/office/webextensions/taskpanes/2010/11" xmlns:we="http://schemas.microsoft.com/office/webextensions/webextension/2010/11" xmlns:comp="http://schemas.openxmlformats.org/drawingml/2006/compatibility" xmlns:lc="http://schemas.openxmlformats.org/drawingml/2006/lockedCanvas" xmlns:dgm14="http://schemas.microsoft.com/office/drawing/2010/diagram" xmlns:a15="http://schemas.microsoft.com/office/drawing/2012/main" xmlns:pic14="http://schemas.microsoft.com/office/drawing/2010/picture" xmlns:c16ac="http://schemas.microsoft.com/office/drawing/2014/chart/ac" xmlns:a16="http://schemas.microsoft.com/office/drawing/2014/main" xmlns:a1611="http://schemas.microsoft.com/office/drawing/2016/11/main" xmlns:dgm1612="http://schemas.microsoft.com/office/drawing/2016/12/diagram" xmlns:a16svg="http://schemas.microsoft.com/office/drawing/2016/SVG/main" xmlns:adec="http://schemas.microsoft.com/office/drawing/2017/decorative" xmlns:a18hc="http://schemas.microsoft.com/office/drawing/2018/hyperlinkcolor" xmlns:wp15="http://schemas.microsoft.com/office/word/2012/wordprocessingDrawing" SelectedStyle="\APA.XSL" StyleName="APA"/>
 </file>
 
 <file path=customXml/item3.xml><?xml version="1.0" encoding="utf-8"?>
@@ -48768,7 +48771,7 @@
 </file>
 
 <file path=customXml/item4.xml><?xml version="1.0" encoding="utf-8"?>
-<b:Sources xmlns:w="http://schemas.openxmlformats.org/wordprocessingml/2006/main" xmlns:w14="http://schemas.microsoft.com/office/word/2010/wordml" xmlns:w15="http://schemas.microsoft.com/office/word/2012/wordml" xmlns:r="http://schemas.openxmlformats.org/officeDocument/2006/relationships" xmlns:m="http://schemas.openxmlformats.org/officeDocument/2006/math" xmlns:wp="http://schemas.openxmlformats.org/drawingml/2006/wordprocessingDrawing" xmlns:a="http://schemas.openxmlformats.org/drawingml/2006/main" xmlns:wp14="http://schemas.microsoft.com/office/word/2010/wordprocessingDrawing" xmlns:mc="http://schemas.openxmlformats.org/markup-compatibility/2006" xmlns:a14="http://schemas.microsoft.com/office/drawing/2010/main" xmlns:sl="http://schemas.openxmlformats.org/schemaLibrary/2006/main" xmlns:wne="http://schemas.microsoft.com/office/word/2006/wordml" xmlns:c="http://schemas.openxmlformats.org/drawingml/2006/chart" xmlns:cdr="http://schemas.openxmlformats.org/drawingml/2006/chartDrawing" xmlns:c14="http://schemas.microsoft.com/office/drawing/2007/8/2/chart" xmlns:dgm="http://schemas.openxmlformats.org/drawingml/2006/diagram" xmlns:pic="http://schemas.openxmlformats.org/drawingml/2006/picture" xmlns:xdr="http://schemas.openxmlformats.org/drawingml/2006/spreadsheetDrawing" xmlns:dsp="http://schemas.microsoft.com/office/drawing/2008/diagram" xmlns:o="urn:schemas-microsoft-com:office:office" xmlns:v="urn:schemas-microsoft-com:vml" xmlns:w10="urn:schemas-microsoft-com:office:word" xmlns:xvml="urn:schemas-microsoft-com:office:excel" xmlns:pvml="urn:schemas-microsoft-com:office:powerpoint" xmlns:ns25="urn:docx4j:vml:root" xmlns:cppr="http://schemas.microsoft.com/office/2006/coverPageProps" xmlns:odx="http://opendope.org/xpaths" xmlns:odc="http://opendope.org/conditions" xmlns:odq="http://opendope.org/questions" xmlns:oda="http://opendope.org/answers" xmlns:odi="http://opendope.org/components" xmlns:odgm="http://opendope.org/SmartArt/DataHierarchy" xmlns:b="http://schemas.openxmlformats.org/officeDocument/2006/bibliography" xmlns:msink="http://schemas.microsoft.com/ink/2010/main" xmlns:cdr14="http://schemas.microsoft.com/office/drawing/2010/chartDrawing" xmlns:c15="http://schemas.microsoft.com/office/drawing/2012/chart" xmlns:cs="http://schemas.microsoft.com/office/drawing/2012/chartStyle" xmlns:ns38="http://www.w3.org/1998/Math/MathML" xmlns:ns39="http://www.w3.org/2003/InkML" xmlns:a13cmd="http://schemas.microsoft.com/office/drawing/2013/main/command" xmlns:cx="http://schemas.microsoft.com/office/drawing/2014/chartex" xmlns:c16="http://schemas.microsoft.com/office/drawing/2014/chart" xmlns:dgm1611="http://schemas.microsoft.com/office/drawing/2016/11/diagram" xmlns:c173="http://schemas.microsoft.com/office/drawing/2017/03/chart" xmlns:am3d="http://schemas.microsoft.com/office/drawing/2017/model3d" xmlns:an18="http://schemas.microsoft.com/office/drawing/2018/animation" xmlns:anam3d="http://schemas.microsoft.com/office/drawing/2018/animation/model3d" xmlns:iact="http://schemas.microsoft.com/office/powerpoint/2014/inkAction" xmlns:thm15="http://schemas.microsoft.com/office/thememl/2012/main" xmlns:wps="http://schemas.microsoft.com/office/word/2010/wordprocessingShape" xmlns:wpc="http://schemas.microsoft.com/office/word/2010/wordprocessingCanvas" xmlns:wpg="http://schemas.microsoft.com/office/word/2010/wordprocessingGroup" xmlns:w16se="http://schemas.microsoft.com/office/word/2015/wordml/symex" xmlns:w16cid="http://schemas.microsoft.com/office/word/2016/wordml/cid" xmlns:wetp="http://schemas.microsoft.com/office/webextensions/taskpanes/2010/11" xmlns:we="http://schemas.microsoft.com/office/webextensions/webextension/2010/11" xmlns:comp="http://schemas.openxmlformats.org/drawingml/2006/compatibility" xmlns:lc="http://schemas.openxmlformats.org/drawingml/2006/lockedCanvas" xmlns:dgm14="http://schemas.microsoft.com/office/drawing/2010/diagram" xmlns:a15="http://schemas.microsoft.com/office/drawing/2012/main" xmlns:pic14="http://schemas.microsoft.com/office/drawing/2010/picture" xmlns:c16ac="http://schemas.microsoft.com/office/drawing/2014/chart/ac" xmlns:a16="http://schemas.microsoft.com/office/drawing/2014/main" xmlns:a1611="http://schemas.microsoft.com/office/drawing/2016/11/main" xmlns:dgm1612="http://schemas.microsoft.com/office/drawing/2016/12/diagram" xmlns:a16svg="http://schemas.microsoft.com/office/drawing/2016/SVG/main" xmlns:adec="http://schemas.microsoft.com/office/drawing/2017/decorative" xmlns:a18hc="http://schemas.microsoft.com/office/drawing/2018/hyperlinkcolor" xmlns:wp15="http://schemas.microsoft.com/office/word/2012/wordprocessingDrawing" SelectedStyle="\APA.XSL" StyleName="APA"/>
+<b:Sources xmlns:m="http://schemas.openxmlformats.org/officeDocument/2006/math" xmlns:w="http://schemas.openxmlformats.org/wordprocessingml/2006/main" xmlns:w14="http://schemas.microsoft.com/office/word/2010/wordml" xmlns:r="http://schemas.openxmlformats.org/officeDocument/2006/relationships" xmlns:wp="http://schemas.openxmlformats.org/drawingml/2006/wordprocessingDrawing" xmlns:a="http://schemas.openxmlformats.org/drawingml/2006/main" xmlns:wp14="http://schemas.microsoft.com/office/word/2010/wordprocessingDrawing" xmlns:mc="http://schemas.openxmlformats.org/markup-compatibility/2006" xmlns:w15="http://schemas.microsoft.com/office/word/2012/wordml" xmlns:a14="http://schemas.microsoft.com/office/drawing/2010/main" xmlns:sl="http://schemas.openxmlformats.org/schemaLibrary/2006/main" xmlns:wne="http://schemas.microsoft.com/office/word/2006/wordml" xmlns:c="http://schemas.openxmlformats.org/drawingml/2006/chart" xmlns:cdr="http://schemas.openxmlformats.org/drawingml/2006/chartDrawing" xmlns:c14="http://schemas.microsoft.com/office/drawing/2007/8/2/chart" xmlns:dgm="http://schemas.openxmlformats.org/drawingml/2006/diagram" xmlns:pic="http://schemas.openxmlformats.org/drawingml/2006/picture" xmlns:xdr="http://schemas.openxmlformats.org/drawingml/2006/spreadsheetDrawing" xmlns:dsp="http://schemas.microsoft.com/office/drawing/2008/diagram" xmlns:o="urn:schemas-microsoft-com:office:office" xmlns:v="urn:schemas-microsoft-com:vml" xmlns:w10="urn:schemas-microsoft-com:office:word" xmlns:xvml="urn:schemas-microsoft-com:office:excel" xmlns:pvml="urn:schemas-microsoft-com:office:powerpoint" xmlns:ns25="urn:docx4j:vml:root" xmlns:cppr="http://schemas.microsoft.com/office/2006/coverPageProps" xmlns:odx="http://opendope.org/xpaths" xmlns:odc="http://opendope.org/conditions" xmlns:odq="http://opendope.org/questions" xmlns:oda="http://opendope.org/answers" xmlns:odi="http://opendope.org/components" xmlns:odgm="http://opendope.org/SmartArt/DataHierarchy" xmlns:b="http://schemas.openxmlformats.org/officeDocument/2006/bibliography" xmlns:msink="http://schemas.microsoft.com/ink/2010/main" xmlns:cdr14="http://schemas.microsoft.com/office/drawing/2010/chartDrawing" xmlns:c15="http://schemas.microsoft.com/office/drawing/2012/chart" xmlns:cs="http://schemas.microsoft.com/office/drawing/2012/chartStyle" xmlns:ns38="http://www.w3.org/1998/Math/MathML" xmlns:ns39="http://www.w3.org/2003/InkML" xmlns:a13cmd="http://schemas.microsoft.com/office/drawing/2013/main/command" xmlns:cx="http://schemas.microsoft.com/office/drawing/2014/chartex" xmlns:c16="http://schemas.microsoft.com/office/drawing/2014/chart" xmlns:dgm1611="http://schemas.microsoft.com/office/drawing/2016/11/diagram" xmlns:c173="http://schemas.microsoft.com/office/drawing/2017/03/chart" xmlns:am3d="http://schemas.microsoft.com/office/drawing/2017/model3d" xmlns:an18="http://schemas.microsoft.com/office/drawing/2018/animation" xmlns:anam3d="http://schemas.microsoft.com/office/drawing/2018/animation/model3d" xmlns:iact="http://schemas.microsoft.com/office/powerpoint/2014/inkAction" xmlns:thm15="http://schemas.microsoft.com/office/thememl/2012/main" xmlns:wps="http://schemas.microsoft.com/office/word/2010/wordprocessingShape" xmlns:wpc="http://schemas.microsoft.com/office/word/2010/wordprocessingCanvas" xmlns:wpg="http://schemas.microsoft.com/office/word/2010/wordprocessingGroup" xmlns:w16se="http://schemas.microsoft.com/office/word/2015/wordml/symex" xmlns:w16cid="http://schemas.microsoft.com/office/word/2016/wordml/cid" xmlns:w16="http://schemas.microsoft.com/office/word/2018/wordml" xmlns:w16cex="http://schemas.microsoft.com/office/word/2018/wordml/cex" xmlns:wetp="http://schemas.microsoft.com/office/webextensions/taskpanes/2010/11" xmlns:we="http://schemas.microsoft.com/office/webextensions/webextension/2010/11" xmlns:comp="http://schemas.openxmlformats.org/drawingml/2006/compatibility" xmlns:lc="http://schemas.openxmlformats.org/drawingml/2006/lockedCanvas" xmlns:dgm14="http://schemas.microsoft.com/office/drawing/2010/diagram" xmlns:a15="http://schemas.microsoft.com/office/drawing/2012/main" xmlns:pic14="http://schemas.microsoft.com/office/drawing/2010/picture" xmlns:c16ac="http://schemas.microsoft.com/office/drawing/2014/chart/ac" xmlns:a16="http://schemas.microsoft.com/office/drawing/2014/main" xmlns:a1611="http://schemas.microsoft.com/office/drawing/2016/11/main" xmlns:dgm1612="http://schemas.microsoft.com/office/drawing/2016/12/diagram" xmlns:a16svg="http://schemas.microsoft.com/office/drawing/2016/SVG/main" xmlns:adec="http://schemas.microsoft.com/office/drawing/2017/decorative" xmlns:a18hc="http://schemas.microsoft.com/office/drawing/2018/hyperlinkcolor" xmlns:wp15="http://schemas.microsoft.com/office/word/2012/wordprocessingDrawing" SelectedStyle="\APA.XSL" StyleName="APA"/>
 </file>
 
 <file path=customXml/item5.xml><?xml version="1.0" encoding="utf-8"?>

--- a/docs/Docx4j_GettingStarted.docx
+++ b/docs/Docx4j_GettingStarted.docx
@@ -2,7 +2,7 @@
 <file path=word/document.xml><?xml version="1.0" encoding="utf-8"?>
 <w:document xmlns:m="http://schemas.openxmlformats.org/officeDocument/2006/math" xmlns:w="http://schemas.openxmlformats.org/wordprocessingml/2006/main" xmlns:w14="http://schemas.microsoft.com/office/word/2010/wordml" xmlns:r="http://schemas.openxmlformats.org/officeDocument/2006/relationships" xmlns:wp="http://schemas.openxmlformats.org/drawingml/2006/wordprocessingDrawing" xmlns:a="http://schemas.openxmlformats.org/drawingml/2006/main" xmlns:wp14="http://schemas.microsoft.com/office/word/2010/wordprocessingDrawing" xmlns:mc="http://schemas.openxmlformats.org/markup-compatibility/2006" xmlns:w15="http://schemas.microsoft.com/office/word/2012/wordml" xmlns:a14="http://schemas.microsoft.com/office/drawing/2010/main" xmlns:sl="http://schemas.openxmlformats.org/schemaLibrary/2006/main" xmlns:wne="http://schemas.microsoft.com/office/word/2006/wordml" xmlns:c="http://schemas.openxmlformats.org/drawingml/2006/chart" xmlns:cdr="http://schemas.openxmlformats.org/drawingml/2006/chartDrawing" xmlns:c14="http://schemas.microsoft.com/office/drawing/2007/8/2/chart" xmlns:dgm="http://schemas.openxmlformats.org/drawingml/2006/diagram" xmlns:pic="http://schemas.openxmlformats.org/drawingml/2006/picture" xmlns:xdr="http://schemas.openxmlformats.org/drawingml/2006/spreadsheetDrawing" xmlns:dsp="http://schemas.microsoft.com/office/drawing/2008/diagram" xmlns:o="urn:schemas-microsoft-com:office:office" xmlns:v="urn:schemas-microsoft-com:vml" xmlns:w10="urn:schemas-microsoft-com:office:word" xmlns:xvml="urn:schemas-microsoft-com:office:excel" xmlns:pvml="urn:schemas-microsoft-com:office:powerpoint" xmlns:ns25="urn:docx4j:vml:root" xmlns:cppr="http://schemas.microsoft.com/office/2006/coverPageProps" xmlns:odx="http://opendope.org/xpaths" xmlns:odc="http://opendope.org/conditions" xmlns:odq="http://opendope.org/questions" xmlns:oda="http://opendope.org/answers" xmlns:odi="http://opendope.org/components" xmlns:odgm="http://opendope.org/SmartArt/DataHierarchy" xmlns:b="http://schemas.openxmlformats.org/officeDocument/2006/bibliography" xmlns:msink="http://schemas.microsoft.com/ink/2010/main" xmlns:cdr14="http://schemas.microsoft.com/office/drawing/2010/chartDrawing" xmlns:c15="http://schemas.microsoft.com/office/drawing/2012/chart" xmlns:cs="http://schemas.microsoft.com/office/drawing/2012/chartStyle" xmlns:ns38="http://www.w3.org/1998/Math/MathML" xmlns:ns39="http://www.w3.org/2003/InkML" xmlns:a13cmd="http://schemas.microsoft.com/office/drawing/2013/main/command" xmlns:cx="http://schemas.microsoft.com/office/drawing/2014/chartex" xmlns:c16="http://schemas.microsoft.com/office/drawing/2014/chart" xmlns:dgm1611="http://schemas.microsoft.com/office/drawing/2016/11/diagram" xmlns:c173="http://schemas.microsoft.com/office/drawing/2017/03/chart" xmlns:am3d="http://schemas.microsoft.com/office/drawing/2017/model3d" xmlns:an18="http://schemas.microsoft.com/office/drawing/2018/animation" xmlns:anam3d="http://schemas.microsoft.com/office/drawing/2018/animation/model3d" xmlns:iact="http://schemas.microsoft.com/office/powerpoint/2014/inkAction" xmlns:thm15="http://schemas.microsoft.com/office/thememl/2012/main" xmlns:wps="http://schemas.microsoft.com/office/word/2010/wordprocessingShape" xmlns:wpc="http://schemas.microsoft.com/office/word/2010/wordprocessingCanvas" xmlns:wpg="http://schemas.microsoft.com/office/word/2010/wordprocessingGroup" xmlns:w16se="http://schemas.microsoft.com/office/word/2015/wordml/symex" xmlns:w16cid="http://schemas.microsoft.com/office/word/2016/wordml/cid" xmlns:w16="http://schemas.microsoft.com/office/word/2018/wordml" xmlns:w16cex="http://schemas.microsoft.com/office/word/2018/wordml/cex" xmlns:wetp="http://schemas.microsoft.com/office/webextensions/taskpanes/2010/11" xmlns:we="http://schemas.microsoft.com/office/webextensions/webextension/2010/11" xmlns:comp="http://schemas.openxmlformats.org/drawingml/2006/compatibility" xmlns:lc="http://schemas.openxmlformats.org/drawingml/2006/lockedCanvas" xmlns:dgm14="http://schemas.microsoft.com/office/drawing/2010/diagram" xmlns:a15="http://schemas.microsoft.com/office/drawing/2012/main" xmlns:pic14="http://schemas.microsoft.com/office/drawing/2010/picture" xmlns:c16ac="http://schemas.microsoft.com/office/drawing/2014/chart/ac" xmlns:a16="http://schemas.microsoft.com/office/drawing/2014/main" xmlns:a1611="http://schemas.microsoft.com/office/drawing/2016/11/main" xmlns:dgm1612="http://schemas.microsoft.com/office/drawing/2016/12/diagram" xmlns:a16svg="http://schemas.microsoft.com/office/drawing/2016/SVG/main" xmlns:adec="http://schemas.microsoft.com/office/drawing/2017/decorative" xmlns:a18hc="http://schemas.microsoft.com/office/drawing/2018/hyperlinkcolor" xmlns:wp15="http://schemas.microsoft.com/office/word/2012/wordprocessingDrawing" xmlns:w16sdtfl="http://schemas.microsoft.com/office/word/2024/wordml/sdtformatlock" xmlns:w16sdtdh="http://schemas.microsoft.com/office/word/2020/wordml/sdtdatahash" xmlns:w16du="http://schemas.microsoft.com/office/word/2023/wordml/word16du" mc:Ignorable="w14 w15 w16se w16cid w16 w16cex w16sdtdh w16sdtfl w16du wp14">
   <w:body>
-    <!-- Modified by docx4j 17.1.1-SNAPSHOT (Apache licensed) using REFERENCE JAXB in Arch Linux Java 21.0.12 on Linux -->
+    <!-- Modified by docx4j 17.2.0-SNAPSHOT (Apache licensed) using REFERENCE JAXB in Arch Linux Java 21.0.12 on Linux -->
     <w:p>
       <w:pPr>
         <w:pStyle w:val="Title"/>
@@ -9502,7 +9502,7 @@
         <w:t xml:space="preserve">Markup compatibility (mc:AlternateContent).  </w:t>
       </w:r>
       <w:r>
-        <w:t xml:space="preserve">Word writes some content twice: an mc:Choice for a reader which understands the newer namespace, and an mc:Fallback for one which does not.  A text box is a wps shape with a VML fallback; an equation on a PowerPoint slide is an a14 shape with a picture fallback.  Since docx4j 17.1.1 the whole element is kept at load wherever Word writes it, and written back with both branches, so a document you save says the same thing to every reader.  When docx4j draws, walks or extracts text, it takes one branch: the first mc:Choice whose Requires prefixes are all named in the docx4j.jaxb.mc.preferChoice property, otherwise the mc:Fallback.  The property is empty by default, so docx4j draws the fallback (what the producer wrote for a reader which understands nothing extra); set it, for example to wps, or to a14 for PowerPoint equations, to draw the choice instead.  The rule lives in org.docx4j.jaxb.McSelection.</w:t>
+        <w:t xml:space="preserve">Word writes some content twice: an mc:Choice for a reader which understands the newer namespace, and an mc:Fallback for one which does not.  A text box is a wps shape with a VML fallback; an equation on a PowerPoint slide is an a14 shape with a picture fallback.  Since docx4j 17.2.0 the whole element is kept at load wherever Word writes it, and written back with both branches, so a document you save says the same thing to every reader.  When docx4j draws, walks or extracts text, it takes one branch: the first mc:Choice whose Requires prefixes are all named in the docx4j.jaxb.mc.preferChoice property, otherwise the mc:Fallback.  The property is empty by default, so docx4j draws the fallback (what the producer wrote for a reader which understands nothing extra); set it, for example to wps, or to a14 for PowerPoint equations, to draw the choice instead.  The rule lives in org.docx4j.jaxb.McSelection.</w:t>
       </w:r>
     </w:p>
     <w:p>
@@ -23890,7 +23890,7 @@
         <w:t xml:space="preserve">mc:AlternateContent in a traversal.  </w:t>
       </w:r>
       <w:r>
-        <w:t xml:space="preserve">Since docx4j 17.1.1 a TraversalUtil walk visits one branch of each mc:AlternateContent by default, the branch docx4j draws (McMode.READ), so a text box's paragraphs are visited once, not once as the wps shape and again as its VML fallback.  A callback which edits the document (find and replace, field update, anything whose result must reach every reader) should ask for every branch with McMode.ALL, through the TraversalUtil constructor or visit overload which takes a mode, or CallbackImpl.setMcMode; docx4j's own binding, field, merge and TOC code does so.  Before 17.1.1 every walk saw every branch.</w:t>
+        <w:t xml:space="preserve">Since docx4j 17.2.0 a TraversalUtil walk visits one branch of each mc:AlternateContent by default, the branch docx4j draws (McMode.READ), so a text box's paragraphs are visited once, not once as the wps shape and again as its VML fallback.  A callback which edits the document (find and replace, field update, anything whose result must reach every reader) should ask for every branch with McMode.ALL, through the TraversalUtil constructor or visit overload which takes a mode, or CallbackImpl.setMcMode; docx4j's own binding, field, merge and TOC code does so.  Before 17.2.0 every walk saw every branch.</w:t>
       </w:r>
     </w:p>
     <w:p/>
@@ -34497,7 +34497,7 @@
     </w:p>
     <w:p>
       <w:r>
-        <w:t xml:space="preserve">Since docx4j 17.1.1 the text of one branch of each mc:AlternateContent is written, the branch docx4j draws, so a text box's text appears once; before that, both branches' text was written.</w:t>
+        <w:t xml:space="preserve">Since docx4j 17.2.0 the text of one branch of each mc:AlternateContent is written, the branch docx4j draws, so a text box's text appears once; before that, both branches' text was written.</w:t>
       </w:r>
     </w:p>
     <w:p>
@@ -39183,7 +39183,7 @@
         <w:t xml:space="preserve"> jar </w:t>
       </w:r>
       <w:r>
-        <w:t xml:space="preserve"> for Aptos and Aptos Display substitutes (Akasia, Intos Display; from 17.1.1)</w:t>
+        <w:t xml:space="preserve"> for Aptos and Aptos Display substitutes (Akasia, Intos Display; from 17.2.0)</w:t>
       </w:r>
     </w:p>
     <w:p>
@@ -41958,7 +41958,7 @@
         <w:t>font packages.</w:t>
       </w:r>
       <w:r>
-        <w:t xml:space="preserve"> For the 2023 theme, Akasia (for Aptos) and Intos Display (for Aptos Display) are metrically compatible and are packaged in docx4j-export-fo-fonts-theme2023 (from docx4j 17.1.1).</w:t>
+        <w:t xml:space="preserve"> For the 2023 theme, Akasia (for Aptos) and Intos Display (for Aptos Display) are metrically compatible and are packaged in docx4j-export-fo-fonts-theme2023 (from docx4j 17.2.0).</w:t>
       </w:r>
     </w:p>
     <w:p>
@@ -42545,7 +42545,7 @@
         </w:numPr>
       </w:pPr>
       <w:r>
-        <w:t xml:space="preserve">docx4j-export-fo-fonts-theme2023 // Akasia and Intos Display for Aptos and Aptos Display (from 17.1.1)</w:t>
+        <w:t xml:space="preserve">docx4j-export-fo-fonts-theme2023 // Akasia and Intos Display for Aptos and Aptos Display (from 17.2.0)</w:t>
       </w:r>
     </w:p>
     <w:p>
@@ -42587,12 +42587,12 @@
     </w:p>
     <w:p>
       <w:r>
-        <w:t xml:space="preserve">Since late 2023 the default theme of Microsoft 365 sets headings in Aptos Display and body text in Aptos. A document that has no theme part of its own (docx4j-created documents before 17.1.1 had none) is set by Word in the fonts of Word’s current default theme, which for Microsoft 365 means Aptos.</w:t>
-      </w:r>
-    </w:p>
-    <w:p>
-      <w:r>
-        <w:t xml:space="preserve">From docx4j 17.1.1 the property docx4j.fonts.defaultTheme says which default theme docx4j assumes: 2023 (the default: Aptos Display / Aptos), 2013 (Calibri Light / Calibri, Office 2013 to 2022) or 2007 (Cambria / Calibri). It decides two things: the theme fonts docx4j resolves for a document with no theme part, and the theme part WordprocessingMLPackage.createPackage adds to a new document, so that a document docx4j creates asks for the same fonts wherever it is opened.</w:t>
+        <w:t xml:space="preserve">Since late 2023 the default theme of Microsoft 365 sets headings in Aptos Display and body text in Aptos. A document that has no theme part of its own (docx4j-created documents before 17.2.0 had none) is set by Word in the fonts of Word’s current default theme, which for Microsoft 365 means Aptos.</w:t>
+      </w:r>
+    </w:p>
+    <w:p>
+      <w:r>
+        <w:t xml:space="preserve">From docx4j 17.2.0 the property docx4j.fonts.defaultTheme says which default theme docx4j assumes: 2023 (the default: Aptos Display / Aptos), 2013 (Calibri Light / Calibri, Office 2013 to 2022) or 2007 (Cambria / Calibri). It decides two things: the theme fonts docx4j resolves for a document with no theme part, and the theme part WordprocessingMLPackage.createPackage adds to a new document, so that a document docx4j creates asks for the same fonts wherever it is opened.</w:t>
       </w:r>
     </w:p>
     <w:p>

--- a/docs/Docx4j_GettingStarted.docx
+++ b/docs/Docx4j_GettingStarted.docx
@@ -1,6 +1,6 @@
 
 <file path=word/document.xml><?xml version="1.0" encoding="utf-8"?>
-<w:document xmlns:m="http://schemas.openxmlformats.org/officeDocument/2006/math" xmlns:w="http://schemas.openxmlformats.org/wordprocessingml/2006/main" xmlns:w14="http://schemas.microsoft.com/office/word/2010/wordml" xmlns:r="http://schemas.openxmlformats.org/officeDocument/2006/relationships" xmlns:wp="http://schemas.openxmlformats.org/drawingml/2006/wordprocessingDrawing" xmlns:a="http://schemas.openxmlformats.org/drawingml/2006/main" xmlns:wp14="http://schemas.microsoft.com/office/word/2010/wordprocessingDrawing" xmlns:mc="http://schemas.openxmlformats.org/markup-compatibility/2006" xmlns:w15="http://schemas.microsoft.com/office/word/2012/wordml" xmlns:a14="http://schemas.microsoft.com/office/drawing/2010/main" xmlns:sl="http://schemas.openxmlformats.org/schemaLibrary/2006/main" xmlns:wne="http://schemas.microsoft.com/office/word/2006/wordml" xmlns:c="http://schemas.openxmlformats.org/drawingml/2006/chart" xmlns:cdr="http://schemas.openxmlformats.org/drawingml/2006/chartDrawing" xmlns:c14="http://schemas.microsoft.com/office/drawing/2007/8/2/chart" xmlns:dgm="http://schemas.openxmlformats.org/drawingml/2006/diagram" xmlns:pic="http://schemas.openxmlformats.org/drawingml/2006/picture" xmlns:xdr="http://schemas.openxmlformats.org/drawingml/2006/spreadsheetDrawing" xmlns:dsp="http://schemas.microsoft.com/office/drawing/2008/diagram" xmlns:o="urn:schemas-microsoft-com:office:office" xmlns:v="urn:schemas-microsoft-com:vml" xmlns:w10="urn:schemas-microsoft-com:office:word" xmlns:xvml="urn:schemas-microsoft-com:office:excel" xmlns:pvml="urn:schemas-microsoft-com:office:powerpoint" xmlns:ns25="urn:docx4j:vml:root" xmlns:cppr="http://schemas.microsoft.com/office/2006/coverPageProps" xmlns:odx="http://opendope.org/xpaths" xmlns:odc="http://opendope.org/conditions" xmlns:odq="http://opendope.org/questions" xmlns:oda="http://opendope.org/answers" xmlns:odi="http://opendope.org/components" xmlns:odgm="http://opendope.org/SmartArt/DataHierarchy" xmlns:b="http://schemas.openxmlformats.org/officeDocument/2006/bibliography" xmlns:msink="http://schemas.microsoft.com/ink/2010/main" xmlns:cdr14="http://schemas.microsoft.com/office/drawing/2010/chartDrawing" xmlns:c15="http://schemas.microsoft.com/office/drawing/2012/chart" xmlns:cs="http://schemas.microsoft.com/office/drawing/2012/chartStyle" xmlns:ns38="http://www.w3.org/1998/Math/MathML" xmlns:ns39="http://www.w3.org/2003/InkML" xmlns:a13cmd="http://schemas.microsoft.com/office/drawing/2013/main/command" xmlns:cx="http://schemas.microsoft.com/office/drawing/2014/chartex" xmlns:c16="http://schemas.microsoft.com/office/drawing/2014/chart" xmlns:dgm1611="http://schemas.microsoft.com/office/drawing/2016/11/diagram" xmlns:c173="http://schemas.microsoft.com/office/drawing/2017/03/chart" xmlns:am3d="http://schemas.microsoft.com/office/drawing/2017/model3d" xmlns:an18="http://schemas.microsoft.com/office/drawing/2018/animation" xmlns:anam3d="http://schemas.microsoft.com/office/drawing/2018/animation/model3d" xmlns:iact="http://schemas.microsoft.com/office/powerpoint/2014/inkAction" xmlns:thm15="http://schemas.microsoft.com/office/thememl/2012/main" xmlns:wps="http://schemas.microsoft.com/office/word/2010/wordprocessingShape" xmlns:wpc="http://schemas.microsoft.com/office/word/2010/wordprocessingCanvas" xmlns:wpg="http://schemas.microsoft.com/office/word/2010/wordprocessingGroup" xmlns:w16se="http://schemas.microsoft.com/office/word/2015/wordml/symex" xmlns:w16cid="http://schemas.microsoft.com/office/word/2016/wordml/cid" xmlns:w16="http://schemas.microsoft.com/office/word/2018/wordml" xmlns:w16cex="http://schemas.microsoft.com/office/word/2018/wordml/cex" xmlns:wetp="http://schemas.microsoft.com/office/webextensions/taskpanes/2010/11" xmlns:we="http://schemas.microsoft.com/office/webextensions/webextension/2010/11" xmlns:comp="http://schemas.openxmlformats.org/drawingml/2006/compatibility" xmlns:lc="http://schemas.openxmlformats.org/drawingml/2006/lockedCanvas" xmlns:dgm14="http://schemas.microsoft.com/office/drawing/2010/diagram" xmlns:a15="http://schemas.microsoft.com/office/drawing/2012/main" xmlns:pic14="http://schemas.microsoft.com/office/drawing/2010/picture" xmlns:c16ac="http://schemas.microsoft.com/office/drawing/2014/chart/ac" xmlns:a16="http://schemas.microsoft.com/office/drawing/2014/main" xmlns:a1611="http://schemas.microsoft.com/office/drawing/2016/11/main" xmlns:dgm1612="http://schemas.microsoft.com/office/drawing/2016/12/diagram" xmlns:a16svg="http://schemas.microsoft.com/office/drawing/2016/SVG/main" xmlns:adec="http://schemas.microsoft.com/office/drawing/2017/decorative" xmlns:a18hc="http://schemas.microsoft.com/office/drawing/2018/hyperlinkcolor" xmlns:wp15="http://schemas.microsoft.com/office/word/2012/wordprocessingDrawing" xmlns:w16sdtfl="http://schemas.microsoft.com/office/word/2024/wordml/sdtformatlock" xmlns:w16sdtdh="http://schemas.microsoft.com/office/word/2020/wordml/sdtdatahash" xmlns:w16du="http://schemas.microsoft.com/office/word/2023/wordml/word16du" mc:Ignorable="w14 w15 w16se w16cid w16 w16cex w16sdtdh w16sdtfl w16du wp14">
+<w:document xmlns:w="http://schemas.openxmlformats.org/wordprocessingml/2006/main" xmlns:w14="http://schemas.microsoft.com/office/word/2010/wordml" xmlns:w16du="http://schemas.microsoft.com/office/word/2023/wordml/word16du" xmlns:w16se="http://schemas.microsoft.com/office/word/2015/wordml/symex" xmlns:r="http://schemas.openxmlformats.org/officeDocument/2006/relationships" xmlns:w16sdtdh="http://schemas.microsoft.com/office/word/2020/wordml/sdtdatahash" xmlns:w15="http://schemas.microsoft.com/office/word/2012/wordml" xmlns:w16sdtfl="http://schemas.microsoft.com/office/word/2024/wordml/sdtformatlock" xmlns:m="http://schemas.openxmlformats.org/officeDocument/2006/math" xmlns:a="http://schemas.openxmlformats.org/drawingml/2006/main" xmlns:wp="http://schemas.openxmlformats.org/drawingml/2006/wordprocessingDrawing" xmlns:wp14="http://schemas.microsoft.com/office/word/2010/wordprocessingDrawing" xmlns:mc="http://schemas.openxmlformats.org/markup-compatibility/2006" xmlns:a14="http://schemas.microsoft.com/office/drawing/2010/main" xmlns:w16cid="http://schemas.microsoft.com/office/word/2016/wordml/cid" xmlns:sl="http://schemas.openxmlformats.org/schemaLibrary/2006/main" xmlns:wne="http://schemas.microsoft.com/office/word/2006/wordml" xmlns:c="http://schemas.openxmlformats.org/drawingml/2006/chart" xmlns:cdr="http://schemas.openxmlformats.org/drawingml/2006/chartDrawing" xmlns:c14="http://schemas.microsoft.com/office/drawing/2007/8/2/chart" xmlns:dgm="http://schemas.openxmlformats.org/drawingml/2006/diagram" xmlns:pic="http://schemas.openxmlformats.org/drawingml/2006/picture" xmlns:xdr="http://schemas.openxmlformats.org/drawingml/2006/spreadsheetDrawing" xmlns:dsp="http://schemas.microsoft.com/office/drawing/2008/diagram" xmlns:o="urn:schemas-microsoft-com:office:office" xmlns:v="urn:schemas-microsoft-com:vml" xmlns:w10="urn:schemas-microsoft-com:office:word" xmlns:xvml="urn:schemas-microsoft-com:office:excel" xmlns:pvml="urn:schemas-microsoft-com:office:powerpoint" xmlns:ns30="urn:docx4j:vml:root" xmlns:cppr="http://schemas.microsoft.com/office/2006/coverPageProps" xmlns:odx="http://opendope.org/xpaths" xmlns:odc="http://opendope.org/conditions" xmlns:odq="http://opendope.org/questions" xmlns:oda="http://opendope.org/answers" xmlns:odi="http://opendope.org/components" xmlns:odgm="http://opendope.org/SmartArt/DataHierarchy" xmlns:b="http://schemas.openxmlformats.org/officeDocument/2006/bibliography" xmlns:msink="http://schemas.microsoft.com/ink/2010/main" xmlns:cdr14="http://schemas.microsoft.com/office/drawing/2010/chartDrawing" xmlns:c15="http://schemas.microsoft.com/office/drawing/2012/chart" xmlns:cs="http://schemas.microsoft.com/office/drawing/2012/chartStyle" xmlns:ns43="http://www.w3.org/1998/Math/MathML" xmlns:ns44="http://www.w3.org/2003/InkML" xmlns:a13cmd="http://schemas.microsoft.com/office/drawing/2013/main/command" xmlns:cx="http://schemas.microsoft.com/office/drawing/2014/chartex" xmlns:c16="http://schemas.microsoft.com/office/drawing/2014/chart" xmlns:dgm1611="http://schemas.microsoft.com/office/drawing/2016/11/diagram" xmlns:c16r3="http://schemas.microsoft.com/office/drawing/2017/03/chart" xmlns:am3d="http://schemas.microsoft.com/office/drawing/2017/model3d" xmlns:an18="http://schemas.microsoft.com/office/drawing/2018/animation" xmlns:anam3d="http://schemas.microsoft.com/office/drawing/2018/animation/model3d" xmlns:iact="http://schemas.microsoft.com/office/powerpoint/2014/inkAction" xmlns:thm15="http://schemas.microsoft.com/office/thememl/2012/main" xmlns:wps="http://schemas.microsoft.com/office/word/2010/wordprocessingShape" xmlns:wpc="http://schemas.microsoft.com/office/word/2010/wordprocessingCanvas" xmlns:wpg="http://schemas.microsoft.com/office/word/2010/wordprocessingGroup" xmlns:w16="http://schemas.microsoft.com/office/word/2018/wordml" xmlns:w16cex="http://schemas.microsoft.com/office/word/2018/wordml/cex" xmlns:cei="http://schemas.microsoft.com/office/word/2026/wordml/cei" xmlns:wetp="http://schemas.microsoft.com/office/webextensions/taskpanes/2010/11" xmlns:we="http://schemas.microsoft.com/office/webextensions/webextension/2010/11" xmlns:comp="http://schemas.openxmlformats.org/drawingml/2006/compatibility" xmlns:lc="http://schemas.openxmlformats.org/drawingml/2006/lockedCanvas" xmlns:dgm14="http://schemas.microsoft.com/office/drawing/2010/diagram" xmlns:a15="http://schemas.microsoft.com/office/drawing/2012/main" xmlns:pic14="http://schemas.microsoft.com/office/drawing/2010/picture" xmlns:c16ac="http://schemas.microsoft.com/office/drawing/2014/chart/ac" xmlns:a16="http://schemas.microsoft.com/office/drawing/2014/main" xmlns:a1611="http://schemas.microsoft.com/office/drawing/2016/11/main" xmlns:dgm1612="http://schemas.microsoft.com/office/drawing/2016/12/diagram" xmlns:a16svg="http://schemas.microsoft.com/office/drawing/2016/SVG/main" xmlns:adec="http://schemas.microsoft.com/office/drawing/2017/decorative" xmlns:a18hc="http://schemas.microsoft.com/office/drawing/2018/hyperlinkcolor" xmlns:wp15="http://schemas.microsoft.com/office/word/2012/wordprocessingDrawing" mc:Ignorable="w14 w15 w16se w16cid w16 w16cex w16sdtdh w16sdtfl w16du wp14">
   <w:body>
     <!-- Modified by docx4j 17.2.0-SNAPSHOT (Apache licensed) using REFERENCE JAXB in Arch Linux Java 21.0.12 on Linux -->
     <w:p>
@@ -9504,6 +9504,9 @@
       <w:r>
         <w:t xml:space="preserve">Word writes some content twice: an mc:Choice for a reader which understands the newer namespace, and an mc:Fallback for one which does not.  A text box is a wps shape with a VML fallback; an equation on a PowerPoint slide is an a14 shape with a picture fallback.  Since docx4j 17.2.0 the whole element is kept at load wherever Word writes it, and written back with both branches, so a document you save says the same thing to every reader.  When docx4j draws, walks or extracts text, it takes one branch: the first mc:Choice whose Requires prefixes are all named in the docx4j.jaxb.mc.preferChoice property, otherwise the mc:Fallback.  The property is empty by default, so docx4j draws the fallback (what the producer wrote for a reader which understands nothing extra); set it, for example to wps, or to a14 for PowerPoint equations, to draw the choice instead.  The rule lives in org.docx4j.jaxb.McSelection.</w:t>
       </w:r>
+      <w:r>
+        <w:t xml:space="preserve">  Where a producer has written the element somewhere the schema does not admit it (Word's own output has not been seen to), the load-time preprocessor resolves that one element to the branch docx4j draws, and logs a warning naming the parent.</w:t>
+      </w:r>
     </w:p>
     <w:p>
       <w:pPr>
@@ -25363,6 +25366,18 @@
     <w:p>
       <w:r>
         <w:t xml:space="preserve">These jars are in the zip file, in dir optional/export-fo  </w:t>
+      </w:r>
+    </w:p>
+    <w:p>
+      <w:r>
+        <w:rPr>
+          <w:b/>
+          <w:bCs/>
+        </w:rPr>
+        <w:t xml:space="preserve">Two FO renderers.  </w:t>
+      </w:r>
+      <w:r>
+        <w:t xml:space="preserve">From 17.2.0 docx4j-export-fo supports two: Apache FOP 2.11, its default dependency (unchanged), and the docx4j FO renderer, org.docx4j:docx4j-fo-renderer, an upstream-tracking fork of Apache FOP 2.11 which carries the fixes docx4j has found in FOP and hooks for the Word layout rules (not yet released).  Whichever is on the classpath is used: FopCapabilities probes once per JVM and logs one INFO line naming the renderer, its version and the hooks it carries, so a support question can start from it; a rule which needs a hook falls back on Apache FOP, which therefore behaves as it did before the fork.  The probe also warns of two hazards that went undetected before: two copies of FOP on the classpath (the fork keeps Apache's package names, so classpath order decides which wins), and a FOP of another line than 2.11, whose internals the layout managers subclass.</w:t>
       </w:r>
     </w:p>
     <w:p>
@@ -34410,6 +34425,65 @@
     <w:p>
       <w:pPr>
         <w:pStyle w:val="Heading1"/>
+      </w:pPr>
+      <w:r>
+        <w:t>Pagination: which page is a paragraph on?</w:t>
+      </w:r>
+    </w:p>
+    <w:p>
+      <w:r>
+        <w:t xml:space="preserve">From 17.2.0, org.docx4j.model.pagination.Paginate lays the document out with FOP and reports which page each paragraph of the main document part starts on, keyed by its w14:paraId.  It needs docx4j-export-fo on the classpath (found reflectively, as the TOC generator finds it); the XSL FO comes from the same exporter as PDF output, so the pages are the pages that PDF would have.</w:t>
+      </w:r>
+    </w:p>
+    <w:p>
+      <w:pPr>
+        <w:rPr>
+          <w:rFonts w:ascii="Consolas" w:hAnsi="Consolas"/>
+          <w:sz w:val="16"/>
+          <w:szCs w:val="16"/>
+        </w:rPr>
+      </w:pPr>
+      <w:r>
+        <w:rPr>
+          <w:rFonts w:ascii="Consolas" w:hAnsi="Consolas"/>
+          <w:sz w:val="16"/>
+          <w:szCs w:val="16"/>
+        </w:rPr>
+        <w:tab/>
+        <w:t xml:space="preserve">PaginationMap map = Paginate.compute(wordMLPackage, null);</w:t>
+      </w:r>
+    </w:p>
+    <w:p>
+      <w:pPr>
+        <w:rPr>
+          <w:rFonts w:ascii="Consolas" w:hAnsi="Consolas"/>
+          <w:sz w:val="16"/>
+          <w:szCs w:val="16"/>
+        </w:rPr>
+      </w:pPr>
+      <w:r>
+        <w:rPr>
+          <w:rFonts w:ascii="Consolas" w:hAnsi="Consolas"/>
+          <w:sz w:val="16"/>
+          <w:szCs w:val="16"/>
+        </w:rPr>
+        <w:tab/>
+        <w:t xml:space="preserve">Integer page = map.getPageIndex(paraId);   // 1-based, in rendering order; getPage() gives the number the page displays</w:t>
+      </w:r>
+    </w:p>
+    <w:p>
+      <w:r>
+        <w:t xml:space="preserve">Paginate.paginate(wordMLPackage, settings) does that and also rewrites the document's w:lastRenderedPageBreak markers, as Word records the pagination of its last rendering: every existing marker is removed, one is written at the start of each paragraph that begins a new page, and, inside a paragraph that spans pages, one at the character where the new page begins (the run is split there, as Word does).  A paragraph without a w14:paraId is given one, so a document paginated once keys stably from then on.  PaginateSettings.setLineBreaks(false) turns the mid-paragraph markers off; setWriteParaIds(false) leaves the ids alone.</w:t>
+      </w:r>
+    </w:p>
+    <w:p>
+      <w:r>
+        <w:t xml:space="preserve">The layout is of the document as if its tracked changes were accepted, and the pages are FOP's, with the fonts the package's font mapper resolves (Appendix 1): where those metrics differ from Word's, the page a paragraph lands on can differ too, so the markers are advisory, as Word's own are.  Docx4J.updateToc uses the same layout for the page numbers of a table of contents.</w:t>
+      </w:r>
+    </w:p>
+    <w:p>
+      <w:pPr>
+        <w:pStyle w:val="Heading1"/>
         <w:rPr>
           <w:rFonts w:eastAsia="Times New Roman"/>
         </w:rPr>
@@ -36974,6 +37048,22 @@
       </w:r>
     </w:p>
     <w:p>
+      <w:r>
+        <w:t xml:space="preserve">The OpenDoPE specification, version 3 (working draft of 18 September 2026), documents the binding conventions, escaped XHTML among them; it is in the docs directory of the docx4j repository: </w:t>
+      </w:r>
+      <w:hyperlink w:history="true" r:id="rId86">
+        <w:r>
+          <w:rPr>
+            <w:rStyle w:val="Hyperlink"/>
+          </w:rPr>
+          <w:t>github.com/plutext/docx4j/tree/VERSION_17_2_0/docs</w:t>
+        </w:r>
+      </w:hyperlink>
+      <w:r>
+        <w:t xml:space="preserve"> (OpenDoPE Specification v3 WD 2026 09 18, as docx, markdown and PDF).</w:t>
+      </w:r>
+    </w:p>
+    <w:p>
       <w:pPr>
         <w:pStyle w:val="Heading3"/>
       </w:pPr>
@@ -39287,6 +39377,18 @@
     </w:p>
     <w:p>
       <w:r>
+        <w:rPr>
+          <w:b/>
+          <w:bCs/>
+        </w:rPr>
+        <w:t xml:space="preserve">Headless deployment.  </w:t>
+      </w:r>
+      <w:r>
+        <w:t xml:space="preserve">A stock container image - ubuntu, debian, fedora, alpine - ships no font files at all, so on such a machine the jars are the whole supply: docx4j-export-fo-fonts-croscore (or -liberation), -crosextra, -symbol and, for documents in Microsoft 365's default theme, -theme2023.  With them every Office default theme since 2007 has a metrically compatible substitute; a document font outside that set is drawn in a font of the same class, and FontsAnalysis (below) says which and what to do about it.  Widening the jars-only supply (condensed sans faces, DejaVu Sans) is docx4j issue #695.</w:t>
+      </w:r>
+    </w:p>
+    <w:p>
+      <w:r>
         <w:t>A font mapper contains Map&lt;String, PhysicalFont&gt;; to add a font mapping, as per the example in the ConvertOutPDF sample:</w:t>
       </w:r>
     </w:p>
@@ -40951,6 +41053,9 @@
       <w:r>
         <w:t xml:space="preserve">Note:  for characters outside the ASCII range, font selection is a complex topic.  For simplicity, the FontsUsed sample does not cover those cases.  </w:t>
       </w:r>
+      <w:r>
+        <w:t xml:space="preserve">  From 17.2.0 FontsAnalysis (next) covers them, and says what docx4j will draw each font with.</w:t>
+      </w:r>
     </w:p>
     <w:p>
       <w:r>
@@ -41001,6 +41106,57 @@
           <w:u w:val="single"/>
         </w:rPr>
         <w:br w:type="page"/>
+      </w:r>
+    </w:p>
+    <w:p>
+      <w:pPr>
+        <w:pStyle w:val="Heading2"/>
+      </w:pPr>
+      <w:r>
+        <w:t>FontsAnalysis: what a document uses, and what docx4j draws it with</w:t>
+      </w:r>
+    </w:p>
+    <w:p>
+      <w:r>
+        <w:t xml:space="preserve">From 17.2.0, org.docx4j.fonts.FontsAnalysis answers the two questions behind most font problems.</w:t>
+      </w:r>
+    </w:p>
+    <w:p>
+      <w:r>
+        <w:t xml:space="preserve">FontsAnalysis.usage(pkg) says what a document uses each font for: characters and runs, by script and by face, over the body, headers, footers, notes and comments - by asking the run font selector which font each character goes to, so it sees what the exporters see (a Cyrillic character in a run whose ASCII font is Calibri counts for the font the selector picks for it, not for Calibri).</w:t>
+      </w:r>
+    </w:p>
+    <w:p>
+      <w:r>
+        <w:t xml:space="preserve">FontsAnalysis.analyse(pkg) reports, per font the document uses and in the order of the text it carries: what the font is used for; what docx4j draws it with and why; a grade - EXACT (the font itself, or its embedded form), NEAR (a metrically compatible clone), CLASS (a font of the same class: lines may break differently) or NONE; what the font table says about the machine that saved the document (embedded; w:panose1 and w:sig, which Word reads off the font file and so mean it had the font; a name-only or w:notTrueType entry, which says it did not; or no entry at all); and what to do about it - which font to install, or which clone and which docx4j font jar or distribution package carries it.  As text or as JSON, and from a command line:</w:t>
+      </w:r>
+    </w:p>
+    <w:p>
+      <w:pPr>
+        <w:rPr>
+          <w:rFonts w:ascii="Consolas" w:hAnsi="Consolas"/>
+          <w:sz w:val="16"/>
+          <w:szCs w:val="16"/>
+        </w:rPr>
+      </w:pPr>
+      <w:r>
+        <w:rPr>
+          <w:rFonts w:ascii="Consolas" w:hAnsi="Consolas"/>
+          <w:sz w:val="16"/>
+          <w:szCs w:val="16"/>
+        </w:rPr>
+        <w:tab/>
+        <w:t xml:space="preserve">java -cp ... org.docx4j.fonts.FontsAnalysis in.docx [--jars-only] [--json]</w:t>
+      </w:r>
+    </w:p>
+    <w:p>
+      <w:r>
+        <w:t xml:space="preserve">FontEnvironment asks the same question of another deployment's fonts rather than this machine's: FontEnvironment.jarsOnly() (the docx4j font jars alone, as on a headless server - issue #695), FontEnvironment.ofDirectory(dir), or FontEnvironment.of(name, physicalFontNames); pass it as the second argument of analyse.</w:t>
+      </w:r>
+    </w:p>
+    <w:p>
+      <w:r>
+        <w:t xml:space="preserve">A conversion via XSL FO says what it made of the document's fonts, once per document: one line per document font naming what it is drawn in, how close that is, and what to do about it - INFO where the font itself, its embedded form or a metric clone draws it, WARN otherwise, with the action in the line.  The property docx4j.fonts.report.log selects summary (the default), full (the whole report) or off.</w:t>
       </w:r>
     </w:p>
     <w:p>
@@ -48763,7 +48919,7 @@
 </file>
 
 <file path=customXml/item2.xml><?xml version="1.0" encoding="utf-8"?>
-<b:Sources xmlns:m="http://schemas.openxmlformats.org/officeDocument/2006/math" xmlns:w="http://schemas.openxmlformats.org/wordprocessingml/2006/main" xmlns:w14="http://schemas.microsoft.com/office/word/2010/wordml" xmlns:r="http://schemas.openxmlformats.org/officeDocument/2006/relationships" xmlns:wp="http://schemas.openxmlformats.org/drawingml/2006/wordprocessingDrawing" xmlns:a="http://schemas.openxmlformats.org/drawingml/2006/main" xmlns:wp14="http://schemas.microsoft.com/office/word/2010/wordprocessingDrawing" xmlns:mc="http://schemas.openxmlformats.org/markup-compatibility/2006" xmlns:w15="http://schemas.microsoft.com/office/word/2012/wordml" xmlns:a14="http://schemas.microsoft.com/office/drawing/2010/main" xmlns:sl="http://schemas.openxmlformats.org/schemaLibrary/2006/main" xmlns:wne="http://schemas.microsoft.com/office/word/2006/wordml" xmlns:c="http://schemas.openxmlformats.org/drawingml/2006/chart" xmlns:cdr="http://schemas.openxmlformats.org/drawingml/2006/chartDrawing" xmlns:c14="http://schemas.microsoft.com/office/drawing/2007/8/2/chart" xmlns:dgm="http://schemas.openxmlformats.org/drawingml/2006/diagram" xmlns:pic="http://schemas.openxmlformats.org/drawingml/2006/picture" xmlns:xdr="http://schemas.openxmlformats.org/drawingml/2006/spreadsheetDrawing" xmlns:dsp="http://schemas.microsoft.com/office/drawing/2008/diagram" xmlns:o="urn:schemas-microsoft-com:office:office" xmlns:v="urn:schemas-microsoft-com:vml" xmlns:w10="urn:schemas-microsoft-com:office:word" xmlns:xvml="urn:schemas-microsoft-com:office:excel" xmlns:pvml="urn:schemas-microsoft-com:office:powerpoint" xmlns:ns25="urn:docx4j:vml:root" xmlns:cppr="http://schemas.microsoft.com/office/2006/coverPageProps" xmlns:odx="http://opendope.org/xpaths" xmlns:odc="http://opendope.org/conditions" xmlns:odq="http://opendope.org/questions" xmlns:oda="http://opendope.org/answers" xmlns:odi="http://opendope.org/components" xmlns:odgm="http://opendope.org/SmartArt/DataHierarchy" xmlns:b="http://schemas.openxmlformats.org/officeDocument/2006/bibliography" xmlns:msink="http://schemas.microsoft.com/ink/2010/main" xmlns:cdr14="http://schemas.microsoft.com/office/drawing/2010/chartDrawing" xmlns:c15="http://schemas.microsoft.com/office/drawing/2012/chart" xmlns:cs="http://schemas.microsoft.com/office/drawing/2012/chartStyle" xmlns:ns38="http://www.w3.org/1998/Math/MathML" xmlns:ns39="http://www.w3.org/2003/InkML" xmlns:a13cmd="http://schemas.microsoft.com/office/drawing/2013/main/command" xmlns:cx="http://schemas.microsoft.com/office/drawing/2014/chartex" xmlns:c16="http://schemas.microsoft.com/office/drawing/2014/chart" xmlns:dgm1611="http://schemas.microsoft.com/office/drawing/2016/11/diagram" xmlns:c173="http://schemas.microsoft.com/office/drawing/2017/03/chart" xmlns:am3d="http://schemas.microsoft.com/office/drawing/2017/model3d" xmlns:an18="http://schemas.microsoft.com/office/drawing/2018/animation" xmlns:anam3d="http://schemas.microsoft.com/office/drawing/2018/animation/model3d" xmlns:iact="http://schemas.microsoft.com/office/powerpoint/2014/inkAction" xmlns:thm15="http://schemas.microsoft.com/office/thememl/2012/main" xmlns:wps="http://schemas.microsoft.com/office/word/2010/wordprocessingShape" xmlns:wpc="http://schemas.microsoft.com/office/word/2010/wordprocessingCanvas" xmlns:wpg="http://schemas.microsoft.com/office/word/2010/wordprocessingGroup" xmlns:w16se="http://schemas.microsoft.com/office/word/2015/wordml/symex" xmlns:w16cid="http://schemas.microsoft.com/office/word/2016/wordml/cid" xmlns:w16="http://schemas.microsoft.com/office/word/2018/wordml" xmlns:w16cex="http://schemas.microsoft.com/office/word/2018/wordml/cex" xmlns:wetp="http://schemas.microsoft.com/office/webextensions/taskpanes/2010/11" xmlns:we="http://schemas.microsoft.com/office/webextensions/webextension/2010/11" xmlns:comp="http://schemas.openxmlformats.org/drawingml/2006/compatibility" xmlns:lc="http://schemas.openxmlformats.org/drawingml/2006/lockedCanvas" xmlns:dgm14="http://schemas.microsoft.com/office/drawing/2010/diagram" xmlns:a15="http://schemas.microsoft.com/office/drawing/2012/main" xmlns:pic14="http://schemas.microsoft.com/office/drawing/2010/picture" xmlns:c16ac="http://schemas.microsoft.com/office/drawing/2014/chart/ac" xmlns:a16="http://schemas.microsoft.com/office/drawing/2014/main" xmlns:a1611="http://schemas.microsoft.com/office/drawing/2016/11/main" xmlns:dgm1612="http://schemas.microsoft.com/office/drawing/2016/12/diagram" xmlns:a16svg="http://schemas.microsoft.com/office/drawing/2016/SVG/main" xmlns:adec="http://schemas.microsoft.com/office/drawing/2017/decorative" xmlns:a18hc="http://schemas.microsoft.com/office/drawing/2018/hyperlinkcolor" xmlns:wp15="http://schemas.microsoft.com/office/word/2012/wordprocessingDrawing" SelectedStyle="\APA.XSL" StyleName="APA"/>
+<b:Sources xmlns:w="http://schemas.openxmlformats.org/wordprocessingml/2006/main" xmlns:w14="http://schemas.microsoft.com/office/word/2010/wordml" xmlns:w16du="http://schemas.microsoft.com/office/word/2023/wordml/word16du" xmlns:w16se="http://schemas.microsoft.com/office/word/2015/wordml/symex" xmlns:r="http://schemas.openxmlformats.org/officeDocument/2006/relationships" xmlns:w16sdtdh="http://schemas.microsoft.com/office/word/2020/wordml/sdtdatahash" xmlns:w15="http://schemas.microsoft.com/office/word/2012/wordml" xmlns:w16sdtfl="http://schemas.microsoft.com/office/word/2024/wordml/sdtformatlock" xmlns:m="http://schemas.openxmlformats.org/officeDocument/2006/math" xmlns:a="http://schemas.openxmlformats.org/drawingml/2006/main" xmlns:wp="http://schemas.openxmlformats.org/drawingml/2006/wordprocessingDrawing" xmlns:wp14="http://schemas.microsoft.com/office/word/2010/wordprocessingDrawing" xmlns:mc="http://schemas.openxmlformats.org/markup-compatibility/2006" xmlns:a14="http://schemas.microsoft.com/office/drawing/2010/main" xmlns:w16cid="http://schemas.microsoft.com/office/word/2016/wordml/cid" xmlns:sl="http://schemas.openxmlformats.org/schemaLibrary/2006/main" xmlns:wne="http://schemas.microsoft.com/office/word/2006/wordml" xmlns:c="http://schemas.openxmlformats.org/drawingml/2006/chart" xmlns:cdr="http://schemas.openxmlformats.org/drawingml/2006/chartDrawing" xmlns:c14="http://schemas.microsoft.com/office/drawing/2007/8/2/chart" xmlns:dgm="http://schemas.openxmlformats.org/drawingml/2006/diagram" xmlns:pic="http://schemas.openxmlformats.org/drawingml/2006/picture" xmlns:xdr="http://schemas.openxmlformats.org/drawingml/2006/spreadsheetDrawing" xmlns:dsp="http://schemas.microsoft.com/office/drawing/2008/diagram" xmlns:o="urn:schemas-microsoft-com:office:office" xmlns:v="urn:schemas-microsoft-com:vml" xmlns:w10="urn:schemas-microsoft-com:office:word" xmlns:xvml="urn:schemas-microsoft-com:office:excel" xmlns:pvml="urn:schemas-microsoft-com:office:powerpoint" xmlns:ns30="urn:docx4j:vml:root" xmlns:cppr="http://schemas.microsoft.com/office/2006/coverPageProps" xmlns:odx="http://opendope.org/xpaths" xmlns:odc="http://opendope.org/conditions" xmlns:odq="http://opendope.org/questions" xmlns:oda="http://opendope.org/answers" xmlns:odi="http://opendope.org/components" xmlns:odgm="http://opendope.org/SmartArt/DataHierarchy" xmlns:b="http://schemas.openxmlformats.org/officeDocument/2006/bibliography" xmlns:msink="http://schemas.microsoft.com/ink/2010/main" xmlns:cdr14="http://schemas.microsoft.com/office/drawing/2010/chartDrawing" xmlns:c15="http://schemas.microsoft.com/office/drawing/2012/chart" xmlns:cs="http://schemas.microsoft.com/office/drawing/2012/chartStyle" xmlns:ns43="http://www.w3.org/1998/Math/MathML" xmlns:ns44="http://www.w3.org/2003/InkML" xmlns:a13cmd="http://schemas.microsoft.com/office/drawing/2013/main/command" xmlns:cx="http://schemas.microsoft.com/office/drawing/2014/chartex" xmlns:c16="http://schemas.microsoft.com/office/drawing/2014/chart" xmlns:dgm1611="http://schemas.microsoft.com/office/drawing/2016/11/diagram" xmlns:c16r3="http://schemas.microsoft.com/office/drawing/2017/03/chart" xmlns:am3d="http://schemas.microsoft.com/office/drawing/2017/model3d" xmlns:an18="http://schemas.microsoft.com/office/drawing/2018/animation" xmlns:anam3d="http://schemas.microsoft.com/office/drawing/2018/animation/model3d" xmlns:iact="http://schemas.microsoft.com/office/powerpoint/2014/inkAction" xmlns:thm15="http://schemas.microsoft.com/office/thememl/2012/main" xmlns:wps="http://schemas.microsoft.com/office/word/2010/wordprocessingShape" xmlns:wpc="http://schemas.microsoft.com/office/word/2010/wordprocessingCanvas" xmlns:wpg="http://schemas.microsoft.com/office/word/2010/wordprocessingGroup" xmlns:w16="http://schemas.microsoft.com/office/word/2018/wordml" xmlns:w16cex="http://schemas.microsoft.com/office/word/2018/wordml/cex" xmlns:cei="http://schemas.microsoft.com/office/word/2026/wordml/cei" xmlns:wetp="http://schemas.microsoft.com/office/webextensions/taskpanes/2010/11" xmlns:we="http://schemas.microsoft.com/office/webextensions/webextension/2010/11" xmlns:comp="http://schemas.openxmlformats.org/drawingml/2006/compatibility" xmlns:lc="http://schemas.openxmlformats.org/drawingml/2006/lockedCanvas" xmlns:dgm14="http://schemas.microsoft.com/office/drawing/2010/diagram" xmlns:a15="http://schemas.microsoft.com/office/drawing/2012/main" xmlns:pic14="http://schemas.microsoft.com/office/drawing/2010/picture" xmlns:c16ac="http://schemas.microsoft.com/office/drawing/2014/chart/ac" xmlns:a16="http://schemas.microsoft.com/office/drawing/2014/main" xmlns:a1611="http://schemas.microsoft.com/office/drawing/2016/11/main" xmlns:dgm1612="http://schemas.microsoft.com/office/drawing/2016/12/diagram" xmlns:a16svg="http://schemas.microsoft.com/office/drawing/2016/SVG/main" xmlns:adec="http://schemas.microsoft.com/office/drawing/2017/decorative" xmlns:a18hc="http://schemas.microsoft.com/office/drawing/2018/hyperlinkcolor" xmlns:wp15="http://schemas.microsoft.com/office/word/2012/wordprocessingDrawing" SelectedStyle="\APA.XSL" StyleName="APA"/>
 </file>
 
 <file path=customXml/item3.xml><?xml version="1.0" encoding="utf-8"?>
@@ -48771,7 +48927,7 @@
 </file>
 
 <file path=customXml/item4.xml><?xml version="1.0" encoding="utf-8"?>
-<b:Sources xmlns:m="http://schemas.openxmlformats.org/officeDocument/2006/math" xmlns:w="http://schemas.openxmlformats.org/wordprocessingml/2006/main" xmlns:w14="http://schemas.microsoft.com/office/word/2010/wordml" xmlns:r="http://schemas.openxmlformats.org/officeDocument/2006/relationships" xmlns:wp="http://schemas.openxmlformats.org/drawingml/2006/wordprocessingDrawing" xmlns:a="http://schemas.openxmlformats.org/drawingml/2006/main" xmlns:wp14="http://schemas.microsoft.com/office/word/2010/wordprocessingDrawing" xmlns:mc="http://schemas.openxmlformats.org/markup-compatibility/2006" xmlns:w15="http://schemas.microsoft.com/office/word/2012/wordml" xmlns:a14="http://schemas.microsoft.com/office/drawing/2010/main" xmlns:sl="http://schemas.openxmlformats.org/schemaLibrary/2006/main" xmlns:wne="http://schemas.microsoft.com/office/word/2006/wordml" xmlns:c="http://schemas.openxmlformats.org/drawingml/2006/chart" xmlns:cdr="http://schemas.openxmlformats.org/drawingml/2006/chartDrawing" xmlns:c14="http://schemas.microsoft.com/office/drawing/2007/8/2/chart" xmlns:dgm="http://schemas.openxmlformats.org/drawingml/2006/diagram" xmlns:pic="http://schemas.openxmlformats.org/drawingml/2006/picture" xmlns:xdr="http://schemas.openxmlformats.org/drawingml/2006/spreadsheetDrawing" xmlns:dsp="http://schemas.microsoft.com/office/drawing/2008/diagram" xmlns:o="urn:schemas-microsoft-com:office:office" xmlns:v="urn:schemas-microsoft-com:vml" xmlns:w10="urn:schemas-microsoft-com:office:word" xmlns:xvml="urn:schemas-microsoft-com:office:excel" xmlns:pvml="urn:schemas-microsoft-com:office:powerpoint" xmlns:ns25="urn:docx4j:vml:root" xmlns:cppr="http://schemas.microsoft.com/office/2006/coverPageProps" xmlns:odx="http://opendope.org/xpaths" xmlns:odc="http://opendope.org/conditions" xmlns:odq="http://opendope.org/questions" xmlns:oda="http://opendope.org/answers" xmlns:odi="http://opendope.org/components" xmlns:odgm="http://opendope.org/SmartArt/DataHierarchy" xmlns:b="http://schemas.openxmlformats.org/officeDocument/2006/bibliography" xmlns:msink="http://schemas.microsoft.com/ink/2010/main" xmlns:cdr14="http://schemas.microsoft.com/office/drawing/2010/chartDrawing" xmlns:c15="http://schemas.microsoft.com/office/drawing/2012/chart" xmlns:cs="http://schemas.microsoft.com/office/drawing/2012/chartStyle" xmlns:ns38="http://www.w3.org/1998/Math/MathML" xmlns:ns39="http://www.w3.org/2003/InkML" xmlns:a13cmd="http://schemas.microsoft.com/office/drawing/2013/main/command" xmlns:cx="http://schemas.microsoft.com/office/drawing/2014/chartex" xmlns:c16="http://schemas.microsoft.com/office/drawing/2014/chart" xmlns:dgm1611="http://schemas.microsoft.com/office/drawing/2016/11/diagram" xmlns:c173="http://schemas.microsoft.com/office/drawing/2017/03/chart" xmlns:am3d="http://schemas.microsoft.com/office/drawing/2017/model3d" xmlns:an18="http://schemas.microsoft.com/office/drawing/2018/animation" xmlns:anam3d="http://schemas.microsoft.com/office/drawing/2018/animation/model3d" xmlns:iact="http://schemas.microsoft.com/office/powerpoint/2014/inkAction" xmlns:thm15="http://schemas.microsoft.com/office/thememl/2012/main" xmlns:wps="http://schemas.microsoft.com/office/word/2010/wordprocessingShape" xmlns:wpc="http://schemas.microsoft.com/office/word/2010/wordprocessingCanvas" xmlns:wpg="http://schemas.microsoft.com/office/word/2010/wordprocessingGroup" xmlns:w16se="http://schemas.microsoft.com/office/word/2015/wordml/symex" xmlns:w16cid="http://schemas.microsoft.com/office/word/2016/wordml/cid" xmlns:w16="http://schemas.microsoft.com/office/word/2018/wordml" xmlns:w16cex="http://schemas.microsoft.com/office/word/2018/wordml/cex" xmlns:wetp="http://schemas.microsoft.com/office/webextensions/taskpanes/2010/11" xmlns:we="http://schemas.microsoft.com/office/webextensions/webextension/2010/11" xmlns:comp="http://schemas.openxmlformats.org/drawingml/2006/compatibility" xmlns:lc="http://schemas.openxmlformats.org/drawingml/2006/lockedCanvas" xmlns:dgm14="http://schemas.microsoft.com/office/drawing/2010/diagram" xmlns:a15="http://schemas.microsoft.com/office/drawing/2012/main" xmlns:pic14="http://schemas.microsoft.com/office/drawing/2010/picture" xmlns:c16ac="http://schemas.microsoft.com/office/drawing/2014/chart/ac" xmlns:a16="http://schemas.microsoft.com/office/drawing/2014/main" xmlns:a1611="http://schemas.microsoft.com/office/drawing/2016/11/main" xmlns:dgm1612="http://schemas.microsoft.com/office/drawing/2016/12/diagram" xmlns:a16svg="http://schemas.microsoft.com/office/drawing/2016/SVG/main" xmlns:adec="http://schemas.microsoft.com/office/drawing/2017/decorative" xmlns:a18hc="http://schemas.microsoft.com/office/drawing/2018/hyperlinkcolor" xmlns:wp15="http://schemas.microsoft.com/office/word/2012/wordprocessingDrawing" SelectedStyle="\APA.XSL" StyleName="APA"/>
+<b:Sources xmlns:w="http://schemas.openxmlformats.org/wordprocessingml/2006/main" xmlns:w14="http://schemas.microsoft.com/office/word/2010/wordml" xmlns:w16du="http://schemas.microsoft.com/office/word/2023/wordml/word16du" xmlns:w16se="http://schemas.microsoft.com/office/word/2015/wordml/symex" xmlns:r="http://schemas.openxmlformats.org/officeDocument/2006/relationships" xmlns:w16sdtdh="http://schemas.microsoft.com/office/word/2020/wordml/sdtdatahash" xmlns:w15="http://schemas.microsoft.com/office/word/2012/wordml" xmlns:w16sdtfl="http://schemas.microsoft.com/office/word/2024/wordml/sdtformatlock" xmlns:m="http://schemas.openxmlformats.org/officeDocument/2006/math" xmlns:a="http://schemas.openxmlformats.org/drawingml/2006/main" xmlns:wp="http://schemas.openxmlformats.org/drawingml/2006/wordprocessingDrawing" xmlns:wp14="http://schemas.microsoft.com/office/word/2010/wordprocessingDrawing" xmlns:mc="http://schemas.openxmlformats.org/markup-compatibility/2006" xmlns:a14="http://schemas.microsoft.com/office/drawing/2010/main" xmlns:w16cid="http://schemas.microsoft.com/office/word/2016/wordml/cid" xmlns:sl="http://schemas.openxmlformats.org/schemaLibrary/2006/main" xmlns:wne="http://schemas.microsoft.com/office/word/2006/wordml" xmlns:c="http://schemas.openxmlformats.org/drawingml/2006/chart" xmlns:cdr="http://schemas.openxmlformats.org/drawingml/2006/chartDrawing" xmlns:c14="http://schemas.microsoft.com/office/drawing/2007/8/2/chart" xmlns:dgm="http://schemas.openxmlformats.org/drawingml/2006/diagram" xmlns:pic="http://schemas.openxmlformats.org/drawingml/2006/picture" xmlns:xdr="http://schemas.openxmlformats.org/drawingml/2006/spreadsheetDrawing" xmlns:dsp="http://schemas.microsoft.com/office/drawing/2008/diagram" xmlns:o="urn:schemas-microsoft-com:office:office" xmlns:v="urn:schemas-microsoft-com:vml" xmlns:w10="urn:schemas-microsoft-com:office:word" xmlns:xvml="urn:schemas-microsoft-com:office:excel" xmlns:pvml="urn:schemas-microsoft-com:office:powerpoint" xmlns:ns30="urn:docx4j:vml:root" xmlns:cppr="http://schemas.microsoft.com/office/2006/coverPageProps" xmlns:odx="http://opendope.org/xpaths" xmlns:odc="http://opendope.org/conditions" xmlns:odq="http://opendope.org/questions" xmlns:oda="http://opendope.org/answers" xmlns:odi="http://opendope.org/components" xmlns:odgm="http://opendope.org/SmartArt/DataHierarchy" xmlns:b="http://schemas.openxmlformats.org/officeDocument/2006/bibliography" xmlns:msink="http://schemas.microsoft.com/ink/2010/main" xmlns:cdr14="http://schemas.microsoft.com/office/drawing/2010/chartDrawing" xmlns:c15="http://schemas.microsoft.com/office/drawing/2012/chart" xmlns:cs="http://schemas.microsoft.com/office/drawing/2012/chartStyle" xmlns:ns43="http://www.w3.org/1998/Math/MathML" xmlns:ns44="http://www.w3.org/2003/InkML" xmlns:a13cmd="http://schemas.microsoft.com/office/drawing/2013/main/command" xmlns:cx="http://schemas.microsoft.com/office/drawing/2014/chartex" xmlns:c16="http://schemas.microsoft.com/office/drawing/2014/chart" xmlns:dgm1611="http://schemas.microsoft.com/office/drawing/2016/11/diagram" xmlns:c16r3="http://schemas.microsoft.com/office/drawing/2017/03/chart" xmlns:am3d="http://schemas.microsoft.com/office/drawing/2017/model3d" xmlns:an18="http://schemas.microsoft.com/office/drawing/2018/animation" xmlns:anam3d="http://schemas.microsoft.com/office/drawing/2018/animation/model3d" xmlns:iact="http://schemas.microsoft.com/office/powerpoint/2014/inkAction" xmlns:thm15="http://schemas.microsoft.com/office/thememl/2012/main" xmlns:wps="http://schemas.microsoft.com/office/word/2010/wordprocessingShape" xmlns:wpc="http://schemas.microsoft.com/office/word/2010/wordprocessingCanvas" xmlns:wpg="http://schemas.microsoft.com/office/word/2010/wordprocessingGroup" xmlns:w16="http://schemas.microsoft.com/office/word/2018/wordml" xmlns:w16cex="http://schemas.microsoft.com/office/word/2018/wordml/cex" xmlns:cei="http://schemas.microsoft.com/office/word/2026/wordml/cei" xmlns:wetp="http://schemas.microsoft.com/office/webextensions/taskpanes/2010/11" xmlns:we="http://schemas.microsoft.com/office/webextensions/webextension/2010/11" xmlns:comp="http://schemas.openxmlformats.org/drawingml/2006/compatibility" xmlns:lc="http://schemas.openxmlformats.org/drawingml/2006/lockedCanvas" xmlns:dgm14="http://schemas.microsoft.com/office/drawing/2010/diagram" xmlns:a15="http://schemas.microsoft.com/office/drawing/2012/main" xmlns:pic14="http://schemas.microsoft.com/office/drawing/2010/picture" xmlns:c16ac="http://schemas.microsoft.com/office/drawing/2014/chart/ac" xmlns:a16="http://schemas.microsoft.com/office/drawing/2014/main" xmlns:a1611="http://schemas.microsoft.com/office/drawing/2016/11/main" xmlns:dgm1612="http://schemas.microsoft.com/office/drawing/2016/12/diagram" xmlns:a16svg="http://schemas.microsoft.com/office/drawing/2016/SVG/main" xmlns:adec="http://schemas.microsoft.com/office/drawing/2017/decorative" xmlns:a18hc="http://schemas.microsoft.com/office/drawing/2018/hyperlinkcolor" xmlns:wp15="http://schemas.microsoft.com/office/word/2012/wordprocessingDrawing" SelectedStyle="\APA.XSL" StyleName="APA"/>
 </file>
 
 <file path=customXml/item5.xml><?xml version="1.0" encoding="utf-8"?>

--- a/docs/Docx4j_GettingStarted.docx
+++ b/docs/Docx4j_GettingStarted.docx
@@ -1,6 +1,6 @@
 
 <file path=word/document.xml><?xml version="1.0" encoding="utf-8"?>
-<w:document xmlns:w="http://schemas.openxmlformats.org/wordprocessingml/2006/main" xmlns:w14="http://schemas.microsoft.com/office/word/2010/wordml" xmlns:w16du="http://schemas.microsoft.com/office/word/2023/wordml/word16du" xmlns:w16se="http://schemas.microsoft.com/office/word/2015/wordml/symex" xmlns:r="http://schemas.openxmlformats.org/officeDocument/2006/relationships" xmlns:w16sdtdh="http://schemas.microsoft.com/office/word/2020/wordml/sdtdatahash" xmlns:w15="http://schemas.microsoft.com/office/word/2012/wordml" xmlns:w16sdtfl="http://schemas.microsoft.com/office/word/2024/wordml/sdtformatlock" xmlns:m="http://schemas.openxmlformats.org/officeDocument/2006/math" xmlns:a="http://schemas.openxmlformats.org/drawingml/2006/main" xmlns:wp="http://schemas.openxmlformats.org/drawingml/2006/wordprocessingDrawing" xmlns:wp14="http://schemas.microsoft.com/office/word/2010/wordprocessingDrawing" xmlns:mc="http://schemas.openxmlformats.org/markup-compatibility/2006" xmlns:a14="http://schemas.microsoft.com/office/drawing/2010/main" xmlns:w16cid="http://schemas.microsoft.com/office/word/2016/wordml/cid" xmlns:sl="http://schemas.openxmlformats.org/schemaLibrary/2006/main" xmlns:wne="http://schemas.microsoft.com/office/word/2006/wordml" xmlns:c="http://schemas.openxmlformats.org/drawingml/2006/chart" xmlns:cdr="http://schemas.openxmlformats.org/drawingml/2006/chartDrawing" xmlns:c14="http://schemas.microsoft.com/office/drawing/2007/8/2/chart" xmlns:dgm="http://schemas.openxmlformats.org/drawingml/2006/diagram" xmlns:pic="http://schemas.openxmlformats.org/drawingml/2006/picture" xmlns:xdr="http://schemas.openxmlformats.org/drawingml/2006/spreadsheetDrawing" xmlns:dsp="http://schemas.microsoft.com/office/drawing/2008/diagram" xmlns:o="urn:schemas-microsoft-com:office:office" xmlns:v="urn:schemas-microsoft-com:vml" xmlns:w10="urn:schemas-microsoft-com:office:word" xmlns:xvml="urn:schemas-microsoft-com:office:excel" xmlns:pvml="urn:schemas-microsoft-com:office:powerpoint" xmlns:ns30="urn:docx4j:vml:root" xmlns:cppr="http://schemas.microsoft.com/office/2006/coverPageProps" xmlns:odx="http://opendope.org/xpaths" xmlns:odc="http://opendope.org/conditions" xmlns:odq="http://opendope.org/questions" xmlns:oda="http://opendope.org/answers" xmlns:odi="http://opendope.org/components" xmlns:odgm="http://opendope.org/SmartArt/DataHierarchy" xmlns:b="http://schemas.openxmlformats.org/officeDocument/2006/bibliography" xmlns:msink="http://schemas.microsoft.com/ink/2010/main" xmlns:cdr14="http://schemas.microsoft.com/office/drawing/2010/chartDrawing" xmlns:c15="http://schemas.microsoft.com/office/drawing/2012/chart" xmlns:cs="http://schemas.microsoft.com/office/drawing/2012/chartStyle" xmlns:ns43="http://www.w3.org/1998/Math/MathML" xmlns:ns44="http://www.w3.org/2003/InkML" xmlns:a13cmd="http://schemas.microsoft.com/office/drawing/2013/main/command" xmlns:cx="http://schemas.microsoft.com/office/drawing/2014/chartex" xmlns:c16="http://schemas.microsoft.com/office/drawing/2014/chart" xmlns:dgm1611="http://schemas.microsoft.com/office/drawing/2016/11/diagram" xmlns:c16r3="http://schemas.microsoft.com/office/drawing/2017/03/chart" xmlns:am3d="http://schemas.microsoft.com/office/drawing/2017/model3d" xmlns:an18="http://schemas.microsoft.com/office/drawing/2018/animation" xmlns:anam3d="http://schemas.microsoft.com/office/drawing/2018/animation/model3d" xmlns:iact="http://schemas.microsoft.com/office/powerpoint/2014/inkAction" xmlns:thm15="http://schemas.microsoft.com/office/thememl/2012/main" xmlns:wps="http://schemas.microsoft.com/office/word/2010/wordprocessingShape" xmlns:wpc="http://schemas.microsoft.com/office/word/2010/wordprocessingCanvas" xmlns:wpg="http://schemas.microsoft.com/office/word/2010/wordprocessingGroup" xmlns:w16="http://schemas.microsoft.com/office/word/2018/wordml" xmlns:w16cex="http://schemas.microsoft.com/office/word/2018/wordml/cex" xmlns:cei="http://schemas.microsoft.com/office/word/2026/wordml/cei" xmlns:wetp="http://schemas.microsoft.com/office/webextensions/taskpanes/2010/11" xmlns:we="http://schemas.microsoft.com/office/webextensions/webextension/2010/11" xmlns:comp="http://schemas.openxmlformats.org/drawingml/2006/compatibility" xmlns:lc="http://schemas.openxmlformats.org/drawingml/2006/lockedCanvas" xmlns:dgm14="http://schemas.microsoft.com/office/drawing/2010/diagram" xmlns:a15="http://schemas.microsoft.com/office/drawing/2012/main" xmlns:pic14="http://schemas.microsoft.com/office/drawing/2010/picture" xmlns:c16ac="http://schemas.microsoft.com/office/drawing/2014/chart/ac" xmlns:a16="http://schemas.microsoft.com/office/drawing/2014/main" xmlns:a1611="http://schemas.microsoft.com/office/drawing/2016/11/main" xmlns:dgm1612="http://schemas.microsoft.com/office/drawing/2016/12/diagram" xmlns:a16svg="http://schemas.microsoft.com/office/drawing/2016/SVG/main" xmlns:adec="http://schemas.microsoft.com/office/drawing/2017/decorative" xmlns:a18hc="http://schemas.microsoft.com/office/drawing/2018/hyperlinkcolor" xmlns:wp15="http://schemas.microsoft.com/office/word/2012/wordprocessingDrawing" mc:Ignorable="w14 w15 w16se w16cid w16 w16cex w16sdtdh w16sdtfl w16du wp14">
+<w:document xmlns:w="http://schemas.openxmlformats.org/wordprocessingml/2006/main" xmlns:w16du="http://schemas.microsoft.com/office/word/2023/wordml/word16du" xmlns:w14="http://schemas.microsoft.com/office/word/2010/wordml" xmlns:w16sdtdh="http://schemas.microsoft.com/office/word/2020/wordml/sdtdatahash" xmlns:w15="http://schemas.microsoft.com/office/word/2012/wordml" xmlns:w16sdtfl="http://schemas.microsoft.com/office/word/2024/wordml/sdtformatlock" xmlns:w16se="http://schemas.microsoft.com/office/word/2015/wordml/symex" xmlns:r="http://schemas.openxmlformats.org/officeDocument/2006/relationships" xmlns:m="http://schemas.openxmlformats.org/officeDocument/2006/math" xmlns:a="http://schemas.openxmlformats.org/drawingml/2006/main" xmlns:wp="http://schemas.openxmlformats.org/drawingml/2006/wordprocessingDrawing" xmlns:wp14="http://schemas.microsoft.com/office/word/2010/wordprocessingDrawing" xmlns:mc="http://schemas.openxmlformats.org/markup-compatibility/2006" xmlns:a14="http://schemas.microsoft.com/office/drawing/2010/main" xmlns:w16cid="http://schemas.microsoft.com/office/word/2016/wordml/cid" xmlns:sl="http://schemas.openxmlformats.org/schemaLibrary/2006/main" xmlns:wne="http://schemas.microsoft.com/office/word/2006/wordml" xmlns:c="http://schemas.openxmlformats.org/drawingml/2006/chart" xmlns:cdr="http://schemas.openxmlformats.org/drawingml/2006/chartDrawing" xmlns:c14="http://schemas.microsoft.com/office/drawing/2007/8/2/chart" xmlns:dgm="http://schemas.openxmlformats.org/drawingml/2006/diagram" xmlns:pic="http://schemas.openxmlformats.org/drawingml/2006/picture" xmlns:xdr="http://schemas.openxmlformats.org/drawingml/2006/spreadsheetDrawing" xmlns:dsp="http://schemas.microsoft.com/office/drawing/2008/diagram" xmlns:o="urn:schemas-microsoft-com:office:office" xmlns:v="urn:schemas-microsoft-com:vml" xmlns:w10="urn:schemas-microsoft-com:office:word" xmlns:xvml="urn:schemas-microsoft-com:office:excel" xmlns:pvml="urn:schemas-microsoft-com:office:powerpoint" xmlns:cppr="http://schemas.microsoft.com/office/2006/coverPageProps" xmlns:odx="http://opendope.org/xpaths" xmlns:odc="http://opendope.org/conditions" xmlns:odq="http://opendope.org/questions" xmlns:oda="http://opendope.org/answers" xmlns:odi="http://opendope.org/components" xmlns:odgm="http://opendope.org/SmartArt/DataHierarchy" xmlns:b="http://schemas.openxmlformats.org/officeDocument/2006/bibliography" xmlns:msink="http://schemas.microsoft.com/ink/2010/main" xmlns:cdr14="http://schemas.microsoft.com/office/drawing/2010/chartDrawing" xmlns:c15="http://schemas.microsoft.com/office/drawing/2012/chart" xmlns:cs="http://schemas.microsoft.com/office/drawing/2012/chartStyle" xmlns:ns43="http://www.w3.org/1998/Math/MathML" xmlns:ns44="http://www.w3.org/2003/InkML" xmlns:a13cmd="http://schemas.microsoft.com/office/drawing/2013/main/command" xmlns:cx="http://schemas.microsoft.com/office/drawing/2014/chartex" xmlns:c16="http://schemas.microsoft.com/office/drawing/2014/chart" xmlns:dgm1611="http://schemas.microsoft.com/office/drawing/2016/11/diagram" xmlns:c16r3="http://schemas.microsoft.com/office/drawing/2017/03/chart" xmlns:am3d="http://schemas.microsoft.com/office/drawing/2017/model3d" xmlns:an18="http://schemas.microsoft.com/office/drawing/2018/animation" xmlns:anam3d="http://schemas.microsoft.com/office/drawing/2018/animation/model3d" xmlns:iact="http://schemas.microsoft.com/office/powerpoint/2014/inkAction" xmlns:thm15="http://schemas.microsoft.com/office/thememl/2012/main" xmlns:wps="http://schemas.microsoft.com/office/word/2010/wordprocessingShape" xmlns:wpc="http://schemas.microsoft.com/office/word/2010/wordprocessingCanvas" xmlns:wpg="http://schemas.microsoft.com/office/word/2010/wordprocessingGroup" xmlns:w16="http://schemas.microsoft.com/office/word/2018/wordml" xmlns:w16cex="http://schemas.microsoft.com/office/word/2018/wordml/cex" xmlns:cei="http://schemas.microsoft.com/office/word/2026/wordml/cei" xmlns:wetp="http://schemas.microsoft.com/office/webextensions/taskpanes/2010/11" xmlns:we="http://schemas.microsoft.com/office/webextensions/webextension/2010/11" xmlns:comp="http://schemas.openxmlformats.org/drawingml/2006/compatibility" xmlns:lc="http://schemas.openxmlformats.org/drawingml/2006/lockedCanvas" xmlns:dgm14="http://schemas.microsoft.com/office/drawing/2010/diagram" xmlns:a15="http://schemas.microsoft.com/office/drawing/2012/main" xmlns:pic14="http://schemas.microsoft.com/office/drawing/2010/picture" xmlns:c16ac="http://schemas.microsoft.com/office/drawing/2014/chart/ac" xmlns:a16="http://schemas.microsoft.com/office/drawing/2014/main" xmlns:a1611="http://schemas.microsoft.com/office/drawing/2016/11/main" xmlns:dgm1612="http://schemas.microsoft.com/office/drawing/2016/12/diagram" xmlns:a16svg="http://schemas.microsoft.com/office/drawing/2016/SVG/main" xmlns:adec="http://schemas.microsoft.com/office/drawing/2017/decorative" xmlns:a18hc="http://schemas.microsoft.com/office/drawing/2018/hyperlinkcolor" xmlns:wp15="http://schemas.microsoft.com/office/word/2012/wordprocessingDrawing" mc:Ignorable="w14 w15 w16se w16cid w16 w16cex w16sdtdh w16sdtfl w16du wp14">
   <w:body>
     <!-- Modified by docx4j 17.2.1-SNAPSHOT (Apache licensed) using REFERENCE JAXB in Arch Linux Java 21.0.12 on Linux -->
     <w:p>
@@ -25609,7 +25609,7 @@
     </w:p>
     <w:p>
       <w:r>
-        <w:t>From 17.0.4, the visitor (non-XSLT) FO exporter is likewise the default (pass Docx4J.FLAG_EXPORT_PREFER_XSL for the XSLT pathway), and equations in the docx are rendered in the PDF, via the JEuclid FOP plugin which docx4j-export-fo now includes.</w:t>
+        <w:t xml:space="preserve">From 17.0.4, the visitor (non-XSLT) FO exporter is likewise the default (pass Docx4J.FLAG_EXPORT_PREFER_XSL for the XSLT pathway).</w:t>
       </w:r>
     </w:p>
     <w:p>
@@ -25649,6 +25649,23 @@
       <w:r>
         <w:lastRenderedPageBreak/>
         <w:t xml:space="preserve">These jars are in the zip file, in dir optional/export-fo  </w:t>
+      </w:r>
+    </w:p>
+    <w:p>
+      <w:r>
+        <w:rPr>
+          <w:b/>
+          <w:bCs/>
+        </w:rPr>
+        <w:t xml:space="preserve">Equations.  </w:t>
+      </w:r>
+      <w:r>
+        <w:t xml:space="preserve">From 17.0.4, equations in the docx are rendered in the PDF.  Both FO pathways emit the equation as MathML inside fo:instream-foreign-object, and the JEuclid FOP plugin lays it out and draws it as vector paths, so no maths font has to be present and nothing needs configuring per document.</w:t>
+      </w:r>
+    </w:p>
+    <w:p>
+      <w:r>
+        <w:t xml:space="preserve">One limitation: an equation is a single graphic, so a very long display equation overflows the margin instead of wrapping (Word cannot break inside an equation either).  Everything within the page width renders correctly.  For the whole maths pipeline - Markdown, docx, HTML and PDF - see docs/Maths_from_Markdown.md.</w:t>
       </w:r>
     </w:p>
     <w:p>
@@ -49524,11 +49541,11 @@
 </file>
 
 <file path=customXml/item4.xml><?xml version="1.0" encoding="utf-8"?>
-<b:Sources xmlns:w="http://schemas.openxmlformats.org/wordprocessingml/2006/main" xmlns:w14="http://schemas.microsoft.com/office/word/2010/wordml" xmlns:w16du="http://schemas.microsoft.com/office/word/2023/wordml/word16du" xmlns:w16se="http://schemas.microsoft.com/office/word/2015/wordml/symex" xmlns:r="http://schemas.openxmlformats.org/officeDocument/2006/relationships" xmlns:w16sdtdh="http://schemas.microsoft.com/office/word/2020/wordml/sdtdatahash" xmlns:w15="http://schemas.microsoft.com/office/word/2012/wordml" xmlns:w16sdtfl="http://schemas.microsoft.com/office/word/2024/wordml/sdtformatlock" xmlns:m="http://schemas.openxmlformats.org/officeDocument/2006/math" xmlns:a="http://schemas.openxmlformats.org/drawingml/2006/main" xmlns:wp="http://schemas.openxmlformats.org/drawingml/2006/wordprocessingDrawing" xmlns:wp14="http://schemas.microsoft.com/office/word/2010/wordprocessingDrawing" xmlns:mc="http://schemas.openxmlformats.org/markup-compatibility/2006" xmlns:a14="http://schemas.microsoft.com/office/drawing/2010/main" xmlns:w16cid="http://schemas.microsoft.com/office/word/2016/wordml/cid" xmlns:sl="http://schemas.openxmlformats.org/schemaLibrary/2006/main" xmlns:wne="http://schemas.microsoft.com/office/word/2006/wordml" xmlns:c="http://schemas.openxmlformats.org/drawingml/2006/chart" xmlns:cdr="http://schemas.openxmlformats.org/drawingml/2006/chartDrawing" xmlns:c14="http://schemas.microsoft.com/office/drawing/2007/8/2/chart" xmlns:dgm="http://schemas.openxmlformats.org/drawingml/2006/diagram" xmlns:pic="http://schemas.openxmlformats.org/drawingml/2006/picture" xmlns:xdr="http://schemas.openxmlformats.org/drawingml/2006/spreadsheetDrawing" xmlns:dsp="http://schemas.microsoft.com/office/drawing/2008/diagram" xmlns:o="urn:schemas-microsoft-com:office:office" xmlns:v="urn:schemas-microsoft-com:vml" xmlns:w10="urn:schemas-microsoft-com:office:word" xmlns:xvml="urn:schemas-microsoft-com:office:excel" xmlns:pvml="urn:schemas-microsoft-com:office:powerpoint" xmlns:ns30="urn:docx4j:vml:root" xmlns:cppr="http://schemas.microsoft.com/office/2006/coverPageProps" xmlns:odx="http://opendope.org/xpaths" xmlns:odc="http://opendope.org/conditions" xmlns:odq="http://opendope.org/questions" xmlns:oda="http://opendope.org/answers" xmlns:odi="http://opendope.org/components" xmlns:odgm="http://opendope.org/SmartArt/DataHierarchy" xmlns:b="http://schemas.openxmlformats.org/officeDocument/2006/bibliography" xmlns:msink="http://schemas.microsoft.com/ink/2010/main" xmlns:cdr14="http://schemas.microsoft.com/office/drawing/2010/chartDrawing" xmlns:c15="http://schemas.microsoft.com/office/drawing/2012/chart" xmlns:cs="http://schemas.microsoft.com/office/drawing/2012/chartStyle" xmlns:ns43="http://www.w3.org/1998/Math/MathML" xmlns:ns44="http://www.w3.org/2003/InkML" xmlns:a13cmd="http://schemas.microsoft.com/office/drawing/2013/main/command" xmlns:cx="http://schemas.microsoft.com/office/drawing/2014/chartex" xmlns:c16="http://schemas.microsoft.com/office/drawing/2014/chart" xmlns:dgm1611="http://schemas.microsoft.com/office/drawing/2016/11/diagram" xmlns:c16r3="http://schemas.microsoft.com/office/drawing/2017/03/chart" xmlns:am3d="http://schemas.microsoft.com/office/drawing/2017/model3d" xmlns:an18="http://schemas.microsoft.com/office/drawing/2018/animation" xmlns:anam3d="http://schemas.microsoft.com/office/drawing/2018/animation/model3d" xmlns:iact="http://schemas.microsoft.com/office/powerpoint/2014/inkAction" xmlns:thm15="http://schemas.microsoft.com/office/thememl/2012/main" xmlns:wps="http://schemas.microsoft.com/office/word/2010/wordprocessingShape" xmlns:wpc="http://schemas.microsoft.com/office/word/2010/wordprocessingCanvas" xmlns:wpg="http://schemas.microsoft.com/office/word/2010/wordprocessingGroup" xmlns:w16="http://schemas.microsoft.com/office/word/2018/wordml" xmlns:w16cex="http://schemas.microsoft.com/office/word/2018/wordml/cex" xmlns:cei="http://schemas.microsoft.com/office/word/2026/wordml/cei" xmlns:wetp="http://schemas.microsoft.com/office/webextensions/taskpanes/2010/11" xmlns:we="http://schemas.microsoft.com/office/webextensions/webextension/2010/11" xmlns:comp="http://schemas.openxmlformats.org/drawingml/2006/compatibility" xmlns:lc="http://schemas.openxmlformats.org/drawingml/2006/lockedCanvas" xmlns:dgm14="http://schemas.microsoft.com/office/drawing/2010/diagram" xmlns:a15="http://schemas.microsoft.com/office/drawing/2012/main" xmlns:pic14="http://schemas.microsoft.com/office/drawing/2010/picture" xmlns:c16ac="http://schemas.microsoft.com/office/drawing/2014/chart/ac" xmlns:a16="http://schemas.microsoft.com/office/drawing/2014/main" xmlns:a1611="http://schemas.microsoft.com/office/drawing/2016/11/main" xmlns:dgm1612="http://schemas.microsoft.com/office/drawing/2016/12/diagram" xmlns:a16svg="http://schemas.microsoft.com/office/drawing/2016/SVG/main" xmlns:adec="http://schemas.microsoft.com/office/drawing/2017/decorative" xmlns:a18hc="http://schemas.microsoft.com/office/drawing/2018/hyperlinkcolor" xmlns:wp15="http://schemas.microsoft.com/office/word/2012/wordprocessingDrawing" SelectedStyle="\APA.XSL" StyleName="APA"/>
+<b:Sources xmlns:w="http://schemas.openxmlformats.org/wordprocessingml/2006/main" xmlns:w16du="http://schemas.microsoft.com/office/word/2023/wordml/word16du" xmlns:w14="http://schemas.microsoft.com/office/word/2010/wordml" xmlns:w16sdtdh="http://schemas.microsoft.com/office/word/2020/wordml/sdtdatahash" xmlns:w15="http://schemas.microsoft.com/office/word/2012/wordml" xmlns:w16sdtfl="http://schemas.microsoft.com/office/word/2024/wordml/sdtformatlock" xmlns:w16se="http://schemas.microsoft.com/office/word/2015/wordml/symex" xmlns:r="http://schemas.openxmlformats.org/officeDocument/2006/relationships" xmlns:m="http://schemas.openxmlformats.org/officeDocument/2006/math" xmlns:a="http://schemas.openxmlformats.org/drawingml/2006/main" xmlns:wp="http://schemas.openxmlformats.org/drawingml/2006/wordprocessingDrawing" xmlns:wp14="http://schemas.microsoft.com/office/word/2010/wordprocessingDrawing" xmlns:mc="http://schemas.openxmlformats.org/markup-compatibility/2006" xmlns:a14="http://schemas.microsoft.com/office/drawing/2010/main" xmlns:w16cid="http://schemas.microsoft.com/office/word/2016/wordml/cid" xmlns:sl="http://schemas.openxmlformats.org/schemaLibrary/2006/main" xmlns:wne="http://schemas.microsoft.com/office/word/2006/wordml" xmlns:c="http://schemas.openxmlformats.org/drawingml/2006/chart" xmlns:cdr="http://schemas.openxmlformats.org/drawingml/2006/chartDrawing" xmlns:c14="http://schemas.microsoft.com/office/drawing/2007/8/2/chart" xmlns:dgm="http://schemas.openxmlformats.org/drawingml/2006/diagram" xmlns:pic="http://schemas.openxmlformats.org/drawingml/2006/picture" xmlns:xdr="http://schemas.openxmlformats.org/drawingml/2006/spreadsheetDrawing" xmlns:dsp="http://schemas.microsoft.com/office/drawing/2008/diagram" xmlns:o="urn:schemas-microsoft-com:office:office" xmlns:v="urn:schemas-microsoft-com:vml" xmlns:w10="urn:schemas-microsoft-com:office:word" xmlns:xvml="urn:schemas-microsoft-com:office:excel" xmlns:pvml="urn:schemas-microsoft-com:office:powerpoint" xmlns:cppr="http://schemas.microsoft.com/office/2006/coverPageProps" xmlns:odx="http://opendope.org/xpaths" xmlns:odc="http://opendope.org/conditions" xmlns:odq="http://opendope.org/questions" xmlns:oda="http://opendope.org/answers" xmlns:odi="http://opendope.org/components" xmlns:odgm="http://opendope.org/SmartArt/DataHierarchy" xmlns:b="http://schemas.openxmlformats.org/officeDocument/2006/bibliography" xmlns:msink="http://schemas.microsoft.com/ink/2010/main" xmlns:cdr14="http://schemas.microsoft.com/office/drawing/2010/chartDrawing" xmlns:c15="http://schemas.microsoft.com/office/drawing/2012/chart" xmlns:cs="http://schemas.microsoft.com/office/drawing/2012/chartStyle" xmlns:ns43="http://www.w3.org/1998/Math/MathML" xmlns:ns44="http://www.w3.org/2003/InkML" xmlns:a13cmd="http://schemas.microsoft.com/office/drawing/2013/main/command" xmlns:cx="http://schemas.microsoft.com/office/drawing/2014/chartex" xmlns:c16="http://schemas.microsoft.com/office/drawing/2014/chart" xmlns:dgm1611="http://schemas.microsoft.com/office/drawing/2016/11/diagram" xmlns:c16r3="http://schemas.microsoft.com/office/drawing/2017/03/chart" xmlns:am3d="http://schemas.microsoft.com/office/drawing/2017/model3d" xmlns:an18="http://schemas.microsoft.com/office/drawing/2018/animation" xmlns:anam3d="http://schemas.microsoft.com/office/drawing/2018/animation/model3d" xmlns:iact="http://schemas.microsoft.com/office/powerpoint/2014/inkAction" xmlns:thm15="http://schemas.microsoft.com/office/thememl/2012/main" xmlns:wps="http://schemas.microsoft.com/office/word/2010/wordprocessingShape" xmlns:wpc="http://schemas.microsoft.com/office/word/2010/wordprocessingCanvas" xmlns:wpg="http://schemas.microsoft.com/office/word/2010/wordprocessingGroup" xmlns:w16="http://schemas.microsoft.com/office/word/2018/wordml" xmlns:w16cex="http://schemas.microsoft.com/office/word/2018/wordml/cex" xmlns:cei="http://schemas.microsoft.com/office/word/2026/wordml/cei" xmlns:wetp="http://schemas.microsoft.com/office/webextensions/taskpanes/2010/11" xmlns:we="http://schemas.microsoft.com/office/webextensions/webextension/2010/11" xmlns:comp="http://schemas.openxmlformats.org/drawingml/2006/compatibility" xmlns:lc="http://schemas.openxmlformats.org/drawingml/2006/lockedCanvas" xmlns:dgm14="http://schemas.microsoft.com/office/drawing/2010/diagram" xmlns:a15="http://schemas.microsoft.com/office/drawing/2012/main" xmlns:pic14="http://schemas.microsoft.com/office/drawing/2010/picture" xmlns:c16ac="http://schemas.microsoft.com/office/drawing/2014/chart/ac" xmlns:a16="http://schemas.microsoft.com/office/drawing/2014/main" xmlns:a1611="http://schemas.microsoft.com/office/drawing/2016/11/main" xmlns:dgm1612="http://schemas.microsoft.com/office/drawing/2016/12/diagram" xmlns:a16svg="http://schemas.microsoft.com/office/drawing/2016/SVG/main" xmlns:adec="http://schemas.microsoft.com/office/drawing/2017/decorative" xmlns:a18hc="http://schemas.microsoft.com/office/drawing/2018/hyperlinkcolor" xmlns:wp15="http://schemas.microsoft.com/office/word/2012/wordprocessingDrawing" SelectedStyle="\APA.XSL" StyleName="APA"/>
 </file>
 
 <file path=customXml/item5.xml><?xml version="1.0" encoding="utf-8"?>
-<b:Sources xmlns:w="http://schemas.openxmlformats.org/wordprocessingml/2006/main" xmlns:w14="http://schemas.microsoft.com/office/word/2010/wordml" xmlns:w16du="http://schemas.microsoft.com/office/word/2023/wordml/word16du" xmlns:w16se="http://schemas.microsoft.com/office/word/2015/wordml/symex" xmlns:r="http://schemas.openxmlformats.org/officeDocument/2006/relationships" xmlns:w16sdtdh="http://schemas.microsoft.com/office/word/2020/wordml/sdtdatahash" xmlns:w15="http://schemas.microsoft.com/office/word/2012/wordml" xmlns:w16sdtfl="http://schemas.microsoft.com/office/word/2024/wordml/sdtformatlock" xmlns:m="http://schemas.openxmlformats.org/officeDocument/2006/math" xmlns:a="http://schemas.openxmlformats.org/drawingml/2006/main" xmlns:wp="http://schemas.openxmlformats.org/drawingml/2006/wordprocessingDrawing" xmlns:wp14="http://schemas.microsoft.com/office/word/2010/wordprocessingDrawing" xmlns:mc="http://schemas.openxmlformats.org/markup-compatibility/2006" xmlns:a14="http://schemas.microsoft.com/office/drawing/2010/main" xmlns:w16cid="http://schemas.microsoft.com/office/word/2016/wordml/cid" xmlns:sl="http://schemas.openxmlformats.org/schemaLibrary/2006/main" xmlns:wne="http://schemas.microsoft.com/office/word/2006/wordml" xmlns:c="http://schemas.openxmlformats.org/drawingml/2006/chart" xmlns:cdr="http://schemas.openxmlformats.org/drawingml/2006/chartDrawing" xmlns:c14="http://schemas.microsoft.com/office/drawing/2007/8/2/chart" xmlns:dgm="http://schemas.openxmlformats.org/drawingml/2006/diagram" xmlns:pic="http://schemas.openxmlformats.org/drawingml/2006/picture" xmlns:xdr="http://schemas.openxmlformats.org/drawingml/2006/spreadsheetDrawing" xmlns:dsp="http://schemas.microsoft.com/office/drawing/2008/diagram" xmlns:o="urn:schemas-microsoft-com:office:office" xmlns:v="urn:schemas-microsoft-com:vml" xmlns:w10="urn:schemas-microsoft-com:office:word" xmlns:xvml="urn:schemas-microsoft-com:office:excel" xmlns:pvml="urn:schemas-microsoft-com:office:powerpoint" xmlns:ns30="urn:docx4j:vml:root" xmlns:cppr="http://schemas.microsoft.com/office/2006/coverPageProps" xmlns:odx="http://opendope.org/xpaths" xmlns:odc="http://opendope.org/conditions" xmlns:odq="http://opendope.org/questions" xmlns:oda="http://opendope.org/answers" xmlns:odi="http://opendope.org/components" xmlns:odgm="http://opendope.org/SmartArt/DataHierarchy" xmlns:b="http://schemas.openxmlformats.org/officeDocument/2006/bibliography" xmlns:msink="http://schemas.microsoft.com/ink/2010/main" xmlns:cdr14="http://schemas.microsoft.com/office/drawing/2010/chartDrawing" xmlns:c15="http://schemas.microsoft.com/office/drawing/2012/chart" xmlns:cs="http://schemas.microsoft.com/office/drawing/2012/chartStyle" xmlns:ns43="http://www.w3.org/1998/Math/MathML" xmlns:ns44="http://www.w3.org/2003/InkML" xmlns:a13cmd="http://schemas.microsoft.com/office/drawing/2013/main/command" xmlns:cx="http://schemas.microsoft.com/office/drawing/2014/chartex" xmlns:c16="http://schemas.microsoft.com/office/drawing/2014/chart" xmlns:dgm1611="http://schemas.microsoft.com/office/drawing/2016/11/diagram" xmlns:c16r3="http://schemas.microsoft.com/office/drawing/2017/03/chart" xmlns:am3d="http://schemas.microsoft.com/office/drawing/2017/model3d" xmlns:an18="http://schemas.microsoft.com/office/drawing/2018/animation" xmlns:anam3d="http://schemas.microsoft.com/office/drawing/2018/animation/model3d" xmlns:iact="http://schemas.microsoft.com/office/powerpoint/2014/inkAction" xmlns:thm15="http://schemas.microsoft.com/office/thememl/2012/main" xmlns:wps="http://schemas.microsoft.com/office/word/2010/wordprocessingShape" xmlns:wpc="http://schemas.microsoft.com/office/word/2010/wordprocessingCanvas" xmlns:wpg="http://schemas.microsoft.com/office/word/2010/wordprocessingGroup" xmlns:w16="http://schemas.microsoft.com/office/word/2018/wordml" xmlns:w16cex="http://schemas.microsoft.com/office/word/2018/wordml/cex" xmlns:cei="http://schemas.microsoft.com/office/word/2026/wordml/cei" xmlns:wetp="http://schemas.microsoft.com/office/webextensions/taskpanes/2010/11" xmlns:we="http://schemas.microsoft.com/office/webextensions/webextension/2010/11" xmlns:comp="http://schemas.openxmlformats.org/drawingml/2006/compatibility" xmlns:lc="http://schemas.openxmlformats.org/drawingml/2006/lockedCanvas" xmlns:dgm14="http://schemas.microsoft.com/office/drawing/2010/diagram" xmlns:a15="http://schemas.microsoft.com/office/drawing/2012/main" xmlns:pic14="http://schemas.microsoft.com/office/drawing/2010/picture" xmlns:c16ac="http://schemas.microsoft.com/office/drawing/2014/chart/ac" xmlns:a16="http://schemas.microsoft.com/office/drawing/2014/main" xmlns:a1611="http://schemas.microsoft.com/office/drawing/2016/11/main" xmlns:dgm1612="http://schemas.microsoft.com/office/drawing/2016/12/diagram" xmlns:a16svg="http://schemas.microsoft.com/office/drawing/2016/SVG/main" xmlns:adec="http://schemas.microsoft.com/office/drawing/2017/decorative" xmlns:a18hc="http://schemas.microsoft.com/office/drawing/2018/hyperlinkcolor" xmlns:wp15="http://schemas.microsoft.com/office/word/2012/wordprocessingDrawing" SelectedStyle="\APA.XSL" StyleName="APA"/>
+<b:Sources xmlns:w="http://schemas.openxmlformats.org/wordprocessingml/2006/main" xmlns:w16du="http://schemas.microsoft.com/office/word/2023/wordml/word16du" xmlns:w14="http://schemas.microsoft.com/office/word/2010/wordml" xmlns:w16sdtdh="http://schemas.microsoft.com/office/word/2020/wordml/sdtdatahash" xmlns:w15="http://schemas.microsoft.com/office/word/2012/wordml" xmlns:w16sdtfl="http://schemas.microsoft.com/office/word/2024/wordml/sdtformatlock" xmlns:w16se="http://schemas.microsoft.com/office/word/2015/wordml/symex" xmlns:r="http://schemas.openxmlformats.org/officeDocument/2006/relationships" xmlns:m="http://schemas.openxmlformats.org/officeDocument/2006/math" xmlns:a="http://schemas.openxmlformats.org/drawingml/2006/main" xmlns:wp="http://schemas.openxmlformats.org/drawingml/2006/wordprocessingDrawing" xmlns:wp14="http://schemas.microsoft.com/office/word/2010/wordprocessingDrawing" xmlns:mc="http://schemas.openxmlformats.org/markup-compatibility/2006" xmlns:a14="http://schemas.microsoft.com/office/drawing/2010/main" xmlns:w16cid="http://schemas.microsoft.com/office/word/2016/wordml/cid" xmlns:sl="http://schemas.openxmlformats.org/schemaLibrary/2006/main" xmlns:wne="http://schemas.microsoft.com/office/word/2006/wordml" xmlns:c="http://schemas.openxmlformats.org/drawingml/2006/chart" xmlns:cdr="http://schemas.openxmlformats.org/drawingml/2006/chartDrawing" xmlns:c14="http://schemas.microsoft.com/office/drawing/2007/8/2/chart" xmlns:dgm="http://schemas.openxmlformats.org/drawingml/2006/diagram" xmlns:pic="http://schemas.openxmlformats.org/drawingml/2006/picture" xmlns:xdr="http://schemas.openxmlformats.org/drawingml/2006/spreadsheetDrawing" xmlns:dsp="http://schemas.microsoft.com/office/drawing/2008/diagram" xmlns:o="urn:schemas-microsoft-com:office:office" xmlns:v="urn:schemas-microsoft-com:vml" xmlns:w10="urn:schemas-microsoft-com:office:word" xmlns:xvml="urn:schemas-microsoft-com:office:excel" xmlns:pvml="urn:schemas-microsoft-com:office:powerpoint" xmlns:cppr="http://schemas.microsoft.com/office/2006/coverPageProps" xmlns:odx="http://opendope.org/xpaths" xmlns:odc="http://opendope.org/conditions" xmlns:odq="http://opendope.org/questions" xmlns:oda="http://opendope.org/answers" xmlns:odi="http://opendope.org/components" xmlns:odgm="http://opendope.org/SmartArt/DataHierarchy" xmlns:b="http://schemas.openxmlformats.org/officeDocument/2006/bibliography" xmlns:msink="http://schemas.microsoft.com/ink/2010/main" xmlns:cdr14="http://schemas.microsoft.com/office/drawing/2010/chartDrawing" xmlns:c15="http://schemas.microsoft.com/office/drawing/2012/chart" xmlns:cs="http://schemas.microsoft.com/office/drawing/2012/chartStyle" xmlns:ns43="http://www.w3.org/1998/Math/MathML" xmlns:ns44="http://www.w3.org/2003/InkML" xmlns:a13cmd="http://schemas.microsoft.com/office/drawing/2013/main/command" xmlns:cx="http://schemas.microsoft.com/office/drawing/2014/chartex" xmlns:c16="http://schemas.microsoft.com/office/drawing/2014/chart" xmlns:dgm1611="http://schemas.microsoft.com/office/drawing/2016/11/diagram" xmlns:c16r3="http://schemas.microsoft.com/office/drawing/2017/03/chart" xmlns:am3d="http://schemas.microsoft.com/office/drawing/2017/model3d" xmlns:an18="http://schemas.microsoft.com/office/drawing/2018/animation" xmlns:anam3d="http://schemas.microsoft.com/office/drawing/2018/animation/model3d" xmlns:iact="http://schemas.microsoft.com/office/powerpoint/2014/inkAction" xmlns:thm15="http://schemas.microsoft.com/office/thememl/2012/main" xmlns:wps="http://schemas.microsoft.com/office/word/2010/wordprocessingShape" xmlns:wpc="http://schemas.microsoft.com/office/word/2010/wordprocessingCanvas" xmlns:wpg="http://schemas.microsoft.com/office/word/2010/wordprocessingGroup" xmlns:w16="http://schemas.microsoft.com/office/word/2018/wordml" xmlns:w16cex="http://schemas.microsoft.com/office/word/2018/wordml/cex" xmlns:cei="http://schemas.microsoft.com/office/word/2026/wordml/cei" xmlns:wetp="http://schemas.microsoft.com/office/webextensions/taskpanes/2010/11" xmlns:we="http://schemas.microsoft.com/office/webextensions/webextension/2010/11" xmlns:comp="http://schemas.openxmlformats.org/drawingml/2006/compatibility" xmlns:lc="http://schemas.openxmlformats.org/drawingml/2006/lockedCanvas" xmlns:dgm14="http://schemas.microsoft.com/office/drawing/2010/diagram" xmlns:a15="http://schemas.microsoft.com/office/drawing/2012/main" xmlns:pic14="http://schemas.microsoft.com/office/drawing/2010/picture" xmlns:c16ac="http://schemas.microsoft.com/office/drawing/2014/chart/ac" xmlns:a16="http://schemas.microsoft.com/office/drawing/2014/main" xmlns:a1611="http://schemas.microsoft.com/office/drawing/2016/11/main" xmlns:dgm1612="http://schemas.microsoft.com/office/drawing/2016/12/diagram" xmlns:a16svg="http://schemas.microsoft.com/office/drawing/2016/SVG/main" xmlns:adec="http://schemas.microsoft.com/office/drawing/2017/decorative" xmlns:a18hc="http://schemas.microsoft.com/office/drawing/2018/hyperlinkcolor" xmlns:wp15="http://schemas.microsoft.com/office/word/2012/wordprocessingDrawing" SelectedStyle="\APA.XSL" StyleName="APA"/>
 </file>
 
 <file path=customXml/itemProps1.xml><?xml version="1.0" encoding="utf-8"?>

--- a/docs/Docx4j_GettingStarted.docx
+++ b/docs/Docx4j_GettingStarted.docx
@@ -5634,7 +5634,7 @@
         <w:t>docx4j</w:t>
       </w:r>
       <w:r>
-        <w:t xml:space="preserve"> is similar in concept to Microsoft's  OpenXML SDK, which is for .NET.</w:t>
+        <w:t xml:space="preserve"> is similar in concept to Microsoft's OpenXML SDK, which is for .NET.</w:t>
       </w:r>
       <w:r>
         <w:t xml:space="preserve">  docx4j.NET is available for the NET platform; see further below.</w:t>
@@ -6064,7 +6064,7 @@
     </w:p>
     <w:p>
       <w:r>
-        <w:t xml:space="preserve">If you want to process docx/pptx/xslsx </w:t>
+        <w:t xml:space="preserve">If you want to process docx/pptx/xlsx </w:t>
       </w:r>
       <w:r>
         <w:t xml:space="preserve">on the .NET platform, you should </w:t>
@@ -25617,7 +25617,7 @@
         <w:t>PDF output via XSL FO is substantially improved in 17.0.5 and again in 17.1.0</w:t>
       </w:r>
       <w:r>
-        <w:t xml:space="preserve"> and17.2.0</w:t>
+        <w:t xml:space="preserve"> and 17.2.0</w:t>
       </w:r>
       <w:r>
         <w:t xml:space="preserve">: line breaking, line height and placement, tab stops, paragraph spacing, list labels, tables, columns, footnotes and kerning now follow the rules Word applies, measured against Word 365. This is achieved in part by the introduction of docx4j's own FOP layout managers (in docx4j-export-fo, </w:t>
@@ -25701,7 +25701,7 @@
         </w:numPr>
       </w:pPr>
       <w:r>
-        <w:t xml:space="preserve">the docx4j FO renderer, org.docx4j:docx4j-fo-renderer, an upstream-tracking fork of Apache FOP 2.11 which carries the fixes docx4j has found in FOP and hooks for the Word layout rules (not yet released).  </w:t>
+        <w:t xml:space="preserve">the docx4j FO renderer, org.docx4j:docx4j-fo-renderer, an upstream-tracking fork of Apache FOP 2.11 which carries the fixes docx4j has found in FOP and hooks for the Word layout rules; 2.11-docx4j.1 on Maven Central since 25 September 2026.  To use it, depend on org.docx4j:docx4j-fo-renderer-core in place of org.apache.xmlgraphics:fop (docx4j-export-fo/README.md has the recipe); Apache FOP stays the default until a minor release.  </w:t>
       </w:r>
     </w:p>
     <w:p>
@@ -25709,7 +25709,7 @@
         <w:t>Whichever is on the classpath is used: FopCapabilities probes once per JVM and logs one INFO line naming the renderer, its version and the hooks it carries, so a support question can start from it; a rule which needs a hook falls back on Apache FOP, which therefore behaves as it did before the fork.  The probe also warns of two hazards</w:t>
       </w:r>
       <w:r>
-        <w:t>: two copies of FOP on the classpath (the fork keeps Apache's package names, so classpath order decides which wins), and a FOP of another line than 2.11, whose internals the layout managers subclass.</w:t>
+        <w:t>: two copies of FOP on the classpath (the fork keeps Apache's package names, so classpath order decides which wins), and a FOP of another line than 2.11, whose internals the layout managers subclass.  Measured on the layout-fidelity corpora, the two renderers produce the same layout today; the fork's text layer is correct for CJK ideographs that share a glyph with a radical, and it cannot be broken by an Apache point release.  The ligature fixes of its next release are the point at which switching is recommended.</w:t>
       </w:r>
     </w:p>
     <w:p>

--- a/docs/Docx4j_GettingStarted.docx
+++ b/docs/Docx4j_GettingStarted.docx
@@ -8348,7 +8348,7 @@
           <w:rPr>
             <w:rStyle w:val="Hyperlink"/>
           </w:rPr>
-          <w:t>https://github.com/plutext/docx4j/blob/VERSION_11_5_7/docx4j-samples-resources/src/main/resources/logback.xml</w:t>
+          <w:t>https://github.com/plutext/docx4j/blob/VERSION_17_2_1/docx4j-samples-resources/src/main/resources/logback.xml</w:t>
         </w:r>
       </w:hyperlink>
       <w:r>
@@ -25638,7 +25638,7 @@
           <w:rPr>
             <w:rStyle w:val="Hyperlink"/>
           </w:rPr>
-          <w:t>https://github.com/plutext/docx4j/tree/VERSION_11_5_14/docx4j-samples-docx-export-fo/src/main/java/org/docx4j/samples</w:t>
+          <w:t>https://github.com/plutext/docx4j/tree/VERSION_17_2_1/docx4j-samples-docx-export-fo/src/main/java/org/docx4j/samples</w:t>
         </w:r>
       </w:hyperlink>
       <w:r>
@@ -26345,7 +26345,7 @@
           <w:rPr>
             <w:rStyle w:val="Hyperlink"/>
           </w:rPr>
-          <w:t>https://github.com/plutext/docx4j/blob/VERSION_11_5_14/docx4j-samples-docx-export-fo/src/main/java/org/docx4j/samples/ManyThreads.java</w:t>
+          <w:t>https://github.com/plutext/docx4j/blob/VERSION_17_2_1/docx4j-samples-docx-export-fo/src/main/java/org/docx4j/samples/ManyThreads.java</w:t>
         </w:r>
       </w:hyperlink>
       <w:r>
@@ -37441,7 +37441,7 @@
           <w:rPr>
             <w:rStyle w:val="Hyperlink"/>
           </w:rPr>
-          <w:t>github.com/plutext/docx4j/tree/VERSION_17_2_0/docs</w:t>
+          <w:t>github.com/plutext/docx4j/tree/VERSION_17_2_1/docs</w:t>
         </w:r>
       </w:hyperlink>
       <w:r>
@@ -41487,7 +41487,7 @@
           <w:rPr>
             <w:rStyle w:val="Hyperlink"/>
           </w:rPr>
-          <w:t>https://github.com/plutext/docx4j/blob/VERSION_11_5_8/docx4j-core/src/main/resources/org/docx4j/fonts/microsoft/MicrosoftFonts.xml</w:t>
+          <w:t>https://github.com/plutext/docx4j/blob/VERSION_17_2_1/docx4j-core/src/main/resources/org/docx4j/fonts/microsoft/MicrosoftFonts.xml</w:t>
         </w:r>
       </w:hyperlink>
       <w:r>
@@ -41503,7 +41503,7 @@
           <w:rPr>
             <w:rStyle w:val="Hyperlink"/>
           </w:rPr>
-          <w:t>https://github.com/plutext/docx4j/blob/VERSION_11_5_8/docx4j-samples-docx4j/src/main/java/org/docx4j/samples/FontsUsed.java</w:t>
+          <w:t>https://github.com/plutext/docx4j/blob/VERSION_17_2_1/docx4j-samples-docx4j/src/main/java/org/docx4j/samples/FontsUsed.java</w:t>
         </w:r>
       </w:hyperlink>
       <w:r>

--- a/docs/Docx4j_GettingStarted.docx
+++ b/docs/Docx4j_GettingStarted.docx
@@ -25898,6 +25898,18 @@
       </w:r>
       <w:r>
         <w:t>he ligature fixes of its next release are the point at which switching is recommended.</w:t>
+      </w:r>
+    </w:p>
+    <w:p>
+      <w:r>
+        <w:rPr>
+          <w:b/>
+          <w:bCs/>
+        </w:rPr>
+        <w:t xml:space="preserve">Pictures.  </w:t>
+      </w:r>
+      <w:r>
+        <w:t xml:space="preserve">From 17.3.0, pictures are drawn as Word draws them in its own PDFs: a cropped picture shows only its cropped area (before 17.3.0 the whole bitmap was squeezed into the frame), and a picture stored at more than 300 pixels per inch for the size it is shown at is resampled to 200, and a high-quality JPEG is re-encoded at quality 75, as Word’s PDF export does, so the pictures in a PDF come out near the size of Word’s.  docx4j.convert.out.fo.images.resolution (or FOSettings.setImageResolution) changes this: high-fidelity keeps the original bitmaps, document follows the document’s own Compress Pictures settings, and a number sets the resolution.  To make the docx itself smaller, CompressPictures.compress(wordMLPackage, "220", true) does what Word’s Compress Pictures does.</w:t>
       </w:r>
     </w:p>
     <w:p>

--- a/docs/Docx4j_GettingStarted.docx
+++ b/docs/Docx4j_GettingStarted.docx
@@ -1,8 +1,8 @@
 
 <file path=word/document.xml><?xml version="1.0" encoding="utf-8"?>
-<w:document xmlns:w="http://schemas.openxmlformats.org/wordprocessingml/2006/main" xmlns:w16du="http://schemas.microsoft.com/office/word/2023/wordml/word16du" xmlns:w14="http://schemas.microsoft.com/office/word/2010/wordml" xmlns:w16sdtdh="http://schemas.microsoft.com/office/word/2020/wordml/sdtdatahash" xmlns:w15="http://schemas.microsoft.com/office/word/2012/wordml" xmlns:w16sdtfl="http://schemas.microsoft.com/office/word/2024/wordml/sdtformatlock" xmlns:w16se="http://schemas.microsoft.com/office/word/2015/wordml/symex" xmlns:r="http://schemas.openxmlformats.org/officeDocument/2006/relationships" xmlns:m="http://schemas.openxmlformats.org/officeDocument/2006/math" xmlns:a="http://schemas.openxmlformats.org/drawingml/2006/main" xmlns:wp="http://schemas.openxmlformats.org/drawingml/2006/wordprocessingDrawing" xmlns:wp14="http://schemas.microsoft.com/office/word/2010/wordprocessingDrawing" xmlns:mc="http://schemas.openxmlformats.org/markup-compatibility/2006" xmlns:a14="http://schemas.microsoft.com/office/drawing/2010/main" xmlns:w16cid="http://schemas.microsoft.com/office/word/2016/wordml/cid" xmlns:sl="http://schemas.openxmlformats.org/schemaLibrary/2006/main" xmlns:wne="http://schemas.microsoft.com/office/word/2006/wordml" xmlns:c="http://schemas.openxmlformats.org/drawingml/2006/chart" xmlns:cdr="http://schemas.openxmlformats.org/drawingml/2006/chartDrawing" xmlns:c14="http://schemas.microsoft.com/office/drawing/2007/8/2/chart" xmlns:dgm="http://schemas.openxmlformats.org/drawingml/2006/diagram" xmlns:pic="http://schemas.openxmlformats.org/drawingml/2006/picture" xmlns:xdr="http://schemas.openxmlformats.org/drawingml/2006/spreadsheetDrawing" xmlns:dsp="http://schemas.microsoft.com/office/drawing/2008/diagram" xmlns:o="urn:schemas-microsoft-com:office:office" xmlns:v="urn:schemas-microsoft-com:vml" xmlns:w10="urn:schemas-microsoft-com:office:word" xmlns:xvml="urn:schemas-microsoft-com:office:excel" xmlns:pvml="urn:schemas-microsoft-com:office:powerpoint" xmlns:cppr="http://schemas.microsoft.com/office/2006/coverPageProps" xmlns:odx="http://opendope.org/xpaths" xmlns:odc="http://opendope.org/conditions" xmlns:odq="http://opendope.org/questions" xmlns:oda="http://opendope.org/answers" xmlns:odi="http://opendope.org/components" xmlns:odgm="http://opendope.org/SmartArt/DataHierarchy" xmlns:b="http://schemas.openxmlformats.org/officeDocument/2006/bibliography" xmlns:msink="http://schemas.microsoft.com/ink/2010/main" xmlns:cdr14="http://schemas.microsoft.com/office/drawing/2010/chartDrawing" xmlns:c15="http://schemas.microsoft.com/office/drawing/2012/chart" xmlns:cs="http://schemas.microsoft.com/office/drawing/2012/chartStyle" xmlns:ns43="http://www.w3.org/1998/Math/MathML" xmlns:ns44="http://www.w3.org/2003/InkML" xmlns:a13cmd="http://schemas.microsoft.com/office/drawing/2013/main/command" xmlns:cx="http://schemas.microsoft.com/office/drawing/2014/chartex" xmlns:c16="http://schemas.microsoft.com/office/drawing/2014/chart" xmlns:dgm1611="http://schemas.microsoft.com/office/drawing/2016/11/diagram" xmlns:c16r3="http://schemas.microsoft.com/office/drawing/2017/03/chart" xmlns:am3d="http://schemas.microsoft.com/office/drawing/2017/model3d" xmlns:an18="http://schemas.microsoft.com/office/drawing/2018/animation" xmlns:anam3d="http://schemas.microsoft.com/office/drawing/2018/animation/model3d" xmlns:iact="http://schemas.microsoft.com/office/powerpoint/2014/inkAction" xmlns:thm15="http://schemas.microsoft.com/office/thememl/2012/main" xmlns:wps="http://schemas.microsoft.com/office/word/2010/wordprocessingShape" xmlns:wpc="http://schemas.microsoft.com/office/word/2010/wordprocessingCanvas" xmlns:wpg="http://schemas.microsoft.com/office/word/2010/wordprocessingGroup" xmlns:w16="http://schemas.microsoft.com/office/word/2018/wordml" xmlns:w16cex="http://schemas.microsoft.com/office/word/2018/wordml/cex" xmlns:cei="http://schemas.microsoft.com/office/word/2026/wordml/cei" xmlns:wetp="http://schemas.microsoft.com/office/webextensions/taskpanes/2010/11" xmlns:we="http://schemas.microsoft.com/office/webextensions/webextension/2010/11" xmlns:comp="http://schemas.openxmlformats.org/drawingml/2006/compatibility" xmlns:lc="http://schemas.openxmlformats.org/drawingml/2006/lockedCanvas" xmlns:dgm14="http://schemas.microsoft.com/office/drawing/2010/diagram" xmlns:a15="http://schemas.microsoft.com/office/drawing/2012/main" xmlns:pic14="http://schemas.microsoft.com/office/drawing/2010/picture" xmlns:c16ac="http://schemas.microsoft.com/office/drawing/2014/chart/ac" xmlns:a16="http://schemas.microsoft.com/office/drawing/2014/main" xmlns:a1611="http://schemas.microsoft.com/office/drawing/2016/11/main" xmlns:dgm1612="http://schemas.microsoft.com/office/drawing/2016/12/diagram" xmlns:a16svg="http://schemas.microsoft.com/office/drawing/2016/SVG/main" xmlns:adec="http://schemas.microsoft.com/office/drawing/2017/decorative" xmlns:a18hc="http://schemas.microsoft.com/office/drawing/2018/hyperlinkcolor" xmlns:wp15="http://schemas.microsoft.com/office/word/2012/wordprocessingDrawing" mc:Ignorable="w14 w15 w16se w16cid w16 w16cex w16sdtdh w16sdtfl w16du wp14">
+<w:document xmlns:w="http://schemas.openxmlformats.org/wordprocessingml/2006/main" xmlns:w14="http://schemas.microsoft.com/office/word/2010/wordml" xmlns:w16du="http://schemas.microsoft.com/office/word/2023/wordml/word16du" xmlns:w16sdtdh="http://schemas.microsoft.com/office/word/2020/wordml/sdtdatahash" xmlns:w15="http://schemas.microsoft.com/office/word/2012/wordml" xmlns:w16sdtfl="http://schemas.microsoft.com/office/word/2024/wordml/sdtformatlock" xmlns:r="http://schemas.openxmlformats.org/officeDocument/2006/relationships" xmlns:w16se="http://schemas.microsoft.com/office/word/2015/wordml/symex" xmlns:m="http://schemas.openxmlformats.org/officeDocument/2006/math" xmlns:a="http://schemas.openxmlformats.org/drawingml/2006/main" xmlns:wp="http://schemas.openxmlformats.org/drawingml/2006/wordprocessingDrawing" xmlns:wp14="http://schemas.microsoft.com/office/word/2010/wordprocessingDrawing" xmlns:mc="http://schemas.openxmlformats.org/markup-compatibility/2006" xmlns:a14="http://schemas.microsoft.com/office/drawing/2010/main" xmlns:w16cid="http://schemas.microsoft.com/office/word/2016/wordml/cid" xmlns:sl="http://schemas.openxmlformats.org/schemaLibrary/2006/main" xmlns:wne="http://schemas.microsoft.com/office/word/2006/wordml" xmlns:c="http://schemas.openxmlformats.org/drawingml/2006/chart" xmlns:cdr="http://schemas.openxmlformats.org/drawingml/2006/chartDrawing" xmlns:c14="http://schemas.microsoft.com/office/drawing/2007/8/2/chart" xmlns:dgm="http://schemas.openxmlformats.org/drawingml/2006/diagram" xmlns:pic="http://schemas.openxmlformats.org/drawingml/2006/picture" xmlns:xdr="http://schemas.openxmlformats.org/drawingml/2006/spreadsheetDrawing" xmlns:dsp="http://schemas.microsoft.com/office/drawing/2008/diagram" xmlns:o="urn:schemas-microsoft-com:office:office" xmlns:v="urn:schemas-microsoft-com:vml" xmlns:w10="urn:schemas-microsoft-com:office:word" xmlns:xvml="urn:schemas-microsoft-com:office:excel" xmlns:pvml="urn:schemas-microsoft-com:office:powerpoint" xmlns:cppr="http://schemas.microsoft.com/office/2006/coverPageProps" xmlns:odx="http://opendope.org/xpaths" xmlns:odc="http://opendope.org/conditions" xmlns:odq="http://opendope.org/questions" xmlns:oda="http://opendope.org/answers" xmlns:odi="http://opendope.org/components" xmlns:odgm="http://opendope.org/SmartArt/DataHierarchy" xmlns:b="http://schemas.openxmlformats.org/officeDocument/2006/bibliography" xmlns:msink="http://schemas.microsoft.com/ink/2010/main" xmlns:cdr14="http://schemas.microsoft.com/office/drawing/2010/chartDrawing" xmlns:c15="http://schemas.microsoft.com/office/drawing/2012/chart" xmlns:cs="http://schemas.microsoft.com/office/drawing/2012/chartStyle" xmlns:ns43="http://www.w3.org/1998/Math/MathML" xmlns:ns44="http://www.w3.org/2003/InkML" xmlns:a13cmd="http://schemas.microsoft.com/office/drawing/2013/main/command" xmlns:cx="http://schemas.microsoft.com/office/drawing/2014/chartex" xmlns:c16="http://schemas.microsoft.com/office/drawing/2014/chart" xmlns:dgm1611="http://schemas.microsoft.com/office/drawing/2016/11/diagram" xmlns:c16r3="http://schemas.microsoft.com/office/drawing/2017/03/chart" xmlns:am3d="http://schemas.microsoft.com/office/drawing/2017/model3d" xmlns:an18="http://schemas.microsoft.com/office/drawing/2018/animation" xmlns:anam3d="http://schemas.microsoft.com/office/drawing/2018/animation/model3d" xmlns:iact="http://schemas.microsoft.com/office/powerpoint/2014/inkAction" xmlns:thm15="http://schemas.microsoft.com/office/thememl/2012/main" xmlns:wps="http://schemas.microsoft.com/office/word/2010/wordprocessingShape" xmlns:wpc="http://schemas.microsoft.com/office/word/2010/wordprocessingCanvas" xmlns:wpg="http://schemas.microsoft.com/office/word/2010/wordprocessingGroup" xmlns:w16="http://schemas.microsoft.com/office/word/2018/wordml" xmlns:w16cex="http://schemas.microsoft.com/office/word/2018/wordml/cex" xmlns:cei="http://schemas.microsoft.com/office/word/2026/wordml/cei" xmlns:wetp="http://schemas.microsoft.com/office/webextensions/taskpanes/2010/11" xmlns:we="http://schemas.microsoft.com/office/webextensions/webextension/2010/11" xmlns:comp="http://schemas.openxmlformats.org/drawingml/2006/compatibility" xmlns:lc="http://schemas.openxmlformats.org/drawingml/2006/lockedCanvas" xmlns:dgm14="http://schemas.microsoft.com/office/drawing/2010/diagram" xmlns:a15="http://schemas.microsoft.com/office/drawing/2012/main" xmlns:pic14="http://schemas.microsoft.com/office/drawing/2010/picture" xmlns:c16ac="http://schemas.microsoft.com/office/drawing/2014/chart/ac" xmlns:a16="http://schemas.microsoft.com/office/drawing/2014/main" xmlns:a1611="http://schemas.microsoft.com/office/drawing/2016/11/main" xmlns:dgm1612="http://schemas.microsoft.com/office/drawing/2016/12/diagram" xmlns:a16svg="http://schemas.microsoft.com/office/drawing/2016/SVG/main" xmlns:adec="http://schemas.microsoft.com/office/drawing/2017/decorative" xmlns:a18hc="http://schemas.microsoft.com/office/drawing/2018/hyperlinkcolor" xmlns:wp15="http://schemas.microsoft.com/office/word/2012/wordprocessingDrawing" mc:Ignorable="w14 w15 w16se w16cid w16 w16cex w16sdtdh w16sdtfl w16du wp14">
   <w:body>
-    <!-- Modified by docx4j 17.2.1-SNAPSHOT (Apache licensed) using REFERENCE JAXB in Arch Linux Java 21.0.12 on Linux -->
+    <!-- Modified by docx4j 17.3.0-SNAPSHOT (Apache licensed) using REFERENCE JAXB in Arch Linux Java 21.0.12 on Linux -->
     <w:p>
       <w:pPr>
         <w:pStyle w:val="Title"/>
@@ -61,7 +61,7 @@
           <w:r>
             <w:fldChar w:fldCharType="separate"/>
           </w:r>
-          <w:hyperlink w:anchor="_Toc505250163">
+          <w:hyperlink w:anchor="_Toc48274241">
             <w:r>
               <w:rPr>
                 <w:rStyle w:val="Hyperlink"/>
@@ -87,7 +87,7 @@
                 <w:noProof/>
                 <w:webHidden/>
               </w:rPr>
-              <w:instrText xml:space="preserve">PAGEREF _Toc505250163 \h</w:instrText>
+              <w:instrText xml:space="preserve">PAGEREF _Toc48274241 \h</w:instrText>
             </w:r>
             <w:r>
               <w:rPr>
@@ -128,7 +128,7 @@
               <w:noProof/>
             </w:rPr>
           </w:pPr>
-          <w:hyperlink w:anchor="_Toc505250164">
+          <w:hyperlink w:anchor="_Toc48274242">
             <w:r>
               <w:rPr>
                 <w:rStyle w:val="Hyperlink"/>
@@ -154,7 +154,7 @@
                 <w:noProof/>
                 <w:webHidden/>
               </w:rPr>
-              <w:instrText xml:space="preserve">PAGEREF _Toc505250164 \h</w:instrText>
+              <w:instrText xml:space="preserve">PAGEREF _Toc48274242 \h</w:instrText>
             </w:r>
             <w:r>
               <w:rPr>
@@ -195,7 +195,7 @@
               <w:noProof/>
             </w:rPr>
           </w:pPr>
-          <w:hyperlink w:anchor="_Toc505250165">
+          <w:hyperlink w:anchor="_Toc48274243">
             <w:r>
               <w:rPr>
                 <w:rStyle w:val="Hyperlink"/>
@@ -221,7 +221,7 @@
                 <w:noProof/>
                 <w:webHidden/>
               </w:rPr>
-              <w:instrText xml:space="preserve">PAGEREF _Toc505250165 \h</w:instrText>
+              <w:instrText xml:space="preserve">PAGEREF _Toc48274243 \h</w:instrText>
             </w:r>
             <w:r>
               <w:rPr>
@@ -262,7 +262,7 @@
               <w:noProof/>
             </w:rPr>
           </w:pPr>
-          <w:hyperlink w:anchor="_Toc505250166">
+          <w:hyperlink w:anchor="_Toc48274244">
             <w:r>
               <w:rPr>
                 <w:rStyle w:val="Hyperlink"/>
@@ -288,7 +288,7 @@
                 <w:noProof/>
                 <w:webHidden/>
               </w:rPr>
-              <w:instrText xml:space="preserve">PAGEREF _Toc505250166 \h</w:instrText>
+              <w:instrText xml:space="preserve">PAGEREF _Toc48274244 \h</w:instrText>
             </w:r>
             <w:r>
               <w:rPr>
@@ -329,7 +329,7 @@
               <w:noProof/>
             </w:rPr>
           </w:pPr>
-          <w:hyperlink w:anchor="_Toc505250167">
+          <w:hyperlink w:anchor="_Toc48274245">
             <w:r>
               <w:rPr>
                 <w:rStyle w:val="Hyperlink"/>
@@ -355,7 +355,7 @@
                 <w:noProof/>
                 <w:webHidden/>
               </w:rPr>
-              <w:instrText xml:space="preserve">PAGEREF _Toc505250167 \h</w:instrText>
+              <w:instrText xml:space="preserve">PAGEREF _Toc48274245 \h</w:instrText>
             </w:r>
             <w:r>
               <w:rPr>
@@ -396,7 +396,7 @@
               <w:noProof/>
             </w:rPr>
           </w:pPr>
-          <w:hyperlink w:anchor="_Toc505250168">
+          <w:hyperlink w:anchor="_Toc48274246">
             <w:r>
               <w:rPr>
                 <w:rStyle w:val="Hyperlink"/>
@@ -422,7 +422,7 @@
                 <w:noProof/>
                 <w:webHidden/>
               </w:rPr>
-              <w:instrText xml:space="preserve">PAGEREF _Toc505250168 \h</w:instrText>
+              <w:instrText xml:space="preserve">PAGEREF _Toc48274246 \h</w:instrText>
             </w:r>
             <w:r>
               <w:rPr>
@@ -463,7 +463,7 @@
               <w:noProof/>
             </w:rPr>
           </w:pPr>
-          <w:hyperlink w:anchor="_Toc505250169">
+          <w:hyperlink w:anchor="_Toc48274247">
             <w:r>
               <w:rPr>
                 <w:rStyle w:val="Hyperlink"/>
@@ -489,7 +489,7 @@
                 <w:noProof/>
                 <w:webHidden/>
               </w:rPr>
-              <w:instrText xml:space="preserve">PAGEREF _Toc505250169 \h</w:instrText>
+              <w:instrText xml:space="preserve">PAGEREF _Toc48274247 \h</w:instrText>
             </w:r>
             <w:r>
               <w:rPr>
@@ -530,7 +530,7 @@
               <w:noProof/>
             </w:rPr>
           </w:pPr>
-          <w:hyperlink w:anchor="_Toc505250170">
+          <w:hyperlink w:anchor="_Toc48274248">
             <w:r>
               <w:rPr>
                 <w:rStyle w:val="Hyperlink"/>
@@ -556,7 +556,7 @@
                 <w:noProof/>
                 <w:webHidden/>
               </w:rPr>
-              <w:instrText xml:space="preserve">PAGEREF _Toc505250170 \h</w:instrText>
+              <w:instrText xml:space="preserve">PAGEREF _Toc48274248 \h</w:instrText>
             </w:r>
             <w:r>
               <w:rPr>
@@ -597,7 +597,7 @@
               <w:noProof/>
             </w:rPr>
           </w:pPr>
-          <w:hyperlink w:anchor="_Toc505250171">
+          <w:hyperlink w:anchor="_Toc48274249">
             <w:r>
               <w:rPr>
                 <w:rStyle w:val="Hyperlink"/>
@@ -623,7 +623,7 @@
                 <w:noProof/>
                 <w:webHidden/>
               </w:rPr>
-              <w:instrText xml:space="preserve">PAGEREF _Toc505250171 \h</w:instrText>
+              <w:instrText xml:space="preserve">PAGEREF _Toc48274249 \h</w:instrText>
             </w:r>
             <w:r>
               <w:rPr>
@@ -664,7 +664,7 @@
               <w:noProof/>
             </w:rPr>
           </w:pPr>
-          <w:hyperlink w:anchor="_Toc505250172">
+          <w:hyperlink w:anchor="_Toc48274250">
             <w:r>
               <w:rPr>
                 <w:rStyle w:val="Hyperlink"/>
@@ -690,7 +690,7 @@
                 <w:noProof/>
                 <w:webHidden/>
               </w:rPr>
-              <w:instrText xml:space="preserve">PAGEREF _Toc505250172 \h</w:instrText>
+              <w:instrText xml:space="preserve">PAGEREF _Toc48274250 \h</w:instrText>
             </w:r>
             <w:r>
               <w:rPr>
@@ -731,7 +731,7 @@
               <w:noProof/>
             </w:rPr>
           </w:pPr>
-          <w:hyperlink w:anchor="_Toc505250173">
+          <w:hyperlink w:anchor="_Toc48274251">
             <w:r>
               <w:rPr>
                 <w:rStyle w:val="Hyperlink"/>
@@ -757,7 +757,7 @@
                 <w:noProof/>
                 <w:webHidden/>
               </w:rPr>
-              <w:instrText xml:space="preserve">PAGEREF _Toc505250173 \h</w:instrText>
+              <w:instrText xml:space="preserve">PAGEREF _Toc48274251 \h</w:instrText>
             </w:r>
             <w:r>
               <w:rPr>
@@ -777,7 +777,7 @@
                 <w:noProof/>
                 <w:webHidden/>
               </w:rPr>
-              <w:t>9</w:t>
+              <w:t>8</w:t>
             </w:r>
             <w:r>
               <w:rPr>
@@ -798,7 +798,7 @@
               <w:noProof/>
             </w:rPr>
           </w:pPr>
-          <w:hyperlink w:anchor="_Toc505250174">
+          <w:hyperlink w:anchor="_Toc48274252">
             <w:r>
               <w:rPr>
                 <w:rStyle w:val="Hyperlink"/>
@@ -830,7 +830,7 @@
                 <w:noProof/>
                 <w:webHidden/>
               </w:rPr>
-              <w:instrText xml:space="preserve">PAGEREF _Toc505250174 \h</w:instrText>
+              <w:instrText xml:space="preserve">PAGEREF _Toc48274252 \h</w:instrText>
             </w:r>
             <w:r>
               <w:rPr>
@@ -850,7 +850,7 @@
                 <w:noProof/>
                 <w:webHidden/>
               </w:rPr>
-              <w:t>9</w:t>
+              <w:t>8</w:t>
             </w:r>
             <w:r>
               <w:rPr>
@@ -871,7 +871,7 @@
               <w:noProof/>
             </w:rPr>
           </w:pPr>
-          <w:hyperlink w:anchor="_Toc505250175">
+          <w:hyperlink w:anchor="_Toc48274253">
             <w:r>
               <w:rPr>
                 <w:rStyle w:val="Hyperlink"/>
@@ -903,7 +903,7 @@
                 <w:noProof/>
                 <w:webHidden/>
               </w:rPr>
-              <w:instrText xml:space="preserve">PAGEREF _Toc505250175 \h</w:instrText>
+              <w:instrText xml:space="preserve">PAGEREF _Toc48274253 \h</w:instrText>
             </w:r>
             <w:r>
               <w:rPr>
@@ -944,7 +944,7 @@
               <w:noProof/>
             </w:rPr>
           </w:pPr>
-          <w:hyperlink w:anchor="_Toc505250176">
+          <w:hyperlink w:anchor="_Toc48274254">
             <w:r>
               <w:rPr>
                 <w:rStyle w:val="Hyperlink"/>
@@ -970,7 +970,7 @@
                 <w:noProof/>
                 <w:webHidden/>
               </w:rPr>
-              <w:instrText xml:space="preserve">PAGEREF _Toc505250176 \h</w:instrText>
+              <w:instrText xml:space="preserve">PAGEREF _Toc48274254 \h</w:instrText>
             </w:r>
             <w:r>
               <w:rPr>
@@ -1011,7 +1011,7 @@
               <w:noProof/>
             </w:rPr>
           </w:pPr>
-          <w:hyperlink w:anchor="_Toc505250177">
+          <w:hyperlink w:anchor="_Toc48274255">
             <w:r>
               <w:rPr>
                 <w:rStyle w:val="Hyperlink"/>
@@ -1037,7 +1037,7 @@
                 <w:noProof/>
                 <w:webHidden/>
               </w:rPr>
-              <w:instrText xml:space="preserve">PAGEREF _Toc505250177 \h</w:instrText>
+              <w:instrText xml:space="preserve">PAGEREF _Toc48274255 \h</w:instrText>
             </w:r>
             <w:r>
               <w:rPr>
@@ -1078,7 +1078,7 @@
               <w:noProof/>
             </w:rPr>
           </w:pPr>
-          <w:hyperlink w:anchor="_Toc505250178">
+          <w:hyperlink w:anchor="_Toc48274256">
             <w:r>
               <w:rPr>
                 <w:rStyle w:val="Hyperlink"/>
@@ -1110,7 +1110,7 @@
                 <w:noProof/>
                 <w:webHidden/>
               </w:rPr>
-              <w:instrText xml:space="preserve">PAGEREF _Toc505250178 \h</w:instrText>
+              <w:instrText xml:space="preserve">PAGEREF _Toc48274256 \h</w:instrText>
             </w:r>
             <w:r>
               <w:rPr>
@@ -1151,7 +1151,7 @@
               <w:noProof/>
             </w:rPr>
           </w:pPr>
-          <w:hyperlink w:anchor="_Toc505250179">
+          <w:hyperlink w:anchor="_Toc48274257">
             <w:r>
               <w:rPr>
                 <w:rStyle w:val="Hyperlink"/>
@@ -1177,7 +1177,7 @@
                 <w:noProof/>
                 <w:webHidden/>
               </w:rPr>
-              <w:instrText xml:space="preserve">PAGEREF _Toc505250179 \h</w:instrText>
+              <w:instrText xml:space="preserve">PAGEREF _Toc48274257 \h</w:instrText>
             </w:r>
             <w:r>
               <w:rPr>
@@ -1218,7 +1218,7 @@
               <w:noProof/>
             </w:rPr>
           </w:pPr>
-          <w:hyperlink w:anchor="_Toc505250180">
+          <w:hyperlink w:anchor="_Toc48274258">
             <w:r>
               <w:rPr>
                 <w:rStyle w:val="Hyperlink"/>
@@ -1244,7 +1244,7 @@
                 <w:noProof/>
                 <w:webHidden/>
               </w:rPr>
-              <w:instrText xml:space="preserve">PAGEREF _Toc505250180 \h</w:instrText>
+              <w:instrText xml:space="preserve">PAGEREF _Toc48274258 \h</w:instrText>
             </w:r>
             <w:r>
               <w:rPr>
@@ -1285,7 +1285,7 @@
               <w:noProof/>
             </w:rPr>
           </w:pPr>
-          <w:hyperlink w:anchor="_Toc505250181">
+          <w:hyperlink w:anchor="_Toc48274259">
             <w:r>
               <w:rPr>
                 <w:rStyle w:val="Hyperlink"/>
@@ -1311,7 +1311,7 @@
                 <w:noProof/>
                 <w:webHidden/>
               </w:rPr>
-              <w:instrText xml:space="preserve">PAGEREF _Toc505250181 \h</w:instrText>
+              <w:instrText xml:space="preserve">PAGEREF _Toc48274259 \h</w:instrText>
             </w:r>
             <w:r>
               <w:rPr>
@@ -1352,7 +1352,7 @@
               <w:noProof/>
             </w:rPr>
           </w:pPr>
-          <w:hyperlink w:anchor="_Toc505250182">
+          <w:hyperlink w:anchor="_Toc48274260">
             <w:r>
               <w:rPr>
                 <w:rStyle w:val="Hyperlink"/>
@@ -1379,7 +1379,7 @@
                 <w:noProof/>
                 <w:webHidden/>
               </w:rPr>
-              <w:instrText xml:space="preserve">PAGEREF _Toc505250182 \h</w:instrText>
+              <w:instrText xml:space="preserve">PAGEREF _Toc48274260 \h</w:instrText>
             </w:r>
             <w:r>
               <w:rPr>
@@ -1420,7 +1420,7 @@
               <w:noProof/>
             </w:rPr>
           </w:pPr>
-          <w:hyperlink w:anchor="_Toc505250183">
+          <w:hyperlink w:anchor="_Toc48274261">
             <w:r>
               <w:rPr>
                 <w:rStyle w:val="Hyperlink"/>
@@ -1452,7 +1452,7 @@
                 <w:noProof/>
                 <w:webHidden/>
               </w:rPr>
-              <w:instrText xml:space="preserve">PAGEREF _Toc505250183 \h</w:instrText>
+              <w:instrText xml:space="preserve">PAGEREF _Toc48274261 \h</w:instrText>
             </w:r>
             <w:r>
               <w:rPr>
@@ -1493,7 +1493,7 @@
               <w:noProof/>
             </w:rPr>
           </w:pPr>
-          <w:hyperlink w:anchor="_Toc505250184">
+          <w:hyperlink w:anchor="_Toc48274262">
             <w:r>
               <w:rPr>
                 <w:rStyle w:val="Hyperlink"/>
@@ -1527,7 +1527,7 @@
                 <w:noProof/>
                 <w:webHidden/>
               </w:rPr>
-              <w:instrText xml:space="preserve">PAGEREF _Toc505250184 \h</w:instrText>
+              <w:instrText xml:space="preserve">PAGEREF _Toc48274262 \h</w:instrText>
             </w:r>
             <w:r>
               <w:rPr>
@@ -1568,7 +1568,7 @@
               <w:noProof/>
             </w:rPr>
           </w:pPr>
-          <w:hyperlink w:anchor="_Toc505250185">
+          <w:hyperlink w:anchor="_Toc48274263">
             <w:r>
               <w:rPr>
                 <w:rStyle w:val="Hyperlink"/>
@@ -1595,7 +1595,7 @@
                 <w:noProof/>
                 <w:webHidden/>
               </w:rPr>
-              <w:instrText xml:space="preserve">PAGEREF _Toc505250185 \h</w:instrText>
+              <w:instrText xml:space="preserve">PAGEREF _Toc48274263 \h</w:instrText>
             </w:r>
             <w:r>
               <w:rPr>
@@ -1615,7 +1615,7 @@
                 <w:noProof/>
                 <w:webHidden/>
               </w:rPr>
-              <w:t>14</w:t>
+              <w:t>13</w:t>
             </w:r>
             <w:r>
               <w:rPr>
@@ -1636,7 +1636,7 @@
               <w:noProof/>
             </w:rPr>
           </w:pPr>
-          <w:hyperlink w:anchor="_Toc505250186">
+          <w:hyperlink w:anchor="_Toc48274264">
             <w:r>
               <w:rPr>
                 <w:rStyle w:val="Hyperlink"/>
@@ -1670,7 +1670,7 @@
                 <w:noProof/>
                 <w:webHidden/>
               </w:rPr>
-              <w:instrText xml:space="preserve">PAGEREF _Toc505250186 \h</w:instrText>
+              <w:instrText xml:space="preserve">PAGEREF _Toc48274264 \h</w:instrText>
             </w:r>
             <w:r>
               <w:rPr>
@@ -1711,7 +1711,7 @@
               <w:noProof/>
             </w:rPr>
           </w:pPr>
-          <w:hyperlink w:anchor="_Toc505250187">
+          <w:hyperlink w:anchor="_Toc48274265">
             <w:r>
               <w:rPr>
                 <w:rStyle w:val="Hyperlink"/>
@@ -1738,7 +1738,7 @@
                 <w:noProof/>
                 <w:webHidden/>
               </w:rPr>
-              <w:instrText xml:space="preserve">PAGEREF _Toc505250187 \h</w:instrText>
+              <w:instrText xml:space="preserve">PAGEREF _Toc48274265 \h</w:instrText>
             </w:r>
             <w:r>
               <w:rPr>
@@ -1779,7 +1779,7 @@
               <w:noProof/>
             </w:rPr>
           </w:pPr>
-          <w:hyperlink w:anchor="_Toc505250188">
+          <w:hyperlink w:anchor="_Toc48274266">
             <w:r>
               <w:rPr>
                 <w:rStyle w:val="Hyperlink"/>
@@ -1806,7 +1806,7 @@
                 <w:noProof/>
                 <w:webHidden/>
               </w:rPr>
-              <w:instrText xml:space="preserve">PAGEREF _Toc505250188 \h</w:instrText>
+              <w:instrText xml:space="preserve">PAGEREF _Toc48274266 \h</w:instrText>
             </w:r>
             <w:r>
               <w:rPr>
@@ -1847,7 +1847,7 @@
               <w:noProof/>
             </w:rPr>
           </w:pPr>
-          <w:hyperlink w:anchor="_Toc505250189">
+          <w:hyperlink w:anchor="_Toc48274267">
             <w:r>
               <w:rPr>
                 <w:rStyle w:val="Hyperlink"/>
@@ -1874,7 +1874,7 @@
                 <w:noProof/>
                 <w:webHidden/>
               </w:rPr>
-              <w:instrText xml:space="preserve">PAGEREF _Toc505250189 \h</w:instrText>
+              <w:instrText xml:space="preserve">PAGEREF _Toc48274267 \h</w:instrText>
             </w:r>
             <w:r>
               <w:rPr>
@@ -1915,7 +1915,7 @@
               <w:noProof/>
             </w:rPr>
           </w:pPr>
-          <w:hyperlink w:anchor="_Toc505250190">
+          <w:hyperlink w:anchor="_Toc48274268">
             <w:r>
               <w:rPr>
                 <w:rStyle w:val="Hyperlink"/>
@@ -1942,7 +1942,7 @@
                 <w:noProof/>
                 <w:webHidden/>
               </w:rPr>
-              <w:instrText xml:space="preserve">PAGEREF _Toc505250190 \h</w:instrText>
+              <w:instrText xml:space="preserve">PAGEREF _Toc48274268 \h</w:instrText>
             </w:r>
             <w:r>
               <w:rPr>
@@ -1962,7 +1962,7 @@
                 <w:noProof/>
                 <w:webHidden/>
               </w:rPr>
-              <w:t>22</w:t>
+              <w:t>21</w:t>
             </w:r>
             <w:r>
               <w:rPr>
@@ -1983,7 +1983,7 @@
               <w:noProof/>
             </w:rPr>
           </w:pPr>
-          <w:hyperlink w:anchor="_Toc505250191">
+          <w:hyperlink w:anchor="_Toc48274269">
             <w:r>
               <w:rPr>
                 <w:rStyle w:val="Hyperlink"/>
@@ -2009,7 +2009,7 @@
                 <w:noProof/>
                 <w:webHidden/>
               </w:rPr>
-              <w:instrText xml:space="preserve">PAGEREF _Toc505250191 \h</w:instrText>
+              <w:instrText xml:space="preserve">PAGEREF _Toc48274269 \h</w:instrText>
             </w:r>
             <w:r>
               <w:rPr>
@@ -2029,7 +2029,7 @@
                 <w:noProof/>
                 <w:webHidden/>
               </w:rPr>
-              <w:t>22</w:t>
+              <w:t>21</w:t>
             </w:r>
             <w:r>
               <w:rPr>
@@ -2050,7 +2050,7 @@
               <w:noProof/>
             </w:rPr>
           </w:pPr>
-          <w:hyperlink w:anchor="_Toc505250192">
+          <w:hyperlink w:anchor="_Toc48274270">
             <w:r>
               <w:rPr>
                 <w:rStyle w:val="Hyperlink"/>
@@ -2076,7 +2076,7 @@
                 <w:noProof/>
                 <w:webHidden/>
               </w:rPr>
-              <w:instrText xml:space="preserve">PAGEREF _Toc505250192 \h</w:instrText>
+              <w:instrText xml:space="preserve">PAGEREF _Toc48274270 \h</w:instrText>
             </w:r>
             <w:r>
               <w:rPr>
@@ -2096,7 +2096,7 @@
                 <w:noProof/>
                 <w:webHidden/>
               </w:rPr>
-              <w:t>23</w:t>
+              <w:t>22</w:t>
             </w:r>
             <w:r>
               <w:rPr>
@@ -2117,7 +2117,7 @@
               <w:noProof/>
             </w:rPr>
           </w:pPr>
-          <w:hyperlink w:anchor="_Toc505250193">
+          <w:hyperlink w:anchor="_Toc48274271">
             <w:r>
               <w:rPr>
                 <w:rStyle w:val="Hyperlink"/>
@@ -2144,7 +2144,7 @@
                 <w:noProof/>
                 <w:webHidden/>
               </w:rPr>
-              <w:instrText xml:space="preserve">PAGEREF _Toc505250193 \h</w:instrText>
+              <w:instrText xml:space="preserve">PAGEREF _Toc48274271 \h</w:instrText>
             </w:r>
             <w:r>
               <w:rPr>
@@ -2164,7 +2164,7 @@
                 <w:noProof/>
                 <w:webHidden/>
               </w:rPr>
-              <w:t>24</w:t>
+              <w:t>23</w:t>
             </w:r>
             <w:r>
               <w:rPr>
@@ -2185,7 +2185,7 @@
               <w:noProof/>
             </w:rPr>
           </w:pPr>
-          <w:hyperlink w:anchor="_Toc505250194">
+          <w:hyperlink w:anchor="_Toc48274272">
             <w:r>
               <w:rPr>
                 <w:rStyle w:val="Hyperlink"/>
@@ -2212,7 +2212,7 @@
                 <w:noProof/>
                 <w:webHidden/>
               </w:rPr>
-              <w:instrText xml:space="preserve">PAGEREF _Toc505250194 \h</w:instrText>
+              <w:instrText xml:space="preserve">PAGEREF _Toc48274272 \h</w:instrText>
             </w:r>
             <w:r>
               <w:rPr>
@@ -2232,7 +2232,7 @@
                 <w:noProof/>
                 <w:webHidden/>
               </w:rPr>
-              <w:t>26</w:t>
+              <w:t>25</w:t>
             </w:r>
             <w:r>
               <w:rPr>
@@ -2253,7 +2253,7 @@
               <w:noProof/>
             </w:rPr>
           </w:pPr>
-          <w:hyperlink w:anchor="_Toc505250195">
+          <w:hyperlink w:anchor="_Toc48274273">
             <w:r>
               <w:rPr>
                 <w:rStyle w:val="Hyperlink"/>
@@ -2280,7 +2280,7 @@
                 <w:noProof/>
                 <w:webHidden/>
               </w:rPr>
-              <w:instrText xml:space="preserve">PAGEREF _Toc505250195 \h</w:instrText>
+              <w:instrText xml:space="preserve">PAGEREF _Toc48274273 \h</w:instrText>
             </w:r>
             <w:r>
               <w:rPr>
@@ -2300,7 +2300,7 @@
                 <w:noProof/>
                 <w:webHidden/>
               </w:rPr>
-              <w:t>26</w:t>
+              <w:t>25</w:t>
             </w:r>
             <w:r>
               <w:rPr>
@@ -2321,7 +2321,7 @@
               <w:noProof/>
             </w:rPr>
           </w:pPr>
-          <w:hyperlink w:anchor="_Toc505250196">
+          <w:hyperlink w:anchor="_Toc48274274">
             <w:r>
               <w:rPr>
                 <w:rStyle w:val="Hyperlink"/>
@@ -2355,7 +2355,7 @@
                 <w:noProof/>
                 <w:webHidden/>
               </w:rPr>
-              <w:instrText xml:space="preserve">PAGEREF _Toc505250196 \h</w:instrText>
+              <w:instrText xml:space="preserve">PAGEREF _Toc48274274 \h</w:instrText>
             </w:r>
             <w:r>
               <w:rPr>
@@ -2375,7 +2375,7 @@
                 <w:noProof/>
                 <w:webHidden/>
               </w:rPr>
-              <w:t>27</w:t>
+              <w:t>26</w:t>
             </w:r>
             <w:r>
               <w:rPr>
@@ -2396,7 +2396,7 @@
               <w:noProof/>
             </w:rPr>
           </w:pPr>
-          <w:hyperlink w:anchor="_Toc505250197">
+          <w:hyperlink w:anchor="_Toc48274275">
             <w:r>
               <w:rPr>
                 <w:rStyle w:val="Hyperlink"/>
@@ -2423,7 +2423,7 @@
                 <w:noProof/>
                 <w:webHidden/>
               </w:rPr>
-              <w:instrText xml:space="preserve">PAGEREF _Toc505250197 \h</w:instrText>
+              <w:instrText xml:space="preserve">PAGEREF _Toc48274275 \h</w:instrText>
             </w:r>
             <w:r>
               <w:rPr>
@@ -2443,7 +2443,7 @@
                 <w:noProof/>
                 <w:webHidden/>
               </w:rPr>
-              <w:t>27</w:t>
+              <w:t>26</w:t>
             </w:r>
             <w:r>
               <w:rPr>
@@ -2464,7 +2464,7 @@
               <w:noProof/>
             </w:rPr>
           </w:pPr>
-          <w:hyperlink w:anchor="_Toc505250198">
+          <w:hyperlink w:anchor="_Toc48274276">
             <w:r>
               <w:rPr>
                 <w:rStyle w:val="Hyperlink"/>
@@ -2490,7 +2490,7 @@
                 <w:noProof/>
                 <w:webHidden/>
               </w:rPr>
-              <w:instrText xml:space="preserve">PAGEREF _Toc505250198 \h</w:instrText>
+              <w:instrText xml:space="preserve">PAGEREF _Toc48274276 \h</w:instrText>
             </w:r>
             <w:r>
               <w:rPr>
@@ -2510,7 +2510,7 @@
                 <w:noProof/>
                 <w:webHidden/>
               </w:rPr>
-              <w:t>28</w:t>
+              <w:t>27</w:t>
             </w:r>
             <w:r>
               <w:rPr>
@@ -2531,7 +2531,7 @@
               <w:noProof/>
             </w:rPr>
           </w:pPr>
-          <w:hyperlink w:anchor="_Toc505250199">
+          <w:hyperlink w:anchor="_Toc48274277">
             <w:r>
               <w:rPr>
                 <w:rStyle w:val="Hyperlink"/>
@@ -2558,7 +2558,7 @@
                 <w:noProof/>
                 <w:webHidden/>
               </w:rPr>
-              <w:instrText xml:space="preserve">PAGEREF _Toc505250199 \h</w:instrText>
+              <w:instrText xml:space="preserve">PAGEREF _Toc48274277 \h</w:instrText>
             </w:r>
             <w:r>
               <w:rPr>
@@ -2578,7 +2578,7 @@
                 <w:noProof/>
                 <w:webHidden/>
               </w:rPr>
-              <w:t>29</w:t>
+              <w:t>28</w:t>
             </w:r>
             <w:r>
               <w:rPr>
@@ -2599,7 +2599,7 @@
               <w:noProof/>
             </w:rPr>
           </w:pPr>
-          <w:hyperlink w:anchor="_Toc505250200">
+          <w:hyperlink w:anchor="_Toc48274278">
             <w:r>
               <w:rPr>
                 <w:rStyle w:val="Hyperlink"/>
@@ -2625,7 +2625,7 @@
                 <w:noProof/>
                 <w:webHidden/>
               </w:rPr>
-              <w:instrText xml:space="preserve">PAGEREF _Toc505250200 \h</w:instrText>
+              <w:instrText xml:space="preserve">PAGEREF _Toc48274278 \h</w:instrText>
             </w:r>
             <w:r>
               <w:rPr>
@@ -2645,7 +2645,7 @@
                 <w:noProof/>
                 <w:webHidden/>
               </w:rPr>
-              <w:t>29</w:t>
+              <w:t>28</w:t>
             </w:r>
             <w:r>
               <w:rPr>
@@ -2666,7 +2666,7 @@
               <w:noProof/>
             </w:rPr>
           </w:pPr>
-          <w:hyperlink w:anchor="_Toc505250201">
+          <w:hyperlink w:anchor="_Toc48274279">
             <w:r>
               <w:rPr>
                 <w:rStyle w:val="Hyperlink"/>
@@ -2692,7 +2692,7 @@
                 <w:noProof/>
                 <w:webHidden/>
               </w:rPr>
-              <w:instrText xml:space="preserve">PAGEREF _Toc505250201 \h</w:instrText>
+              <w:instrText xml:space="preserve">PAGEREF _Toc48274279 \h</w:instrText>
             </w:r>
             <w:r>
               <w:rPr>
@@ -2712,7 +2712,7 @@
                 <w:noProof/>
                 <w:webHidden/>
               </w:rPr>
-              <w:t>29</w:t>
+              <w:t>28</w:t>
             </w:r>
             <w:r>
               <w:rPr>
@@ -2733,7 +2733,7 @@
               <w:noProof/>
             </w:rPr>
           </w:pPr>
-          <w:hyperlink w:anchor="_Toc505250202">
+          <w:hyperlink w:anchor="_Toc48274280">
             <w:r>
               <w:rPr>
                 <w:rStyle w:val="Hyperlink"/>
@@ -2759,7 +2759,7 @@
                 <w:noProof/>
                 <w:webHidden/>
               </w:rPr>
-              <w:instrText xml:space="preserve">PAGEREF _Toc505250202 \h</w:instrText>
+              <w:instrText xml:space="preserve">PAGEREF _Toc48274280 \h</w:instrText>
             </w:r>
             <w:r>
               <w:rPr>
@@ -2779,7 +2779,7 @@
                 <w:noProof/>
                 <w:webHidden/>
               </w:rPr>
-              <w:t>29</w:t>
+              <w:t>28</w:t>
             </w:r>
             <w:r>
               <w:rPr>
@@ -2800,12 +2800,12 @@
               <w:noProof/>
             </w:rPr>
           </w:pPr>
-          <w:hyperlink w:anchor="_Toc505250203">
+          <w:hyperlink w:anchor="_Toc48274281">
             <w:r>
               <w:rPr>
                 <w:rStyle w:val="Hyperlink"/>
               </w:rPr>
-              <w:t xml:space="preserve">Anonymising a document before you share it</w:t>
+              <w:t>Anonymising a document before you share it</w:t>
             </w:r>
             <w:r>
               <w:rPr>
@@ -2826,7 +2826,7 @@
                 <w:noProof/>
                 <w:webHidden/>
               </w:rPr>
-              <w:instrText xml:space="preserve">PAGEREF _Toc505250203 \h</w:instrText>
+              <w:instrText xml:space="preserve">PAGEREF _Toc48274281 \h</w:instrText>
             </w:r>
             <w:r>
               <w:rPr>
@@ -2846,7 +2846,7 @@
                 <w:noProof/>
                 <w:webHidden/>
               </w:rPr>
-              <w:t>30</w:t>
+              <w:t>29</w:t>
             </w:r>
             <w:r>
               <w:rPr>
@@ -2867,7 +2867,7 @@
               <w:noProof/>
             </w:rPr>
           </w:pPr>
-          <w:hyperlink w:anchor="_Toc505250204">
+          <w:hyperlink w:anchor="_Toc48274282">
             <w:r>
               <w:rPr>
                 <w:rStyle w:val="Hyperlink"/>
@@ -2894,7 +2894,7 @@
                 <w:noProof/>
                 <w:webHidden/>
               </w:rPr>
-              <w:instrText xml:space="preserve">PAGEREF _Toc505250204 \h</w:instrText>
+              <w:instrText xml:space="preserve">PAGEREF _Toc48274282 \h</w:instrText>
             </w:r>
             <w:r>
               <w:rPr>
@@ -2914,7 +2914,7 @@
                 <w:noProof/>
                 <w:webHidden/>
               </w:rPr>
-              <w:t>31</w:t>
+              <w:t>30</w:t>
             </w:r>
             <w:r>
               <w:rPr>
@@ -2935,7 +2935,7 @@
               <w:noProof/>
             </w:rPr>
           </w:pPr>
-          <w:hyperlink w:anchor="_Toc505250205">
+          <w:hyperlink w:anchor="_Toc48274283">
             <w:r>
               <w:rPr>
                 <w:rStyle w:val="Hyperlink"/>
@@ -2962,7 +2962,7 @@
                 <w:noProof/>
                 <w:webHidden/>
               </w:rPr>
-              <w:instrText xml:space="preserve">PAGEREF _Toc505250205 \h</w:instrText>
+              <w:instrText xml:space="preserve">PAGEREF _Toc48274283 \h</w:instrText>
             </w:r>
             <w:r>
               <w:rPr>
@@ -2982,7 +2982,7 @@
                 <w:noProof/>
                 <w:webHidden/>
               </w:rPr>
-              <w:t>32</w:t>
+              <w:t>31</w:t>
             </w:r>
             <w:r>
               <w:rPr>
@@ -3003,7 +3003,7 @@
               <w:noProof/>
             </w:rPr>
           </w:pPr>
-          <w:hyperlink w:anchor="_Toc505250206">
+          <w:hyperlink w:anchor="_Toc48274284">
             <w:r>
               <w:rPr>
                 <w:rStyle w:val="Hyperlink"/>
@@ -3029,7 +3029,7 @@
                 <w:noProof/>
                 <w:webHidden/>
               </w:rPr>
-              <w:instrText xml:space="preserve">PAGEREF _Toc505250206 \h</w:instrText>
+              <w:instrText xml:space="preserve">PAGEREF _Toc48274284 \h</w:instrText>
             </w:r>
             <w:r>
               <w:rPr>
@@ -3049,7 +3049,7 @@
                 <w:noProof/>
                 <w:webHidden/>
               </w:rPr>
-              <w:t>34</w:t>
+              <w:t>33</w:t>
             </w:r>
             <w:r>
               <w:rPr>
@@ -3070,7 +3070,7 @@
               <w:noProof/>
             </w:rPr>
           </w:pPr>
-          <w:hyperlink w:anchor="_Toc505250207">
+          <w:hyperlink w:anchor="_Toc48274285">
             <w:r>
               <w:rPr>
                 <w:rStyle w:val="Hyperlink"/>
@@ -3096,7 +3096,7 @@
                 <w:noProof/>
                 <w:webHidden/>
               </w:rPr>
-              <w:instrText xml:space="preserve">PAGEREF _Toc505250207 \h</w:instrText>
+              <w:instrText xml:space="preserve">PAGEREF _Toc48274285 \h</w:instrText>
             </w:r>
             <w:r>
               <w:rPr>
@@ -3116,7 +3116,7 @@
                 <w:noProof/>
                 <w:webHidden/>
               </w:rPr>
-              <w:t>34</w:t>
+              <w:t>33</w:t>
             </w:r>
             <w:r>
               <w:rPr>
@@ -3137,7 +3137,7 @@
               <w:noProof/>
             </w:rPr>
           </w:pPr>
-          <w:hyperlink w:anchor="_Toc505250208">
+          <w:hyperlink w:anchor="_Toc48274286">
             <w:r>
               <w:rPr>
                 <w:rStyle w:val="Hyperlink"/>
@@ -3163,7 +3163,7 @@
                 <w:noProof/>
                 <w:webHidden/>
               </w:rPr>
-              <w:instrText xml:space="preserve">PAGEREF _Toc505250208 \h</w:instrText>
+              <w:instrText xml:space="preserve">PAGEREF _Toc48274286 \h</w:instrText>
             </w:r>
             <w:r>
               <w:rPr>
@@ -3183,7 +3183,7 @@
                 <w:noProof/>
                 <w:webHidden/>
               </w:rPr>
-              <w:t>34</w:t>
+              <w:t>33</w:t>
             </w:r>
             <w:r>
               <w:rPr>
@@ -3204,7 +3204,7 @@
               <w:noProof/>
             </w:rPr>
           </w:pPr>
-          <w:hyperlink w:anchor="_Toc505250209">
+          <w:hyperlink w:anchor="_Toc48274287">
             <w:r>
               <w:rPr>
                 <w:rStyle w:val="Hyperlink"/>
@@ -3238,7 +3238,7 @@
                 <w:noProof/>
                 <w:webHidden/>
               </w:rPr>
-              <w:instrText xml:space="preserve">PAGEREF _Toc505250209 \h</w:instrText>
+              <w:instrText xml:space="preserve">PAGEREF _Toc48274287 \h</w:instrText>
             </w:r>
             <w:r>
               <w:rPr>
@@ -3258,7 +3258,7 @@
                 <w:noProof/>
                 <w:webHidden/>
               </w:rPr>
-              <w:t>37</w:t>
+              <w:t>36</w:t>
             </w:r>
             <w:r>
               <w:rPr>
@@ -3279,7 +3279,7 @@
               <w:noProof/>
             </w:rPr>
           </w:pPr>
-          <w:hyperlink w:anchor="_Toc505250210">
+          <w:hyperlink w:anchor="_Toc48274288">
             <w:r>
               <w:rPr>
                 <w:rStyle w:val="Hyperlink"/>
@@ -3305,7 +3305,7 @@
                 <w:noProof/>
                 <w:webHidden/>
               </w:rPr>
-              <w:instrText xml:space="preserve">PAGEREF _Toc505250210 \h</w:instrText>
+              <w:instrText xml:space="preserve">PAGEREF _Toc48274288 \h</w:instrText>
             </w:r>
             <w:r>
               <w:rPr>
@@ -3325,7 +3325,7 @@
                 <w:noProof/>
                 <w:webHidden/>
               </w:rPr>
-              <w:t>39</w:t>
+              <w:t>38</w:t>
             </w:r>
             <w:r>
               <w:rPr>
@@ -3346,7 +3346,7 @@
               <w:noProof/>
             </w:rPr>
           </w:pPr>
-          <w:hyperlink w:anchor="_Toc505250211">
+          <w:hyperlink w:anchor="_Toc48274289">
             <w:r>
               <w:rPr>
                 <w:rStyle w:val="Hyperlink"/>
@@ -3373,7 +3373,7 @@
                 <w:noProof/>
                 <w:webHidden/>
               </w:rPr>
-              <w:instrText xml:space="preserve">PAGEREF _Toc505250211 \h</w:instrText>
+              <w:instrText xml:space="preserve">PAGEREF _Toc48274289 \h</w:instrText>
             </w:r>
             <w:r>
               <w:rPr>
@@ -3414,7 +3414,7 @@
               <w:noProof/>
             </w:rPr>
           </w:pPr>
-          <w:hyperlink w:anchor="_Toc505250212">
+          <w:hyperlink w:anchor="_Toc48274290">
             <w:r>
               <w:rPr>
                 <w:rStyle w:val="Hyperlink"/>
@@ -3441,7 +3441,7 @@
                 <w:noProof/>
                 <w:webHidden/>
               </w:rPr>
-              <w:instrText xml:space="preserve">PAGEREF _Toc505250212 \h</w:instrText>
+              <w:instrText xml:space="preserve">PAGEREF _Toc48274290 \h</w:instrText>
             </w:r>
             <w:r>
               <w:rPr>
@@ -3461,7 +3461,7 @@
                 <w:noProof/>
                 <w:webHidden/>
               </w:rPr>
-              <w:t>40</w:t>
+              <w:t>39</w:t>
             </w:r>
             <w:r>
               <w:rPr>
@@ -3482,7 +3482,7 @@
               <w:noProof/>
             </w:rPr>
           </w:pPr>
-          <w:hyperlink w:anchor="_Toc505250213">
+          <w:hyperlink w:anchor="_Toc48274291">
             <w:r>
               <w:rPr>
                 <w:rStyle w:val="Hyperlink"/>
@@ -3509,7 +3509,7 @@
                 <w:noProof/>
                 <w:webHidden/>
               </w:rPr>
-              <w:instrText xml:space="preserve">PAGEREF _Toc505250213 \h</w:instrText>
+              <w:instrText xml:space="preserve">PAGEREF _Toc48274291 \h</w:instrText>
             </w:r>
             <w:r>
               <w:rPr>
@@ -3529,7 +3529,7 @@
                 <w:noProof/>
                 <w:webHidden/>
               </w:rPr>
-              <w:t>40</w:t>
+              <w:t>39</w:t>
             </w:r>
             <w:r>
               <w:rPr>
@@ -3550,7 +3550,7 @@
               <w:noProof/>
             </w:rPr>
           </w:pPr>
-          <w:hyperlink w:anchor="_Toc505250214">
+          <w:hyperlink w:anchor="_Toc48274292">
             <w:r>
               <w:rPr>
                 <w:rStyle w:val="Hyperlink"/>
@@ -3577,7 +3577,7 @@
                 <w:noProof/>
                 <w:webHidden/>
               </w:rPr>
-              <w:instrText xml:space="preserve">PAGEREF _Toc505250214 \h</w:instrText>
+              <w:instrText xml:space="preserve">PAGEREF _Toc48274292 \h</w:instrText>
             </w:r>
             <w:r>
               <w:rPr>
@@ -3597,7 +3597,7 @@
                 <w:noProof/>
                 <w:webHidden/>
               </w:rPr>
-              <w:t>40</w:t>
+              <w:t>39</w:t>
             </w:r>
             <w:r>
               <w:rPr>
@@ -3618,7 +3618,7 @@
               <w:noProof/>
             </w:rPr>
           </w:pPr>
-          <w:hyperlink w:anchor="_Toc505250215">
+          <w:hyperlink w:anchor="_Toc48274293">
             <w:r>
               <w:rPr>
                 <w:rStyle w:val="Hyperlink"/>
@@ -3652,7 +3652,7 @@
                 <w:noProof/>
                 <w:webHidden/>
               </w:rPr>
-              <w:instrText xml:space="preserve">PAGEREF _Toc505250215 \h</w:instrText>
+              <w:instrText xml:space="preserve">PAGEREF _Toc48274293 \h</w:instrText>
             </w:r>
             <w:r>
               <w:rPr>
@@ -3672,7 +3672,7 @@
                 <w:noProof/>
                 <w:webHidden/>
               </w:rPr>
-              <w:t>41</w:t>
+              <w:t>40</w:t>
             </w:r>
             <w:r>
               <w:rPr>
@@ -3693,7 +3693,7 @@
               <w:noProof/>
             </w:rPr>
           </w:pPr>
-          <w:hyperlink w:anchor="_Toc505250216">
+          <w:hyperlink w:anchor="_Toc48274294">
             <w:r>
               <w:rPr>
                 <w:rStyle w:val="Hyperlink"/>
@@ -3719,7 +3719,7 @@
                 <w:noProof/>
                 <w:webHidden/>
               </w:rPr>
-              <w:instrText xml:space="preserve">PAGEREF _Toc505250216 \h</w:instrText>
+              <w:instrText xml:space="preserve">PAGEREF _Toc48274294 \h</w:instrText>
             </w:r>
             <w:r>
               <w:rPr>
@@ -3739,7 +3739,7 @@
                 <w:noProof/>
                 <w:webHidden/>
               </w:rPr>
-              <w:t>41</w:t>
+              <w:t>40</w:t>
             </w:r>
             <w:r>
               <w:rPr>
@@ -3760,7 +3760,7 @@
               <w:noProof/>
             </w:rPr>
           </w:pPr>
-          <w:hyperlink w:anchor="_Toc505250217">
+          <w:hyperlink w:anchor="_Toc48274295">
             <w:r>
               <w:rPr>
                 <w:rStyle w:val="Hyperlink"/>
@@ -3786,7 +3786,7 @@
                 <w:noProof/>
                 <w:webHidden/>
               </w:rPr>
-              <w:instrText xml:space="preserve">PAGEREF _Toc505250217 \h</w:instrText>
+              <w:instrText xml:space="preserve">PAGEREF _Toc48274295 \h</w:instrText>
             </w:r>
             <w:r>
               <w:rPr>
@@ -3827,7 +3827,7 @@
               <w:noProof/>
             </w:rPr>
           </w:pPr>
-          <w:hyperlink w:anchor="_Toc505250218">
+          <w:hyperlink w:anchor="_Toc48274296">
             <w:r>
               <w:rPr>
                 <w:rStyle w:val="Hyperlink"/>
@@ -3853,7 +3853,7 @@
                 <w:noProof/>
                 <w:webHidden/>
               </w:rPr>
-              <w:instrText xml:space="preserve">PAGEREF _Toc505250218 \h</w:instrText>
+              <w:instrText xml:space="preserve">PAGEREF _Toc48274296 \h</w:instrText>
             </w:r>
             <w:r>
               <w:rPr>
@@ -3873,7 +3873,7 @@
                 <w:noProof/>
                 <w:webHidden/>
               </w:rPr>
-              <w:t>42</w:t>
+              <w:t>41</w:t>
             </w:r>
             <w:r>
               <w:rPr>
@@ -3894,7 +3894,7 @@
               <w:noProof/>
             </w:rPr>
           </w:pPr>
-          <w:hyperlink w:anchor="_Toc505250219">
+          <w:hyperlink w:anchor="_Toc48274297">
             <w:r>
               <w:rPr>
                 <w:rStyle w:val="Hyperlink"/>
@@ -3920,7 +3920,7 @@
                 <w:noProof/>
                 <w:webHidden/>
               </w:rPr>
-              <w:instrText xml:space="preserve">PAGEREF _Toc505250219 \h</w:instrText>
+              <w:instrText xml:space="preserve">PAGEREF _Toc48274297 \h</w:instrText>
             </w:r>
             <w:r>
               <w:rPr>
@@ -3961,7 +3961,7 @@
               <w:noProof/>
             </w:rPr>
           </w:pPr>
-          <w:hyperlink w:anchor="_Toc505250220">
+          <w:hyperlink w:anchor="_Toc48274298">
             <w:r>
               <w:rPr>
                 <w:rStyle w:val="Hyperlink"/>
@@ -3993,7 +3993,7 @@
                 <w:noProof/>
                 <w:webHidden/>
               </w:rPr>
-              <w:instrText xml:space="preserve">PAGEREF _Toc505250220 \h</w:instrText>
+              <w:instrText xml:space="preserve">PAGEREF _Toc48274298 \h</w:instrText>
             </w:r>
             <w:r>
               <w:rPr>
@@ -4034,7 +4034,7 @@
               <w:noProof/>
             </w:rPr>
           </w:pPr>
-          <w:hyperlink w:anchor="_Toc505250221">
+          <w:hyperlink w:anchor="_Toc48274299">
             <w:r>
               <w:rPr>
                 <w:rStyle w:val="Hyperlink"/>
@@ -4060,7 +4060,7 @@
                 <w:noProof/>
                 <w:webHidden/>
               </w:rPr>
-              <w:instrText xml:space="preserve">PAGEREF _Toc505250221 \h</w:instrText>
+              <w:instrText xml:space="preserve">PAGEREF _Toc48274299 \h</w:instrText>
             </w:r>
             <w:r>
               <w:rPr>
@@ -4080,7 +4080,7 @@
                 <w:noProof/>
                 <w:webHidden/>
               </w:rPr>
-              <w:t>45</w:t>
+              <w:t>44</w:t>
             </w:r>
             <w:r>
               <w:rPr>
@@ -4101,7 +4101,7 @@
               <w:noProof/>
             </w:rPr>
           </w:pPr>
-          <w:hyperlink w:anchor="_Toc505250222">
+          <w:hyperlink w:anchor="_Toc48274300">
             <w:r>
               <w:rPr>
                 <w:rStyle w:val="Hyperlink"/>
@@ -4128,7 +4128,7 @@
                 <w:noProof/>
                 <w:webHidden/>
               </w:rPr>
-              <w:instrText xml:space="preserve">PAGEREF _Toc505250222 \h</w:instrText>
+              <w:instrText xml:space="preserve">PAGEREF _Toc48274300 \h</w:instrText>
             </w:r>
             <w:r>
               <w:rPr>
@@ -4169,7 +4169,7 @@
               <w:noProof/>
             </w:rPr>
           </w:pPr>
-          <w:hyperlink w:anchor="_Toc505250223">
+          <w:hyperlink w:anchor="_Toc48274301">
             <w:r>
               <w:rPr>
                 <w:rStyle w:val="Hyperlink"/>
@@ -4203,7 +4203,7 @@
                 <w:noProof/>
                 <w:webHidden/>
               </w:rPr>
-              <w:instrText xml:space="preserve">PAGEREF _Toc505250223 \h</w:instrText>
+              <w:instrText xml:space="preserve">PAGEREF _Toc48274301 \h</w:instrText>
             </w:r>
             <w:r>
               <w:rPr>
@@ -4244,7 +4244,7 @@
               <w:noProof/>
             </w:rPr>
           </w:pPr>
-          <w:hyperlink w:anchor="_Toc505250224">
+          <w:hyperlink w:anchor="_Toc48274302">
             <w:r>
               <w:rPr>
                 <w:rStyle w:val="Hyperlink"/>
@@ -4270,7 +4270,7 @@
                 <w:noProof/>
                 <w:webHidden/>
               </w:rPr>
-              <w:instrText xml:space="preserve">PAGEREF _Toc505250224 \h</w:instrText>
+              <w:instrText xml:space="preserve">PAGEREF _Toc48274302 \h</w:instrText>
             </w:r>
             <w:r>
               <w:rPr>
@@ -4290,7 +4290,7 @@
                 <w:noProof/>
                 <w:webHidden/>
               </w:rPr>
-              <w:t>46</w:t>
+              <w:t>45</w:t>
             </w:r>
             <w:r>
               <w:rPr>
@@ -4311,7 +4311,7 @@
               <w:noProof/>
             </w:rPr>
           </w:pPr>
-          <w:hyperlink w:anchor="_Toc505250225">
+          <w:hyperlink w:anchor="_Toc48274303">
             <w:r>
               <w:rPr>
                 <w:rStyle w:val="Hyperlink"/>
@@ -4337,7 +4337,7 @@
                 <w:noProof/>
                 <w:webHidden/>
               </w:rPr>
-              <w:instrText xml:space="preserve">PAGEREF _Toc505250225 \h</w:instrText>
+              <w:instrText xml:space="preserve">PAGEREF _Toc48274303 \h</w:instrText>
             </w:r>
             <w:r>
               <w:rPr>
@@ -4357,7 +4357,7 @@
                 <w:noProof/>
                 <w:webHidden/>
               </w:rPr>
-              <w:t>47</w:t>
+              <w:t>46</w:t>
             </w:r>
             <w:r>
               <w:rPr>
@@ -4378,7 +4378,7 @@
               <w:noProof/>
             </w:rPr>
           </w:pPr>
-          <w:hyperlink w:anchor="_Toc505250226">
+          <w:hyperlink w:anchor="_Toc48274304">
             <w:r>
               <w:rPr>
                 <w:rStyle w:val="Hyperlink"/>
@@ -4404,7 +4404,7 @@
                 <w:noProof/>
                 <w:webHidden/>
               </w:rPr>
-              <w:instrText xml:space="preserve">PAGEREF _Toc505250226 \h</w:instrText>
+              <w:instrText xml:space="preserve">PAGEREF _Toc48274304 \h</w:instrText>
             </w:r>
             <w:r>
               <w:rPr>
@@ -4424,7 +4424,7 @@
                 <w:noProof/>
                 <w:webHidden/>
               </w:rPr>
-              <w:t>48</w:t>
+              <w:t>47</w:t>
             </w:r>
             <w:r>
               <w:rPr>
@@ -4445,7 +4445,7 @@
               <w:noProof/>
             </w:rPr>
           </w:pPr>
-          <w:hyperlink w:anchor="_Toc505250227">
+          <w:hyperlink w:anchor="_Toc48274305">
             <w:r>
               <w:rPr>
                 <w:rStyle w:val="Hyperlink"/>
@@ -4471,7 +4471,7 @@
                 <w:noProof/>
                 <w:webHidden/>
               </w:rPr>
-              <w:instrText xml:space="preserve">PAGEREF _Toc505250227 \h</w:instrText>
+              <w:instrText xml:space="preserve">PAGEREF _Toc48274305 \h</w:instrText>
             </w:r>
             <w:r>
               <w:rPr>
@@ -4512,7 +4512,7 @@
               <w:noProof/>
             </w:rPr>
           </w:pPr>
-          <w:hyperlink w:anchor="_Toc505250228">
+          <w:hyperlink w:anchor="_Toc48274306">
             <w:r>
               <w:rPr>
                 <w:rStyle w:val="Hyperlink"/>
@@ -4538,7 +4538,7 @@
                 <w:noProof/>
                 <w:webHidden/>
               </w:rPr>
-              <w:instrText xml:space="preserve">PAGEREF _Toc505250228 \h</w:instrText>
+              <w:instrText xml:space="preserve">PAGEREF _Toc48274306 \h</w:instrText>
             </w:r>
             <w:r>
               <w:rPr>
@@ -4579,7 +4579,7 @@
               <w:noProof/>
             </w:rPr>
           </w:pPr>
-          <w:hyperlink w:anchor="_Toc505250229">
+          <w:hyperlink w:anchor="_Toc48274307">
             <w:r>
               <w:rPr>
                 <w:rStyle w:val="Hyperlink"/>
@@ -4605,7 +4605,7 @@
                 <w:noProof/>
                 <w:webHidden/>
               </w:rPr>
-              <w:instrText xml:space="preserve">PAGEREF _Toc505250229 \h</w:instrText>
+              <w:instrText xml:space="preserve">PAGEREF _Toc48274307 \h</w:instrText>
             </w:r>
             <w:r>
               <w:rPr>
@@ -4646,7 +4646,7 @@
               <w:noProof/>
             </w:rPr>
           </w:pPr>
-          <w:hyperlink w:anchor="_Toc505250230">
+          <w:hyperlink w:anchor="_Toc48274308">
             <w:r>
               <w:rPr>
                 <w:rStyle w:val="Hyperlink"/>
@@ -4673,7 +4673,7 @@
                 <w:noProof/>
                 <w:webHidden/>
               </w:rPr>
-              <w:instrText xml:space="preserve">PAGEREF _Toc505250230 \h</w:instrText>
+              <w:instrText xml:space="preserve">PAGEREF _Toc48274308 \h</w:instrText>
             </w:r>
             <w:r>
               <w:rPr>
@@ -4714,7 +4714,7 @@
               <w:noProof/>
             </w:rPr>
           </w:pPr>
-          <w:hyperlink w:anchor="_Toc505250231">
+          <w:hyperlink w:anchor="_Toc48274309">
             <w:r>
               <w:rPr>
                 <w:rStyle w:val="Hyperlink"/>
@@ -4740,7 +4740,7 @@
                 <w:noProof/>
                 <w:webHidden/>
               </w:rPr>
-              <w:instrText xml:space="preserve">PAGEREF _Toc505250231 \h</w:instrText>
+              <w:instrText xml:space="preserve">PAGEREF _Toc48274309 \h</w:instrText>
             </w:r>
             <w:r>
               <w:rPr>
@@ -4781,7 +4781,7 @@
               <w:noProof/>
             </w:rPr>
           </w:pPr>
-          <w:hyperlink w:anchor="_Toc505250232">
+          <w:hyperlink w:anchor="_Toc48274310">
             <w:r>
               <w:rPr>
                 <w:rStyle w:val="Hyperlink"/>
@@ -4807,7 +4807,7 @@
                 <w:noProof/>
                 <w:webHidden/>
               </w:rPr>
-              <w:instrText xml:space="preserve">PAGEREF _Toc505250232 \h</w:instrText>
+              <w:instrText xml:space="preserve">PAGEREF _Toc48274310 \h</w:instrText>
             </w:r>
             <w:r>
               <w:rPr>
@@ -4848,7 +4848,7 @@
               <w:noProof/>
             </w:rPr>
           </w:pPr>
-          <w:hyperlink w:anchor="_Toc505250233">
+          <w:hyperlink w:anchor="_Toc48274311">
             <w:r>
               <w:rPr>
                 <w:rStyle w:val="Hyperlink"/>
@@ -4874,7 +4874,7 @@
                 <w:noProof/>
                 <w:webHidden/>
               </w:rPr>
-              <w:instrText xml:space="preserve">PAGEREF _Toc505250233 \h</w:instrText>
+              <w:instrText xml:space="preserve">PAGEREF _Toc48274311 \h</w:instrText>
             </w:r>
             <w:r>
               <w:rPr>
@@ -4915,7 +4915,7 @@
               <w:noProof/>
             </w:rPr>
           </w:pPr>
-          <w:hyperlink w:anchor="_Toc505250234">
+          <w:hyperlink w:anchor="_Toc48274312">
             <w:r>
               <w:rPr>
                 <w:rStyle w:val="Hyperlink"/>
@@ -4941,7 +4941,7 @@
                 <w:noProof/>
                 <w:webHidden/>
               </w:rPr>
-              <w:instrText xml:space="preserve">PAGEREF _Toc505250234 \h</w:instrText>
+              <w:instrText xml:space="preserve">PAGEREF _Toc48274312 \h</w:instrText>
             </w:r>
             <w:r>
               <w:rPr>
@@ -4982,7 +4982,7 @@
               <w:noProof/>
             </w:rPr>
           </w:pPr>
-          <w:hyperlink w:anchor="_Toc505250235">
+          <w:hyperlink w:anchor="_Toc48274313">
             <w:r>
               <w:rPr>
                 <w:rStyle w:val="Hyperlink"/>
@@ -5008,7 +5008,7 @@
                 <w:noProof/>
                 <w:webHidden/>
               </w:rPr>
-              <w:instrText xml:space="preserve">PAGEREF _Toc505250235 \h</w:instrText>
+              <w:instrText xml:space="preserve">PAGEREF _Toc48274313 \h</w:instrText>
             </w:r>
             <w:r>
               <w:rPr>
@@ -5049,7 +5049,7 @@
               <w:noProof/>
             </w:rPr>
           </w:pPr>
-          <w:hyperlink w:anchor="_Toc505250236">
+          <w:hyperlink w:anchor="_Toc48274314">
             <w:r>
               <w:rPr>
                 <w:rStyle w:val="Hyperlink"/>
@@ -5076,7 +5076,7 @@
                 <w:noProof/>
                 <w:webHidden/>
               </w:rPr>
-              <w:instrText xml:space="preserve">PAGEREF _Toc505250236 \h</w:instrText>
+              <w:instrText xml:space="preserve">PAGEREF _Toc48274314 \h</w:instrText>
             </w:r>
             <w:r>
               <w:rPr>
@@ -5117,7 +5117,7 @@
               <w:noProof/>
             </w:rPr>
           </w:pPr>
-          <w:hyperlink w:anchor="_Toc505250237">
+          <w:hyperlink w:anchor="_Toc48274315">
             <w:r>
               <w:rPr>
                 <w:rStyle w:val="Hyperlink"/>
@@ -5161,7 +5161,7 @@
                 <w:noProof/>
                 <w:webHidden/>
               </w:rPr>
-              <w:instrText xml:space="preserve">PAGEREF _Toc505250237 \h</w:instrText>
+              <w:instrText xml:space="preserve">PAGEREF _Toc48274315 \h</w:instrText>
             </w:r>
             <w:r>
               <w:rPr>
@@ -5202,7 +5202,7 @@
               <w:noProof/>
             </w:rPr>
           </w:pPr>
-          <w:hyperlink w:anchor="_Toc505250238">
+          <w:hyperlink w:anchor="_Toc48274316">
             <w:r>
               <w:rPr>
                 <w:rStyle w:val="Hyperlink"/>
@@ -5228,7 +5228,7 @@
                 <w:noProof/>
                 <w:webHidden/>
               </w:rPr>
-              <w:instrText xml:space="preserve">PAGEREF _Toc505250238 \h</w:instrText>
+              <w:instrText xml:space="preserve">PAGEREF _Toc48274316 \h</w:instrText>
             </w:r>
             <w:r>
               <w:rPr>
@@ -5269,7 +5269,7 @@
               <w:noProof/>
             </w:rPr>
           </w:pPr>
-          <w:hyperlink w:anchor="_Toc505250239">
+          <w:hyperlink w:anchor="_Toc48274317">
             <w:r>
               <w:rPr>
                 <w:rStyle w:val="Hyperlink"/>
@@ -5307,7 +5307,7 @@
                 <w:noProof/>
                 <w:webHidden/>
               </w:rPr>
-              <w:instrText xml:space="preserve">PAGEREF _Toc505250239 \h</w:instrText>
+              <w:instrText xml:space="preserve">PAGEREF _Toc48274317 \h</w:instrText>
             </w:r>
             <w:r>
               <w:rPr>
@@ -5327,7 +5327,7 @@
                 <w:noProof/>
                 <w:webHidden/>
               </w:rPr>
-              <w:t>55</w:t>
+              <w:t>56</w:t>
             </w:r>
             <w:r>
               <w:rPr>
@@ -5348,7 +5348,7 @@
               <w:noProof/>
             </w:rPr>
           </w:pPr>
-          <w:hyperlink w:anchor="_Toc505250240">
+          <w:hyperlink w:anchor="_Toc48274318">
             <w:r>
               <w:rPr>
                 <w:rStyle w:val="Hyperlink"/>
@@ -5374,7 +5374,7 @@
                 <w:noProof/>
                 <w:webHidden/>
               </w:rPr>
-              <w:instrText xml:space="preserve">PAGEREF _Toc505250240 \h</w:instrText>
+              <w:instrText xml:space="preserve">PAGEREF _Toc48274318 \h</w:instrText>
             </w:r>
             <w:r>
               <w:rPr>
@@ -5394,7 +5394,7 @@
                 <w:noProof/>
                 <w:webHidden/>
               </w:rPr>
-              <w:t>56</w:t>
+              <w:t>57</w:t>
             </w:r>
             <w:r>
               <w:rPr>
@@ -5423,31 +5423,7 @@
           <w:b/>
         </w:rPr>
         <w:lastRenderedPageBreak/>
-        <w:t>This guide is for docx4j 17.</w:t>
-      </w:r>
-      <w:r>
-        <w:rPr>
-          <w:b/>
-        </w:rPr>
-        <w:t>2</w:t>
-      </w:r>
-      <w:r>
-        <w:rPr>
-          <w:b/>
-        </w:rPr>
-        <w:t>.</w:t>
-      </w:r>
-      <w:r>
-        <w:rPr>
-          <w:b/>
-        </w:rPr>
-        <w:t>1</w:t>
-      </w:r>
-      <w:r>
-        <w:rPr>
-          <w:b/>
-        </w:rPr>
-        <w:t xml:space="preserve"> (Java 11 and later); most of it applies to 11.5.x as well.   </w:t>
+        <w:t xml:space="preserve">This guide is for docx4j 17.3.0 (Java 11 and later); most of it applies to 11.5.x as well.   </w:t>
       </w:r>
     </w:p>
     <w:p>
@@ -5550,15 +5526,17 @@
       <w:pPr>
         <w:pStyle w:val="Heading1"/>
       </w:pPr>
-      <w:bookmarkStart w:name="_Toc505250163" w:id="163"/>
+      <w:bookmarkStart w:name="_Toc48274241" w:id="241"/>
       <w:bookmarkStart w:name="_Toc239426560" w:id="0"/>
       <w:bookmarkStart w:name="_Toc241334722" w:id="1"/>
+      <w:bookmarkStart w:name="_Toc505250163" w:id="2"/>
       <w:r>
         <w:t>What is docx4j?</w:t>
       </w:r>
       <w:bookmarkEnd w:id="0"/>
       <w:bookmarkEnd w:id="1"/>
-      <w:bookmarkEnd w:id="163"/>
+      <w:bookmarkEnd w:id="2"/>
+      <w:bookmarkEnd w:id="241"/>
     </w:p>
     <w:p>
       <w:r>
@@ -5769,15 +5747,17 @@
       <w:pPr>
         <w:pStyle w:val="Heading1"/>
       </w:pPr>
-      <w:bookmarkStart w:name="_Toc505250164" w:id="164"/>
-      <w:bookmarkStart w:name="_Toc239426561" w:id="2"/>
-      <w:bookmarkStart w:name="_Toc241334723" w:id="3"/>
+      <w:bookmarkStart w:name="_Toc48274242" w:id="242"/>
+      <w:bookmarkStart w:name="_Toc239426561" w:id="3"/>
+      <w:bookmarkStart w:name="_Toc241334723" w:id="4"/>
+      <w:bookmarkStart w:name="_Toc505250164" w:id="5"/>
       <w:r>
         <w:t>What sorts of things can you do with docx4j?</w:t>
       </w:r>
-      <w:bookmarkEnd w:id="2"/>
       <w:bookmarkEnd w:id="3"/>
-      <w:bookmarkEnd w:id="164"/>
+      <w:bookmarkEnd w:id="4"/>
+      <w:bookmarkEnd w:id="5"/>
+      <w:bookmarkEnd w:id="242"/>
     </w:p>
     <w:p>
       <w:pPr>
@@ -5973,15 +5953,17 @@
       <w:pPr>
         <w:pStyle w:val="Heading1"/>
       </w:pPr>
-      <w:bookmarkStart w:name="_Toc505250165" w:id="165"/>
-      <w:bookmarkStart w:name="_Toc239426562" w:id="4"/>
-      <w:bookmarkStart w:name="_Toc241334724" w:id="5"/>
+      <w:bookmarkStart w:name="_Toc48274243" w:id="243"/>
+      <w:bookmarkStart w:name="_Toc239426562" w:id="6"/>
+      <w:bookmarkStart w:name="_Toc241334724" w:id="7"/>
+      <w:bookmarkStart w:name="_Toc505250165" w:id="8"/>
       <w:r>
         <w:t>Is docx4j for you?</w:t>
       </w:r>
-      <w:bookmarkEnd w:id="4"/>
-      <w:bookmarkEnd w:id="5"/>
-      <w:bookmarkEnd w:id="165"/>
+      <w:bookmarkEnd w:id="6"/>
+      <w:bookmarkEnd w:id="7"/>
+      <w:bookmarkEnd w:id="8"/>
+      <w:bookmarkEnd w:id="243"/>
     </w:p>
     <w:p>
       <w:r>
@@ -6002,16 +5984,18 @@
       <w:pPr>
         <w:pStyle w:val="Heading1"/>
       </w:pPr>
-      <w:bookmarkStart w:name="_Toc505250166" w:id="166"/>
-      <w:bookmarkStart w:name="_Toc239426563" w:id="6"/>
-      <w:bookmarkStart w:name="_Toc241334725" w:id="7"/>
+      <w:bookmarkStart w:name="_Toc48274244" w:id="244"/>
+      <w:bookmarkStart w:name="_Toc239426563" w:id="9"/>
+      <w:bookmarkStart w:name="_Toc241334725" w:id="10"/>
+      <w:bookmarkStart w:name="_Toc505250166" w:id="11"/>
       <w:r>
         <w:lastRenderedPageBreak/>
         <w:t>GraalVM</w:t>
       </w:r>
-      <w:bookmarkEnd w:id="6"/>
-      <w:bookmarkEnd w:id="7"/>
-      <w:bookmarkEnd w:id="166"/>
+      <w:bookmarkEnd w:id="9"/>
+      <w:bookmarkEnd w:id="10"/>
+      <w:bookmarkEnd w:id="11"/>
+      <w:bookmarkEnd w:id="244"/>
     </w:p>
     <w:p>
       <w:r>
@@ -6022,25 +6006,21 @@
       <w:pPr>
         <w:pStyle w:val="Heading1"/>
       </w:pPr>
-      <w:bookmarkStart w:name="_Toc505250167" w:id="167"/>
-      <w:bookmarkStart w:name="_Toc239426564" w:id="8"/>
-      <w:bookmarkStart w:name="_Toc241334726" w:id="9"/>
+      <w:bookmarkStart w:name="_Toc48274245" w:id="245"/>
+      <w:bookmarkStart w:name="_Toc239426564" w:id="12"/>
+      <w:bookmarkStart w:name="_Toc241334726" w:id="13"/>
+      <w:bookmarkStart w:name="_Toc505250167" w:id="14"/>
       <w:r>
         <w:t>docx4j.NET</w:t>
       </w:r>
-      <w:bookmarkEnd w:id="8"/>
-      <w:bookmarkEnd w:id="9"/>
-      <w:bookmarkEnd w:id="167"/>
-    </w:p>
-    <w:p>
-      <w:r>
-        <w:t>If you want to process docx/pptx/</w:t>
-      </w:r>
-      <w:r>
-        <w:t>xlsx</w:t>
-      </w:r>
-      <w:r>
-        <w:t xml:space="preserve"> </w:t>
+      <w:bookmarkEnd w:id="12"/>
+      <w:bookmarkEnd w:id="13"/>
+      <w:bookmarkEnd w:id="14"/>
+      <w:bookmarkEnd w:id="245"/>
+    </w:p>
+    <w:p>
+      <w:r>
+        <w:t xml:space="preserve">If you want to process docx/pptx/xlsx </w:t>
       </w:r>
       <w:r>
         <w:t xml:space="preserve">on the .NET platform, you should </w:t>
@@ -6186,15 +6166,17 @@
       <w:pPr>
         <w:pStyle w:val="Heading1"/>
       </w:pPr>
-      <w:bookmarkStart w:name="_Toc505250168" w:id="168"/>
-      <w:bookmarkStart w:name="_Toc239426565" w:id="10"/>
-      <w:bookmarkStart w:name="_Toc241334727" w:id="11"/>
+      <w:bookmarkStart w:name="_Toc48274246" w:id="246"/>
+      <w:bookmarkStart w:name="_Toc239426565" w:id="15"/>
+      <w:bookmarkStart w:name="_Toc241334727" w:id="16"/>
+      <w:bookmarkStart w:name="_Toc505250168" w:id="17"/>
       <w:r>
         <w:t>What Word documents does it support?</w:t>
       </w:r>
-      <w:bookmarkEnd w:id="10"/>
-      <w:bookmarkEnd w:id="11"/>
-      <w:bookmarkEnd w:id="168"/>
+      <w:bookmarkEnd w:id="15"/>
+      <w:bookmarkEnd w:id="16"/>
+      <w:bookmarkEnd w:id="17"/>
+      <w:bookmarkEnd w:id="246"/>
     </w:p>
     <w:p>
       <w:r>
@@ -6240,10 +6222,7 @@
         </w:r>
       </w:hyperlink>
       <w:r>
-        <w:t xml:space="preserve">; docx4j (from 11.5.9) can import these. </w:t>
-      </w:r>
-      <w:r>
-        <w:t xml:space="preserve"> A strict package is converted as docx4j reads it, so what docx4j writes is always transitional: strict in, transitional out.</w:t>
+        <w:t>; docx4j (from 11.5.9) can import these.  A strict package is converted as docx4j reads it, so what docx4j writes is always transitional: strict in, transitional out.</w:t>
       </w:r>
     </w:p>
     <w:p>
@@ -6361,15 +6340,17 @@
       <w:pPr>
         <w:pStyle w:val="Heading1"/>
       </w:pPr>
-      <w:bookmarkStart w:name="_Toc505250169" w:id="169"/>
-      <w:bookmarkStart w:name="_Toc239426566" w:id="12"/>
-      <w:bookmarkStart w:name="_Toc241334728" w:id="13"/>
+      <w:bookmarkStart w:name="_Toc48274247" w:id="247"/>
+      <w:bookmarkStart w:name="_Toc239426566" w:id="18"/>
+      <w:bookmarkStart w:name="_Toc241334728" w:id="19"/>
+      <w:bookmarkStart w:name="_Toc505250169" w:id="20"/>
       <w:r>
         <w:t>Handling legacy binary .doc files</w:t>
       </w:r>
-      <w:bookmarkEnd w:id="12"/>
-      <w:bookmarkEnd w:id="13"/>
-      <w:bookmarkEnd w:id="169"/>
+      <w:bookmarkEnd w:id="18"/>
+      <w:bookmarkEnd w:id="19"/>
+      <w:bookmarkEnd w:id="20"/>
+      <w:bookmarkEnd w:id="247"/>
     </w:p>
     <w:p>
       <w:r>
@@ -6397,15 +6378,17 @@
       <w:pPr>
         <w:pStyle w:val="Heading1"/>
       </w:pPr>
-      <w:bookmarkStart w:name="_Toc505250170" w:id="170"/>
-      <w:bookmarkStart w:name="_Toc239426567" w:id="14"/>
-      <w:bookmarkStart w:name="_Toc241334729" w:id="15"/>
+      <w:bookmarkStart w:name="_Toc48274248" w:id="248"/>
+      <w:bookmarkStart w:name="_Toc239426567" w:id="21"/>
+      <w:bookmarkStart w:name="_Toc241334729" w:id="22"/>
+      <w:bookmarkStart w:name="_Toc505250170" w:id="23"/>
       <w:r>
         <w:t>A word about Jaxb</w:t>
       </w:r>
-      <w:bookmarkEnd w:id="14"/>
-      <w:bookmarkEnd w:id="15"/>
-      <w:bookmarkEnd w:id="170"/>
+      <w:bookmarkEnd w:id="21"/>
+      <w:bookmarkEnd w:id="22"/>
+      <w:bookmarkEnd w:id="23"/>
+      <w:bookmarkEnd w:id="248"/>
     </w:p>
     <w:p>
       <w:r>
@@ -6709,15 +6692,17 @@
       <w:pPr>
         <w:pStyle w:val="Heading1"/>
       </w:pPr>
-      <w:bookmarkStart w:name="_Toc505250171" w:id="171"/>
-      <w:bookmarkStart w:name="_Toc239426568" w:id="16"/>
-      <w:bookmarkStart w:name="_Toc241334730" w:id="17"/>
+      <w:bookmarkStart w:name="_Toc48274249" w:id="249"/>
+      <w:bookmarkStart w:name="_Toc239426568" w:id="24"/>
+      <w:bookmarkStart w:name="_Toc241334730" w:id="25"/>
+      <w:bookmarkStart w:name="_Toc505250171" w:id="26"/>
       <w:r>
         <w:t>Using docx4j via Maven</w:t>
       </w:r>
-      <w:bookmarkEnd w:id="16"/>
-      <w:bookmarkEnd w:id="17"/>
-      <w:bookmarkEnd w:id="171"/>
+      <w:bookmarkEnd w:id="24"/>
+      <w:bookmarkEnd w:id="25"/>
+      <w:bookmarkEnd w:id="26"/>
+      <w:bookmarkEnd w:id="249"/>
     </w:p>
     <w:p>
       <w:r>
@@ -6729,57 +6714,28 @@
     </w:p>
     <w:p>
       <w:r>
-        <w:t xml:space="preserve">As noted in the introduction, current release series are docx4j </w:t>
-      </w:r>
-      <w:r>
-        <w:rPr>
-          <w:b/>
-        </w:rPr>
-        <w:t>11.</w:t>
-      </w:r>
-      <w:r>
-        <w:rPr>
-          <w:b/>
-        </w:rPr>
-        <w:t>5</w:t>
-      </w:r>
-      <w:r>
-        <w:rPr>
-          <w:b/>
-        </w:rPr>
-        <w:t>.x.</w:t>
-      </w:r>
-      <w:r>
-        <w:rPr>
-          <w:bCs/>
-        </w:rPr>
-        <w:t xml:space="preserve"> and </w:t>
-      </w:r>
-      <w:r>
-        <w:rPr>
-          <w:b/>
-        </w:rPr>
-        <w:t>17.x</w:t>
-      </w:r>
-    </w:p>
-    <w:p>
-      <w:r>
         <w:rPr>
           <w:lang w:val="en-US"/>
         </w:rPr>
-        <w:t>To use docx4j 17.</w:t>
+        <w:t>To use docx4j 1</w:t>
       </w:r>
       <w:r>
         <w:rPr>
           <w:lang w:val="en-US"/>
         </w:rPr>
-        <w:t>2</w:t>
+        <w:t>1</w:t>
       </w:r>
       <w:r>
         <w:rPr>
           <w:lang w:val="en-US"/>
         </w:rPr>
-        <w:t xml:space="preserve">.1, ensure any code references </w:t>
+        <w:t>.4 or later</w:t>
+      </w:r>
+      <w:r>
+        <w:rPr>
+          <w:lang w:val="en-US"/>
+        </w:rPr>
+        <w:t xml:space="preserve">, ensure any code references </w:t>
       </w:r>
       <w:r>
         <w:rPr>
@@ -7043,25 +6999,7 @@
           <w:szCs w:val="16"/>
           <w:lang w:val="en-US"/>
         </w:rPr>
-        <w:t>17.</w:t>
-      </w:r>
-      <w:r>
-        <w:rPr>
-          <w:rFonts w:ascii="Consolas" w:hAnsi="Consolas"/>
-          <w:sz w:val="16"/>
-          <w:szCs w:val="16"/>
-          <w:lang w:val="en-US"/>
-        </w:rPr>
-        <w:t>2</w:t>
-      </w:r>
-      <w:r>
-        <w:rPr>
-          <w:rFonts w:ascii="Consolas" w:hAnsi="Consolas"/>
-          <w:sz w:val="16"/>
-          <w:szCs w:val="16"/>
-          <w:lang w:val="en-US"/>
-        </w:rPr>
-        <w:t>.1</w:t>
+        <w:t>17.3.0</w:t>
       </w:r>
       <w:r>
         <w:rPr>
@@ -7345,25 +7283,7 @@
           <w:szCs w:val="16"/>
           <w:lang w:val="en-US"/>
         </w:rPr>
-        <w:t>17.</w:t>
-      </w:r>
-      <w:r>
-        <w:rPr>
-          <w:rFonts w:ascii="Consolas" w:hAnsi="Consolas"/>
-          <w:sz w:val="16"/>
-          <w:szCs w:val="16"/>
-          <w:lang w:val="en-US"/>
-        </w:rPr>
-        <w:t>2</w:t>
-      </w:r>
-      <w:r>
-        <w:rPr>
-          <w:rFonts w:ascii="Consolas" w:hAnsi="Consolas"/>
-          <w:sz w:val="16"/>
-          <w:szCs w:val="16"/>
-          <w:lang w:val="en-US"/>
-        </w:rPr>
-        <w:t>.1</w:t>
+        <w:t>17.3.0</w:t>
       </w:r>
       <w:r>
         <w:rPr>
@@ -7441,15 +7361,17 @@
       <w:pPr>
         <w:pStyle w:val="Heading1"/>
       </w:pPr>
-      <w:bookmarkStart w:name="_Toc505250172" w:id="172"/>
-      <w:bookmarkStart w:name="_Toc239426569" w:id="18"/>
-      <w:bookmarkStart w:name="_Toc241334731" w:id="19"/>
+      <w:bookmarkStart w:name="_Toc48274250" w:id="250"/>
+      <w:bookmarkStart w:name="_Toc239426569" w:id="27"/>
+      <w:bookmarkStart w:name="_Toc241334731" w:id="28"/>
+      <w:bookmarkStart w:name="_Toc505250172" w:id="29"/>
       <w:r>
         <w:t>Using docx4j binaries</w:t>
       </w:r>
-      <w:bookmarkEnd w:id="18"/>
-      <w:bookmarkEnd w:id="19"/>
-      <w:bookmarkEnd w:id="172"/>
+      <w:bookmarkEnd w:id="27"/>
+      <w:bookmarkEnd w:id="28"/>
+      <w:bookmarkEnd w:id="29"/>
+      <w:bookmarkEnd w:id="250"/>
     </w:p>
     <w:p>
       <w:r>
@@ -7538,36 +7460,40 @@
       <w:pPr>
         <w:pStyle w:val="Heading1"/>
       </w:pPr>
-      <w:bookmarkStart w:name="_Toc505250173" w:id="173"/>
-      <w:bookmarkStart w:name="_Toc239426570" w:id="20"/>
-      <w:bookmarkStart w:name="_Toc241334732" w:id="21"/>
+      <w:bookmarkStart w:name="_Toc48274251" w:id="251"/>
+      <w:bookmarkStart w:name="_Toc239426570" w:id="30"/>
+      <w:bookmarkStart w:name="_Toc241334732" w:id="31"/>
+      <w:bookmarkStart w:name="_Toc505250173" w:id="32"/>
+      <w:r>
+        <w:t>docx4j dependencies</w:t>
+      </w:r>
+      <w:bookmarkEnd w:id="30"/>
+      <w:bookmarkEnd w:id="31"/>
+      <w:bookmarkEnd w:id="32"/>
+      <w:bookmarkEnd w:id="251"/>
+    </w:p>
+    <w:p>
+      <w:pPr>
+        <w:pStyle w:val="Heading2"/>
+      </w:pPr>
+      <w:bookmarkStart w:name="_Toc48274252" w:id="252"/>
+      <w:bookmarkStart w:name="_Toc239426571" w:id="33"/>
+      <w:bookmarkStart w:name="_Toc241334733" w:id="34"/>
+      <w:bookmarkStart w:name="_Toc505250174" w:id="35"/>
+      <w:r>
+        <w:t>slf</w:t>
+      </w:r>
+      <w:r>
+        <w:t>4j</w:t>
+      </w:r>
+      <w:bookmarkEnd w:id="33"/>
+      <w:bookmarkEnd w:id="34"/>
+      <w:bookmarkEnd w:id="35"/>
+      <w:bookmarkEnd w:id="252"/>
+    </w:p>
+    <w:p>
       <w:r>
         <w:lastRenderedPageBreak/>
-        <w:t>docx4j dependencies</w:t>
-      </w:r>
-      <w:bookmarkEnd w:id="20"/>
-      <w:bookmarkEnd w:id="21"/>
-      <w:bookmarkEnd w:id="173"/>
-    </w:p>
-    <w:p>
-      <w:pPr>
-        <w:pStyle w:val="Heading2"/>
-      </w:pPr>
-      <w:bookmarkStart w:name="_Toc505250174" w:id="174"/>
-      <w:bookmarkStart w:name="_Toc239426571" w:id="22"/>
-      <w:bookmarkStart w:name="_Toc241334733" w:id="23"/>
-      <w:r>
-        <w:t>slf</w:t>
-      </w:r>
-      <w:r>
-        <w:t>4j</w:t>
-      </w:r>
-      <w:bookmarkEnd w:id="22"/>
-      <w:bookmarkEnd w:id="23"/>
-      <w:bookmarkEnd w:id="174"/>
-    </w:p>
-    <w:p>
-      <w:r>
         <w:t xml:space="preserve">To do anything with docx4j, you need </w:t>
       </w:r>
       <w:r>
@@ -8346,18 +8272,20 @@
       <w:pPr>
         <w:pStyle w:val="Heading2"/>
       </w:pPr>
-      <w:bookmarkStart w:name="_Toc505250175" w:id="175"/>
-      <w:bookmarkStart w:name="_Toc239426572" w:id="24"/>
-      <w:bookmarkStart w:name="_Toc241334734" w:id="25"/>
+      <w:bookmarkStart w:name="_Toc48274253" w:id="253"/>
+      <w:bookmarkStart w:name="_Toc239426572" w:id="36"/>
+      <w:bookmarkStart w:name="_Toc241334734" w:id="37"/>
+      <w:bookmarkStart w:name="_Toc505250175" w:id="38"/>
       <w:r>
         <w:t>other dependencies</w:t>
       </w:r>
-      <w:bookmarkEnd w:id="24"/>
-      <w:bookmarkEnd w:id="25"/>
+      <w:bookmarkEnd w:id="36"/>
+      <w:bookmarkEnd w:id="37"/>
       <w:r>
         <w:t xml:space="preserve"> </w:t>
       </w:r>
-      <w:bookmarkEnd w:id="175"/>
+      <w:bookmarkEnd w:id="38"/>
+      <w:bookmarkEnd w:id="253"/>
     </w:p>
     <w:p>
       <w:r>
@@ -8374,28 +8302,30 @@
     </w:p>
     <w:p>
       <w:r>
+        <w:t>In your development environment, you can do this using Maven, or by physically copying them all to your classpath.</w:t>
+      </w:r>
+    </w:p>
+    <w:p>
+      <w:r>
+        <w:t>For your deployment environment, your build process ought to be set up to do this for you.</w:t>
+      </w:r>
+    </w:p>
+    <w:p>
+      <w:pPr>
+        <w:pStyle w:val="Heading1"/>
+      </w:pPr>
+      <w:bookmarkStart w:name="_Toc48274254" w:id="254"/>
+      <w:bookmarkStart w:name="_Toc239426573" w:id="39"/>
+      <w:bookmarkStart w:name="_Toc241334735" w:id="40"/>
+      <w:bookmarkStart w:name="_Toc505250176" w:id="41"/>
+      <w:r>
         <w:lastRenderedPageBreak/>
-        <w:t>In your development environment, you can do this using Maven, or by physically copying them all to your classpath.</w:t>
-      </w:r>
-    </w:p>
-    <w:p>
-      <w:r>
-        <w:t>For your deployment environment, your build process ought to be set up to do this for you.</w:t>
-      </w:r>
-    </w:p>
-    <w:p>
-      <w:pPr>
-        <w:pStyle w:val="Heading1"/>
-      </w:pPr>
-      <w:bookmarkStart w:name="_Toc505250176" w:id="176"/>
-      <w:bookmarkStart w:name="_Toc239426573" w:id="26"/>
-      <w:bookmarkStart w:name="_Toc241334735" w:id="27"/>
-      <w:r>
         <w:t>Docx4j source code</w:t>
       </w:r>
-      <w:bookmarkEnd w:id="26"/>
-      <w:bookmarkEnd w:id="27"/>
-      <w:bookmarkEnd w:id="176"/>
+      <w:bookmarkEnd w:id="39"/>
+      <w:bookmarkEnd w:id="40"/>
+      <w:bookmarkEnd w:id="41"/>
+      <w:bookmarkEnd w:id="254"/>
     </w:p>
     <w:p>
       <w:r>
@@ -8449,15 +8379,17 @@
       <w:pPr>
         <w:pStyle w:val="Heading1"/>
       </w:pPr>
-      <w:bookmarkStart w:name="_Toc505250177" w:id="177"/>
-      <w:bookmarkStart w:name="_Toc239426574" w:id="28"/>
-      <w:bookmarkStart w:name="_Toc241334736" w:id="29"/>
+      <w:bookmarkStart w:name="_Toc48274255" w:id="255"/>
+      <w:bookmarkStart w:name="_Toc239426574" w:id="42"/>
+      <w:bookmarkStart w:name="_Toc241334736" w:id="43"/>
+      <w:bookmarkStart w:name="_Toc505250177" w:id="44"/>
       <w:r>
         <w:t>Javadoc</w:t>
       </w:r>
-      <w:bookmarkEnd w:id="28"/>
-      <w:bookmarkEnd w:id="29"/>
-      <w:bookmarkEnd w:id="177"/>
+      <w:bookmarkEnd w:id="42"/>
+      <w:bookmarkEnd w:id="43"/>
+      <w:bookmarkEnd w:id="44"/>
+      <w:bookmarkEnd w:id="255"/>
     </w:p>
     <w:p>
       <w:r>
@@ -8468,18 +8400,20 @@
       <w:pPr>
         <w:pStyle w:val="Heading1"/>
       </w:pPr>
-      <w:bookmarkStart w:name="_Toc505250178" w:id="178"/>
-      <w:bookmarkStart w:name="_Toc239426575" w:id="30"/>
-      <w:bookmarkStart w:name="_Toc241334737" w:id="31"/>
+      <w:bookmarkStart w:name="_Toc48274256" w:id="256"/>
+      <w:bookmarkStart w:name="_Toc239426575" w:id="45"/>
+      <w:bookmarkStart w:name="_Toc241334737" w:id="46"/>
+      <w:bookmarkStart w:name="_Toc505250178" w:id="47"/>
       <w:r>
         <w:t>Building docx4j from source</w:t>
       </w:r>
-      <w:bookmarkEnd w:id="30"/>
-      <w:bookmarkEnd w:id="31"/>
+      <w:bookmarkEnd w:id="45"/>
+      <w:bookmarkEnd w:id="46"/>
       <w:r>
         <w:t xml:space="preserve"> </w:t>
       </w:r>
-      <w:bookmarkEnd w:id="178"/>
+      <w:bookmarkEnd w:id="47"/>
+      <w:bookmarkEnd w:id="256"/>
     </w:p>
     <w:p>
       <w:r>
@@ -8507,15 +8441,17 @@
       <w:pPr>
         <w:pStyle w:val="Heading2"/>
       </w:pPr>
-      <w:bookmarkStart w:name="_Toc505250179" w:id="179"/>
-      <w:bookmarkStart w:name="_Toc239426576" w:id="32"/>
-      <w:bookmarkStart w:name="_Toc241334738" w:id="33"/>
+      <w:bookmarkStart w:name="_Toc48274257" w:id="257"/>
+      <w:bookmarkStart w:name="_Toc239426576" w:id="48"/>
+      <w:bookmarkStart w:name="_Toc241334738" w:id="49"/>
+      <w:bookmarkStart w:name="_Toc505250179" w:id="50"/>
       <w:r>
         <w:t>Command line -via Maven</w:t>
       </w:r>
-      <w:bookmarkEnd w:id="32"/>
-      <w:bookmarkEnd w:id="33"/>
-      <w:bookmarkEnd w:id="179"/>
+      <w:bookmarkEnd w:id="48"/>
+      <w:bookmarkEnd w:id="49"/>
+      <w:bookmarkEnd w:id="50"/>
+      <w:bookmarkEnd w:id="257"/>
     </w:p>
     <w:p>
       <w:pPr>
@@ -8548,15 +8484,17 @@
         <w:pStyle w:val="Heading2"/>
         <w:keepNext/>
       </w:pPr>
-      <w:bookmarkStart w:name="_Toc505250180" w:id="180"/>
-      <w:bookmarkStart w:name="_Toc239426577" w:id="34"/>
-      <w:bookmarkStart w:name="_Toc241334739" w:id="35"/>
+      <w:bookmarkStart w:name="_Toc48274258" w:id="258"/>
+      <w:bookmarkStart w:name="_Toc239426577" w:id="51"/>
+      <w:bookmarkStart w:name="_Toc241334739" w:id="52"/>
+      <w:bookmarkStart w:name="_Toc505250180" w:id="53"/>
       <w:r>
         <w:t>Eclipse</w:t>
       </w:r>
-      <w:bookmarkEnd w:id="34"/>
-      <w:bookmarkEnd w:id="35"/>
-      <w:bookmarkEnd w:id="180"/>
+      <w:bookmarkEnd w:id="51"/>
+      <w:bookmarkEnd w:id="52"/>
+      <w:bookmarkEnd w:id="53"/>
+      <w:bookmarkEnd w:id="258"/>
     </w:p>
     <w:p>
       <w:r>
@@ -8605,7 +8543,6 @@
         </w:numPr>
       </w:pPr>
       <w:r>
-        <w:lastRenderedPageBreak/>
         <w:t>Right click on the project</w:t>
       </w:r>
     </w:p>
@@ -8647,6 +8584,7 @@
         </w:numPr>
       </w:pPr>
       <w:r>
+        <w:lastRenderedPageBreak/>
         <w:t>Choose "Java Compiler", then set JDK compliance to 1.</w:t>
       </w:r>
       <w:r>
@@ -8689,15 +8627,17 @@
       <w:pPr>
         <w:pStyle w:val="Heading2"/>
       </w:pPr>
-      <w:bookmarkStart w:name="_Toc505250181" w:id="181"/>
-      <w:bookmarkStart w:name="_Toc239426578" w:id="36"/>
-      <w:bookmarkStart w:name="_Toc241334740" w:id="37"/>
+      <w:bookmarkStart w:name="_Toc48274259" w:id="259"/>
+      <w:bookmarkStart w:name="_Toc239426578" w:id="54"/>
+      <w:bookmarkStart w:name="_Toc241334740" w:id="55"/>
+      <w:bookmarkStart w:name="_Toc505250181" w:id="56"/>
       <w:r>
         <w:t>Using a different IDE?</w:t>
       </w:r>
-      <w:bookmarkEnd w:id="36"/>
-      <w:bookmarkEnd w:id="37"/>
-      <w:bookmarkEnd w:id="181"/>
+      <w:bookmarkEnd w:id="54"/>
+      <w:bookmarkEnd w:id="55"/>
+      <w:bookmarkEnd w:id="56"/>
+      <w:bookmarkEnd w:id="259"/>
     </w:p>
     <w:p>
       <w:pPr>
@@ -8720,9 +8660,10 @@
           <w:kern w:val="36"/>
         </w:rPr>
       </w:pPr>
-      <w:bookmarkStart w:name="_Toc505250182" w:id="182"/>
-      <w:bookmarkStart w:name="_Toc239426579" w:id="38"/>
-      <w:bookmarkStart w:name="_Toc241334741" w:id="39"/>
+      <w:bookmarkStart w:name="_Toc48274260" w:id="260"/>
+      <w:bookmarkStart w:name="_Toc239426579" w:id="57"/>
+      <w:bookmarkStart w:name="_Toc241334741" w:id="58"/>
+      <w:bookmarkStart w:name="_Toc505250182" w:id="59"/>
       <w:r>
         <w:rPr>
           <w:rFonts w:eastAsia="Times New Roman"/>
@@ -8730,9 +8671,10 @@
         </w:rPr>
         <w:t>Open an existing docx/pptx/xlsx document</w:t>
       </w:r>
-      <w:bookmarkEnd w:id="38"/>
-      <w:bookmarkEnd w:id="39"/>
-      <w:bookmarkEnd w:id="182"/>
+      <w:bookmarkEnd w:id="57"/>
+      <w:bookmarkEnd w:id="58"/>
+      <w:bookmarkEnd w:id="59"/>
+      <w:bookmarkEnd w:id="260"/>
     </w:p>
     <w:p>
       <w:pPr>
@@ -8883,7 +8825,6 @@
         <w:spacing w:before="100" w:beforeAutospacing="true" w:after="100" w:afterAutospacing="true" w:line="240" w:lineRule="auto"/>
       </w:pPr>
       <w:r>
-        <w:lastRenderedPageBreak/>
         <w:t>A similar approach works for pptx files:</w:t>
       </w:r>
     </w:p>
@@ -8995,18 +8936,21 @@
       <w:pPr>
         <w:pStyle w:val="Heading1"/>
       </w:pPr>
-      <w:bookmarkStart w:name="_Toc505250183" w:id="183"/>
-      <w:bookmarkStart w:name="_Toc239426580" w:id="40"/>
-      <w:bookmarkStart w:name="_Toc241334742" w:id="41"/>
-      <w:r>
+      <w:bookmarkStart w:name="_Toc48274261" w:id="261"/>
+      <w:bookmarkStart w:name="_Toc239426580" w:id="60"/>
+      <w:bookmarkStart w:name="_Toc241334742" w:id="61"/>
+      <w:bookmarkStart w:name="_Toc505250183" w:id="62"/>
+      <w:r>
+        <w:lastRenderedPageBreak/>
         <w:t>OpenXML</w:t>
       </w:r>
       <w:r>
         <w:t xml:space="preserve"> concepts</w:t>
       </w:r>
-      <w:bookmarkEnd w:id="40"/>
-      <w:bookmarkEnd w:id="41"/>
-      <w:bookmarkEnd w:id="183"/>
+      <w:bookmarkEnd w:id="60"/>
+      <w:bookmarkEnd w:id="61"/>
+      <w:bookmarkEnd w:id="62"/>
+      <w:bookmarkEnd w:id="261"/>
     </w:p>
     <w:p>
       <w:r>
@@ -9159,10 +9103,11 @@
           <w:kern w:val="36"/>
         </w:rPr>
       </w:pPr>
-      <w:bookmarkStart w:name="_Toc505250184" w:id="184"/>
-      <w:bookmarkStart w:name="_Ref280708892" w:id="42"/>
-      <w:bookmarkStart w:name="_Toc239426581" w:id="43"/>
-      <w:bookmarkStart w:name="_Toc241334743" w:id="44"/>
+      <w:bookmarkStart w:name="_Toc48274262" w:id="262"/>
+      <w:bookmarkStart w:name="_Ref280708892" w:id="63"/>
+      <w:bookmarkStart w:name="_Toc239426581" w:id="64"/>
+      <w:bookmarkStart w:name="_Toc241334743" w:id="65"/>
+      <w:bookmarkStart w:name="_Toc505250184" w:id="66"/>
       <w:r>
         <w:rPr>
           <w:rFonts w:eastAsia="Times New Roman"/>
@@ -9170,9 +9115,9 @@
         </w:rPr>
         <w:t>Specification versions</w:t>
       </w:r>
-      <w:bookmarkEnd w:id="42"/>
-      <w:bookmarkEnd w:id="43"/>
-      <w:bookmarkEnd w:id="44"/>
+      <w:bookmarkEnd w:id="63"/>
+      <w:bookmarkEnd w:id="64"/>
+      <w:bookmarkEnd w:id="65"/>
       <w:r>
         <w:rPr>
           <w:rFonts w:eastAsia="Times New Roman"/>
@@ -9180,7 +9125,8 @@
         </w:rPr>
         <w:t xml:space="preserve"> </w:t>
       </w:r>
-      <w:bookmarkEnd w:id="184"/>
+      <w:bookmarkEnd w:id="66"/>
+      <w:bookmarkEnd w:id="262"/>
     </w:p>
     <w:p>
       <w:r>
@@ -9202,7 +9148,6 @@
           <w:rFonts w:cs="Arial"/>
           <w:color w:val="000000"/>
         </w:rPr>
-        <w:lastRenderedPageBreak/>
         <w:t>The</w:t>
       </w:r>
       <w:r>
@@ -9448,6 +9393,7 @@
         </w:rPr>
       </w:pPr>
       <w:r>
+        <w:lastRenderedPageBreak/>
         <w:t xml:space="preserve">The Ecma-376.htm link also contains the 2nd edition documents (of Dec 2008), which are </w:t>
       </w:r>
       <w:r>
@@ -9689,7 +9635,6 @@
     </w:p>
     <w:p>
       <w:r>
-        <w:lastRenderedPageBreak/>
         <w:t>Where a producer has written the element somewhere the schema does not admit it (Word's own output has not been seen to), the load-time preprocessor resolves that one element to the branch docx4j draws, and logs a warning naming the parent.</w:t>
       </w:r>
     </w:p>
@@ -9700,18 +9645,20 @@
           <w:rFonts w:eastAsia="Times New Roman"/>
         </w:rPr>
       </w:pPr>
-      <w:bookmarkStart w:name="_Toc505250185" w:id="185"/>
-      <w:bookmarkStart w:name="_Toc239426582" w:id="45"/>
-      <w:bookmarkStart w:name="_Toc241334744" w:id="46"/>
+      <w:bookmarkStart w:name="_Toc48274263" w:id="263"/>
+      <w:bookmarkStart w:name="_Toc239426582" w:id="67"/>
+      <w:bookmarkStart w:name="_Toc241334744" w:id="68"/>
+      <w:bookmarkStart w:name="_Toc505250185" w:id="69"/>
       <w:r>
         <w:rPr>
           <w:rFonts w:eastAsia="Times New Roman"/>
         </w:rPr>
         <w:t>Architecture</w:t>
       </w:r>
-      <w:bookmarkEnd w:id="45"/>
-      <w:bookmarkEnd w:id="46"/>
-      <w:bookmarkEnd w:id="185"/>
+      <w:bookmarkEnd w:id="67"/>
+      <w:bookmarkEnd w:id="68"/>
+      <w:bookmarkEnd w:id="69"/>
+      <w:bookmarkEnd w:id="263"/>
     </w:p>
     <w:p>
       <w:r>
@@ -9731,6 +9678,7 @@
           <w:rFonts w:ascii="Consolas" w:hAnsi="Consolas"/>
           <w:b/>
         </w:rPr>
+        <w:lastRenderedPageBreak/>
         <w:t>org.docx4j.openpackaging</w:t>
       </w:r>
       <w:r>
@@ -10174,7 +10122,6 @@
           <w:sz w:val="18"/>
           <w:szCs w:val="18"/>
         </w:rPr>
-        <w:lastRenderedPageBreak/>
         <w:tab/>
         <w:t>}</w:t>
       </w:r>
@@ -10274,6 +10221,7 @@
           <w:rFonts w:ascii="Consolas" w:hAnsi="Consolas"/>
           <w:b/>
         </w:rPr>
+        <w:lastRenderedPageBreak/>
         <w:t>org.docx4j.model</w:t>
       </w:r>
       <w:r>
@@ -10302,9 +10250,10 @@
           <w:kern w:val="36"/>
         </w:rPr>
       </w:pPr>
-      <w:bookmarkStart w:name="_Toc505250186" w:id="186"/>
-      <w:bookmarkStart w:name="_Toc239426583" w:id="47"/>
-      <w:bookmarkStart w:name="_Toc241334745" w:id="48"/>
+      <w:bookmarkStart w:name="_Toc48274264" w:id="264"/>
+      <w:bookmarkStart w:name="_Toc239426583" w:id="70"/>
+      <w:bookmarkStart w:name="_Toc241334745" w:id="71"/>
+      <w:bookmarkStart w:name="_Toc505250186" w:id="72"/>
       <w:r>
         <w:rPr>
           <w:rFonts w:eastAsia="Times New Roman"/>
@@ -10312,8 +10261,8 @@
         </w:rPr>
         <w:t>Jaxb: marshalling and unmarshalling</w:t>
       </w:r>
-      <w:bookmarkEnd w:id="47"/>
-      <w:bookmarkEnd w:id="48"/>
+      <w:bookmarkEnd w:id="70"/>
+      <w:bookmarkEnd w:id="71"/>
       <w:r>
         <w:rPr>
           <w:rFonts w:eastAsia="Times New Roman"/>
@@ -10321,7 +10270,8 @@
         </w:rPr>
         <w:t xml:space="preserve"> </w:t>
       </w:r>
-      <w:bookmarkEnd w:id="186"/>
+      <w:bookmarkEnd w:id="72"/>
+      <w:bookmarkEnd w:id="264"/>
     </w:p>
     <w:p>
       <w:r>
@@ -11172,16 +11122,6 @@
                 <w:lang w:val="de-DE"/>
               </w:rPr>
               <w:br/>
-            </w:r>
-            <w:r>
-              <w:rPr>
-                <w:rFonts w:ascii="Consolas" w:hAnsi="Consolas" w:cs="Courier New"/>
-                <w:color w:val="2A00FF"/>
-                <w:sz w:val="18"/>
-                <w:szCs w:val="18"/>
-                <w:lang w:val="de-DE"/>
-              </w:rPr>
-              <w:lastRenderedPageBreak/>
               <w:t>org.docx4j.dml</w:t>
             </w:r>
             <w:r>
@@ -11234,19 +11174,22 @@
           <w:kern w:val="36"/>
         </w:rPr>
       </w:pPr>
-      <w:bookmarkStart w:name="_Toc505250187" w:id="187"/>
-      <w:bookmarkStart w:name="_Toc239426584" w:id="49"/>
-      <w:bookmarkStart w:name="_Toc241334746" w:id="50"/>
+      <w:bookmarkStart w:name="_Toc48274265" w:id="265"/>
+      <w:bookmarkStart w:name="_Toc239426584" w:id="73"/>
+      <w:bookmarkStart w:name="_Toc241334746" w:id="74"/>
+      <w:bookmarkStart w:name="_Toc505250187" w:id="75"/>
       <w:r>
         <w:rPr>
           <w:rFonts w:eastAsia="Times New Roman"/>
           <w:kern w:val="36"/>
         </w:rPr>
+        <w:lastRenderedPageBreak/>
         <w:t>Parts List</w:t>
       </w:r>
-      <w:bookmarkEnd w:id="49"/>
-      <w:bookmarkEnd w:id="50"/>
-      <w:bookmarkEnd w:id="187"/>
+      <w:bookmarkEnd w:id="73"/>
+      <w:bookmarkEnd w:id="74"/>
+      <w:bookmarkEnd w:id="75"/>
+      <w:bookmarkEnd w:id="265"/>
     </w:p>
     <w:p>
       <w:r>
@@ -11861,7 +11804,6 @@
     <w:p/>
     <w:p>
       <w:r>
-        <w:lastRenderedPageBreak/>
         <w:t>docx4j includes convenience methods to make it easy to access commonly used parts. These include,</w:t>
       </w:r>
     </w:p>
@@ -13328,7 +13270,6 @@
         </w:rPr>
       </w:pPr>
       <w:r>
-        <w:lastRenderedPageBreak/>
         <w:t>The Parts object encapsulates a map of parts, keyed by PartName</w:t>
       </w:r>
       <w:r>
@@ -13379,19 +13320,22 @@
           <w:kern w:val="36"/>
         </w:rPr>
       </w:pPr>
-      <w:bookmarkStart w:name="_Toc505250188" w:id="188"/>
-      <w:bookmarkStart w:name="_Toc239426585" w:id="51"/>
-      <w:bookmarkStart w:name="_Toc241334747" w:id="52"/>
+      <w:bookmarkStart w:name="_Toc48274266" w:id="266"/>
+      <w:bookmarkStart w:name="_Toc239426585" w:id="76"/>
+      <w:bookmarkStart w:name="_Toc241334747" w:id="77"/>
+      <w:bookmarkStart w:name="_Toc505250188" w:id="78"/>
       <w:r>
         <w:rPr>
           <w:rFonts w:eastAsia="Times New Roman"/>
           <w:kern w:val="36"/>
         </w:rPr>
+        <w:lastRenderedPageBreak/>
         <w:t>MainDocumentPart</w:t>
       </w:r>
-      <w:bookmarkEnd w:id="51"/>
-      <w:bookmarkEnd w:id="52"/>
-      <w:bookmarkEnd w:id="188"/>
+      <w:bookmarkEnd w:id="76"/>
+      <w:bookmarkEnd w:id="77"/>
+      <w:bookmarkEnd w:id="78"/>
+      <w:bookmarkEnd w:id="266"/>
     </w:p>
     <w:p>
       <w:r>
@@ -14968,7 +14912,6 @@
         <w:spacing w:beforeAutospacing="true" w:after="100" w:afterAutospacing="true" w:line="240" w:lineRule="auto"/>
       </w:pPr>
       <w:r>
-        <w:lastRenderedPageBreak/>
         <w:t>A paragraph is org.docx4j.wml.P; a paragraph is basically made up of runs of text.</w:t>
       </w:r>
     </w:p>
@@ -15111,6 +15054,7 @@
         <w:spacing w:beforeAutospacing="true" w:after="100" w:afterAutospacing="true" w:line="240" w:lineRule="auto"/>
       </w:pPr>
       <w:r>
+        <w:lastRenderedPageBreak/>
         <w:t xml:space="preserve">The </w:t>
       </w:r>
       <w:r>
@@ -15692,9 +15636,10 @@
           <w:kern w:val="36"/>
         </w:rPr>
       </w:pPr>
-      <w:bookmarkStart w:name="_Toc505250189" w:id="189"/>
-      <w:bookmarkStart w:name="_Toc239426586" w:id="53"/>
-      <w:bookmarkStart w:name="_Toc241334748" w:id="54"/>
+      <w:bookmarkStart w:name="_Toc48274267" w:id="267"/>
+      <w:bookmarkStart w:name="_Toc239426586" w:id="79"/>
+      <w:bookmarkStart w:name="_Toc241334748" w:id="80"/>
+      <w:bookmarkStart w:name="_Toc505250189" w:id="81"/>
       <w:r>
         <w:rPr>
           <w:rFonts w:eastAsia="Times New Roman"/>
@@ -15702,9 +15647,10 @@
         </w:rPr>
         <w:t>Samples</w:t>
       </w:r>
-      <w:bookmarkEnd w:id="53"/>
-      <w:bookmarkEnd w:id="54"/>
-      <w:bookmarkEnd w:id="189"/>
+      <w:bookmarkEnd w:id="79"/>
+      <w:bookmarkEnd w:id="80"/>
+      <w:bookmarkEnd w:id="81"/>
+      <w:bookmarkEnd w:id="267"/>
     </w:p>
     <w:p>
       <w:pPr>
@@ -15779,7 +15725,6 @@
         <w:spacing w:before="100" w:beforeAutospacing="true" w:after="100" w:afterAutospacing="true" w:line="240" w:lineRule="auto"/>
       </w:pPr>
       <w:r>
-        <w:lastRenderedPageBreak/>
         <w:t>docx4j-samples-xlsx4j</w:t>
       </w:r>
     </w:p>
@@ -15812,6 +15757,7 @@
         <w:spacing w:before="100" w:beforeAutospacing="true" w:after="100" w:afterAutospacing="true" w:line="240" w:lineRule="auto"/>
       </w:pPr>
       <w:r>
+        <w:lastRenderedPageBreak/>
         <w:t>The docx4j samples include:</w:t>
       </w:r>
     </w:p>
@@ -16846,9 +16792,10 @@
           <w:kern w:val="36"/>
         </w:rPr>
       </w:pPr>
-      <w:bookmarkStart w:name="_Toc505250190" w:id="190"/>
-      <w:bookmarkStart w:name="_Toc239426587" w:id="55"/>
-      <w:bookmarkStart w:name="_Toc241334749" w:id="56"/>
+      <w:bookmarkStart w:name="_Toc48274268" w:id="268"/>
+      <w:bookmarkStart w:name="_Toc239426587" w:id="82"/>
+      <w:bookmarkStart w:name="_Toc241334749" w:id="83"/>
+      <w:bookmarkStart w:name="_Toc505250190" w:id="84"/>
       <w:r>
         <w:rPr>
           <w:rFonts w:eastAsia="Times New Roman"/>
@@ -16857,9 +16804,10 @@
         <w:lastRenderedPageBreak/>
         <w:t>Creating a new docx</w:t>
       </w:r>
-      <w:bookmarkEnd w:id="55"/>
-      <w:bookmarkEnd w:id="56"/>
-      <w:bookmarkEnd w:id="190"/>
+      <w:bookmarkEnd w:id="82"/>
+      <w:bookmarkEnd w:id="83"/>
+      <w:bookmarkEnd w:id="84"/>
+      <w:bookmarkEnd w:id="268"/>
     </w:p>
     <w:p>
       <w:pPr>
@@ -17699,16 +17647,18 @@
       <w:pPr>
         <w:pStyle w:val="Heading1"/>
       </w:pPr>
-      <w:bookmarkStart w:name="_Toc505250191" w:id="191"/>
-      <w:bookmarkStart w:name="_Toc239426588" w:id="57"/>
-      <w:bookmarkStart w:name="_Ref273525601" w:id="58"/>
-      <w:bookmarkStart w:name="_Toc241334750" w:id="59"/>
+      <w:bookmarkStart w:name="_Toc48274269" w:id="269"/>
+      <w:bookmarkStart w:name="_Toc239426588" w:id="85"/>
+      <w:bookmarkStart w:name="_Toc241334750" w:id="86"/>
+      <w:bookmarkStart w:name="_Toc505250191" w:id="87"/>
+      <w:bookmarkStart w:name="_Ref273525601" w:id="88"/>
       <w:r>
         <w:t>docx4j.properties</w:t>
       </w:r>
-      <w:bookmarkEnd w:id="57"/>
-      <w:bookmarkEnd w:id="59"/>
-      <w:bookmarkEnd w:id="191"/>
+      <w:bookmarkEnd w:id="85"/>
+      <w:bookmarkEnd w:id="86"/>
+      <w:bookmarkEnd w:id="87"/>
+      <w:bookmarkEnd w:id="269"/>
     </w:p>
     <w:p>
       <w:r>
@@ -18505,16 +18455,18 @@
       <w:pPr>
         <w:pStyle w:val="Heading1"/>
       </w:pPr>
-      <w:bookmarkStart w:name="_Toc505250192" w:id="192"/>
-      <w:bookmarkStart w:name="_Toc239426589" w:id="60"/>
-      <w:bookmarkStart w:name="_Toc241334751" w:id="61"/>
+      <w:bookmarkStart w:name="_Toc48274270" w:id="270"/>
+      <w:bookmarkStart w:name="_Toc239426589" w:id="89"/>
+      <w:bookmarkStart w:name="_Toc241334751" w:id="90"/>
+      <w:bookmarkStart w:name="_Toc505250192" w:id="91"/>
       <w:r>
         <w:t>Adding a paragraph of text</w:t>
       </w:r>
-      <w:bookmarkEnd w:id="58"/>
-      <w:bookmarkEnd w:id="60"/>
-      <w:bookmarkEnd w:id="61"/>
-      <w:bookmarkEnd w:id="192"/>
+      <w:bookmarkEnd w:id="88"/>
+      <w:bookmarkEnd w:id="89"/>
+      <w:bookmarkEnd w:id="90"/>
+      <w:bookmarkEnd w:id="91"/>
+      <w:bookmarkEnd w:id="270"/>
     </w:p>
     <w:p>
       <w:r>
@@ -20717,10 +20669,11 @@
           <w:kern w:val="36"/>
         </w:rPr>
       </w:pPr>
-      <w:bookmarkStart w:name="_Toc505250193" w:id="193"/>
-      <w:bookmarkStart w:name="_Ref273526076" w:id="62"/>
-      <w:bookmarkStart w:name="_Toc239426590" w:id="63"/>
-      <w:bookmarkStart w:name="_Toc241334752" w:id="64"/>
+      <w:bookmarkStart w:name="_Toc48274271" w:id="271"/>
+      <w:bookmarkStart w:name="_Ref273526076" w:id="92"/>
+      <w:bookmarkStart w:name="_Toc239426590" w:id="93"/>
+      <w:bookmarkStart w:name="_Toc241334752" w:id="94"/>
+      <w:bookmarkStart w:name="_Toc505250193" w:id="95"/>
       <w:r>
         <w:rPr>
           <w:rFonts w:eastAsia="Times New Roman"/>
@@ -20728,10 +20681,11 @@
         </w:rPr>
         <w:t>General strategy/approach for creating stuff</w:t>
       </w:r>
-      <w:bookmarkEnd w:id="62"/>
-      <w:bookmarkEnd w:id="63"/>
-      <w:bookmarkEnd w:id="64"/>
-      <w:bookmarkEnd w:id="193"/>
+      <w:bookmarkEnd w:id="92"/>
+      <w:bookmarkEnd w:id="93"/>
+      <w:bookmarkEnd w:id="94"/>
+      <w:bookmarkEnd w:id="95"/>
+      <w:bookmarkEnd w:id="271"/>
     </w:p>
     <w:p>
       <w:r>
@@ -23117,9 +23071,10 @@
           <w:kern w:val="36"/>
         </w:rPr>
       </w:pPr>
-      <w:bookmarkStart w:name="_Toc505250194" w:id="194"/>
-      <w:bookmarkStart w:name="_Toc239426591" w:id="65"/>
-      <w:bookmarkStart w:name="_Toc241334753" w:id="66"/>
+      <w:bookmarkStart w:name="_Toc48274272" w:id="272"/>
+      <w:bookmarkStart w:name="_Toc239426591" w:id="96"/>
+      <w:bookmarkStart w:name="_Toc241334753" w:id="97"/>
+      <w:bookmarkStart w:name="_Toc505250194" w:id="98"/>
       <w:r>
         <w:rPr>
           <w:rFonts w:eastAsia="Times New Roman"/>
@@ -23127,9 +23082,10 @@
         </w:rPr>
         <w:t>Formatting Properties</w:t>
       </w:r>
-      <w:bookmarkEnd w:id="65"/>
-      <w:bookmarkEnd w:id="66"/>
-      <w:bookmarkEnd w:id="194"/>
+      <w:bookmarkEnd w:id="96"/>
+      <w:bookmarkEnd w:id="97"/>
+      <w:bookmarkEnd w:id="98"/>
+      <w:bookmarkEnd w:id="272"/>
     </w:p>
     <w:p>
       <w:r>
@@ -23304,9 +23260,10 @@
           <w:kern w:val="36"/>
         </w:rPr>
       </w:pPr>
-      <w:bookmarkStart w:name="_Toc505250195" w:id="195"/>
-      <w:bookmarkStart w:name="_Toc239426592" w:id="67"/>
-      <w:bookmarkStart w:name="_Toc241334754" w:id="68"/>
+      <w:bookmarkStart w:name="_Toc48274273" w:id="273"/>
+      <w:bookmarkStart w:name="_Toc239426592" w:id="99"/>
+      <w:bookmarkStart w:name="_Toc241334754" w:id="100"/>
+      <w:bookmarkStart w:name="_Toc505250195" w:id="101"/>
       <w:r>
         <w:rPr>
           <w:rFonts w:eastAsia="Times New Roman"/>
@@ -23314,9 +23271,10 @@
         </w:rPr>
         <w:t>Creating and adding a table</w:t>
       </w:r>
-      <w:bookmarkEnd w:id="67"/>
-      <w:bookmarkEnd w:id="68"/>
-      <w:bookmarkEnd w:id="195"/>
+      <w:bookmarkEnd w:id="99"/>
+      <w:bookmarkEnd w:id="100"/>
+      <w:bookmarkEnd w:id="101"/>
+      <w:bookmarkEnd w:id="273"/>
     </w:p>
     <w:p>
       <w:hyperlink w:history="true" r:id="rId53">
@@ -23419,9 +23377,10 @@
           <w:kern w:val="36"/>
         </w:rPr>
       </w:pPr>
-      <w:bookmarkStart w:name="_Toc505250196" w:id="196"/>
-      <w:bookmarkStart w:name="_Toc239426593" w:id="69"/>
-      <w:bookmarkStart w:name="_Toc241334755" w:id="70"/>
+      <w:bookmarkStart w:name="_Toc48274274" w:id="274"/>
+      <w:bookmarkStart w:name="_Toc239426593" w:id="102"/>
+      <w:bookmarkStart w:name="_Toc241334755" w:id="103"/>
+      <w:bookmarkStart w:name="_Toc505250196" w:id="104"/>
       <w:r>
         <w:rPr>
           <w:rFonts w:eastAsia="Times New Roman"/>
@@ -23438,9 +23397,10 @@
         <w:br/>
         <w:t>accessing JAXB nodes via XPath</w:t>
       </w:r>
-      <w:bookmarkEnd w:id="69"/>
-      <w:bookmarkEnd w:id="70"/>
-      <w:bookmarkEnd w:id="196"/>
+      <w:bookmarkEnd w:id="102"/>
+      <w:bookmarkEnd w:id="103"/>
+      <w:bookmarkEnd w:id="104"/>
+      <w:bookmarkEnd w:id="274"/>
     </w:p>
     <w:p>
       <w:pPr>
@@ -23680,9 +23640,10 @@
           <w:kern w:val="36"/>
         </w:rPr>
       </w:pPr>
-      <w:bookmarkStart w:name="_Toc505250197" w:id="197"/>
-      <w:bookmarkStart w:name="_Toc239426594" w:id="71"/>
-      <w:bookmarkStart w:name="_Toc241334756" w:id="72"/>
+      <w:bookmarkStart w:name="_Toc48274275" w:id="275"/>
+      <w:bookmarkStart w:name="_Toc239426594" w:id="105"/>
+      <w:bookmarkStart w:name="_Toc241334756" w:id="106"/>
+      <w:bookmarkStart w:name="_Toc505250197" w:id="107"/>
       <w:r>
         <w:rPr>
           <w:rFonts w:eastAsia="Times New Roman"/>
@@ -23690,9 +23651,10 @@
         </w:rPr>
         <w:t>Traversing a document</w:t>
       </w:r>
-      <w:bookmarkEnd w:id="71"/>
-      <w:bookmarkEnd w:id="72"/>
-      <w:bookmarkEnd w:id="197"/>
+      <w:bookmarkEnd w:id="105"/>
+      <w:bookmarkEnd w:id="106"/>
+      <w:bookmarkEnd w:id="107"/>
+      <w:bookmarkEnd w:id="275"/>
     </w:p>
     <w:p>
       <w:hyperlink w:history="true" r:id="rId56">
@@ -24165,17 +24127,19 @@
       <w:pPr>
         <w:pStyle w:val="Heading1"/>
       </w:pPr>
-      <w:bookmarkStart w:name="_Toc505250198" w:id="198"/>
-      <w:bookmarkStart w:name="_Ref275255216" w:id="73"/>
-      <w:bookmarkStart w:name="_Toc239426595" w:id="74"/>
-      <w:bookmarkStart w:name="_Toc241334757" w:id="75"/>
+      <w:bookmarkStart w:name="_Toc48274276" w:id="276"/>
+      <w:bookmarkStart w:name="_Ref275255216" w:id="108"/>
+      <w:bookmarkStart w:name="_Toc239426595" w:id="109"/>
+      <w:bookmarkStart w:name="_Toc241334757" w:id="110"/>
+      <w:bookmarkStart w:name="_Toc505250198" w:id="111"/>
       <w:r>
         <w:t>Adding a Part</w:t>
       </w:r>
-      <w:bookmarkEnd w:id="73"/>
-      <w:bookmarkEnd w:id="74"/>
-      <w:bookmarkEnd w:id="75"/>
-      <w:bookmarkEnd w:id="198"/>
+      <w:bookmarkEnd w:id="108"/>
+      <w:bookmarkEnd w:id="109"/>
+      <w:bookmarkEnd w:id="110"/>
+      <w:bookmarkEnd w:id="111"/>
+      <w:bookmarkEnd w:id="276"/>
     </w:p>
     <w:p>
       <w:pPr>
@@ -24490,9 +24454,10 @@
           <w:kern w:val="36"/>
         </w:rPr>
       </w:pPr>
-      <w:bookmarkStart w:name="_Toc505250199" w:id="199"/>
-      <w:bookmarkStart w:name="_Toc239426596" w:id="76"/>
-      <w:bookmarkStart w:name="_Toc241334758" w:id="77"/>
+      <w:bookmarkStart w:name="_Toc48274277" w:id="277"/>
+      <w:bookmarkStart w:name="_Toc239426596" w:id="112"/>
+      <w:bookmarkStart w:name="_Toc241334758" w:id="113"/>
+      <w:bookmarkStart w:name="_Toc505250199" w:id="114"/>
       <w:r>
         <w:rPr>
           <w:rFonts w:eastAsia="Times New Roman"/>
@@ -24501,9 +24466,10 @@
         <w:lastRenderedPageBreak/>
         <w:t>Importing XHTML</w:t>
       </w:r>
-      <w:bookmarkEnd w:id="76"/>
-      <w:bookmarkEnd w:id="77"/>
-      <w:bookmarkEnd w:id="199"/>
+      <w:bookmarkEnd w:id="112"/>
+      <w:bookmarkEnd w:id="113"/>
+      <w:bookmarkEnd w:id="114"/>
+      <w:bookmarkEnd w:id="277"/>
     </w:p>
     <w:p>
       <w:r>
@@ -24616,15 +24582,17 @@
           <w:kern w:val="36"/>
         </w:rPr>
       </w:pPr>
-      <w:bookmarkStart w:name="_Toc505250200" w:id="200"/>
-      <w:bookmarkStart w:name="_Toc239426597" w:id="78"/>
-      <w:bookmarkStart w:name="_Toc241334759" w:id="79"/>
+      <w:bookmarkStart w:name="_Toc48274278" w:id="278"/>
+      <w:bookmarkStart w:name="_Toc239426597" w:id="115"/>
+      <w:bookmarkStart w:name="_Toc241334759" w:id="116"/>
+      <w:bookmarkStart w:name="_Toc505250200" w:id="117"/>
       <w:r>
         <w:t>Markdown import and export</w:t>
       </w:r>
-      <w:bookmarkEnd w:id="78"/>
-      <w:bookmarkEnd w:id="79"/>
-      <w:bookmarkEnd w:id="200"/>
+      <w:bookmarkEnd w:id="115"/>
+      <w:bookmarkEnd w:id="116"/>
+      <w:bookmarkEnd w:id="117"/>
+      <w:bookmarkEnd w:id="278"/>
     </w:p>
     <w:p>
       <w:r>
@@ -24649,15 +24617,17 @@
           <w:kern w:val="36"/>
         </w:rPr>
       </w:pPr>
-      <w:bookmarkStart w:name="_Toc505250201" w:id="201"/>
-      <w:bookmarkStart w:name="_Toc239426598" w:id="80"/>
-      <w:bookmarkStart w:name="_Toc241334760" w:id="81"/>
+      <w:bookmarkStart w:name="_Toc48274279" w:id="279"/>
+      <w:bookmarkStart w:name="_Toc239426598" w:id="118"/>
+      <w:bookmarkStart w:name="_Toc241334760" w:id="119"/>
+      <w:bookmarkStart w:name="_Toc505250201" w:id="120"/>
       <w:r>
         <w:t>docx4j for AI agents (MCP)</w:t>
       </w:r>
-      <w:bookmarkEnd w:id="80"/>
-      <w:bookmarkEnd w:id="81"/>
-      <w:bookmarkEnd w:id="201"/>
+      <w:bookmarkEnd w:id="118"/>
+      <w:bookmarkEnd w:id="119"/>
+      <w:bookmarkEnd w:id="120"/>
+      <w:bookmarkEnd w:id="279"/>
     </w:p>
     <w:p>
       <w:r>
@@ -24672,15 +24642,17 @@
           <w:kern w:val="36"/>
         </w:rPr>
       </w:pPr>
-      <w:bookmarkStart w:name="_Toc505250202" w:id="202"/>
-      <w:bookmarkStart w:name="_Toc239426599" w:id="82"/>
-      <w:bookmarkStart w:name="_Toc241334761" w:id="83"/>
+      <w:bookmarkStart w:name="_Toc48274280" w:id="280"/>
+      <w:bookmarkStart w:name="_Toc239426599" w:id="121"/>
+      <w:bookmarkStart w:name="_Toc241334761" w:id="122"/>
+      <w:bookmarkStart w:name="_Toc505250202" w:id="123"/>
       <w:r>
         <w:t>Using an LLM with docx4j</w:t>
       </w:r>
-      <w:bookmarkEnd w:id="82"/>
-      <w:bookmarkEnd w:id="83"/>
-      <w:bookmarkEnd w:id="202"/>
+      <w:bookmarkEnd w:id="121"/>
+      <w:bookmarkEnd w:id="122"/>
+      <w:bookmarkEnd w:id="123"/>
+      <w:bookmarkEnd w:id="280"/>
     </w:p>
     <w:p>
       <w:r>
@@ -24714,11 +24686,13 @@
           <w:kern w:val="36"/>
         </w:rPr>
       </w:pPr>
-      <w:bookmarkStart w:name="_Toc505250203" w:id="203"/>
-      <w:r>
-        <w:t xml:space="preserve">Anonymising a document before you share it</w:t>
-      </w:r>
-      <w:bookmarkEnd w:id="203"/>
+      <w:bookmarkStart w:name="_Toc48274281" w:id="281"/>
+      <w:bookmarkStart w:name="_Toc505250203" w:id="124"/>
+      <w:r>
+        <w:t>Anonymising a document before you share it</w:t>
+      </w:r>
+      <w:bookmarkEnd w:id="124"/>
+      <w:bookmarkEnd w:id="281"/>
     </w:p>
     <w:p>
       <w:r>
@@ -24728,25 +24702,25 @@
         <w:rPr>
           <w:rFonts w:ascii="Consolas" w:hAnsi="Consolas"/>
         </w:rPr>
-        <w:t xml:space="preserve">org.docx4j.anon</w:t>
-      </w:r>
-      <w:r>
-        <w:t xml:space="preserve">, part of docx4j-core since 17.2.1) makes a copy you can give to an LLM, attach to a GitHub issue or forum post, or send to Plutext for technical support, without giving away what the document says or who wrote it.</w:t>
-      </w:r>
-    </w:p>
-    <w:p>
-      <w:r>
-        <w:t xml:space="preserve">It works on docx, pptx and xlsx (and their macro-enabled and template variants).  The text is scrambled: Latin letters become lorem ipsum, digits other digits, and every other script random characters from the same Unicode range, so the result still exercises the same fonts.  Authors, user ids, hyperlink targets, field arguments and document properties are scrubbed; images become placeholder pixels; and what cannot be made safe – embedded objects, macros, custom XML, chart data and the like – is removed.  In a workbook, strings are scrambled consistently (a table column still matches its header), numbers get random digits, formulas are rewritten to compute over the result, and sheets are renamed Sheet1, Sheet2, and so on.</w:t>
-      </w:r>
-    </w:p>
-    <w:p>
-      <w:r>
-        <w:t xml:space="preserve">What it keeps, by design, is the document’s structure – paragraphs, runs, tables, sections, styles, numbering, fonts and sizes, fields and content controls – because that is where a layout problem, a corruption or a converter bug lives.  (One exception: a Strict document comes back Transitional, since that is how docx4j reads it.)</w:t>
-      </w:r>
-    </w:p>
-    <w:p>
-      <w:r>
-        <w:t xml:space="preserve">From the command line, with docx4j-core, a JAXB runtime such as docx4j-JAXB-ReferenceImpl, and their dependencies on the classpath:</w:t>
+        <w:t>org.docx4j.anon</w:t>
+      </w:r>
+      <w:r>
+        <w:t>, part of docx4j-core since 17.2.1) makes a copy you can give to an LLM, attach to a GitHub issue or forum post, or send to Plutext for technical support, without giving away what the document says or who wrote it.</w:t>
+      </w:r>
+    </w:p>
+    <w:p>
+      <w:r>
+        <w:t>It works on docx, pptx and xlsx (and their macro-enabled and template variants).  The text is scrambled: Latin letters become lorem ipsum, digits other digits, and every other script random characters from the same Unicode range, so the result still exercises the same fonts.  Authors, user ids, hyperlink targets, field arguments and document properties are scrubbed; images become placeholder pixels; and what cannot be made safe – embedded objects, macros, custom XML, chart data and the like – is removed.  In a workbook, strings are scrambled consistently (a table column still matches its header), numbers get random digits, formulas are rewritten to compute over the result, and sheets are renamed Sheet1, Sheet2, and so on.</w:t>
+      </w:r>
+    </w:p>
+    <w:p>
+      <w:r>
+        <w:t>What it keeps, by design, is the document’s structure – paragraphs, runs, tables, sections, styles, numbering, fonts and sizes, fields and content controls – because that is where a layout problem, a corruption or a converter bug lives.  (One exception: a Strict document comes back Transitional, since that is how docx4j reads it.)</w:t>
+      </w:r>
+    </w:p>
+    <w:p>
+      <w:r>
+        <w:t>From the command line, with docx4j-core, a JAXB runtime such as docx4j-JAXB-ReferenceImpl, and their dependencies on the classpath:</w:t>
       </w:r>
     </w:p>
     <w:p>
@@ -24755,7 +24729,8 @@
         <w:ind w:left="0"/>
       </w:pPr>
       <w:r>
-        <w:t xml:space="preserve">java -cp "lib/*" org.docx4j.anon.AnonymizeCli in.docx out.docx</w:t>
+        <w:lastRenderedPageBreak/>
+        <w:t>java -cp "lib/*" org.docx4j.anon.AnonymizeCli in.docx out.docx</w:t>
       </w:r>
     </w:p>
     <w:p>
@@ -24766,7 +24741,7 @@
         <w:rPr>
           <w:rFonts w:ascii="Consolas" w:hAnsi="Consolas"/>
         </w:rPr>
-        <w:t xml:space="preserve">--keep</w:t>
+        <w:t>--keep</w:t>
       </w:r>
       <w:r>
         <w:t xml:space="preserve"> keeps, and reports, parts the tool cannot make clean (by default they are removed, and a result with any such part kept is never called clean); </w:t>
@@ -24775,7 +24750,7 @@
         <w:rPr>
           <w:rFonts w:ascii="Consolas" w:hAnsi="Consolas"/>
         </w:rPr>
-        <w:t xml:space="preserve">--keep-numbers</w:t>
+        <w:t>--keep-numbers</w:t>
       </w:r>
       <w:r>
         <w:t xml:space="preserve"> leaves a workbook’s numbers alone; </w:t>
@@ -24784,7 +24759,7 @@
         <w:rPr>
           <w:rFonts w:ascii="Consolas" w:hAnsi="Consolas"/>
         </w:rPr>
-        <w:t xml:space="preserve">--json report.json</w:t>
+        <w:t>--json report.json</w:t>
       </w:r>
       <w:r>
         <w:t xml:space="preserve"> saves the report; </w:t>
@@ -24793,7 +24768,7 @@
         <w:rPr>
           <w:rFonts w:ascii="Consolas" w:hAnsi="Consolas"/>
         </w:rPr>
-        <w:t xml:space="preserve">--no-verify</w:t>
+        <w:t>--no-verify</w:t>
       </w:r>
       <w:r>
         <w:t xml:space="preserve"> skips the check that no word of the original survives; </w:t>
@@ -24802,7 +24777,7 @@
         <w:rPr>
           <w:rFonts w:ascii="Consolas" w:hAnsi="Consolas"/>
         </w:rPr>
-        <w:t xml:space="preserve">--no-fonts</w:t>
+        <w:t>--no-fonts</w:t>
       </w:r>
       <w:r>
         <w:t xml:space="preserve"> skips font discovery (faster).</w:t>
@@ -24810,7 +24785,7 @@
     </w:p>
     <w:p>
       <w:r>
-        <w:t xml:space="preserve">Or from Java:</w:t>
+        <w:t>Or from Java:</w:t>
       </w:r>
     </w:p>
     <w:p>
@@ -24819,30 +24794,24 @@
         <w:ind w:left="0"/>
       </w:pPr>
       <w:r>
-        <w:t xml:space="preserve">OpcPackage pkg = OpcPackage.load(new java.io.File("in.docx"));</w:t>
+        <w:t>OpcPackage pkg = OpcPackage.load(new java.io.File("in.docx"));</w:t>
       </w:r>
       <w:r>
         <w:br/>
-      </w:r>
-      <w:r>
-        <w:t xml:space="preserve">AnonymizeResult result = new Anonymize(pkg).go();</w:t>
+        <w:t>AnonymizeResult result = new Anonymize(pkg).go();</w:t>
       </w:r>
       <w:r>
         <w:br/>
-      </w:r>
-      <w:r>
-        <w:t xml:space="preserve">if (result.isClean()) pkg.save(new java.io.File("out.docx"));</w:t>
+        <w:t>if (result.isClean()) pkg.save(new java.io.File("out.docx"));</w:t>
       </w:r>
       <w:r>
         <w:br/>
-      </w:r>
-      <w:r>
-        <w:t xml:space="preserve">System.out.println(result.toJson());</w:t>
-      </w:r>
-    </w:p>
-    <w:p>
-      <w:r>
-        <w:t xml:space="preserve">See also AnonSingle and AnonCorpus in docx4j-samples-docx4j.  Whichever way you run it, open the copy and look through it before you send it: the checks are automated, but you are the one who knows what in your document is sensitive.</w:t>
+        <w:t>System.out.println(result.toJson());</w:t>
+      </w:r>
+    </w:p>
+    <w:p>
+      <w:r>
+        <w:t>See also AnonSingle and AnonCorpus in docx4j-samples-docx4j.  Whichever way you run it, open the copy and look through it before you send it: the checks are automated, but you are the one who knows what in your document is sensitive.</w:t>
       </w:r>
     </w:p>
     <w:p>
@@ -24853,9 +24822,10 @@
           <w:kern w:val="36"/>
         </w:rPr>
       </w:pPr>
-      <w:bookmarkStart w:name="_Toc505250204" w:id="204"/>
-      <w:bookmarkStart w:name="_Toc239426600" w:id="84"/>
-      <w:bookmarkStart w:name="_Toc241334762" w:id="85"/>
+      <w:bookmarkStart w:name="_Toc48274282" w:id="282"/>
+      <w:bookmarkStart w:name="_Toc239426600" w:id="125"/>
+      <w:bookmarkStart w:name="_Toc241334762" w:id="126"/>
+      <w:bookmarkStart w:name="_Toc505250204" w:id="127"/>
       <w:r>
         <w:rPr>
           <w:rFonts w:eastAsia="Times New Roman"/>
@@ -24863,9 +24833,10 @@
         </w:rPr>
         <w:t>docx to (X)HTML</w:t>
       </w:r>
-      <w:bookmarkEnd w:id="84"/>
-      <w:bookmarkEnd w:id="85"/>
-      <w:bookmarkEnd w:id="204"/>
+      <w:bookmarkEnd w:id="125"/>
+      <w:bookmarkEnd w:id="126"/>
+      <w:bookmarkEnd w:id="127"/>
+      <w:bookmarkEnd w:id="282"/>
     </w:p>
     <w:p>
       <w:pPr>
@@ -25227,9 +25198,10 @@
           <w:kern w:val="36"/>
         </w:rPr>
       </w:pPr>
-      <w:bookmarkStart w:name="_Toc505250205" w:id="205"/>
-      <w:bookmarkStart w:name="_Toc239426601" w:id="86"/>
-      <w:bookmarkStart w:name="_Toc241334763" w:id="87"/>
+      <w:bookmarkStart w:name="_Toc48274283" w:id="283"/>
+      <w:bookmarkStart w:name="_Toc239426601" w:id="128"/>
+      <w:bookmarkStart w:name="_Toc241334763" w:id="129"/>
+      <w:bookmarkStart w:name="_Toc505250205" w:id="130"/>
       <w:r>
         <w:rPr>
           <w:rFonts w:eastAsia="Times New Roman"/>
@@ -25237,9 +25209,10 @@
         </w:rPr>
         <w:t>docx to PDF</w:t>
       </w:r>
-      <w:bookmarkEnd w:id="86"/>
-      <w:bookmarkEnd w:id="87"/>
-      <w:bookmarkEnd w:id="205"/>
+      <w:bookmarkEnd w:id="128"/>
+      <w:bookmarkEnd w:id="129"/>
+      <w:bookmarkEnd w:id="130"/>
+      <w:bookmarkEnd w:id="283"/>
     </w:p>
     <w:p>
       <w:r>
@@ -25605,15 +25578,17 @@
       <w:pPr>
         <w:pStyle w:val="Heading2"/>
       </w:pPr>
-      <w:bookmarkStart w:name="_Toc505250206" w:id="206"/>
-      <w:bookmarkStart w:name="_Toc239426602" w:id="88"/>
-      <w:bookmarkStart w:name="_Toc241334764" w:id="89"/>
+      <w:bookmarkStart w:name="_Toc48274284" w:id="284"/>
+      <w:bookmarkStart w:name="_Toc239426602" w:id="131"/>
+      <w:bookmarkStart w:name="_Toc241334764" w:id="132"/>
+      <w:bookmarkStart w:name="_Toc505250206" w:id="133"/>
       <w:r>
         <w:t>docx/pptx/xlsx to PDF via Documents4j (using Word)</w:t>
       </w:r>
-      <w:bookmarkEnd w:id="88"/>
-      <w:bookmarkEnd w:id="89"/>
-      <w:bookmarkEnd w:id="206"/>
+      <w:bookmarkEnd w:id="131"/>
+      <w:bookmarkEnd w:id="132"/>
+      <w:bookmarkEnd w:id="133"/>
+      <w:bookmarkEnd w:id="284"/>
     </w:p>
     <w:p>
       <w:r>
@@ -25706,15 +25681,17 @@
       <w:pPr>
         <w:pStyle w:val="Heading2"/>
       </w:pPr>
-      <w:bookmarkStart w:name="_Toc505250207" w:id="207"/>
-      <w:bookmarkStart w:name="_Toc239426603" w:id="90"/>
-      <w:bookmarkStart w:name="_Toc241334765" w:id="91"/>
+      <w:bookmarkStart w:name="_Toc48274285" w:id="285"/>
+      <w:bookmarkStart w:name="_Toc239426603" w:id="134"/>
+      <w:bookmarkStart w:name="_Toc241334765" w:id="135"/>
+      <w:bookmarkStart w:name="_Toc505250207" w:id="136"/>
       <w:r>
         <w:t>docx/pptx/xlsx to PDF via Microsoft Graph</w:t>
       </w:r>
-      <w:bookmarkEnd w:id="90"/>
-      <w:bookmarkEnd w:id="91"/>
-      <w:bookmarkEnd w:id="207"/>
+      <w:bookmarkEnd w:id="134"/>
+      <w:bookmarkEnd w:id="135"/>
+      <w:bookmarkEnd w:id="136"/>
+      <w:bookmarkEnd w:id="285"/>
     </w:p>
     <w:p>
       <w:r>
@@ -25744,15 +25721,17 @@
       <w:pPr>
         <w:pStyle w:val="Heading2"/>
       </w:pPr>
-      <w:bookmarkStart w:name="_Toc505250208" w:id="208"/>
-      <w:bookmarkStart w:name="_Toc239426604" w:id="92"/>
-      <w:bookmarkStart w:name="_Toc241334766" w:id="93"/>
+      <w:bookmarkStart w:name="_Toc48274286" w:id="286"/>
+      <w:bookmarkStart w:name="_Toc239426604" w:id="137"/>
+      <w:bookmarkStart w:name="_Toc241334766" w:id="138"/>
+      <w:bookmarkStart w:name="_Toc505250208" w:id="139"/>
       <w:r>
         <w:t>docx to PDF via XSL FO</w:t>
       </w:r>
-      <w:bookmarkEnd w:id="92"/>
-      <w:bookmarkEnd w:id="93"/>
-      <w:bookmarkEnd w:id="208"/>
+      <w:bookmarkEnd w:id="137"/>
+      <w:bookmarkEnd w:id="138"/>
+      <w:bookmarkEnd w:id="139"/>
+      <w:bookmarkEnd w:id="286"/>
     </w:p>
     <w:p>
       <w:r>
@@ -25770,10 +25749,7 @@
     </w:p>
     <w:p>
       <w:r>
-        <w:t>From 17.0.4, the visitor (non-XSLT) FO exporter is likewise the default (pass Docx4J.FLAG_EXPORT_PREFER_XSL for the XSLT pathway</w:t>
-      </w:r>
-      <w:r>
-        <w:t>).</w:t>
+        <w:t>From 17.0.4, the visitor (non-XSLT) FO exporter is likewise the default (pass Docx4J.FLAG_EXPORT_PREFER_XSL for the XSLT pathway).</w:t>
       </w:r>
     </w:p>
     <w:p>
@@ -25781,13 +25757,7 @@
         <w:t>PDF output via XSL FO is substantially improved in 17.0.5 and again in 17.1.0</w:t>
       </w:r>
       <w:r>
-        <w:t xml:space="preserve"> </w:t>
-      </w:r>
-      <w:r>
-        <w:t>and 17</w:t>
-      </w:r>
-      <w:r>
-        <w:t>.2.0</w:t>
+        <w:t xml:space="preserve"> and 17.2.0</w:t>
       </w:r>
       <w:r>
         <w:t xml:space="preserve">: line breaking, line height and placement, tab stops, paragraph spacing, list labels, tables, columns, footnotes and kerning now follow the rules Word applies, measured against Word 365. This is achieved in part by the introduction of docx4j's own FOP layout managers (in docx4j-export-fo, </w:t>
@@ -25844,10 +25814,16 @@
           <w:b/>
           <w:bCs/>
         </w:rPr>
-        <w:t xml:space="preserve">Two FO renderers.  </w:t>
-      </w:r>
-      <w:r>
-        <w:t xml:space="preserve">From 17.2.0 docx4j-export-fo supports two: </w:t>
+        <w:t xml:space="preserve">The FO renderer.  </w:t>
+      </w:r>
+      <w:r>
+        <w:t xml:space="preserve">From 17.3.0 docx4j-export-fo depends on the docx4j FO renderer, org.docx4j:docx4j-fo-renderer (2.11-docx4j.2 on Maven Central since 2 October 2026): an upstream-tracking fork of Apache FOP 2.11 which carries the fixes docx4j has found in FOP and hooks for the Word layout rules.  Apache FOP 2.11 stays supported: exclude org.docx4j:docx4j-fo-renderer (and its -core, -events and -util artifacts) from docx4j-export-fo and add org.apache.xmlgraphics:fop (docx4j-export-fo/README.md has the recipe).  </w:t>
+      </w:r>
+      <w:r>
+        <w:t>T</w:t>
+      </w:r>
+      <w:r>
+        <w:t>he docx4j renderer brings:</w:t>
       </w:r>
     </w:p>
     <w:p>
@@ -25859,7 +25835,7 @@
         </w:numPr>
       </w:pPr>
       <w:r>
-        <w:t xml:space="preserve">Apache FOP 2.11, its default dependency (unchanged), and </w:t>
+        <w:t>PDFs a fraction of their 17.2.x size: Word’s “no ligatures” setting reaches the renderer per font, so every font is embedded as a subset where a whole copy of each TrueType font used to go in.</w:t>
       </w:r>
     </w:p>
     <w:p>
@@ -25871,33 +25847,24 @@
         </w:numPr>
       </w:pPr>
       <w:r>
-        <w:t>the docx4j FO renderer, org.docx4j:docx4j-fo-renderer, an upstream-tracking fork of Apache FOP 2.11 which carries the fixes docx4j has found in FOP and hooks for the Word layout rules</w:t>
-      </w:r>
-      <w:r>
-        <w:t xml:space="preserve">; 2.11-docx4j.1 on Maven Central since 25 September 2026.  To use it, depend on org.docx4j:docx4j-fo-renderer-core in place of org.apache.xmlgraphics:fop (docx4j-export-fo/README.md has the recipe); Apache FOP stays the default </w:t>
-      </w:r>
-      <w:r>
-        <w:t>for now</w:t>
-      </w:r>
-      <w:r>
-        <w:t>.</w:t>
-      </w:r>
-      <w:r>
-        <w:t xml:space="preserve">  </w:t>
+        <w:t>Kerning and shaping that follow the run’s language, a run without w:kern left unkerned as Word leaves it, and letter-spaced text painted where the layout put it.</w:t>
+      </w:r>
+    </w:p>
+    <w:p>
+      <w:pPr>
+        <w:pStyle w:val="ListParagraph"/>
+        <w:numPr>
+          <w:ilvl w:val="0"/>
+          <w:numId w:val="43"/>
+        </w:numPr>
+      </w:pPr>
+      <w:r>
+        <w:t>A text layer that says what the document says: a ligature extracts as its letters, a CJK ideograph as itself rather than as a Kangxi radical, a non-breaking space and a symbol glyph as what they are; and a CJK font keeps its layout tables, so its Latin text kerns.</w:t>
       </w:r>
     </w:p>
     <w:p>
       <w:r>
         <w:t>Whichever is on the classpath is used: FopCapabilities probes once per JVM and logs one INFO line naming the renderer, its version and the hooks it carries, so a support question can start from it; a rule which needs a hook falls back on Apache FOP, which therefore behaves as it did before the fork.  The probe also warns of two hazards: two copies of FOP on the classpath (the fork keeps Apache's package names, so classpath order decides which wins), and a FOP of another line than 2.11, whose internals the layout managers subclass.</w:t>
-      </w:r>
-      <w:r>
-        <w:t xml:space="preserve">  Measured on the layout-fidelity corpora, the two renderers produce the same layout today; </w:t>
-      </w:r>
-      <w:r>
-        <w:t>t</w:t>
-      </w:r>
-      <w:r>
-        <w:t>he ligature fixes of its next release are the point at which switching is recommended.</w:t>
       </w:r>
     </w:p>
     <w:p>
@@ -25909,7 +25876,74 @@
         <w:t xml:space="preserve">Pictures.  </w:t>
       </w:r>
       <w:r>
-        <w:t xml:space="preserve">From 17.3.0, pictures are drawn as Word draws them in its own PDFs: a cropped picture shows only its cropped area (before 17.3.0 the whole bitmap was squeezed into the frame), and a picture stored at more than 300 pixels per inch for the size it is shown at is resampled to 200, and a high-quality JPEG is re-encoded at quality 75, as Word’s PDF export does, so the pictures in a PDF come out near the size of Word’s.  docx4j.convert.out.fo.images.resolution (or FOSettings.setImageResolution) changes this: high-fidelity keeps the original bitmaps, document follows the document’s own Compress Pictures settings, and a number sets the resolution.  To make the docx itself smaller, CompressPictures.compress(wordMLPackage, "220", true) does what Word’s Compress Pictures does.</w:t>
+        <w:t xml:space="preserve">From 17.3.0, pictures are drawn as Word draws them in its own PDFs: a picture stored at more than 300 pixels per inch for the size it is shown at is resampled to 200, and a high-quality JPEG is re-encoded at quality 75, as Word’s PDF export does, so the pictures in a PDF come out near the size of Word’s.  </w:t>
+      </w:r>
+    </w:p>
+    <w:p>
+      <w:r>
+        <w:t xml:space="preserve">docx4j.convert.out.fo.images.resolution (or FOSettings.setImageResolution) changes this: </w:t>
+      </w:r>
+    </w:p>
+    <w:p>
+      <w:pPr>
+        <w:pStyle w:val="ListParagraph"/>
+        <w:numPr>
+          <w:ilvl w:val="0"/>
+          <w:numId w:val="45"/>
+        </w:numPr>
+      </w:pPr>
+      <w:r>
+        <w:t xml:space="preserve">word, the default, draws as Word’s PDF export does </w:t>
+      </w:r>
+    </w:p>
+    <w:p>
+      <w:pPr>
+        <w:pStyle w:val="ListParagraph"/>
+        <w:numPr>
+          <w:ilvl w:val="0"/>
+          <w:numId w:val="45"/>
+        </w:numPr>
+      </w:pPr>
+      <w:r>
+        <w:t xml:space="preserve">high-fidelity keeps the original bitmaps, </w:t>
+      </w:r>
+    </w:p>
+    <w:p>
+      <w:pPr>
+        <w:pStyle w:val="ListParagraph"/>
+        <w:numPr>
+          <w:ilvl w:val="0"/>
+          <w:numId w:val="45"/>
+        </w:numPr>
+      </w:pPr>
+      <w:r>
+        <w:t xml:space="preserve">document follows the document’s own Compress Pictures settings, </w:t>
+      </w:r>
+    </w:p>
+    <w:p>
+      <w:pPr>
+        <w:pStyle w:val="ListParagraph"/>
+        <w:numPr>
+          <w:ilvl w:val="0"/>
+          <w:numId w:val="45"/>
+        </w:numPr>
+      </w:pPr>
+      <w:r>
+        <w:t>and a number sets the resolution</w:t>
+      </w:r>
+      <w:r>
+        <w:t xml:space="preserve"> </w:t>
+      </w:r>
+      <w:r>
+        <w:t>(Word offers 330, 220, 150 and 96)</w:t>
+      </w:r>
+      <w:r>
+        <w:t xml:space="preserve">.  </w:t>
+      </w:r>
+    </w:p>
+    <w:p>
+      <w:r>
+        <w:t>To make the docx itself smaller, CompressPictures.compress(wordMLPackage, "220", true) does what Word’s Compress Pictures does.</w:t>
       </w:r>
     </w:p>
     <w:p>
@@ -25918,6 +25952,7 @@
           <w:b/>
           <w:bCs/>
         </w:rPr>
+        <w:lastRenderedPageBreak/>
         <w:t xml:space="preserve">Hyphenation.  </w:t>
       </w:r>
       <w:r>
@@ -26117,7 +26152,6 @@
           <w:b/>
           <w:bCs/>
         </w:rPr>
-        <w:lastRenderedPageBreak/>
         <w:t>Bullet/symbol handling</w:t>
       </w:r>
       <w:r>
@@ -26403,6 +26437,7 @@
     </w:p>
     <w:p>
       <w:r>
+        <w:lastRenderedPageBreak/>
         <w:t>Here is how to create a FopFactory for use with docx4j:</w:t>
       </w:r>
     </w:p>
@@ -26556,7 +26591,6 @@
     </w:p>
     <w:p>
       <w:r>
-        <w:lastRenderedPageBreak/>
         <w:t>This custom document handler is enabled by default. You can disable it, for example if you are not reusing a FopFactory, by setting the following docx4j property:</w:t>
       </w:r>
     </w:p>
@@ -26603,9 +26637,10 @@
           <w:rFonts w:eastAsia="Times New Roman"/>
         </w:rPr>
       </w:pPr>
-      <w:bookmarkStart w:name="_Toc505250209" w:id="209"/>
-      <w:bookmarkStart w:name="_Toc239426605" w:id="94"/>
-      <w:bookmarkStart w:name="_Toc241334767" w:id="95"/>
+      <w:bookmarkStart w:name="_Toc48274287" w:id="287"/>
+      <w:bookmarkStart w:name="_Toc239426605" w:id="140"/>
+      <w:bookmarkStart w:name="_Toc241334767" w:id="141"/>
+      <w:bookmarkStart w:name="_Toc505250209" w:id="142"/>
       <w:r>
         <w:rPr>
           <w:rFonts w:eastAsia="Times New Roman"/>
@@ -26618,9 +26653,10 @@
         </w:rPr>
         <w:t xml:space="preserve"> - DOCX</w:t>
       </w:r>
-      <w:bookmarkEnd w:id="94"/>
-      <w:bookmarkEnd w:id="95"/>
-      <w:bookmarkEnd w:id="209"/>
+      <w:bookmarkEnd w:id="140"/>
+      <w:bookmarkEnd w:id="141"/>
+      <w:bookmarkEnd w:id="142"/>
+      <w:bookmarkEnd w:id="287"/>
     </w:p>
     <w:p>
       <w:r>
@@ -28484,7 +28520,6 @@
           <w:sz w:val="18"/>
           <w:szCs w:val="18"/>
         </w:rPr>
-        <w:lastRenderedPageBreak/>
         <w:tab/>
       </w:r>
       <w:r>
@@ -30534,6 +30569,7 @@
           <w:szCs w:val="18"/>
           <w:lang w:val="de-DE"/>
         </w:rPr>
+        <w:lastRenderedPageBreak/>
         <w:t xml:space="preserve">   </w:t>
       </w:r>
       <w:r>
@@ -31172,17 +31208,18 @@
       <w:pPr>
         <w:pStyle w:val="Heading2"/>
       </w:pPr>
-      <w:bookmarkStart w:name="_Toc505250210" w:id="210"/>
-      <w:bookmarkStart w:name="_Toc241334768" w:id="96"/>
+      <w:bookmarkStart w:name="_Toc48274288" w:id="288"/>
+      <w:bookmarkStart w:name="_Toc241334768" w:id="143"/>
+      <w:bookmarkStart w:name="_Toc505250210" w:id="144"/>
       <w:r>
         <w:t>Windows metafiles (WMF, EMF, EMF+)</w:t>
       </w:r>
-      <w:bookmarkEnd w:id="96"/>
-      <w:bookmarkEnd w:id="210"/>
-    </w:p>
-    <w:p>
-      <w:r>
-        <w:lastRenderedPageBreak/>
+      <w:bookmarkEnd w:id="143"/>
+      <w:bookmarkEnd w:id="144"/>
+      <w:bookmarkEnd w:id="288"/>
+    </w:p>
+    <w:p>
+      <w:r>
         <w:t>From 17.1.0, docx4j draws Windows metafiles itself, in pure Java, by replaying the metafile's recorded GDI calls (Apache POI's HWMF and HEMF, repackaged into org.docx4j.org.apache.poi).  This covers inline and floating pictures, and the previews Word stores for embedded objects (w:object and w:pict): Equation Editor 3 and MathType equations, pasted Excel ranges, OLE icons.</w:t>
       </w:r>
     </w:p>
@@ -31213,18 +31250,20 @@
           <w:rFonts w:eastAsia="Times New Roman"/>
         </w:rPr>
       </w:pPr>
-      <w:bookmarkStart w:name="_Toc505250211" w:id="211"/>
-      <w:bookmarkStart w:name="_Toc239426606" w:id="97"/>
-      <w:bookmarkStart w:name="_Toc241334769" w:id="98"/>
+      <w:bookmarkStart w:name="_Toc48274289" w:id="289"/>
+      <w:bookmarkStart w:name="_Toc239426606" w:id="145"/>
+      <w:bookmarkStart w:name="_Toc241334769" w:id="146"/>
+      <w:bookmarkStart w:name="_Toc505250211" w:id="147"/>
       <w:r>
         <w:rPr>
           <w:rFonts w:eastAsia="Times New Roman"/>
         </w:rPr>
         <w:t>Manual Image Manipulation</w:t>
       </w:r>
-      <w:bookmarkEnd w:id="97"/>
-      <w:bookmarkEnd w:id="98"/>
-      <w:bookmarkEnd w:id="211"/>
+      <w:bookmarkEnd w:id="145"/>
+      <w:bookmarkEnd w:id="146"/>
+      <w:bookmarkEnd w:id="147"/>
+      <w:bookmarkEnd w:id="289"/>
     </w:p>
     <w:p>
       <w:r>
@@ -31252,6 +31291,7 @@
         </w:numPr>
       </w:pPr>
       <w:r>
+        <w:lastRenderedPageBreak/>
         <w:t>a relationship, in the relationships part of the main document part (or header part etc).  This relationship includes:</w:t>
       </w:r>
     </w:p>
@@ -31448,19 +31488,20 @@
           <w:rFonts w:eastAsia="Times New Roman"/>
         </w:rPr>
       </w:pPr>
-      <w:bookmarkStart w:name="_Toc505250212" w:id="212"/>
-      <w:bookmarkStart w:name="_Toc239426607" w:id="99"/>
-      <w:bookmarkStart w:name="_Toc241334770" w:id="100"/>
+      <w:bookmarkStart w:name="_Toc48274290" w:id="290"/>
+      <w:bookmarkStart w:name="_Toc239426607" w:id="148"/>
+      <w:bookmarkStart w:name="_Toc241334770" w:id="149"/>
+      <w:bookmarkStart w:name="_Toc505250212" w:id="150"/>
       <w:r>
         <w:rPr>
           <w:rFonts w:eastAsia="Times New Roman"/>
         </w:rPr>
-        <w:lastRenderedPageBreak/>
         <w:t>Image Handling – PPTX</w:t>
       </w:r>
-      <w:bookmarkEnd w:id="99"/>
-      <w:bookmarkEnd w:id="100"/>
-      <w:bookmarkEnd w:id="212"/>
+      <w:bookmarkEnd w:id="148"/>
+      <w:bookmarkEnd w:id="149"/>
+      <w:bookmarkEnd w:id="150"/>
+      <w:bookmarkEnd w:id="290"/>
     </w:p>
     <w:p>
       <w:r>
@@ -31485,18 +31526,20 @@
           <w:rFonts w:eastAsia="Times New Roman"/>
         </w:rPr>
       </w:pPr>
-      <w:bookmarkStart w:name="_Toc505250213" w:id="213"/>
-      <w:bookmarkStart w:name="_Toc239426608" w:id="101"/>
-      <w:bookmarkStart w:name="_Toc241334771" w:id="102"/>
+      <w:bookmarkStart w:name="_Toc48274291" w:id="291"/>
+      <w:bookmarkStart w:name="_Toc239426608" w:id="151"/>
+      <w:bookmarkStart w:name="_Toc241334771" w:id="152"/>
+      <w:bookmarkStart w:name="_Toc505250213" w:id="153"/>
       <w:r>
         <w:rPr>
           <w:rFonts w:eastAsia="Times New Roman"/>
         </w:rPr>
         <w:t>Adding Headers/Footers</w:t>
       </w:r>
-      <w:bookmarkEnd w:id="101"/>
-      <w:bookmarkEnd w:id="102"/>
-      <w:bookmarkEnd w:id="213"/>
+      <w:bookmarkEnd w:id="151"/>
+      <w:bookmarkEnd w:id="152"/>
+      <w:bookmarkEnd w:id="153"/>
+      <w:bookmarkEnd w:id="291"/>
     </w:p>
     <w:p>
       <w:r>
@@ -31510,18 +31553,20 @@
           <w:rFonts w:eastAsia="Times New Roman"/>
         </w:rPr>
       </w:pPr>
-      <w:bookmarkStart w:name="_Toc505250214" w:id="214"/>
-      <w:bookmarkStart w:name="_Toc239426609" w:id="103"/>
-      <w:bookmarkStart w:name="_Toc241334772" w:id="104"/>
+      <w:bookmarkStart w:name="_Toc48274292" w:id="292"/>
+      <w:bookmarkStart w:name="_Toc239426609" w:id="154"/>
+      <w:bookmarkStart w:name="_Toc241334772" w:id="155"/>
+      <w:bookmarkStart w:name="_Toc505250214" w:id="156"/>
       <w:r>
         <w:rPr>
           <w:rFonts w:eastAsia="Times New Roman"/>
         </w:rPr>
         <w:t>Protection Settings</w:t>
       </w:r>
-      <w:bookmarkEnd w:id="103"/>
-      <w:bookmarkEnd w:id="104"/>
-      <w:bookmarkEnd w:id="214"/>
+      <w:bookmarkEnd w:id="154"/>
+      <w:bookmarkEnd w:id="155"/>
+      <w:bookmarkEnd w:id="156"/>
+      <w:bookmarkEnd w:id="292"/>
     </w:p>
     <w:p>
       <w:r>
@@ -32027,6 +32072,7 @@
         </w:numPr>
       </w:pPr>
       <w:r>
+        <w:lastRenderedPageBreak/>
         <w:t>WordprocessingMLPackage</w:t>
       </w:r>
       <w:r>
@@ -32102,9 +32148,10 @@
           <w:rFonts w:eastAsia="Times New Roman"/>
         </w:rPr>
       </w:pPr>
-      <w:bookmarkStart w:name="_Toc505250215" w:id="215"/>
-      <w:bookmarkStart w:name="_Toc239426610" w:id="105"/>
-      <w:bookmarkStart w:name="_Toc241334773" w:id="106"/>
+      <w:bookmarkStart w:name="_Toc48274293" w:id="293"/>
+      <w:bookmarkStart w:name="_Toc239426610" w:id="157"/>
+      <w:bookmarkStart w:name="_Toc241334773" w:id="158"/>
+      <w:bookmarkStart w:name="_Toc505250215" w:id="159"/>
       <w:r>
         <w:rPr>
           <w:rFonts w:eastAsia="Times New Roman"/>
@@ -32117,9 +32164,10 @@
         </w:rPr>
         <w:t>Table of Contents</w:t>
       </w:r>
-      <w:bookmarkEnd w:id="105"/>
-      <w:bookmarkEnd w:id="106"/>
-      <w:bookmarkEnd w:id="215"/>
+      <w:bookmarkEnd w:id="157"/>
+      <w:bookmarkEnd w:id="158"/>
+      <w:bookmarkEnd w:id="159"/>
+      <w:bookmarkEnd w:id="293"/>
     </w:p>
     <w:p>
       <w:pPr>
@@ -32176,7 +32224,6 @@
           <w:color w:val="000000"/>
           <w:lang w:eastAsia="en-AU"/>
         </w:rPr>
-        <w:lastRenderedPageBreak/>
         <w:t>In docx4j v8.2.0, this can be done in 2 distinct ways: (1) by automating Microsoft Word using documents4j (new in v8.2.0) or, (2) in pure Java (albeit with possible inaccuracy in the page numbers).</w:t>
       </w:r>
     </w:p>
@@ -32258,17 +32305,19 @@
       <w:pPr>
         <w:pStyle w:val="Heading2"/>
       </w:pPr>
-      <w:bookmarkStart w:name="_Toc505250216" w:id="216"/>
-      <w:bookmarkStart w:name="_Toc403733683" w:id="107"/>
-      <w:bookmarkStart w:name="_Toc239426611" w:id="108"/>
-      <w:bookmarkStart w:name="_Toc241334774" w:id="109"/>
+      <w:bookmarkStart w:name="_Toc48274294" w:id="294"/>
+      <w:bookmarkStart w:name="_Toc403733683" w:id="160"/>
+      <w:bookmarkStart w:name="_Toc239426611" w:id="161"/>
+      <w:bookmarkStart w:name="_Toc241334774" w:id="162"/>
+      <w:bookmarkStart w:name="_Toc505250216" w:id="163"/>
       <w:r>
         <w:t>Introduction</w:t>
       </w:r>
-      <w:bookmarkEnd w:id="107"/>
-      <w:bookmarkEnd w:id="108"/>
-      <w:bookmarkEnd w:id="109"/>
-      <w:bookmarkEnd w:id="216"/>
+      <w:bookmarkEnd w:id="160"/>
+      <w:bookmarkEnd w:id="161"/>
+      <w:bookmarkEnd w:id="162"/>
+      <w:bookmarkEnd w:id="163"/>
+      <w:bookmarkEnd w:id="294"/>
     </w:p>
     <w:p>
       <w:r>
@@ -32300,17 +32349,20 @@
       <w:pPr>
         <w:pStyle w:val="Heading2"/>
       </w:pPr>
-      <w:bookmarkStart w:name="_Toc505250217" w:id="217"/>
-      <w:bookmarkStart w:name="_Toc403733684" w:id="110"/>
-      <w:bookmarkStart w:name="_Toc239426612" w:id="111"/>
-      <w:bookmarkStart w:name="_Toc241334775" w:id="112"/>
-      <w:r>
+      <w:bookmarkStart w:name="_Toc48274295" w:id="295"/>
+      <w:bookmarkStart w:name="_Toc403733684" w:id="164"/>
+      <w:bookmarkStart w:name="_Toc239426612" w:id="165"/>
+      <w:bookmarkStart w:name="_Toc241334775" w:id="166"/>
+      <w:bookmarkStart w:name="_Toc505250217" w:id="167"/>
+      <w:r>
+        <w:lastRenderedPageBreak/>
         <w:t>Field background</w:t>
       </w:r>
-      <w:bookmarkEnd w:id="110"/>
-      <w:bookmarkEnd w:id="111"/>
-      <w:bookmarkEnd w:id="112"/>
-      <w:bookmarkEnd w:id="217"/>
+      <w:bookmarkEnd w:id="164"/>
+      <w:bookmarkEnd w:id="165"/>
+      <w:bookmarkEnd w:id="166"/>
+      <w:bookmarkEnd w:id="167"/>
+      <w:bookmarkEnd w:id="295"/>
     </w:p>
     <w:p>
       <w:r>
@@ -32911,7 +32963,6 @@
         <w:rPr>
           <w:sz w:val="18"/>
         </w:rPr>
-        <w:lastRenderedPageBreak/>
         <w:t>links-and-references:</w:t>
       </w:r>
       <w:r>
@@ -33545,17 +33596,19 @@
       <w:pPr>
         <w:pStyle w:val="Heading2"/>
       </w:pPr>
-      <w:bookmarkStart w:name="_Toc505250218" w:id="218"/>
-      <w:bookmarkStart w:name="_Toc403733685" w:id="113"/>
-      <w:bookmarkStart w:name="_Toc239426613" w:id="114"/>
-      <w:bookmarkStart w:name="_Toc241334776" w:id="115"/>
+      <w:bookmarkStart w:name="_Toc48274296" w:id="296"/>
+      <w:bookmarkStart w:name="_Toc403733685" w:id="168"/>
+      <w:bookmarkStart w:name="_Toc239426613" w:id="169"/>
+      <w:bookmarkStart w:name="_Toc241334776" w:id="170"/>
+      <w:bookmarkStart w:name="_Toc505250218" w:id="171"/>
       <w:r>
         <w:t>TOC Content Control</w:t>
       </w:r>
-      <w:bookmarkEnd w:id="113"/>
-      <w:bookmarkEnd w:id="114"/>
-      <w:bookmarkEnd w:id="115"/>
-      <w:bookmarkEnd w:id="218"/>
+      <w:bookmarkEnd w:id="168"/>
+      <w:bookmarkEnd w:id="169"/>
+      <w:bookmarkEnd w:id="170"/>
+      <w:bookmarkEnd w:id="171"/>
+      <w:bookmarkEnd w:id="296"/>
     </w:p>
     <w:p>
       <w:pPr>
@@ -33582,6 +33635,7 @@
           <w:noProof/>
           <w:lang w:val="en-US"/>
         </w:rPr>
+        <w:lastRenderedPageBreak/>
         <w:drawing>
           <wp:inline distT="0" distB="0" distL="0" distR="0" wp14:anchorId="580FB5E7" wp14:editId="6DC23203">
             <wp:extent cx="5943600" cy="2171700"/>
@@ -33700,17 +33754,19 @@
       <w:pPr>
         <w:pStyle w:val="Heading2"/>
       </w:pPr>
-      <w:bookmarkStart w:name="_Toc505250219" w:id="219"/>
-      <w:bookmarkStart w:name="_Toc403733686" w:id="116"/>
-      <w:bookmarkStart w:name="_Toc239426614" w:id="117"/>
-      <w:bookmarkStart w:name="_Toc241334777" w:id="118"/>
+      <w:bookmarkStart w:name="_Toc48274297" w:id="297"/>
+      <w:bookmarkStart w:name="_Toc403733686" w:id="172"/>
+      <w:bookmarkStart w:name="_Toc239426614" w:id="173"/>
+      <w:bookmarkStart w:name="_Toc241334777" w:id="174"/>
+      <w:bookmarkStart w:name="_Toc505250219" w:id="175"/>
       <w:r>
         <w:t>TOC Field Syntax</w:t>
       </w:r>
-      <w:bookmarkEnd w:id="116"/>
-      <w:bookmarkEnd w:id="117"/>
-      <w:bookmarkEnd w:id="118"/>
-      <w:bookmarkEnd w:id="219"/>
+      <w:bookmarkEnd w:id="172"/>
+      <w:bookmarkEnd w:id="173"/>
+      <w:bookmarkEnd w:id="174"/>
+      <w:bookmarkEnd w:id="175"/>
+      <w:bookmarkEnd w:id="297"/>
     </w:p>
     <w:p>
       <w:r>
@@ -33754,7 +33810,6 @@
     </w:p>
     <w:p>
       <w:r>
-        <w:lastRenderedPageBreak/>
         <w:t>For example:</w:t>
       </w:r>
     </w:p>
@@ -33920,7 +33975,14 @@
               <w:rPr>
                 <w:rFonts w:eastAsia="Times New Roman"/>
               </w:rPr>
-              <w:t>Uses paragraphs formatted with all or the specified range of built-in heading styles. Headings in a style range are specified by text in this switch's field-argument using the notation specified as for \l, where each integer corresponds to the style with a style ID of HeadingX (e.g. 1 corresponds to Heading1). If no heading range is specified, all heading levels used in the document are listed.</w:t>
+              <w:t xml:space="preserve">Uses paragraphs formatted with all or the specified range of built-in heading styles. Headings in a style range are specified by text in this switch's field-argument using the notation specified as for \l, where each integer corresponds to the style with a style ID of HeadingX (e.g. 1 corresponds to Heading1). If no </w:t>
+            </w:r>
+            <w:r>
+              <w:rPr>
+                <w:rFonts w:eastAsia="Times New Roman"/>
+              </w:rPr>
+              <w:lastRenderedPageBreak/>
+              <w:t>heading range is specified, all heading levels used in the document are listed.</w:t>
             </w:r>
           </w:p>
         </w:tc>
@@ -33941,6 +34003,7 @@
                 <w:rFonts w:eastAsia="Times New Roman"/>
                 <w:b/>
               </w:rPr>
+              <w:lastRenderedPageBreak/>
               <w:t>\t</w:t>
             </w:r>
             <w:r>
@@ -34241,7 +34304,6 @@
                 <w:rFonts w:eastAsia="Times New Roman"/>
                 <w:sz w:val="18"/>
               </w:rPr>
-              <w:lastRenderedPageBreak/>
               <w:t>\a field-argument</w:t>
             </w:r>
           </w:p>
@@ -34425,6 +34487,7 @@
                 <w:rFonts w:eastAsia="Times New Roman"/>
                 <w:sz w:val="18"/>
               </w:rPr>
+              <w:lastRenderedPageBreak/>
               <w:t>\l field-argument</w:t>
             </w:r>
           </w:p>
@@ -34540,20 +34603,22 @@
       <w:pPr>
         <w:pStyle w:val="Heading2"/>
       </w:pPr>
-      <w:bookmarkStart w:name="_Toc505250220" w:id="220"/>
-      <w:bookmarkStart w:name="_Toc403733687" w:id="119"/>
-      <w:bookmarkStart w:name="_Toc239426615" w:id="120"/>
-      <w:bookmarkStart w:name="_Toc241334778" w:id="121"/>
+      <w:bookmarkStart w:name="_Toc48274298" w:id="298"/>
+      <w:bookmarkStart w:name="_Toc403733687" w:id="176"/>
+      <w:bookmarkStart w:name="_Toc239426615" w:id="177"/>
+      <w:bookmarkStart w:name="_Toc241334778" w:id="178"/>
+      <w:bookmarkStart w:name="_Toc505250220" w:id="179"/>
       <w:r>
         <w:t>Inserting/generating a TOC</w:t>
       </w:r>
-      <w:bookmarkEnd w:id="119"/>
+      <w:bookmarkEnd w:id="176"/>
       <w:r>
         <w:t xml:space="preserve"> – "pure Java" considerations</w:t>
       </w:r>
-      <w:bookmarkEnd w:id="120"/>
-      <w:bookmarkEnd w:id="121"/>
-      <w:bookmarkEnd w:id="220"/>
+      <w:bookmarkEnd w:id="177"/>
+      <w:bookmarkEnd w:id="178"/>
+      <w:bookmarkEnd w:id="179"/>
+      <w:bookmarkEnd w:id="298"/>
     </w:p>
     <w:p>
       <w:r>
@@ -35057,14 +35122,15 @@
       <w:pPr>
         <w:pStyle w:val="Heading1"/>
       </w:pPr>
-      <w:bookmarkStart w:name="_Toc505250221" w:id="221"/>
-      <w:bookmarkStart w:name="_Toc241334779" w:id="122"/>
-      <w:r>
-        <w:lastRenderedPageBreak/>
+      <w:bookmarkStart w:name="_Toc48274299" w:id="299"/>
+      <w:bookmarkStart w:name="_Toc241334779" w:id="180"/>
+      <w:bookmarkStart w:name="_Toc505250221" w:id="181"/>
+      <w:r>
         <w:t>Pagination: which page is a paragraph on?</w:t>
       </w:r>
-      <w:bookmarkEnd w:id="122"/>
-      <w:bookmarkEnd w:id="221"/>
+      <w:bookmarkEnd w:id="180"/>
+      <w:bookmarkEnd w:id="181"/>
+      <w:bookmarkEnd w:id="299"/>
     </w:p>
     <w:p>
       <w:r>
@@ -35114,6 +35180,7 @@
     </w:p>
     <w:p>
       <w:r>
+        <w:lastRenderedPageBreak/>
         <w:t>The layout is of the document as if its tracked changes were accepted, and the pages are FOP's, with the fonts the package's font mapper resolves (Appendix 1): where those metrics differ from Word's, the page a paragraph lands on can differ too, so the markers are advisory, as Word's own are.  Docx4J.updateToc uses the same layout for the page numbers of a table of contents.</w:t>
       </w:r>
     </w:p>
@@ -35124,18 +35191,20 @@
           <w:rFonts w:eastAsia="Times New Roman"/>
         </w:rPr>
       </w:pPr>
-      <w:bookmarkStart w:name="_Toc505250222" w:id="222"/>
-      <w:bookmarkStart w:name="_Toc239426616" w:id="123"/>
-      <w:bookmarkStart w:name="_Toc241334780" w:id="124"/>
+      <w:bookmarkStart w:name="_Toc48274300" w:id="300"/>
+      <w:bookmarkStart w:name="_Toc239426616" w:id="182"/>
+      <w:bookmarkStart w:name="_Toc241334780" w:id="183"/>
+      <w:bookmarkStart w:name="_Toc505250222" w:id="184"/>
       <w:r>
         <w:rPr>
           <w:rFonts w:eastAsia="Times New Roman"/>
         </w:rPr>
         <w:t>Text extraction</w:t>
       </w:r>
-      <w:bookmarkEnd w:id="123"/>
-      <w:bookmarkEnd w:id="124"/>
-      <w:bookmarkEnd w:id="222"/>
+      <w:bookmarkEnd w:id="182"/>
+      <w:bookmarkEnd w:id="183"/>
+      <w:bookmarkEnd w:id="184"/>
+      <w:bookmarkEnd w:id="300"/>
     </w:p>
     <w:p>
       <w:pPr>
@@ -35221,9 +35290,10 @@
           <w:rFonts w:eastAsia="Times New Roman"/>
         </w:rPr>
       </w:pPr>
-      <w:bookmarkStart w:name="_Toc505250223" w:id="223"/>
-      <w:bookmarkStart w:name="_Toc239426617" w:id="125"/>
-      <w:bookmarkStart w:name="_Toc241334781" w:id="126"/>
+      <w:bookmarkStart w:name="_Toc48274301" w:id="301"/>
+      <w:bookmarkStart w:name="_Toc239426617" w:id="185"/>
+      <w:bookmarkStart w:name="_Toc241334781" w:id="186"/>
+      <w:bookmarkStart w:name="_Toc505250223" w:id="187"/>
       <w:r>
         <w:rPr>
           <w:rFonts w:eastAsia="Times New Roman"/>
@@ -35236,9 +35306,10 @@
         </w:rPr>
         <w:t>/document generation/reporting</w:t>
       </w:r>
-      <w:bookmarkEnd w:id="125"/>
-      <w:bookmarkEnd w:id="126"/>
-      <w:bookmarkEnd w:id="223"/>
+      <w:bookmarkEnd w:id="185"/>
+      <w:bookmarkEnd w:id="186"/>
+      <w:bookmarkEnd w:id="187"/>
+      <w:bookmarkEnd w:id="301"/>
     </w:p>
     <w:p>
       <w:r>
@@ -35532,15 +35603,17 @@
       <w:pPr>
         <w:pStyle w:val="Heading2"/>
       </w:pPr>
-      <w:bookmarkStart w:name="_Toc505250224" w:id="224"/>
-      <w:bookmarkStart w:name="_Toc239426618" w:id="127"/>
-      <w:bookmarkStart w:name="_Toc241334782" w:id="128"/>
+      <w:bookmarkStart w:name="_Toc48274302" w:id="302"/>
+      <w:bookmarkStart w:name="_Toc239426618" w:id="188"/>
+      <w:bookmarkStart w:name="_Toc241334782" w:id="189"/>
+      <w:bookmarkStart w:name="_Toc505250224" w:id="190"/>
       <w:r>
         <w:t>Text substitution – document surface</w:t>
       </w:r>
-      <w:bookmarkEnd w:id="127"/>
-      <w:bookmarkEnd w:id="128"/>
-      <w:bookmarkEnd w:id="224"/>
+      <w:bookmarkEnd w:id="188"/>
+      <w:bookmarkEnd w:id="189"/>
+      <w:bookmarkEnd w:id="190"/>
+      <w:bookmarkEnd w:id="302"/>
     </w:p>
     <w:p>
       <w:r>
@@ -35600,6 +35673,7 @@
     </w:p>
     <w:p>
       <w:r>
+        <w:lastRenderedPageBreak/>
         <w:t>This is one reason that using data bound content controls is often a better approach (see next section).</w:t>
       </w:r>
     </w:p>
@@ -36413,7 +36487,6 @@
     </w:p>
     <w:p>
       <w:r>
-        <w:lastRenderedPageBreak/>
         <w:t>For Spring EL, docx-stamper or office-stamper (a more recent fork of that) is a popular choice:</w:t>
       </w:r>
     </w:p>
@@ -36561,15 +36634,17 @@
       <w:pPr>
         <w:pStyle w:val="Heading2"/>
       </w:pPr>
-      <w:bookmarkStart w:name="_Toc505250225" w:id="225"/>
-      <w:bookmarkStart w:name="_Toc239426619" w:id="129"/>
-      <w:bookmarkStart w:name="_Toc241334783" w:id="130"/>
+      <w:bookmarkStart w:name="_Toc48274303" w:id="303"/>
+      <w:bookmarkStart w:name="_Toc239426619" w:id="191"/>
+      <w:bookmarkStart w:name="_Toc241334783" w:id="192"/>
+      <w:bookmarkStart w:name="_Toc505250225" w:id="193"/>
       <w:r>
         <w:t>Text substitution via data bound content controls</w:t>
       </w:r>
-      <w:bookmarkEnd w:id="129"/>
-      <w:bookmarkEnd w:id="130"/>
-      <w:bookmarkEnd w:id="225"/>
+      <w:bookmarkEnd w:id="191"/>
+      <w:bookmarkEnd w:id="192"/>
+      <w:bookmarkEnd w:id="193"/>
+      <w:bookmarkEnd w:id="303"/>
     </w:p>
     <w:p>
       <w:r>
@@ -36623,6 +36698,7 @@
           <w:sz w:val="15"/>
           <w:szCs w:val="15"/>
         </w:rPr>
+        <w:lastRenderedPageBreak/>
         <w:t xml:space="preserve">      &lt;</w:t>
       </w:r>
       <w:r>
@@ -37597,70 +37673,75 @@
     </w:p>
     <w:p>
       <w:r>
+        <w:t xml:space="preserve">See further the CustomXmlBinding sample. </w:t>
+      </w:r>
+    </w:p>
+    <w:p>
+      <w:r>
+        <w:t>From 17.0.4, bindings are applied by a non-XSLT implementation (the fastest in benchmarks; it reached feature parity in that release).  To restore the previous XSLT implementation, set docx4j property docx4j.model.datastorage.BindingHandler.Implementation=BindingTraverserXSLT</w:t>
+      </w:r>
+    </w:p>
+    <w:p>
+      <w:r>
+        <w:t>If you want to create the same document 5 times, each populated with different data, obviously you'd need to insert new XML data first.</w:t>
+      </w:r>
+    </w:p>
+    <w:p>
+      <w:pPr>
+        <w:pStyle w:val="Heading3"/>
+      </w:pPr>
+      <w:bookmarkStart w:name="_Toc48274304" w:id="304"/>
+      <w:bookmarkStart w:name="_Toc239426620" w:id="194"/>
+      <w:bookmarkStart w:name="_Toc241334784" w:id="195"/>
+      <w:bookmarkStart w:name="_Toc505250226" w:id="196"/>
+      <w:r>
+        <w:t>Binding extensions for repeats and conditionals</w:t>
+      </w:r>
+      <w:bookmarkEnd w:id="194"/>
+      <w:bookmarkEnd w:id="195"/>
+      <w:bookmarkEnd w:id="196"/>
+      <w:bookmarkEnd w:id="304"/>
+    </w:p>
+    <w:p>
+      <w:r>
+        <w:t xml:space="preserve">A content control is </w:t>
+      </w:r>
+      <w:r>
+        <w:rPr>
+          <w:i/>
+        </w:rPr>
+        <w:t>conditional</w:t>
+      </w:r>
+      <w:r>
+        <w:t xml:space="preserve"> if it (and its contents) are included/excluded from the document based on whether some condition is true or false.</w:t>
+      </w:r>
+    </w:p>
+    <w:p>
+      <w:r>
+        <w:t xml:space="preserve">A content control is a </w:t>
+      </w:r>
+      <w:r>
+        <w:rPr>
+          <w:i/>
+        </w:rPr>
+        <w:t>repeat</w:t>
+      </w:r>
+      <w:r>
+        <w:t xml:space="preserve"> if it designates that its contents are to be included more than once.  For example, a row of a table for each invoice/order item, or person.</w:t>
+      </w:r>
+    </w:p>
+    <w:p>
+      <w:r>
+        <w:t xml:space="preserve">docx4j contains a mechanism for processing conditional content controls and repeats.  </w:t>
+      </w:r>
+    </w:p>
+    <w:p>
+      <w:r>
+        <w:t xml:space="preserve">The OpenDoPE specification, version 3 (working draft of 18 September 2026), documents the binding conventions, escaped XHTML among them; it is in the docs directory of the docx4j </w:t>
+      </w:r>
+      <w:r>
         <w:lastRenderedPageBreak/>
-        <w:t xml:space="preserve">See further the CustomXmlBinding sample. </w:t>
-      </w:r>
-    </w:p>
-    <w:p>
-      <w:r>
-        <w:t>From 17.0.4, bindings are applied by a non-XSLT implementation (the fastest in benchmarks; it reached feature parity in that release).  To restore the previous XSLT implementation, set docx4j property docx4j.model.datastorage.BindingHandler.Implementation=BindingTraverserXSLT</w:t>
-      </w:r>
-    </w:p>
-    <w:p>
-      <w:r>
-        <w:t>If you want to create the same document 5 times, each populated with different data, obviously you'd need to insert new XML data first.</w:t>
-      </w:r>
-    </w:p>
-    <w:p>
-      <w:pPr>
-        <w:pStyle w:val="Heading3"/>
-      </w:pPr>
-      <w:bookmarkStart w:name="_Toc505250226" w:id="226"/>
-      <w:bookmarkStart w:name="_Toc239426620" w:id="131"/>
-      <w:bookmarkStart w:name="_Toc241334784" w:id="132"/>
-      <w:r>
-        <w:t>Binding extensions for repeats and conditionals</w:t>
-      </w:r>
-      <w:bookmarkEnd w:id="131"/>
-      <w:bookmarkEnd w:id="132"/>
-      <w:bookmarkEnd w:id="226"/>
-    </w:p>
-    <w:p>
-      <w:r>
-        <w:t xml:space="preserve">A content control is </w:t>
-      </w:r>
-      <w:r>
-        <w:rPr>
-          <w:i/>
-        </w:rPr>
-        <w:t>conditional</w:t>
-      </w:r>
-      <w:r>
-        <w:t xml:space="preserve"> if it (and its contents) are included/excluded from the document based on whether some condition is true or false.</w:t>
-      </w:r>
-    </w:p>
-    <w:p>
-      <w:r>
-        <w:t xml:space="preserve">A content control is a </w:t>
-      </w:r>
-      <w:r>
-        <w:rPr>
-          <w:i/>
-        </w:rPr>
-        <w:t>repeat</w:t>
-      </w:r>
-      <w:r>
-        <w:t xml:space="preserve"> if it designates that its contents are to be included more than once.  For example, a row of a table for each invoice/order item, or person.</w:t>
-      </w:r>
-    </w:p>
-    <w:p>
-      <w:r>
-        <w:t xml:space="preserve">docx4j contains a mechanism for processing conditional content controls and repeats.  </w:t>
-      </w:r>
-    </w:p>
-    <w:p>
-      <w:r>
-        <w:t xml:space="preserve">The OpenDoPE specification, version 3 (working draft of 18 September 2026), documents the binding conventions, escaped XHTML among them; it is in the docs directory of the docx4j repository: </w:t>
+        <w:t xml:space="preserve">repository: </w:t>
       </w:r>
       <w:hyperlink w:history="true" r:id="rId77">
         <w:r>
@@ -37683,15 +37764,17 @@
       <w:pPr>
         <w:pStyle w:val="Heading3"/>
       </w:pPr>
-      <w:bookmarkStart w:name="_Toc505250227" w:id="227"/>
-      <w:bookmarkStart w:name="_Toc239426621" w:id="133"/>
-      <w:bookmarkStart w:name="_Toc241334785" w:id="134"/>
+      <w:bookmarkStart w:name="_Toc48274305" w:id="305"/>
+      <w:bookmarkStart w:name="_Toc239426621" w:id="197"/>
+      <w:bookmarkStart w:name="_Toc241334785" w:id="198"/>
+      <w:bookmarkStart w:name="_Toc505250227" w:id="199"/>
       <w:r>
         <w:t>Binding escaped XHTML (XML + CSS)</w:t>
       </w:r>
-      <w:bookmarkEnd w:id="133"/>
-      <w:bookmarkEnd w:id="134"/>
-      <w:bookmarkEnd w:id="227"/>
+      <w:bookmarkEnd w:id="197"/>
+      <w:bookmarkEnd w:id="198"/>
+      <w:bookmarkEnd w:id="199"/>
+      <w:bookmarkEnd w:id="305"/>
     </w:p>
     <w:p>
       <w:r>
@@ -37705,15 +37788,17 @@
       <w:pPr>
         <w:pStyle w:val="Heading3"/>
       </w:pPr>
-      <w:bookmarkStart w:name="_Toc505250228" w:id="228"/>
-      <w:bookmarkStart w:name="_Toc239426622" w:id="135"/>
-      <w:bookmarkStart w:name="_Toc241334786" w:id="136"/>
+      <w:bookmarkStart w:name="_Toc48274306" w:id="306"/>
+      <w:bookmarkStart w:name="_Toc239426622" w:id="200"/>
+      <w:bookmarkStart w:name="_Toc241334786" w:id="201"/>
+      <w:bookmarkStart w:name="_Toc505250228" w:id="202"/>
       <w:r>
         <w:t>Binding other rich content</w:t>
       </w:r>
-      <w:bookmarkEnd w:id="135"/>
-      <w:bookmarkEnd w:id="136"/>
-      <w:bookmarkEnd w:id="228"/>
+      <w:bookmarkEnd w:id="200"/>
+      <w:bookmarkEnd w:id="201"/>
+      <w:bookmarkEnd w:id="202"/>
+      <w:bookmarkEnd w:id="306"/>
     </w:p>
     <w:p>
       <w:r>
@@ -37724,15 +37809,17 @@
       <w:pPr>
         <w:pStyle w:val="Heading3"/>
       </w:pPr>
-      <w:bookmarkStart w:name="_Toc505250229" w:id="229"/>
-      <w:bookmarkStart w:name="_Toc239426623" w:id="137"/>
-      <w:bookmarkStart w:name="_Toc241334787" w:id="138"/>
+      <w:bookmarkStart w:name="_Toc48274307" w:id="307"/>
+      <w:bookmarkStart w:name="_Toc239426623" w:id="203"/>
+      <w:bookmarkStart w:name="_Toc241334787" w:id="204"/>
+      <w:bookmarkStart w:name="_Toc505250229" w:id="205"/>
       <w:r>
         <w:t>Authoring</w:t>
       </w:r>
-      <w:bookmarkEnd w:id="137"/>
-      <w:bookmarkEnd w:id="138"/>
-      <w:bookmarkEnd w:id="229"/>
+      <w:bookmarkEnd w:id="203"/>
+      <w:bookmarkEnd w:id="204"/>
+      <w:bookmarkEnd w:id="205"/>
+      <w:bookmarkEnd w:id="307"/>
     </w:p>
     <w:p>
       <w:r>
@@ -37763,18 +37850,20 @@
           <w:rFonts w:eastAsia="Times New Roman"/>
         </w:rPr>
       </w:pPr>
-      <w:bookmarkStart w:name="_Toc505250230" w:id="230"/>
-      <w:bookmarkStart w:name="_Toc239426624" w:id="139"/>
-      <w:bookmarkStart w:name="_Toc241334788" w:id="140"/>
+      <w:bookmarkStart w:name="_Toc48274308" w:id="308"/>
+      <w:bookmarkStart w:name="_Toc239426624" w:id="206"/>
+      <w:bookmarkStart w:name="_Toc241334788" w:id="207"/>
+      <w:bookmarkStart w:name="_Toc505250230" w:id="208"/>
       <w:r>
         <w:rPr>
           <w:rFonts w:eastAsia="Times New Roman"/>
         </w:rPr>
         <w:t>Mailmerge</w:t>
       </w:r>
-      <w:bookmarkEnd w:id="139"/>
-      <w:bookmarkEnd w:id="140"/>
-      <w:bookmarkEnd w:id="230"/>
+      <w:bookmarkEnd w:id="206"/>
+      <w:bookmarkEnd w:id="207"/>
+      <w:bookmarkEnd w:id="208"/>
+      <w:bookmarkEnd w:id="308"/>
     </w:p>
     <w:p>
       <w:r>
@@ -37785,15 +37874,17 @@
       <w:pPr>
         <w:pStyle w:val="Heading1"/>
       </w:pPr>
-      <w:bookmarkStart w:name="_Toc505250231" w:id="231"/>
-      <w:bookmarkStart w:name="_Toc239426625" w:id="141"/>
-      <w:bookmarkStart w:name="_Toc241334789" w:id="142"/>
+      <w:bookmarkStart w:name="_Toc48274309" w:id="309"/>
+      <w:bookmarkStart w:name="_Toc239426625" w:id="209"/>
+      <w:bookmarkStart w:name="_Toc241334789" w:id="210"/>
+      <w:bookmarkStart w:name="_Toc505250231" w:id="211"/>
       <w:r>
         <w:t>SmartArt</w:t>
       </w:r>
-      <w:bookmarkEnd w:id="141"/>
-      <w:bookmarkEnd w:id="142"/>
-      <w:bookmarkEnd w:id="231"/>
+      <w:bookmarkEnd w:id="209"/>
+      <w:bookmarkEnd w:id="210"/>
+      <w:bookmarkEnd w:id="211"/>
+      <w:bookmarkEnd w:id="309"/>
     </w:p>
     <w:p>
       <w:r>
@@ -37802,7 +37893,6 @@
     </w:p>
     <w:p>
       <w:r>
-        <w:lastRenderedPageBreak/>
         <w:t>From docx4j 2.7.0, you can also generate SmartArt.</w:t>
       </w:r>
     </w:p>
@@ -37897,29 +37987,34 @@
       <w:pPr>
         <w:pStyle w:val="Heading1"/>
       </w:pPr>
-      <w:bookmarkStart w:name="_Toc505250232" w:id="232"/>
-      <w:bookmarkStart w:name="_Toc239426626" w:id="143"/>
-      <w:bookmarkStart w:name="_Toc241334790" w:id="144"/>
-      <w:r>
+      <w:bookmarkStart w:name="_Toc48274310" w:id="310"/>
+      <w:bookmarkStart w:name="_Toc239426626" w:id="212"/>
+      <w:bookmarkStart w:name="_Toc241334790" w:id="213"/>
+      <w:bookmarkStart w:name="_Toc505250232" w:id="214"/>
+      <w:r>
+        <w:lastRenderedPageBreak/>
         <w:t>JAXB stuff</w:t>
       </w:r>
-      <w:bookmarkEnd w:id="143"/>
-      <w:bookmarkEnd w:id="144"/>
-      <w:bookmarkEnd w:id="232"/>
+      <w:bookmarkEnd w:id="212"/>
+      <w:bookmarkEnd w:id="213"/>
+      <w:bookmarkEnd w:id="214"/>
+      <w:bookmarkEnd w:id="310"/>
     </w:p>
     <w:p>
       <w:pPr>
         <w:pStyle w:val="Heading2"/>
       </w:pPr>
-      <w:bookmarkStart w:name="_Toc505250233" w:id="233"/>
-      <w:bookmarkStart w:name="_Toc239426627" w:id="145"/>
-      <w:bookmarkStart w:name="_Toc241334791" w:id="146"/>
+      <w:bookmarkStart w:name="_Toc48274311" w:id="311"/>
+      <w:bookmarkStart w:name="_Toc239426627" w:id="215"/>
+      <w:bookmarkStart w:name="_Toc241334791" w:id="216"/>
+      <w:bookmarkStart w:name="_Toc505250233" w:id="217"/>
       <w:r>
         <w:t>Cloning</w:t>
       </w:r>
-      <w:bookmarkEnd w:id="145"/>
-      <w:bookmarkEnd w:id="146"/>
-      <w:bookmarkEnd w:id="233"/>
+      <w:bookmarkEnd w:id="215"/>
+      <w:bookmarkEnd w:id="216"/>
+      <w:bookmarkEnd w:id="217"/>
+      <w:bookmarkEnd w:id="311"/>
     </w:p>
     <w:p>
       <w:pPr>
@@ -38129,19 +38224,21 @@
           <w:szCs w:val="18"/>
         </w:rPr>
       </w:pPr>
-      <w:bookmarkStart w:name="_Toc505250234" w:id="234"/>
-      <w:bookmarkStart w:name="_Toc239426628" w:id="147"/>
-      <w:bookmarkStart w:name="_Ref273527051" w:id="148"/>
-      <w:bookmarkStart w:name="_Toc241334792" w:id="149"/>
+      <w:bookmarkStart w:name="_Toc48274312" w:id="312"/>
+      <w:bookmarkStart w:name="_Toc239426628" w:id="218"/>
+      <w:bookmarkStart w:name="_Toc241334792" w:id="219"/>
+      <w:bookmarkStart w:name="_Toc505250234" w:id="220"/>
+      <w:bookmarkStart w:name="_Ref273527051" w:id="221"/>
       <w:r>
         <w:rPr>
           <w:lang w:val="de-DE"/>
         </w:rPr>
         <w:t>javax.xml.bind.JAXBElement</w:t>
       </w:r>
-      <w:bookmarkEnd w:id="147"/>
-      <w:bookmarkEnd w:id="149"/>
-      <w:bookmarkEnd w:id="234"/>
+      <w:bookmarkEnd w:id="218"/>
+      <w:bookmarkEnd w:id="219"/>
+      <w:bookmarkEnd w:id="220"/>
+      <w:bookmarkEnd w:id="312"/>
     </w:p>
     <w:p>
       <w:r>
@@ -38307,20 +38404,21 @@
       <w:pPr>
         <w:pStyle w:val="Heading2"/>
       </w:pPr>
-      <w:bookmarkStart w:name="_Toc505250235" w:id="235"/>
-      <w:bookmarkStart w:name="_Toc239426629" w:id="150"/>
-      <w:bookmarkStart w:name="_Toc241334793" w:id="151"/>
+      <w:bookmarkStart w:name="_Toc48274313" w:id="313"/>
+      <w:bookmarkStart w:name="_Toc239426629" w:id="222"/>
+      <w:bookmarkStart w:name="_Toc241334793" w:id="223"/>
+      <w:bookmarkStart w:name="_Toc505250235" w:id="224"/>
       <w:r>
         <w:t>@XmlRootElement</w:t>
       </w:r>
-      <w:bookmarkEnd w:id="148"/>
-      <w:bookmarkEnd w:id="150"/>
-      <w:bookmarkEnd w:id="151"/>
-      <w:bookmarkEnd w:id="235"/>
-    </w:p>
-    <w:p>
-      <w:r>
-        <w:lastRenderedPageBreak/>
+      <w:bookmarkEnd w:id="221"/>
+      <w:bookmarkEnd w:id="222"/>
+      <w:bookmarkEnd w:id="223"/>
+      <w:bookmarkEnd w:id="224"/>
+      <w:bookmarkEnd w:id="313"/>
+    </w:p>
+    <w:p>
+      <w:r>
         <w:t xml:space="preserve">Most commonly used objects have an </w:t>
       </w:r>
       <w:r>
@@ -38730,6 +38828,7 @@
           <w:szCs w:val="18"/>
           <w:lang w:val="de-DE"/>
         </w:rPr>
+        <w:lastRenderedPageBreak/>
         <w:t xml:space="preserve">        </w:t>
       </w:r>
       <w:r>
@@ -39320,18 +39419,20 @@
           <w:rFonts w:eastAsia="Times New Roman"/>
         </w:rPr>
       </w:pPr>
-      <w:bookmarkStart w:name="_Toc505250236" w:id="236"/>
-      <w:bookmarkStart w:name="_Toc239426630" w:id="152"/>
-      <w:bookmarkStart w:name="_Toc241334794" w:id="153"/>
+      <w:bookmarkStart w:name="_Toc48274314" w:id="314"/>
+      <w:bookmarkStart w:name="_Toc239426630" w:id="225"/>
+      <w:bookmarkStart w:name="_Toc241334794" w:id="226"/>
+      <w:bookmarkStart w:name="_Toc505250236" w:id="227"/>
       <w:r>
         <w:rPr>
           <w:rFonts w:eastAsia="Times New Roman"/>
         </w:rPr>
         <w:t>Merging Documents and Presentations</w:t>
       </w:r>
-      <w:bookmarkEnd w:id="152"/>
-      <w:bookmarkEnd w:id="153"/>
-      <w:bookmarkEnd w:id="236"/>
+      <w:bookmarkEnd w:id="225"/>
+      <w:bookmarkEnd w:id="226"/>
+      <w:bookmarkEnd w:id="227"/>
+      <w:bookmarkEnd w:id="314"/>
     </w:p>
     <w:p>
       <w:pPr>
@@ -39443,7 +39544,6 @@
           <w:sz w:val="22"/>
           <w:szCs w:val="22"/>
         </w:rPr>
-        <w:lastRenderedPageBreak/>
         <w:t>Plutext’s Enterprise edition of docx4j includes “MergeDocx” code  which makes merging documents as easy as invoking the method:</w:t>
       </w:r>
     </w:p>
@@ -39665,6 +39765,7 @@
           <w:sz w:val="16"/>
           <w:szCs w:val="16"/>
         </w:rPr>
+        <w:lastRenderedPageBreak/>
         <w:tab/>
         <w:t>public</w:t>
       </w:r>
@@ -39727,9 +39828,10 @@
           <w:u w:val="single"/>
         </w:rPr>
       </w:pPr>
-      <w:bookmarkStart w:name="_Toc505250237" w:id="237"/>
-      <w:bookmarkStart w:name="_Toc239426631" w:id="154"/>
-      <w:bookmarkStart w:name="_Toc241334795" w:id="155"/>
+      <w:bookmarkStart w:name="_Toc48274315" w:id="315"/>
+      <w:bookmarkStart w:name="_Toc239426631" w:id="228"/>
+      <w:bookmarkStart w:name="_Toc241334795" w:id="229"/>
+      <w:bookmarkStart w:name="_Toc505250237" w:id="230"/>
       <w:r>
         <w:rPr>
           <w:u w:val="single"/>
@@ -39754,9 +39856,10 @@
         </w:rPr>
         <w:t>Font Mapping</w:t>
       </w:r>
-      <w:bookmarkEnd w:id="154"/>
-      <w:bookmarkEnd w:id="155"/>
-      <w:bookmarkEnd w:id="237"/>
+      <w:bookmarkEnd w:id="228"/>
+      <w:bookmarkEnd w:id="229"/>
+      <w:bookmarkEnd w:id="230"/>
+      <w:bookmarkEnd w:id="315"/>
     </w:p>
     <w:p>
       <w:pPr>
@@ -41788,14 +41891,16 @@
       <w:pPr>
         <w:pStyle w:val="Heading2"/>
       </w:pPr>
-      <w:bookmarkStart w:name="_Toc505250238" w:id="238"/>
-      <w:bookmarkStart w:name="_Toc241334796" w:id="156"/>
+      <w:bookmarkStart w:name="_Toc48274316" w:id="316"/>
+      <w:bookmarkStart w:name="_Toc241334796" w:id="231"/>
+      <w:bookmarkStart w:name="_Toc505250238" w:id="232"/>
       <w:r>
         <w:lastRenderedPageBreak/>
         <w:t>FontsAnalysis: what a document uses, and what docx4j draws it with</w:t>
       </w:r>
-      <w:bookmarkEnd w:id="156"/>
-      <w:bookmarkEnd w:id="238"/>
+      <w:bookmarkEnd w:id="231"/>
+      <w:bookmarkEnd w:id="232"/>
+      <w:bookmarkEnd w:id="316"/>
     </w:p>
     <w:p>
       <w:r>
@@ -41841,6 +41946,99 @@
       </w:r>
     </w:p>
     <w:p>
+      <w:r>
+        <w:rPr>
+          <w:b/>
+          <w:bCs/>
+        </w:rPr>
+        <w:t xml:space="preserve">Embedding a font in a document.  </w:t>
+      </w:r>
+      <w:r>
+        <w:t xml:space="preserve">From 17.3.0, org.docx4j.fonts.FontEmbedder embeds a TrueType font file in a docx as Word does, so that Word on a machine without the font draws the document in it: FontEmbedder.embed(wordMLPackage, new File("NotoNaskhArabic-Regular.ttf")) adds the obfuscated font part, the font table entry Word needs before it will use an embedded font (its signature above all), and the w:embedTrueTypeFonts setting; </w:t>
+      </w:r>
+      <w:r>
+        <w:t xml:space="preserve">embed returns the Fonts.Font entry it wrote or updated, and its getName() is the w:font/@w:name, which is the </w:t>
+      </w:r>
+      <w:r>
+        <w:t xml:space="preserve">family name </w:t>
+      </w:r>
+      <w:r>
+        <w:t xml:space="preserve">string </w:t>
+      </w:r>
+      <w:r>
+        <w:t xml:space="preserve">you use in </w:t>
+      </w:r>
+      <w:r>
+        <w:t>run</w:t>
+      </w:r>
+      <w:r>
+        <w:t>’</w:t>
+      </w:r>
+      <w:r>
+        <w:t>s w:rFonts</w:t>
+      </w:r>
+      <w:r>
+        <w:t>.</w:t>
+      </w:r>
+    </w:p>
+    <w:p>
+      <w:r>
+        <w:t xml:space="preserve">The whole font is embedded unless the </w:t>
+      </w:r>
+      <w:r>
+        <w:rPr>
+          <w:b/>
+          <w:bCs/>
+        </w:rPr>
+        <w:t>EmbedPolicy</w:t>
+      </w:r>
+      <w:r>
+        <w:t xml:space="preserve"> says otherwise: </w:t>
+      </w:r>
+    </w:p>
+    <w:p>
+      <w:pPr>
+        <w:pStyle w:val="ListParagraph"/>
+        <w:numPr>
+          <w:ilvl w:val="0"/>
+          <w:numId w:val="44"/>
+        </w:numPr>
+      </w:pPr>
+      <w:r>
+        <w:t xml:space="preserve">AS_WORD, the default, subsets to the characters used only when the document’s w:saveSubsetFonts is set and fewer than 32 distinct characters of the face are used, as Word does; </w:t>
+      </w:r>
+    </w:p>
+    <w:p>
+      <w:pPr>
+        <w:pStyle w:val="ListParagraph"/>
+        <w:numPr>
+          <w:ilvl w:val="0"/>
+          <w:numId w:val="44"/>
+        </w:numPr>
+      </w:pPr>
+      <w:r>
+        <w:t xml:space="preserve">SUBSET always subsets, for a document for distribution; </w:t>
+      </w:r>
+    </w:p>
+    <w:p>
+      <w:pPr>
+        <w:pStyle w:val="ListParagraph"/>
+        <w:numPr>
+          <w:ilvl w:val="0"/>
+          <w:numId w:val="44"/>
+        </w:numPr>
+      </w:pPr>
+      <w:r>
+        <w:t xml:space="preserve">WHOLE never does, for one that will go on being edited.  </w:t>
+      </w:r>
+    </w:p>
+    <w:p>
+      <w:r>
+        <w:lastRenderedPageBreak/>
+        <w:t>A subset keeps its glyph ids and layout tables, so it shapes as the whole font does.  A font whose OS/2 fsType forbids embedding is refused, as are CFF-flavoured OpenType, variable fonts and collections; the flag is not the licence, which stays yours to check.  The EmbedFont sample is the command-line form.</w:t>
+      </w:r>
+    </w:p>
+    <w:p>
       <w:pPr>
         <w:pStyle w:val="Heading1"/>
         <w:rPr>
@@ -41848,9 +42046,10 @@
           <w:u w:val="single"/>
         </w:rPr>
       </w:pPr>
-      <w:bookmarkStart w:name="_Toc505250239" w:id="239"/>
-      <w:bookmarkStart w:name="_Toc239426632" w:id="157"/>
-      <w:bookmarkStart w:name="_Toc241334797" w:id="158"/>
+      <w:bookmarkStart w:name="_Toc48274317" w:id="317"/>
+      <w:bookmarkStart w:name="_Toc239426632" w:id="233"/>
+      <w:bookmarkStart w:name="_Toc241334797" w:id="234"/>
+      <w:bookmarkStart w:name="_Toc505250239" w:id="235"/>
       <w:r>
         <w:rPr>
           <w:u w:val="single"/>
@@ -41869,9 +42068,10 @@
         </w:rPr>
         <w:t>Office font solutions</w:t>
       </w:r>
-      <w:bookmarkEnd w:id="157"/>
-      <w:bookmarkEnd w:id="158"/>
-      <w:bookmarkEnd w:id="239"/>
+      <w:bookmarkEnd w:id="233"/>
+      <w:bookmarkEnd w:id="234"/>
+      <w:bookmarkEnd w:id="235"/>
+      <w:bookmarkEnd w:id="317"/>
     </w:p>
     <w:p>
       <w:r>
@@ -41959,10 +42159,10 @@
                 <w:szCs w:val="20"/>
               </w:rPr>
             </w:pPr>
-            <w:bookmarkStart w:name="_Hlk216263573" w:id="159"/>
+            <w:bookmarkStart w:name="_Hlk216263573" w:id="236"/>
           </w:p>
         </w:tc>
-        <w:bookmarkEnd w:id="159"/>
+        <w:bookmarkEnd w:id="236"/>
         <w:tc>
           <w:tcPr>
             <w:tcW w:w="2977" w:type="dxa"/>
@@ -42085,7 +42285,6 @@
                 <w:sz w:val="20"/>
                 <w:szCs w:val="20"/>
               </w:rPr>
-              <w:lastRenderedPageBreak/>
               <w:t>Office 95 / 97/ 2000 / XP / 2003</w:t>
             </w:r>
           </w:p>
@@ -42174,7 +42373,7 @@
                 <w:szCs w:val="20"/>
               </w:rPr>
             </w:pPr>
-            <w:bookmarkStart w:name="_Hlk216262781" w:id="160"/>
+            <w:bookmarkStart w:name="_Hlk216262781" w:id="237"/>
             <w:r>
               <w:rPr>
                 <w:rFonts w:ascii="Tinos" w:hAnsi="Tinos" w:cs="Tinos"/>
@@ -42213,7 +42412,7 @@
               </w:rPr>
               <w:t>Cousine</w:t>
             </w:r>
-            <w:bookmarkEnd w:id="160"/>
+            <w:bookmarkEnd w:id="237"/>
             <w:r>
               <w:rPr>
                 <w:sz w:val="20"/>
@@ -42235,7 +42434,7 @@
                 <w:szCs w:val="20"/>
               </w:rPr>
             </w:pPr>
-            <w:bookmarkStart w:name="_Hlk216261979" w:id="161"/>
+            <w:bookmarkStart w:name="_Hlk216261979" w:id="238"/>
             <w:r>
               <w:rPr>
                 <w:rFonts w:ascii="Liberation Serif" w:hAnsi="Liberation Serif" w:cs="Liberation Serif"/>
@@ -42274,7 +42473,7 @@
               </w:rPr>
               <w:t>Liberation Mono</w:t>
             </w:r>
-            <w:bookmarkEnd w:id="161"/>
+            <w:bookmarkEnd w:id="238"/>
             <w:r>
               <w:rPr>
                 <w:sz w:val="20"/>
@@ -42935,6 +43134,7 @@
           <w:sz w:val="16"/>
           <w:szCs w:val="16"/>
         </w:rPr>
+        <w:lastRenderedPageBreak/>
         <w:tab/>
         <w:t>fontMapper.put("Times New Roman", PhysicalFonts.</w:t>
       </w:r>
@@ -43333,14 +43533,15 @@
       <w:pPr>
         <w:pStyle w:val="Heading2"/>
       </w:pPr>
+      <w:bookmarkStart w:name="_Toc48274318" w:id="318"/>
+      <w:bookmarkStart w:name="_Toc241334798" w:id="239"/>
       <w:bookmarkStart w:name="_Toc505250240" w:id="240"/>
-      <w:bookmarkStart w:name="_Toc241334798" w:id="162"/>
-      <w:r>
-        <w:lastRenderedPageBreak/>
+      <w:r>
         <w:t>Aptos and the 2023 default theme</w:t>
       </w:r>
-      <w:bookmarkEnd w:id="162"/>
+      <w:bookmarkEnd w:id="239"/>
       <w:bookmarkEnd w:id="240"/>
+      <w:bookmarkEnd w:id="318"/>
     </w:p>
     <w:p>
       <w:r>
@@ -43397,7 +43598,7 @@
 </file>
 
 <file path=word/endnotes.xml><?xml version="1.0" encoding="utf-8"?>
-<w:endnotes xmlns:w="http://schemas.openxmlformats.org/wordprocessingml/2006/main" xmlns:w16du="http://schemas.microsoft.com/office/word/2023/wordml/word16du" xmlns:w14="http://schemas.microsoft.com/office/word/2010/wordml" xmlns:w16sdtdh="http://schemas.microsoft.com/office/word/2020/wordml/sdtdatahash" xmlns:w15="http://schemas.microsoft.com/office/word/2012/wordml" xmlns:w16sdtfl="http://schemas.microsoft.com/office/word/2024/wordml/sdtformatlock" xmlns:w16se="http://schemas.microsoft.com/office/word/2015/wordml/symex" xmlns:r="http://schemas.openxmlformats.org/officeDocument/2006/relationships" xmlns:m="http://schemas.openxmlformats.org/officeDocument/2006/math" xmlns:a="http://schemas.openxmlformats.org/drawingml/2006/main" xmlns:wp="http://schemas.openxmlformats.org/drawingml/2006/wordprocessingDrawing" xmlns:wp14="http://schemas.microsoft.com/office/word/2010/wordprocessingDrawing" xmlns:mc="http://schemas.openxmlformats.org/markup-compatibility/2006" xmlns:a14="http://schemas.microsoft.com/office/drawing/2010/main" xmlns:w16cid="http://schemas.microsoft.com/office/word/2016/wordml/cid" xmlns:sl="http://schemas.openxmlformats.org/schemaLibrary/2006/main" xmlns:wne="http://schemas.microsoft.com/office/word/2006/wordml" xmlns:c="http://schemas.openxmlformats.org/drawingml/2006/chart" xmlns:cdr="http://schemas.openxmlformats.org/drawingml/2006/chartDrawing" xmlns:c14="http://schemas.microsoft.com/office/drawing/2007/8/2/chart" xmlns:dgm="http://schemas.openxmlformats.org/drawingml/2006/diagram" xmlns:pic="http://schemas.openxmlformats.org/drawingml/2006/picture" xmlns:xdr="http://schemas.openxmlformats.org/drawingml/2006/spreadsheetDrawing" xmlns:dsp="http://schemas.microsoft.com/office/drawing/2008/diagram" xmlns:o="urn:schemas-microsoft-com:office:office" xmlns:v="urn:schemas-microsoft-com:vml" xmlns:w10="urn:schemas-microsoft-com:office:word" xmlns:xvml="urn:schemas-microsoft-com:office:excel" xmlns:pvml="urn:schemas-microsoft-com:office:powerpoint" xmlns:cppr="http://schemas.microsoft.com/office/2006/coverPageProps" xmlns:odx="http://opendope.org/xpaths" xmlns:odc="http://opendope.org/conditions" xmlns:odq="http://opendope.org/questions" xmlns:oda="http://opendope.org/answers" xmlns:odi="http://opendope.org/components" xmlns:odgm="http://opendope.org/SmartArt/DataHierarchy" xmlns:b="http://schemas.openxmlformats.org/officeDocument/2006/bibliography" xmlns:msink="http://schemas.microsoft.com/ink/2010/main" xmlns:cdr14="http://schemas.microsoft.com/office/drawing/2010/chartDrawing" xmlns:c15="http://schemas.microsoft.com/office/drawing/2012/chart" xmlns:cs="http://schemas.microsoft.com/office/drawing/2012/chartStyle" xmlns:ns43="http://www.w3.org/1998/Math/MathML" xmlns:ns44="http://www.w3.org/2003/InkML" xmlns:a13cmd="http://schemas.microsoft.com/office/drawing/2013/main/command" xmlns:cx="http://schemas.microsoft.com/office/drawing/2014/chartex" xmlns:c16="http://schemas.microsoft.com/office/drawing/2014/chart" xmlns:dgm1611="http://schemas.microsoft.com/office/drawing/2016/11/diagram" xmlns:c16r3="http://schemas.microsoft.com/office/drawing/2017/03/chart" xmlns:am3d="http://schemas.microsoft.com/office/drawing/2017/model3d" xmlns:an18="http://schemas.microsoft.com/office/drawing/2018/animation" xmlns:anam3d="http://schemas.microsoft.com/office/drawing/2018/animation/model3d" xmlns:iact="http://schemas.microsoft.com/office/powerpoint/2014/inkAction" xmlns:thm15="http://schemas.microsoft.com/office/thememl/2012/main" xmlns:wps="http://schemas.microsoft.com/office/word/2010/wordprocessingShape" xmlns:wpc="http://schemas.microsoft.com/office/word/2010/wordprocessingCanvas" xmlns:wpg="http://schemas.microsoft.com/office/word/2010/wordprocessingGroup" xmlns:w16="http://schemas.microsoft.com/office/word/2018/wordml" xmlns:w16cex="http://schemas.microsoft.com/office/word/2018/wordml/cex" xmlns:cei="http://schemas.microsoft.com/office/word/2026/wordml/cei" xmlns:wetp="http://schemas.microsoft.com/office/webextensions/taskpanes/2010/11" xmlns:we="http://schemas.microsoft.com/office/webextensions/webextension/2010/11" xmlns:comp="http://schemas.openxmlformats.org/drawingml/2006/compatibility" xmlns:lc="http://schemas.openxmlformats.org/drawingml/2006/lockedCanvas" xmlns:dgm14="http://schemas.microsoft.com/office/drawing/2010/diagram" xmlns:a15="http://schemas.microsoft.com/office/drawing/2012/main" xmlns:pic14="http://schemas.microsoft.com/office/drawing/2010/picture" xmlns:c16ac="http://schemas.microsoft.com/office/drawing/2014/chart/ac" xmlns:a16="http://schemas.microsoft.com/office/drawing/2014/main" xmlns:a1611="http://schemas.microsoft.com/office/drawing/2016/11/main" xmlns:dgm1612="http://schemas.microsoft.com/office/drawing/2016/12/diagram" xmlns:a16svg="http://schemas.microsoft.com/office/drawing/2016/SVG/main" xmlns:adec="http://schemas.microsoft.com/office/drawing/2017/decorative" xmlns:a18hc="http://schemas.microsoft.com/office/drawing/2018/hyperlinkcolor" xmlns:wp15="http://schemas.microsoft.com/office/word/2012/wordprocessingDrawing" mc:Ignorable="w14 w15 w16se w16cid w16 w16cex w16sdtdh w16sdtfl w16du wp14">
+<w:endnotes xmlns:w="http://schemas.openxmlformats.org/wordprocessingml/2006/main" xmlns:w14="http://schemas.microsoft.com/office/word/2010/wordml" xmlns:w16du="http://schemas.microsoft.com/office/word/2023/wordml/word16du" xmlns:w16sdtdh="http://schemas.microsoft.com/office/word/2020/wordml/sdtdatahash" xmlns:w15="http://schemas.microsoft.com/office/word/2012/wordml" xmlns:w16sdtfl="http://schemas.microsoft.com/office/word/2024/wordml/sdtformatlock" xmlns:r="http://schemas.openxmlformats.org/officeDocument/2006/relationships" xmlns:w16se="http://schemas.microsoft.com/office/word/2015/wordml/symex" xmlns:m="http://schemas.openxmlformats.org/officeDocument/2006/math" xmlns:a="http://schemas.openxmlformats.org/drawingml/2006/main" xmlns:wp="http://schemas.openxmlformats.org/drawingml/2006/wordprocessingDrawing" xmlns:wp14="http://schemas.microsoft.com/office/word/2010/wordprocessingDrawing" xmlns:mc="http://schemas.openxmlformats.org/markup-compatibility/2006" xmlns:a14="http://schemas.microsoft.com/office/drawing/2010/main" xmlns:w16cid="http://schemas.microsoft.com/office/word/2016/wordml/cid" xmlns:sl="http://schemas.openxmlformats.org/schemaLibrary/2006/main" xmlns:wne="http://schemas.microsoft.com/office/word/2006/wordml" xmlns:c="http://schemas.openxmlformats.org/drawingml/2006/chart" xmlns:cdr="http://schemas.openxmlformats.org/drawingml/2006/chartDrawing" xmlns:c14="http://schemas.microsoft.com/office/drawing/2007/8/2/chart" xmlns:dgm="http://schemas.openxmlformats.org/drawingml/2006/diagram" xmlns:pic="http://schemas.openxmlformats.org/drawingml/2006/picture" xmlns:xdr="http://schemas.openxmlformats.org/drawingml/2006/spreadsheetDrawing" xmlns:dsp="http://schemas.microsoft.com/office/drawing/2008/diagram" xmlns:o="urn:schemas-microsoft-com:office:office" xmlns:v="urn:schemas-microsoft-com:vml" xmlns:w10="urn:schemas-microsoft-com:office:word" xmlns:xvml="urn:schemas-microsoft-com:office:excel" xmlns:pvml="urn:schemas-microsoft-com:office:powerpoint" xmlns:cppr="http://schemas.microsoft.com/office/2006/coverPageProps" xmlns:odx="http://opendope.org/xpaths" xmlns:odc="http://opendope.org/conditions" xmlns:odq="http://opendope.org/questions" xmlns:oda="http://opendope.org/answers" xmlns:odi="http://opendope.org/components" xmlns:odgm="http://opendope.org/SmartArt/DataHierarchy" xmlns:b="http://schemas.openxmlformats.org/officeDocument/2006/bibliography" xmlns:msink="http://schemas.microsoft.com/ink/2010/main" xmlns:cdr14="http://schemas.microsoft.com/office/drawing/2010/chartDrawing" xmlns:c15="http://schemas.microsoft.com/office/drawing/2012/chart" xmlns:cs="http://schemas.microsoft.com/office/drawing/2012/chartStyle" xmlns:ns43="http://www.w3.org/1998/Math/MathML" xmlns:ns44="http://www.w3.org/2003/InkML" xmlns:a13cmd="http://schemas.microsoft.com/office/drawing/2013/main/command" xmlns:cx="http://schemas.microsoft.com/office/drawing/2014/chartex" xmlns:c16="http://schemas.microsoft.com/office/drawing/2014/chart" xmlns:dgm1611="http://schemas.microsoft.com/office/drawing/2016/11/diagram" xmlns:c16r3="http://schemas.microsoft.com/office/drawing/2017/03/chart" xmlns:am3d="http://schemas.microsoft.com/office/drawing/2017/model3d" xmlns:an18="http://schemas.microsoft.com/office/drawing/2018/animation" xmlns:anam3d="http://schemas.microsoft.com/office/drawing/2018/animation/model3d" xmlns:iact="http://schemas.microsoft.com/office/powerpoint/2014/inkAction" xmlns:thm15="http://schemas.microsoft.com/office/thememl/2012/main" xmlns:wps="http://schemas.microsoft.com/office/word/2010/wordprocessingShape" xmlns:wpc="http://schemas.microsoft.com/office/word/2010/wordprocessingCanvas" xmlns:wpg="http://schemas.microsoft.com/office/word/2010/wordprocessingGroup" xmlns:w16="http://schemas.microsoft.com/office/word/2018/wordml" xmlns:w16cex="http://schemas.microsoft.com/office/word/2018/wordml/cex" xmlns:cei="http://schemas.microsoft.com/office/word/2026/wordml/cei" xmlns:wetp="http://schemas.microsoft.com/office/webextensions/taskpanes/2010/11" xmlns:we="http://schemas.microsoft.com/office/webextensions/webextension/2010/11" xmlns:comp="http://schemas.openxmlformats.org/drawingml/2006/compatibility" xmlns:lc="http://schemas.openxmlformats.org/drawingml/2006/lockedCanvas" xmlns:dgm14="http://schemas.microsoft.com/office/drawing/2010/diagram" xmlns:a15="http://schemas.microsoft.com/office/drawing/2012/main" xmlns:pic14="http://schemas.microsoft.com/office/drawing/2010/picture" xmlns:c16ac="http://schemas.microsoft.com/office/drawing/2014/chart/ac" xmlns:a16="http://schemas.microsoft.com/office/drawing/2014/main" xmlns:a1611="http://schemas.microsoft.com/office/drawing/2016/11/main" xmlns:dgm1612="http://schemas.microsoft.com/office/drawing/2016/12/diagram" xmlns:a16svg="http://schemas.microsoft.com/office/drawing/2016/SVG/main" xmlns:adec="http://schemas.microsoft.com/office/drawing/2017/decorative" xmlns:a18hc="http://schemas.microsoft.com/office/drawing/2018/hyperlinkcolor" xmlns:wp15="http://schemas.microsoft.com/office/word/2012/wordprocessingDrawing" mc:Ignorable="w14 w15 w16se w16cid w16 w16cex w16sdtdh w16sdtfl w16du wp14">
   <w:endnote w:type="separator" w:id="-1">
     <w:p>
       <w:pPr>
@@ -43422,7 +43623,7 @@
 </file>
 
 <file path=word/footer1.xml><?xml version="1.0" encoding="utf-8"?>
-<w:ftr xmlns:w="http://schemas.openxmlformats.org/wordprocessingml/2006/main" xmlns:w16du="http://schemas.microsoft.com/office/word/2023/wordml/word16du" xmlns:w14="http://schemas.microsoft.com/office/word/2010/wordml" xmlns:w16sdtdh="http://schemas.microsoft.com/office/word/2020/wordml/sdtdatahash" xmlns:w15="http://schemas.microsoft.com/office/word/2012/wordml" xmlns:w16sdtfl="http://schemas.microsoft.com/office/word/2024/wordml/sdtformatlock" xmlns:w16se="http://schemas.microsoft.com/office/word/2015/wordml/symex" xmlns:r="http://schemas.openxmlformats.org/officeDocument/2006/relationships" xmlns:m="http://schemas.openxmlformats.org/officeDocument/2006/math" xmlns:a="http://schemas.openxmlformats.org/drawingml/2006/main" xmlns:wp="http://schemas.openxmlformats.org/drawingml/2006/wordprocessingDrawing" xmlns:wp14="http://schemas.microsoft.com/office/word/2010/wordprocessingDrawing" xmlns:mc="http://schemas.openxmlformats.org/markup-compatibility/2006" xmlns:a14="http://schemas.microsoft.com/office/drawing/2010/main" xmlns:w16cid="http://schemas.microsoft.com/office/word/2016/wordml/cid" xmlns:sl="http://schemas.openxmlformats.org/schemaLibrary/2006/main" xmlns:wne="http://schemas.microsoft.com/office/word/2006/wordml" xmlns:c="http://schemas.openxmlformats.org/drawingml/2006/chart" xmlns:cdr="http://schemas.openxmlformats.org/drawingml/2006/chartDrawing" xmlns:c14="http://schemas.microsoft.com/office/drawing/2007/8/2/chart" xmlns:dgm="http://schemas.openxmlformats.org/drawingml/2006/diagram" xmlns:pic="http://schemas.openxmlformats.org/drawingml/2006/picture" xmlns:xdr="http://schemas.openxmlformats.org/drawingml/2006/spreadsheetDrawing" xmlns:dsp="http://schemas.microsoft.com/office/drawing/2008/diagram" xmlns:o="urn:schemas-microsoft-com:office:office" xmlns:v="urn:schemas-microsoft-com:vml" xmlns:w10="urn:schemas-microsoft-com:office:word" xmlns:xvml="urn:schemas-microsoft-com:office:excel" xmlns:pvml="urn:schemas-microsoft-com:office:powerpoint" xmlns:cppr="http://schemas.microsoft.com/office/2006/coverPageProps" xmlns:odx="http://opendope.org/xpaths" xmlns:odc="http://opendope.org/conditions" xmlns:odq="http://opendope.org/questions" xmlns:oda="http://opendope.org/answers" xmlns:odi="http://opendope.org/components" xmlns:odgm="http://opendope.org/SmartArt/DataHierarchy" xmlns:b="http://schemas.openxmlformats.org/officeDocument/2006/bibliography" xmlns:msink="http://schemas.microsoft.com/ink/2010/main" xmlns:cdr14="http://schemas.microsoft.com/office/drawing/2010/chartDrawing" xmlns:c15="http://schemas.microsoft.com/office/drawing/2012/chart" xmlns:cs="http://schemas.microsoft.com/office/drawing/2012/chartStyle" xmlns:ns43="http://www.w3.org/1998/Math/MathML" xmlns:ns44="http://www.w3.org/2003/InkML" xmlns:a13cmd="http://schemas.microsoft.com/office/drawing/2013/main/command" xmlns:cx="http://schemas.microsoft.com/office/drawing/2014/chartex" xmlns:c16="http://schemas.microsoft.com/office/drawing/2014/chart" xmlns:dgm1611="http://schemas.microsoft.com/office/drawing/2016/11/diagram" xmlns:c16r3="http://schemas.microsoft.com/office/drawing/2017/03/chart" xmlns:am3d="http://schemas.microsoft.com/office/drawing/2017/model3d" xmlns:an18="http://schemas.microsoft.com/office/drawing/2018/animation" xmlns:anam3d="http://schemas.microsoft.com/office/drawing/2018/animation/model3d" xmlns:iact="http://schemas.microsoft.com/office/powerpoint/2014/inkAction" xmlns:thm15="http://schemas.microsoft.com/office/thememl/2012/main" xmlns:wps="http://schemas.microsoft.com/office/word/2010/wordprocessingShape" xmlns:wpc="http://schemas.microsoft.com/office/word/2010/wordprocessingCanvas" xmlns:wpg="http://schemas.microsoft.com/office/word/2010/wordprocessingGroup" xmlns:w16="http://schemas.microsoft.com/office/word/2018/wordml" xmlns:w16cex="http://schemas.microsoft.com/office/word/2018/wordml/cex" xmlns:cei="http://schemas.microsoft.com/office/word/2026/wordml/cei" xmlns:wetp="http://schemas.microsoft.com/office/webextensions/taskpanes/2010/11" xmlns:we="http://schemas.microsoft.com/office/webextensions/webextension/2010/11" xmlns:comp="http://schemas.openxmlformats.org/drawingml/2006/compatibility" xmlns:lc="http://schemas.openxmlformats.org/drawingml/2006/lockedCanvas" xmlns:dgm14="http://schemas.microsoft.com/office/drawing/2010/diagram" xmlns:a15="http://schemas.microsoft.com/office/drawing/2012/main" xmlns:pic14="http://schemas.microsoft.com/office/drawing/2010/picture" xmlns:c16ac="http://schemas.microsoft.com/office/drawing/2014/chart/ac" xmlns:a16="http://schemas.microsoft.com/office/drawing/2014/main" xmlns:a1611="http://schemas.microsoft.com/office/drawing/2016/11/main" xmlns:dgm1612="http://schemas.microsoft.com/office/drawing/2016/12/diagram" xmlns:a16svg="http://schemas.microsoft.com/office/drawing/2016/SVG/main" xmlns:adec="http://schemas.microsoft.com/office/drawing/2017/decorative" xmlns:a18hc="http://schemas.microsoft.com/office/drawing/2018/hyperlinkcolor" xmlns:wp15="http://schemas.microsoft.com/office/word/2012/wordprocessingDrawing" mc:Ignorable="w14 w15 w16se w16cid w16 w16cex w16sdtdh w16sdtfl w16du wp14">
+<w:ftr xmlns:w="http://schemas.openxmlformats.org/wordprocessingml/2006/main" xmlns:w14="http://schemas.microsoft.com/office/word/2010/wordml" xmlns:w16du="http://schemas.microsoft.com/office/word/2023/wordml/word16du" xmlns:w16sdtdh="http://schemas.microsoft.com/office/word/2020/wordml/sdtdatahash" xmlns:w15="http://schemas.microsoft.com/office/word/2012/wordml" xmlns:w16sdtfl="http://schemas.microsoft.com/office/word/2024/wordml/sdtformatlock" xmlns:r="http://schemas.openxmlformats.org/officeDocument/2006/relationships" xmlns:w16se="http://schemas.microsoft.com/office/word/2015/wordml/symex" xmlns:m="http://schemas.openxmlformats.org/officeDocument/2006/math" xmlns:a="http://schemas.openxmlformats.org/drawingml/2006/main" xmlns:wp="http://schemas.openxmlformats.org/drawingml/2006/wordprocessingDrawing" xmlns:wp14="http://schemas.microsoft.com/office/word/2010/wordprocessingDrawing" xmlns:mc="http://schemas.openxmlformats.org/markup-compatibility/2006" xmlns:a14="http://schemas.microsoft.com/office/drawing/2010/main" xmlns:w16cid="http://schemas.microsoft.com/office/word/2016/wordml/cid" xmlns:sl="http://schemas.openxmlformats.org/schemaLibrary/2006/main" xmlns:wne="http://schemas.microsoft.com/office/word/2006/wordml" xmlns:c="http://schemas.openxmlformats.org/drawingml/2006/chart" xmlns:cdr="http://schemas.openxmlformats.org/drawingml/2006/chartDrawing" xmlns:c14="http://schemas.microsoft.com/office/drawing/2007/8/2/chart" xmlns:dgm="http://schemas.openxmlformats.org/drawingml/2006/diagram" xmlns:pic="http://schemas.openxmlformats.org/drawingml/2006/picture" xmlns:xdr="http://schemas.openxmlformats.org/drawingml/2006/spreadsheetDrawing" xmlns:dsp="http://schemas.microsoft.com/office/drawing/2008/diagram" xmlns:o="urn:schemas-microsoft-com:office:office" xmlns:v="urn:schemas-microsoft-com:vml" xmlns:w10="urn:schemas-microsoft-com:office:word" xmlns:xvml="urn:schemas-microsoft-com:office:excel" xmlns:pvml="urn:schemas-microsoft-com:office:powerpoint" xmlns:cppr="http://schemas.microsoft.com/office/2006/coverPageProps" xmlns:odx="http://opendope.org/xpaths" xmlns:odc="http://opendope.org/conditions" xmlns:odq="http://opendope.org/questions" xmlns:oda="http://opendope.org/answers" xmlns:odi="http://opendope.org/components" xmlns:odgm="http://opendope.org/SmartArt/DataHierarchy" xmlns:b="http://schemas.openxmlformats.org/officeDocument/2006/bibliography" xmlns:msink="http://schemas.microsoft.com/ink/2010/main" xmlns:cdr14="http://schemas.microsoft.com/office/drawing/2010/chartDrawing" xmlns:c15="http://schemas.microsoft.com/office/drawing/2012/chart" xmlns:cs="http://schemas.microsoft.com/office/drawing/2012/chartStyle" xmlns:ns43="http://www.w3.org/1998/Math/MathML" xmlns:ns44="http://www.w3.org/2003/InkML" xmlns:a13cmd="http://schemas.microsoft.com/office/drawing/2013/main/command" xmlns:cx="http://schemas.microsoft.com/office/drawing/2014/chartex" xmlns:c16="http://schemas.microsoft.com/office/drawing/2014/chart" xmlns:dgm1611="http://schemas.microsoft.com/office/drawing/2016/11/diagram" xmlns:c16r3="http://schemas.microsoft.com/office/drawing/2017/03/chart" xmlns:am3d="http://schemas.microsoft.com/office/drawing/2017/model3d" xmlns:an18="http://schemas.microsoft.com/office/drawing/2018/animation" xmlns:anam3d="http://schemas.microsoft.com/office/drawing/2018/animation/model3d" xmlns:iact="http://schemas.microsoft.com/office/powerpoint/2014/inkAction" xmlns:thm15="http://schemas.microsoft.com/office/thememl/2012/main" xmlns:wps="http://schemas.microsoft.com/office/word/2010/wordprocessingShape" xmlns:wpc="http://schemas.microsoft.com/office/word/2010/wordprocessingCanvas" xmlns:wpg="http://schemas.microsoft.com/office/word/2010/wordprocessingGroup" xmlns:w16="http://schemas.microsoft.com/office/word/2018/wordml" xmlns:w16cex="http://schemas.microsoft.com/office/word/2018/wordml/cex" xmlns:cei="http://schemas.microsoft.com/office/word/2026/wordml/cei" xmlns:wetp="http://schemas.microsoft.com/office/webextensions/taskpanes/2010/11" xmlns:we="http://schemas.microsoft.com/office/webextensions/webextension/2010/11" xmlns:comp="http://schemas.openxmlformats.org/drawingml/2006/compatibility" xmlns:lc="http://schemas.openxmlformats.org/drawingml/2006/lockedCanvas" xmlns:dgm14="http://schemas.microsoft.com/office/drawing/2010/diagram" xmlns:a15="http://schemas.microsoft.com/office/drawing/2012/main" xmlns:pic14="http://schemas.microsoft.com/office/drawing/2010/picture" xmlns:c16ac="http://schemas.microsoft.com/office/drawing/2014/chart/ac" xmlns:a16="http://schemas.microsoft.com/office/drawing/2014/main" xmlns:a1611="http://schemas.microsoft.com/office/drawing/2016/11/main" xmlns:dgm1612="http://schemas.microsoft.com/office/drawing/2016/12/diagram" xmlns:a16svg="http://schemas.microsoft.com/office/drawing/2016/SVG/main" xmlns:adec="http://schemas.microsoft.com/office/drawing/2017/decorative" xmlns:a18hc="http://schemas.microsoft.com/office/drawing/2018/hyperlinkcolor" xmlns:wp15="http://schemas.microsoft.com/office/word/2012/wordprocessingDrawing" mc:Ignorable="w14 w15 w16se w16cid w16 w16cex w16sdtdh w16sdtfl w16du wp14">
   <w:sdt>
     <w:sdtPr>
       <w:id w:val="349237360"/>
@@ -43471,7 +43672,7 @@
 </file>
 
 <file path=word/footnotes.xml><?xml version="1.0" encoding="utf-8"?>
-<w:footnotes xmlns:w="http://schemas.openxmlformats.org/wordprocessingml/2006/main" xmlns:w16du="http://schemas.microsoft.com/office/word/2023/wordml/word16du" xmlns:w14="http://schemas.microsoft.com/office/word/2010/wordml" xmlns:w16sdtdh="http://schemas.microsoft.com/office/word/2020/wordml/sdtdatahash" xmlns:w15="http://schemas.microsoft.com/office/word/2012/wordml" xmlns:w16sdtfl="http://schemas.microsoft.com/office/word/2024/wordml/sdtformatlock" xmlns:w16se="http://schemas.microsoft.com/office/word/2015/wordml/symex" xmlns:r="http://schemas.openxmlformats.org/officeDocument/2006/relationships" xmlns:m="http://schemas.openxmlformats.org/officeDocument/2006/math" xmlns:a="http://schemas.openxmlformats.org/drawingml/2006/main" xmlns:wp="http://schemas.openxmlformats.org/drawingml/2006/wordprocessingDrawing" xmlns:wp14="http://schemas.microsoft.com/office/word/2010/wordprocessingDrawing" xmlns:mc="http://schemas.openxmlformats.org/markup-compatibility/2006" xmlns:a14="http://schemas.microsoft.com/office/drawing/2010/main" xmlns:w16cid="http://schemas.microsoft.com/office/word/2016/wordml/cid" xmlns:sl="http://schemas.openxmlformats.org/schemaLibrary/2006/main" xmlns:wne="http://schemas.microsoft.com/office/word/2006/wordml" xmlns:c="http://schemas.openxmlformats.org/drawingml/2006/chart" xmlns:cdr="http://schemas.openxmlformats.org/drawingml/2006/chartDrawing" xmlns:c14="http://schemas.microsoft.com/office/drawing/2007/8/2/chart" xmlns:dgm="http://schemas.openxmlformats.org/drawingml/2006/diagram" xmlns:pic="http://schemas.openxmlformats.org/drawingml/2006/picture" xmlns:xdr="http://schemas.openxmlformats.org/drawingml/2006/spreadsheetDrawing" xmlns:dsp="http://schemas.microsoft.com/office/drawing/2008/diagram" xmlns:o="urn:schemas-microsoft-com:office:office" xmlns:v="urn:schemas-microsoft-com:vml" xmlns:w10="urn:schemas-microsoft-com:office:word" xmlns:xvml="urn:schemas-microsoft-com:office:excel" xmlns:pvml="urn:schemas-microsoft-com:office:powerpoint" xmlns:cppr="http://schemas.microsoft.com/office/2006/coverPageProps" xmlns:odx="http://opendope.org/xpaths" xmlns:odc="http://opendope.org/conditions" xmlns:odq="http://opendope.org/questions" xmlns:oda="http://opendope.org/answers" xmlns:odi="http://opendope.org/components" xmlns:odgm="http://opendope.org/SmartArt/DataHierarchy" xmlns:b="http://schemas.openxmlformats.org/officeDocument/2006/bibliography" xmlns:msink="http://schemas.microsoft.com/ink/2010/main" xmlns:cdr14="http://schemas.microsoft.com/office/drawing/2010/chartDrawing" xmlns:c15="http://schemas.microsoft.com/office/drawing/2012/chart" xmlns:cs="http://schemas.microsoft.com/office/drawing/2012/chartStyle" xmlns:ns43="http://www.w3.org/1998/Math/MathML" xmlns:ns44="http://www.w3.org/2003/InkML" xmlns:a13cmd="http://schemas.microsoft.com/office/drawing/2013/main/command" xmlns:cx="http://schemas.microsoft.com/office/drawing/2014/chartex" xmlns:c16="http://schemas.microsoft.com/office/drawing/2014/chart" xmlns:dgm1611="http://schemas.microsoft.com/office/drawing/2016/11/diagram" xmlns:c16r3="http://schemas.microsoft.com/office/drawing/2017/03/chart" xmlns:am3d="http://schemas.microsoft.com/office/drawing/2017/model3d" xmlns:an18="http://schemas.microsoft.com/office/drawing/2018/animation" xmlns:anam3d="http://schemas.microsoft.com/office/drawing/2018/animation/model3d" xmlns:iact="http://schemas.microsoft.com/office/powerpoint/2014/inkAction" xmlns:thm15="http://schemas.microsoft.com/office/thememl/2012/main" xmlns:wps="http://schemas.microsoft.com/office/word/2010/wordprocessingShape" xmlns:wpc="http://schemas.microsoft.com/office/word/2010/wordprocessingCanvas" xmlns:wpg="http://schemas.microsoft.com/office/word/2010/wordprocessingGroup" xmlns:w16="http://schemas.microsoft.com/office/word/2018/wordml" xmlns:w16cex="http://schemas.microsoft.com/office/word/2018/wordml/cex" xmlns:cei="http://schemas.microsoft.com/office/word/2026/wordml/cei" xmlns:wetp="http://schemas.microsoft.com/office/webextensions/taskpanes/2010/11" xmlns:we="http://schemas.microsoft.com/office/webextensions/webextension/2010/11" xmlns:comp="http://schemas.openxmlformats.org/drawingml/2006/compatibility" xmlns:lc="http://schemas.openxmlformats.org/drawingml/2006/lockedCanvas" xmlns:dgm14="http://schemas.microsoft.com/office/drawing/2010/diagram" xmlns:a15="http://schemas.microsoft.com/office/drawing/2012/main" xmlns:pic14="http://schemas.microsoft.com/office/drawing/2010/picture" xmlns:c16ac="http://schemas.microsoft.com/office/drawing/2014/chart/ac" xmlns:a16="http://schemas.microsoft.com/office/drawing/2014/main" xmlns:a1611="http://schemas.microsoft.com/office/drawing/2016/11/main" xmlns:dgm1612="http://schemas.microsoft.com/office/drawing/2016/12/diagram" xmlns:a16svg="http://schemas.microsoft.com/office/drawing/2016/SVG/main" xmlns:adec="http://schemas.microsoft.com/office/drawing/2017/decorative" xmlns:a18hc="http://schemas.microsoft.com/office/drawing/2018/hyperlinkcolor" xmlns:wp15="http://schemas.microsoft.com/office/word/2012/wordprocessingDrawing" mc:Ignorable="w14 w15 w16se w16cid w16 w16cex w16sdtdh w16sdtfl w16du wp14">
+<w:footnotes xmlns:w="http://schemas.openxmlformats.org/wordprocessingml/2006/main" xmlns:w14="http://schemas.microsoft.com/office/word/2010/wordml" xmlns:w16du="http://schemas.microsoft.com/office/word/2023/wordml/word16du" xmlns:w16sdtdh="http://schemas.microsoft.com/office/word/2020/wordml/sdtdatahash" xmlns:w15="http://schemas.microsoft.com/office/word/2012/wordml" xmlns:w16sdtfl="http://schemas.microsoft.com/office/word/2024/wordml/sdtformatlock" xmlns:r="http://schemas.openxmlformats.org/officeDocument/2006/relationships" xmlns:w16se="http://schemas.microsoft.com/office/word/2015/wordml/symex" xmlns:m="http://schemas.openxmlformats.org/officeDocument/2006/math" xmlns:a="http://schemas.openxmlformats.org/drawingml/2006/main" xmlns:wp="http://schemas.openxmlformats.org/drawingml/2006/wordprocessingDrawing" xmlns:wp14="http://schemas.microsoft.com/office/word/2010/wordprocessingDrawing" xmlns:mc="http://schemas.openxmlformats.org/markup-compatibility/2006" xmlns:a14="http://schemas.microsoft.com/office/drawing/2010/main" xmlns:w16cid="http://schemas.microsoft.com/office/word/2016/wordml/cid" xmlns:sl="http://schemas.openxmlformats.org/schemaLibrary/2006/main" xmlns:wne="http://schemas.microsoft.com/office/word/2006/wordml" xmlns:c="http://schemas.openxmlformats.org/drawingml/2006/chart" xmlns:cdr="http://schemas.openxmlformats.org/drawingml/2006/chartDrawing" xmlns:c14="http://schemas.microsoft.com/office/drawing/2007/8/2/chart" xmlns:dgm="http://schemas.openxmlformats.org/drawingml/2006/diagram" xmlns:pic="http://schemas.openxmlformats.org/drawingml/2006/picture" xmlns:xdr="http://schemas.openxmlformats.org/drawingml/2006/spreadsheetDrawing" xmlns:dsp="http://schemas.microsoft.com/office/drawing/2008/diagram" xmlns:o="urn:schemas-microsoft-com:office:office" xmlns:v="urn:schemas-microsoft-com:vml" xmlns:w10="urn:schemas-microsoft-com:office:word" xmlns:xvml="urn:schemas-microsoft-com:office:excel" xmlns:pvml="urn:schemas-microsoft-com:office:powerpoint" xmlns:cppr="http://schemas.microsoft.com/office/2006/coverPageProps" xmlns:odx="http://opendope.org/xpaths" xmlns:odc="http://opendope.org/conditions" xmlns:odq="http://opendope.org/questions" xmlns:oda="http://opendope.org/answers" xmlns:odi="http://opendope.org/components" xmlns:odgm="http://opendope.org/SmartArt/DataHierarchy" xmlns:b="http://schemas.openxmlformats.org/officeDocument/2006/bibliography" xmlns:msink="http://schemas.microsoft.com/ink/2010/main" xmlns:cdr14="http://schemas.microsoft.com/office/drawing/2010/chartDrawing" xmlns:c15="http://schemas.microsoft.com/office/drawing/2012/chart" xmlns:cs="http://schemas.microsoft.com/office/drawing/2012/chartStyle" xmlns:ns43="http://www.w3.org/1998/Math/MathML" xmlns:ns44="http://www.w3.org/2003/InkML" xmlns:a13cmd="http://schemas.microsoft.com/office/drawing/2013/main/command" xmlns:cx="http://schemas.microsoft.com/office/drawing/2014/chartex" xmlns:c16="http://schemas.microsoft.com/office/drawing/2014/chart" xmlns:dgm1611="http://schemas.microsoft.com/office/drawing/2016/11/diagram" xmlns:c16r3="http://schemas.microsoft.com/office/drawing/2017/03/chart" xmlns:am3d="http://schemas.microsoft.com/office/drawing/2017/model3d" xmlns:an18="http://schemas.microsoft.com/office/drawing/2018/animation" xmlns:anam3d="http://schemas.microsoft.com/office/drawing/2018/animation/model3d" xmlns:iact="http://schemas.microsoft.com/office/powerpoint/2014/inkAction" xmlns:thm15="http://schemas.microsoft.com/office/thememl/2012/main" xmlns:wps="http://schemas.microsoft.com/office/word/2010/wordprocessingShape" xmlns:wpc="http://schemas.microsoft.com/office/word/2010/wordprocessingCanvas" xmlns:wpg="http://schemas.microsoft.com/office/word/2010/wordprocessingGroup" xmlns:w16="http://schemas.microsoft.com/office/word/2018/wordml" xmlns:w16cex="http://schemas.microsoft.com/office/word/2018/wordml/cex" xmlns:cei="http://schemas.microsoft.com/office/word/2026/wordml/cei" xmlns:wetp="http://schemas.microsoft.com/office/webextensions/taskpanes/2010/11" xmlns:we="http://schemas.microsoft.com/office/webextensions/webextension/2010/11" xmlns:comp="http://schemas.openxmlformats.org/drawingml/2006/compatibility" xmlns:lc="http://schemas.openxmlformats.org/drawingml/2006/lockedCanvas" xmlns:dgm14="http://schemas.microsoft.com/office/drawing/2010/diagram" xmlns:a15="http://schemas.microsoft.com/office/drawing/2012/main" xmlns:pic14="http://schemas.microsoft.com/office/drawing/2010/picture" xmlns:c16ac="http://schemas.microsoft.com/office/drawing/2014/chart/ac" xmlns:a16="http://schemas.microsoft.com/office/drawing/2014/main" xmlns:a1611="http://schemas.microsoft.com/office/drawing/2016/11/main" xmlns:dgm1612="http://schemas.microsoft.com/office/drawing/2016/12/diagram" xmlns:a16svg="http://schemas.microsoft.com/office/drawing/2016/SVG/main" xmlns:adec="http://schemas.microsoft.com/office/drawing/2017/decorative" xmlns:a18hc="http://schemas.microsoft.com/office/drawing/2018/hyperlinkcolor" xmlns:wp15="http://schemas.microsoft.com/office/word/2012/wordprocessingDrawing" mc:Ignorable="w14 w15 w16se w16cid w16 w16cex w16sdtdh w16sdtfl w16du wp14">
   <w:footnote w:type="separator" w:id="-1">
     <w:p>
       <w:pPr>
@@ -43593,7 +43794,7 @@
 </file>
 
 <file path=word/numbering.xml><?xml version="1.0" encoding="utf-8"?>
-<w:numbering xmlns:w="http://schemas.openxmlformats.org/wordprocessingml/2006/main" xmlns:w16du="http://schemas.microsoft.com/office/word/2023/wordml/word16du" xmlns:w14="http://schemas.microsoft.com/office/word/2010/wordml" xmlns:w16sdtdh="http://schemas.microsoft.com/office/word/2020/wordml/sdtdatahash" xmlns:w15="http://schemas.microsoft.com/office/word/2012/wordml" xmlns:w16sdtfl="http://schemas.microsoft.com/office/word/2024/wordml/sdtformatlock" xmlns:w16se="http://schemas.microsoft.com/office/word/2015/wordml/symex" xmlns:r="http://schemas.openxmlformats.org/officeDocument/2006/relationships" xmlns:m="http://schemas.openxmlformats.org/officeDocument/2006/math" xmlns:a="http://schemas.openxmlformats.org/drawingml/2006/main" xmlns:wp="http://schemas.openxmlformats.org/drawingml/2006/wordprocessingDrawing" xmlns:wp14="http://schemas.microsoft.com/office/word/2010/wordprocessingDrawing" xmlns:mc="http://schemas.openxmlformats.org/markup-compatibility/2006" xmlns:a14="http://schemas.microsoft.com/office/drawing/2010/main" xmlns:w16cid="http://schemas.microsoft.com/office/word/2016/wordml/cid" xmlns:sl="http://schemas.openxmlformats.org/schemaLibrary/2006/main" xmlns:wne="http://schemas.microsoft.com/office/word/2006/wordml" xmlns:c="http://schemas.openxmlformats.org/drawingml/2006/chart" xmlns:cdr="http://schemas.openxmlformats.org/drawingml/2006/chartDrawing" xmlns:c14="http://schemas.microsoft.com/office/drawing/2007/8/2/chart" xmlns:dgm="http://schemas.openxmlformats.org/drawingml/2006/diagram" xmlns:pic="http://schemas.openxmlformats.org/drawingml/2006/picture" xmlns:xdr="http://schemas.openxmlformats.org/drawingml/2006/spreadsheetDrawing" xmlns:dsp="http://schemas.microsoft.com/office/drawing/2008/diagram" xmlns:o="urn:schemas-microsoft-com:office:office" xmlns:v="urn:schemas-microsoft-com:vml" xmlns:w10="urn:schemas-microsoft-com:office:word" xmlns:xvml="urn:schemas-microsoft-com:office:excel" xmlns:pvml="urn:schemas-microsoft-com:office:powerpoint" xmlns:cppr="http://schemas.microsoft.com/office/2006/coverPageProps" xmlns:odx="http://opendope.org/xpaths" xmlns:odc="http://opendope.org/conditions" xmlns:odq="http://opendope.org/questions" xmlns:oda="http://opendope.org/answers" xmlns:odi="http://opendope.org/components" xmlns:odgm="http://opendope.org/SmartArt/DataHierarchy" xmlns:b="http://schemas.openxmlformats.org/officeDocument/2006/bibliography" xmlns:msink="http://schemas.microsoft.com/ink/2010/main" xmlns:cdr14="http://schemas.microsoft.com/office/drawing/2010/chartDrawing" xmlns:c15="http://schemas.microsoft.com/office/drawing/2012/chart" xmlns:cs="http://schemas.microsoft.com/office/drawing/2012/chartStyle" xmlns:ns43="http://www.w3.org/1998/Math/MathML" xmlns:ns44="http://www.w3.org/2003/InkML" xmlns:a13cmd="http://schemas.microsoft.com/office/drawing/2013/main/command" xmlns:cx="http://schemas.microsoft.com/office/drawing/2014/chartex" xmlns:c16="http://schemas.microsoft.com/office/drawing/2014/chart" xmlns:dgm1611="http://schemas.microsoft.com/office/drawing/2016/11/diagram" xmlns:c16r3="http://schemas.microsoft.com/office/drawing/2017/03/chart" xmlns:am3d="http://schemas.microsoft.com/office/drawing/2017/model3d" xmlns:an18="http://schemas.microsoft.com/office/drawing/2018/animation" xmlns:anam3d="http://schemas.microsoft.com/office/drawing/2018/animation/model3d" xmlns:iact="http://schemas.microsoft.com/office/powerpoint/2014/inkAction" xmlns:thm15="http://schemas.microsoft.com/office/thememl/2012/main" xmlns:wps="http://schemas.microsoft.com/office/word/2010/wordprocessingShape" xmlns:wpc="http://schemas.microsoft.com/office/word/2010/wordprocessingCanvas" xmlns:wpg="http://schemas.microsoft.com/office/word/2010/wordprocessingGroup" xmlns:w16="http://schemas.microsoft.com/office/word/2018/wordml" xmlns:w16cex="http://schemas.microsoft.com/office/word/2018/wordml/cex" xmlns:cei="http://schemas.microsoft.com/office/word/2026/wordml/cei" xmlns:wetp="http://schemas.microsoft.com/office/webextensions/taskpanes/2010/11" xmlns:we="http://schemas.microsoft.com/office/webextensions/webextension/2010/11" xmlns:comp="http://schemas.openxmlformats.org/drawingml/2006/compatibility" xmlns:lc="http://schemas.openxmlformats.org/drawingml/2006/lockedCanvas" xmlns:dgm14="http://schemas.microsoft.com/office/drawing/2010/diagram" xmlns:a15="http://schemas.microsoft.com/office/drawing/2012/main" xmlns:pic14="http://schemas.microsoft.com/office/drawing/2010/picture" xmlns:c16ac="http://schemas.microsoft.com/office/drawing/2014/chart/ac" xmlns:a16="http://schemas.microsoft.com/office/drawing/2014/main" xmlns:a1611="http://schemas.microsoft.com/office/drawing/2016/11/main" xmlns:dgm1612="http://schemas.microsoft.com/office/drawing/2016/12/diagram" xmlns:a16svg="http://schemas.microsoft.com/office/drawing/2016/SVG/main" xmlns:adec="http://schemas.microsoft.com/office/drawing/2017/decorative" xmlns:a18hc="http://schemas.microsoft.com/office/drawing/2018/hyperlinkcolor" xmlns:wp15="http://schemas.microsoft.com/office/word/2012/wordprocessingDrawing" mc:Ignorable="w14 w15 w16se w16cid w16 w16cex w16sdtdh w16sdtfl w16du wp14">
+<w:numbering xmlns:w="http://schemas.openxmlformats.org/wordprocessingml/2006/main" xmlns:w14="http://schemas.microsoft.com/office/word/2010/wordml" xmlns:w16du="http://schemas.microsoft.com/office/word/2023/wordml/word16du" xmlns:w16sdtdh="http://schemas.microsoft.com/office/word/2020/wordml/sdtdatahash" xmlns:w15="http://schemas.microsoft.com/office/word/2012/wordml" xmlns:w16sdtfl="http://schemas.microsoft.com/office/word/2024/wordml/sdtformatlock" xmlns:r="http://schemas.openxmlformats.org/officeDocument/2006/relationships" xmlns:w16se="http://schemas.microsoft.com/office/word/2015/wordml/symex" xmlns:m="http://schemas.openxmlformats.org/officeDocument/2006/math" xmlns:a="http://schemas.openxmlformats.org/drawingml/2006/main" xmlns:wp="http://schemas.openxmlformats.org/drawingml/2006/wordprocessingDrawing" xmlns:wp14="http://schemas.microsoft.com/office/word/2010/wordprocessingDrawing" xmlns:mc="http://schemas.openxmlformats.org/markup-compatibility/2006" xmlns:a14="http://schemas.microsoft.com/office/drawing/2010/main" xmlns:w16cid="http://schemas.microsoft.com/office/word/2016/wordml/cid" xmlns:sl="http://schemas.openxmlformats.org/schemaLibrary/2006/main" xmlns:wne="http://schemas.microsoft.com/office/word/2006/wordml" xmlns:c="http://schemas.openxmlformats.org/drawingml/2006/chart" xmlns:cdr="http://schemas.openxmlformats.org/drawingml/2006/chartDrawing" xmlns:c14="http://schemas.microsoft.com/office/drawing/2007/8/2/chart" xmlns:dgm="http://schemas.openxmlformats.org/drawingml/2006/diagram" xmlns:pic="http://schemas.openxmlformats.org/drawingml/2006/picture" xmlns:xdr="http://schemas.openxmlformats.org/drawingml/2006/spreadsheetDrawing" xmlns:dsp="http://schemas.microsoft.com/office/drawing/2008/diagram" xmlns:o="urn:schemas-microsoft-com:office:office" xmlns:v="urn:schemas-microsoft-com:vml" xmlns:w10="urn:schemas-microsoft-com:office:word" xmlns:xvml="urn:schemas-microsoft-com:office:excel" xmlns:pvml="urn:schemas-microsoft-com:office:powerpoint" xmlns:cppr="http://schemas.microsoft.com/office/2006/coverPageProps" xmlns:odx="http://opendope.org/xpaths" xmlns:odc="http://opendope.org/conditions" xmlns:odq="http://opendope.org/questions" xmlns:oda="http://opendope.org/answers" xmlns:odi="http://opendope.org/components" xmlns:odgm="http://opendope.org/SmartArt/DataHierarchy" xmlns:b="http://schemas.openxmlformats.org/officeDocument/2006/bibliography" xmlns:msink="http://schemas.microsoft.com/ink/2010/main" xmlns:cdr14="http://schemas.microsoft.com/office/drawing/2010/chartDrawing" xmlns:c15="http://schemas.microsoft.com/office/drawing/2012/chart" xmlns:cs="http://schemas.microsoft.com/office/drawing/2012/chartStyle" xmlns:ns43="http://www.w3.org/1998/Math/MathML" xmlns:ns44="http://www.w3.org/2003/InkML" xmlns:a13cmd="http://schemas.microsoft.com/office/drawing/2013/main/command" xmlns:cx="http://schemas.microsoft.com/office/drawing/2014/chartex" xmlns:c16="http://schemas.microsoft.com/office/drawing/2014/chart" xmlns:dgm1611="http://schemas.microsoft.com/office/drawing/2016/11/diagram" xmlns:c16r3="http://schemas.microsoft.com/office/drawing/2017/03/chart" xmlns:am3d="http://schemas.microsoft.com/office/drawing/2017/model3d" xmlns:an18="http://schemas.microsoft.com/office/drawing/2018/animation" xmlns:anam3d="http://schemas.microsoft.com/office/drawing/2018/animation/model3d" xmlns:iact="http://schemas.microsoft.com/office/powerpoint/2014/inkAction" xmlns:thm15="http://schemas.microsoft.com/office/thememl/2012/main" xmlns:wps="http://schemas.microsoft.com/office/word/2010/wordprocessingShape" xmlns:wpc="http://schemas.microsoft.com/office/word/2010/wordprocessingCanvas" xmlns:wpg="http://schemas.microsoft.com/office/word/2010/wordprocessingGroup" xmlns:w16="http://schemas.microsoft.com/office/word/2018/wordml" xmlns:w16cex="http://schemas.microsoft.com/office/word/2018/wordml/cex" xmlns:cei="http://schemas.microsoft.com/office/word/2026/wordml/cei" xmlns:wetp="http://schemas.microsoft.com/office/webextensions/taskpanes/2010/11" xmlns:we="http://schemas.microsoft.com/office/webextensions/webextension/2010/11" xmlns:comp="http://schemas.openxmlformats.org/drawingml/2006/compatibility" xmlns:lc="http://schemas.openxmlformats.org/drawingml/2006/lockedCanvas" xmlns:dgm14="http://schemas.microsoft.com/office/drawing/2010/diagram" xmlns:a15="http://schemas.microsoft.com/office/drawing/2012/main" xmlns:pic14="http://schemas.microsoft.com/office/drawing/2010/picture" xmlns:c16ac="http://schemas.microsoft.com/office/drawing/2014/chart/ac" xmlns:a16="http://schemas.microsoft.com/office/drawing/2014/main" xmlns:a1611="http://schemas.microsoft.com/office/drawing/2016/11/main" xmlns:dgm1612="http://schemas.microsoft.com/office/drawing/2016/12/diagram" xmlns:a16svg="http://schemas.microsoft.com/office/drawing/2016/SVG/main" xmlns:adec="http://schemas.microsoft.com/office/drawing/2017/decorative" xmlns:a18hc="http://schemas.microsoft.com/office/drawing/2018/hyperlinkcolor" xmlns:wp15="http://schemas.microsoft.com/office/word/2012/wordprocessingDrawing" mc:Ignorable="w14 w15 w16se w16cid w16 w16cex w16sdtdh w16sdtfl w16du wp14">
   <w:abstractNum w:abstractNumId="0" w15:restartNumberingAfterBreak="0">
     <w:nsid w:val="00AC75D1"/>
     <w:multiLevelType w:val="hybridMultilevel"/>
@@ -45492,6 +45693,119 @@
     </w:lvl>
   </w:abstractNum>
   <w:abstractNum w:abstractNumId="17" w15:restartNumberingAfterBreak="0">
+    <w:nsid w:val="1FF35DF2"/>
+    <w:multiLevelType w:val="hybridMultilevel"/>
+    <w:tmpl w:val="A2E83172"/>
+    <w:lvl w:ilvl="0" w:tplc="0C090001">
+      <w:start w:val="1"/>
+      <w:numFmt w:val="bullet"/>
+      <w:lvlText w:val=""/>
+      <w:lvlJc w:val="left"/>
+      <w:pPr>
+        <w:ind w:left="720" w:hanging="360"/>
+      </w:pPr>
+      <w:rPr>
+        <w:rFonts w:hint="default" w:ascii="Symbol" w:hAnsi="Symbol"/>
+      </w:rPr>
+    </w:lvl>
+    <w:lvl w:ilvl="1" w:tplc="0C090003" w:tentative="true">
+      <w:start w:val="1"/>
+      <w:numFmt w:val="bullet"/>
+      <w:lvlText w:val="o"/>
+      <w:lvlJc w:val="left"/>
+      <w:pPr>
+        <w:ind w:left="1440" w:hanging="360"/>
+      </w:pPr>
+      <w:rPr>
+        <w:rFonts w:hint="default" w:ascii="Courier New" w:hAnsi="Courier New" w:cs="Courier New"/>
+      </w:rPr>
+    </w:lvl>
+    <w:lvl w:ilvl="2" w:tplc="0C090005" w:tentative="true">
+      <w:start w:val="1"/>
+      <w:numFmt w:val="bullet"/>
+      <w:lvlText w:val=""/>
+      <w:lvlJc w:val="left"/>
+      <w:pPr>
+        <w:ind w:left="2160" w:hanging="360"/>
+      </w:pPr>
+      <w:rPr>
+        <w:rFonts w:hint="default" w:ascii="Wingdings" w:hAnsi="Wingdings"/>
+      </w:rPr>
+    </w:lvl>
+    <w:lvl w:ilvl="3" w:tplc="0C090001" w:tentative="true">
+      <w:start w:val="1"/>
+      <w:numFmt w:val="bullet"/>
+      <w:lvlText w:val=""/>
+      <w:lvlJc w:val="left"/>
+      <w:pPr>
+        <w:ind w:left="2880" w:hanging="360"/>
+      </w:pPr>
+      <w:rPr>
+        <w:rFonts w:hint="default" w:ascii="Symbol" w:hAnsi="Symbol"/>
+      </w:rPr>
+    </w:lvl>
+    <w:lvl w:ilvl="4" w:tplc="0C090003" w:tentative="true">
+      <w:start w:val="1"/>
+      <w:numFmt w:val="bullet"/>
+      <w:lvlText w:val="o"/>
+      <w:lvlJc w:val="left"/>
+      <w:pPr>
+        <w:ind w:left="3600" w:hanging="360"/>
+      </w:pPr>
+      <w:rPr>
+        <w:rFonts w:hint="default" w:ascii="Courier New" w:hAnsi="Courier New" w:cs="Courier New"/>
+      </w:rPr>
+    </w:lvl>
+    <w:lvl w:ilvl="5" w:tplc="0C090005" w:tentative="true">
+      <w:start w:val="1"/>
+      <w:numFmt w:val="bullet"/>
+      <w:lvlText w:val=""/>
+      <w:lvlJc w:val="left"/>
+      <w:pPr>
+        <w:ind w:left="4320" w:hanging="360"/>
+      </w:pPr>
+      <w:rPr>
+        <w:rFonts w:hint="default" w:ascii="Wingdings" w:hAnsi="Wingdings"/>
+      </w:rPr>
+    </w:lvl>
+    <w:lvl w:ilvl="6" w:tplc="0C090001" w:tentative="true">
+      <w:start w:val="1"/>
+      <w:numFmt w:val="bullet"/>
+      <w:lvlText w:val=""/>
+      <w:lvlJc w:val="left"/>
+      <w:pPr>
+        <w:ind w:left="5040" w:hanging="360"/>
+      </w:pPr>
+      <w:rPr>
+        <w:rFonts w:hint="default" w:ascii="Symbol" w:hAnsi="Symbol"/>
+      </w:rPr>
+    </w:lvl>
+    <w:lvl w:ilvl="7" w:tplc="0C090003" w:tentative="true">
+      <w:start w:val="1"/>
+      <w:numFmt w:val="bullet"/>
+      <w:lvlText w:val="o"/>
+      <w:lvlJc w:val="left"/>
+      <w:pPr>
+        <w:ind w:left="5760" w:hanging="360"/>
+      </w:pPr>
+      <w:rPr>
+        <w:rFonts w:hint="default" w:ascii="Courier New" w:hAnsi="Courier New" w:cs="Courier New"/>
+      </w:rPr>
+    </w:lvl>
+    <w:lvl w:ilvl="8" w:tplc="0C090005" w:tentative="true">
+      <w:start w:val="1"/>
+      <w:numFmt w:val="bullet"/>
+      <w:lvlText w:val=""/>
+      <w:lvlJc w:val="left"/>
+      <w:pPr>
+        <w:ind w:left="6480" w:hanging="360"/>
+      </w:pPr>
+      <w:rPr>
+        <w:rFonts w:hint="default" w:ascii="Wingdings" w:hAnsi="Wingdings"/>
+      </w:rPr>
+    </w:lvl>
+  </w:abstractNum>
+  <w:abstractNum w:abstractNumId="18" w15:restartNumberingAfterBreak="0">
     <w:nsid w:val="21BD121B"/>
     <w:multiLevelType w:val="hybridMultilevel"/>
     <w:tmpl w:val="B6DE0E7A"/>
@@ -45604,7 +45918,7 @@
       </w:rPr>
     </w:lvl>
   </w:abstractNum>
-  <w:abstractNum w:abstractNumId="18" w15:restartNumberingAfterBreak="0">
+  <w:abstractNum w:abstractNumId="19" w15:restartNumberingAfterBreak="0">
     <w:nsid w:val="261E0ED2"/>
     <w:multiLevelType w:val="hybridMultilevel"/>
     <w:tmpl w:val="65C00754"/>
@@ -45690,7 +46004,7 @@
       </w:pPr>
     </w:lvl>
   </w:abstractNum>
-  <w:abstractNum w:abstractNumId="19" w15:restartNumberingAfterBreak="0">
+  <w:abstractNum w:abstractNumId="20" w15:restartNumberingAfterBreak="0">
     <w:nsid w:val="277575B3"/>
     <w:multiLevelType w:val="hybridMultilevel"/>
     <w:tmpl w:val="27DEDFB6"/>
@@ -45803,7 +46117,120 @@
       </w:rPr>
     </w:lvl>
   </w:abstractNum>
-  <w:abstractNum w:abstractNumId="20" w15:restartNumberingAfterBreak="0">
+  <w:abstractNum w:abstractNumId="21" w15:restartNumberingAfterBreak="0">
+    <w:nsid w:val="28AC7637"/>
+    <w:multiLevelType w:val="hybridMultilevel"/>
+    <w:tmpl w:val="D29C6892"/>
+    <w:lvl w:ilvl="0" w:tplc="0C090001">
+      <w:start w:val="1"/>
+      <w:numFmt w:val="bullet"/>
+      <w:lvlText w:val=""/>
+      <w:lvlJc w:val="left"/>
+      <w:pPr>
+        <w:ind w:left="720" w:hanging="360"/>
+      </w:pPr>
+      <w:rPr>
+        <w:rFonts w:hint="default" w:ascii="Symbol" w:hAnsi="Symbol"/>
+      </w:rPr>
+    </w:lvl>
+    <w:lvl w:ilvl="1" w:tplc="0C090003" w:tentative="true">
+      <w:start w:val="1"/>
+      <w:numFmt w:val="bullet"/>
+      <w:lvlText w:val="o"/>
+      <w:lvlJc w:val="left"/>
+      <w:pPr>
+        <w:ind w:left="1440" w:hanging="360"/>
+      </w:pPr>
+      <w:rPr>
+        <w:rFonts w:hint="default" w:ascii="Courier New" w:hAnsi="Courier New" w:cs="Courier New"/>
+      </w:rPr>
+    </w:lvl>
+    <w:lvl w:ilvl="2" w:tplc="0C090005" w:tentative="true">
+      <w:start w:val="1"/>
+      <w:numFmt w:val="bullet"/>
+      <w:lvlText w:val=""/>
+      <w:lvlJc w:val="left"/>
+      <w:pPr>
+        <w:ind w:left="2160" w:hanging="360"/>
+      </w:pPr>
+      <w:rPr>
+        <w:rFonts w:hint="default" w:ascii="Wingdings" w:hAnsi="Wingdings"/>
+      </w:rPr>
+    </w:lvl>
+    <w:lvl w:ilvl="3" w:tplc="0C090001" w:tentative="true">
+      <w:start w:val="1"/>
+      <w:numFmt w:val="bullet"/>
+      <w:lvlText w:val=""/>
+      <w:lvlJc w:val="left"/>
+      <w:pPr>
+        <w:ind w:left="2880" w:hanging="360"/>
+      </w:pPr>
+      <w:rPr>
+        <w:rFonts w:hint="default" w:ascii="Symbol" w:hAnsi="Symbol"/>
+      </w:rPr>
+    </w:lvl>
+    <w:lvl w:ilvl="4" w:tplc="0C090003" w:tentative="true">
+      <w:start w:val="1"/>
+      <w:numFmt w:val="bullet"/>
+      <w:lvlText w:val="o"/>
+      <w:lvlJc w:val="left"/>
+      <w:pPr>
+        <w:ind w:left="3600" w:hanging="360"/>
+      </w:pPr>
+      <w:rPr>
+        <w:rFonts w:hint="default" w:ascii="Courier New" w:hAnsi="Courier New" w:cs="Courier New"/>
+      </w:rPr>
+    </w:lvl>
+    <w:lvl w:ilvl="5" w:tplc="0C090005" w:tentative="true">
+      <w:start w:val="1"/>
+      <w:numFmt w:val="bullet"/>
+      <w:lvlText w:val=""/>
+      <w:lvlJc w:val="left"/>
+      <w:pPr>
+        <w:ind w:left="4320" w:hanging="360"/>
+      </w:pPr>
+      <w:rPr>
+        <w:rFonts w:hint="default" w:ascii="Wingdings" w:hAnsi="Wingdings"/>
+      </w:rPr>
+    </w:lvl>
+    <w:lvl w:ilvl="6" w:tplc="0C090001" w:tentative="true">
+      <w:start w:val="1"/>
+      <w:numFmt w:val="bullet"/>
+      <w:lvlText w:val=""/>
+      <w:lvlJc w:val="left"/>
+      <w:pPr>
+        <w:ind w:left="5040" w:hanging="360"/>
+      </w:pPr>
+      <w:rPr>
+        <w:rFonts w:hint="default" w:ascii="Symbol" w:hAnsi="Symbol"/>
+      </w:rPr>
+    </w:lvl>
+    <w:lvl w:ilvl="7" w:tplc="0C090003" w:tentative="true">
+      <w:start w:val="1"/>
+      <w:numFmt w:val="bullet"/>
+      <w:lvlText w:val="o"/>
+      <w:lvlJc w:val="left"/>
+      <w:pPr>
+        <w:ind w:left="5760" w:hanging="360"/>
+      </w:pPr>
+      <w:rPr>
+        <w:rFonts w:hint="default" w:ascii="Courier New" w:hAnsi="Courier New" w:cs="Courier New"/>
+      </w:rPr>
+    </w:lvl>
+    <w:lvl w:ilvl="8" w:tplc="0C090005" w:tentative="true">
+      <w:start w:val="1"/>
+      <w:numFmt w:val="bullet"/>
+      <w:lvlText w:val=""/>
+      <w:lvlJc w:val="left"/>
+      <w:pPr>
+        <w:ind w:left="6480" w:hanging="360"/>
+      </w:pPr>
+      <w:rPr>
+        <w:rFonts w:hint="default" w:ascii="Wingdings" w:hAnsi="Wingdings"/>
+      </w:rPr>
+    </w:lvl>
+  </w:abstractNum>
+  <w:abstractNum w:abstractNumId="22" w15:restartNumberingAfterBreak="0">
     <w:nsid w:val="2B0C1CF5"/>
     <w:multiLevelType w:val="hybridMultilevel"/>
     <w:tmpl w:val="0EF428FE"/>
@@ -45916,7 +46343,7 @@
       </w:rPr>
     </w:lvl>
   </w:abstractNum>
-  <w:abstractNum w:abstractNumId="21" w15:restartNumberingAfterBreak="0">
+  <w:abstractNum w:abstractNumId="23" w15:restartNumberingAfterBreak="0">
     <w:nsid w:val="2E9F45CF"/>
     <w:multiLevelType w:val="hybridMultilevel"/>
     <w:tmpl w:val="92066E1C"/>
@@ -46002,7 +46429,7 @@
       </w:pPr>
     </w:lvl>
   </w:abstractNum>
-  <w:abstractNum w:abstractNumId="22" w15:restartNumberingAfterBreak="0">
+  <w:abstractNum w:abstractNumId="24" w15:restartNumberingAfterBreak="0">
     <w:nsid w:val="34920B77"/>
     <w:multiLevelType w:val="hybridMultilevel"/>
     <w:tmpl w:val="1996DF24"/>
@@ -46115,7 +46542,7 @@
       </w:rPr>
     </w:lvl>
   </w:abstractNum>
-  <w:abstractNum w:abstractNumId="23" w15:restartNumberingAfterBreak="0">
+  <w:abstractNum w:abstractNumId="25" w15:restartNumberingAfterBreak="0">
     <w:nsid w:val="39A237A6"/>
     <w:multiLevelType w:val="hybridMultilevel"/>
     <w:tmpl w:val="2A58BF26"/>
@@ -46228,7 +46655,7 @@
       </w:rPr>
     </w:lvl>
   </w:abstractNum>
-  <w:abstractNum w:abstractNumId="24" w15:restartNumberingAfterBreak="0">
+  <w:abstractNum w:abstractNumId="26" w15:restartNumberingAfterBreak="0">
     <w:nsid w:val="3E9B0C65"/>
     <w:multiLevelType w:val="hybridMultilevel"/>
     <w:tmpl w:val="6B064D4E"/>
@@ -46341,7 +46768,7 @@
       </w:rPr>
     </w:lvl>
   </w:abstractNum>
-  <w:abstractNum w:abstractNumId="25" w15:restartNumberingAfterBreak="0">
+  <w:abstractNum w:abstractNumId="27" w15:restartNumberingAfterBreak="0">
     <w:nsid w:val="3EBB4F59"/>
     <w:multiLevelType w:val="hybridMultilevel"/>
     <w:tmpl w:val="8B826BEC"/>
@@ -46454,7 +46881,7 @@
       </w:rPr>
     </w:lvl>
   </w:abstractNum>
-  <w:abstractNum w:abstractNumId="26" w15:restartNumberingAfterBreak="0">
+  <w:abstractNum w:abstractNumId="28" w15:restartNumberingAfterBreak="0">
     <w:nsid w:val="43CE6A28"/>
     <w:multiLevelType w:val="hybridMultilevel"/>
     <w:tmpl w:val="C2302FEC"/>
@@ -46540,7 +46967,7 @@
       </w:pPr>
     </w:lvl>
   </w:abstractNum>
-  <w:abstractNum w:abstractNumId="27" w15:restartNumberingAfterBreak="0">
+  <w:abstractNum w:abstractNumId="29" w15:restartNumberingAfterBreak="0">
     <w:nsid w:val="451273A5"/>
     <w:multiLevelType w:val="hybridMultilevel"/>
     <w:tmpl w:val="FF66930E"/>
@@ -46629,7 +47056,7 @@
       </w:pPr>
     </w:lvl>
   </w:abstractNum>
-  <w:abstractNum w:abstractNumId="28" w15:restartNumberingAfterBreak="0">
+  <w:abstractNum w:abstractNumId="30" w15:restartNumberingAfterBreak="0">
     <w:nsid w:val="491577CA"/>
     <w:multiLevelType w:val="hybridMultilevel"/>
     <w:tmpl w:val="BA44392C"/>
@@ -46742,7 +47169,7 @@
       </w:rPr>
     </w:lvl>
   </w:abstractNum>
-  <w:abstractNum w:abstractNumId="29" w15:restartNumberingAfterBreak="0">
+  <w:abstractNum w:abstractNumId="31" w15:restartNumberingAfterBreak="0">
     <w:nsid w:val="4B791CBD"/>
     <w:multiLevelType w:val="hybridMultilevel"/>
     <w:tmpl w:val="74D2FACE"/>
@@ -46855,7 +47282,7 @@
       </w:rPr>
     </w:lvl>
   </w:abstractNum>
-  <w:abstractNum w:abstractNumId="30" w15:restartNumberingAfterBreak="0">
+  <w:abstractNum w:abstractNumId="32" w15:restartNumberingAfterBreak="0">
     <w:nsid w:val="4EE01D30"/>
     <w:multiLevelType w:val="hybridMultilevel"/>
     <w:tmpl w:val="65C00754"/>
@@ -46941,7 +47368,7 @@
       </w:pPr>
     </w:lvl>
   </w:abstractNum>
-  <w:abstractNum w:abstractNumId="31" w15:restartNumberingAfterBreak="0">
+  <w:abstractNum w:abstractNumId="33" w15:restartNumberingAfterBreak="0">
     <w:nsid w:val="5C062860"/>
     <w:multiLevelType w:val="hybridMultilevel"/>
     <w:tmpl w:val="358C8F18"/>
@@ -47054,7 +47481,7 @@
       </w:rPr>
     </w:lvl>
   </w:abstractNum>
-  <w:abstractNum w:abstractNumId="32" w15:restartNumberingAfterBreak="0">
+  <w:abstractNum w:abstractNumId="34" w15:restartNumberingAfterBreak="0">
     <w:nsid w:val="622605DB"/>
     <w:multiLevelType w:val="hybridMultilevel"/>
     <w:tmpl w:val="A6B274BA"/>
@@ -47167,7 +47594,7 @@
       </w:rPr>
     </w:lvl>
   </w:abstractNum>
-  <w:abstractNum w:abstractNumId="33" w15:restartNumberingAfterBreak="0">
+  <w:abstractNum w:abstractNumId="35" w15:restartNumberingAfterBreak="0">
     <w:nsid w:val="623F5805"/>
     <w:multiLevelType w:val="hybridMultilevel"/>
     <w:tmpl w:val="DF9622DE"/>
@@ -47280,7 +47707,7 @@
       </w:rPr>
     </w:lvl>
   </w:abstractNum>
-  <w:abstractNum w:abstractNumId="34" w15:restartNumberingAfterBreak="0">
+  <w:abstractNum w:abstractNumId="36" w15:restartNumberingAfterBreak="0">
     <w:nsid w:val="696F0BE2"/>
     <w:multiLevelType w:val="hybridMultilevel"/>
     <w:tmpl w:val="FF0E6D4C"/>
@@ -47393,7 +47820,7 @@
       </w:rPr>
     </w:lvl>
   </w:abstractNum>
-  <w:abstractNum w:abstractNumId="35" w15:restartNumberingAfterBreak="0">
+  <w:abstractNum w:abstractNumId="37" w15:restartNumberingAfterBreak="0">
     <w:nsid w:val="6C135449"/>
     <w:multiLevelType w:val="hybridMultilevel"/>
     <w:tmpl w:val="922C4E74"/>
@@ -47506,7 +47933,7 @@
       </w:rPr>
     </w:lvl>
   </w:abstractNum>
-  <w:abstractNum w:abstractNumId="36" w15:restartNumberingAfterBreak="0">
+  <w:abstractNum w:abstractNumId="38" w15:restartNumberingAfterBreak="0">
     <w:nsid w:val="73FD11CD"/>
     <w:multiLevelType w:val="hybridMultilevel"/>
     <w:tmpl w:val="8050E552"/>
@@ -47619,7 +48046,7 @@
       </w:rPr>
     </w:lvl>
   </w:abstractNum>
-  <w:abstractNum w:abstractNumId="37" w15:restartNumberingAfterBreak="0">
+  <w:abstractNum w:abstractNumId="39" w15:restartNumberingAfterBreak="0">
     <w:nsid w:val="746C19D6"/>
     <w:multiLevelType w:val="hybridMultilevel"/>
     <w:tmpl w:val="D8967B62"/>
@@ -47732,7 +48159,7 @@
       </w:rPr>
     </w:lvl>
   </w:abstractNum>
-  <w:abstractNum w:abstractNumId="38" w15:restartNumberingAfterBreak="0">
+  <w:abstractNum w:abstractNumId="40" w15:restartNumberingAfterBreak="0">
     <w:nsid w:val="75B43E43"/>
     <w:multiLevelType w:val="hybridMultilevel"/>
     <w:tmpl w:val="C5480284"/>
@@ -47845,7 +48272,7 @@
       </w:rPr>
     </w:lvl>
   </w:abstractNum>
-  <w:abstractNum w:abstractNumId="39" w15:restartNumberingAfterBreak="0">
+  <w:abstractNum w:abstractNumId="41" w15:restartNumberingAfterBreak="0">
     <w:nsid w:val="7658626E"/>
     <w:multiLevelType w:val="hybridMultilevel"/>
     <w:tmpl w:val="DB4463B4"/>
@@ -47958,7 +48385,7 @@
       </w:rPr>
     </w:lvl>
   </w:abstractNum>
-  <w:abstractNum w:abstractNumId="40" w15:restartNumberingAfterBreak="0">
+  <w:abstractNum w:abstractNumId="42" w15:restartNumberingAfterBreak="0">
     <w:nsid w:val="78812C33"/>
     <w:multiLevelType w:val="hybridMultilevel"/>
     <w:tmpl w:val="D5DE5F16"/>
@@ -48071,7 +48498,7 @@
       </w:rPr>
     </w:lvl>
   </w:abstractNum>
-  <w:abstractNum w:abstractNumId="41" w15:restartNumberingAfterBreak="0">
+  <w:abstractNum w:abstractNumId="43" w15:restartNumberingAfterBreak="0">
     <w:nsid w:val="79284A7D"/>
     <w:multiLevelType w:val="hybridMultilevel"/>
     <w:tmpl w:val="CD282E0E"/>
@@ -48184,7 +48611,7 @@
       </w:rPr>
     </w:lvl>
   </w:abstractNum>
-  <w:abstractNum w:abstractNumId="42" w15:restartNumberingAfterBreak="0">
+  <w:abstractNum w:abstractNumId="44" w15:restartNumberingAfterBreak="0">
     <w:nsid w:val="7A5D071C"/>
     <w:multiLevelType w:val="hybridMultilevel"/>
     <w:tmpl w:val="054C9616"/>
@@ -48304,19 +48731,19 @@
     <w:abstractNumId w:val="11"/>
   </w:num>
   <w:num w:numId="3" w16cid:durableId="2058778681">
-    <w:abstractNumId w:val="28"/>
+    <w:abstractNumId w:val="30"/>
   </w:num>
   <w:num w:numId="4" w16cid:durableId="400178916">
     <w:abstractNumId w:val="16"/>
   </w:num>
   <w:num w:numId="5" w16cid:durableId="1038159688">
-    <w:abstractNumId w:val="38"/>
+    <w:abstractNumId w:val="40"/>
   </w:num>
   <w:num w:numId="6" w16cid:durableId="1880898356">
-    <w:abstractNumId w:val="29"/>
+    <w:abstractNumId w:val="31"/>
   </w:num>
   <w:num w:numId="7" w16cid:durableId="1858693286">
-    <w:abstractNumId w:val="36"/>
+    <w:abstractNumId w:val="38"/>
   </w:num>
   <w:num w:numId="8" w16cid:durableId="1782218332">
     <w:abstractNumId w:val="8"/>
@@ -48340,22 +48767,22 @@
     <w:abstractNumId w:val="5"/>
   </w:num>
   <w:num w:numId="15" w16cid:durableId="1068724069">
-    <w:abstractNumId w:val="39"/>
+    <w:abstractNumId w:val="41"/>
   </w:num>
   <w:num w:numId="16" w16cid:durableId="1257127728">
     <w:abstractNumId w:val="1"/>
   </w:num>
   <w:num w:numId="17" w16cid:durableId="118230123">
-    <w:abstractNumId w:val="23"/>
+    <w:abstractNumId w:val="25"/>
   </w:num>
   <w:num w:numId="18" w16cid:durableId="2105106907">
-    <w:abstractNumId w:val="37"/>
+    <w:abstractNumId w:val="39"/>
   </w:num>
   <w:num w:numId="19" w16cid:durableId="1320620346">
     <w:abstractNumId w:val="10"/>
   </w:num>
   <w:num w:numId="20" w16cid:durableId="1264804948">
-    <w:abstractNumId w:val="33"/>
+    <w:abstractNumId w:val="35"/>
   </w:num>
   <w:num w:numId="21" w16cid:durableId="340935752">
     <w:abstractNumId w:val="14"/>
@@ -48364,74 +48791,80 @@
     <w:abstractNumId w:val="6"/>
   </w:num>
   <w:num w:numId="23" w16cid:durableId="1518615634">
-    <w:abstractNumId w:val="19"/>
+    <w:abstractNumId w:val="20"/>
   </w:num>
   <w:num w:numId="24" w16cid:durableId="2049140585">
-    <w:abstractNumId w:val="31"/>
+    <w:abstractNumId w:val="33"/>
   </w:num>
   <w:num w:numId="25" w16cid:durableId="1652056700">
     <w:abstractNumId w:val="3"/>
   </w:num>
   <w:num w:numId="26" w16cid:durableId="100760455">
-    <w:abstractNumId w:val="42"/>
+    <w:abstractNumId w:val="44"/>
   </w:num>
   <w:num w:numId="27" w16cid:durableId="98062207">
+    <w:abstractNumId w:val="19"/>
+  </w:num>
+  <w:num w:numId="28" w16cid:durableId="709769706">
+    <w:abstractNumId w:val="32"/>
+  </w:num>
+  <w:num w:numId="29" w16cid:durableId="1182400594">
+    <w:abstractNumId w:val="37"/>
+  </w:num>
+  <w:num w:numId="30" w16cid:durableId="922302557">
+    <w:abstractNumId w:val="34"/>
+  </w:num>
+  <w:num w:numId="31" w16cid:durableId="957183568">
+    <w:abstractNumId w:val="29"/>
+  </w:num>
+  <w:num w:numId="32" w16cid:durableId="1794402763">
+    <w:abstractNumId w:val="22"/>
+  </w:num>
+  <w:num w:numId="33" w16cid:durableId="1938906039">
     <w:abstractNumId w:val="18"/>
   </w:num>
-  <w:num w:numId="28" w16cid:durableId="709769706">
-    <w:abstractNumId w:val="30"/>
-  </w:num>
-  <w:num w:numId="29" w16cid:durableId="1182400594">
-    <w:abstractNumId w:val="35"/>
-  </w:num>
-  <w:num w:numId="30" w16cid:durableId="922302557">
-    <w:abstractNumId w:val="32"/>
-  </w:num>
-  <w:num w:numId="31" w16cid:durableId="957183568">
+  <w:num w:numId="34" w16cid:durableId="1855613473">
     <w:abstractNumId w:val="27"/>
   </w:num>
-  <w:num w:numId="32" w16cid:durableId="1794402763">
-    <w:abstractNumId w:val="20"/>
-  </w:num>
-  <w:num w:numId="33" w16cid:durableId="1938906039">
-    <w:abstractNumId w:val="17"/>
-  </w:num>
-  <w:num w:numId="34" w16cid:durableId="1855613473">
-    <w:abstractNumId w:val="25"/>
-  </w:num>
   <w:num w:numId="35" w16cid:durableId="262541068">
-    <w:abstractNumId w:val="34"/>
+    <w:abstractNumId w:val="36"/>
   </w:num>
   <w:num w:numId="36" w16cid:durableId="1507600538">
+    <w:abstractNumId w:val="28"/>
+  </w:num>
+  <w:num w:numId="37" w16cid:durableId="603537826">
+    <w:abstractNumId w:val="23"/>
+  </w:num>
+  <w:num w:numId="38" w16cid:durableId="1934775799">
     <w:abstractNumId w:val="26"/>
   </w:num>
-  <w:num w:numId="37" w16cid:durableId="603537826">
-    <w:abstractNumId w:val="21"/>
-  </w:num>
-  <w:num w:numId="38" w16cid:durableId="1934775799">
+  <w:num w:numId="39" w16cid:durableId="637565410">
     <w:abstractNumId w:val="24"/>
-  </w:num>
-  <w:num w:numId="39" w16cid:durableId="637565410">
-    <w:abstractNumId w:val="22"/>
   </w:num>
   <w:num w:numId="40" w16cid:durableId="1267467256">
     <w:abstractNumId w:val="0"/>
   </w:num>
   <w:num w:numId="41" w16cid:durableId="1235971542">
-    <w:abstractNumId w:val="40"/>
+    <w:abstractNumId w:val="42"/>
   </w:num>
   <w:num w:numId="42" w16cid:durableId="498887990">
-    <w:abstractNumId w:val="41"/>
+    <w:abstractNumId w:val="43"/>
   </w:num>
   <w:num w:numId="43" w16cid:durableId="847910753">
     <w:abstractNumId w:val="2"/>
+  </w:num>
+  <w:num w:numId="44" w16cid:durableId="1733893732">
+    <w:abstractNumId w:val="17"/>
+  </w:num>
+  <w:num w:numId="45" w16cid:durableId="1798600519">
+    <w:abstractNumId w:val="21"/>
   </w:num>
   <w:numIdMacAtCleanup w:val="26"/>
 </w:numbering>
 </file>
 
 <file path=word/styles.xml><?xml version="1.0" encoding="utf-8"?>
-<w:styles xmlns:w="http://schemas.openxmlformats.org/wordprocessingml/2006/main" xmlns:w16du="http://schemas.microsoft.com/office/word/2023/wordml/word16du" xmlns:w14="http://schemas.microsoft.com/office/word/2010/wordml" xmlns:w16sdtdh="http://schemas.microsoft.com/office/word/2020/wordml/sdtdatahash" xmlns:w15="http://schemas.microsoft.com/office/word/2012/wordml" xmlns:w16sdtfl="http://schemas.microsoft.com/office/word/2024/wordml/sdtformatlock" xmlns:w16se="http://schemas.microsoft.com/office/word/2015/wordml/symex" xmlns:r="http://schemas.openxmlformats.org/officeDocument/2006/relationships" xmlns:m="http://schemas.openxmlformats.org/officeDocument/2006/math" xmlns:a="http://schemas.openxmlformats.org/drawingml/2006/main" xmlns:wp="http://schemas.openxmlformats.org/drawingml/2006/wordprocessingDrawing" xmlns:wp14="http://schemas.microsoft.com/office/word/2010/wordprocessingDrawing" xmlns:mc="http://schemas.openxmlformats.org/markup-compatibility/2006" xmlns:a14="http://schemas.microsoft.com/office/drawing/2010/main" xmlns:w16cid="http://schemas.microsoft.com/office/word/2016/wordml/cid" xmlns:sl="http://schemas.openxmlformats.org/schemaLibrary/2006/main" xmlns:wne="http://schemas.microsoft.com/office/word/2006/wordml" xmlns:c="http://schemas.openxmlformats.org/drawingml/2006/chart" xmlns:cdr="http://schemas.openxmlformats.org/drawingml/2006/chartDrawing" xmlns:c14="http://schemas.microsoft.com/office/drawing/2007/8/2/chart" xmlns:dgm="http://schemas.openxmlformats.org/drawingml/2006/diagram" xmlns:pic="http://schemas.openxmlformats.org/drawingml/2006/picture" xmlns:xdr="http://schemas.openxmlformats.org/drawingml/2006/spreadsheetDrawing" xmlns:dsp="http://schemas.microsoft.com/office/drawing/2008/diagram" xmlns:o="urn:schemas-microsoft-com:office:office" xmlns:v="urn:schemas-microsoft-com:vml" xmlns:w10="urn:schemas-microsoft-com:office:word" xmlns:xvml="urn:schemas-microsoft-com:office:excel" xmlns:pvml="urn:schemas-microsoft-com:office:powerpoint" xmlns:cppr="http://schemas.microsoft.com/office/2006/coverPageProps" xmlns:odx="http://opendope.org/xpaths" xmlns:odc="http://opendope.org/conditions" xmlns:odq="http://opendope.org/questions" xmlns:oda="http://opendope.org/answers" xmlns:odi="http://opendope.org/components" xmlns:odgm="http://opendope.org/SmartArt/DataHierarchy" xmlns:b="http://schemas.openxmlformats.org/officeDocument/2006/bibliography" xmlns:msink="http://schemas.microsoft.com/ink/2010/main" xmlns:cdr14="http://schemas.microsoft.com/office/drawing/2010/chartDrawing" xmlns:c15="http://schemas.microsoft.com/office/drawing/2012/chart" xmlns:cs="http://schemas.microsoft.com/office/drawing/2012/chartStyle" xmlns:ns43="http://www.w3.org/1998/Math/MathML" xmlns:ns44="http://www.w3.org/2003/InkML" xmlns:a13cmd="http://schemas.microsoft.com/office/drawing/2013/main/command" xmlns:cx="http://schemas.microsoft.com/office/drawing/2014/chartex" xmlns:c16="http://schemas.microsoft.com/office/drawing/2014/chart" xmlns:dgm1611="http://schemas.microsoft.com/office/drawing/2016/11/diagram" xmlns:c16r3="http://schemas.microsoft.com/office/drawing/2017/03/chart" xmlns:am3d="http://schemas.microsoft.com/office/drawing/2017/model3d" xmlns:an18="http://schemas.microsoft.com/office/drawing/2018/animation" xmlns:anam3d="http://schemas.microsoft.com/office/drawing/2018/animation/model3d" xmlns:iact="http://schemas.microsoft.com/office/powerpoint/2014/inkAction" xmlns:thm15="http://schemas.microsoft.com/office/thememl/2012/main" xmlns:wps="http://schemas.microsoft.com/office/word/2010/wordprocessingShape" xmlns:wpc="http://schemas.microsoft.com/office/word/2010/wordprocessingCanvas" xmlns:wpg="http://schemas.microsoft.com/office/word/2010/wordprocessingGroup" xmlns:w16="http://schemas.microsoft.com/office/word/2018/wordml" xmlns:w16cex="http://schemas.microsoft.com/office/word/2018/wordml/cex" xmlns:cei="http://schemas.microsoft.com/office/word/2026/wordml/cei" xmlns:wetp="http://schemas.microsoft.com/office/webextensions/taskpanes/2010/11" xmlns:we="http://schemas.microsoft.com/office/webextensions/webextension/2010/11" xmlns:comp="http://schemas.openxmlformats.org/drawingml/2006/compatibility" xmlns:lc="http://schemas.openxmlformats.org/drawingml/2006/lockedCanvas" xmlns:dgm14="http://schemas.microsoft.com/office/drawing/2010/diagram" xmlns:a15="http://schemas.microsoft.com/office/drawing/2012/main" xmlns:pic14="http://schemas.microsoft.com/office/drawing/2010/picture" xmlns:c16ac="http://schemas.microsoft.com/office/drawing/2014/chart/ac" xmlns:a16="http://schemas.microsoft.com/office/drawing/2014/main" xmlns:a1611="http://schemas.microsoft.com/office/drawing/2016/11/main" xmlns:dgm1612="http://schemas.microsoft.com/office/drawing/2016/12/diagram" xmlns:a16svg="http://schemas.microsoft.com/office/drawing/2016/SVG/main" xmlns:adec="http://schemas.microsoft.com/office/drawing/2017/decorative" xmlns:a18hc="http://schemas.microsoft.com/office/drawing/2018/hyperlinkcolor" xmlns:wp15="http://schemas.microsoft.com/office/word/2012/wordprocessingDrawing" mc:Ignorable="w14 w15 w16se w16cid w16 w16cex w16sdtdh w16sdtfl w16du">
+<w:styles xmlns:w="http://schemas.openxmlformats.org/wordprocessingml/2006/main" xmlns:w14="http://schemas.microsoft.com/office/word/2010/wordml" xmlns:w16du="http://schemas.microsoft.com/office/word/2023/wordml/word16du" xmlns:w16sdtdh="http://schemas.microsoft.com/office/word/2020/wordml/sdtdatahash" xmlns:w15="http://schemas.microsoft.com/office/word/2012/wordml" xmlns:w16sdtfl="http://schemas.microsoft.com/office/word/2024/wordml/sdtformatlock" xmlns:r="http://schemas.openxmlformats.org/officeDocument/2006/relationships" xmlns:w16se="http://schemas.microsoft.com/office/word/2015/wordml/symex" xmlns:m="http://schemas.openxmlformats.org/officeDocument/2006/math" xmlns:a="http://schemas.openxmlformats.org/drawingml/2006/main" xmlns:wp="http://schemas.openxmlformats.org/drawingml/2006/wordprocessingDrawing" xmlns:wp14="http://schemas.microsoft.com/office/word/2010/wordprocessingDrawing" xmlns:mc="http://schemas.openxmlformats.org/markup-compatibility/2006" xmlns:a14="http://schemas.microsoft.com/office/drawing/2010/main" xmlns:w16cid="http://schemas.microsoft.com/office/word/2016/wordml/cid" xmlns:sl="http://schemas.openxmlformats.org/schemaLibrary/2006/main" xmlns:wne="http://schemas.microsoft.com/office/word/2006/wordml" xmlns:c="http://schemas.openxmlformats.org/drawingml/2006/chart" xmlns:cdr="http://schemas.openxmlformats.org/drawingml/2006/chartDrawing" xmlns:c14="http://schemas.microsoft.com/office/drawing/2007/8/2/chart" xmlns:dgm="http://schemas.openxmlformats.org/drawingml/2006/diagram" xmlns:pic="http://schemas.openxmlformats.org/drawingml/2006/picture" xmlns:xdr="http://schemas.openxmlformats.org/drawingml/2006/spreadsheetDrawing" xmlns:dsp="http://schemas.microsoft.com/office/drawing/2008/diagram" xmlns:o="urn:schemas-microsoft-com:office:office" xmlns:v="urn:schemas-microsoft-com:vml" xmlns:w10="urn:schemas-microsoft-com:office:word" xmlns:xvml="urn:schemas-microsoft-com:office:excel" xmlns:pvml="urn:schemas-microsoft-com:office:powerpoint" xmlns:cppr="http://schemas.microsoft.com/office/2006/coverPageProps" xmlns:odx="http://opendope.org/xpaths" xmlns:odc="http://opendope.org/conditions" xmlns:odq="http://opendope.org/questions" xmlns:oda="http://opendope.org/answers" xmlns:odi="http://opendope.org/components" xmlns:odgm="http://opendope.org/SmartArt/DataHierarchy" xmlns:b="http://schemas.openxmlformats.org/officeDocument/2006/bibliography" xmlns:msink="http://schemas.microsoft.com/ink/2010/main" xmlns:cdr14="http://schemas.microsoft.com/office/drawing/2010/chartDrawing" xmlns:c15="http://schemas.microsoft.com/office/drawing/2012/chart" xmlns:cs="http://schemas.microsoft.com/office/drawing/2012/chartStyle" xmlns:ns43="http://www.w3.org/1998/Math/MathML" xmlns:ns44="http://www.w3.org/2003/InkML" xmlns:a13cmd="http://schemas.microsoft.com/office/drawing/2013/main/command" xmlns:cx="http://schemas.microsoft.com/office/drawing/2014/chartex" xmlns:c16="http://schemas.microsoft.com/office/drawing/2014/chart" xmlns:dgm1611="http://schemas.microsoft.com/office/drawing/2016/11/diagram" xmlns:c16r3="http://schemas.microsoft.com/office/drawing/2017/03/chart" xmlns:am3d="http://schemas.microsoft.com/office/drawing/2017/model3d" xmlns:an18="http://schemas.microsoft.com/office/drawing/2018/animation" xmlns:anam3d="http://schemas.microsoft.com/office/drawing/2018/animation/model3d" xmlns:iact="http://schemas.microsoft.com/office/powerpoint/2014/inkAction" xmlns:thm15="http://schemas.microsoft.com/office/thememl/2012/main" xmlns:wps="http://schemas.microsoft.com/office/word/2010/wordprocessingShape" xmlns:wpc="http://schemas.microsoft.com/office/word/2010/wordprocessingCanvas" xmlns:wpg="http://schemas.microsoft.com/office/word/2010/wordprocessingGroup" xmlns:w16="http://schemas.microsoft.com/office/word/2018/wordml" xmlns:w16cex="http://schemas.microsoft.com/office/word/2018/wordml/cex" xmlns:cei="http://schemas.microsoft.com/office/word/2026/wordml/cei" xmlns:wetp="http://schemas.microsoft.com/office/webextensions/taskpanes/2010/11" xmlns:we="http://schemas.microsoft.com/office/webextensions/webextension/2010/11" xmlns:comp="http://schemas.openxmlformats.org/drawingml/2006/compatibility" xmlns:lc="http://schemas.openxmlformats.org/drawingml/2006/lockedCanvas" xmlns:dgm14="http://schemas.microsoft.com/office/drawing/2010/diagram" xmlns:a15="http://schemas.microsoft.com/office/drawing/2012/main" xmlns:pic14="http://schemas.microsoft.com/office/drawing/2010/picture" xmlns:c16ac="http://schemas.microsoft.com/office/drawing/2014/chart/ac" xmlns:a16="http://schemas.microsoft.com/office/drawing/2014/main" xmlns:a1611="http://schemas.microsoft.com/office/drawing/2016/11/main" xmlns:dgm1612="http://schemas.microsoft.com/office/drawing/2016/12/diagram" xmlns:a16svg="http://schemas.microsoft.com/office/drawing/2016/SVG/main" xmlns:adec="http://schemas.microsoft.com/office/drawing/2017/decorative" xmlns:a18hc="http://schemas.microsoft.com/office/drawing/2018/hyperlinkcolor" xmlns:wp15="http://schemas.microsoft.com/office/word/2012/wordprocessingDrawing" mc:Ignorable="w14 w15 w16se w16cid w16 w16cex w16sdtdh w16sdtfl w16du">
   <w:docDefaults>
     <w:rPrDefault>
       <w:rPr>
@@ -48988,11 +49421,10 @@
   </w:style>
   <w:style w:type="character" w:styleId="Hyperlink">
     <w:name w:val="Hyperlink"/>
-    <w:basedOn w:val="DefaultParagraphFont"/>
     <w:uiPriority w:val="99"/>
     <w:unhideWhenUsed/>
     <w:rPr>
-      <w:color w:val="0000FF"/>
+      <w:color w:val="0000FF" w:themeColor="hyperlink"/>
       <w:u w:val="single"/>
     </w:rPr>
   </w:style>
@@ -49546,7 +49978,7 @@
 </file>
 
 <file path=word/theme/theme1.xml><?xml version="1.0" encoding="utf-8"?>
-<a:theme xmlns:w="http://schemas.openxmlformats.org/wordprocessingml/2006/main" xmlns:w16du="http://schemas.microsoft.com/office/word/2023/wordml/word16du" xmlns:w14="http://schemas.microsoft.com/office/word/2010/wordml" xmlns:w16sdtdh="http://schemas.microsoft.com/office/word/2020/wordml/sdtdatahash" xmlns:w15="http://schemas.microsoft.com/office/word/2012/wordml" xmlns:w16sdtfl="http://schemas.microsoft.com/office/word/2024/wordml/sdtformatlock" xmlns:w16se="http://schemas.microsoft.com/office/word/2015/wordml/symex" xmlns:r="http://schemas.openxmlformats.org/officeDocument/2006/relationships" xmlns:m="http://schemas.openxmlformats.org/officeDocument/2006/math" xmlns:a="http://schemas.openxmlformats.org/drawingml/2006/main" xmlns:wp="http://schemas.openxmlformats.org/drawingml/2006/wordprocessingDrawing" xmlns:wp14="http://schemas.microsoft.com/office/word/2010/wordprocessingDrawing" xmlns:mc="http://schemas.openxmlformats.org/markup-compatibility/2006" xmlns:a14="http://schemas.microsoft.com/office/drawing/2010/main" xmlns:w16cid="http://schemas.microsoft.com/office/word/2016/wordml/cid" xmlns:sl="http://schemas.openxmlformats.org/schemaLibrary/2006/main" xmlns:wne="http://schemas.microsoft.com/office/word/2006/wordml" xmlns:c="http://schemas.openxmlformats.org/drawingml/2006/chart" xmlns:cdr="http://schemas.openxmlformats.org/drawingml/2006/chartDrawing" xmlns:c14="http://schemas.microsoft.com/office/drawing/2007/8/2/chart" xmlns:dgm="http://schemas.openxmlformats.org/drawingml/2006/diagram" xmlns:pic="http://schemas.openxmlformats.org/drawingml/2006/picture" xmlns:xdr="http://schemas.openxmlformats.org/drawingml/2006/spreadsheetDrawing" xmlns:dsp="http://schemas.microsoft.com/office/drawing/2008/diagram" xmlns:o="urn:schemas-microsoft-com:office:office" xmlns:v="urn:schemas-microsoft-com:vml" xmlns:w10="urn:schemas-microsoft-com:office:word" xmlns:xvml="urn:schemas-microsoft-com:office:excel" xmlns:pvml="urn:schemas-microsoft-com:office:powerpoint" xmlns:cppr="http://schemas.microsoft.com/office/2006/coverPageProps" xmlns:odx="http://opendope.org/xpaths" xmlns:odc="http://opendope.org/conditions" xmlns:odq="http://opendope.org/questions" xmlns:oda="http://opendope.org/answers" xmlns:odi="http://opendope.org/components" xmlns:odgm="http://opendope.org/SmartArt/DataHierarchy" xmlns:b="http://schemas.openxmlformats.org/officeDocument/2006/bibliography" xmlns:msink="http://schemas.microsoft.com/ink/2010/main" xmlns:cdr14="http://schemas.microsoft.com/office/drawing/2010/chartDrawing" xmlns:c15="http://schemas.microsoft.com/office/drawing/2012/chart" xmlns:cs="http://schemas.microsoft.com/office/drawing/2012/chartStyle" xmlns:ns43="http://www.w3.org/1998/Math/MathML" xmlns:ns44="http://www.w3.org/2003/InkML" xmlns:a13cmd="http://schemas.microsoft.com/office/drawing/2013/main/command" xmlns:cx="http://schemas.microsoft.com/office/drawing/2014/chartex" xmlns:c16="http://schemas.microsoft.com/office/drawing/2014/chart" xmlns:dgm1611="http://schemas.microsoft.com/office/drawing/2016/11/diagram" xmlns:c16r3="http://schemas.microsoft.com/office/drawing/2017/03/chart" xmlns:am3d="http://schemas.microsoft.com/office/drawing/2017/model3d" xmlns:an18="http://schemas.microsoft.com/office/drawing/2018/animation" xmlns:anam3d="http://schemas.microsoft.com/office/drawing/2018/animation/model3d" xmlns:iact="http://schemas.microsoft.com/office/powerpoint/2014/inkAction" xmlns:thm15="http://schemas.microsoft.com/office/thememl/2012/main" xmlns:wps="http://schemas.microsoft.com/office/word/2010/wordprocessingShape" xmlns:wpc="http://schemas.microsoft.com/office/word/2010/wordprocessingCanvas" xmlns:wpg="http://schemas.microsoft.com/office/word/2010/wordprocessingGroup" xmlns:w16="http://schemas.microsoft.com/office/word/2018/wordml" xmlns:w16cex="http://schemas.microsoft.com/office/word/2018/wordml/cex" xmlns:cei="http://schemas.microsoft.com/office/word/2026/wordml/cei" xmlns:wetp="http://schemas.microsoft.com/office/webextensions/taskpanes/2010/11" xmlns:we="http://schemas.microsoft.com/office/webextensions/webextension/2010/11" xmlns:comp="http://schemas.openxmlformats.org/drawingml/2006/compatibility" xmlns:lc="http://schemas.openxmlformats.org/drawingml/2006/lockedCanvas" xmlns:dgm14="http://schemas.microsoft.com/office/drawing/2010/diagram" xmlns:a15="http://schemas.microsoft.com/office/drawing/2012/main" xmlns:pic14="http://schemas.microsoft.com/office/drawing/2010/picture" xmlns:c16ac="http://schemas.microsoft.com/office/drawing/2014/chart/ac" xmlns:a16="http://schemas.microsoft.com/office/drawing/2014/main" xmlns:a1611="http://schemas.microsoft.com/office/drawing/2016/11/main" xmlns:dgm1612="http://schemas.microsoft.com/office/drawing/2016/12/diagram" xmlns:a16svg="http://schemas.microsoft.com/office/drawing/2016/SVG/main" xmlns:adec="http://schemas.microsoft.com/office/drawing/2017/decorative" xmlns:a18hc="http://schemas.microsoft.com/office/drawing/2018/hyperlinkcolor" xmlns:wp15="http://schemas.microsoft.com/office/word/2012/wordprocessingDrawing" name="Office Theme">
+<a:theme xmlns:w="http://schemas.openxmlformats.org/wordprocessingml/2006/main" xmlns:w14="http://schemas.microsoft.com/office/word/2010/wordml" xmlns:w16du="http://schemas.microsoft.com/office/word/2023/wordml/word16du" xmlns:w16sdtdh="http://schemas.microsoft.com/office/word/2020/wordml/sdtdatahash" xmlns:w15="http://schemas.microsoft.com/office/word/2012/wordml" xmlns:w16sdtfl="http://schemas.microsoft.com/office/word/2024/wordml/sdtformatlock" xmlns:r="http://schemas.openxmlformats.org/officeDocument/2006/relationships" xmlns:w16se="http://schemas.microsoft.com/office/word/2015/wordml/symex" xmlns:m="http://schemas.openxmlformats.org/officeDocument/2006/math" xmlns:a="http://schemas.openxmlformats.org/drawingml/2006/main" xmlns:wp="http://schemas.openxmlformats.org/drawingml/2006/wordprocessingDrawing" xmlns:wp14="http://schemas.microsoft.com/office/word/2010/wordprocessingDrawing" xmlns:mc="http://schemas.openxmlformats.org/markup-compatibility/2006" xmlns:a14="http://schemas.microsoft.com/office/drawing/2010/main" xmlns:w16cid="http://schemas.microsoft.com/office/word/2016/wordml/cid" xmlns:sl="http://schemas.openxmlformats.org/schemaLibrary/2006/main" xmlns:wne="http://schemas.microsoft.com/office/word/2006/wordml" xmlns:c="http://schemas.openxmlformats.org/drawingml/2006/chart" xmlns:cdr="http://schemas.openxmlformats.org/drawingml/2006/chartDrawing" xmlns:c14="http://schemas.microsoft.com/office/drawing/2007/8/2/chart" xmlns:dgm="http://schemas.openxmlformats.org/drawingml/2006/diagram" xmlns:pic="http://schemas.openxmlformats.org/drawingml/2006/picture" xmlns:xdr="http://schemas.openxmlformats.org/drawingml/2006/spreadsheetDrawing" xmlns:dsp="http://schemas.microsoft.com/office/drawing/2008/diagram" xmlns:o="urn:schemas-microsoft-com:office:office" xmlns:v="urn:schemas-microsoft-com:vml" xmlns:w10="urn:schemas-microsoft-com:office:word" xmlns:xvml="urn:schemas-microsoft-com:office:excel" xmlns:pvml="urn:schemas-microsoft-com:office:powerpoint" xmlns:cppr="http://schemas.microsoft.com/office/2006/coverPageProps" xmlns:odx="http://opendope.org/xpaths" xmlns:odc="http://opendope.org/conditions" xmlns:odq="http://opendope.org/questions" xmlns:oda="http://opendope.org/answers" xmlns:odi="http://opendope.org/components" xmlns:odgm="http://opendope.org/SmartArt/DataHierarchy" xmlns:b="http://schemas.openxmlformats.org/officeDocument/2006/bibliography" xmlns:msink="http://schemas.microsoft.com/ink/2010/main" xmlns:cdr14="http://schemas.microsoft.com/office/drawing/2010/chartDrawing" xmlns:c15="http://schemas.microsoft.com/office/drawing/2012/chart" xmlns:cs="http://schemas.microsoft.com/office/drawing/2012/chartStyle" xmlns:ns43="http://www.w3.org/1998/Math/MathML" xmlns:ns44="http://www.w3.org/2003/InkML" xmlns:a13cmd="http://schemas.microsoft.com/office/drawing/2013/main/command" xmlns:cx="http://schemas.microsoft.com/office/drawing/2014/chartex" xmlns:c16="http://schemas.microsoft.com/office/drawing/2014/chart" xmlns:dgm1611="http://schemas.microsoft.com/office/drawing/2016/11/diagram" xmlns:c16r3="http://schemas.microsoft.com/office/drawing/2017/03/chart" xmlns:am3d="http://schemas.microsoft.com/office/drawing/2017/model3d" xmlns:an18="http://schemas.microsoft.com/office/drawing/2018/animation" xmlns:anam3d="http://schemas.microsoft.com/office/drawing/2018/animation/model3d" xmlns:iact="http://schemas.microsoft.com/office/powerpoint/2014/inkAction" xmlns:thm15="http://schemas.microsoft.com/office/thememl/2012/main" xmlns:wps="http://schemas.microsoft.com/office/word/2010/wordprocessingShape" xmlns:wpc="http://schemas.microsoft.com/office/word/2010/wordprocessingCanvas" xmlns:wpg="http://schemas.microsoft.com/office/word/2010/wordprocessingGroup" xmlns:w16="http://schemas.microsoft.com/office/word/2018/wordml" xmlns:w16cex="http://schemas.microsoft.com/office/word/2018/wordml/cex" xmlns:cei="http://schemas.microsoft.com/office/word/2026/wordml/cei" xmlns:wetp="http://schemas.microsoft.com/office/webextensions/taskpanes/2010/11" xmlns:we="http://schemas.microsoft.com/office/webextensions/webextension/2010/11" xmlns:comp="http://schemas.openxmlformats.org/drawingml/2006/compatibility" xmlns:lc="http://schemas.openxmlformats.org/drawingml/2006/lockedCanvas" xmlns:dgm14="http://schemas.microsoft.com/office/drawing/2010/diagram" xmlns:a15="http://schemas.microsoft.com/office/drawing/2012/main" xmlns:pic14="http://schemas.microsoft.com/office/drawing/2010/picture" xmlns:c16ac="http://schemas.microsoft.com/office/drawing/2014/chart/ac" xmlns:a16="http://schemas.microsoft.com/office/drawing/2014/main" xmlns:a1611="http://schemas.microsoft.com/office/drawing/2016/11/main" xmlns:dgm1612="http://schemas.microsoft.com/office/drawing/2016/12/diagram" xmlns:a16svg="http://schemas.microsoft.com/office/drawing/2016/SVG/main" xmlns:adec="http://schemas.microsoft.com/office/drawing/2017/decorative" xmlns:a18hc="http://schemas.microsoft.com/office/drawing/2018/hyperlinkcolor" xmlns:wp15="http://schemas.microsoft.com/office/word/2012/wordprocessingDrawing" name="Office Theme">
   <a:themeElements>
     <a:clrScheme name="Office">
       <a:dk1>
@@ -49829,11 +50261,11 @@
 </file>
 
 <file path=customXml/item1.xml><?xml version="1.0" encoding="utf-8"?>
-<b:Sources xmlns:w="http://schemas.openxmlformats.org/wordprocessingml/2006/main" xmlns:w16du="http://schemas.microsoft.com/office/word/2023/wordml/word16du" xmlns:w14="http://schemas.microsoft.com/office/word/2010/wordml" xmlns:w16sdtdh="http://schemas.microsoft.com/office/word/2020/wordml/sdtdatahash" xmlns:w15="http://schemas.microsoft.com/office/word/2012/wordml" xmlns:w16sdtfl="http://schemas.microsoft.com/office/word/2024/wordml/sdtformatlock" xmlns:w16se="http://schemas.microsoft.com/office/word/2015/wordml/symex" xmlns:r="http://schemas.openxmlformats.org/officeDocument/2006/relationships" xmlns:m="http://schemas.openxmlformats.org/officeDocument/2006/math" xmlns:a="http://schemas.openxmlformats.org/drawingml/2006/main" xmlns:wp="http://schemas.openxmlformats.org/drawingml/2006/wordprocessingDrawing" xmlns:wp14="http://schemas.microsoft.com/office/word/2010/wordprocessingDrawing" xmlns:mc="http://schemas.openxmlformats.org/markup-compatibility/2006" xmlns:a14="http://schemas.microsoft.com/office/drawing/2010/main" xmlns:w16cid="http://schemas.microsoft.com/office/word/2016/wordml/cid" xmlns:sl="http://schemas.openxmlformats.org/schemaLibrary/2006/main" xmlns:wne="http://schemas.microsoft.com/office/word/2006/wordml" xmlns:c="http://schemas.openxmlformats.org/drawingml/2006/chart" xmlns:cdr="http://schemas.openxmlformats.org/drawingml/2006/chartDrawing" xmlns:c14="http://schemas.microsoft.com/office/drawing/2007/8/2/chart" xmlns:dgm="http://schemas.openxmlformats.org/drawingml/2006/diagram" xmlns:pic="http://schemas.openxmlformats.org/drawingml/2006/picture" xmlns:xdr="http://schemas.openxmlformats.org/drawingml/2006/spreadsheetDrawing" xmlns:dsp="http://schemas.microsoft.com/office/drawing/2008/diagram" xmlns:o="urn:schemas-microsoft-com:office:office" xmlns:v="urn:schemas-microsoft-com:vml" xmlns:w10="urn:schemas-microsoft-com:office:word" xmlns:xvml="urn:schemas-microsoft-com:office:excel" xmlns:pvml="urn:schemas-microsoft-com:office:powerpoint" xmlns:cppr="http://schemas.microsoft.com/office/2006/coverPageProps" xmlns:odx="http://opendope.org/xpaths" xmlns:odc="http://opendope.org/conditions" xmlns:odq="http://opendope.org/questions" xmlns:oda="http://opendope.org/answers" xmlns:odi="http://opendope.org/components" xmlns:odgm="http://opendope.org/SmartArt/DataHierarchy" xmlns:b="http://schemas.openxmlformats.org/officeDocument/2006/bibliography" xmlns:msink="http://schemas.microsoft.com/ink/2010/main" xmlns:cdr14="http://schemas.microsoft.com/office/drawing/2010/chartDrawing" xmlns:c15="http://schemas.microsoft.com/office/drawing/2012/chart" xmlns:cs="http://schemas.microsoft.com/office/drawing/2012/chartStyle" xmlns:ns43="http://www.w3.org/1998/Math/MathML" xmlns:ns44="http://www.w3.org/2003/InkML" xmlns:a13cmd="http://schemas.microsoft.com/office/drawing/2013/main/command" xmlns:cx="http://schemas.microsoft.com/office/drawing/2014/chartex" xmlns:c16="http://schemas.microsoft.com/office/drawing/2014/chart" xmlns:dgm1611="http://schemas.microsoft.com/office/drawing/2016/11/diagram" xmlns:c16r3="http://schemas.microsoft.com/office/drawing/2017/03/chart" xmlns:am3d="http://schemas.microsoft.com/office/drawing/2017/model3d" xmlns:an18="http://schemas.microsoft.com/office/drawing/2018/animation" xmlns:anam3d="http://schemas.microsoft.com/office/drawing/2018/animation/model3d" xmlns:iact="http://schemas.microsoft.com/office/powerpoint/2014/inkAction" xmlns:thm15="http://schemas.microsoft.com/office/thememl/2012/main" xmlns:wps="http://schemas.microsoft.com/office/word/2010/wordprocessingShape" xmlns:wpc="http://schemas.microsoft.com/office/word/2010/wordprocessingCanvas" xmlns:wpg="http://schemas.microsoft.com/office/word/2010/wordprocessingGroup" xmlns:w16="http://schemas.microsoft.com/office/word/2018/wordml" xmlns:w16cex="http://schemas.microsoft.com/office/word/2018/wordml/cex" xmlns:cei="http://schemas.microsoft.com/office/word/2026/wordml/cei" xmlns:wetp="http://schemas.microsoft.com/office/webextensions/taskpanes/2010/11" xmlns:we="http://schemas.microsoft.com/office/webextensions/webextension/2010/11" xmlns:comp="http://schemas.openxmlformats.org/drawingml/2006/compatibility" xmlns:lc="http://schemas.openxmlformats.org/drawingml/2006/lockedCanvas" xmlns:dgm14="http://schemas.microsoft.com/office/drawing/2010/diagram" xmlns:a15="http://schemas.microsoft.com/office/drawing/2012/main" xmlns:pic14="http://schemas.microsoft.com/office/drawing/2010/picture" xmlns:c16ac="http://schemas.microsoft.com/office/drawing/2014/chart/ac" xmlns:a16="http://schemas.microsoft.com/office/drawing/2014/main" xmlns:a1611="http://schemas.microsoft.com/office/drawing/2016/11/main" xmlns:dgm1612="http://schemas.microsoft.com/office/drawing/2016/12/diagram" xmlns:a16svg="http://schemas.microsoft.com/office/drawing/2016/SVG/main" xmlns:adec="http://schemas.microsoft.com/office/drawing/2017/decorative" xmlns:a18hc="http://schemas.microsoft.com/office/drawing/2018/hyperlinkcolor" xmlns:wp15="http://schemas.microsoft.com/office/word/2012/wordprocessingDrawing" SelectedStyle="\APA.XSL" StyleName="APA"/>
+<mypart/>
 </file>
 
 <file path=customXml/item2.xml><?xml version="1.0" encoding="utf-8"?>
-<mypart/>
+<b:Sources xmlns:w="http://schemas.openxmlformats.org/wordprocessingml/2006/main" xmlns:w14="http://schemas.microsoft.com/office/word/2010/wordml" xmlns:w16du="http://schemas.microsoft.com/office/word/2023/wordml/word16du" xmlns:w16sdtdh="http://schemas.microsoft.com/office/word/2020/wordml/sdtdatahash" xmlns:w15="http://schemas.microsoft.com/office/word/2012/wordml" xmlns:w16sdtfl="http://schemas.microsoft.com/office/word/2024/wordml/sdtformatlock" xmlns:r="http://schemas.openxmlformats.org/officeDocument/2006/relationships" xmlns:w16se="http://schemas.microsoft.com/office/word/2015/wordml/symex" xmlns:m="http://schemas.openxmlformats.org/officeDocument/2006/math" xmlns:a="http://schemas.openxmlformats.org/drawingml/2006/main" xmlns:wp="http://schemas.openxmlformats.org/drawingml/2006/wordprocessingDrawing" xmlns:wp14="http://schemas.microsoft.com/office/word/2010/wordprocessingDrawing" xmlns:mc="http://schemas.openxmlformats.org/markup-compatibility/2006" xmlns:a14="http://schemas.microsoft.com/office/drawing/2010/main" xmlns:w16cid="http://schemas.microsoft.com/office/word/2016/wordml/cid" xmlns:sl="http://schemas.openxmlformats.org/schemaLibrary/2006/main" xmlns:wne="http://schemas.microsoft.com/office/word/2006/wordml" xmlns:c="http://schemas.openxmlformats.org/drawingml/2006/chart" xmlns:cdr="http://schemas.openxmlformats.org/drawingml/2006/chartDrawing" xmlns:c14="http://schemas.microsoft.com/office/drawing/2007/8/2/chart" xmlns:dgm="http://schemas.openxmlformats.org/drawingml/2006/diagram" xmlns:pic="http://schemas.openxmlformats.org/drawingml/2006/picture" xmlns:xdr="http://schemas.openxmlformats.org/drawingml/2006/spreadsheetDrawing" xmlns:dsp="http://schemas.microsoft.com/office/drawing/2008/diagram" xmlns:o="urn:schemas-microsoft-com:office:office" xmlns:v="urn:schemas-microsoft-com:vml" xmlns:w10="urn:schemas-microsoft-com:office:word" xmlns:xvml="urn:schemas-microsoft-com:office:excel" xmlns:pvml="urn:schemas-microsoft-com:office:powerpoint" xmlns:cppr="http://schemas.microsoft.com/office/2006/coverPageProps" xmlns:odx="http://opendope.org/xpaths" xmlns:odc="http://opendope.org/conditions" xmlns:odq="http://opendope.org/questions" xmlns:oda="http://opendope.org/answers" xmlns:odi="http://opendope.org/components" xmlns:odgm="http://opendope.org/SmartArt/DataHierarchy" xmlns:b="http://schemas.openxmlformats.org/officeDocument/2006/bibliography" xmlns:msink="http://schemas.microsoft.com/ink/2010/main" xmlns:cdr14="http://schemas.microsoft.com/office/drawing/2010/chartDrawing" xmlns:c15="http://schemas.microsoft.com/office/drawing/2012/chart" xmlns:cs="http://schemas.microsoft.com/office/drawing/2012/chartStyle" xmlns:ns43="http://www.w3.org/1998/Math/MathML" xmlns:ns44="http://www.w3.org/2003/InkML" xmlns:a13cmd="http://schemas.microsoft.com/office/drawing/2013/main/command" xmlns:cx="http://schemas.microsoft.com/office/drawing/2014/chartex" xmlns:c16="http://schemas.microsoft.com/office/drawing/2014/chart" xmlns:dgm1611="http://schemas.microsoft.com/office/drawing/2016/11/diagram" xmlns:c16r3="http://schemas.microsoft.com/office/drawing/2017/03/chart" xmlns:am3d="http://schemas.microsoft.com/office/drawing/2017/model3d" xmlns:an18="http://schemas.microsoft.com/office/drawing/2018/animation" xmlns:anam3d="http://schemas.microsoft.com/office/drawing/2018/animation/model3d" xmlns:iact="http://schemas.microsoft.com/office/powerpoint/2014/inkAction" xmlns:thm15="http://schemas.microsoft.com/office/thememl/2012/main" xmlns:wps="http://schemas.microsoft.com/office/word/2010/wordprocessingShape" xmlns:wpc="http://schemas.microsoft.com/office/word/2010/wordprocessingCanvas" xmlns:wpg="http://schemas.microsoft.com/office/word/2010/wordprocessingGroup" xmlns:w16="http://schemas.microsoft.com/office/word/2018/wordml" xmlns:w16cex="http://schemas.microsoft.com/office/word/2018/wordml/cex" xmlns:cei="http://schemas.microsoft.com/office/word/2026/wordml/cei" xmlns:wetp="http://schemas.microsoft.com/office/webextensions/taskpanes/2010/11" xmlns:we="http://schemas.microsoft.com/office/webextensions/webextension/2010/11" xmlns:comp="http://schemas.openxmlformats.org/drawingml/2006/compatibility" xmlns:lc="http://schemas.openxmlformats.org/drawingml/2006/lockedCanvas" xmlns:dgm14="http://schemas.microsoft.com/office/drawing/2010/diagram" xmlns:a15="http://schemas.microsoft.com/office/drawing/2012/main" xmlns:pic14="http://schemas.microsoft.com/office/drawing/2010/picture" xmlns:c16ac="http://schemas.microsoft.com/office/drawing/2014/chart/ac" xmlns:a16="http://schemas.microsoft.com/office/drawing/2014/main" xmlns:a1611="http://schemas.microsoft.com/office/drawing/2016/11/main" xmlns:dgm1612="http://schemas.microsoft.com/office/drawing/2016/12/diagram" xmlns:a16svg="http://schemas.microsoft.com/office/drawing/2016/SVG/main" xmlns:adec="http://schemas.microsoft.com/office/drawing/2017/decorative" xmlns:a18hc="http://schemas.microsoft.com/office/drawing/2018/hyperlinkcolor" xmlns:wp15="http://schemas.microsoft.com/office/word/2012/wordprocessingDrawing" SelectedStyle="\APA.XSL" StyleName="APA"/>
 </file>
 
 <file path=customXml/item3.xml><?xml version="1.0" encoding="utf-8"?>
@@ -49841,7 +50273,7 @@
 </file>
 
 <file path=customXml/item4.xml><?xml version="1.0" encoding="utf-8"?>
-<b:Sources xmlns:w="http://schemas.openxmlformats.org/wordprocessingml/2006/main" xmlns:w16du="http://schemas.microsoft.com/office/word/2023/wordml/word16du" xmlns:w14="http://schemas.microsoft.com/office/word/2010/wordml" xmlns:w16sdtdh="http://schemas.microsoft.com/office/word/2020/wordml/sdtdatahash" xmlns:w15="http://schemas.microsoft.com/office/word/2012/wordml" xmlns:w16sdtfl="http://schemas.microsoft.com/office/word/2024/wordml/sdtformatlock" xmlns:w16se="http://schemas.microsoft.com/office/word/2015/wordml/symex" xmlns:r="http://schemas.openxmlformats.org/officeDocument/2006/relationships" xmlns:m="http://schemas.openxmlformats.org/officeDocument/2006/math" xmlns:a="http://schemas.openxmlformats.org/drawingml/2006/main" xmlns:wp="http://schemas.openxmlformats.org/drawingml/2006/wordprocessingDrawing" xmlns:wp14="http://schemas.microsoft.com/office/word/2010/wordprocessingDrawing" xmlns:mc="http://schemas.openxmlformats.org/markup-compatibility/2006" xmlns:a14="http://schemas.microsoft.com/office/drawing/2010/main" xmlns:w16cid="http://schemas.microsoft.com/office/word/2016/wordml/cid" xmlns:sl="http://schemas.openxmlformats.org/schemaLibrary/2006/main" xmlns:wne="http://schemas.microsoft.com/office/word/2006/wordml" xmlns:c="http://schemas.openxmlformats.org/drawingml/2006/chart" xmlns:cdr="http://schemas.openxmlformats.org/drawingml/2006/chartDrawing" xmlns:c14="http://schemas.microsoft.com/office/drawing/2007/8/2/chart" xmlns:dgm="http://schemas.openxmlformats.org/drawingml/2006/diagram" xmlns:pic="http://schemas.openxmlformats.org/drawingml/2006/picture" xmlns:xdr="http://schemas.openxmlformats.org/drawingml/2006/spreadsheetDrawing" xmlns:dsp="http://schemas.microsoft.com/office/drawing/2008/diagram" xmlns:o="urn:schemas-microsoft-com:office:office" xmlns:v="urn:schemas-microsoft-com:vml" xmlns:w10="urn:schemas-microsoft-com:office:word" xmlns:xvml="urn:schemas-microsoft-com:office:excel" xmlns:pvml="urn:schemas-microsoft-com:office:powerpoint" xmlns:cppr="http://schemas.microsoft.com/office/2006/coverPageProps" xmlns:odx="http://opendope.org/xpaths" xmlns:odc="http://opendope.org/conditions" xmlns:odq="http://opendope.org/questions" xmlns:oda="http://opendope.org/answers" xmlns:odi="http://opendope.org/components" xmlns:odgm="http://opendope.org/SmartArt/DataHierarchy" xmlns:b="http://schemas.openxmlformats.org/officeDocument/2006/bibliography" xmlns:msink="http://schemas.microsoft.com/ink/2010/main" xmlns:cdr14="http://schemas.microsoft.com/office/drawing/2010/chartDrawing" xmlns:c15="http://schemas.microsoft.com/office/drawing/2012/chart" xmlns:cs="http://schemas.microsoft.com/office/drawing/2012/chartStyle" xmlns:ns43="http://www.w3.org/1998/Math/MathML" xmlns:ns44="http://www.w3.org/2003/InkML" xmlns:a13cmd="http://schemas.microsoft.com/office/drawing/2013/main/command" xmlns:cx="http://schemas.microsoft.com/office/drawing/2014/chartex" xmlns:c16="http://schemas.microsoft.com/office/drawing/2014/chart" xmlns:dgm1611="http://schemas.microsoft.com/office/drawing/2016/11/diagram" xmlns:c16r3="http://schemas.microsoft.com/office/drawing/2017/03/chart" xmlns:am3d="http://schemas.microsoft.com/office/drawing/2017/model3d" xmlns:an18="http://schemas.microsoft.com/office/drawing/2018/animation" xmlns:anam3d="http://schemas.microsoft.com/office/drawing/2018/animation/model3d" xmlns:iact="http://schemas.microsoft.com/office/powerpoint/2014/inkAction" xmlns:thm15="http://schemas.microsoft.com/office/thememl/2012/main" xmlns:wps="http://schemas.microsoft.com/office/word/2010/wordprocessingShape" xmlns:wpc="http://schemas.microsoft.com/office/word/2010/wordprocessingCanvas" xmlns:wpg="http://schemas.microsoft.com/office/word/2010/wordprocessingGroup" xmlns:w16="http://schemas.microsoft.com/office/word/2018/wordml" xmlns:w16cex="http://schemas.microsoft.com/office/word/2018/wordml/cex" xmlns:cei="http://schemas.microsoft.com/office/word/2026/wordml/cei" xmlns:wetp="http://schemas.microsoft.com/office/webextensions/taskpanes/2010/11" xmlns:we="http://schemas.microsoft.com/office/webextensions/webextension/2010/11" xmlns:comp="http://schemas.openxmlformats.org/drawingml/2006/compatibility" xmlns:lc="http://schemas.openxmlformats.org/drawingml/2006/lockedCanvas" xmlns:dgm14="http://schemas.microsoft.com/office/drawing/2010/diagram" xmlns:a15="http://schemas.microsoft.com/office/drawing/2012/main" xmlns:pic14="http://schemas.microsoft.com/office/drawing/2010/picture" xmlns:c16ac="http://schemas.microsoft.com/office/drawing/2014/chart/ac" xmlns:a16="http://schemas.microsoft.com/office/drawing/2014/main" xmlns:a1611="http://schemas.microsoft.com/office/drawing/2016/11/main" xmlns:dgm1612="http://schemas.microsoft.com/office/drawing/2016/12/diagram" xmlns:a16svg="http://schemas.microsoft.com/office/drawing/2016/SVG/main" xmlns:adec="http://schemas.microsoft.com/office/drawing/2017/decorative" xmlns:a18hc="http://schemas.microsoft.com/office/drawing/2018/hyperlinkcolor" xmlns:wp15="http://schemas.microsoft.com/office/word/2012/wordprocessingDrawing" SelectedStyle="\APA.XSL" StyleName="APA"/>
+<b:Sources xmlns:w="http://schemas.openxmlformats.org/wordprocessingml/2006/main" xmlns:w14="http://schemas.microsoft.com/office/word/2010/wordml" xmlns:w16du="http://schemas.microsoft.com/office/word/2023/wordml/word16du" xmlns:w16sdtdh="http://schemas.microsoft.com/office/word/2020/wordml/sdtdatahash" xmlns:w15="http://schemas.microsoft.com/office/word/2012/wordml" xmlns:w16sdtfl="http://schemas.microsoft.com/office/word/2024/wordml/sdtformatlock" xmlns:r="http://schemas.openxmlformats.org/officeDocument/2006/relationships" xmlns:w16se="http://schemas.microsoft.com/office/word/2015/wordml/symex" xmlns:m="http://schemas.openxmlformats.org/officeDocument/2006/math" xmlns:a="http://schemas.openxmlformats.org/drawingml/2006/main" xmlns:wp="http://schemas.openxmlformats.org/drawingml/2006/wordprocessingDrawing" xmlns:wp14="http://schemas.microsoft.com/office/word/2010/wordprocessingDrawing" xmlns:mc="http://schemas.openxmlformats.org/markup-compatibility/2006" xmlns:a14="http://schemas.microsoft.com/office/drawing/2010/main" xmlns:w16cid="http://schemas.microsoft.com/office/word/2016/wordml/cid" xmlns:sl="http://schemas.openxmlformats.org/schemaLibrary/2006/main" xmlns:wne="http://schemas.microsoft.com/office/word/2006/wordml" xmlns:c="http://schemas.openxmlformats.org/drawingml/2006/chart" xmlns:cdr="http://schemas.openxmlformats.org/drawingml/2006/chartDrawing" xmlns:c14="http://schemas.microsoft.com/office/drawing/2007/8/2/chart" xmlns:dgm="http://schemas.openxmlformats.org/drawingml/2006/diagram" xmlns:pic="http://schemas.openxmlformats.org/drawingml/2006/picture" xmlns:xdr="http://schemas.openxmlformats.org/drawingml/2006/spreadsheetDrawing" xmlns:dsp="http://schemas.microsoft.com/office/drawing/2008/diagram" xmlns:o="urn:schemas-microsoft-com:office:office" xmlns:v="urn:schemas-microsoft-com:vml" xmlns:w10="urn:schemas-microsoft-com:office:word" xmlns:xvml="urn:schemas-microsoft-com:office:excel" xmlns:pvml="urn:schemas-microsoft-com:office:powerpoint" xmlns:cppr="http://schemas.microsoft.com/office/2006/coverPageProps" xmlns:odx="http://opendope.org/xpaths" xmlns:odc="http://opendope.org/conditions" xmlns:odq="http://opendope.org/questions" xmlns:oda="http://opendope.org/answers" xmlns:odi="http://opendope.org/components" xmlns:odgm="http://opendope.org/SmartArt/DataHierarchy" xmlns:b="http://schemas.openxmlformats.org/officeDocument/2006/bibliography" xmlns:msink="http://schemas.microsoft.com/ink/2010/main" xmlns:cdr14="http://schemas.microsoft.com/office/drawing/2010/chartDrawing" xmlns:c15="http://schemas.microsoft.com/office/drawing/2012/chart" xmlns:cs="http://schemas.microsoft.com/office/drawing/2012/chartStyle" xmlns:ns43="http://www.w3.org/1998/Math/MathML" xmlns:ns44="http://www.w3.org/2003/InkML" xmlns:a13cmd="http://schemas.microsoft.com/office/drawing/2013/main/command" xmlns:cx="http://schemas.microsoft.com/office/drawing/2014/chartex" xmlns:c16="http://schemas.microsoft.com/office/drawing/2014/chart" xmlns:dgm1611="http://schemas.microsoft.com/office/drawing/2016/11/diagram" xmlns:c16r3="http://schemas.microsoft.com/office/drawing/2017/03/chart" xmlns:am3d="http://schemas.microsoft.com/office/drawing/2017/model3d" xmlns:an18="http://schemas.microsoft.com/office/drawing/2018/animation" xmlns:anam3d="http://schemas.microsoft.com/office/drawing/2018/animation/model3d" xmlns:iact="http://schemas.microsoft.com/office/powerpoint/2014/inkAction" xmlns:thm15="http://schemas.microsoft.com/office/thememl/2012/main" xmlns:wps="http://schemas.microsoft.com/office/word/2010/wordprocessingShape" xmlns:wpc="http://schemas.microsoft.com/office/word/2010/wordprocessingCanvas" xmlns:wpg="http://schemas.microsoft.com/office/word/2010/wordprocessingGroup" xmlns:w16="http://schemas.microsoft.com/office/word/2018/wordml" xmlns:w16cex="http://schemas.microsoft.com/office/word/2018/wordml/cex" xmlns:cei="http://schemas.microsoft.com/office/word/2026/wordml/cei" xmlns:wetp="http://schemas.microsoft.com/office/webextensions/taskpanes/2010/11" xmlns:we="http://schemas.microsoft.com/office/webextensions/webextension/2010/11" xmlns:comp="http://schemas.openxmlformats.org/drawingml/2006/compatibility" xmlns:lc="http://schemas.openxmlformats.org/drawingml/2006/lockedCanvas" xmlns:dgm14="http://schemas.microsoft.com/office/drawing/2010/diagram" xmlns:a15="http://schemas.microsoft.com/office/drawing/2012/main" xmlns:pic14="http://schemas.microsoft.com/office/drawing/2010/picture" xmlns:c16ac="http://schemas.microsoft.com/office/drawing/2014/chart/ac" xmlns:a16="http://schemas.microsoft.com/office/drawing/2014/main" xmlns:a1611="http://schemas.microsoft.com/office/drawing/2016/11/main" xmlns:dgm1612="http://schemas.microsoft.com/office/drawing/2016/12/diagram" xmlns:a16svg="http://schemas.microsoft.com/office/drawing/2016/SVG/main" xmlns:adec="http://schemas.microsoft.com/office/drawing/2017/decorative" xmlns:a18hc="http://schemas.microsoft.com/office/drawing/2018/hyperlinkcolor" xmlns:wp15="http://schemas.microsoft.com/office/word/2012/wordprocessingDrawing" SelectedStyle="\APA.XSL" StyleName="APA"/>
 </file>
 
 <file path=customXml/item5.xml><?xml version="1.0" encoding="utf-8"?>
@@ -49849,16 +50281,22 @@
 </file>
 
 <file path=customXml/itemProps1.xml><?xml version="1.0" encoding="utf-8"?>
+<ds:datastoreItem xmlns:ds="http://schemas.openxmlformats.org/officeDocument/2006/customXml" ds:itemID="{129E683B-8798-4998-BC5B-3A6285F3BA66}">
+  <ds:schemaRefs/>
+</ds:datastoreItem>
+</file>
+
+<file path=customXml/itemProps2.xml><?xml version="1.0" encoding="utf-8"?>
 <ds:datastoreItem xmlns:ds="http://schemas.openxmlformats.org/officeDocument/2006/customXml" ds:itemID="{F28D3F12-7B11-41F1-95E4-756843F013A3}">
   <ds:schemaRefs>
     <ds:schemaRef ds:uri="http://schemas.openxmlformats.org/wordprocessingml/2006/main"/>
     <ds:schemaRef ds:uri="http://schemas.microsoft.com/office/word/2023/wordml/word16du"/>
+    <ds:schemaRef ds:uri="http://schemas.microsoft.com/office/word/2012/wordml"/>
     <ds:schemaRef ds:uri="http://schemas.microsoft.com/office/word/2010/wordml"/>
+    <ds:schemaRef ds:uri="http://schemas.openxmlformats.org/officeDocument/2006/relationships"/>
     <ds:schemaRef ds:uri="http://schemas.microsoft.com/office/word/2020/wordml/sdtdatahash"/>
-    <ds:schemaRef ds:uri="http://schemas.microsoft.com/office/word/2012/wordml"/>
     <ds:schemaRef ds:uri="http://schemas.microsoft.com/office/word/2024/wordml/sdtformatlock"/>
     <ds:schemaRef ds:uri="http://schemas.microsoft.com/office/word/2015/wordml/symex"/>
-    <ds:schemaRef ds:uri="http://schemas.openxmlformats.org/officeDocument/2006/relationships"/>
     <ds:schemaRef ds:uri="http://schemas.openxmlformats.org/officeDocument/2006/math"/>
     <ds:schemaRef ds:uri="http://schemas.openxmlformats.org/drawingml/2006/main"/>
     <ds:schemaRef ds:uri="http://schemas.openxmlformats.org/drawingml/2006/wordprocessingDrawing"/>
@@ -49929,14 +50367,8 @@
 </ds:datastoreItem>
 </file>
 
-<file path=customXml/itemProps2.xml><?xml version="1.0" encoding="utf-8"?>
-<ds:datastoreItem xmlns:ds="http://schemas.openxmlformats.org/officeDocument/2006/customXml" ds:itemID="{129E683B-8798-4998-BC5B-3A6285F3BA66}">
-  <ds:schemaRefs/>
-</ds:datastoreItem>
-</file>
-
 <file path=customXml/itemProps3.xml><?xml version="1.0" encoding="utf-8"?>
-<ds:datastoreItem xmlns:ds="http://schemas.openxmlformats.org/officeDocument/2006/customXml" ds:itemID="{94DA83E4-30CE-4756-BA31-36A424DCCFFE}">
+<ds:datastoreItem xmlns:ds="http://schemas.openxmlformats.org/officeDocument/2006/customXml" ds:itemID="{6993F598-74FB-4621-A242-6BA71A88A180}">
   <ds:schemaRefs/>
 </ds:datastoreItem>
 </file>
@@ -49946,12 +50378,12 @@
   <ds:schemaRefs>
     <ds:schemaRef ds:uri="http://schemas.openxmlformats.org/wordprocessingml/2006/main"/>
     <ds:schemaRef ds:uri="http://schemas.microsoft.com/office/word/2023/wordml/word16du"/>
+    <ds:schemaRef ds:uri="http://schemas.microsoft.com/office/word/2012/wordml"/>
     <ds:schemaRef ds:uri="http://schemas.microsoft.com/office/word/2010/wordml"/>
+    <ds:schemaRef ds:uri="http://schemas.openxmlformats.org/officeDocument/2006/relationships"/>
     <ds:schemaRef ds:uri="http://schemas.microsoft.com/office/word/2020/wordml/sdtdatahash"/>
-    <ds:schemaRef ds:uri="http://schemas.microsoft.com/office/word/2012/wordml"/>
     <ds:schemaRef ds:uri="http://schemas.microsoft.com/office/word/2024/wordml/sdtformatlock"/>
     <ds:schemaRef ds:uri="http://schemas.microsoft.com/office/word/2015/wordml/symex"/>
-    <ds:schemaRef ds:uri="http://schemas.openxmlformats.org/officeDocument/2006/relationships"/>
     <ds:schemaRef ds:uri="http://schemas.openxmlformats.org/officeDocument/2006/math"/>
     <ds:schemaRef ds:uri="http://schemas.openxmlformats.org/drawingml/2006/main"/>
     <ds:schemaRef ds:uri="http://schemas.openxmlformats.org/drawingml/2006/wordprocessingDrawing"/>
@@ -50023,7 +50455,7 @@
 </file>
 
 <file path=customXml/itemProps5.xml><?xml version="1.0" encoding="utf-8"?>
-<ds:datastoreItem xmlns:ds="http://schemas.openxmlformats.org/officeDocument/2006/customXml" ds:itemID="{6993F598-74FB-4621-A242-6BA71A88A180}">
+<ds:datastoreItem xmlns:ds="http://schemas.openxmlformats.org/officeDocument/2006/customXml" ds:itemID="{94DA83E4-30CE-4756-BA31-36A424DCCFFE}">
   <ds:schemaRefs/>
 </ds:datastoreItem>
 </file>
--- a/docs/Docx4j_GettingStarted.docx
+++ b/docs/Docx4j_GettingStarted.docx
@@ -1,6 +1,6 @@
 
 <file path=word/document.xml><?xml version="1.0" encoding="utf-8"?>
-<w:document xmlns:w="http://schemas.openxmlformats.org/wordprocessingml/2006/main" xmlns:w14="http://schemas.microsoft.com/office/word/2010/wordml" xmlns:w16du="http://schemas.microsoft.com/office/word/2023/wordml/word16du" xmlns:w16sdtdh="http://schemas.microsoft.com/office/word/2020/wordml/sdtdatahash" xmlns:w15="http://schemas.microsoft.com/office/word/2012/wordml" xmlns:w16sdtfl="http://schemas.microsoft.com/office/word/2024/wordml/sdtformatlock" xmlns:r="http://schemas.openxmlformats.org/officeDocument/2006/relationships" xmlns:w16se="http://schemas.microsoft.com/office/word/2015/wordml/symex" xmlns:m="http://schemas.openxmlformats.org/officeDocument/2006/math" xmlns:a="http://schemas.openxmlformats.org/drawingml/2006/main" xmlns:wp="http://schemas.openxmlformats.org/drawingml/2006/wordprocessingDrawing" xmlns:wp14="http://schemas.microsoft.com/office/word/2010/wordprocessingDrawing" xmlns:mc="http://schemas.openxmlformats.org/markup-compatibility/2006" xmlns:a14="http://schemas.microsoft.com/office/drawing/2010/main" xmlns:w16cid="http://schemas.microsoft.com/office/word/2016/wordml/cid" xmlns:sl="http://schemas.openxmlformats.org/schemaLibrary/2006/main" xmlns:wne="http://schemas.microsoft.com/office/word/2006/wordml" xmlns:c="http://schemas.openxmlformats.org/drawingml/2006/chart" xmlns:cdr="http://schemas.openxmlformats.org/drawingml/2006/chartDrawing" xmlns:c14="http://schemas.microsoft.com/office/drawing/2007/8/2/chart" xmlns:dgm="http://schemas.openxmlformats.org/drawingml/2006/diagram" xmlns:pic="http://schemas.openxmlformats.org/drawingml/2006/picture" xmlns:xdr="http://schemas.openxmlformats.org/drawingml/2006/spreadsheetDrawing" xmlns:dsp="http://schemas.microsoft.com/office/drawing/2008/diagram" xmlns:o="urn:schemas-microsoft-com:office:office" xmlns:v="urn:schemas-microsoft-com:vml" xmlns:w10="urn:schemas-microsoft-com:office:word" xmlns:xvml="urn:schemas-microsoft-com:office:excel" xmlns:pvml="urn:schemas-microsoft-com:office:powerpoint" xmlns:cppr="http://schemas.microsoft.com/office/2006/coverPageProps" xmlns:odx="http://opendope.org/xpaths" xmlns:odc="http://opendope.org/conditions" xmlns:odq="http://opendope.org/questions" xmlns:oda="http://opendope.org/answers" xmlns:odi="http://opendope.org/components" xmlns:odgm="http://opendope.org/SmartArt/DataHierarchy" xmlns:b="http://schemas.openxmlformats.org/officeDocument/2006/bibliography" xmlns:msink="http://schemas.microsoft.com/ink/2010/main" xmlns:cdr14="http://schemas.microsoft.com/office/drawing/2010/chartDrawing" xmlns:c15="http://schemas.microsoft.com/office/drawing/2012/chart" xmlns:cs="http://schemas.microsoft.com/office/drawing/2012/chartStyle" xmlns:ns43="http://www.w3.org/1998/Math/MathML" xmlns:ns44="http://www.w3.org/2003/InkML" xmlns:a13cmd="http://schemas.microsoft.com/office/drawing/2013/main/command" xmlns:cx="http://schemas.microsoft.com/office/drawing/2014/chartex" xmlns:c16="http://schemas.microsoft.com/office/drawing/2014/chart" xmlns:dgm1611="http://schemas.microsoft.com/office/drawing/2016/11/diagram" xmlns:c16r3="http://schemas.microsoft.com/office/drawing/2017/03/chart" xmlns:am3d="http://schemas.microsoft.com/office/drawing/2017/model3d" xmlns:an18="http://schemas.microsoft.com/office/drawing/2018/animation" xmlns:anam3d="http://schemas.microsoft.com/office/drawing/2018/animation/model3d" xmlns:iact="http://schemas.microsoft.com/office/powerpoint/2014/inkAction" xmlns:thm15="http://schemas.microsoft.com/office/thememl/2012/main" xmlns:wps="http://schemas.microsoft.com/office/word/2010/wordprocessingShape" xmlns:wpc="http://schemas.microsoft.com/office/word/2010/wordprocessingCanvas" xmlns:wpg="http://schemas.microsoft.com/office/word/2010/wordprocessingGroup" xmlns:w16="http://schemas.microsoft.com/office/word/2018/wordml" xmlns:w16cex="http://schemas.microsoft.com/office/word/2018/wordml/cex" xmlns:cei="http://schemas.microsoft.com/office/word/2026/wordml/cei" xmlns:wetp="http://schemas.microsoft.com/office/webextensions/taskpanes/2010/11" xmlns:we="http://schemas.microsoft.com/office/webextensions/webextension/2010/11" xmlns:comp="http://schemas.openxmlformats.org/drawingml/2006/compatibility" xmlns:lc="http://schemas.openxmlformats.org/drawingml/2006/lockedCanvas" xmlns:dgm14="http://schemas.microsoft.com/office/drawing/2010/diagram" xmlns:a15="http://schemas.microsoft.com/office/drawing/2012/main" xmlns:pic14="http://schemas.microsoft.com/office/drawing/2010/picture" xmlns:c16ac="http://schemas.microsoft.com/office/drawing/2014/chart/ac" xmlns:a16="http://schemas.microsoft.com/office/drawing/2014/main" xmlns:a1611="http://schemas.microsoft.com/office/drawing/2016/11/main" xmlns:dgm1612="http://schemas.microsoft.com/office/drawing/2016/12/diagram" xmlns:a16svg="http://schemas.microsoft.com/office/drawing/2016/SVG/main" xmlns:adec="http://schemas.microsoft.com/office/drawing/2017/decorative" xmlns:a18hc="http://schemas.microsoft.com/office/drawing/2018/hyperlinkcolor" xmlns:wp15="http://schemas.microsoft.com/office/word/2012/wordprocessingDrawing" mc:Ignorable="w14 w15 w16se w16cid w16 w16cex w16sdtdh w16sdtfl w16du wp14">
+<w:document xmlns:w="http://schemas.openxmlformats.org/wordprocessingml/2006/main" xmlns:w14="http://schemas.microsoft.com/office/word/2010/wordml" xmlns:w16du="http://schemas.microsoft.com/office/word/2023/wordml/word16du" xmlns:w16se="http://schemas.microsoft.com/office/word/2015/wordml/symex" xmlns:r="http://schemas.openxmlformats.org/officeDocument/2006/relationships" xmlns:w16sdtdh="http://schemas.microsoft.com/office/word/2020/wordml/sdtdatahash" xmlns:w15="http://schemas.microsoft.com/office/word/2012/wordml" xmlns:w16sdtfl="http://schemas.microsoft.com/office/word/2024/wordml/sdtformatlock" xmlns:m="http://schemas.openxmlformats.org/officeDocument/2006/math" xmlns:a="http://schemas.openxmlformats.org/drawingml/2006/main" xmlns:wp="http://schemas.openxmlformats.org/drawingml/2006/wordprocessingDrawing" xmlns:wp14="http://schemas.microsoft.com/office/word/2010/wordprocessingDrawing" xmlns:mc="http://schemas.openxmlformats.org/markup-compatibility/2006" xmlns:a14="http://schemas.microsoft.com/office/drawing/2010/main" xmlns:w16cid="http://schemas.microsoft.com/office/word/2016/wordml/cid" xmlns:sl="http://schemas.openxmlformats.org/schemaLibrary/2006/main" xmlns:wne="http://schemas.microsoft.com/office/word/2006/wordml" xmlns:c="http://schemas.openxmlformats.org/drawingml/2006/chart" xmlns:cdr="http://schemas.openxmlformats.org/drawingml/2006/chartDrawing" xmlns:c14="http://schemas.microsoft.com/office/drawing/2007/8/2/chart" xmlns:dgm="http://schemas.openxmlformats.org/drawingml/2006/diagram" xmlns:pic="http://schemas.openxmlformats.org/drawingml/2006/picture" xmlns:xdr="http://schemas.openxmlformats.org/drawingml/2006/spreadsheetDrawing" xmlns:dsp="http://schemas.microsoft.com/office/drawing/2008/diagram" xmlns:o="urn:schemas-microsoft-com:office:office" xmlns:v="urn:schemas-microsoft-com:vml" xmlns:w10="urn:schemas-microsoft-com:office:word" xmlns:xvml="urn:schemas-microsoft-com:office:excel" xmlns:pvml="urn:schemas-microsoft-com:office:powerpoint" xmlns:cppr="http://schemas.microsoft.com/office/2006/coverPageProps" xmlns:odx="http://opendope.org/xpaths" xmlns:odc="http://opendope.org/conditions" xmlns:odq="http://opendope.org/questions" xmlns:oda="http://opendope.org/answers" xmlns:odi="http://opendope.org/components" xmlns:odgm="http://opendope.org/SmartArt/DataHierarchy" xmlns:b="http://schemas.openxmlformats.org/officeDocument/2006/bibliography" xmlns:msink="http://schemas.microsoft.com/ink/2010/main" xmlns:cdr14="http://schemas.microsoft.com/office/drawing/2010/chartDrawing" xmlns:c15="http://schemas.microsoft.com/office/drawing/2012/chart" xmlns:cs="http://schemas.microsoft.com/office/drawing/2012/chartStyle" xmlns:ns43="http://www.w3.org/1998/Math/MathML" xmlns:ns44="http://www.w3.org/2003/InkML" xmlns:a13cmd="http://schemas.microsoft.com/office/drawing/2013/main/command" xmlns:cx="http://schemas.microsoft.com/office/drawing/2014/chartex" xmlns:c16="http://schemas.microsoft.com/office/drawing/2014/chart" xmlns:dgm1611="http://schemas.microsoft.com/office/drawing/2016/11/diagram" xmlns:c16r3="http://schemas.microsoft.com/office/drawing/2017/03/chart" xmlns:am3d="http://schemas.microsoft.com/office/drawing/2017/model3d" xmlns:an18="http://schemas.microsoft.com/office/drawing/2018/animation" xmlns:anam3d="http://schemas.microsoft.com/office/drawing/2018/animation/model3d" xmlns:iact="http://schemas.microsoft.com/office/powerpoint/2014/inkAction" xmlns:thm15="http://schemas.microsoft.com/office/thememl/2012/main" xmlns:wps="http://schemas.microsoft.com/office/word/2010/wordprocessingShape" xmlns:wpc="http://schemas.microsoft.com/office/word/2010/wordprocessingCanvas" xmlns:wpg="http://schemas.microsoft.com/office/word/2010/wordprocessingGroup" xmlns:w16="http://schemas.microsoft.com/office/word/2018/wordml" xmlns:w16cex="http://schemas.microsoft.com/office/word/2018/wordml/cex" xmlns:cei="http://schemas.microsoft.com/office/word/2026/wordml/cei" xmlns:wetp="http://schemas.microsoft.com/office/webextensions/taskpanes/2010/11" xmlns:we="http://schemas.microsoft.com/office/webextensions/webextension/2010/11" xmlns:comp="http://schemas.openxmlformats.org/drawingml/2006/compatibility" xmlns:lc="http://schemas.openxmlformats.org/drawingml/2006/lockedCanvas" xmlns:dgm14="http://schemas.microsoft.com/office/drawing/2010/diagram" xmlns:a15="http://schemas.microsoft.com/office/drawing/2012/main" xmlns:pic14="http://schemas.microsoft.com/office/drawing/2010/picture" xmlns:c16ac="http://schemas.microsoft.com/office/drawing/2014/chart/ac" xmlns:a16="http://schemas.microsoft.com/office/drawing/2014/main" xmlns:a1611="http://schemas.microsoft.com/office/drawing/2016/11/main" xmlns:dgm1612="http://schemas.microsoft.com/office/drawing/2016/12/diagram" xmlns:a16svg="http://schemas.microsoft.com/office/drawing/2016/SVG/main" xmlns:adec="http://schemas.microsoft.com/office/drawing/2017/decorative" xmlns:a18hc="http://schemas.microsoft.com/office/drawing/2018/hyperlinkcolor" xmlns:wp15="http://schemas.microsoft.com/office/word/2012/wordprocessingDrawing" mc:Ignorable="w14 w15 w16se w16cid w16 w16cex w16sdtdh w16sdtfl w16du wp14">
   <w:body>
     <!-- Modified by docx4j 17.3.3-SNAPSHOT (Apache licensed) using REFERENCE JAXB in Arch Linux Java 21.0.12 on Linux -->
     <w:p>
@@ -61,7 +61,7 @@
           <w:r>
             <w:fldChar w:fldCharType="separate"/>
           </w:r>
-          <w:hyperlink w:anchor="_Toc877617319">
+          <w:hyperlink w:anchor="_Toc440435403">
             <w:r>
               <w:rPr>
                 <w:rStyle w:val="Hyperlink"/>
@@ -87,7 +87,7 @@
                 <w:noProof/>
                 <w:webHidden/>
               </w:rPr>
-              <w:instrText xml:space="preserve">PAGEREF _Toc877617319 \h</w:instrText>
+              <w:instrText xml:space="preserve">PAGEREF _Toc440435403 \h</w:instrText>
             </w:r>
             <w:r>
               <w:rPr>
@@ -128,7 +128,7 @@
               <w:noProof/>
             </w:rPr>
           </w:pPr>
-          <w:hyperlink w:anchor="_Toc877617320">
+          <w:hyperlink w:anchor="_Toc440435404">
             <w:r>
               <w:rPr>
                 <w:rStyle w:val="Hyperlink"/>
@@ -154,7 +154,7 @@
                 <w:noProof/>
                 <w:webHidden/>
               </w:rPr>
-              <w:instrText xml:space="preserve">PAGEREF _Toc877617320 \h</w:instrText>
+              <w:instrText xml:space="preserve">PAGEREF _Toc440435404 \h</w:instrText>
             </w:r>
             <w:r>
               <w:rPr>
@@ -195,7 +195,7 @@
               <w:noProof/>
             </w:rPr>
           </w:pPr>
-          <w:hyperlink w:anchor="_Toc877617321">
+          <w:hyperlink w:anchor="_Toc440435405">
             <w:r>
               <w:rPr>
                 <w:rStyle w:val="Hyperlink"/>
@@ -221,7 +221,7 @@
                 <w:noProof/>
                 <w:webHidden/>
               </w:rPr>
-              <w:instrText xml:space="preserve">PAGEREF _Toc877617321 \h</w:instrText>
+              <w:instrText xml:space="preserve">PAGEREF _Toc440435405 \h</w:instrText>
             </w:r>
             <w:r>
               <w:rPr>
@@ -262,7 +262,7 @@
               <w:noProof/>
             </w:rPr>
           </w:pPr>
-          <w:hyperlink w:anchor="_Toc877617322">
+          <w:hyperlink w:anchor="_Toc440435406">
             <w:r>
               <w:rPr>
                 <w:rStyle w:val="Hyperlink"/>
@@ -288,7 +288,7 @@
                 <w:noProof/>
                 <w:webHidden/>
               </w:rPr>
-              <w:instrText xml:space="preserve">PAGEREF _Toc877617322 \h</w:instrText>
+              <w:instrText xml:space="preserve">PAGEREF _Toc440435406 \h</w:instrText>
             </w:r>
             <w:r>
               <w:rPr>
@@ -329,7 +329,7 @@
               <w:noProof/>
             </w:rPr>
           </w:pPr>
-          <w:hyperlink w:anchor="_Toc877617323">
+          <w:hyperlink w:anchor="_Toc440435407">
             <w:r>
               <w:rPr>
                 <w:rStyle w:val="Hyperlink"/>
@@ -355,7 +355,7 @@
                 <w:noProof/>
                 <w:webHidden/>
               </w:rPr>
-              <w:instrText xml:space="preserve">PAGEREF _Toc877617323 \h</w:instrText>
+              <w:instrText xml:space="preserve">PAGEREF _Toc440435407 \h</w:instrText>
             </w:r>
             <w:r>
               <w:rPr>
@@ -396,7 +396,7 @@
               <w:noProof/>
             </w:rPr>
           </w:pPr>
-          <w:hyperlink w:anchor="_Toc877617324">
+          <w:hyperlink w:anchor="_Toc440435408">
             <w:r>
               <w:rPr>
                 <w:rStyle w:val="Hyperlink"/>
@@ -422,7 +422,7 @@
                 <w:noProof/>
                 <w:webHidden/>
               </w:rPr>
-              <w:instrText xml:space="preserve">PAGEREF _Toc877617324 \h</w:instrText>
+              <w:instrText xml:space="preserve">PAGEREF _Toc440435408 \h</w:instrText>
             </w:r>
             <w:r>
               <w:rPr>
@@ -463,7 +463,7 @@
               <w:noProof/>
             </w:rPr>
           </w:pPr>
-          <w:hyperlink w:anchor="_Toc877617325">
+          <w:hyperlink w:anchor="_Toc440435409">
             <w:r>
               <w:rPr>
                 <w:rStyle w:val="Hyperlink"/>
@@ -489,7 +489,7 @@
                 <w:noProof/>
                 <w:webHidden/>
               </w:rPr>
-              <w:instrText xml:space="preserve">PAGEREF _Toc877617325 \h</w:instrText>
+              <w:instrText xml:space="preserve">PAGEREF _Toc440435409 \h</w:instrText>
             </w:r>
             <w:r>
               <w:rPr>
@@ -530,7 +530,7 @@
               <w:noProof/>
             </w:rPr>
           </w:pPr>
-          <w:hyperlink w:anchor="_Toc877617326">
+          <w:hyperlink w:anchor="_Toc440435410">
             <w:r>
               <w:rPr>
                 <w:rStyle w:val="Hyperlink"/>
@@ -556,7 +556,7 @@
                 <w:noProof/>
                 <w:webHidden/>
               </w:rPr>
-              <w:instrText xml:space="preserve">PAGEREF _Toc877617326 \h</w:instrText>
+              <w:instrText xml:space="preserve">PAGEREF _Toc440435410 \h</w:instrText>
             </w:r>
             <w:r>
               <w:rPr>
@@ -597,7 +597,7 @@
               <w:noProof/>
             </w:rPr>
           </w:pPr>
-          <w:hyperlink w:anchor="_Toc877617327">
+          <w:hyperlink w:anchor="_Toc440435411">
             <w:r>
               <w:rPr>
                 <w:rStyle w:val="Hyperlink"/>
@@ -623,7 +623,7 @@
                 <w:noProof/>
                 <w:webHidden/>
               </w:rPr>
-              <w:instrText xml:space="preserve">PAGEREF _Toc877617327 \h</w:instrText>
+              <w:instrText xml:space="preserve">PAGEREF _Toc440435411 \h</w:instrText>
             </w:r>
             <w:r>
               <w:rPr>
@@ -664,7 +664,7 @@
               <w:noProof/>
             </w:rPr>
           </w:pPr>
-          <w:hyperlink w:anchor="_Toc877617328">
+          <w:hyperlink w:anchor="_Toc440435412">
             <w:r>
               <w:rPr>
                 <w:rStyle w:val="Hyperlink"/>
@@ -690,7 +690,7 @@
                 <w:noProof/>
                 <w:webHidden/>
               </w:rPr>
-              <w:instrText xml:space="preserve">PAGEREF _Toc877617328 \h</w:instrText>
+              <w:instrText xml:space="preserve">PAGEREF _Toc440435412 \h</w:instrText>
             </w:r>
             <w:r>
               <w:rPr>
@@ -731,7 +731,7 @@
               <w:noProof/>
             </w:rPr>
           </w:pPr>
-          <w:hyperlink w:anchor="_Toc877617329">
+          <w:hyperlink w:anchor="_Toc440435413">
             <w:r>
               <w:rPr>
                 <w:rStyle w:val="Hyperlink"/>
@@ -757,7 +757,7 @@
                 <w:noProof/>
                 <w:webHidden/>
               </w:rPr>
-              <w:instrText xml:space="preserve">PAGEREF _Toc877617329 \h</w:instrText>
+              <w:instrText xml:space="preserve">PAGEREF _Toc440435413 \h</w:instrText>
             </w:r>
             <w:r>
               <w:rPr>
@@ -798,7 +798,7 @@
               <w:noProof/>
             </w:rPr>
           </w:pPr>
-          <w:hyperlink w:anchor="_Toc877617330">
+          <w:hyperlink w:anchor="_Toc440435414">
             <w:r>
               <w:rPr>
                 <w:rStyle w:val="Hyperlink"/>
@@ -830,7 +830,7 @@
                 <w:noProof/>
                 <w:webHidden/>
               </w:rPr>
-              <w:instrText xml:space="preserve">PAGEREF _Toc877617330 \h</w:instrText>
+              <w:instrText xml:space="preserve">PAGEREF _Toc440435414 \h</w:instrText>
             </w:r>
             <w:r>
               <w:rPr>
@@ -871,7 +871,7 @@
               <w:noProof/>
             </w:rPr>
           </w:pPr>
-          <w:hyperlink w:anchor="_Toc877617331">
+          <w:hyperlink w:anchor="_Toc440435415">
             <w:r>
               <w:rPr>
                 <w:rStyle w:val="Hyperlink"/>
@@ -903,7 +903,7 @@
                 <w:noProof/>
                 <w:webHidden/>
               </w:rPr>
-              <w:instrText xml:space="preserve">PAGEREF _Toc877617331 \h</w:instrText>
+              <w:instrText xml:space="preserve">PAGEREF _Toc440435415 \h</w:instrText>
             </w:r>
             <w:r>
               <w:rPr>
@@ -944,7 +944,7 @@
               <w:noProof/>
             </w:rPr>
           </w:pPr>
-          <w:hyperlink w:anchor="_Toc877617332">
+          <w:hyperlink w:anchor="_Toc440435416">
             <w:r>
               <w:rPr>
                 <w:rStyle w:val="Hyperlink"/>
@@ -970,7 +970,7 @@
                 <w:noProof/>
                 <w:webHidden/>
               </w:rPr>
-              <w:instrText xml:space="preserve">PAGEREF _Toc877617332 \h</w:instrText>
+              <w:instrText xml:space="preserve">PAGEREF _Toc440435416 \h</w:instrText>
             </w:r>
             <w:r>
               <w:rPr>
@@ -1011,7 +1011,7 @@
               <w:noProof/>
             </w:rPr>
           </w:pPr>
-          <w:hyperlink w:anchor="_Toc877617333">
+          <w:hyperlink w:anchor="_Toc440435417">
             <w:r>
               <w:rPr>
                 <w:rStyle w:val="Hyperlink"/>
@@ -1037,7 +1037,7 @@
                 <w:noProof/>
                 <w:webHidden/>
               </w:rPr>
-              <w:instrText xml:space="preserve">PAGEREF _Toc877617333 \h</w:instrText>
+              <w:instrText xml:space="preserve">PAGEREF _Toc440435417 \h</w:instrText>
             </w:r>
             <w:r>
               <w:rPr>
@@ -1078,7 +1078,7 @@
               <w:noProof/>
             </w:rPr>
           </w:pPr>
-          <w:hyperlink w:anchor="_Toc877617334">
+          <w:hyperlink w:anchor="_Toc440435418">
             <w:r>
               <w:rPr>
                 <w:rStyle w:val="Hyperlink"/>
@@ -1110,7 +1110,7 @@
                 <w:noProof/>
                 <w:webHidden/>
               </w:rPr>
-              <w:instrText xml:space="preserve">PAGEREF _Toc877617334 \h</w:instrText>
+              <w:instrText xml:space="preserve">PAGEREF _Toc440435418 \h</w:instrText>
             </w:r>
             <w:r>
               <w:rPr>
@@ -1151,7 +1151,7 @@
               <w:noProof/>
             </w:rPr>
           </w:pPr>
-          <w:hyperlink w:anchor="_Toc877617335">
+          <w:hyperlink w:anchor="_Toc440435419">
             <w:r>
               <w:rPr>
                 <w:rStyle w:val="Hyperlink"/>
@@ -1177,7 +1177,7 @@
                 <w:noProof/>
                 <w:webHidden/>
               </w:rPr>
-              <w:instrText xml:space="preserve">PAGEREF _Toc877617335 \h</w:instrText>
+              <w:instrText xml:space="preserve">PAGEREF _Toc440435419 \h</w:instrText>
             </w:r>
             <w:r>
               <w:rPr>
@@ -1218,7 +1218,7 @@
               <w:noProof/>
             </w:rPr>
           </w:pPr>
-          <w:hyperlink w:anchor="_Toc877617336">
+          <w:hyperlink w:anchor="_Toc440435420">
             <w:r>
               <w:rPr>
                 <w:rStyle w:val="Hyperlink"/>
@@ -1244,7 +1244,7 @@
                 <w:noProof/>
                 <w:webHidden/>
               </w:rPr>
-              <w:instrText xml:space="preserve">PAGEREF _Toc877617336 \h</w:instrText>
+              <w:instrText xml:space="preserve">PAGEREF _Toc440435420 \h</w:instrText>
             </w:r>
             <w:r>
               <w:rPr>
@@ -1285,7 +1285,7 @@
               <w:noProof/>
             </w:rPr>
           </w:pPr>
-          <w:hyperlink w:anchor="_Toc877617337">
+          <w:hyperlink w:anchor="_Toc440435421">
             <w:r>
               <w:rPr>
                 <w:rStyle w:val="Hyperlink"/>
@@ -1311,7 +1311,7 @@
                 <w:noProof/>
                 <w:webHidden/>
               </w:rPr>
-              <w:instrText xml:space="preserve">PAGEREF _Toc877617337 \h</w:instrText>
+              <w:instrText xml:space="preserve">PAGEREF _Toc440435421 \h</w:instrText>
             </w:r>
             <w:r>
               <w:rPr>
@@ -1352,7 +1352,7 @@
               <w:noProof/>
             </w:rPr>
           </w:pPr>
-          <w:hyperlink w:anchor="_Toc877617338">
+          <w:hyperlink w:anchor="_Toc440435422">
             <w:r>
               <w:rPr>
                 <w:rStyle w:val="Hyperlink"/>
@@ -1379,7 +1379,7 @@
                 <w:noProof/>
                 <w:webHidden/>
               </w:rPr>
-              <w:instrText xml:space="preserve">PAGEREF _Toc877617338 \h</w:instrText>
+              <w:instrText xml:space="preserve">PAGEREF _Toc440435422 \h</w:instrText>
             </w:r>
             <w:r>
               <w:rPr>
@@ -1420,7 +1420,7 @@
               <w:noProof/>
             </w:rPr>
           </w:pPr>
-          <w:hyperlink w:anchor="_Toc877617339">
+          <w:hyperlink w:anchor="_Toc440435423">
             <w:r>
               <w:rPr>
                 <w:rStyle w:val="Hyperlink"/>
@@ -1452,7 +1452,7 @@
                 <w:noProof/>
                 <w:webHidden/>
               </w:rPr>
-              <w:instrText xml:space="preserve">PAGEREF _Toc877617339 \h</w:instrText>
+              <w:instrText xml:space="preserve">PAGEREF _Toc440435423 \h</w:instrText>
             </w:r>
             <w:r>
               <w:rPr>
@@ -1493,7 +1493,7 @@
               <w:noProof/>
             </w:rPr>
           </w:pPr>
-          <w:hyperlink w:anchor="_Toc877617340">
+          <w:hyperlink w:anchor="_Toc440435424">
             <w:r>
               <w:rPr>
                 <w:rStyle w:val="Hyperlink"/>
@@ -1527,7 +1527,7 @@
                 <w:noProof/>
                 <w:webHidden/>
               </w:rPr>
-              <w:instrText xml:space="preserve">PAGEREF _Toc877617340 \h</w:instrText>
+              <w:instrText xml:space="preserve">PAGEREF _Toc440435424 \h</w:instrText>
             </w:r>
             <w:r>
               <w:rPr>
@@ -1568,7 +1568,7 @@
               <w:noProof/>
             </w:rPr>
           </w:pPr>
-          <w:hyperlink w:anchor="_Toc877617341">
+          <w:hyperlink w:anchor="_Toc440435425">
             <w:r>
               <w:rPr>
                 <w:rStyle w:val="Hyperlink"/>
@@ -1595,7 +1595,7 @@
                 <w:noProof/>
                 <w:webHidden/>
               </w:rPr>
-              <w:instrText xml:space="preserve">PAGEREF _Toc877617341 \h</w:instrText>
+              <w:instrText xml:space="preserve">PAGEREF _Toc440435425 \h</w:instrText>
             </w:r>
             <w:r>
               <w:rPr>
@@ -1636,7 +1636,7 @@
               <w:noProof/>
             </w:rPr>
           </w:pPr>
-          <w:hyperlink w:anchor="_Toc877617342">
+          <w:hyperlink w:anchor="_Toc440435426">
             <w:r>
               <w:rPr>
                 <w:rStyle w:val="Hyperlink"/>
@@ -1670,7 +1670,7 @@
                 <w:noProof/>
                 <w:webHidden/>
               </w:rPr>
-              <w:instrText xml:space="preserve">PAGEREF _Toc877617342 \h</w:instrText>
+              <w:instrText xml:space="preserve">PAGEREF _Toc440435426 \h</w:instrText>
             </w:r>
             <w:r>
               <w:rPr>
@@ -1711,7 +1711,7 @@
               <w:noProof/>
             </w:rPr>
           </w:pPr>
-          <w:hyperlink w:anchor="_Toc877617343">
+          <w:hyperlink w:anchor="_Toc440435427">
             <w:r>
               <w:rPr>
                 <w:rStyle w:val="Hyperlink"/>
@@ -1738,7 +1738,7 @@
                 <w:noProof/>
                 <w:webHidden/>
               </w:rPr>
-              <w:instrText xml:space="preserve">PAGEREF _Toc877617343 \h</w:instrText>
+              <w:instrText xml:space="preserve">PAGEREF _Toc440435427 \h</w:instrText>
             </w:r>
             <w:r>
               <w:rPr>
@@ -1779,7 +1779,7 @@
               <w:noProof/>
             </w:rPr>
           </w:pPr>
-          <w:hyperlink w:anchor="_Toc877617344">
+          <w:hyperlink w:anchor="_Toc440435428">
             <w:r>
               <w:rPr>
                 <w:rStyle w:val="Hyperlink"/>
@@ -1806,7 +1806,7 @@
                 <w:noProof/>
                 <w:webHidden/>
               </w:rPr>
-              <w:instrText xml:space="preserve">PAGEREF _Toc877617344 \h</w:instrText>
+              <w:instrText xml:space="preserve">PAGEREF _Toc440435428 \h</w:instrText>
             </w:r>
             <w:r>
               <w:rPr>
@@ -1847,7 +1847,7 @@
               <w:noProof/>
             </w:rPr>
           </w:pPr>
-          <w:hyperlink w:anchor="_Toc877617345">
+          <w:hyperlink w:anchor="_Toc440435429">
             <w:r>
               <w:rPr>
                 <w:rStyle w:val="Hyperlink"/>
@@ -1874,7 +1874,7 @@
                 <w:noProof/>
                 <w:webHidden/>
               </w:rPr>
-              <w:instrText xml:space="preserve">PAGEREF _Toc877617345 \h</w:instrText>
+              <w:instrText xml:space="preserve">PAGEREF _Toc440435429 \h</w:instrText>
             </w:r>
             <w:r>
               <w:rPr>
@@ -1915,7 +1915,7 @@
               <w:noProof/>
             </w:rPr>
           </w:pPr>
-          <w:hyperlink w:anchor="_Toc877617346">
+          <w:hyperlink w:anchor="_Toc440435430">
             <w:r>
               <w:rPr>
                 <w:rStyle w:val="Hyperlink"/>
@@ -1942,7 +1942,7 @@
                 <w:noProof/>
                 <w:webHidden/>
               </w:rPr>
-              <w:instrText xml:space="preserve">PAGEREF _Toc877617346 \h</w:instrText>
+              <w:instrText xml:space="preserve">PAGEREF _Toc440435430 \h</w:instrText>
             </w:r>
             <w:r>
               <w:rPr>
@@ -1983,7 +1983,7 @@
               <w:noProof/>
             </w:rPr>
           </w:pPr>
-          <w:hyperlink w:anchor="_Toc877617347">
+          <w:hyperlink w:anchor="_Toc440435431">
             <w:r>
               <w:rPr>
                 <w:rStyle w:val="Hyperlink"/>
@@ -2009,7 +2009,7 @@
                 <w:noProof/>
                 <w:webHidden/>
               </w:rPr>
-              <w:instrText xml:space="preserve">PAGEREF _Toc877617347 \h</w:instrText>
+              <w:instrText xml:space="preserve">PAGEREF _Toc440435431 \h</w:instrText>
             </w:r>
             <w:r>
               <w:rPr>
@@ -2050,7 +2050,7 @@
               <w:noProof/>
             </w:rPr>
           </w:pPr>
-          <w:hyperlink w:anchor="_Toc877617348">
+          <w:hyperlink w:anchor="_Toc440435432">
             <w:r>
               <w:rPr>
                 <w:rStyle w:val="Hyperlink"/>
@@ -2076,7 +2076,7 @@
                 <w:noProof/>
                 <w:webHidden/>
               </w:rPr>
-              <w:instrText xml:space="preserve">PAGEREF _Toc877617348 \h</w:instrText>
+              <w:instrText xml:space="preserve">PAGEREF _Toc440435432 \h</w:instrText>
             </w:r>
             <w:r>
               <w:rPr>
@@ -2117,7 +2117,7 @@
               <w:noProof/>
             </w:rPr>
           </w:pPr>
-          <w:hyperlink w:anchor="_Toc877617349">
+          <w:hyperlink w:anchor="_Toc440435433">
             <w:r>
               <w:rPr>
                 <w:rStyle w:val="Hyperlink"/>
@@ -2144,7 +2144,7 @@
                 <w:noProof/>
                 <w:webHidden/>
               </w:rPr>
-              <w:instrText xml:space="preserve">PAGEREF _Toc877617349 \h</w:instrText>
+              <w:instrText xml:space="preserve">PAGEREF _Toc440435433 \h</w:instrText>
             </w:r>
             <w:r>
               <w:rPr>
@@ -2185,7 +2185,7 @@
               <w:noProof/>
             </w:rPr>
           </w:pPr>
-          <w:hyperlink w:anchor="_Toc877617350">
+          <w:hyperlink w:anchor="_Toc440435434">
             <w:r>
               <w:rPr>
                 <w:rStyle w:val="Hyperlink"/>
@@ -2212,7 +2212,7 @@
                 <w:noProof/>
                 <w:webHidden/>
               </w:rPr>
-              <w:instrText xml:space="preserve">PAGEREF _Toc877617350 \h</w:instrText>
+              <w:instrText xml:space="preserve">PAGEREF _Toc440435434 \h</w:instrText>
             </w:r>
             <w:r>
               <w:rPr>
@@ -2253,7 +2253,7 @@
               <w:noProof/>
             </w:rPr>
           </w:pPr>
-          <w:hyperlink w:anchor="_Toc877617351">
+          <w:hyperlink w:anchor="_Toc440435435">
             <w:r>
               <w:rPr>
                 <w:rStyle w:val="Hyperlink"/>
@@ -2280,7 +2280,7 @@
                 <w:noProof/>
                 <w:webHidden/>
               </w:rPr>
-              <w:instrText xml:space="preserve">PAGEREF _Toc877617351 \h</w:instrText>
+              <w:instrText xml:space="preserve">PAGEREF _Toc440435435 \h</w:instrText>
             </w:r>
             <w:r>
               <w:rPr>
@@ -2321,7 +2321,7 @@
               <w:noProof/>
             </w:rPr>
           </w:pPr>
-          <w:hyperlink w:anchor="_Toc877617352">
+          <w:hyperlink w:anchor="_Toc440435436">
             <w:r>
               <w:rPr>
                 <w:rStyle w:val="Hyperlink"/>
@@ -2355,7 +2355,7 @@
                 <w:noProof/>
                 <w:webHidden/>
               </w:rPr>
-              <w:instrText xml:space="preserve">PAGEREF _Toc877617352 \h</w:instrText>
+              <w:instrText xml:space="preserve">PAGEREF _Toc440435436 \h</w:instrText>
             </w:r>
             <w:r>
               <w:rPr>
@@ -2396,7 +2396,7 @@
               <w:noProof/>
             </w:rPr>
           </w:pPr>
-          <w:hyperlink w:anchor="_Toc877617353">
+          <w:hyperlink w:anchor="_Toc440435437">
             <w:r>
               <w:rPr>
                 <w:rStyle w:val="Hyperlink"/>
@@ -2423,7 +2423,7 @@
                 <w:noProof/>
                 <w:webHidden/>
               </w:rPr>
-              <w:instrText xml:space="preserve">PAGEREF _Toc877617353 \h</w:instrText>
+              <w:instrText xml:space="preserve">PAGEREF _Toc440435437 \h</w:instrText>
             </w:r>
             <w:r>
               <w:rPr>
@@ -2464,7 +2464,7 @@
               <w:noProof/>
             </w:rPr>
           </w:pPr>
-          <w:hyperlink w:anchor="_Toc877617354">
+          <w:hyperlink w:anchor="_Toc440435438">
             <w:r>
               <w:rPr>
                 <w:rStyle w:val="Hyperlink"/>
@@ -2490,7 +2490,7 @@
                 <w:noProof/>
                 <w:webHidden/>
               </w:rPr>
-              <w:instrText xml:space="preserve">PAGEREF _Toc877617354 \h</w:instrText>
+              <w:instrText xml:space="preserve">PAGEREF _Toc440435438 \h</w:instrText>
             </w:r>
             <w:r>
               <w:rPr>
@@ -2531,7 +2531,7 @@
               <w:noProof/>
             </w:rPr>
           </w:pPr>
-          <w:hyperlink w:anchor="_Toc877617355">
+          <w:hyperlink w:anchor="_Toc440435439">
             <w:r>
               <w:rPr>
                 <w:rStyle w:val="Hyperlink"/>
@@ -2558,7 +2558,7 @@
                 <w:noProof/>
                 <w:webHidden/>
               </w:rPr>
-              <w:instrText xml:space="preserve">PAGEREF _Toc877617355 \h</w:instrText>
+              <w:instrText xml:space="preserve">PAGEREF _Toc440435439 \h</w:instrText>
             </w:r>
             <w:r>
               <w:rPr>
@@ -2599,7 +2599,7 @@
               <w:noProof/>
             </w:rPr>
           </w:pPr>
-          <w:hyperlink w:anchor="_Toc877617356">
+          <w:hyperlink w:anchor="_Toc440435440">
             <w:r>
               <w:rPr>
                 <w:rStyle w:val="Hyperlink"/>
@@ -2625,7 +2625,7 @@
                 <w:noProof/>
                 <w:webHidden/>
               </w:rPr>
-              <w:instrText xml:space="preserve">PAGEREF _Toc877617356 \h</w:instrText>
+              <w:instrText xml:space="preserve">PAGEREF _Toc440435440 \h</w:instrText>
             </w:r>
             <w:r>
               <w:rPr>
@@ -2666,7 +2666,7 @@
               <w:noProof/>
             </w:rPr>
           </w:pPr>
-          <w:hyperlink w:anchor="_Toc877617357">
+          <w:hyperlink w:anchor="_Toc440435441">
             <w:r>
               <w:rPr>
                 <w:rStyle w:val="Hyperlink"/>
@@ -2692,7 +2692,7 @@
                 <w:noProof/>
                 <w:webHidden/>
               </w:rPr>
-              <w:instrText xml:space="preserve">PAGEREF _Toc877617357 \h</w:instrText>
+              <w:instrText xml:space="preserve">PAGEREF _Toc440435441 \h</w:instrText>
             </w:r>
             <w:r>
               <w:rPr>
@@ -2733,7 +2733,7 @@
               <w:noProof/>
             </w:rPr>
           </w:pPr>
-          <w:hyperlink w:anchor="_Toc877617358">
+          <w:hyperlink w:anchor="_Toc440435442">
             <w:r>
               <w:rPr>
                 <w:rStyle w:val="Hyperlink"/>
@@ -2759,7 +2759,7 @@
                 <w:noProof/>
                 <w:webHidden/>
               </w:rPr>
-              <w:instrText xml:space="preserve">PAGEREF _Toc877617358 \h</w:instrText>
+              <w:instrText xml:space="preserve">PAGEREF _Toc440435442 \h</w:instrText>
             </w:r>
             <w:r>
               <w:rPr>
@@ -2800,7 +2800,7 @@
               <w:noProof/>
             </w:rPr>
           </w:pPr>
-          <w:hyperlink w:anchor="_Toc877617359">
+          <w:hyperlink w:anchor="_Toc440435443">
             <w:r>
               <w:rPr>
                 <w:rStyle w:val="Hyperlink"/>
@@ -2826,7 +2826,7 @@
                 <w:noProof/>
                 <w:webHidden/>
               </w:rPr>
-              <w:instrText xml:space="preserve">PAGEREF _Toc877617359 \h</w:instrText>
+              <w:instrText xml:space="preserve">PAGEREF _Toc440435443 \h</w:instrText>
             </w:r>
             <w:r>
               <w:rPr>
@@ -2867,7 +2867,7 @@
               <w:noProof/>
             </w:rPr>
           </w:pPr>
-          <w:hyperlink w:anchor="_Toc877617360">
+          <w:hyperlink w:anchor="_Toc440435444">
             <w:r>
               <w:rPr>
                 <w:rStyle w:val="Hyperlink"/>
@@ -2894,7 +2894,7 @@
                 <w:noProof/>
                 <w:webHidden/>
               </w:rPr>
-              <w:instrText xml:space="preserve">PAGEREF _Toc877617360 \h</w:instrText>
+              <w:instrText xml:space="preserve">PAGEREF _Toc440435444 \h</w:instrText>
             </w:r>
             <w:r>
               <w:rPr>
@@ -2935,7 +2935,7 @@
               <w:noProof/>
             </w:rPr>
           </w:pPr>
-          <w:hyperlink w:anchor="_Toc877617361">
+          <w:hyperlink w:anchor="_Toc440435445">
             <w:r>
               <w:rPr>
                 <w:rStyle w:val="Hyperlink"/>
@@ -2962,7 +2962,7 @@
                 <w:noProof/>
                 <w:webHidden/>
               </w:rPr>
-              <w:instrText xml:space="preserve">PAGEREF _Toc877617361 \h</w:instrText>
+              <w:instrText xml:space="preserve">PAGEREF _Toc440435445 \h</w:instrText>
             </w:r>
             <w:r>
               <w:rPr>
@@ -3003,7 +3003,7 @@
               <w:noProof/>
             </w:rPr>
           </w:pPr>
-          <w:hyperlink w:anchor="_Toc877617362">
+          <w:hyperlink w:anchor="_Toc440435446">
             <w:r>
               <w:rPr>
                 <w:rStyle w:val="Hyperlink"/>
@@ -3029,7 +3029,7 @@
                 <w:noProof/>
                 <w:webHidden/>
               </w:rPr>
-              <w:instrText xml:space="preserve">PAGEREF _Toc877617362 \h</w:instrText>
+              <w:instrText xml:space="preserve">PAGEREF _Toc440435446 \h</w:instrText>
             </w:r>
             <w:r>
               <w:rPr>
@@ -3070,7 +3070,7 @@
               <w:noProof/>
             </w:rPr>
           </w:pPr>
-          <w:hyperlink w:anchor="_Toc877617363">
+          <w:hyperlink w:anchor="_Toc440435447">
             <w:r>
               <w:rPr>
                 <w:rStyle w:val="Hyperlink"/>
@@ -3096,7 +3096,7 @@
                 <w:noProof/>
                 <w:webHidden/>
               </w:rPr>
-              <w:instrText xml:space="preserve">PAGEREF _Toc877617363 \h</w:instrText>
+              <w:instrText xml:space="preserve">PAGEREF _Toc440435447 \h</w:instrText>
             </w:r>
             <w:r>
               <w:rPr>
@@ -3137,7 +3137,7 @@
               <w:noProof/>
             </w:rPr>
           </w:pPr>
-          <w:hyperlink w:anchor="_Toc877617364">
+          <w:hyperlink w:anchor="_Toc440435448">
             <w:r>
               <w:rPr>
                 <w:rStyle w:val="Hyperlink"/>
@@ -3163,7 +3163,7 @@
                 <w:noProof/>
                 <w:webHidden/>
               </w:rPr>
-              <w:instrText xml:space="preserve">PAGEREF _Toc877617364 \h</w:instrText>
+              <w:instrText xml:space="preserve">PAGEREF _Toc440435448 \h</w:instrText>
             </w:r>
             <w:r>
               <w:rPr>
@@ -3204,7 +3204,7 @@
               <w:noProof/>
             </w:rPr>
           </w:pPr>
-          <w:hyperlink w:anchor="_Toc877617365">
+          <w:hyperlink w:anchor="_Toc440435449">
             <w:r>
               <w:rPr>
                 <w:rStyle w:val="Hyperlink"/>
@@ -3238,7 +3238,7 @@
                 <w:noProof/>
                 <w:webHidden/>
               </w:rPr>
-              <w:instrText xml:space="preserve">PAGEREF _Toc877617365 \h</w:instrText>
+              <w:instrText xml:space="preserve">PAGEREF _Toc440435449 \h</w:instrText>
             </w:r>
             <w:r>
               <w:rPr>
@@ -3279,7 +3279,7 @@
               <w:noProof/>
             </w:rPr>
           </w:pPr>
-          <w:hyperlink w:anchor="_Toc877617366">
+          <w:hyperlink w:anchor="_Toc440435450">
             <w:r>
               <w:rPr>
                 <w:rStyle w:val="Hyperlink"/>
@@ -3305,7 +3305,7 @@
                 <w:noProof/>
                 <w:webHidden/>
               </w:rPr>
-              <w:instrText xml:space="preserve">PAGEREF _Toc877617366 \h</w:instrText>
+              <w:instrText xml:space="preserve">PAGEREF _Toc440435450 \h</w:instrText>
             </w:r>
             <w:r>
               <w:rPr>
@@ -3346,7 +3346,7 @@
               <w:noProof/>
             </w:rPr>
           </w:pPr>
-          <w:hyperlink w:anchor="_Toc877617367">
+          <w:hyperlink w:anchor="_Toc440435451">
             <w:r>
               <w:rPr>
                 <w:rStyle w:val="Hyperlink"/>
@@ -3373,7 +3373,7 @@
                 <w:noProof/>
                 <w:webHidden/>
               </w:rPr>
-              <w:instrText xml:space="preserve">PAGEREF _Toc877617367 \h</w:instrText>
+              <w:instrText xml:space="preserve">PAGEREF _Toc440435451 \h</w:instrText>
             </w:r>
             <w:r>
               <w:rPr>
@@ -3414,7 +3414,7 @@
               <w:noProof/>
             </w:rPr>
           </w:pPr>
-          <w:hyperlink w:anchor="_Toc877617368">
+          <w:hyperlink w:anchor="_Toc440435452">
             <w:r>
               <w:rPr>
                 <w:rStyle w:val="Hyperlink"/>
@@ -3441,7 +3441,7 @@
                 <w:noProof/>
                 <w:webHidden/>
               </w:rPr>
-              <w:instrText xml:space="preserve">PAGEREF _Toc877617368 \h</w:instrText>
+              <w:instrText xml:space="preserve">PAGEREF _Toc440435452 \h</w:instrText>
             </w:r>
             <w:r>
               <w:rPr>
@@ -3482,7 +3482,7 @@
               <w:noProof/>
             </w:rPr>
           </w:pPr>
-          <w:hyperlink w:anchor="_Toc877617369">
+          <w:hyperlink w:anchor="_Toc440435453">
             <w:r>
               <w:rPr>
                 <w:rStyle w:val="Hyperlink"/>
@@ -3509,7 +3509,7 @@
                 <w:noProof/>
                 <w:webHidden/>
               </w:rPr>
-              <w:instrText xml:space="preserve">PAGEREF _Toc877617369 \h</w:instrText>
+              <w:instrText xml:space="preserve">PAGEREF _Toc440435453 \h</w:instrText>
             </w:r>
             <w:r>
               <w:rPr>
@@ -3550,7 +3550,7 @@
               <w:noProof/>
             </w:rPr>
           </w:pPr>
-          <w:hyperlink w:anchor="_Toc877617370">
+          <w:hyperlink w:anchor="_Toc440435454">
             <w:r>
               <w:rPr>
                 <w:rStyle w:val="Hyperlink"/>
@@ -3577,7 +3577,7 @@
                 <w:noProof/>
                 <w:webHidden/>
               </w:rPr>
-              <w:instrText xml:space="preserve">PAGEREF _Toc877617370 \h</w:instrText>
+              <w:instrText xml:space="preserve">PAGEREF _Toc440435454 \h</w:instrText>
             </w:r>
             <w:r>
               <w:rPr>
@@ -3618,7 +3618,7 @@
               <w:noProof/>
             </w:rPr>
           </w:pPr>
-          <w:hyperlink w:anchor="_Toc877617371">
+          <w:hyperlink w:anchor="_Toc440435455">
             <w:r>
               <w:rPr>
                 <w:rStyle w:val="Hyperlink"/>
@@ -3652,7 +3652,7 @@
                 <w:noProof/>
                 <w:webHidden/>
               </w:rPr>
-              <w:instrText xml:space="preserve">PAGEREF _Toc877617371 \h</w:instrText>
+              <w:instrText xml:space="preserve">PAGEREF _Toc440435455 \h</w:instrText>
             </w:r>
             <w:r>
               <w:rPr>
@@ -3693,7 +3693,7 @@
               <w:noProof/>
             </w:rPr>
           </w:pPr>
-          <w:hyperlink w:anchor="_Toc877617372">
+          <w:hyperlink w:anchor="_Toc440435456">
             <w:r>
               <w:rPr>
                 <w:rStyle w:val="Hyperlink"/>
@@ -3719,7 +3719,7 @@
                 <w:noProof/>
                 <w:webHidden/>
               </w:rPr>
-              <w:instrText xml:space="preserve">PAGEREF _Toc877617372 \h</w:instrText>
+              <w:instrText xml:space="preserve">PAGEREF _Toc440435456 \h</w:instrText>
             </w:r>
             <w:r>
               <w:rPr>
@@ -3760,7 +3760,7 @@
               <w:noProof/>
             </w:rPr>
           </w:pPr>
-          <w:hyperlink w:anchor="_Toc877617373">
+          <w:hyperlink w:anchor="_Toc440435457">
             <w:r>
               <w:rPr>
                 <w:rStyle w:val="Hyperlink"/>
@@ -3786,7 +3786,7 @@
                 <w:noProof/>
                 <w:webHidden/>
               </w:rPr>
-              <w:instrText xml:space="preserve">PAGEREF _Toc877617373 \h</w:instrText>
+              <w:instrText xml:space="preserve">PAGEREF _Toc440435457 \h</w:instrText>
             </w:r>
             <w:r>
               <w:rPr>
@@ -3827,7 +3827,7 @@
               <w:noProof/>
             </w:rPr>
           </w:pPr>
-          <w:hyperlink w:anchor="_Toc877617374">
+          <w:hyperlink w:anchor="_Toc440435458">
             <w:r>
               <w:rPr>
                 <w:rStyle w:val="Hyperlink"/>
@@ -3853,7 +3853,7 @@
                 <w:noProof/>
                 <w:webHidden/>
               </w:rPr>
-              <w:instrText xml:space="preserve">PAGEREF _Toc877617374 \h</w:instrText>
+              <w:instrText xml:space="preserve">PAGEREF _Toc440435458 \h</w:instrText>
             </w:r>
             <w:r>
               <w:rPr>
@@ -3894,7 +3894,7 @@
               <w:noProof/>
             </w:rPr>
           </w:pPr>
-          <w:hyperlink w:anchor="_Toc877617375">
+          <w:hyperlink w:anchor="_Toc440435459">
             <w:r>
               <w:rPr>
                 <w:rStyle w:val="Hyperlink"/>
@@ -3920,7 +3920,7 @@
                 <w:noProof/>
                 <w:webHidden/>
               </w:rPr>
-              <w:instrText xml:space="preserve">PAGEREF _Toc877617375 \h</w:instrText>
+              <w:instrText xml:space="preserve">PAGEREF _Toc440435459 \h</w:instrText>
             </w:r>
             <w:r>
               <w:rPr>
@@ -3961,7 +3961,7 @@
               <w:noProof/>
             </w:rPr>
           </w:pPr>
-          <w:hyperlink w:anchor="_Toc877617376">
+          <w:hyperlink w:anchor="_Toc440435460">
             <w:r>
               <w:rPr>
                 <w:rStyle w:val="Hyperlink"/>
@@ -3993,7 +3993,7 @@
                 <w:noProof/>
                 <w:webHidden/>
               </w:rPr>
-              <w:instrText xml:space="preserve">PAGEREF _Toc877617376 \h</w:instrText>
+              <w:instrText xml:space="preserve">PAGEREF _Toc440435460 \h</w:instrText>
             </w:r>
             <w:r>
               <w:rPr>
@@ -4034,7 +4034,7 @@
               <w:noProof/>
             </w:rPr>
           </w:pPr>
-          <w:hyperlink w:anchor="_Toc877617377">
+          <w:hyperlink w:anchor="_Toc440435461">
             <w:r>
               <w:rPr>
                 <w:rStyle w:val="Hyperlink"/>
@@ -4060,7 +4060,7 @@
                 <w:noProof/>
                 <w:webHidden/>
               </w:rPr>
-              <w:instrText xml:space="preserve">PAGEREF _Toc877617377 \h</w:instrText>
+              <w:instrText xml:space="preserve">PAGEREF _Toc440435461 \h</w:instrText>
             </w:r>
             <w:r>
               <w:rPr>
@@ -4101,7 +4101,7 @@
               <w:noProof/>
             </w:rPr>
           </w:pPr>
-          <w:hyperlink w:anchor="_Toc877617378">
+          <w:hyperlink w:anchor="_Toc440435462">
             <w:r>
               <w:rPr>
                 <w:rStyle w:val="Hyperlink"/>
@@ -4128,7 +4128,7 @@
                 <w:noProof/>
                 <w:webHidden/>
               </w:rPr>
-              <w:instrText xml:space="preserve">PAGEREF _Toc877617378 \h</w:instrText>
+              <w:instrText xml:space="preserve">PAGEREF _Toc440435462 \h</w:instrText>
             </w:r>
             <w:r>
               <w:rPr>
@@ -4169,7 +4169,7 @@
               <w:noProof/>
             </w:rPr>
           </w:pPr>
-          <w:hyperlink w:anchor="_Toc877617379">
+          <w:hyperlink w:anchor="_Toc440435463">
             <w:r>
               <w:rPr>
                 <w:rStyle w:val="Hyperlink"/>
@@ -4203,7 +4203,7 @@
                 <w:noProof/>
                 <w:webHidden/>
               </w:rPr>
-              <w:instrText xml:space="preserve">PAGEREF _Toc877617379 \h</w:instrText>
+              <w:instrText xml:space="preserve">PAGEREF _Toc440435463 \h</w:instrText>
             </w:r>
             <w:r>
               <w:rPr>
@@ -4244,7 +4244,7 @@
               <w:noProof/>
             </w:rPr>
           </w:pPr>
-          <w:hyperlink w:anchor="_Toc877617380">
+          <w:hyperlink w:anchor="_Toc440435464">
             <w:r>
               <w:rPr>
                 <w:rStyle w:val="Hyperlink"/>
@@ -4270,7 +4270,7 @@
                 <w:noProof/>
                 <w:webHidden/>
               </w:rPr>
-              <w:instrText xml:space="preserve">PAGEREF _Toc877617380 \h</w:instrText>
+              <w:instrText xml:space="preserve">PAGEREF _Toc440435464 \h</w:instrText>
             </w:r>
             <w:r>
               <w:rPr>
@@ -4311,7 +4311,7 @@
               <w:noProof/>
             </w:rPr>
           </w:pPr>
-          <w:hyperlink w:anchor="_Toc877617381">
+          <w:hyperlink w:anchor="_Toc440435465">
             <w:r>
               <w:rPr>
                 <w:rStyle w:val="Hyperlink"/>
@@ -4337,7 +4337,7 @@
                 <w:noProof/>
                 <w:webHidden/>
               </w:rPr>
-              <w:instrText xml:space="preserve">PAGEREF _Toc877617381 \h</w:instrText>
+              <w:instrText xml:space="preserve">PAGEREF _Toc440435465 \h</w:instrText>
             </w:r>
             <w:r>
               <w:rPr>
@@ -4378,7 +4378,7 @@
               <w:noProof/>
             </w:rPr>
           </w:pPr>
-          <w:hyperlink w:anchor="_Toc877617382">
+          <w:hyperlink w:anchor="_Toc440435466">
             <w:r>
               <w:rPr>
                 <w:rStyle w:val="Hyperlink"/>
@@ -4404,7 +4404,7 @@
                 <w:noProof/>
                 <w:webHidden/>
               </w:rPr>
-              <w:instrText xml:space="preserve">PAGEREF _Toc877617382 \h</w:instrText>
+              <w:instrText xml:space="preserve">PAGEREF _Toc440435466 \h</w:instrText>
             </w:r>
             <w:r>
               <w:rPr>
@@ -4445,7 +4445,7 @@
               <w:noProof/>
             </w:rPr>
           </w:pPr>
-          <w:hyperlink w:anchor="_Toc877617383">
+          <w:hyperlink w:anchor="_Toc440435467">
             <w:r>
               <w:rPr>
                 <w:rStyle w:val="Hyperlink"/>
@@ -4471,7 +4471,7 @@
                 <w:noProof/>
                 <w:webHidden/>
               </w:rPr>
-              <w:instrText xml:space="preserve">PAGEREF _Toc877617383 \h</w:instrText>
+              <w:instrText xml:space="preserve">PAGEREF _Toc440435467 \h</w:instrText>
             </w:r>
             <w:r>
               <w:rPr>
@@ -4512,7 +4512,7 @@
               <w:noProof/>
             </w:rPr>
           </w:pPr>
-          <w:hyperlink w:anchor="_Toc877617384">
+          <w:hyperlink w:anchor="_Toc440435468">
             <w:r>
               <w:rPr>
                 <w:rStyle w:val="Hyperlink"/>
@@ -4538,7 +4538,7 @@
                 <w:noProof/>
                 <w:webHidden/>
               </w:rPr>
-              <w:instrText xml:space="preserve">PAGEREF _Toc877617384 \h</w:instrText>
+              <w:instrText xml:space="preserve">PAGEREF _Toc440435468 \h</w:instrText>
             </w:r>
             <w:r>
               <w:rPr>
@@ -4579,7 +4579,7 @@
               <w:noProof/>
             </w:rPr>
           </w:pPr>
-          <w:hyperlink w:anchor="_Toc877617385">
+          <w:hyperlink w:anchor="_Toc440435469">
             <w:r>
               <w:rPr>
                 <w:rStyle w:val="Hyperlink"/>
@@ -4605,7 +4605,7 @@
                 <w:noProof/>
                 <w:webHidden/>
               </w:rPr>
-              <w:instrText xml:space="preserve">PAGEREF _Toc877617385 \h</w:instrText>
+              <w:instrText xml:space="preserve">PAGEREF _Toc440435469 \h</w:instrText>
             </w:r>
             <w:r>
               <w:rPr>
@@ -4646,7 +4646,7 @@
               <w:noProof/>
             </w:rPr>
           </w:pPr>
-          <w:hyperlink w:anchor="_Toc877617386">
+          <w:hyperlink w:anchor="_Toc440435470">
             <w:r>
               <w:rPr>
                 <w:rStyle w:val="Hyperlink"/>
@@ -4673,7 +4673,7 @@
                 <w:noProof/>
                 <w:webHidden/>
               </w:rPr>
-              <w:instrText xml:space="preserve">PAGEREF _Toc877617386 \h</w:instrText>
+              <w:instrText xml:space="preserve">PAGEREF _Toc440435470 \h</w:instrText>
             </w:r>
             <w:r>
               <w:rPr>
@@ -4714,7 +4714,7 @@
               <w:noProof/>
             </w:rPr>
           </w:pPr>
-          <w:hyperlink w:anchor="_Toc877617387">
+          <w:hyperlink w:anchor="_Toc440435471">
             <w:r>
               <w:rPr>
                 <w:rStyle w:val="Hyperlink"/>
@@ -4740,7 +4740,7 @@
                 <w:noProof/>
                 <w:webHidden/>
               </w:rPr>
-              <w:instrText xml:space="preserve">PAGEREF _Toc877617387 \h</w:instrText>
+              <w:instrText xml:space="preserve">PAGEREF _Toc440435471 \h</w:instrText>
             </w:r>
             <w:r>
               <w:rPr>
@@ -4781,7 +4781,7 @@
               <w:noProof/>
             </w:rPr>
           </w:pPr>
-          <w:hyperlink w:anchor="_Toc877617388">
+          <w:hyperlink w:anchor="_Toc440435472">
             <w:r>
               <w:rPr>
                 <w:rStyle w:val="Hyperlink"/>
@@ -4807,7 +4807,7 @@
                 <w:noProof/>
                 <w:webHidden/>
               </w:rPr>
-              <w:instrText xml:space="preserve">PAGEREF _Toc877617388 \h</w:instrText>
+              <w:instrText xml:space="preserve">PAGEREF _Toc440435472 \h</w:instrText>
             </w:r>
             <w:r>
               <w:rPr>
@@ -4848,7 +4848,7 @@
               <w:noProof/>
             </w:rPr>
           </w:pPr>
-          <w:hyperlink w:anchor="_Toc877617389">
+          <w:hyperlink w:anchor="_Toc440435473">
             <w:r>
               <w:rPr>
                 <w:rStyle w:val="Hyperlink"/>
@@ -4874,7 +4874,7 @@
                 <w:noProof/>
                 <w:webHidden/>
               </w:rPr>
-              <w:instrText xml:space="preserve">PAGEREF _Toc877617389 \h</w:instrText>
+              <w:instrText xml:space="preserve">PAGEREF _Toc440435473 \h</w:instrText>
             </w:r>
             <w:r>
               <w:rPr>
@@ -4915,7 +4915,7 @@
               <w:noProof/>
             </w:rPr>
           </w:pPr>
-          <w:hyperlink w:anchor="_Toc877617390">
+          <w:hyperlink w:anchor="_Toc440435474">
             <w:r>
               <w:rPr>
                 <w:rStyle w:val="Hyperlink"/>
@@ -4941,7 +4941,7 @@
                 <w:noProof/>
                 <w:webHidden/>
               </w:rPr>
-              <w:instrText xml:space="preserve">PAGEREF _Toc877617390 \h</w:instrText>
+              <w:instrText xml:space="preserve">PAGEREF _Toc440435474 \h</w:instrText>
             </w:r>
             <w:r>
               <w:rPr>
@@ -4961,7 +4961,7 @@
                 <w:noProof/>
                 <w:webHidden/>
               </w:rPr>
-              <w:t>49</w:t>
+              <w:t>50</w:t>
             </w:r>
             <w:r>
               <w:rPr>
@@ -4982,7 +4982,7 @@
               <w:noProof/>
             </w:rPr>
           </w:pPr>
-          <w:hyperlink w:anchor="_Toc877617391">
+          <w:hyperlink w:anchor="_Toc440435475">
             <w:r>
               <w:rPr>
                 <w:rStyle w:val="Hyperlink"/>
@@ -5008,7 +5008,7 @@
                 <w:noProof/>
                 <w:webHidden/>
               </w:rPr>
-              <w:instrText xml:space="preserve">PAGEREF _Toc877617391 \h</w:instrText>
+              <w:instrText xml:space="preserve">PAGEREF _Toc440435475 \h</w:instrText>
             </w:r>
             <w:r>
               <w:rPr>
@@ -5049,11 +5049,78 @@
               <w:noProof/>
             </w:rPr>
           </w:pPr>
-          <w:hyperlink w:anchor="_Toc877617392">
+          <w:hyperlink w:anchor="_Toc440435476">
             <w:r>
               <w:rPr>
                 <w:rStyle w:val="Hyperlink"/>
               </w:rPr>
+              <w:t xml:space="preserve">Drawing charts</w:t>
+            </w:r>
+            <w:r>
+              <w:rPr>
+                <w:noProof/>
+                <w:webHidden/>
+              </w:rPr>
+              <w:tab/>
+            </w:r>
+            <w:r>
+              <w:rPr>
+                <w:noProof/>
+                <w:webHidden/>
+              </w:rPr>
+              <w:fldChar w:fldCharType="begin"/>
+            </w:r>
+            <w:r>
+              <w:rPr>
+                <w:noProof/>
+                <w:webHidden/>
+              </w:rPr>
+              <w:instrText xml:space="preserve">PAGEREF _Toc440435476 \h</w:instrText>
+            </w:r>
+            <w:r>
+              <w:rPr>
+                <w:noProof/>
+                <w:webHidden/>
+              </w:rPr>
+            </w:r>
+            <w:r>
+              <w:rPr>
+                <w:noProof/>
+                <w:webHidden/>
+              </w:rPr>
+              <w:fldChar w:fldCharType="separate"/>
+            </w:r>
+            <w:r>
+              <w:rPr>
+                <w:noProof/>
+                <w:webHidden/>
+              </w:rPr>
+              <w:t>50</w:t>
+            </w:r>
+            <w:r>
+              <w:rPr>
+                <w:noProof/>
+                <w:webHidden/>
+              </w:rPr>
+              <w:fldChar w:fldCharType="end"/>
+            </w:r>
+          </w:hyperlink>
+        </w:p>
+        <w:p>
+          <w:pPr>
+            <w:pStyle w:val="TOC2"/>
+            <w:tabs>
+              <w:tab w:val="right" w:leader="dot" w:pos="9360"/>
+            </w:tabs>
+            <w:rPr>
+              <w:noProof/>
+            </w:rPr>
+          </w:pPr>
+          <w:hyperlink w:anchor="_Toc440435477">
+            <w:r>
+              <w:rPr>
+                <w:rStyle w:val="Hyperlink"/>
+              </w:rPr>
               <w:t xml:space="preserve">Limitations</w:t>
             </w:r>
             <w:r>
@@ -5075,7 +5142,7 @@
                 <w:noProof/>
                 <w:webHidden/>
               </w:rPr>
-              <w:instrText xml:space="preserve">PAGEREF _Toc877617392 \h</w:instrText>
+              <w:instrText xml:space="preserve">PAGEREF _Toc440435477 \h</w:instrText>
             </w:r>
             <w:r>
               <w:rPr>
@@ -5095,7 +5162,7 @@
                 <w:noProof/>
                 <w:webHidden/>
               </w:rPr>
-              <w:t>50</w:t>
+              <w:t>51</w:t>
             </w:r>
             <w:r>
               <w:rPr>
@@ -5116,7 +5183,7 @@
               <w:noProof/>
             </w:rPr>
           </w:pPr>
-          <w:hyperlink w:anchor="_Toc877617393">
+          <w:hyperlink w:anchor="_Toc440435478">
             <w:r>
               <w:rPr>
                 <w:rStyle w:val="Hyperlink"/>
@@ -5142,7 +5209,7 @@
                 <w:noProof/>
                 <w:webHidden/>
               </w:rPr>
-              <w:instrText xml:space="preserve">PAGEREF _Toc877617393 \h</w:instrText>
+              <w:instrText xml:space="preserve">PAGEREF _Toc440435478 \h</w:instrText>
             </w:r>
             <w:r>
               <w:rPr>
@@ -5162,7 +5229,7 @@
                 <w:noProof/>
                 <w:webHidden/>
               </w:rPr>
-              <w:t>50</w:t>
+              <w:t>51</w:t>
             </w:r>
             <w:r>
               <w:rPr>
@@ -5183,7 +5250,7 @@
               <w:noProof/>
             </w:rPr>
           </w:pPr>
-          <w:hyperlink w:anchor="_Toc877617394">
+          <w:hyperlink w:anchor="_Toc440435479">
             <w:r>
               <w:rPr>
                 <w:rStyle w:val="Hyperlink"/>
@@ -5209,7 +5276,7 @@
                 <w:noProof/>
                 <w:webHidden/>
               </w:rPr>
-              <w:instrText xml:space="preserve">PAGEREF _Toc877617394 \h</w:instrText>
+              <w:instrText xml:space="preserve">PAGEREF _Toc440435479 \h</w:instrText>
             </w:r>
             <w:r>
               <w:rPr>
@@ -5250,7 +5317,7 @@
               <w:noProof/>
             </w:rPr>
           </w:pPr>
-          <w:hyperlink w:anchor="_Toc877617395">
+          <w:hyperlink w:anchor="_Toc440435480">
             <w:r>
               <w:rPr>
                 <w:rStyle w:val="Hyperlink"/>
@@ -5276,7 +5343,7 @@
                 <w:noProof/>
                 <w:webHidden/>
               </w:rPr>
-              <w:instrText xml:space="preserve">PAGEREF _Toc877617395 \h</w:instrText>
+              <w:instrText xml:space="preserve">PAGEREF _Toc440435480 \h</w:instrText>
             </w:r>
             <w:r>
               <w:rPr>
@@ -5317,7 +5384,7 @@
               <w:noProof/>
             </w:rPr>
           </w:pPr>
-          <w:hyperlink w:anchor="_Toc877617396">
+          <w:hyperlink w:anchor="_Toc440435481">
             <w:r>
               <w:rPr>
                 <w:rStyle w:val="Hyperlink"/>
@@ -5343,7 +5410,7 @@
                 <w:noProof/>
                 <w:webHidden/>
               </w:rPr>
-              <w:instrText xml:space="preserve">PAGEREF _Toc877617396 \h</w:instrText>
+              <w:instrText xml:space="preserve">PAGEREF _Toc440435481 \h</w:instrText>
             </w:r>
             <w:r>
               <w:rPr>
@@ -5363,7 +5430,7 @@
                 <w:noProof/>
                 <w:webHidden/>
               </w:rPr>
-              <w:t>51</w:t>
+              <w:t>52</w:t>
             </w:r>
             <w:r>
               <w:rPr>
@@ -5384,7 +5451,7 @@
               <w:noProof/>
             </w:rPr>
           </w:pPr>
-          <w:hyperlink w:anchor="_Toc877617397">
+          <w:hyperlink w:anchor="_Toc440435482">
             <w:r>
               <w:rPr>
                 <w:rStyle w:val="Hyperlink"/>
@@ -5410,7 +5477,7 @@
                 <w:noProof/>
                 <w:webHidden/>
               </w:rPr>
-              <w:instrText xml:space="preserve">PAGEREF _Toc877617397 \h</w:instrText>
+              <w:instrText xml:space="preserve">PAGEREF _Toc440435482 \h</w:instrText>
             </w:r>
             <w:r>
               <w:rPr>
@@ -5430,7 +5497,7 @@
                 <w:noProof/>
                 <w:webHidden/>
               </w:rPr>
-              <w:t>51</w:t>
+              <w:t>52</w:t>
             </w:r>
             <w:r>
               <w:rPr>
@@ -5451,7 +5518,7 @@
               <w:noProof/>
             </w:rPr>
           </w:pPr>
-          <w:hyperlink w:anchor="_Toc877617398">
+          <w:hyperlink w:anchor="_Toc440435483">
             <w:r>
               <w:rPr>
                 <w:rStyle w:val="Hyperlink"/>
@@ -5478,7 +5545,7 @@
                 <w:noProof/>
                 <w:webHidden/>
               </w:rPr>
-              <w:instrText xml:space="preserve">PAGEREF _Toc877617398 \h</w:instrText>
+              <w:instrText xml:space="preserve">PAGEREF _Toc440435483 \h</w:instrText>
             </w:r>
             <w:r>
               <w:rPr>
@@ -5498,7 +5565,7 @@
                 <w:noProof/>
                 <w:webHidden/>
               </w:rPr>
-              <w:t>52</w:t>
+              <w:t>53</w:t>
             </w:r>
             <w:r>
               <w:rPr>
@@ -5519,7 +5586,7 @@
               <w:noProof/>
             </w:rPr>
           </w:pPr>
-          <w:hyperlink w:anchor="_Toc877617399">
+          <w:hyperlink w:anchor="_Toc440435484">
             <w:r>
               <w:rPr>
                 <w:rStyle w:val="Hyperlink"/>
@@ -5563,7 +5630,7 @@
                 <w:noProof/>
                 <w:webHidden/>
               </w:rPr>
-              <w:instrText xml:space="preserve">PAGEREF _Toc877617399 \h</w:instrText>
+              <w:instrText xml:space="preserve">PAGEREF _Toc440435484 \h</w:instrText>
             </w:r>
             <w:r>
               <w:rPr>
@@ -5604,7 +5671,7 @@
               <w:noProof/>
             </w:rPr>
           </w:pPr>
-          <w:hyperlink w:anchor="_Toc877617400">
+          <w:hyperlink w:anchor="_Toc440435485">
             <w:r>
               <w:rPr>
                 <w:rStyle w:val="Hyperlink"/>
@@ -5630,7 +5697,7 @@
                 <w:noProof/>
                 <w:webHidden/>
               </w:rPr>
-              <w:instrText xml:space="preserve">PAGEREF _Toc877617400 \h</w:instrText>
+              <w:instrText xml:space="preserve">PAGEREF _Toc440435485 \h</w:instrText>
             </w:r>
             <w:r>
               <w:rPr>
@@ -5671,7 +5738,7 @@
               <w:noProof/>
             </w:rPr>
           </w:pPr>
-          <w:hyperlink w:anchor="_Toc877617401">
+          <w:hyperlink w:anchor="_Toc440435486">
             <w:r>
               <w:rPr>
                 <w:rStyle w:val="Hyperlink"/>
@@ -5709,7 +5776,7 @@
                 <w:noProof/>
                 <w:webHidden/>
               </w:rPr>
-              <w:instrText xml:space="preserve">PAGEREF _Toc877617401 \h</w:instrText>
+              <w:instrText xml:space="preserve">PAGEREF _Toc440435486 \h</w:instrText>
             </w:r>
             <w:r>
               <w:rPr>
@@ -5750,7 +5817,7 @@
               <w:noProof/>
             </w:rPr>
           </w:pPr>
-          <w:hyperlink w:anchor="_Toc877617402">
+          <w:hyperlink w:anchor="_Toc440435487">
             <w:r>
               <w:rPr>
                 <w:rStyle w:val="Hyperlink"/>
@@ -5776,7 +5843,7 @@
                 <w:noProof/>
                 <w:webHidden/>
               </w:rPr>
-              <w:instrText xml:space="preserve">PAGEREF _Toc877617402 \h</w:instrText>
+              <w:instrText xml:space="preserve">PAGEREF _Toc440435487 \h</w:instrText>
             </w:r>
             <w:r>
               <w:rPr>
@@ -5928,6 +5995,7 @@
       <w:pPr>
         <w:pStyle w:val="Heading1"/>
       </w:pPr>
+      <w:bookmarkStart w:name="_Toc440435403" w:id="403"/>
       <w:bookmarkStart w:name="_Toc877617319" w:id="319"/>
       <w:bookmarkStart w:name="_Toc48274241" w:id="241"/>
       <w:bookmarkStart w:name="_Toc239426560" w:id="0"/>
@@ -5941,6 +6009,7 @@
       <w:bookmarkEnd w:id="2"/>
       <w:bookmarkEnd w:id="241"/>
       <w:bookmarkEnd w:id="319"/>
+      <w:bookmarkEnd w:id="403"/>
     </w:p>
     <w:p>
       <w:r>
@@ -6151,6 +6220,7 @@
       <w:pPr>
         <w:pStyle w:val="Heading1"/>
       </w:pPr>
+      <w:bookmarkStart w:name="_Toc440435404" w:id="404"/>
       <w:bookmarkStart w:name="_Toc877617320" w:id="320"/>
       <w:bookmarkStart w:name="_Toc48274242" w:id="242"/>
       <w:bookmarkStart w:name="_Toc239426561" w:id="3"/>
@@ -6164,6 +6234,7 @@
       <w:bookmarkEnd w:id="5"/>
       <w:bookmarkEnd w:id="242"/>
       <w:bookmarkEnd w:id="320"/>
+      <w:bookmarkEnd w:id="404"/>
     </w:p>
     <w:p>
       <w:pPr>
@@ -6210,7 +6281,7 @@
         </w:numPr>
       </w:pPr>
       <w:r>
-        <w:t xml:space="preserve">Create charts, and edit their data (docx, pptx, xlsx)</w:t>
+        <w:t xml:space="preserve">Create charts, edit their data, and draw them in PDF and HTML output or as images (docx, pptx, xlsx)</w:t>
       </w:r>
     </w:p>
     <w:p>
@@ -6299,7 +6370,7 @@
         </w:numPr>
       </w:pPr>
       <w:r>
-        <w:t>Export as (X)HTML or PDF</w:t>
+        <w:t xml:space="preserve">Export as (X)HTML or PDF, including charts</w:t>
       </w:r>
     </w:p>
     <w:p>
@@ -6371,6 +6442,7 @@
       <w:pPr>
         <w:pStyle w:val="Heading1"/>
       </w:pPr>
+      <w:bookmarkStart w:name="_Toc440435405" w:id="405"/>
       <w:bookmarkStart w:name="_Toc877617321" w:id="321"/>
       <w:bookmarkStart w:name="_Toc48274243" w:id="243"/>
       <w:bookmarkStart w:name="_Toc239426562" w:id="6"/>
@@ -6384,6 +6456,7 @@
       <w:bookmarkEnd w:id="8"/>
       <w:bookmarkEnd w:id="243"/>
       <w:bookmarkEnd w:id="321"/>
+      <w:bookmarkEnd w:id="405"/>
     </w:p>
     <w:p>
       <w:r>
@@ -6404,6 +6477,7 @@
       <w:pPr>
         <w:pStyle w:val="Heading1"/>
       </w:pPr>
+      <w:bookmarkStart w:name="_Toc440435406" w:id="406"/>
       <w:bookmarkStart w:name="_Toc877617322" w:id="322"/>
       <w:bookmarkStart w:name="_Toc48274244" w:id="244"/>
       <w:bookmarkStart w:name="_Toc239426563" w:id="9"/>
@@ -6418,6 +6492,7 @@
       <w:bookmarkEnd w:id="11"/>
       <w:bookmarkEnd w:id="244"/>
       <w:bookmarkEnd w:id="322"/>
+      <w:bookmarkEnd w:id="406"/>
     </w:p>
     <w:p>
       <w:r>
@@ -6428,6 +6503,7 @@
       <w:pPr>
         <w:pStyle w:val="Heading1"/>
       </w:pPr>
+      <w:bookmarkStart w:name="_Toc440435407" w:id="407"/>
       <w:bookmarkStart w:name="_Toc877617323" w:id="323"/>
       <w:bookmarkStart w:name="_Toc48274245" w:id="245"/>
       <w:bookmarkStart w:name="_Toc239426564" w:id="12"/>
@@ -6441,6 +6517,7 @@
       <w:bookmarkEnd w:id="14"/>
       <w:bookmarkEnd w:id="245"/>
       <w:bookmarkEnd w:id="323"/>
+      <w:bookmarkEnd w:id="407"/>
     </w:p>
     <w:p>
       <w:r>
@@ -6590,6 +6667,7 @@
       <w:pPr>
         <w:pStyle w:val="Heading1"/>
       </w:pPr>
+      <w:bookmarkStart w:name="_Toc440435408" w:id="408"/>
       <w:bookmarkStart w:name="_Toc877617324" w:id="324"/>
       <w:bookmarkStart w:name="_Toc48274246" w:id="246"/>
       <w:bookmarkStart w:name="_Toc239426565" w:id="15"/>
@@ -6603,6 +6681,7 @@
       <w:bookmarkEnd w:id="17"/>
       <w:bookmarkEnd w:id="246"/>
       <w:bookmarkEnd w:id="324"/>
+      <w:bookmarkEnd w:id="408"/>
     </w:p>
     <w:p>
       <w:r>
@@ -6766,6 +6845,7 @@
       <w:pPr>
         <w:pStyle w:val="Heading1"/>
       </w:pPr>
+      <w:bookmarkStart w:name="_Toc440435409" w:id="409"/>
       <w:bookmarkStart w:name="_Toc877617325" w:id="325"/>
       <w:bookmarkStart w:name="_Toc48274247" w:id="247"/>
       <w:bookmarkStart w:name="_Toc239426566" w:id="18"/>
@@ -6779,6 +6859,7 @@
       <w:bookmarkEnd w:id="20"/>
       <w:bookmarkEnd w:id="247"/>
       <w:bookmarkEnd w:id="325"/>
+      <w:bookmarkEnd w:id="409"/>
     </w:p>
     <w:p>
       <w:r>
@@ -6806,6 +6887,7 @@
       <w:pPr>
         <w:pStyle w:val="Heading1"/>
       </w:pPr>
+      <w:bookmarkStart w:name="_Toc440435410" w:id="410"/>
       <w:bookmarkStart w:name="_Toc877617326" w:id="326"/>
       <w:bookmarkStart w:name="_Toc48274248" w:id="248"/>
       <w:bookmarkStart w:name="_Toc239426567" w:id="21"/>
@@ -6819,6 +6901,7 @@
       <w:bookmarkEnd w:id="23"/>
       <w:bookmarkEnd w:id="248"/>
       <w:bookmarkEnd w:id="326"/>
+      <w:bookmarkEnd w:id="410"/>
     </w:p>
     <w:p>
       <w:r>
@@ -7122,6 +7205,7 @@
       <w:pPr>
         <w:pStyle w:val="Heading1"/>
       </w:pPr>
+      <w:bookmarkStart w:name="_Toc440435411" w:id="411"/>
       <w:bookmarkStart w:name="_Toc877617327" w:id="327"/>
       <w:bookmarkStart w:name="_Toc48274249" w:id="249"/>
       <w:bookmarkStart w:name="_Toc239426568" w:id="24"/>
@@ -7135,6 +7219,7 @@
       <w:bookmarkEnd w:id="26"/>
       <w:bookmarkEnd w:id="249"/>
       <w:bookmarkEnd w:id="327"/>
+      <w:bookmarkEnd w:id="411"/>
     </w:p>
     <w:p>
       <w:r>
@@ -7793,6 +7878,7 @@
       <w:pPr>
         <w:pStyle w:val="Heading1"/>
       </w:pPr>
+      <w:bookmarkStart w:name="_Toc440435412" w:id="412"/>
       <w:bookmarkStart w:name="_Toc877617328" w:id="328"/>
       <w:bookmarkStart w:name="_Toc48274250" w:id="250"/>
       <w:bookmarkStart w:name="_Toc239426569" w:id="27"/>
@@ -7806,6 +7892,7 @@
       <w:bookmarkEnd w:id="29"/>
       <w:bookmarkEnd w:id="250"/>
       <w:bookmarkEnd w:id="328"/>
+      <w:bookmarkEnd w:id="412"/>
     </w:p>
     <w:p>
       <w:r>
@@ -7894,6 +7981,7 @@
       <w:pPr>
         <w:pStyle w:val="Heading1"/>
       </w:pPr>
+      <w:bookmarkStart w:name="_Toc440435413" w:id="413"/>
       <w:bookmarkStart w:name="_Toc877617329" w:id="329"/>
       <w:bookmarkStart w:name="_Toc48274251" w:id="251"/>
       <w:bookmarkStart w:name="_Toc239426570" w:id="30"/>
@@ -7907,11 +7995,13 @@
       <w:bookmarkEnd w:id="32"/>
       <w:bookmarkEnd w:id="251"/>
       <w:bookmarkEnd w:id="329"/>
+      <w:bookmarkEnd w:id="413"/>
     </w:p>
     <w:p>
       <w:pPr>
         <w:pStyle w:val="Heading2"/>
       </w:pPr>
+      <w:bookmarkStart w:name="_Toc440435414" w:id="414"/>
       <w:bookmarkStart w:name="_Toc877617330" w:id="330"/>
       <w:bookmarkStart w:name="_Toc48274252" w:id="252"/>
       <w:bookmarkStart w:name="_Toc239426571" w:id="33"/>
@@ -7928,6 +8018,7 @@
       <w:bookmarkEnd w:id="35"/>
       <w:bookmarkEnd w:id="252"/>
       <w:bookmarkEnd w:id="330"/>
+      <w:bookmarkEnd w:id="414"/>
     </w:p>
     <w:p>
       <w:r>
@@ -8710,6 +8801,7 @@
       <w:pPr>
         <w:pStyle w:val="Heading2"/>
       </w:pPr>
+      <w:bookmarkStart w:name="_Toc440435415" w:id="415"/>
       <w:bookmarkStart w:name="_Toc877617331" w:id="331"/>
       <w:bookmarkStart w:name="_Toc48274253" w:id="253"/>
       <w:bookmarkStart w:name="_Toc239426572" w:id="36"/>
@@ -8726,6 +8818,7 @@
       <w:bookmarkEnd w:id="38"/>
       <w:bookmarkEnd w:id="253"/>
       <w:bookmarkEnd w:id="331"/>
+      <w:bookmarkEnd w:id="415"/>
     </w:p>
     <w:p>
       <w:r>
@@ -8754,6 +8847,7 @@
       <w:pPr>
         <w:pStyle w:val="Heading1"/>
       </w:pPr>
+      <w:bookmarkStart w:name="_Toc440435416" w:id="416"/>
       <w:bookmarkStart w:name="_Toc877617332" w:id="332"/>
       <w:bookmarkStart w:name="_Toc48274254" w:id="254"/>
       <w:bookmarkStart w:name="_Toc239426573" w:id="39"/>
@@ -8768,6 +8862,7 @@
       <w:bookmarkEnd w:id="41"/>
       <w:bookmarkEnd w:id="254"/>
       <w:bookmarkEnd w:id="332"/>
+      <w:bookmarkEnd w:id="416"/>
     </w:p>
     <w:p>
       <w:r>
@@ -8821,6 +8916,7 @@
       <w:pPr>
         <w:pStyle w:val="Heading1"/>
       </w:pPr>
+      <w:bookmarkStart w:name="_Toc440435417" w:id="417"/>
       <w:bookmarkStart w:name="_Toc877617333" w:id="333"/>
       <w:bookmarkStart w:name="_Toc48274255" w:id="255"/>
       <w:bookmarkStart w:name="_Toc239426574" w:id="42"/>
@@ -8834,6 +8930,7 @@
       <w:bookmarkEnd w:id="44"/>
       <w:bookmarkEnd w:id="255"/>
       <w:bookmarkEnd w:id="333"/>
+      <w:bookmarkEnd w:id="417"/>
     </w:p>
     <w:p>
       <w:r>
@@ -8844,6 +8941,7 @@
       <w:pPr>
         <w:pStyle w:val="Heading1"/>
       </w:pPr>
+      <w:bookmarkStart w:name="_Toc440435418" w:id="418"/>
       <w:bookmarkStart w:name="_Toc877617334" w:id="334"/>
       <w:bookmarkStart w:name="_Toc48274256" w:id="256"/>
       <w:bookmarkStart w:name="_Toc239426575" w:id="45"/>
@@ -8860,6 +8958,7 @@
       <w:bookmarkEnd w:id="47"/>
       <w:bookmarkEnd w:id="256"/>
       <w:bookmarkEnd w:id="334"/>
+      <w:bookmarkEnd w:id="418"/>
     </w:p>
     <w:p>
       <w:r>
@@ -8887,6 +8986,7 @@
       <w:pPr>
         <w:pStyle w:val="Heading2"/>
       </w:pPr>
+      <w:bookmarkStart w:name="_Toc440435419" w:id="419"/>
       <w:bookmarkStart w:name="_Toc877617335" w:id="335"/>
       <w:bookmarkStart w:name="_Toc48274257" w:id="257"/>
       <w:bookmarkStart w:name="_Toc239426576" w:id="48"/>
@@ -8900,6 +9000,7 @@
       <w:bookmarkEnd w:id="50"/>
       <w:bookmarkEnd w:id="257"/>
       <w:bookmarkEnd w:id="335"/>
+      <w:bookmarkEnd w:id="419"/>
     </w:p>
     <w:p>
       <w:pPr>
@@ -8932,6 +9033,7 @@
         <w:pStyle w:val="Heading2"/>
         <w:keepNext/>
       </w:pPr>
+      <w:bookmarkStart w:name="_Toc440435420" w:id="420"/>
       <w:bookmarkStart w:name="_Toc877617336" w:id="336"/>
       <w:bookmarkStart w:name="_Toc48274258" w:id="258"/>
       <w:bookmarkStart w:name="_Toc239426577" w:id="51"/>
@@ -8945,6 +9047,7 @@
       <w:bookmarkEnd w:id="53"/>
       <w:bookmarkEnd w:id="258"/>
       <w:bookmarkEnd w:id="336"/>
+      <w:bookmarkEnd w:id="420"/>
     </w:p>
     <w:p>
       <w:r>
@@ -9077,6 +9180,7 @@
       <w:pPr>
         <w:pStyle w:val="Heading2"/>
       </w:pPr>
+      <w:bookmarkStart w:name="_Toc440435421" w:id="421"/>
       <w:bookmarkStart w:name="_Toc877617337" w:id="337"/>
       <w:bookmarkStart w:name="_Toc48274259" w:id="259"/>
       <w:bookmarkStart w:name="_Toc239426578" w:id="54"/>
@@ -9090,6 +9194,7 @@
       <w:bookmarkEnd w:id="56"/>
       <w:bookmarkEnd w:id="259"/>
       <w:bookmarkEnd w:id="337"/>
+      <w:bookmarkEnd w:id="421"/>
     </w:p>
     <w:p>
       <w:pPr>
@@ -9112,6 +9217,7 @@
           <w:kern w:val="36"/>
         </w:rPr>
       </w:pPr>
+      <w:bookmarkStart w:name="_Toc440435422" w:id="422"/>
       <w:bookmarkStart w:name="_Toc877617338" w:id="338"/>
       <w:bookmarkStart w:name="_Toc48274260" w:id="260"/>
       <w:bookmarkStart w:name="_Toc239426579" w:id="57"/>
@@ -9129,6 +9235,7 @@
       <w:bookmarkEnd w:id="59"/>
       <w:bookmarkEnd w:id="260"/>
       <w:bookmarkEnd w:id="338"/>
+      <w:bookmarkEnd w:id="422"/>
     </w:p>
     <w:p>
       <w:pPr>
@@ -9390,6 +9497,7 @@
       <w:pPr>
         <w:pStyle w:val="Heading1"/>
       </w:pPr>
+      <w:bookmarkStart w:name="_Toc440435423" w:id="423"/>
       <w:bookmarkStart w:name="_Toc877617339" w:id="339"/>
       <w:bookmarkStart w:name="_Toc48274261" w:id="261"/>
       <w:bookmarkStart w:name="_Toc239426580" w:id="60"/>
@@ -9407,6 +9515,7 @@
       <w:bookmarkEnd w:id="62"/>
       <w:bookmarkEnd w:id="261"/>
       <w:bookmarkEnd w:id="339"/>
+      <w:bookmarkEnd w:id="423"/>
     </w:p>
     <w:p>
       <w:r>
@@ -9559,6 +9668,7 @@
           <w:kern w:val="36"/>
         </w:rPr>
       </w:pPr>
+      <w:bookmarkStart w:name="_Toc440435424" w:id="424"/>
       <w:bookmarkStart w:name="_Toc877617340" w:id="340"/>
       <w:bookmarkStart w:name="_Toc48274262" w:id="262"/>
       <w:bookmarkStart w:name="_Ref280708892" w:id="63"/>
@@ -9585,6 +9695,7 @@
       <w:bookmarkEnd w:id="66"/>
       <w:bookmarkEnd w:id="262"/>
       <w:bookmarkEnd w:id="340"/>
+      <w:bookmarkEnd w:id="424"/>
     </w:p>
     <w:p>
       <w:r>
@@ -10103,6 +10214,7 @@
           <w:rFonts w:eastAsia="Times New Roman"/>
         </w:rPr>
       </w:pPr>
+      <w:bookmarkStart w:name="_Toc440435425" w:id="425"/>
       <w:bookmarkStart w:name="_Toc877617341" w:id="341"/>
       <w:bookmarkStart w:name="_Toc48274263" w:id="263"/>
       <w:bookmarkStart w:name="_Toc239426582" w:id="67"/>
@@ -10119,6 +10231,7 @@
       <w:bookmarkEnd w:id="69"/>
       <w:bookmarkEnd w:id="263"/>
       <w:bookmarkEnd w:id="341"/>
+      <w:bookmarkEnd w:id="425"/>
     </w:p>
     <w:p>
       <w:r>
@@ -10710,6 +10823,7 @@
           <w:kern w:val="36"/>
         </w:rPr>
       </w:pPr>
+      <w:bookmarkStart w:name="_Toc440435426" w:id="426"/>
       <w:bookmarkStart w:name="_Toc877617342" w:id="342"/>
       <w:bookmarkStart w:name="_Toc48274264" w:id="264"/>
       <w:bookmarkStart w:name="_Toc239426583" w:id="70"/>
@@ -10734,6 +10848,7 @@
       <w:bookmarkEnd w:id="72"/>
       <w:bookmarkEnd w:id="264"/>
       <w:bookmarkEnd w:id="342"/>
+      <w:bookmarkEnd w:id="426"/>
     </w:p>
     <w:p>
       <w:r>
@@ -11636,6 +11751,7 @@
           <w:kern w:val="36"/>
         </w:rPr>
       </w:pPr>
+      <w:bookmarkStart w:name="_Toc440435427" w:id="427"/>
       <w:bookmarkStart w:name="_Toc877617343" w:id="343"/>
       <w:bookmarkStart w:name="_Toc48274265" w:id="265"/>
       <w:bookmarkStart w:name="_Toc239426584" w:id="73"/>
@@ -11654,6 +11770,7 @@
       <w:bookmarkEnd w:id="75"/>
       <w:bookmarkEnd w:id="265"/>
       <w:bookmarkEnd w:id="343"/>
+      <w:bookmarkEnd w:id="427"/>
     </w:p>
     <w:p>
       <w:r>
@@ -13784,6 +13901,7 @@
           <w:kern w:val="36"/>
         </w:rPr>
       </w:pPr>
+      <w:bookmarkStart w:name="_Toc440435428" w:id="428"/>
       <w:bookmarkStart w:name="_Toc877617344" w:id="344"/>
       <w:bookmarkStart w:name="_Toc48274266" w:id="266"/>
       <w:bookmarkStart w:name="_Toc239426585" w:id="76"/>
@@ -13802,6 +13920,7 @@
       <w:bookmarkEnd w:id="78"/>
       <w:bookmarkEnd w:id="266"/>
       <w:bookmarkEnd w:id="344"/>
+      <w:bookmarkEnd w:id="428"/>
     </w:p>
     <w:p>
       <w:r>
@@ -16102,6 +16221,7 @@
           <w:kern w:val="36"/>
         </w:rPr>
       </w:pPr>
+      <w:bookmarkStart w:name="_Toc440435429" w:id="429"/>
       <w:bookmarkStart w:name="_Toc877617345" w:id="345"/>
       <w:bookmarkStart w:name="_Toc48274267" w:id="267"/>
       <w:bookmarkStart w:name="_Toc239426586" w:id="79"/>
@@ -16119,6 +16239,7 @@
       <w:bookmarkEnd w:id="81"/>
       <w:bookmarkEnd w:id="267"/>
       <w:bookmarkEnd w:id="345"/>
+      <w:bookmarkEnd w:id="429"/>
     </w:p>
     <w:p>
       <w:pPr>
@@ -17260,6 +17381,7 @@
           <w:kern w:val="36"/>
         </w:rPr>
       </w:pPr>
+      <w:bookmarkStart w:name="_Toc440435430" w:id="430"/>
       <w:bookmarkStart w:name="_Toc877617346" w:id="346"/>
       <w:bookmarkStart w:name="_Toc48274268" w:id="268"/>
       <w:bookmarkStart w:name="_Toc239426587" w:id="82"/>
@@ -17278,6 +17400,7 @@
       <w:bookmarkEnd w:id="84"/>
       <w:bookmarkEnd w:id="268"/>
       <w:bookmarkEnd w:id="346"/>
+      <w:bookmarkEnd w:id="430"/>
     </w:p>
     <w:p>
       <w:pPr>
@@ -18117,6 +18240,7 @@
       <w:pPr>
         <w:pStyle w:val="Heading1"/>
       </w:pPr>
+      <w:bookmarkStart w:name="_Toc440435431" w:id="431"/>
       <w:bookmarkStart w:name="_Toc877617347" w:id="347"/>
       <w:bookmarkStart w:name="_Toc48274269" w:id="269"/>
       <w:bookmarkStart w:name="_Toc239426588" w:id="85"/>
@@ -18131,6 +18255,7 @@
       <w:bookmarkEnd w:id="87"/>
       <w:bookmarkEnd w:id="269"/>
       <w:bookmarkEnd w:id="347"/>
+      <w:bookmarkEnd w:id="431"/>
     </w:p>
     <w:p>
       <w:r>
@@ -18982,6 +19107,7 @@
       <w:pPr>
         <w:pStyle w:val="Heading1"/>
       </w:pPr>
+      <w:bookmarkStart w:name="_Toc440435432" w:id="432"/>
       <w:bookmarkStart w:name="_Toc877617348" w:id="348"/>
       <w:bookmarkStart w:name="_Toc48274270" w:id="270"/>
       <w:bookmarkStart w:name="_Toc239426589" w:id="89"/>
@@ -18996,6 +19122,7 @@
       <w:bookmarkEnd w:id="91"/>
       <w:bookmarkEnd w:id="270"/>
       <w:bookmarkEnd w:id="348"/>
+      <w:bookmarkEnd w:id="432"/>
     </w:p>
     <w:p>
       <w:r>
@@ -21198,6 +21325,7 @@
           <w:kern w:val="36"/>
         </w:rPr>
       </w:pPr>
+      <w:bookmarkStart w:name="_Toc440435433" w:id="433"/>
       <w:bookmarkStart w:name="_Toc877617349" w:id="349"/>
       <w:bookmarkStart w:name="_Toc48274271" w:id="271"/>
       <w:bookmarkStart w:name="_Ref273526076" w:id="92"/>
@@ -21217,6 +21345,7 @@
       <w:bookmarkEnd w:id="95"/>
       <w:bookmarkEnd w:id="271"/>
       <w:bookmarkEnd w:id="349"/>
+      <w:bookmarkEnd w:id="433"/>
     </w:p>
     <w:p>
       <w:r>
@@ -23602,6 +23731,7 @@
           <w:kern w:val="36"/>
         </w:rPr>
       </w:pPr>
+      <w:bookmarkStart w:name="_Toc440435434" w:id="434"/>
       <w:bookmarkStart w:name="_Toc877617350" w:id="350"/>
       <w:bookmarkStart w:name="_Toc48274272" w:id="272"/>
       <w:bookmarkStart w:name="_Toc239426591" w:id="96"/>
@@ -23619,6 +23749,7 @@
       <w:bookmarkEnd w:id="98"/>
       <w:bookmarkEnd w:id="272"/>
       <w:bookmarkEnd w:id="350"/>
+      <w:bookmarkEnd w:id="434"/>
     </w:p>
     <w:p>
       <w:r>
@@ -23793,6 +23924,7 @@
           <w:kern w:val="36"/>
         </w:rPr>
       </w:pPr>
+      <w:bookmarkStart w:name="_Toc440435435" w:id="435"/>
       <w:bookmarkStart w:name="_Toc877617351" w:id="351"/>
       <w:bookmarkStart w:name="_Toc48274273" w:id="273"/>
       <w:bookmarkStart w:name="_Toc239426592" w:id="99"/>
@@ -23810,6 +23942,7 @@
       <w:bookmarkEnd w:id="101"/>
       <w:bookmarkEnd w:id="273"/>
       <w:bookmarkEnd w:id="351"/>
+      <w:bookmarkEnd w:id="435"/>
     </w:p>
     <w:p>
       <w:hyperlink w:history="true" r:id="rId53">
@@ -23912,6 +24045,7 @@
           <w:kern w:val="36"/>
         </w:rPr>
       </w:pPr>
+      <w:bookmarkStart w:name="_Toc440435436" w:id="436"/>
       <w:bookmarkStart w:name="_Toc877617352" w:id="352"/>
       <w:bookmarkStart w:name="_Toc48274274" w:id="274"/>
       <w:bookmarkStart w:name="_Toc239426593" w:id="102"/>
@@ -23938,6 +24072,7 @@
       <w:bookmarkEnd w:id="104"/>
       <w:bookmarkEnd w:id="274"/>
       <w:bookmarkEnd w:id="352"/>
+      <w:bookmarkEnd w:id="436"/>
     </w:p>
     <w:p>
       <w:pPr>
@@ -24177,6 +24312,7 @@
           <w:kern w:val="36"/>
         </w:rPr>
       </w:pPr>
+      <w:bookmarkStart w:name="_Toc440435437" w:id="437"/>
       <w:bookmarkStart w:name="_Toc877617353" w:id="353"/>
       <w:bookmarkStart w:name="_Toc48274275" w:id="275"/>
       <w:bookmarkStart w:name="_Toc239426594" w:id="105"/>
@@ -24194,6 +24330,7 @@
       <w:bookmarkEnd w:id="107"/>
       <w:bookmarkEnd w:id="275"/>
       <w:bookmarkEnd w:id="353"/>
+      <w:bookmarkEnd w:id="437"/>
     </w:p>
     <w:p>
       <w:hyperlink w:history="true" r:id="rId56">
@@ -24666,6 +24803,7 @@
       <w:pPr>
         <w:pStyle w:val="Heading1"/>
       </w:pPr>
+      <w:bookmarkStart w:name="_Toc440435438" w:id="438"/>
       <w:bookmarkStart w:name="_Toc877617354" w:id="354"/>
       <w:bookmarkStart w:name="_Toc48274276" w:id="276"/>
       <w:bookmarkStart w:name="_Ref275255216" w:id="108"/>
@@ -24681,6 +24819,7 @@
       <w:bookmarkEnd w:id="111"/>
       <w:bookmarkEnd w:id="276"/>
       <w:bookmarkEnd w:id="354"/>
+      <w:bookmarkEnd w:id="438"/>
     </w:p>
     <w:p>
       <w:pPr>
@@ -24995,6 +25134,7 @@
           <w:kern w:val="36"/>
         </w:rPr>
       </w:pPr>
+      <w:bookmarkStart w:name="_Toc440435439" w:id="439"/>
       <w:bookmarkStart w:name="_Toc877617355" w:id="355"/>
       <w:bookmarkStart w:name="_Toc48274277" w:id="277"/>
       <w:bookmarkStart w:name="_Toc239426596" w:id="112"/>
@@ -25013,6 +25153,7 @@
       <w:bookmarkEnd w:id="114"/>
       <w:bookmarkEnd w:id="277"/>
       <w:bookmarkEnd w:id="355"/>
+      <w:bookmarkEnd w:id="439"/>
     </w:p>
     <w:p>
       <w:r>
@@ -25125,6 +25266,7 @@
           <w:kern w:val="36"/>
         </w:rPr>
       </w:pPr>
+      <w:bookmarkStart w:name="_Toc440435440" w:id="440"/>
       <w:bookmarkStart w:name="_Toc877617356" w:id="356"/>
       <w:bookmarkStart w:name="_Toc48274278" w:id="278"/>
       <w:bookmarkStart w:name="_Toc239426597" w:id="115"/>
@@ -25138,6 +25280,7 @@
       <w:bookmarkEnd w:id="117"/>
       <w:bookmarkEnd w:id="278"/>
       <w:bookmarkEnd w:id="356"/>
+      <w:bookmarkEnd w:id="440"/>
     </w:p>
     <w:p>
       <w:r>
@@ -25162,6 +25305,7 @@
           <w:kern w:val="36"/>
         </w:rPr>
       </w:pPr>
+      <w:bookmarkStart w:name="_Toc440435441" w:id="441"/>
       <w:bookmarkStart w:name="_Toc877617357" w:id="357"/>
       <w:bookmarkStart w:name="_Toc48274279" w:id="279"/>
       <w:bookmarkStart w:name="_Toc239426598" w:id="118"/>
@@ -25175,6 +25319,7 @@
       <w:bookmarkEnd w:id="120"/>
       <w:bookmarkEnd w:id="279"/>
       <w:bookmarkEnd w:id="357"/>
+      <w:bookmarkEnd w:id="441"/>
     </w:p>
     <w:p>
       <w:r>
@@ -25189,6 +25334,7 @@
           <w:kern w:val="36"/>
         </w:rPr>
       </w:pPr>
+      <w:bookmarkStart w:name="_Toc440435442" w:id="442"/>
       <w:bookmarkStart w:name="_Toc877617358" w:id="358"/>
       <w:bookmarkStart w:name="_Toc48274280" w:id="280"/>
       <w:bookmarkStart w:name="_Toc239426599" w:id="121"/>
@@ -25202,6 +25348,7 @@
       <w:bookmarkEnd w:id="123"/>
       <w:bookmarkEnd w:id="280"/>
       <w:bookmarkEnd w:id="358"/>
+      <w:bookmarkEnd w:id="442"/>
     </w:p>
     <w:p>
       <w:r>
@@ -25235,6 +25382,7 @@
           <w:kern w:val="36"/>
         </w:rPr>
       </w:pPr>
+      <w:bookmarkStart w:name="_Toc440435443" w:id="443"/>
       <w:bookmarkStart w:name="_Toc877617359" w:id="359"/>
       <w:bookmarkStart w:name="_Toc48274281" w:id="281"/>
       <w:bookmarkStart w:name="_Toc505250203" w:id="124"/>
@@ -25244,6 +25392,7 @@
       <w:bookmarkEnd w:id="124"/>
       <w:bookmarkEnd w:id="281"/>
       <w:bookmarkEnd w:id="359"/>
+      <w:bookmarkEnd w:id="443"/>
     </w:p>
     <w:p>
       <w:r>
@@ -25373,6 +25522,7 @@
           <w:kern w:val="36"/>
         </w:rPr>
       </w:pPr>
+      <w:bookmarkStart w:name="_Toc440435444" w:id="444"/>
       <w:bookmarkStart w:name="_Toc877617360" w:id="360"/>
       <w:bookmarkStart w:name="_Toc48274282" w:id="282"/>
       <w:bookmarkStart w:name="_Toc239426600" w:id="125"/>
@@ -25390,6 +25540,7 @@
       <w:bookmarkEnd w:id="127"/>
       <w:bookmarkEnd w:id="282"/>
       <w:bookmarkEnd w:id="360"/>
+      <w:bookmarkEnd w:id="444"/>
     </w:p>
     <w:p>
       <w:pPr>
@@ -25413,7 +25564,7 @@
         <w:spacing w:before="100" w:beforeAutospacing="true" w:after="100" w:afterAutospacing="true" w:line="240" w:lineRule="auto"/>
       </w:pPr>
       <w:r>
-        <w:t>Docx4j’s HTML output is suitable for documents which contain paragraphs, tables and images.  From 17.0.4, equations are output as native MathML.  It can’t handle more exotic features, such as SmartArt or WordArt (DrawingML or VML).</w:t>
+        <w:t xml:space="preserve">Docx4j’s HTML output is suitable for documents which contain paragraphs, tables and images.  From 17.0.4, equations are output as native MathML, and from 17.3.3 charts are drawn (an inline SVG, or a PNG; see Charts).  It can’t handle more exotic features, such as SmartArt or WordArt (DrawingML or VML).</w:t>
       </w:r>
     </w:p>
     <w:p>
@@ -25751,6 +25902,7 @@
           <w:kern w:val="36"/>
         </w:rPr>
       </w:pPr>
+      <w:bookmarkStart w:name="_Toc440435445" w:id="445"/>
       <w:bookmarkStart w:name="_Toc877617361" w:id="361"/>
       <w:bookmarkStart w:name="_Toc48274283" w:id="283"/>
       <w:bookmarkStart w:name="_Toc239426601" w:id="128"/>
@@ -25768,6 +25920,7 @@
       <w:bookmarkEnd w:id="130"/>
       <w:bookmarkEnd w:id="283"/>
       <w:bookmarkEnd w:id="361"/>
+      <w:bookmarkEnd w:id="445"/>
     </w:p>
     <w:p>
       <w:r>
@@ -26133,6 +26286,7 @@
       <w:pPr>
         <w:pStyle w:val="Heading2"/>
       </w:pPr>
+      <w:bookmarkStart w:name="_Toc440435446" w:id="446"/>
       <w:bookmarkStart w:name="_Toc877617362" w:id="362"/>
       <w:bookmarkStart w:name="_Toc48274284" w:id="284"/>
       <w:bookmarkStart w:name="_Toc239426602" w:id="131"/>
@@ -26146,6 +26300,7 @@
       <w:bookmarkEnd w:id="133"/>
       <w:bookmarkEnd w:id="284"/>
       <w:bookmarkEnd w:id="362"/>
+      <w:bookmarkEnd w:id="446"/>
     </w:p>
     <w:p>
       <w:r>
@@ -26238,6 +26393,7 @@
       <w:pPr>
         <w:pStyle w:val="Heading2"/>
       </w:pPr>
+      <w:bookmarkStart w:name="_Toc440435447" w:id="447"/>
       <w:bookmarkStart w:name="_Toc877617363" w:id="363"/>
       <w:bookmarkStart w:name="_Toc48274285" w:id="285"/>
       <w:bookmarkStart w:name="_Toc239426603" w:id="134"/>
@@ -26251,6 +26407,7 @@
       <w:bookmarkEnd w:id="136"/>
       <w:bookmarkEnd w:id="285"/>
       <w:bookmarkEnd w:id="363"/>
+      <w:bookmarkEnd w:id="447"/>
     </w:p>
     <w:p>
       <w:r>
@@ -26280,6 +26437,7 @@
       <w:pPr>
         <w:pStyle w:val="Heading2"/>
       </w:pPr>
+      <w:bookmarkStart w:name="_Toc440435448" w:id="448"/>
       <w:bookmarkStart w:name="_Toc877617364" w:id="364"/>
       <w:bookmarkStart w:name="_Toc48274286" w:id="286"/>
       <w:bookmarkStart w:name="_Toc239426604" w:id="137"/>
@@ -26293,6 +26451,7 @@
       <w:bookmarkEnd w:id="139"/>
       <w:bookmarkEnd w:id="286"/>
       <w:bookmarkEnd w:id="364"/>
+      <w:bookmarkEnd w:id="448"/>
     </w:p>
     <w:p>
       <w:r>
@@ -26546,6 +26705,27 @@
     <w:p>
       <w:r>
         <w:t>To make the docx itself smaller, CompressPictures.compress(wordMLPackage, "220", true) does what Word’s Compress Pictures does.</w:t>
+      </w:r>
+    </w:p>
+    <w:p>
+      <w:r>
+        <w:rPr>
+          <w:b/>
+          <w:bCs/>
+        </w:rPr>
+        <w:t xml:space="preserve">Charts.  </w:t>
+      </w:r>
+      <w:r>
+        <w:t xml:space="preserve">From 17.3.3, charts in the docx are drawn in the PDF, on both FO pathways, as Office lays them out: SVG inside </w:t>
+      </w:r>
+      <w:r>
+        <w:rPr>
+          <w:rFonts w:ascii="Consolas" w:hAnsi="Consolas"/>
+        </w:rPr>
+        <w:t xml:space="preserve">fo:instream-foreign-object</w:t>
+      </w:r>
+      <w:r>
+        <w:t xml:space="preserve">, with its text kept as text.  docx4j-export-fo brings the module that draws them, docx4j-chart-render.  See Charts, below, for what it draws and its settings.</w:t>
       </w:r>
     </w:p>
     <w:p>
@@ -27239,6 +27419,7 @@
           <w:rFonts w:eastAsia="Times New Roman"/>
         </w:rPr>
       </w:pPr>
+      <w:bookmarkStart w:name="_Toc440435449" w:id="449"/>
       <w:bookmarkStart w:name="_Toc877617365" w:id="365"/>
       <w:bookmarkStart w:name="_Toc48274287" w:id="287"/>
       <w:bookmarkStart w:name="_Toc239426605" w:id="140"/>
@@ -27261,6 +27442,7 @@
       <w:bookmarkEnd w:id="142"/>
       <w:bookmarkEnd w:id="287"/>
       <w:bookmarkEnd w:id="365"/>
+      <w:bookmarkEnd w:id="449"/>
     </w:p>
     <w:p>
       <w:r>
@@ -31812,6 +31994,7 @@
       <w:pPr>
         <w:pStyle w:val="Heading2"/>
       </w:pPr>
+      <w:bookmarkStart w:name="_Toc440435450" w:id="450"/>
       <w:bookmarkStart w:name="_Toc877617366" w:id="366"/>
       <w:bookmarkStart w:name="_Toc48274288" w:id="288"/>
       <w:bookmarkStart w:name="_Toc241334768" w:id="143"/>
@@ -31823,6 +32006,7 @@
       <w:bookmarkEnd w:id="144"/>
       <w:bookmarkEnd w:id="288"/>
       <w:bookmarkEnd w:id="366"/>
+      <w:bookmarkEnd w:id="450"/>
     </w:p>
     <w:p>
       <w:r>
@@ -31856,6 +32040,7 @@
           <w:rFonts w:eastAsia="Times New Roman"/>
         </w:rPr>
       </w:pPr>
+      <w:bookmarkStart w:name="_Toc440435451" w:id="451"/>
       <w:bookmarkStart w:name="_Toc877617367" w:id="367"/>
       <w:bookmarkStart w:name="_Toc48274289" w:id="289"/>
       <w:bookmarkStart w:name="_Toc239426606" w:id="145"/>
@@ -31872,6 +32057,7 @@
       <w:bookmarkEnd w:id="147"/>
       <w:bookmarkEnd w:id="289"/>
       <w:bookmarkEnd w:id="367"/>
+      <w:bookmarkEnd w:id="451"/>
     </w:p>
     <w:p>
       <w:r>
@@ -32096,6 +32282,7 @@
           <w:rFonts w:eastAsia="Times New Roman"/>
         </w:rPr>
       </w:pPr>
+      <w:bookmarkStart w:name="_Toc440435452" w:id="452"/>
       <w:bookmarkStart w:name="_Toc877617368" w:id="368"/>
       <w:bookmarkStart w:name="_Toc48274290" w:id="290"/>
       <w:bookmarkStart w:name="_Toc239426607" w:id="148"/>
@@ -32112,6 +32299,7 @@
       <w:bookmarkEnd w:id="150"/>
       <w:bookmarkEnd w:id="290"/>
       <w:bookmarkEnd w:id="368"/>
+      <w:bookmarkEnd w:id="452"/>
     </w:p>
     <w:p>
       <w:r>
@@ -32136,6 +32324,7 @@
           <w:rFonts w:eastAsia="Times New Roman"/>
         </w:rPr>
       </w:pPr>
+      <w:bookmarkStart w:name="_Toc440435453" w:id="453"/>
       <w:bookmarkStart w:name="_Toc877617369" w:id="369"/>
       <w:bookmarkStart w:name="_Toc48274291" w:id="291"/>
       <w:bookmarkStart w:name="_Toc239426608" w:id="151"/>
@@ -32152,6 +32341,7 @@
       <w:bookmarkEnd w:id="153"/>
       <w:bookmarkEnd w:id="291"/>
       <w:bookmarkEnd w:id="369"/>
+      <w:bookmarkEnd w:id="453"/>
     </w:p>
     <w:p>
       <w:r>
@@ -32165,6 +32355,7 @@
           <w:rFonts w:eastAsia="Times New Roman"/>
         </w:rPr>
       </w:pPr>
+      <w:bookmarkStart w:name="_Toc440435454" w:id="454"/>
       <w:bookmarkStart w:name="_Toc877617370" w:id="370"/>
       <w:bookmarkStart w:name="_Toc48274292" w:id="292"/>
       <w:bookmarkStart w:name="_Toc239426609" w:id="154"/>
@@ -32181,6 +32372,7 @@
       <w:bookmarkEnd w:id="156"/>
       <w:bookmarkEnd w:id="292"/>
       <w:bookmarkEnd w:id="370"/>
+      <w:bookmarkEnd w:id="454"/>
     </w:p>
     <w:p>
       <w:r>
@@ -32762,6 +32954,7 @@
           <w:rFonts w:eastAsia="Times New Roman"/>
         </w:rPr>
       </w:pPr>
+      <w:bookmarkStart w:name="_Toc440435455" w:id="455"/>
       <w:bookmarkStart w:name="_Toc877617371" w:id="371"/>
       <w:bookmarkStart w:name="_Toc48274293" w:id="293"/>
       <w:bookmarkStart w:name="_Toc239426610" w:id="157"/>
@@ -32784,6 +32977,7 @@
       <w:bookmarkEnd w:id="159"/>
       <w:bookmarkEnd w:id="293"/>
       <w:bookmarkEnd w:id="371"/>
+      <w:bookmarkEnd w:id="455"/>
     </w:p>
     <w:p>
       <w:pPr>
@@ -32921,6 +33115,7 @@
       <w:pPr>
         <w:pStyle w:val="Heading2"/>
       </w:pPr>
+      <w:bookmarkStart w:name="_Toc440435456" w:id="456"/>
       <w:bookmarkStart w:name="_Toc877617372" w:id="372"/>
       <w:bookmarkStart w:name="_Toc48274294" w:id="294"/>
       <w:bookmarkStart w:name="_Toc403733683" w:id="160"/>
@@ -32936,6 +33131,7 @@
       <w:bookmarkEnd w:id="163"/>
       <w:bookmarkEnd w:id="294"/>
       <w:bookmarkEnd w:id="372"/>
+      <w:bookmarkEnd w:id="456"/>
     </w:p>
     <w:p>
       <w:r>
@@ -32967,6 +33163,7 @@
       <w:pPr>
         <w:pStyle w:val="Heading2"/>
       </w:pPr>
+      <w:bookmarkStart w:name="_Toc440435457" w:id="457"/>
       <w:bookmarkStart w:name="_Toc877617373" w:id="373"/>
       <w:bookmarkStart w:name="_Toc48274295" w:id="295"/>
       <w:bookmarkStart w:name="_Toc403733684" w:id="164"/>
@@ -32983,6 +33180,7 @@
       <w:bookmarkEnd w:id="167"/>
       <w:bookmarkEnd w:id="295"/>
       <w:bookmarkEnd w:id="373"/>
+      <w:bookmarkEnd w:id="457"/>
     </w:p>
     <w:p>
       <w:r>
@@ -34216,6 +34414,7 @@
       <w:pPr>
         <w:pStyle w:val="Heading2"/>
       </w:pPr>
+      <w:bookmarkStart w:name="_Toc440435458" w:id="458"/>
       <w:bookmarkStart w:name="_Toc877617374" w:id="374"/>
       <w:bookmarkStart w:name="_Toc48274296" w:id="296"/>
       <w:bookmarkStart w:name="_Toc403733685" w:id="168"/>
@@ -34231,6 +34430,7 @@
       <w:bookmarkEnd w:id="171"/>
       <w:bookmarkEnd w:id="296"/>
       <w:bookmarkEnd w:id="374"/>
+      <w:bookmarkEnd w:id="458"/>
     </w:p>
     <w:p>
       <w:pPr>
@@ -34376,6 +34576,7 @@
       <w:pPr>
         <w:pStyle w:val="Heading2"/>
       </w:pPr>
+      <w:bookmarkStart w:name="_Toc440435459" w:id="459"/>
       <w:bookmarkStart w:name="_Toc877617375" w:id="375"/>
       <w:bookmarkStart w:name="_Toc48274297" w:id="297"/>
       <w:bookmarkStart w:name="_Toc403733686" w:id="172"/>
@@ -34391,6 +34592,7 @@
       <w:bookmarkEnd w:id="175"/>
       <w:bookmarkEnd w:id="297"/>
       <w:bookmarkEnd w:id="375"/>
+      <w:bookmarkEnd w:id="459"/>
     </w:p>
     <w:p>
       <w:r>
@@ -35227,6 +35429,7 @@
       <w:pPr>
         <w:pStyle w:val="Heading2"/>
       </w:pPr>
+      <w:bookmarkStart w:name="_Toc440435460" w:id="460"/>
       <w:bookmarkStart w:name="_Toc877617376" w:id="376"/>
       <w:bookmarkStart w:name="_Toc48274298" w:id="298"/>
       <w:bookmarkStart w:name="_Toc403733687" w:id="176"/>
@@ -35245,6 +35448,7 @@
       <w:bookmarkEnd w:id="179"/>
       <w:bookmarkEnd w:id="298"/>
       <w:bookmarkEnd w:id="376"/>
+      <w:bookmarkEnd w:id="460"/>
     </w:p>
     <w:p>
       <w:r>
@@ -35748,6 +35952,7 @@
       <w:pPr>
         <w:pStyle w:val="Heading1"/>
       </w:pPr>
+      <w:bookmarkStart w:name="_Toc440435461" w:id="461"/>
       <w:bookmarkStart w:name="_Toc877617377" w:id="377"/>
       <w:bookmarkStart w:name="_Toc48274299" w:id="299"/>
       <w:bookmarkStart w:name="_Toc241334779" w:id="180"/>
@@ -35759,6 +35964,7 @@
       <w:bookmarkEnd w:id="181"/>
       <w:bookmarkEnd w:id="299"/>
       <w:bookmarkEnd w:id="377"/>
+      <w:bookmarkEnd w:id="461"/>
     </w:p>
     <w:p>
       <w:r>
@@ -35819,6 +36025,7 @@
           <w:rFonts w:eastAsia="Times New Roman"/>
         </w:rPr>
       </w:pPr>
+      <w:bookmarkStart w:name="_Toc440435462" w:id="462"/>
       <w:bookmarkStart w:name="_Toc877617378" w:id="378"/>
       <w:bookmarkStart w:name="_Toc48274300" w:id="300"/>
       <w:bookmarkStart w:name="_Toc239426616" w:id="182"/>
@@ -35835,6 +36042,7 @@
       <w:bookmarkEnd w:id="184"/>
       <w:bookmarkEnd w:id="300"/>
       <w:bookmarkEnd w:id="378"/>
+      <w:bookmarkEnd w:id="462"/>
     </w:p>
     <w:p>
       <w:pPr>
@@ -35920,6 +36128,7 @@
           <w:rFonts w:eastAsia="Times New Roman"/>
         </w:rPr>
       </w:pPr>
+      <w:bookmarkStart w:name="_Toc440435463" w:id="463"/>
       <w:bookmarkStart w:name="_Toc877617379" w:id="379"/>
       <w:bookmarkStart w:name="_Toc48274301" w:id="301"/>
       <w:bookmarkStart w:name="_Toc239426617" w:id="185"/>
@@ -35942,6 +36151,7 @@
       <w:bookmarkEnd w:id="187"/>
       <w:bookmarkEnd w:id="301"/>
       <w:bookmarkEnd w:id="379"/>
+      <w:bookmarkEnd w:id="463"/>
     </w:p>
     <w:p>
       <w:r>
@@ -36235,6 +36445,7 @@
       <w:pPr>
         <w:pStyle w:val="Heading2"/>
       </w:pPr>
+      <w:bookmarkStart w:name="_Toc440435464" w:id="464"/>
       <w:bookmarkStart w:name="_Toc877617380" w:id="380"/>
       <w:bookmarkStart w:name="_Toc48274302" w:id="302"/>
       <w:bookmarkStart w:name="_Toc239426618" w:id="188"/>
@@ -36248,6 +36459,7 @@
       <w:bookmarkEnd w:id="190"/>
       <w:bookmarkEnd w:id="302"/>
       <w:bookmarkEnd w:id="380"/>
+      <w:bookmarkEnd w:id="464"/>
     </w:p>
     <w:p>
       <w:r>
@@ -37268,6 +37480,7 @@
       <w:pPr>
         <w:pStyle w:val="Heading2"/>
       </w:pPr>
+      <w:bookmarkStart w:name="_Toc440435465" w:id="465"/>
       <w:bookmarkStart w:name="_Toc877617381" w:id="381"/>
       <w:bookmarkStart w:name="_Toc48274303" w:id="303"/>
       <w:bookmarkStart w:name="_Toc239426619" w:id="191"/>
@@ -37281,6 +37494,7 @@
       <w:bookmarkEnd w:id="193"/>
       <w:bookmarkEnd w:id="303"/>
       <w:bookmarkEnd w:id="381"/>
+      <w:bookmarkEnd w:id="465"/>
     </w:p>
     <w:p>
       <w:r>
@@ -38326,6 +38540,7 @@
       <w:pPr>
         <w:pStyle w:val="Heading3"/>
       </w:pPr>
+      <w:bookmarkStart w:name="_Toc440435466" w:id="466"/>
       <w:bookmarkStart w:name="_Toc877617382" w:id="382"/>
       <w:bookmarkStart w:name="_Toc48274304" w:id="304"/>
       <w:bookmarkStart w:name="_Toc239426620" w:id="194"/>
@@ -38339,6 +38554,7 @@
       <w:bookmarkEnd w:id="196"/>
       <w:bookmarkEnd w:id="304"/>
       <w:bookmarkEnd w:id="382"/>
+      <w:bookmarkEnd w:id="466"/>
     </w:p>
     <w:p>
       <w:r>
@@ -38402,6 +38618,7 @@
       <w:pPr>
         <w:pStyle w:val="Heading3"/>
       </w:pPr>
+      <w:bookmarkStart w:name="_Toc440435467" w:id="467"/>
       <w:bookmarkStart w:name="_Toc877617383" w:id="383"/>
       <w:bookmarkStart w:name="_Toc48274305" w:id="305"/>
       <w:bookmarkStart w:name="_Toc239426621" w:id="197"/>
@@ -38415,6 +38632,7 @@
       <w:bookmarkEnd w:id="199"/>
       <w:bookmarkEnd w:id="305"/>
       <w:bookmarkEnd w:id="383"/>
+      <w:bookmarkEnd w:id="467"/>
     </w:p>
     <w:p>
       <w:r>
@@ -38428,6 +38646,7 @@
       <w:pPr>
         <w:pStyle w:val="Heading3"/>
       </w:pPr>
+      <w:bookmarkStart w:name="_Toc440435468" w:id="468"/>
       <w:bookmarkStart w:name="_Toc877617384" w:id="384"/>
       <w:bookmarkStart w:name="_Toc48274306" w:id="306"/>
       <w:bookmarkStart w:name="_Toc239426622" w:id="200"/>
@@ -38441,6 +38660,7 @@
       <w:bookmarkEnd w:id="202"/>
       <w:bookmarkEnd w:id="306"/>
       <w:bookmarkEnd w:id="384"/>
+      <w:bookmarkEnd w:id="468"/>
     </w:p>
     <w:p>
       <w:r>
@@ -38451,6 +38671,7 @@
       <w:pPr>
         <w:pStyle w:val="Heading3"/>
       </w:pPr>
+      <w:bookmarkStart w:name="_Toc440435469" w:id="469"/>
       <w:bookmarkStart w:name="_Toc877617385" w:id="385"/>
       <w:bookmarkStart w:name="_Toc48274307" w:id="307"/>
       <w:bookmarkStart w:name="_Toc239426623" w:id="203"/>
@@ -38464,6 +38685,7 @@
       <w:bookmarkEnd w:id="205"/>
       <w:bookmarkEnd w:id="307"/>
       <w:bookmarkEnd w:id="385"/>
+      <w:bookmarkEnd w:id="469"/>
     </w:p>
     <w:p>
       <w:r>
@@ -38494,6 +38716,7 @@
           <w:rFonts w:eastAsia="Times New Roman"/>
         </w:rPr>
       </w:pPr>
+      <w:bookmarkStart w:name="_Toc440435470" w:id="470"/>
       <w:bookmarkStart w:name="_Toc877617386" w:id="386"/>
       <w:bookmarkStart w:name="_Toc48274308" w:id="308"/>
       <w:bookmarkStart w:name="_Toc239426624" w:id="206"/>
@@ -38510,6 +38733,7 @@
       <w:bookmarkEnd w:id="208"/>
       <w:bookmarkEnd w:id="308"/>
       <w:bookmarkEnd w:id="386"/>
+      <w:bookmarkEnd w:id="470"/>
     </w:p>
     <w:p>
       <w:r>
@@ -38520,15 +38744,20 @@
       <w:pPr>
         <w:pStyle w:val="Heading1"/>
       </w:pPr>
+      <w:bookmarkStart w:name="_Toc440435471" w:id="471"/>
       <w:bookmarkStart w:name="_Toc877617387" w:id="387"/>
       <w:r>
         <w:t xml:space="preserve">Charts</w:t>
       </w:r>
       <w:bookmarkEnd w:id="387"/>
+      <w:bookmarkEnd w:id="471"/>
     </w:p>
     <w:p>
       <w:r>
         <w:t xml:space="preserve">From docx4j 17.3.3, you can create a chart in a docx, and edit the data of a chart already there, as Word does.  A chart docx4j creates is Word’s own chart of its type (made from the parts Word and Excel write), with its data in an Excel workbook embedded in the document, so that in Word, Edit Data opens the data and the Chart Design tools (the chart styles, Change Chart Type) work on it.</w:t>
+      </w:r>
+      <w:r>
+        <w:t xml:space="preserve">  From the same release, docx4j’s PDF and HTML output draw charts (see Drawing charts, below).</w:t>
       </w:r>
     </w:p>
     <w:p>
@@ -38729,11 +38958,13 @@
       <w:pPr>
         <w:pStyle w:val="Heading2"/>
       </w:pPr>
+      <w:bookmarkStart w:name="_Toc440435472" w:id="472"/>
       <w:bookmarkStart w:name="_Toc877617388" w:id="388"/>
       <w:r>
         <w:t xml:space="preserve">Creating a chart</w:t>
       </w:r>
       <w:bookmarkEnd w:id="388"/>
+      <w:bookmarkEnd w:id="472"/>
     </w:p>
     <w:p>
       <w:r>
@@ -38927,11 +39158,13 @@
       <w:pPr>
         <w:pStyle w:val="Heading2"/>
       </w:pPr>
+      <w:bookmarkStart w:name="_Toc440435473" w:id="473"/>
       <w:bookmarkStart w:name="_Toc877617389" w:id="389"/>
       <w:r>
         <w:t xml:space="preserve">Editing a chart’s data</w:t>
       </w:r>
       <w:bookmarkEnd w:id="389"/>
+      <w:bookmarkEnd w:id="473"/>
     </w:p>
     <w:p>
       <w:r>
@@ -39013,11 +39246,13 @@
       <w:pPr>
         <w:pStyle w:val="Heading2"/>
       </w:pPr>
+      <w:bookmarkStart w:name="_Toc440435474" w:id="474"/>
       <w:bookmarkStart w:name="_Toc877617390" w:id="390"/>
       <w:r>
         <w:t xml:space="preserve">Settings, reading and deleting</w:t>
       </w:r>
       <w:bookmarkEnd w:id="390"/>
+      <w:bookmarkEnd w:id="474"/>
     </w:p>
     <w:p>
       <w:r>
@@ -39084,11 +39319,13 @@
       <w:pPr>
         <w:pStyle w:val="Heading2"/>
       </w:pPr>
+      <w:bookmarkStart w:name="_Toc440435475" w:id="475"/>
       <w:bookmarkStart w:name="_Toc877617391" w:id="391"/>
       <w:r>
         <w:t xml:space="preserve">Presentations and workbooks</w:t>
       </w:r>
       <w:bookmarkEnd w:id="391"/>
+      <w:bookmarkEnd w:id="475"/>
     </w:p>
     <w:p>
       <w:r>
@@ -39153,11 +39390,155 @@
       <w:pPr>
         <w:pStyle w:val="Heading2"/>
       </w:pPr>
+      <w:bookmarkStart w:name="_Toc440435476" w:id="476"/>
+      <w:r>
+        <w:t xml:space="preserve">Drawing charts</w:t>
+      </w:r>
+      <w:bookmarkEnd w:id="476"/>
+    </w:p>
+    <w:p>
+      <w:r>
+        <w:t xml:space="preserve">docx4j’s PDF and HTML output draw a chart as Office lays it out: its title, legend, axes, gridlines and series, with data labels and axis titles, in the chart’s own colours, fills (gradients and patterns), shadows and fonts.  The drawing is done by docx4j-chart-render, which docx4j-export-fo brings with it.  It draws the types above, in docx, pptx and xlsx, whether docx4j or Office made the chart.</w:t>
+      </w:r>
+    </w:p>
+    <w:p>
+      <w:r>
+        <w:t xml:space="preserve">In a PDF a chart is drawn as vectors, with its text kept as text (</w:t>
+      </w:r>
+      <w:r>
+        <w:rPr>
+          <w:rFonts w:ascii="Consolas" w:hAnsi="Consolas"/>
+        </w:rPr>
+        <w:t xml:space="preserve">docx4j.chart.render.textAsShapes=true</w:t>
+      </w:r>
+      <w:r>
+        <w:t xml:space="preserve"> draws the text as outlines instead); in HTML it is an inline svg element (</w:t>
+      </w:r>
+      <w:r>
+        <w:rPr>
+          <w:rFonts w:ascii="Consolas" w:hAnsi="Consolas"/>
+        </w:rPr>
+        <w:t xml:space="preserve">docx4j.convert.out.html.chartAsPng=true</w:t>
+      </w:r>
+      <w:r>
+        <w:t xml:space="preserve"> writes a PNG instead).  pptx’s SVG-in-HTML output draws charts too.</w:t>
+      </w:r>
+    </w:p>
+    <w:p>
+      <w:r>
+        <w:rPr>
+          <w:rFonts w:ascii="Consolas" w:hAnsi="Consolas"/>
+        </w:rPr>
+        <w:t xml:space="preserve">ChartImages</w:t>
+      </w:r>
+      <w:r>
+        <w:t xml:space="preserve"> (in </w:t>
+      </w:r>
+      <w:r>
+        <w:rPr>
+          <w:rFonts w:ascii="Consolas" w:hAnsi="Consolas"/>
+        </w:rPr>
+        <w:t xml:space="preserve">org.docx4j.model.chart</w:t>
+      </w:r>
+      <w:r>
+        <w:t xml:space="preserve">) gives any chart as SVG or PNG (</w:t>
+      </w:r>
+      <w:r>
+        <w:rPr>
+          <w:rFonts w:ascii="Consolas" w:hAnsi="Consolas"/>
+        </w:rPr>
+        <w:t xml:space="preserve">writeSvg</w:t>
+      </w:r>
+      <w:r>
+        <w:t xml:space="preserve">, </w:t>
+      </w:r>
+      <w:r>
+        <w:rPr>
+          <w:rFonts w:ascii="Consolas" w:hAnsi="Consolas"/>
+        </w:rPr>
+        <w:t xml:space="preserve">writePng</w:t>
+      </w:r>
+      <w:r>
+        <w:t xml:space="preserve">; or </w:t>
+      </w:r>
+      <w:r>
+        <w:rPr>
+          <w:rFonts w:ascii="Consolas" w:hAnsi="Consolas"/>
+        </w:rPr>
+        <w:t xml:space="preserve">toSvg</w:t>
+      </w:r>
+      <w:r>
+        <w:t xml:space="preserve"> and </w:t>
+      </w:r>
+      <w:r>
+        <w:rPr>
+          <w:rFonts w:ascii="Consolas" w:hAnsi="Consolas"/>
+        </w:rPr>
+        <w:t xml:space="preserve">toImage</w:t>
+      </w:r>
+      <w:r>
+        <w:t xml:space="preserve">, a DOM document and a picture):</w:t>
+      </w:r>
+    </w:p>
+    <w:p>
+      <w:pPr>
+        <w:pStyle w:val="Command"/>
+        <w:ind w:left="0"/>
+      </w:pPr>
+      <w:r>
+        <w:t xml:space="preserve">for (ChartRef chart : Charts.in(pkg)) {</w:t>
+      </w:r>
+      <w:r>
+        <w:br/>
+        <w:t xml:space="preserve">    if (ChartImages.check(chart).isDrawn()) {</w:t>
+      </w:r>
+      <w:r>
+        <w:br/>
+        <w:t xml:space="preserve">        String name = chart.getName() + ".png";</w:t>
+      </w:r>
+      <w:r>
+        <w:br/>
+        <w:t xml:space="preserve">        try (OutputStream out = new FileOutputStream(name)) {</w:t>
+      </w:r>
+      <w:r>
+        <w:br/>
+        <w:t xml:space="preserve">            ChartImages.writePng(chart, 192, out);  // 192 dpi</w:t>
+      </w:r>
+      <w:r>
+        <w:br/>
+        <w:t xml:space="preserve">        }</w:t>
+      </w:r>
+      <w:r>
+        <w:br/>
+        <w:t xml:space="preserve">    }</w:t>
+      </w:r>
+      <w:r>
+        <w:br/>
+        <w:t xml:space="preserve">}</w:t>
+      </w:r>
+    </w:p>
+    <w:p>
+      <w:r>
+        <w:rPr>
+          <w:rFonts w:ascii="Consolas" w:hAnsi="Consolas"/>
+        </w:rPr>
+        <w:t xml:space="preserve">check</w:t>
+      </w:r>
+      <w:r>
+        <w:t xml:space="preserve"> says what the renderer would do with a chart: draw it, draw it simplified (naming what it doesn’t draw as Office does, a picture fill for example), or refuse it, with the reasons.  A chart it refuses keeps its space in PDF and HTML output, empty.  See the sample ChartsAsImages in docx4j-samples-docx-export-fo.</w:t>
+      </w:r>
+    </w:p>
+    <w:p>
+      <w:pPr>
+        <w:pStyle w:val="Heading2"/>
+      </w:pPr>
+      <w:bookmarkStart w:name="_Toc440435477" w:id="477"/>
       <w:bookmarkStart w:name="_Toc877617392" w:id="392"/>
       <w:r>
         <w:t xml:space="preserve">Limitations</w:t>
       </w:r>
       <w:bookmarkEnd w:id="392"/>
+      <w:bookmarkEnd w:id="477"/>
     </w:p>
     <w:p>
       <w:pPr>
@@ -39249,13 +39630,23 @@
         </w:numPr>
       </w:pPr>
       <w:r>
-        <w:t xml:space="preserve">docx4j’s PDF and HTML output don’t draw charts yet: a chart’s space is kept, empty.</w:t>
+        <w:t xml:space="preserve">PDF and HTML output and </w:t>
+      </w:r>
+      <w:r>
+        <w:rPr>
+          <w:rFonts w:ascii="Consolas" w:hAnsi="Consolas"/>
+        </w:rPr>
+        <w:t xml:space="preserve">ChartImages</w:t>
+      </w:r>
+      <w:r>
+        <w:t xml:space="preserve"> don’t draw combination charts, secondary axes, 3-D charts or the Office 2016 types: their space is kept, empty.  A few placements differ from Office’s by a point or so (a pie’s labels at best fit, a layout set by factors).</w:t>
       </w:r>
     </w:p>
     <w:p>
       <w:pPr>
         <w:pStyle w:val="Heading1"/>
       </w:pPr>
+      <w:bookmarkStart w:name="_Toc440435478" w:id="478"/>
       <w:bookmarkStart w:name="_Toc877617393" w:id="393"/>
       <w:bookmarkStart w:name="_Toc48274309" w:id="309"/>
       <w:bookmarkStart w:name="_Toc239426625" w:id="209"/>
@@ -39269,6 +39660,7 @@
       <w:bookmarkEnd w:id="211"/>
       <w:bookmarkEnd w:id="309"/>
       <w:bookmarkEnd w:id="393"/>
+      <w:bookmarkEnd w:id="478"/>
     </w:p>
     <w:p>
       <w:r>
@@ -39371,6 +39763,7 @@
       <w:pPr>
         <w:pStyle w:val="Heading1"/>
       </w:pPr>
+      <w:bookmarkStart w:name="_Toc440435479" w:id="479"/>
       <w:bookmarkStart w:name="_Toc877617394" w:id="394"/>
       <w:bookmarkStart w:name="_Toc48274310" w:id="310"/>
       <w:bookmarkStart w:name="_Toc239426626" w:id="212"/>
@@ -39385,11 +39778,13 @@
       <w:bookmarkEnd w:id="214"/>
       <w:bookmarkEnd w:id="310"/>
       <w:bookmarkEnd w:id="394"/>
+      <w:bookmarkEnd w:id="479"/>
     </w:p>
     <w:p>
       <w:pPr>
         <w:pStyle w:val="Heading2"/>
       </w:pPr>
+      <w:bookmarkStart w:name="_Toc440435480" w:id="480"/>
       <w:bookmarkStart w:name="_Toc877617395" w:id="395"/>
       <w:bookmarkStart w:name="_Toc48274311" w:id="311"/>
       <w:bookmarkStart w:name="_Toc239426627" w:id="215"/>
@@ -39403,6 +39798,7 @@
       <w:bookmarkEnd w:id="217"/>
       <w:bookmarkEnd w:id="311"/>
       <w:bookmarkEnd w:id="395"/>
+      <w:bookmarkEnd w:id="480"/>
     </w:p>
     <w:p>
       <w:pPr>
@@ -39612,6 +40008,7 @@
           <w:szCs w:val="18"/>
         </w:rPr>
       </w:pPr>
+      <w:bookmarkStart w:name="_Toc440435481" w:id="481"/>
       <w:bookmarkStart w:name="_Toc877617396" w:id="396"/>
       <w:bookmarkStart w:name="_Toc48274312" w:id="312"/>
       <w:bookmarkStart w:name="_Toc239426628" w:id="218"/>
@@ -39629,6 +40026,7 @@
       <w:bookmarkEnd w:id="220"/>
       <w:bookmarkEnd w:id="312"/>
       <w:bookmarkEnd w:id="396"/>
+      <w:bookmarkEnd w:id="481"/>
     </w:p>
     <w:p>
       <w:r>
@@ -39794,6 +40192,7 @@
       <w:pPr>
         <w:pStyle w:val="Heading2"/>
       </w:pPr>
+      <w:bookmarkStart w:name="_Toc440435482" w:id="482"/>
       <w:bookmarkStart w:name="_Toc877617397" w:id="397"/>
       <w:bookmarkStart w:name="_Toc48274313" w:id="313"/>
       <w:bookmarkStart w:name="_Toc239426629" w:id="222"/>
@@ -39808,6 +40207,7 @@
       <w:bookmarkEnd w:id="224"/>
       <w:bookmarkEnd w:id="313"/>
       <w:bookmarkEnd w:id="397"/>
+      <w:bookmarkEnd w:id="482"/>
     </w:p>
     <w:p>
       <w:r>
@@ -40811,6 +41211,7 @@
           <w:rFonts w:eastAsia="Times New Roman"/>
         </w:rPr>
       </w:pPr>
+      <w:bookmarkStart w:name="_Toc440435483" w:id="483"/>
       <w:bookmarkStart w:name="_Toc877617398" w:id="398"/>
       <w:bookmarkStart w:name="_Toc48274314" w:id="314"/>
       <w:bookmarkStart w:name="_Toc239426630" w:id="225"/>
@@ -40827,6 +41228,7 @@
       <w:bookmarkEnd w:id="227"/>
       <w:bookmarkEnd w:id="314"/>
       <w:bookmarkEnd w:id="398"/>
+      <w:bookmarkEnd w:id="483"/>
     </w:p>
     <w:p>
       <w:pPr>
@@ -41222,6 +41624,7 @@
           <w:u w:val="single"/>
         </w:rPr>
       </w:pPr>
+      <w:bookmarkStart w:name="_Toc440435484" w:id="484"/>
       <w:bookmarkStart w:name="_Toc877617399" w:id="399"/>
       <w:bookmarkStart w:name="_Toc48274315" w:id="315"/>
       <w:bookmarkStart w:name="_Toc239426631" w:id="228"/>
@@ -41256,6 +41659,7 @@
       <w:bookmarkEnd w:id="230"/>
       <w:bookmarkEnd w:id="315"/>
       <w:bookmarkEnd w:id="399"/>
+      <w:bookmarkEnd w:id="484"/>
     </w:p>
     <w:p>
       <w:pPr>
@@ -43287,6 +43691,7 @@
       <w:pPr>
         <w:pStyle w:val="Heading2"/>
       </w:pPr>
+      <w:bookmarkStart w:name="_Toc440435485" w:id="485"/>
       <w:bookmarkStart w:name="_Toc877617400" w:id="400"/>
       <w:bookmarkStart w:name="_Toc48274316" w:id="316"/>
       <w:bookmarkStart w:name="_Toc241334796" w:id="231"/>
@@ -43299,6 +43704,7 @@
       <w:bookmarkEnd w:id="232"/>
       <w:bookmarkEnd w:id="316"/>
       <w:bookmarkEnd w:id="400"/>
+      <w:bookmarkEnd w:id="485"/>
     </w:p>
     <w:p>
       <w:r>
@@ -43444,6 +43850,7 @@
           <w:u w:val="single"/>
         </w:rPr>
       </w:pPr>
+      <w:bookmarkStart w:name="_Toc440435486" w:id="486"/>
       <w:bookmarkStart w:name="_Toc877617401" w:id="401"/>
       <w:bookmarkStart w:name="_Toc48274317" w:id="317"/>
       <w:bookmarkStart w:name="_Toc239426632" w:id="233"/>
@@ -43472,6 +43879,7 @@
       <w:bookmarkEnd w:id="235"/>
       <w:bookmarkEnd w:id="317"/>
       <w:bookmarkEnd w:id="401"/>
+      <w:bookmarkEnd w:id="486"/>
     </w:p>
     <w:p>
       <w:r>
@@ -44933,6 +45341,7 @@
       <w:pPr>
         <w:pStyle w:val="Heading2"/>
       </w:pPr>
+      <w:bookmarkStart w:name="_Toc440435487" w:id="487"/>
       <w:bookmarkStart w:name="_Toc877617402" w:id="402"/>
       <w:bookmarkStart w:name="_Toc48274318" w:id="318"/>
       <w:bookmarkStart w:name="_Toc241334798" w:id="239"/>
@@ -44944,6 +45353,7 @@
       <w:bookmarkEnd w:id="240"/>
       <w:bookmarkEnd w:id="318"/>
       <w:bookmarkEnd w:id="402"/>
+      <w:bookmarkEnd w:id="487"/>
     </w:p>
     <w:p>
       <w:r>
@@ -45000,7 +45410,7 @@
 </file>
 
 <file path=word/endnotes.xml><?xml version="1.0" encoding="utf-8"?>
-<w:endnotes xmlns:w="http://schemas.openxmlformats.org/wordprocessingml/2006/main" xmlns:w14="http://schemas.microsoft.com/office/word/2010/wordml" xmlns:w16du="http://schemas.microsoft.com/office/word/2023/wordml/word16du" xmlns:w16sdtdh="http://schemas.microsoft.com/office/word/2020/wordml/sdtdatahash" xmlns:w15="http://schemas.microsoft.com/office/word/2012/wordml" xmlns:w16sdtfl="http://schemas.microsoft.com/office/word/2024/wordml/sdtformatlock" xmlns:r="http://schemas.openxmlformats.org/officeDocument/2006/relationships" xmlns:w16se="http://schemas.microsoft.com/office/word/2015/wordml/symex" xmlns:m="http://schemas.openxmlformats.org/officeDocument/2006/math" xmlns:a="http://schemas.openxmlformats.org/drawingml/2006/main" xmlns:wp="http://schemas.openxmlformats.org/drawingml/2006/wordprocessingDrawing" xmlns:wp14="http://schemas.microsoft.com/office/word/2010/wordprocessingDrawing" xmlns:mc="http://schemas.openxmlformats.org/markup-compatibility/2006" xmlns:a14="http://schemas.microsoft.com/office/drawing/2010/main" xmlns:w16cid="http://schemas.microsoft.com/office/word/2016/wordml/cid" xmlns:sl="http://schemas.openxmlformats.org/schemaLibrary/2006/main" xmlns:wne="http://schemas.microsoft.com/office/word/2006/wordml" xmlns:c="http://schemas.openxmlformats.org/drawingml/2006/chart" xmlns:cdr="http://schemas.openxmlformats.org/drawingml/2006/chartDrawing" xmlns:c14="http://schemas.microsoft.com/office/drawing/2007/8/2/chart" xmlns:dgm="http://schemas.openxmlformats.org/drawingml/2006/diagram" xmlns:pic="http://schemas.openxmlformats.org/drawingml/2006/picture" xmlns:xdr="http://schemas.openxmlformats.org/drawingml/2006/spreadsheetDrawing" xmlns:dsp="http://schemas.microsoft.com/office/drawing/2008/diagram" xmlns:o="urn:schemas-microsoft-com:office:office" xmlns:v="urn:schemas-microsoft-com:vml" xmlns:w10="urn:schemas-microsoft-com:office:word" xmlns:xvml="urn:schemas-microsoft-com:office:excel" xmlns:pvml="urn:schemas-microsoft-com:office:powerpoint" xmlns:cppr="http://schemas.microsoft.com/office/2006/coverPageProps" xmlns:odx="http://opendope.org/xpaths" xmlns:odc="http://opendope.org/conditions" xmlns:odq="http://opendope.org/questions" xmlns:oda="http://opendope.org/answers" xmlns:odi="http://opendope.org/components" xmlns:odgm="http://opendope.org/SmartArt/DataHierarchy" xmlns:b="http://schemas.openxmlformats.org/officeDocument/2006/bibliography" xmlns:msink="http://schemas.microsoft.com/ink/2010/main" xmlns:cdr14="http://schemas.microsoft.com/office/drawing/2010/chartDrawing" xmlns:c15="http://schemas.microsoft.com/office/drawing/2012/chart" xmlns:cs="http://schemas.microsoft.com/office/drawing/2012/chartStyle" xmlns:ns43="http://www.w3.org/1998/Math/MathML" xmlns:ns44="http://www.w3.org/2003/InkML" xmlns:a13cmd="http://schemas.microsoft.com/office/drawing/2013/main/command" xmlns:cx="http://schemas.microsoft.com/office/drawing/2014/chartex" xmlns:c16="http://schemas.microsoft.com/office/drawing/2014/chart" xmlns:dgm1611="http://schemas.microsoft.com/office/drawing/2016/11/diagram" xmlns:c16r3="http://schemas.microsoft.com/office/drawing/2017/03/chart" xmlns:am3d="http://schemas.microsoft.com/office/drawing/2017/model3d" xmlns:an18="http://schemas.microsoft.com/office/drawing/2018/animation" xmlns:anam3d="http://schemas.microsoft.com/office/drawing/2018/animation/model3d" xmlns:iact="http://schemas.microsoft.com/office/powerpoint/2014/inkAction" xmlns:thm15="http://schemas.microsoft.com/office/thememl/2012/main" xmlns:wps="http://schemas.microsoft.com/office/word/2010/wordprocessingShape" xmlns:wpc="http://schemas.microsoft.com/office/word/2010/wordprocessingCanvas" xmlns:wpg="http://schemas.microsoft.com/office/word/2010/wordprocessingGroup" xmlns:w16="http://schemas.microsoft.com/office/word/2018/wordml" xmlns:w16cex="http://schemas.microsoft.com/office/word/2018/wordml/cex" xmlns:cei="http://schemas.microsoft.com/office/word/2026/wordml/cei" xmlns:wetp="http://schemas.microsoft.com/office/webextensions/taskpanes/2010/11" xmlns:we="http://schemas.microsoft.com/office/webextensions/webextension/2010/11" xmlns:comp="http://schemas.openxmlformats.org/drawingml/2006/compatibility" xmlns:lc="http://schemas.openxmlformats.org/drawingml/2006/lockedCanvas" xmlns:dgm14="http://schemas.microsoft.com/office/drawing/2010/diagram" xmlns:a15="http://schemas.microsoft.com/office/drawing/2012/main" xmlns:pic14="http://schemas.microsoft.com/office/drawing/2010/picture" xmlns:c16ac="http://schemas.microsoft.com/office/drawing/2014/chart/ac" xmlns:a16="http://schemas.microsoft.com/office/drawing/2014/main" xmlns:a1611="http://schemas.microsoft.com/office/drawing/2016/11/main" xmlns:dgm1612="http://schemas.microsoft.com/office/drawing/2016/12/diagram" xmlns:a16svg="http://schemas.microsoft.com/office/drawing/2016/SVG/main" xmlns:adec="http://schemas.microsoft.com/office/drawing/2017/decorative" xmlns:a18hc="http://schemas.microsoft.com/office/drawing/2018/hyperlinkcolor" xmlns:wp15="http://schemas.microsoft.com/office/word/2012/wordprocessingDrawing" mc:Ignorable="w14 w15 w16se w16cid w16 w16cex w16sdtdh w16sdtfl w16du wp14">
+<w:endnotes xmlns:w="http://schemas.openxmlformats.org/wordprocessingml/2006/main" xmlns:w14="http://schemas.microsoft.com/office/word/2010/wordml" xmlns:w16du="http://schemas.microsoft.com/office/word/2023/wordml/word16du" xmlns:w16se="http://schemas.microsoft.com/office/word/2015/wordml/symex" xmlns:r="http://schemas.openxmlformats.org/officeDocument/2006/relationships" xmlns:w16sdtdh="http://schemas.microsoft.com/office/word/2020/wordml/sdtdatahash" xmlns:w15="http://schemas.microsoft.com/office/word/2012/wordml" xmlns:w16sdtfl="http://schemas.microsoft.com/office/word/2024/wordml/sdtformatlock" xmlns:m="http://schemas.openxmlformats.org/officeDocument/2006/math" xmlns:a="http://schemas.openxmlformats.org/drawingml/2006/main" xmlns:wp="http://schemas.openxmlformats.org/drawingml/2006/wordprocessingDrawing" xmlns:wp14="http://schemas.microsoft.com/office/word/2010/wordprocessingDrawing" xmlns:mc="http://schemas.openxmlformats.org/markup-compatibility/2006" xmlns:a14="http://schemas.microsoft.com/office/drawing/2010/main" xmlns:w16cid="http://schemas.microsoft.com/office/word/2016/wordml/cid" xmlns:sl="http://schemas.openxmlformats.org/schemaLibrary/2006/main" xmlns:wne="http://schemas.microsoft.com/office/word/2006/wordml" xmlns:c="http://schemas.openxmlformats.org/drawingml/2006/chart" xmlns:cdr="http://schemas.openxmlformats.org/drawingml/2006/chartDrawing" xmlns:c14="http://schemas.microsoft.com/office/drawing/2007/8/2/chart" xmlns:dgm="http://schemas.openxmlformats.org/drawingml/2006/diagram" xmlns:pic="http://schemas.openxmlformats.org/drawingml/2006/picture" xmlns:xdr="http://schemas.openxmlformats.org/drawingml/2006/spreadsheetDrawing" xmlns:dsp="http://schemas.microsoft.com/office/drawing/2008/diagram" xmlns:o="urn:schemas-microsoft-com:office:office" xmlns:v="urn:schemas-microsoft-com:vml" xmlns:w10="urn:schemas-microsoft-com:office:word" xmlns:xvml="urn:schemas-microsoft-com:office:excel" xmlns:pvml="urn:schemas-microsoft-com:office:powerpoint" xmlns:cppr="http://schemas.microsoft.com/office/2006/coverPageProps" xmlns:odx="http://opendope.org/xpaths" xmlns:odc="http://opendope.org/conditions" xmlns:odq="http://opendope.org/questions" xmlns:oda="http://opendope.org/answers" xmlns:odi="http://opendope.org/components" xmlns:odgm="http://opendope.org/SmartArt/DataHierarchy" xmlns:b="http://schemas.openxmlformats.org/officeDocument/2006/bibliography" xmlns:msink="http://schemas.microsoft.com/ink/2010/main" xmlns:cdr14="http://schemas.microsoft.com/office/drawing/2010/chartDrawing" xmlns:c15="http://schemas.microsoft.com/office/drawing/2012/chart" xmlns:cs="http://schemas.microsoft.com/office/drawing/2012/chartStyle" xmlns:ns43="http://www.w3.org/1998/Math/MathML" xmlns:ns44="http://www.w3.org/2003/InkML" xmlns:a13cmd="http://schemas.microsoft.com/office/drawing/2013/main/command" xmlns:cx="http://schemas.microsoft.com/office/drawing/2014/chartex" xmlns:c16="http://schemas.microsoft.com/office/drawing/2014/chart" xmlns:dgm1611="http://schemas.microsoft.com/office/drawing/2016/11/diagram" xmlns:c16r3="http://schemas.microsoft.com/office/drawing/2017/03/chart" xmlns:am3d="http://schemas.microsoft.com/office/drawing/2017/model3d" xmlns:an18="http://schemas.microsoft.com/office/drawing/2018/animation" xmlns:anam3d="http://schemas.microsoft.com/office/drawing/2018/animation/model3d" xmlns:iact="http://schemas.microsoft.com/office/powerpoint/2014/inkAction" xmlns:thm15="http://schemas.microsoft.com/office/thememl/2012/main" xmlns:wps="http://schemas.microsoft.com/office/word/2010/wordprocessingShape" xmlns:wpc="http://schemas.microsoft.com/office/word/2010/wordprocessingCanvas" xmlns:wpg="http://schemas.microsoft.com/office/word/2010/wordprocessingGroup" xmlns:w16="http://schemas.microsoft.com/office/word/2018/wordml" xmlns:w16cex="http://schemas.microsoft.com/office/word/2018/wordml/cex" xmlns:cei="http://schemas.microsoft.com/office/word/2026/wordml/cei" xmlns:wetp="http://schemas.microsoft.com/office/webextensions/taskpanes/2010/11" xmlns:we="http://schemas.microsoft.com/office/webextensions/webextension/2010/11" xmlns:comp="http://schemas.openxmlformats.org/drawingml/2006/compatibility" xmlns:lc="http://schemas.openxmlformats.org/drawingml/2006/lockedCanvas" xmlns:dgm14="http://schemas.microsoft.com/office/drawing/2010/diagram" xmlns:a15="http://schemas.microsoft.com/office/drawing/2012/main" xmlns:pic14="http://schemas.microsoft.com/office/drawing/2010/picture" xmlns:c16ac="http://schemas.microsoft.com/office/drawing/2014/chart/ac" xmlns:a16="http://schemas.microsoft.com/office/drawing/2014/main" xmlns:a1611="http://schemas.microsoft.com/office/drawing/2016/11/main" xmlns:dgm1612="http://schemas.microsoft.com/office/drawing/2016/12/diagram" xmlns:a16svg="http://schemas.microsoft.com/office/drawing/2016/SVG/main" xmlns:adec="http://schemas.microsoft.com/office/drawing/2017/decorative" xmlns:a18hc="http://schemas.microsoft.com/office/drawing/2018/hyperlinkcolor" xmlns:wp15="http://schemas.microsoft.com/office/word/2012/wordprocessingDrawing" mc:Ignorable="w14 w15 w16se w16cid w16 w16cex w16sdtdh w16sdtfl w16du wp14">
   <w:endnote w:type="separator" w:id="-1">
     <w:p>
       <w:pPr>
@@ -45025,7 +45435,7 @@
 </file>
 
 <file path=word/footer1.xml><?xml version="1.0" encoding="utf-8"?>
-<w:ftr xmlns:w="http://schemas.openxmlformats.org/wordprocessingml/2006/main" xmlns:w14="http://schemas.microsoft.com/office/word/2010/wordml" xmlns:w16du="http://schemas.microsoft.com/office/word/2023/wordml/word16du" xmlns:w16sdtdh="http://schemas.microsoft.com/office/word/2020/wordml/sdtdatahash" xmlns:w15="http://schemas.microsoft.com/office/word/2012/wordml" xmlns:w16sdtfl="http://schemas.microsoft.com/office/word/2024/wordml/sdtformatlock" xmlns:r="http://schemas.openxmlformats.org/officeDocument/2006/relationships" xmlns:w16se="http://schemas.microsoft.com/office/word/2015/wordml/symex" xmlns:m="http://schemas.openxmlformats.org/officeDocument/2006/math" xmlns:a="http://schemas.openxmlformats.org/drawingml/2006/main" xmlns:wp="http://schemas.openxmlformats.org/drawingml/2006/wordprocessingDrawing" xmlns:wp14="http://schemas.microsoft.com/office/word/2010/wordprocessingDrawing" xmlns:mc="http://schemas.openxmlformats.org/markup-compatibility/2006" xmlns:a14="http://schemas.microsoft.com/office/drawing/2010/main" xmlns:w16cid="http://schemas.microsoft.com/office/word/2016/wordml/cid" xmlns:sl="http://schemas.openxmlformats.org/schemaLibrary/2006/main" xmlns:wne="http://schemas.microsoft.com/office/word/2006/wordml" xmlns:c="http://schemas.openxmlformats.org/drawingml/2006/chart" xmlns:cdr="http://schemas.openxmlformats.org/drawingml/2006/chartDrawing" xmlns:c14="http://schemas.microsoft.com/office/drawing/2007/8/2/chart" xmlns:dgm="http://schemas.openxmlformats.org/drawingml/2006/diagram" xmlns:pic="http://schemas.openxmlformats.org/drawingml/2006/picture" xmlns:xdr="http://schemas.openxmlformats.org/drawingml/2006/spreadsheetDrawing" xmlns:dsp="http://schemas.microsoft.com/office/drawing/2008/diagram" xmlns:o="urn:schemas-microsoft-com:office:office" xmlns:v="urn:schemas-microsoft-com:vml" xmlns:w10="urn:schemas-microsoft-com:office:word" xmlns:xvml="urn:schemas-microsoft-com:office:excel" xmlns:pvml="urn:schemas-microsoft-com:office:powerpoint" xmlns:cppr="http://schemas.microsoft.com/office/2006/coverPageProps" xmlns:odx="http://opendope.org/xpaths" xmlns:odc="http://opendope.org/conditions" xmlns:odq="http://opendope.org/questions" xmlns:oda="http://opendope.org/answers" xmlns:odi="http://opendope.org/components" xmlns:odgm="http://opendope.org/SmartArt/DataHierarchy" xmlns:b="http://schemas.openxmlformats.org/officeDocument/2006/bibliography" xmlns:msink="http://schemas.microsoft.com/ink/2010/main" xmlns:cdr14="http://schemas.microsoft.com/office/drawing/2010/chartDrawing" xmlns:c15="http://schemas.microsoft.com/office/drawing/2012/chart" xmlns:cs="http://schemas.microsoft.com/office/drawing/2012/chartStyle" xmlns:ns43="http://www.w3.org/1998/Math/MathML" xmlns:ns44="http://www.w3.org/2003/InkML" xmlns:a13cmd="http://schemas.microsoft.com/office/drawing/2013/main/command" xmlns:cx="http://schemas.microsoft.com/office/drawing/2014/chartex" xmlns:c16="http://schemas.microsoft.com/office/drawing/2014/chart" xmlns:dgm1611="http://schemas.microsoft.com/office/drawing/2016/11/diagram" xmlns:c16r3="http://schemas.microsoft.com/office/drawing/2017/03/chart" xmlns:am3d="http://schemas.microsoft.com/office/drawing/2017/model3d" xmlns:an18="http://schemas.microsoft.com/office/drawing/2018/animation" xmlns:anam3d="http://schemas.microsoft.com/office/drawing/2018/animation/model3d" xmlns:iact="http://schemas.microsoft.com/office/powerpoint/2014/inkAction" xmlns:thm15="http://schemas.microsoft.com/office/thememl/2012/main" xmlns:wps="http://schemas.microsoft.com/office/word/2010/wordprocessingShape" xmlns:wpc="http://schemas.microsoft.com/office/word/2010/wordprocessingCanvas" xmlns:wpg="http://schemas.microsoft.com/office/word/2010/wordprocessingGroup" xmlns:w16="http://schemas.microsoft.com/office/word/2018/wordml" xmlns:w16cex="http://schemas.microsoft.com/office/word/2018/wordml/cex" xmlns:cei="http://schemas.microsoft.com/office/word/2026/wordml/cei" xmlns:wetp="http://schemas.microsoft.com/office/webextensions/taskpanes/2010/11" xmlns:we="http://schemas.microsoft.com/office/webextensions/webextension/2010/11" xmlns:comp="http://schemas.openxmlformats.org/drawingml/2006/compatibility" xmlns:lc="http://schemas.openxmlformats.org/drawingml/2006/lockedCanvas" xmlns:dgm14="http://schemas.microsoft.com/office/drawing/2010/diagram" xmlns:a15="http://schemas.microsoft.com/office/drawing/2012/main" xmlns:pic14="http://schemas.microsoft.com/office/drawing/2010/picture" xmlns:c16ac="http://schemas.microsoft.com/office/drawing/2014/chart/ac" xmlns:a16="http://schemas.microsoft.com/office/drawing/2014/main" xmlns:a1611="http://schemas.microsoft.com/office/drawing/2016/11/main" xmlns:dgm1612="http://schemas.microsoft.com/office/drawing/2016/12/diagram" xmlns:a16svg="http://schemas.microsoft.com/office/drawing/2016/SVG/main" xmlns:adec="http://schemas.microsoft.com/office/drawing/2017/decorative" xmlns:a18hc="http://schemas.microsoft.com/office/drawing/2018/hyperlinkcolor" xmlns:wp15="http://schemas.microsoft.com/office/word/2012/wordprocessingDrawing" mc:Ignorable="w14 w15 w16se w16cid w16 w16cex w16sdtdh w16sdtfl w16du wp14">
+<w:ftr xmlns:w="http://schemas.openxmlformats.org/wordprocessingml/2006/main" xmlns:w14="http://schemas.microsoft.com/office/word/2010/wordml" xmlns:w16du="http://schemas.microsoft.com/office/word/2023/wordml/word16du" xmlns:w16se="http://schemas.microsoft.com/office/word/2015/wordml/symex" xmlns:r="http://schemas.openxmlformats.org/officeDocument/2006/relationships" xmlns:w16sdtdh="http://schemas.microsoft.com/office/word/2020/wordml/sdtdatahash" xmlns:w15="http://schemas.microsoft.com/office/word/2012/wordml" xmlns:w16sdtfl="http://schemas.microsoft.com/office/word/2024/wordml/sdtformatlock" xmlns:m="http://schemas.openxmlformats.org/officeDocument/2006/math" xmlns:a="http://schemas.openxmlformats.org/drawingml/2006/main" xmlns:wp="http://schemas.openxmlformats.org/drawingml/2006/wordprocessingDrawing" xmlns:wp14="http://schemas.microsoft.com/office/word/2010/wordprocessingDrawing" xmlns:mc="http://schemas.openxmlformats.org/markup-compatibility/2006" xmlns:a14="http://schemas.microsoft.com/office/drawing/2010/main" xmlns:w16cid="http://schemas.microsoft.com/office/word/2016/wordml/cid" xmlns:sl="http://schemas.openxmlformats.org/schemaLibrary/2006/main" xmlns:wne="http://schemas.microsoft.com/office/word/2006/wordml" xmlns:c="http://schemas.openxmlformats.org/drawingml/2006/chart" xmlns:cdr="http://schemas.openxmlformats.org/drawingml/2006/chartDrawing" xmlns:c14="http://schemas.microsoft.com/office/drawing/2007/8/2/chart" xmlns:dgm="http://schemas.openxmlformats.org/drawingml/2006/diagram" xmlns:pic="http://schemas.openxmlformats.org/drawingml/2006/picture" xmlns:xdr="http://schemas.openxmlformats.org/drawingml/2006/spreadsheetDrawing" xmlns:dsp="http://schemas.microsoft.com/office/drawing/2008/diagram" xmlns:o="urn:schemas-microsoft-com:office:office" xmlns:v="urn:schemas-microsoft-com:vml" xmlns:w10="urn:schemas-microsoft-com:office:word" xmlns:xvml="urn:schemas-microsoft-com:office:excel" xmlns:pvml="urn:schemas-microsoft-com:office:powerpoint" xmlns:cppr="http://schemas.microsoft.com/office/2006/coverPageProps" xmlns:odx="http://opendope.org/xpaths" xmlns:odc="http://opendope.org/conditions" xmlns:odq="http://opendope.org/questions" xmlns:oda="http://opendope.org/answers" xmlns:odi="http://opendope.org/components" xmlns:odgm="http://opendope.org/SmartArt/DataHierarchy" xmlns:b="http://schemas.openxmlformats.org/officeDocument/2006/bibliography" xmlns:msink="http://schemas.microsoft.com/ink/2010/main" xmlns:cdr14="http://schemas.microsoft.com/office/drawing/2010/chartDrawing" xmlns:c15="http://schemas.microsoft.com/office/drawing/2012/chart" xmlns:cs="http://schemas.microsoft.com/office/drawing/2012/chartStyle" xmlns:ns43="http://www.w3.org/1998/Math/MathML" xmlns:ns44="http://www.w3.org/2003/InkML" xmlns:a13cmd="http://schemas.microsoft.com/office/drawing/2013/main/command" xmlns:cx="http://schemas.microsoft.com/office/drawing/2014/chartex" xmlns:c16="http://schemas.microsoft.com/office/drawing/2014/chart" xmlns:dgm1611="http://schemas.microsoft.com/office/drawing/2016/11/diagram" xmlns:c16r3="http://schemas.microsoft.com/office/drawing/2017/03/chart" xmlns:am3d="http://schemas.microsoft.com/office/drawing/2017/model3d" xmlns:an18="http://schemas.microsoft.com/office/drawing/2018/animation" xmlns:anam3d="http://schemas.microsoft.com/office/drawing/2018/animation/model3d" xmlns:iact="http://schemas.microsoft.com/office/powerpoint/2014/inkAction" xmlns:thm15="http://schemas.microsoft.com/office/thememl/2012/main" xmlns:wps="http://schemas.microsoft.com/office/word/2010/wordprocessingShape" xmlns:wpc="http://schemas.microsoft.com/office/word/2010/wordprocessingCanvas" xmlns:wpg="http://schemas.microsoft.com/office/word/2010/wordprocessingGroup" xmlns:w16="http://schemas.microsoft.com/office/word/2018/wordml" xmlns:w16cex="http://schemas.microsoft.com/office/word/2018/wordml/cex" xmlns:cei="http://schemas.microsoft.com/office/word/2026/wordml/cei" xmlns:wetp="http://schemas.microsoft.com/office/webextensions/taskpanes/2010/11" xmlns:we="http://schemas.microsoft.com/office/webextensions/webextension/2010/11" xmlns:comp="http://schemas.openxmlformats.org/drawingml/2006/compatibility" xmlns:lc="http://schemas.openxmlformats.org/drawingml/2006/lockedCanvas" xmlns:dgm14="http://schemas.microsoft.com/office/drawing/2010/diagram" xmlns:a15="http://schemas.microsoft.com/office/drawing/2012/main" xmlns:pic14="http://schemas.microsoft.com/office/drawing/2010/picture" xmlns:c16ac="http://schemas.microsoft.com/office/drawing/2014/chart/ac" xmlns:a16="http://schemas.microsoft.com/office/drawing/2014/main" xmlns:a1611="http://schemas.microsoft.com/office/drawing/2016/11/main" xmlns:dgm1612="http://schemas.microsoft.com/office/drawing/2016/12/diagram" xmlns:a16svg="http://schemas.microsoft.com/office/drawing/2016/SVG/main" xmlns:adec="http://schemas.microsoft.com/office/drawing/2017/decorative" xmlns:a18hc="http://schemas.microsoft.com/office/drawing/2018/hyperlinkcolor" xmlns:wp15="http://schemas.microsoft.com/office/word/2012/wordprocessingDrawing" mc:Ignorable="w14 w15 w16se w16cid w16 w16cex w16sdtdh w16sdtfl w16du wp14">
   <w:sdt>
     <w:sdtPr>
       <w:id w:val="349237360"/>
@@ -45074,7 +45484,7 @@
 </file>
 
 <file path=word/footnotes.xml><?xml version="1.0" encoding="utf-8"?>
-<w:footnotes xmlns:w="http://schemas.openxmlformats.org/wordprocessingml/2006/main" xmlns:w14="http://schemas.microsoft.com/office/word/2010/wordml" xmlns:w16du="http://schemas.microsoft.com/office/word/2023/wordml/word16du" xmlns:w16sdtdh="http://schemas.microsoft.com/office/word/2020/wordml/sdtdatahash" xmlns:w15="http://schemas.microsoft.com/office/word/2012/wordml" xmlns:w16sdtfl="http://schemas.microsoft.com/office/word/2024/wordml/sdtformatlock" xmlns:r="http://schemas.openxmlformats.org/officeDocument/2006/relationships" xmlns:w16se="http://schemas.microsoft.com/office/word/2015/wordml/symex" xmlns:m="http://schemas.openxmlformats.org/officeDocument/2006/math" xmlns:a="http://schemas.openxmlformats.org/drawingml/2006/main" xmlns:wp="http://schemas.openxmlformats.org/drawingml/2006/wordprocessingDrawing" xmlns:wp14="http://schemas.microsoft.com/office/word/2010/wordprocessingDrawing" xmlns:mc="http://schemas.openxmlformats.org/markup-compatibility/2006" xmlns:a14="http://schemas.microsoft.com/office/drawing/2010/main" xmlns:w16cid="http://schemas.microsoft.com/office/word/2016/wordml/cid" xmlns:sl="http://schemas.openxmlformats.org/schemaLibrary/2006/main" xmlns:wne="http://schemas.microsoft.com/office/word/2006/wordml" xmlns:c="http://schemas.openxmlformats.org/drawingml/2006/chart" xmlns:cdr="http://schemas.openxmlformats.org/drawingml/2006/chartDrawing" xmlns:c14="http://schemas.microsoft.com/office/drawing/2007/8/2/chart" xmlns:dgm="http://schemas.openxmlformats.org/drawingml/2006/diagram" xmlns:pic="http://schemas.openxmlformats.org/drawingml/2006/picture" xmlns:xdr="http://schemas.openxmlformats.org/drawingml/2006/spreadsheetDrawing" xmlns:dsp="http://schemas.microsoft.com/office/drawing/2008/diagram" xmlns:o="urn:schemas-microsoft-com:office:office" xmlns:v="urn:schemas-microsoft-com:vml" xmlns:w10="urn:schemas-microsoft-com:office:word" xmlns:xvml="urn:schemas-microsoft-com:office:excel" xmlns:pvml="urn:schemas-microsoft-com:office:powerpoint" xmlns:cppr="http://schemas.microsoft.com/office/2006/coverPageProps" xmlns:odx="http://opendope.org/xpaths" xmlns:odc="http://opendope.org/conditions" xmlns:odq="http://opendope.org/questions" xmlns:oda="http://opendope.org/answers" xmlns:odi="http://opendope.org/components" xmlns:odgm="http://opendope.org/SmartArt/DataHierarchy" xmlns:b="http://schemas.openxmlformats.org/officeDocument/2006/bibliography" xmlns:msink="http://schemas.microsoft.com/ink/2010/main" xmlns:cdr14="http://schemas.microsoft.com/office/drawing/2010/chartDrawing" xmlns:c15="http://schemas.microsoft.com/office/drawing/2012/chart" xmlns:cs="http://schemas.microsoft.com/office/drawing/2012/chartStyle" xmlns:ns43="http://www.w3.org/1998/Math/MathML" xmlns:ns44="http://www.w3.org/2003/InkML" xmlns:a13cmd="http://schemas.microsoft.com/office/drawing/2013/main/command" xmlns:cx="http://schemas.microsoft.com/office/drawing/2014/chartex" xmlns:c16="http://schemas.microsoft.com/office/drawing/2014/chart" xmlns:dgm1611="http://schemas.microsoft.com/office/drawing/2016/11/diagram" xmlns:c16r3="http://schemas.microsoft.com/office/drawing/2017/03/chart" xmlns:am3d="http://schemas.microsoft.com/office/drawing/2017/model3d" xmlns:an18="http://schemas.microsoft.com/office/drawing/2018/animation" xmlns:anam3d="http://schemas.microsoft.com/office/drawing/2018/animation/model3d" xmlns:iact="http://schemas.microsoft.com/office/powerpoint/2014/inkAction" xmlns:thm15="http://schemas.microsoft.com/office/thememl/2012/main" xmlns:wps="http://schemas.microsoft.com/office/word/2010/wordprocessingShape" xmlns:wpc="http://schemas.microsoft.com/office/word/2010/wordprocessingCanvas" xmlns:wpg="http://schemas.microsoft.com/office/word/2010/wordprocessingGroup" xmlns:w16="http://schemas.microsoft.com/office/word/2018/wordml" xmlns:w16cex="http://schemas.microsoft.com/office/word/2018/wordml/cex" xmlns:cei="http://schemas.microsoft.com/office/word/2026/wordml/cei" xmlns:wetp="http://schemas.microsoft.com/office/webextensions/taskpanes/2010/11" xmlns:we="http://schemas.microsoft.com/office/webextensions/webextension/2010/11" xmlns:comp="http://schemas.openxmlformats.org/drawingml/2006/compatibility" xmlns:lc="http://schemas.openxmlformats.org/drawingml/2006/lockedCanvas" xmlns:dgm14="http://schemas.microsoft.com/office/drawing/2010/diagram" xmlns:a15="http://schemas.microsoft.com/office/drawing/2012/main" xmlns:pic14="http://schemas.microsoft.com/office/drawing/2010/picture" xmlns:c16ac="http://schemas.microsoft.com/office/drawing/2014/chart/ac" xmlns:a16="http://schemas.microsoft.com/office/drawing/2014/main" xmlns:a1611="http://schemas.microsoft.com/office/drawing/2016/11/main" xmlns:dgm1612="http://schemas.microsoft.com/office/drawing/2016/12/diagram" xmlns:a16svg="http://schemas.microsoft.com/office/drawing/2016/SVG/main" xmlns:adec="http://schemas.microsoft.com/office/drawing/2017/decorative" xmlns:a18hc="http://schemas.microsoft.com/office/drawing/2018/hyperlinkcolor" xmlns:wp15="http://schemas.microsoft.com/office/word/2012/wordprocessingDrawing" mc:Ignorable="w14 w15 w16se w16cid w16 w16cex w16sdtdh w16sdtfl w16du wp14">
+<w:footnotes xmlns:w="http://schemas.openxmlformats.org/wordprocessingml/2006/main" xmlns:w14="http://schemas.microsoft.com/office/word/2010/wordml" xmlns:w16du="http://schemas.microsoft.com/office/word/2023/wordml/word16du" xmlns:w16se="http://schemas.microsoft.com/office/word/2015/wordml/symex" xmlns:r="http://schemas.openxmlformats.org/officeDocument/2006/relationships" xmlns:w16sdtdh="http://schemas.microsoft.com/office/word/2020/wordml/sdtdatahash" xmlns:w15="http://schemas.microsoft.com/office/word/2012/wordml" xmlns:w16sdtfl="http://schemas.microsoft.com/office/word/2024/wordml/sdtformatlock" xmlns:m="http://schemas.openxmlformats.org/officeDocument/2006/math" xmlns:a="http://schemas.openxmlformats.org/drawingml/2006/main" xmlns:wp="http://schemas.openxmlformats.org/drawingml/2006/wordprocessingDrawing" xmlns:wp14="http://schemas.microsoft.com/office/word/2010/wordprocessingDrawing" xmlns:mc="http://schemas.openxmlformats.org/markup-compatibility/2006" xmlns:a14="http://schemas.microsoft.com/office/drawing/2010/main" xmlns:w16cid="http://schemas.microsoft.com/office/word/2016/wordml/cid" xmlns:sl="http://schemas.openxmlformats.org/schemaLibrary/2006/main" xmlns:wne="http://schemas.microsoft.com/office/word/2006/wordml" xmlns:c="http://schemas.openxmlformats.org/drawingml/2006/chart" xmlns:cdr="http://schemas.openxmlformats.org/drawingml/2006/chartDrawing" xmlns:c14="http://schemas.microsoft.com/office/drawing/2007/8/2/chart" xmlns:dgm="http://schemas.openxmlformats.org/drawingml/2006/diagram" xmlns:pic="http://schemas.openxmlformats.org/drawingml/2006/picture" xmlns:xdr="http://schemas.openxmlformats.org/drawingml/2006/spreadsheetDrawing" xmlns:dsp="http://schemas.microsoft.com/office/drawing/2008/diagram" xmlns:o="urn:schemas-microsoft-com:office:office" xmlns:v="urn:schemas-microsoft-com:vml" xmlns:w10="urn:schemas-microsoft-com:office:word" xmlns:xvml="urn:schemas-microsoft-com:office:excel" xmlns:pvml="urn:schemas-microsoft-com:office:powerpoint" xmlns:cppr="http://schemas.microsoft.com/office/2006/coverPageProps" xmlns:odx="http://opendope.org/xpaths" xmlns:odc="http://opendope.org/conditions" xmlns:odq="http://opendope.org/questions" xmlns:oda="http://opendope.org/answers" xmlns:odi="http://opendope.org/components" xmlns:odgm="http://opendope.org/SmartArt/DataHierarchy" xmlns:b="http://schemas.openxmlformats.org/officeDocument/2006/bibliography" xmlns:msink="http://schemas.microsoft.com/ink/2010/main" xmlns:cdr14="http://schemas.microsoft.com/office/drawing/2010/chartDrawing" xmlns:c15="http://schemas.microsoft.com/office/drawing/2012/chart" xmlns:cs="http://schemas.microsoft.com/office/drawing/2012/chartStyle" xmlns:ns43="http://www.w3.org/1998/Math/MathML" xmlns:ns44="http://www.w3.org/2003/InkML" xmlns:a13cmd="http://schemas.microsoft.com/office/drawing/2013/main/command" xmlns:cx="http://schemas.microsoft.com/office/drawing/2014/chartex" xmlns:c16="http://schemas.microsoft.com/office/drawing/2014/chart" xmlns:dgm1611="http://schemas.microsoft.com/office/drawing/2016/11/diagram" xmlns:c16r3="http://schemas.microsoft.com/office/drawing/2017/03/chart" xmlns:am3d="http://schemas.microsoft.com/office/drawing/2017/model3d" xmlns:an18="http://schemas.microsoft.com/office/drawing/2018/animation" xmlns:anam3d="http://schemas.microsoft.com/office/drawing/2018/animation/model3d" xmlns:iact="http://schemas.microsoft.com/office/powerpoint/2014/inkAction" xmlns:thm15="http://schemas.microsoft.com/office/thememl/2012/main" xmlns:wps="http://schemas.microsoft.com/office/word/2010/wordprocessingShape" xmlns:wpc="http://schemas.microsoft.com/office/word/2010/wordprocessingCanvas" xmlns:wpg="http://schemas.microsoft.com/office/word/2010/wordprocessingGroup" xmlns:w16="http://schemas.microsoft.com/office/word/2018/wordml" xmlns:w16cex="http://schemas.microsoft.com/office/word/2018/wordml/cex" xmlns:cei="http://schemas.microsoft.com/office/word/2026/wordml/cei" xmlns:wetp="http://schemas.microsoft.com/office/webextensions/taskpanes/2010/11" xmlns:we="http://schemas.microsoft.com/office/webextensions/webextension/2010/11" xmlns:comp="http://schemas.openxmlformats.org/drawingml/2006/compatibility" xmlns:lc="http://schemas.openxmlformats.org/drawingml/2006/lockedCanvas" xmlns:dgm14="http://schemas.microsoft.com/office/drawing/2010/diagram" xmlns:a15="http://schemas.microsoft.com/office/drawing/2012/main" xmlns:pic14="http://schemas.microsoft.com/office/drawing/2010/picture" xmlns:c16ac="http://schemas.microsoft.com/office/drawing/2014/chart/ac" xmlns:a16="http://schemas.microsoft.com/office/drawing/2014/main" xmlns:a1611="http://schemas.microsoft.com/office/drawing/2016/11/main" xmlns:dgm1612="http://schemas.microsoft.com/office/drawing/2016/12/diagram" xmlns:a16svg="http://schemas.microsoft.com/office/drawing/2016/SVG/main" xmlns:adec="http://schemas.microsoft.com/office/drawing/2017/decorative" xmlns:a18hc="http://schemas.microsoft.com/office/drawing/2018/hyperlinkcolor" xmlns:wp15="http://schemas.microsoft.com/office/word/2012/wordprocessingDrawing" mc:Ignorable="w14 w15 w16se w16cid w16 w16cex w16sdtdh w16sdtfl w16du wp14">
   <w:footnote w:type="separator" w:id="-1">
     <w:p>
       <w:pPr>
@@ -45196,7 +45606,7 @@
 </file>
 
 <file path=word/numbering.xml><?xml version="1.0" encoding="utf-8"?>
-<w:numbering xmlns:w="http://schemas.openxmlformats.org/wordprocessingml/2006/main" xmlns:w14="http://schemas.microsoft.com/office/word/2010/wordml" xmlns:w16du="http://schemas.microsoft.com/office/word/2023/wordml/word16du" xmlns:w16sdtdh="http://schemas.microsoft.com/office/word/2020/wordml/sdtdatahash" xmlns:w15="http://schemas.microsoft.com/office/word/2012/wordml" xmlns:w16sdtfl="http://schemas.microsoft.com/office/word/2024/wordml/sdtformatlock" xmlns:r="http://schemas.openxmlformats.org/officeDocument/2006/relationships" xmlns:w16se="http://schemas.microsoft.com/office/word/2015/wordml/symex" xmlns:m="http://schemas.openxmlformats.org/officeDocument/2006/math" xmlns:a="http://schemas.openxmlformats.org/drawingml/2006/main" xmlns:wp="http://schemas.openxmlformats.org/drawingml/2006/wordprocessingDrawing" xmlns:wp14="http://schemas.microsoft.com/office/word/2010/wordprocessingDrawing" xmlns:mc="http://schemas.openxmlformats.org/markup-compatibility/2006" xmlns:a14="http://schemas.microsoft.com/office/drawing/2010/main" xmlns:w16cid="http://schemas.microsoft.com/office/word/2016/wordml/cid" xmlns:sl="http://schemas.openxmlformats.org/schemaLibrary/2006/main" xmlns:wne="http://schemas.microsoft.com/office/word/2006/wordml" xmlns:c="http://schemas.openxmlformats.org/drawingml/2006/chart" xmlns:cdr="http://schemas.openxmlformats.org/drawingml/2006/chartDrawing" xmlns:c14="http://schemas.microsoft.com/office/drawing/2007/8/2/chart" xmlns:dgm="http://schemas.openxmlformats.org/drawingml/2006/diagram" xmlns:pic="http://schemas.openxmlformats.org/drawingml/2006/picture" xmlns:xdr="http://schemas.openxmlformats.org/drawingml/2006/spreadsheetDrawing" xmlns:dsp="http://schemas.microsoft.com/office/drawing/2008/diagram" xmlns:o="urn:schemas-microsoft-com:office:office" xmlns:v="urn:schemas-microsoft-com:vml" xmlns:w10="urn:schemas-microsoft-com:office:word" xmlns:xvml="urn:schemas-microsoft-com:office:excel" xmlns:pvml="urn:schemas-microsoft-com:office:powerpoint" xmlns:cppr="http://schemas.microsoft.com/office/2006/coverPageProps" xmlns:odx="http://opendope.org/xpaths" xmlns:odc="http://opendope.org/conditions" xmlns:odq="http://opendope.org/questions" xmlns:oda="http://opendope.org/answers" xmlns:odi="http://opendope.org/components" xmlns:odgm="http://opendope.org/SmartArt/DataHierarchy" xmlns:b="http://schemas.openxmlformats.org/officeDocument/2006/bibliography" xmlns:msink="http://schemas.microsoft.com/ink/2010/main" xmlns:cdr14="http://schemas.microsoft.com/office/drawing/2010/chartDrawing" xmlns:c15="http://schemas.microsoft.com/office/drawing/2012/chart" xmlns:cs="http://schemas.microsoft.com/office/drawing/2012/chartStyle" xmlns:ns43="http://www.w3.org/1998/Math/MathML" xmlns:ns44="http://www.w3.org/2003/InkML" xmlns:a13cmd="http://schemas.microsoft.com/office/drawing/2013/main/command" xmlns:cx="http://schemas.microsoft.com/office/drawing/2014/chartex" xmlns:c16="http://schemas.microsoft.com/office/drawing/2014/chart" xmlns:dgm1611="http://schemas.microsoft.com/office/drawing/2016/11/diagram" xmlns:c16r3="http://schemas.microsoft.com/office/drawing/2017/03/chart" xmlns:am3d="http://schemas.microsoft.com/office/drawing/2017/model3d" xmlns:an18="http://schemas.microsoft.com/office/drawing/2018/animation" xmlns:anam3d="http://schemas.microsoft.com/office/drawing/2018/animation/model3d" xmlns:iact="http://schemas.microsoft.com/office/powerpoint/2014/inkAction" xmlns:thm15="http://schemas.microsoft.com/office/thememl/2012/main" xmlns:wps="http://schemas.microsoft.com/office/word/2010/wordprocessingShape" xmlns:wpc="http://schemas.microsoft.com/office/word/2010/wordprocessingCanvas" xmlns:wpg="http://schemas.microsoft.com/office/word/2010/wordprocessingGroup" xmlns:w16="http://schemas.microsoft.com/office/word/2018/wordml" xmlns:w16cex="http://schemas.microsoft.com/office/word/2018/wordml/cex" xmlns:cei="http://schemas.microsoft.com/office/word/2026/wordml/cei" xmlns:wetp="http://schemas.microsoft.com/office/webextensions/taskpanes/2010/11" xmlns:we="http://schemas.microsoft.com/office/webextensions/webextension/2010/11" xmlns:comp="http://schemas.openxmlformats.org/drawingml/2006/compatibility" xmlns:lc="http://schemas.openxmlformats.org/drawingml/2006/lockedCanvas" xmlns:dgm14="http://schemas.microsoft.com/office/drawing/2010/diagram" xmlns:a15="http://schemas.microsoft.com/office/drawing/2012/main" xmlns:pic14="http://schemas.microsoft.com/office/drawing/2010/picture" xmlns:c16ac="http://schemas.microsoft.com/office/drawing/2014/chart/ac" xmlns:a16="http://schemas.microsoft.com/office/drawing/2014/main" xmlns:a1611="http://schemas.microsoft.com/office/drawing/2016/11/main" xmlns:dgm1612="http://schemas.microsoft.com/office/drawing/2016/12/diagram" xmlns:a16svg="http://schemas.microsoft.com/office/drawing/2016/SVG/main" xmlns:adec="http://schemas.microsoft.com/office/drawing/2017/decorative" xmlns:a18hc="http://schemas.microsoft.com/office/drawing/2018/hyperlinkcolor" xmlns:wp15="http://schemas.microsoft.com/office/word/2012/wordprocessingDrawing" mc:Ignorable="w14 w15 w16se w16cid w16 w16cex w16sdtdh w16sdtfl w16du wp14">
+<w:numbering xmlns:w="http://schemas.openxmlformats.org/wordprocessingml/2006/main" xmlns:w14="http://schemas.microsoft.com/office/word/2010/wordml" xmlns:w16du="http://schemas.microsoft.com/office/word/2023/wordml/word16du" xmlns:w16se="http://schemas.microsoft.com/office/word/2015/wordml/symex" xmlns:r="http://schemas.openxmlformats.org/officeDocument/2006/relationships" xmlns:w16sdtdh="http://schemas.microsoft.com/office/word/2020/wordml/sdtdatahash" xmlns:w15="http://schemas.microsoft.com/office/word/2012/wordml" xmlns:w16sdtfl="http://schemas.microsoft.com/office/word/2024/wordml/sdtformatlock" xmlns:m="http://schemas.openxmlformats.org/officeDocument/2006/math" xmlns:a="http://schemas.openxmlformats.org/drawingml/2006/main" xmlns:wp="http://schemas.openxmlformats.org/drawingml/2006/wordprocessingDrawing" xmlns:wp14="http://schemas.microsoft.com/office/word/2010/wordprocessingDrawing" xmlns:mc="http://schemas.openxmlformats.org/markup-compatibility/2006" xmlns:a14="http://schemas.microsoft.com/office/drawing/2010/main" xmlns:w16cid="http://schemas.microsoft.com/office/word/2016/wordml/cid" xmlns:sl="http://schemas.openxmlformats.org/schemaLibrary/2006/main" xmlns:wne="http://schemas.microsoft.com/office/word/2006/wordml" xmlns:c="http://schemas.openxmlformats.org/drawingml/2006/chart" xmlns:cdr="http://schemas.openxmlformats.org/drawingml/2006/chartDrawing" xmlns:c14="http://schemas.microsoft.com/office/drawing/2007/8/2/chart" xmlns:dgm="http://schemas.openxmlformats.org/drawingml/2006/diagram" xmlns:pic="http://schemas.openxmlformats.org/drawingml/2006/picture" xmlns:xdr="http://schemas.openxmlformats.org/drawingml/2006/spreadsheetDrawing" xmlns:dsp="http://schemas.microsoft.com/office/drawing/2008/diagram" xmlns:o="urn:schemas-microsoft-com:office:office" xmlns:v="urn:schemas-microsoft-com:vml" xmlns:w10="urn:schemas-microsoft-com:office:word" xmlns:xvml="urn:schemas-microsoft-com:office:excel" xmlns:pvml="urn:schemas-microsoft-com:office:powerpoint" xmlns:cppr="http://schemas.microsoft.com/office/2006/coverPageProps" xmlns:odx="http://opendope.org/xpaths" xmlns:odc="http://opendope.org/conditions" xmlns:odq="http://opendope.org/questions" xmlns:oda="http://opendope.org/answers" xmlns:odi="http://opendope.org/components" xmlns:odgm="http://opendope.org/SmartArt/DataHierarchy" xmlns:b="http://schemas.openxmlformats.org/officeDocument/2006/bibliography" xmlns:msink="http://schemas.microsoft.com/ink/2010/main" xmlns:cdr14="http://schemas.microsoft.com/office/drawing/2010/chartDrawing" xmlns:c15="http://schemas.microsoft.com/office/drawing/2012/chart" xmlns:cs="http://schemas.microsoft.com/office/drawing/2012/chartStyle" xmlns:ns43="http://www.w3.org/1998/Math/MathML" xmlns:ns44="http://www.w3.org/2003/InkML" xmlns:a13cmd="http://schemas.microsoft.com/office/drawing/2013/main/command" xmlns:cx="http://schemas.microsoft.com/office/drawing/2014/chartex" xmlns:c16="http://schemas.microsoft.com/office/drawing/2014/chart" xmlns:dgm1611="http://schemas.microsoft.com/office/drawing/2016/11/diagram" xmlns:c16r3="http://schemas.microsoft.com/office/drawing/2017/03/chart" xmlns:am3d="http://schemas.microsoft.com/office/drawing/2017/model3d" xmlns:an18="http://schemas.microsoft.com/office/drawing/2018/animation" xmlns:anam3d="http://schemas.microsoft.com/office/drawing/2018/animation/model3d" xmlns:iact="http://schemas.microsoft.com/office/powerpoint/2014/inkAction" xmlns:thm15="http://schemas.microsoft.com/office/thememl/2012/main" xmlns:wps="http://schemas.microsoft.com/office/word/2010/wordprocessingShape" xmlns:wpc="http://schemas.microsoft.com/office/word/2010/wordprocessingCanvas" xmlns:wpg="http://schemas.microsoft.com/office/word/2010/wordprocessingGroup" xmlns:w16="http://schemas.microsoft.com/office/word/2018/wordml" xmlns:w16cex="http://schemas.microsoft.com/office/word/2018/wordml/cex" xmlns:cei="http://schemas.microsoft.com/office/word/2026/wordml/cei" xmlns:wetp="http://schemas.microsoft.com/office/webextensions/taskpanes/2010/11" xmlns:we="http://schemas.microsoft.com/office/webextensions/webextension/2010/11" xmlns:comp="http://schemas.openxmlformats.org/drawingml/2006/compatibility" xmlns:lc="http://schemas.openxmlformats.org/drawingml/2006/lockedCanvas" xmlns:dgm14="http://schemas.microsoft.com/office/drawing/2010/diagram" xmlns:a15="http://schemas.microsoft.com/office/drawing/2012/main" xmlns:pic14="http://schemas.microsoft.com/office/drawing/2010/picture" xmlns:c16ac="http://schemas.microsoft.com/office/drawing/2014/chart/ac" xmlns:a16="http://schemas.microsoft.com/office/drawing/2014/main" xmlns:a1611="http://schemas.microsoft.com/office/drawing/2016/11/main" xmlns:dgm1612="http://schemas.microsoft.com/office/drawing/2016/12/diagram" xmlns:a16svg="http://schemas.microsoft.com/office/drawing/2016/SVG/main" xmlns:adec="http://schemas.microsoft.com/office/drawing/2017/decorative" xmlns:a18hc="http://schemas.microsoft.com/office/drawing/2018/hyperlinkcolor" xmlns:wp15="http://schemas.microsoft.com/office/word/2012/wordprocessingDrawing" mc:Ignorable="w14 w15 w16se w16cid w16 w16cex w16sdtdh w16sdtfl w16du wp14">
   <w:abstractNum w:abstractNumId="0" w15:restartNumberingAfterBreak="0">
     <w:nsid w:val="00AC75D1"/>
     <w:multiLevelType w:val="hybridMultilevel"/>
@@ -50355,7 +50765,7 @@
 </file>
 
 <file path=word/styles.xml><?xml version="1.0" encoding="utf-8"?>
-<w:styles xmlns:w="http://schemas.openxmlformats.org/wordprocessingml/2006/main" xmlns:w14="http://schemas.microsoft.com/office/word/2010/wordml" xmlns:w16du="http://schemas.microsoft.com/office/word/2023/wordml/word16du" xmlns:w16sdtdh="http://schemas.microsoft.com/office/word/2020/wordml/sdtdatahash" xmlns:w15="http://schemas.microsoft.com/office/word/2012/wordml" xmlns:w16sdtfl="http://schemas.microsoft.com/office/word/2024/wordml/sdtformatlock" xmlns:r="http://schemas.openxmlformats.org/officeDocument/2006/relationships" xmlns:w16se="http://schemas.microsoft.com/office/word/2015/wordml/symex" xmlns:m="http://schemas.openxmlformats.org/officeDocument/2006/math" xmlns:a="http://schemas.openxmlformats.org/drawingml/2006/main" xmlns:wp="http://schemas.openxmlformats.org/drawingml/2006/wordprocessingDrawing" xmlns:wp14="http://schemas.microsoft.com/office/word/2010/wordprocessingDrawing" xmlns:mc="http://schemas.openxmlformats.org/markup-compatibility/2006" xmlns:a14="http://schemas.microsoft.com/office/drawing/2010/main" xmlns:w16cid="http://schemas.microsoft.com/office/word/2016/wordml/cid" xmlns:sl="http://schemas.openxmlformats.org/schemaLibrary/2006/main" xmlns:wne="http://schemas.microsoft.com/office/word/2006/wordml" xmlns:c="http://schemas.openxmlformats.org/drawingml/2006/chart" xmlns:cdr="http://schemas.openxmlformats.org/drawingml/2006/chartDrawing" xmlns:c14="http://schemas.microsoft.com/office/drawing/2007/8/2/chart" xmlns:dgm="http://schemas.openxmlformats.org/drawingml/2006/diagram" xmlns:pic="http://schemas.openxmlformats.org/drawingml/2006/picture" xmlns:xdr="http://schemas.openxmlformats.org/drawingml/2006/spreadsheetDrawing" xmlns:dsp="http://schemas.microsoft.com/office/drawing/2008/diagram" xmlns:o="urn:schemas-microsoft-com:office:office" xmlns:v="urn:schemas-microsoft-com:vml" xmlns:w10="urn:schemas-microsoft-com:office:word" xmlns:xvml="urn:schemas-microsoft-com:office:excel" xmlns:pvml="urn:schemas-microsoft-com:office:powerpoint" xmlns:cppr="http://schemas.microsoft.com/office/2006/coverPageProps" xmlns:odx="http://opendope.org/xpaths" xmlns:odc="http://opendope.org/conditions" xmlns:odq="http://opendope.org/questions" xmlns:oda="http://opendope.org/answers" xmlns:odi="http://opendope.org/components" xmlns:odgm="http://opendope.org/SmartArt/DataHierarchy" xmlns:b="http://schemas.openxmlformats.org/officeDocument/2006/bibliography" xmlns:msink="http://schemas.microsoft.com/ink/2010/main" xmlns:cdr14="http://schemas.microsoft.com/office/drawing/2010/chartDrawing" xmlns:c15="http://schemas.microsoft.com/office/drawing/2012/chart" xmlns:cs="http://schemas.microsoft.com/office/drawing/2012/chartStyle" xmlns:ns43="http://www.w3.org/1998/Math/MathML" xmlns:ns44="http://www.w3.org/2003/InkML" xmlns:a13cmd="http://schemas.microsoft.com/office/drawing/2013/main/command" xmlns:cx="http://schemas.microsoft.com/office/drawing/2014/chartex" xmlns:c16="http://schemas.microsoft.com/office/drawing/2014/chart" xmlns:dgm1611="http://schemas.microsoft.com/office/drawing/2016/11/diagram" xmlns:c16r3="http://schemas.microsoft.com/office/drawing/2017/03/chart" xmlns:am3d="http://schemas.microsoft.com/office/drawing/2017/model3d" xmlns:an18="http://schemas.microsoft.com/office/drawing/2018/animation" xmlns:anam3d="http://schemas.microsoft.com/office/drawing/2018/animation/model3d" xmlns:iact="http://schemas.microsoft.com/office/powerpoint/2014/inkAction" xmlns:thm15="http://schemas.microsoft.com/office/thememl/2012/main" xmlns:wps="http://schemas.microsoft.com/office/word/2010/wordprocessingShape" xmlns:wpc="http://schemas.microsoft.com/office/word/2010/wordprocessingCanvas" xmlns:wpg="http://schemas.microsoft.com/office/word/2010/wordprocessingGroup" xmlns:w16="http://schemas.microsoft.com/office/word/2018/wordml" xmlns:w16cex="http://schemas.microsoft.com/office/word/2018/wordml/cex" xmlns:cei="http://schemas.microsoft.com/office/word/2026/wordml/cei" xmlns:wetp="http://schemas.microsoft.com/office/webextensions/taskpanes/2010/11" xmlns:we="http://schemas.microsoft.com/office/webextensions/webextension/2010/11" xmlns:comp="http://schemas.openxmlformats.org/drawingml/2006/compatibility" xmlns:lc="http://schemas.openxmlformats.org/drawingml/2006/lockedCanvas" xmlns:dgm14="http://schemas.microsoft.com/office/drawing/2010/diagram" xmlns:a15="http://schemas.microsoft.com/office/drawing/2012/main" xmlns:pic14="http://schemas.microsoft.com/office/drawing/2010/picture" xmlns:c16ac="http://schemas.microsoft.com/office/drawing/2014/chart/ac" xmlns:a16="http://schemas.microsoft.com/office/drawing/2014/main" xmlns:a1611="http://schemas.microsoft.com/office/drawing/2016/11/main" xmlns:dgm1612="http://schemas.microsoft.com/office/drawing/2016/12/diagram" xmlns:a16svg="http://schemas.microsoft.com/office/drawing/2016/SVG/main" xmlns:adec="http://schemas.microsoft.com/office/drawing/2017/decorative" xmlns:a18hc="http://schemas.microsoft.com/office/drawing/2018/hyperlinkcolor" xmlns:wp15="http://schemas.microsoft.com/office/word/2012/wordprocessingDrawing" mc:Ignorable="w14 w15 w16se w16cid w16 w16cex w16sdtdh w16sdtfl w16du">
+<w:styles xmlns:w="http://schemas.openxmlformats.org/wordprocessingml/2006/main" xmlns:w14="http://schemas.microsoft.com/office/word/2010/wordml" xmlns:w16du="http://schemas.microsoft.com/office/word/2023/wordml/word16du" xmlns:w16se="http://schemas.microsoft.com/office/word/2015/wordml/symex" xmlns:r="http://schemas.openxmlformats.org/officeDocument/2006/relationships" xmlns:w16sdtdh="http://schemas.microsoft.com/office/word/2020/wordml/sdtdatahash" xmlns:w15="http://schemas.microsoft.com/office/word/2012/wordml" xmlns:w16sdtfl="http://schemas.microsoft.com/office/word/2024/wordml/sdtformatlock" xmlns:m="http://schemas.openxmlformats.org/officeDocument/2006/math" xmlns:a="http://schemas.openxmlformats.org/drawingml/2006/main" xmlns:wp="http://schemas.openxmlformats.org/drawingml/2006/wordprocessingDrawing" xmlns:wp14="http://schemas.microsoft.com/office/word/2010/wordprocessingDrawing" xmlns:mc="http://schemas.openxmlformats.org/markup-compatibility/2006" xmlns:a14="http://schemas.microsoft.com/office/drawing/2010/main" xmlns:w16cid="http://schemas.microsoft.com/office/word/2016/wordml/cid" xmlns:sl="http://schemas.openxmlformats.org/schemaLibrary/2006/main" xmlns:wne="http://schemas.microsoft.com/office/word/2006/wordml" xmlns:c="http://schemas.openxmlformats.org/drawingml/2006/chart" xmlns:cdr="http://schemas.openxmlformats.org/drawingml/2006/chartDrawing" xmlns:c14="http://schemas.microsoft.com/office/drawing/2007/8/2/chart" xmlns:dgm="http://schemas.openxmlformats.org/drawingml/2006/diagram" xmlns:pic="http://schemas.openxmlformats.org/drawingml/2006/picture" xmlns:xdr="http://schemas.openxmlformats.org/drawingml/2006/spreadsheetDrawing" xmlns:dsp="http://schemas.microsoft.com/office/drawing/2008/diagram" xmlns:o="urn:schemas-microsoft-com:office:office" xmlns:v="urn:schemas-microsoft-com:vml" xmlns:w10="urn:schemas-microsoft-com:office:word" xmlns:xvml="urn:schemas-microsoft-com:office:excel" xmlns:pvml="urn:schemas-microsoft-com:office:powerpoint" xmlns:cppr="http://schemas.microsoft.com/office/2006/coverPageProps" xmlns:odx="http://opendope.org/xpaths" xmlns:odc="http://opendope.org/conditions" xmlns:odq="http://opendope.org/questions" xmlns:oda="http://opendope.org/answers" xmlns:odi="http://opendope.org/components" xmlns:odgm="http://opendope.org/SmartArt/DataHierarchy" xmlns:b="http://schemas.openxmlformats.org/officeDocument/2006/bibliography" xmlns:msink="http://schemas.microsoft.com/ink/2010/main" xmlns:cdr14="http://schemas.microsoft.com/office/drawing/2010/chartDrawing" xmlns:c15="http://schemas.microsoft.com/office/drawing/2012/chart" xmlns:cs="http://schemas.microsoft.com/office/drawing/2012/chartStyle" xmlns:ns43="http://www.w3.org/1998/Math/MathML" xmlns:ns44="http://www.w3.org/2003/InkML" xmlns:a13cmd="http://schemas.microsoft.com/office/drawing/2013/main/command" xmlns:cx="http://schemas.microsoft.com/office/drawing/2014/chartex" xmlns:c16="http://schemas.microsoft.com/office/drawing/2014/chart" xmlns:dgm1611="http://schemas.microsoft.com/office/drawing/2016/11/diagram" xmlns:c16r3="http://schemas.microsoft.com/office/drawing/2017/03/chart" xmlns:am3d="http://schemas.microsoft.com/office/drawing/2017/model3d" xmlns:an18="http://schemas.microsoft.com/office/drawing/2018/animation" xmlns:anam3d="http://schemas.microsoft.com/office/drawing/2018/animation/model3d" xmlns:iact="http://schemas.microsoft.com/office/powerpoint/2014/inkAction" xmlns:thm15="http://schemas.microsoft.com/office/thememl/2012/main" xmlns:wps="http://schemas.microsoft.com/office/word/2010/wordprocessingShape" xmlns:wpc="http://schemas.microsoft.com/office/word/2010/wordprocessingCanvas" xmlns:wpg="http://schemas.microsoft.com/office/word/2010/wordprocessingGroup" xmlns:w16="http://schemas.microsoft.com/office/word/2018/wordml" xmlns:w16cex="http://schemas.microsoft.com/office/word/2018/wordml/cex" xmlns:cei="http://schemas.microsoft.com/office/word/2026/wordml/cei" xmlns:wetp="http://schemas.microsoft.com/office/webextensions/taskpanes/2010/11" xmlns:we="http://schemas.microsoft.com/office/webextensions/webextension/2010/11" xmlns:comp="http://schemas.openxmlformats.org/drawingml/2006/compatibility" xmlns:lc="http://schemas.openxmlformats.org/drawingml/2006/lockedCanvas" xmlns:dgm14="http://schemas.microsoft.com/office/drawing/2010/diagram" xmlns:a15="http://schemas.microsoft.com/office/drawing/2012/main" xmlns:pic14="http://schemas.microsoft.com/office/drawing/2010/picture" xmlns:c16ac="http://schemas.microsoft.com/office/drawing/2014/chart/ac" xmlns:a16="http://schemas.microsoft.com/office/drawing/2014/main" xmlns:a1611="http://schemas.microsoft.com/office/drawing/2016/11/main" xmlns:dgm1612="http://schemas.microsoft.com/office/drawing/2016/12/diagram" xmlns:a16svg="http://schemas.microsoft.com/office/drawing/2016/SVG/main" xmlns:adec="http://schemas.microsoft.com/office/drawing/2017/decorative" xmlns:a18hc="http://schemas.microsoft.com/office/drawing/2018/hyperlinkcolor" xmlns:wp15="http://schemas.microsoft.com/office/word/2012/wordprocessingDrawing" mc:Ignorable="w14 w15 w16se w16cid w16 w16cex w16sdtdh w16sdtfl w16du">
   <w:docDefaults>
     <w:rPrDefault>
       <w:rPr>
@@ -51460,7 +51870,7 @@
 </file>
 
 <file path=word/theme/theme1.xml><?xml version="1.0" encoding="utf-8"?>
-<a:theme xmlns:w="http://schemas.openxmlformats.org/wordprocessingml/2006/main" xmlns:w14="http://schemas.microsoft.com/office/word/2010/wordml" xmlns:w16du="http://schemas.microsoft.com/office/word/2023/wordml/word16du" xmlns:w16sdtdh="http://schemas.microsoft.com/office/word/2020/wordml/sdtdatahash" xmlns:w15="http://schemas.microsoft.com/office/word/2012/wordml" xmlns:w16sdtfl="http://schemas.microsoft.com/office/word/2024/wordml/sdtformatlock" xmlns:r="http://schemas.openxmlformats.org/officeDocument/2006/relationships" xmlns:w16se="http://schemas.microsoft.com/office/word/2015/wordml/symex" xmlns:m="http://schemas.openxmlformats.org/officeDocument/2006/math" xmlns:a="http://schemas.openxmlformats.org/drawingml/2006/main" xmlns:wp="http://schemas.openxmlformats.org/drawingml/2006/wordprocessingDrawing" xmlns:wp14="http://schemas.microsoft.com/office/word/2010/wordprocessingDrawing" xmlns:mc="http://schemas.openxmlformats.org/markup-compatibility/2006" xmlns:a14="http://schemas.microsoft.com/office/drawing/2010/main" xmlns:w16cid="http://schemas.microsoft.com/office/word/2016/wordml/cid" xmlns:sl="http://schemas.openxmlformats.org/schemaLibrary/2006/main" xmlns:wne="http://schemas.microsoft.com/office/word/2006/wordml" xmlns:c="http://schemas.openxmlformats.org/drawingml/2006/chart" xmlns:cdr="http://schemas.openxmlformats.org/drawingml/2006/chartDrawing" xmlns:c14="http://schemas.microsoft.com/office/drawing/2007/8/2/chart" xmlns:dgm="http://schemas.openxmlformats.org/drawingml/2006/diagram" xmlns:pic="http://schemas.openxmlformats.org/drawingml/2006/picture" xmlns:xdr="http://schemas.openxmlformats.org/drawingml/2006/spreadsheetDrawing" xmlns:dsp="http://schemas.microsoft.com/office/drawing/2008/diagram" xmlns:o="urn:schemas-microsoft-com:office:office" xmlns:v="urn:schemas-microsoft-com:vml" xmlns:w10="urn:schemas-microsoft-com:office:word" xmlns:xvml="urn:schemas-microsoft-com:office:excel" xmlns:pvml="urn:schemas-microsoft-com:office:powerpoint" xmlns:cppr="http://schemas.microsoft.com/office/2006/coverPageProps" xmlns:odx="http://opendope.org/xpaths" xmlns:odc="http://opendope.org/conditions" xmlns:odq="http://opendope.org/questions" xmlns:oda="http://opendope.org/answers" xmlns:odi="http://opendope.org/components" xmlns:odgm="http://opendope.org/SmartArt/DataHierarchy" xmlns:b="http://schemas.openxmlformats.org/officeDocument/2006/bibliography" xmlns:msink="http://schemas.microsoft.com/ink/2010/main" xmlns:cdr14="http://schemas.microsoft.com/office/drawing/2010/chartDrawing" xmlns:c15="http://schemas.microsoft.com/office/drawing/2012/chart" xmlns:cs="http://schemas.microsoft.com/office/drawing/2012/chartStyle" xmlns:ns43="http://www.w3.org/1998/Math/MathML" xmlns:ns44="http://www.w3.org/2003/InkML" xmlns:a13cmd="http://schemas.microsoft.com/office/drawing/2013/main/command" xmlns:cx="http://schemas.microsoft.com/office/drawing/2014/chartex" xmlns:c16="http://schemas.microsoft.com/office/drawing/2014/chart" xmlns:dgm1611="http://schemas.microsoft.com/office/drawing/2016/11/diagram" xmlns:c16r3="http://schemas.microsoft.com/office/drawing/2017/03/chart" xmlns:am3d="http://schemas.microsoft.com/office/drawing/2017/model3d" xmlns:an18="http://schemas.microsoft.com/office/drawing/2018/animation" xmlns:anam3d="http://schemas.microsoft.com/office/drawing/2018/animation/model3d" xmlns:iact="http://schemas.microsoft.com/office/powerpoint/2014/inkAction" xmlns:thm15="http://schemas.microsoft.com/office/thememl/2012/main" xmlns:wps="http://schemas.microsoft.com/office/word/2010/wordprocessingShape" xmlns:wpc="http://schemas.microsoft.com/office/word/2010/wordprocessingCanvas" xmlns:wpg="http://schemas.microsoft.com/office/word/2010/wordprocessingGroup" xmlns:w16="http://schemas.microsoft.com/office/word/2018/wordml" xmlns:w16cex="http://schemas.microsoft.com/office/word/2018/wordml/cex" xmlns:cei="http://schemas.microsoft.com/office/word/2026/wordml/cei" xmlns:wetp="http://schemas.microsoft.com/office/webextensions/taskpanes/2010/11" xmlns:we="http://schemas.microsoft.com/office/webextensions/webextension/2010/11" xmlns:comp="http://schemas.openxmlformats.org/drawingml/2006/compatibility" xmlns:lc="http://schemas.openxmlformats.org/drawingml/2006/lockedCanvas" xmlns:dgm14="http://schemas.microsoft.com/office/drawing/2010/diagram" xmlns:a15="http://schemas.microsoft.com/office/drawing/2012/main" xmlns:pic14="http://schemas.microsoft.com/office/drawing/2010/picture" xmlns:c16ac="http://schemas.microsoft.com/office/drawing/2014/chart/ac" xmlns:a16="http://schemas.microsoft.com/office/drawing/2014/main" xmlns:a1611="http://schemas.microsoft.com/office/drawing/2016/11/main" xmlns:dgm1612="http://schemas.microsoft.com/office/drawing/2016/12/diagram" xmlns:a16svg="http://schemas.microsoft.com/office/drawing/2016/SVG/main" xmlns:adec="http://schemas.microsoft.com/office/drawing/2017/decorative" xmlns:a18hc="http://schemas.microsoft.com/office/drawing/2018/hyperlinkcolor" xmlns:wp15="http://schemas.microsoft.com/office/word/2012/wordprocessingDrawing" name="Office Theme">
+<a:theme xmlns:w="http://schemas.openxmlformats.org/wordprocessingml/2006/main" xmlns:w14="http://schemas.microsoft.com/office/word/2010/wordml" xmlns:w16du="http://schemas.microsoft.com/office/word/2023/wordml/word16du" xmlns:w16se="http://schemas.microsoft.com/office/word/2015/wordml/symex" xmlns:r="http://schemas.openxmlformats.org/officeDocument/2006/relationships" xmlns:w16sdtdh="http://schemas.microsoft.com/office/word/2020/wordml/sdtdatahash" xmlns:w15="http://schemas.microsoft.com/office/word/2012/wordml" xmlns:w16sdtfl="http://schemas.microsoft.com/office/word/2024/wordml/sdtformatlock" xmlns:m="http://schemas.openxmlformats.org/officeDocument/2006/math" xmlns:a="http://schemas.openxmlformats.org/drawingml/2006/main" xmlns:wp="http://schemas.openxmlformats.org/drawingml/2006/wordprocessingDrawing" xmlns:wp14="http://schemas.microsoft.com/office/word/2010/wordprocessingDrawing" xmlns:mc="http://schemas.openxmlformats.org/markup-compatibility/2006" xmlns:a14="http://schemas.microsoft.com/office/drawing/2010/main" xmlns:w16cid="http://schemas.microsoft.com/office/word/2016/wordml/cid" xmlns:sl="http://schemas.openxmlformats.org/schemaLibrary/2006/main" xmlns:wne="http://schemas.microsoft.com/office/word/2006/wordml" xmlns:c="http://schemas.openxmlformats.org/drawingml/2006/chart" xmlns:cdr="http://schemas.openxmlformats.org/drawingml/2006/chartDrawing" xmlns:c14="http://schemas.microsoft.com/office/drawing/2007/8/2/chart" xmlns:dgm="http://schemas.openxmlformats.org/drawingml/2006/diagram" xmlns:pic="http://schemas.openxmlformats.org/drawingml/2006/picture" xmlns:xdr="http://schemas.openxmlformats.org/drawingml/2006/spreadsheetDrawing" xmlns:dsp="http://schemas.microsoft.com/office/drawing/2008/diagram" xmlns:o="urn:schemas-microsoft-com:office:office" xmlns:v="urn:schemas-microsoft-com:vml" xmlns:w10="urn:schemas-microsoft-com:office:word" xmlns:xvml="urn:schemas-microsoft-com:office:excel" xmlns:pvml="urn:schemas-microsoft-com:office:powerpoint" xmlns:cppr="http://schemas.microsoft.com/office/2006/coverPageProps" xmlns:odx="http://opendope.org/xpaths" xmlns:odc="http://opendope.org/conditions" xmlns:odq="http://opendope.org/questions" xmlns:oda="http://opendope.org/answers" xmlns:odi="http://opendope.org/components" xmlns:odgm="http://opendope.org/SmartArt/DataHierarchy" xmlns:b="http://schemas.openxmlformats.org/officeDocument/2006/bibliography" xmlns:msink="http://schemas.microsoft.com/ink/2010/main" xmlns:cdr14="http://schemas.microsoft.com/office/drawing/2010/chartDrawing" xmlns:c15="http://schemas.microsoft.com/office/drawing/2012/chart" xmlns:cs="http://schemas.microsoft.com/office/drawing/2012/chartStyle" xmlns:ns43="http://www.w3.org/1998/Math/MathML" xmlns:ns44="http://www.w3.org/2003/InkML" xmlns:a13cmd="http://schemas.microsoft.com/office/drawing/2013/main/command" xmlns:cx="http://schemas.microsoft.com/office/drawing/2014/chartex" xmlns:c16="http://schemas.microsoft.com/office/drawing/2014/chart" xmlns:dgm1611="http://schemas.microsoft.com/office/drawing/2016/11/diagram" xmlns:c16r3="http://schemas.microsoft.com/office/drawing/2017/03/chart" xmlns:am3d="http://schemas.microsoft.com/office/drawing/2017/model3d" xmlns:an18="http://schemas.microsoft.com/office/drawing/2018/animation" xmlns:anam3d="http://schemas.microsoft.com/office/drawing/2018/animation/model3d" xmlns:iact="http://schemas.microsoft.com/office/powerpoint/2014/inkAction" xmlns:thm15="http://schemas.microsoft.com/office/thememl/2012/main" xmlns:wps="http://schemas.microsoft.com/office/word/2010/wordprocessingShape" xmlns:wpc="http://schemas.microsoft.com/office/word/2010/wordprocessingCanvas" xmlns:wpg="http://schemas.microsoft.com/office/word/2010/wordprocessingGroup" xmlns:w16="http://schemas.microsoft.com/office/word/2018/wordml" xmlns:w16cex="http://schemas.microsoft.com/office/word/2018/wordml/cex" xmlns:cei="http://schemas.microsoft.com/office/word/2026/wordml/cei" xmlns:wetp="http://schemas.microsoft.com/office/webextensions/taskpanes/2010/11" xmlns:we="http://schemas.microsoft.com/office/webextensions/webextension/2010/11" xmlns:comp="http://schemas.openxmlformats.org/drawingml/2006/compatibility" xmlns:lc="http://schemas.openxmlformats.org/drawingml/2006/lockedCanvas" xmlns:dgm14="http://schemas.microsoft.com/office/drawing/2010/diagram" xmlns:a15="http://schemas.microsoft.com/office/drawing/2012/main" xmlns:pic14="http://schemas.microsoft.com/office/drawing/2010/picture" xmlns:c16ac="http://schemas.microsoft.com/office/drawing/2014/chart/ac" xmlns:a16="http://schemas.microsoft.com/office/drawing/2014/main" xmlns:a1611="http://schemas.microsoft.com/office/drawing/2016/11/main" xmlns:dgm1612="http://schemas.microsoft.com/office/drawing/2016/12/diagram" xmlns:a16svg="http://schemas.microsoft.com/office/drawing/2016/SVG/main" xmlns:adec="http://schemas.microsoft.com/office/drawing/2017/decorative" xmlns:a18hc="http://schemas.microsoft.com/office/drawing/2018/hyperlinkcolor" xmlns:wp15="http://schemas.microsoft.com/office/word/2012/wordprocessingDrawing" name="Office Theme">
   <a:themeElements>
     <a:clrScheme name="Office">
       <a:dk1>
@@ -51747,7 +52157,7 @@
 </file>
 
 <file path=customXml/item2.xml><?xml version="1.0" encoding="utf-8"?>
-<b:Sources xmlns:w="http://schemas.openxmlformats.org/wordprocessingml/2006/main" xmlns:w14="http://schemas.microsoft.com/office/word/2010/wordml" xmlns:w16du="http://schemas.microsoft.com/office/word/2023/wordml/word16du" xmlns:w16sdtdh="http://schemas.microsoft.com/office/word/2020/wordml/sdtdatahash" xmlns:w15="http://schemas.microsoft.com/office/word/2012/wordml" xmlns:w16sdtfl="http://schemas.microsoft.com/office/word/2024/wordml/sdtformatlock" xmlns:r="http://schemas.openxmlformats.org/officeDocument/2006/relationships" xmlns:w16se="http://schemas.microsoft.com/office/word/2015/wordml/symex" xmlns:m="http://schemas.openxmlformats.org/officeDocument/2006/math" xmlns:a="http://schemas.openxmlformats.org/drawingml/2006/main" xmlns:wp="http://schemas.openxmlformats.org/drawingml/2006/wordprocessingDrawing" xmlns:wp14="http://schemas.microsoft.com/office/word/2010/wordprocessingDrawing" xmlns:mc="http://schemas.openxmlformats.org/markup-compatibility/2006" xmlns:a14="http://schemas.microsoft.com/office/drawing/2010/main" xmlns:w16cid="http://schemas.microsoft.com/office/word/2016/wordml/cid" xmlns:sl="http://schemas.openxmlformats.org/schemaLibrary/2006/main" xmlns:wne="http://schemas.microsoft.com/office/word/2006/wordml" xmlns:c="http://schemas.openxmlformats.org/drawingml/2006/chart" xmlns:cdr="http://schemas.openxmlformats.org/drawingml/2006/chartDrawing" xmlns:c14="http://schemas.microsoft.com/office/drawing/2007/8/2/chart" xmlns:dgm="http://schemas.openxmlformats.org/drawingml/2006/diagram" xmlns:pic="http://schemas.openxmlformats.org/drawingml/2006/picture" xmlns:xdr="http://schemas.openxmlformats.org/drawingml/2006/spreadsheetDrawing" xmlns:dsp="http://schemas.microsoft.com/office/drawing/2008/diagram" xmlns:o="urn:schemas-microsoft-com:office:office" xmlns:v="urn:schemas-microsoft-com:vml" xmlns:w10="urn:schemas-microsoft-com:office:word" xmlns:xvml="urn:schemas-microsoft-com:office:excel" xmlns:pvml="urn:schemas-microsoft-com:office:powerpoint" xmlns:cppr="http://schemas.microsoft.com/office/2006/coverPageProps" xmlns:odx="http://opendope.org/xpaths" xmlns:odc="http://opendope.org/conditions" xmlns:odq="http://opendope.org/questions" xmlns:oda="http://opendope.org/answers" xmlns:odi="http://opendope.org/components" xmlns:odgm="http://opendope.org/SmartArt/DataHierarchy" xmlns:b="http://schemas.openxmlformats.org/officeDocument/2006/bibliography" xmlns:msink="http://schemas.microsoft.com/ink/2010/main" xmlns:cdr14="http://schemas.microsoft.com/office/drawing/2010/chartDrawing" xmlns:c15="http://schemas.microsoft.com/office/drawing/2012/chart" xmlns:cs="http://schemas.microsoft.com/office/drawing/2012/chartStyle" xmlns:ns43="http://www.w3.org/1998/Math/MathML" xmlns:ns44="http://www.w3.org/2003/InkML" xmlns:a13cmd="http://schemas.microsoft.com/office/drawing/2013/main/command" xmlns:cx="http://schemas.microsoft.com/office/drawing/2014/chartex" xmlns:c16="http://schemas.microsoft.com/office/drawing/2014/chart" xmlns:dgm1611="http://schemas.microsoft.com/office/drawing/2016/11/diagram" xmlns:c16r3="http://schemas.microsoft.com/office/drawing/2017/03/chart" xmlns:am3d="http://schemas.microsoft.com/office/drawing/2017/model3d" xmlns:an18="http://schemas.microsoft.com/office/drawing/2018/animation" xmlns:anam3d="http://schemas.microsoft.com/office/drawing/2018/animation/model3d" xmlns:iact="http://schemas.microsoft.com/office/powerpoint/2014/inkAction" xmlns:thm15="http://schemas.microsoft.com/office/thememl/2012/main" xmlns:wps="http://schemas.microsoft.com/office/word/2010/wordprocessingShape" xmlns:wpc="http://schemas.microsoft.com/office/word/2010/wordprocessingCanvas" xmlns:wpg="http://schemas.microsoft.com/office/word/2010/wordprocessingGroup" xmlns:w16="http://schemas.microsoft.com/office/word/2018/wordml" xmlns:w16cex="http://schemas.microsoft.com/office/word/2018/wordml/cex" xmlns:cei="http://schemas.microsoft.com/office/word/2026/wordml/cei" xmlns:wetp="http://schemas.microsoft.com/office/webextensions/taskpanes/2010/11" xmlns:we="http://schemas.microsoft.com/office/webextensions/webextension/2010/11" xmlns:comp="http://schemas.openxmlformats.org/drawingml/2006/compatibility" xmlns:lc="http://schemas.openxmlformats.org/drawingml/2006/lockedCanvas" xmlns:dgm14="http://schemas.microsoft.com/office/drawing/2010/diagram" xmlns:a15="http://schemas.microsoft.com/office/drawing/2012/main" xmlns:pic14="http://schemas.microsoft.com/office/drawing/2010/picture" xmlns:c16ac="http://schemas.microsoft.com/office/drawing/2014/chart/ac" xmlns:a16="http://schemas.microsoft.com/office/drawing/2014/main" xmlns:a1611="http://schemas.microsoft.com/office/drawing/2016/11/main" xmlns:dgm1612="http://schemas.microsoft.com/office/drawing/2016/12/diagram" xmlns:a16svg="http://schemas.microsoft.com/office/drawing/2016/SVG/main" xmlns:adec="http://schemas.microsoft.com/office/drawing/2017/decorative" xmlns:a18hc="http://schemas.microsoft.com/office/drawing/2018/hyperlinkcolor" xmlns:wp15="http://schemas.microsoft.com/office/word/2012/wordprocessingDrawing" SelectedStyle="\APA.XSL" StyleName="APA"/>
+<b:Sources xmlns:w="http://schemas.openxmlformats.org/wordprocessingml/2006/main" xmlns:w14="http://schemas.microsoft.com/office/word/2010/wordml" xmlns:w16du="http://schemas.microsoft.com/office/word/2023/wordml/word16du" xmlns:w16se="http://schemas.microsoft.com/office/word/2015/wordml/symex" xmlns:r="http://schemas.openxmlformats.org/officeDocument/2006/relationships" xmlns:w16sdtdh="http://schemas.microsoft.com/office/word/2020/wordml/sdtdatahash" xmlns:w15="http://schemas.microsoft.com/office/word/2012/wordml" xmlns:w16sdtfl="http://schemas.microsoft.com/office/word/2024/wordml/sdtformatlock" xmlns:m="http://schemas.openxmlformats.org/officeDocument/2006/math" xmlns:a="http://schemas.openxmlformats.org/drawingml/2006/main" xmlns:wp="http://schemas.openxmlformats.org/drawingml/2006/wordprocessingDrawing" xmlns:wp14="http://schemas.microsoft.com/office/word/2010/wordprocessingDrawing" xmlns:mc="http://schemas.openxmlformats.org/markup-compatibility/2006" xmlns:a14="http://schemas.microsoft.com/office/drawing/2010/main" xmlns:w16cid="http://schemas.microsoft.com/office/word/2016/wordml/cid" xmlns:sl="http://schemas.openxmlformats.org/schemaLibrary/2006/main" xmlns:wne="http://schemas.microsoft.com/office/word/2006/wordml" xmlns:c="http://schemas.openxmlformats.org/drawingml/2006/chart" xmlns:cdr="http://schemas.openxmlformats.org/drawingml/2006/chartDrawing" xmlns:c14="http://schemas.microsoft.com/office/drawing/2007/8/2/chart" xmlns:dgm="http://schemas.openxmlformats.org/drawingml/2006/diagram" xmlns:pic="http://schemas.openxmlformats.org/drawingml/2006/picture" xmlns:xdr="http://schemas.openxmlformats.org/drawingml/2006/spreadsheetDrawing" xmlns:dsp="http://schemas.microsoft.com/office/drawing/2008/diagram" xmlns:o="urn:schemas-microsoft-com:office:office" xmlns:v="urn:schemas-microsoft-com:vml" xmlns:w10="urn:schemas-microsoft-com:office:word" xmlns:xvml="urn:schemas-microsoft-com:office:excel" xmlns:pvml="urn:schemas-microsoft-com:office:powerpoint" xmlns:cppr="http://schemas.microsoft.com/office/2006/coverPageProps" xmlns:odx="http://opendope.org/xpaths" xmlns:odc="http://opendope.org/conditions" xmlns:odq="http://opendope.org/questions" xmlns:oda="http://opendope.org/answers" xmlns:odi="http://opendope.org/components" xmlns:odgm="http://opendope.org/SmartArt/DataHierarchy" xmlns:b="http://schemas.openxmlformats.org/officeDocument/2006/bibliography" xmlns:msink="http://schemas.microsoft.com/ink/2010/main" xmlns:cdr14="http://schemas.microsoft.com/office/drawing/2010/chartDrawing" xmlns:c15="http://schemas.microsoft.com/office/drawing/2012/chart" xmlns:cs="http://schemas.microsoft.com/office/drawing/2012/chartStyle" xmlns:ns43="http://www.w3.org/1998/Math/MathML" xmlns:ns44="http://www.w3.org/2003/InkML" xmlns:a13cmd="http://schemas.microsoft.com/office/drawing/2013/main/command" xmlns:cx="http://schemas.microsoft.com/office/drawing/2014/chartex" xmlns:c16="http://schemas.microsoft.com/office/drawing/2014/chart" xmlns:dgm1611="http://schemas.microsoft.com/office/drawing/2016/11/diagram" xmlns:c16r3="http://schemas.microsoft.com/office/drawing/2017/03/chart" xmlns:am3d="http://schemas.microsoft.com/office/drawing/2017/model3d" xmlns:an18="http://schemas.microsoft.com/office/drawing/2018/animation" xmlns:anam3d="http://schemas.microsoft.com/office/drawing/2018/animation/model3d" xmlns:iact="http://schemas.microsoft.com/office/powerpoint/2014/inkAction" xmlns:thm15="http://schemas.microsoft.com/office/thememl/2012/main" xmlns:wps="http://schemas.microsoft.com/office/word/2010/wordprocessingShape" xmlns:wpc="http://schemas.microsoft.com/office/word/2010/wordprocessingCanvas" xmlns:wpg="http://schemas.microsoft.com/office/word/2010/wordprocessingGroup" xmlns:w16="http://schemas.microsoft.com/office/word/2018/wordml" xmlns:w16cex="http://schemas.microsoft.com/office/word/2018/wordml/cex" xmlns:cei="http://schemas.microsoft.com/office/word/2026/wordml/cei" xmlns:wetp="http://schemas.microsoft.com/office/webextensions/taskpanes/2010/11" xmlns:we="http://schemas.microsoft.com/office/webextensions/webextension/2010/11" xmlns:comp="http://schemas.openxmlformats.org/drawingml/2006/compatibility" xmlns:lc="http://schemas.openxmlformats.org/drawingml/2006/lockedCanvas" xmlns:dgm14="http://schemas.microsoft.com/office/drawing/2010/diagram" xmlns:a15="http://schemas.microsoft.com/office/drawing/2012/main" xmlns:pic14="http://schemas.microsoft.com/office/drawing/2010/picture" xmlns:c16ac="http://schemas.microsoft.com/office/drawing/2014/chart/ac" xmlns:a16="http://schemas.microsoft.com/office/drawing/2014/main" xmlns:a1611="http://schemas.microsoft.com/office/drawing/2016/11/main" xmlns:dgm1612="http://schemas.microsoft.com/office/drawing/2016/12/diagram" xmlns:a16svg="http://schemas.microsoft.com/office/drawing/2016/SVG/main" xmlns:adec="http://schemas.microsoft.com/office/drawing/2017/decorative" xmlns:a18hc="http://schemas.microsoft.com/office/drawing/2018/hyperlinkcolor" xmlns:wp15="http://schemas.microsoft.com/office/word/2012/wordprocessingDrawing" SelectedStyle="\APA.XSL" StyleName="APA"/>
 </file>
 
 <file path=customXml/item3.xml><?xml version="1.0" encoding="utf-8"?>
@@ -51755,7 +52165,7 @@
 </file>
 
 <file path=customXml/item4.xml><?xml version="1.0" encoding="utf-8"?>
-<b:Sources xmlns:w="http://schemas.openxmlformats.org/wordprocessingml/2006/main" xmlns:w14="http://schemas.microsoft.com/office/word/2010/wordml" xmlns:w16du="http://schemas.microsoft.com/office/word/2023/wordml/word16du" xmlns:w16sdtdh="http://schemas.microsoft.com/office/word/2020/wordml/sdtdatahash" xmlns:w15="http://schemas.microsoft.com/office/word/2012/wordml" xmlns:w16sdtfl="http://schemas.microsoft.com/office/word/2024/wordml/sdtformatlock" xmlns:r="http://schemas.openxmlformats.org/officeDocument/2006/relationships" xmlns:w16se="http://schemas.microsoft.com/office/word/2015/wordml/symex" xmlns:m="http://schemas.openxmlformats.org/officeDocument/2006/math" xmlns:a="http://schemas.openxmlformats.org/drawingml/2006/main" xmlns:wp="http://schemas.openxmlformats.org/drawingml/2006/wordprocessingDrawing" xmlns:wp14="http://schemas.microsoft.com/office/word/2010/wordprocessingDrawing" xmlns:mc="http://schemas.openxmlformats.org/markup-compatibility/2006" xmlns:a14="http://schemas.microsoft.com/office/drawing/2010/main" xmlns:w16cid="http://schemas.microsoft.com/office/word/2016/wordml/cid" xmlns:sl="http://schemas.openxmlformats.org/schemaLibrary/2006/main" xmlns:wne="http://schemas.microsoft.com/office/word/2006/wordml" xmlns:c="http://schemas.openxmlformats.org/drawingml/2006/chart" xmlns:cdr="http://schemas.openxmlformats.org/drawingml/2006/chartDrawing" xmlns:c14="http://schemas.microsoft.com/office/drawing/2007/8/2/chart" xmlns:dgm="http://schemas.openxmlformats.org/drawingml/2006/diagram" xmlns:pic="http://schemas.openxmlformats.org/drawingml/2006/picture" xmlns:xdr="http://schemas.openxmlformats.org/drawingml/2006/spreadsheetDrawing" xmlns:dsp="http://schemas.microsoft.com/office/drawing/2008/diagram" xmlns:o="urn:schemas-microsoft-com:office:office" xmlns:v="urn:schemas-microsoft-com:vml" xmlns:w10="urn:schemas-microsoft-com:office:word" xmlns:xvml="urn:schemas-microsoft-com:office:excel" xmlns:pvml="urn:schemas-microsoft-com:office:powerpoint" xmlns:cppr="http://schemas.microsoft.com/office/2006/coverPageProps" xmlns:odx="http://opendope.org/xpaths" xmlns:odc="http://opendope.org/conditions" xmlns:odq="http://opendope.org/questions" xmlns:oda="http://opendope.org/answers" xmlns:odi="http://opendope.org/components" xmlns:odgm="http://opendope.org/SmartArt/DataHierarchy" xmlns:b="http://schemas.openxmlformats.org/officeDocument/2006/bibliography" xmlns:msink="http://schemas.microsoft.com/ink/2010/main" xmlns:cdr14="http://schemas.microsoft.com/office/drawing/2010/chartDrawing" xmlns:c15="http://schemas.microsoft.com/office/drawing/2012/chart" xmlns:cs="http://schemas.microsoft.com/office/drawing/2012/chartStyle" xmlns:ns43="http://www.w3.org/1998/Math/MathML" xmlns:ns44="http://www.w3.org/2003/InkML" xmlns:a13cmd="http://schemas.microsoft.com/office/drawing/2013/main/command" xmlns:cx="http://schemas.microsoft.com/office/drawing/2014/chartex" xmlns:c16="http://schemas.microsoft.com/office/drawing/2014/chart" xmlns:dgm1611="http://schemas.microsoft.com/office/drawing/2016/11/diagram" xmlns:c16r3="http://schemas.microsoft.com/office/drawing/2017/03/chart" xmlns:am3d="http://schemas.microsoft.com/office/drawing/2017/model3d" xmlns:an18="http://schemas.microsoft.com/office/drawing/2018/animation" xmlns:anam3d="http://schemas.microsoft.com/office/drawing/2018/animation/model3d" xmlns:iact="http://schemas.microsoft.com/office/powerpoint/2014/inkAction" xmlns:thm15="http://schemas.microsoft.com/office/thememl/2012/main" xmlns:wps="http://schemas.microsoft.com/office/word/2010/wordprocessingShape" xmlns:wpc="http://schemas.microsoft.com/office/word/2010/wordprocessingCanvas" xmlns:wpg="http://schemas.microsoft.com/office/word/2010/wordprocessingGroup" xmlns:w16="http://schemas.microsoft.com/office/word/2018/wordml" xmlns:w16cex="http://schemas.microsoft.com/office/word/2018/wordml/cex" xmlns:cei="http://schemas.microsoft.com/office/word/2026/wordml/cei" xmlns:wetp="http://schemas.microsoft.com/office/webextensions/taskpanes/2010/11" xmlns:we="http://schemas.microsoft.com/office/webextensions/webextension/2010/11" xmlns:comp="http://schemas.openxmlformats.org/drawingml/2006/compatibility" xmlns:lc="http://schemas.openxmlformats.org/drawingml/2006/lockedCanvas" xmlns:dgm14="http://schemas.microsoft.com/office/drawing/2010/diagram" xmlns:a15="http://schemas.microsoft.com/office/drawing/2012/main" xmlns:pic14="http://schemas.microsoft.com/office/drawing/2010/picture" xmlns:c16ac="http://schemas.microsoft.com/office/drawing/2014/chart/ac" xmlns:a16="http://schemas.microsoft.com/office/drawing/2014/main" xmlns:a1611="http://schemas.microsoft.com/office/drawing/2016/11/main" xmlns:dgm1612="http://schemas.microsoft.com/office/drawing/2016/12/diagram" xmlns:a16svg="http://schemas.microsoft.com/office/drawing/2016/SVG/main" xmlns:adec="http://schemas.microsoft.com/office/drawing/2017/decorative" xmlns:a18hc="http://schemas.microsoft.com/office/drawing/2018/hyperlinkcolor" xmlns:wp15="http://schemas.microsoft.com/office/word/2012/wordprocessingDrawing" SelectedStyle="\APA.XSL" StyleName="APA"/>
+<b:Sources xmlns:w="http://schemas.openxmlformats.org/wordprocessingml/2006/main" xmlns:w14="http://schemas.microsoft.com/office/word/2010/wordml" xmlns:w16du="http://schemas.microsoft.com/office/word/2023/wordml/word16du" xmlns:w16se="http://schemas.microsoft.com/office/word/2015/wordml/symex" xmlns:r="http://schemas.openxmlformats.org/officeDocument/2006/relationships" xmlns:w16sdtdh="http://schemas.microsoft.com/office/word/2020/wordml/sdtdatahash" xmlns:w15="http://schemas.microsoft.com/office/word/2012/wordml" xmlns:w16sdtfl="http://schemas.microsoft.com/office/word/2024/wordml/sdtformatlock" xmlns:m="http://schemas.openxmlformats.org/officeDocument/2006/math" xmlns:a="http://schemas.openxmlformats.org/drawingml/2006/main" xmlns:wp="http://schemas.openxmlformats.org/drawingml/2006/wordprocessingDrawing" xmlns:wp14="http://schemas.microsoft.com/office/word/2010/wordprocessingDrawing" xmlns:mc="http://schemas.openxmlformats.org/markup-compatibility/2006" xmlns:a14="http://schemas.microsoft.com/office/drawing/2010/main" xmlns:w16cid="http://schemas.microsoft.com/office/word/2016/wordml/cid" xmlns:sl="http://schemas.openxmlformats.org/schemaLibrary/2006/main" xmlns:wne="http://schemas.microsoft.com/office/word/2006/wordml" xmlns:c="http://schemas.openxmlformats.org/drawingml/2006/chart" xmlns:cdr="http://schemas.openxmlformats.org/drawingml/2006/chartDrawing" xmlns:c14="http://schemas.microsoft.com/office/drawing/2007/8/2/chart" xmlns:dgm="http://schemas.openxmlformats.org/drawingml/2006/diagram" xmlns:pic="http://schemas.openxmlformats.org/drawingml/2006/picture" xmlns:xdr="http://schemas.openxmlformats.org/drawingml/2006/spreadsheetDrawing" xmlns:dsp="http://schemas.microsoft.com/office/drawing/2008/diagram" xmlns:o="urn:schemas-microsoft-com:office:office" xmlns:v="urn:schemas-microsoft-com:vml" xmlns:w10="urn:schemas-microsoft-com:office:word" xmlns:xvml="urn:schemas-microsoft-com:office:excel" xmlns:pvml="urn:schemas-microsoft-com:office:powerpoint" xmlns:cppr="http://schemas.microsoft.com/office/2006/coverPageProps" xmlns:odx="http://opendope.org/xpaths" xmlns:odc="http://opendope.org/conditions" xmlns:odq="http://opendope.org/questions" xmlns:oda="http://opendope.org/answers" xmlns:odi="http://opendope.org/components" xmlns:odgm="http://opendope.org/SmartArt/DataHierarchy" xmlns:b="http://schemas.openxmlformats.org/officeDocument/2006/bibliography" xmlns:msink="http://schemas.microsoft.com/ink/2010/main" xmlns:cdr14="http://schemas.microsoft.com/office/drawing/2010/chartDrawing" xmlns:c15="http://schemas.microsoft.com/office/drawing/2012/chart" xmlns:cs="http://schemas.microsoft.com/office/drawing/2012/chartStyle" xmlns:ns43="http://www.w3.org/1998/Math/MathML" xmlns:ns44="http://www.w3.org/2003/InkML" xmlns:a13cmd="http://schemas.microsoft.com/office/drawing/2013/main/command" xmlns:cx="http://schemas.microsoft.com/office/drawing/2014/chartex" xmlns:c16="http://schemas.microsoft.com/office/drawing/2014/chart" xmlns:dgm1611="http://schemas.microsoft.com/office/drawing/2016/11/diagram" xmlns:c16r3="http://schemas.microsoft.com/office/drawing/2017/03/chart" xmlns:am3d="http://schemas.microsoft.com/office/drawing/2017/model3d" xmlns:an18="http://schemas.microsoft.com/office/drawing/2018/animation" xmlns:anam3d="http://schemas.microsoft.com/office/drawing/2018/animation/model3d" xmlns:iact="http://schemas.microsoft.com/office/powerpoint/2014/inkAction" xmlns:thm15="http://schemas.microsoft.com/office/thememl/2012/main" xmlns:wps="http://schemas.microsoft.com/office/word/2010/wordprocessingShape" xmlns:wpc="http://schemas.microsoft.com/office/word/2010/wordprocessingCanvas" xmlns:wpg="http://schemas.microsoft.com/office/word/2010/wordprocessingGroup" xmlns:w16="http://schemas.microsoft.com/office/word/2018/wordml" xmlns:w16cex="http://schemas.microsoft.com/office/word/2018/wordml/cex" xmlns:cei="http://schemas.microsoft.com/office/word/2026/wordml/cei" xmlns:wetp="http://schemas.microsoft.com/office/webextensions/taskpanes/2010/11" xmlns:we="http://schemas.microsoft.com/office/webextensions/webextension/2010/11" xmlns:comp="http://schemas.openxmlformats.org/drawingml/2006/compatibility" xmlns:lc="http://schemas.openxmlformats.org/drawingml/2006/lockedCanvas" xmlns:dgm14="http://schemas.microsoft.com/office/drawing/2010/diagram" xmlns:a15="http://schemas.microsoft.com/office/drawing/2012/main" xmlns:pic14="http://schemas.microsoft.com/office/drawing/2010/picture" xmlns:c16ac="http://schemas.microsoft.com/office/drawing/2014/chart/ac" xmlns:a16="http://schemas.microsoft.com/office/drawing/2014/main" xmlns:a1611="http://schemas.microsoft.com/office/drawing/2016/11/main" xmlns:dgm1612="http://schemas.microsoft.com/office/drawing/2016/12/diagram" xmlns:a16svg="http://schemas.microsoft.com/office/drawing/2016/SVG/main" xmlns:adec="http://schemas.microsoft.com/office/drawing/2017/decorative" xmlns:a18hc="http://schemas.microsoft.com/office/drawing/2018/hyperlinkcolor" xmlns:wp15="http://schemas.microsoft.com/office/word/2012/wordprocessingDrawing" SelectedStyle="\APA.XSL" StyleName="APA"/>
 </file>
 
 <file path=customXml/item5.xml><?xml version="1.0" encoding="utf-8"?>

--- a/docs/Docx4j_GettingStarted.docx
+++ b/docs/Docx4j_GettingStarted.docx
@@ -1,6 +1,6 @@
 
 <file path=word/document.xml><?xml version="1.0" encoding="utf-8"?>
-<w:document xmlns:w="http://schemas.openxmlformats.org/wordprocessingml/2006/main" xmlns:w14="http://schemas.microsoft.com/office/word/2010/wordml" xmlns:w16du="http://schemas.microsoft.com/office/word/2023/wordml/word16du" xmlns:w16se="http://schemas.microsoft.com/office/word/2015/wordml/symex" xmlns:r="http://schemas.openxmlformats.org/officeDocument/2006/relationships" xmlns:w16sdtdh="http://schemas.microsoft.com/office/word/2020/wordml/sdtdatahash" xmlns:w15="http://schemas.microsoft.com/office/word/2012/wordml" xmlns:w16sdtfl="http://schemas.microsoft.com/office/word/2024/wordml/sdtformatlock" xmlns:m="http://schemas.openxmlformats.org/officeDocument/2006/math" xmlns:a="http://schemas.openxmlformats.org/drawingml/2006/main" xmlns:wp="http://schemas.openxmlformats.org/drawingml/2006/wordprocessingDrawing" xmlns:wp14="http://schemas.microsoft.com/office/word/2010/wordprocessingDrawing" xmlns:mc="http://schemas.openxmlformats.org/markup-compatibility/2006" xmlns:a14="http://schemas.microsoft.com/office/drawing/2010/main" xmlns:w16cid="http://schemas.microsoft.com/office/word/2016/wordml/cid" xmlns:sl="http://schemas.openxmlformats.org/schemaLibrary/2006/main" xmlns:wne="http://schemas.microsoft.com/office/word/2006/wordml" xmlns:c="http://schemas.openxmlformats.org/drawingml/2006/chart" xmlns:cdr="http://schemas.openxmlformats.org/drawingml/2006/chartDrawing" xmlns:c14="http://schemas.microsoft.com/office/drawing/2007/8/2/chart" xmlns:dgm="http://schemas.openxmlformats.org/drawingml/2006/diagram" xmlns:pic="http://schemas.openxmlformats.org/drawingml/2006/picture" xmlns:xdr="http://schemas.openxmlformats.org/drawingml/2006/spreadsheetDrawing" xmlns:dsp="http://schemas.microsoft.com/office/drawing/2008/diagram" xmlns:o="urn:schemas-microsoft-com:office:office" xmlns:v="urn:schemas-microsoft-com:vml" xmlns:w10="urn:schemas-microsoft-com:office:word" xmlns:xvml="urn:schemas-microsoft-com:office:excel" xmlns:pvml="urn:schemas-microsoft-com:office:powerpoint" xmlns:cppr="http://schemas.microsoft.com/office/2006/coverPageProps" xmlns:odx="http://opendope.org/xpaths" xmlns:odc="http://opendope.org/conditions" xmlns:odq="http://opendope.org/questions" xmlns:oda="http://opendope.org/answers" xmlns:odi="http://opendope.org/components" xmlns:odgm="http://opendope.org/SmartArt/DataHierarchy" xmlns:b="http://schemas.openxmlformats.org/officeDocument/2006/bibliography" xmlns:msink="http://schemas.microsoft.com/ink/2010/main" xmlns:cdr14="http://schemas.microsoft.com/office/drawing/2010/chartDrawing" xmlns:c15="http://schemas.microsoft.com/office/drawing/2012/chart" xmlns:cs="http://schemas.microsoft.com/office/drawing/2012/chartStyle" xmlns:ns43="http://www.w3.org/1998/Math/MathML" xmlns:ns44="http://www.w3.org/2003/InkML" xmlns:a13cmd="http://schemas.microsoft.com/office/drawing/2013/main/command" xmlns:cx="http://schemas.microsoft.com/office/drawing/2014/chartex" xmlns:c16="http://schemas.microsoft.com/office/drawing/2014/chart" xmlns:dgm1611="http://schemas.microsoft.com/office/drawing/2016/11/diagram" xmlns:c16r3="http://schemas.microsoft.com/office/drawing/2017/03/chart" xmlns:am3d="http://schemas.microsoft.com/office/drawing/2017/model3d" xmlns:an18="http://schemas.microsoft.com/office/drawing/2018/animation" xmlns:anam3d="http://schemas.microsoft.com/office/drawing/2018/animation/model3d" xmlns:iact="http://schemas.microsoft.com/office/powerpoint/2014/inkAction" xmlns:thm15="http://schemas.microsoft.com/office/thememl/2012/main" xmlns:wps="http://schemas.microsoft.com/office/word/2010/wordprocessingShape" xmlns:wpc="http://schemas.microsoft.com/office/word/2010/wordprocessingCanvas" xmlns:wpg="http://schemas.microsoft.com/office/word/2010/wordprocessingGroup" xmlns:w16="http://schemas.microsoft.com/office/word/2018/wordml" xmlns:w16cex="http://schemas.microsoft.com/office/word/2018/wordml/cex" xmlns:cei="http://schemas.microsoft.com/office/word/2026/wordml/cei" xmlns:wetp="http://schemas.microsoft.com/office/webextensions/taskpanes/2010/11" xmlns:we="http://schemas.microsoft.com/office/webextensions/webextension/2010/11" xmlns:comp="http://schemas.openxmlformats.org/drawingml/2006/compatibility" xmlns:lc="http://schemas.openxmlformats.org/drawingml/2006/lockedCanvas" xmlns:dgm14="http://schemas.microsoft.com/office/drawing/2010/diagram" xmlns:a15="http://schemas.microsoft.com/office/drawing/2012/main" xmlns:pic14="http://schemas.microsoft.com/office/drawing/2010/picture" xmlns:c16ac="http://schemas.microsoft.com/office/drawing/2014/chart/ac" xmlns:a16="http://schemas.microsoft.com/office/drawing/2014/main" xmlns:a1611="http://schemas.microsoft.com/office/drawing/2016/11/main" xmlns:dgm1612="http://schemas.microsoft.com/office/drawing/2016/12/diagram" xmlns:a16svg="http://schemas.microsoft.com/office/drawing/2016/SVG/main" xmlns:adec="http://schemas.microsoft.com/office/drawing/2017/decorative" xmlns:a18hc="http://schemas.microsoft.com/office/drawing/2018/hyperlinkcolor" xmlns:wp15="http://schemas.microsoft.com/office/word/2012/wordprocessingDrawing" mc:Ignorable="w14 w15 w16se w16cid w16 w16cex w16sdtdh w16sdtfl w16du wp14">
+<w:document xmlns:w="http://schemas.openxmlformats.org/wordprocessingml/2006/main" xmlns:w14="http://schemas.microsoft.com/office/word/2010/wordml" xmlns:w16du="http://schemas.microsoft.com/office/word/2023/wordml/word16du" xmlns:w16sdtdh="http://schemas.microsoft.com/office/word/2020/wordml/sdtdatahash" xmlns:w15="http://schemas.microsoft.com/office/word/2012/wordml" xmlns:w16sdtfl="http://schemas.microsoft.com/office/word/2024/wordml/sdtformatlock" xmlns:r="http://schemas.openxmlformats.org/officeDocument/2006/relationships" xmlns:w16se="http://schemas.microsoft.com/office/word/2015/wordml/symex" xmlns:m="http://schemas.openxmlformats.org/officeDocument/2006/math" xmlns:a="http://schemas.openxmlformats.org/drawingml/2006/main" xmlns:wp="http://schemas.openxmlformats.org/drawingml/2006/wordprocessingDrawing" xmlns:wp14="http://schemas.microsoft.com/office/word/2010/wordprocessingDrawing" xmlns:mc="http://schemas.openxmlformats.org/markup-compatibility/2006" xmlns:a14="http://schemas.microsoft.com/office/drawing/2010/main" xmlns:w16cid="http://schemas.microsoft.com/office/word/2016/wordml/cid" xmlns:sl="http://schemas.openxmlformats.org/schemaLibrary/2006/main" xmlns:wne="http://schemas.microsoft.com/office/word/2006/wordml" xmlns:c="http://schemas.openxmlformats.org/drawingml/2006/chart" xmlns:cdr="http://schemas.openxmlformats.org/drawingml/2006/chartDrawing" xmlns:c14="http://schemas.microsoft.com/office/drawing/2007/8/2/chart" xmlns:dgm="http://schemas.openxmlformats.org/drawingml/2006/diagram" xmlns:pic="http://schemas.openxmlformats.org/drawingml/2006/picture" xmlns:xdr="http://schemas.openxmlformats.org/drawingml/2006/spreadsheetDrawing" xmlns:dsp="http://schemas.microsoft.com/office/drawing/2008/diagram" xmlns:o="urn:schemas-microsoft-com:office:office" xmlns:v="urn:schemas-microsoft-com:vml" xmlns:w10="urn:schemas-microsoft-com:office:word" xmlns:xvml="urn:schemas-microsoft-com:office:excel" xmlns:pvml="urn:schemas-microsoft-com:office:powerpoint" xmlns:cppr="http://schemas.microsoft.com/office/2006/coverPageProps" xmlns:odx="http://opendope.org/xpaths" xmlns:odc="http://opendope.org/conditions" xmlns:odq="http://opendope.org/questions" xmlns:oda="http://opendope.org/answers" xmlns:odi="http://opendope.org/components" xmlns:odgm="http://opendope.org/SmartArt/DataHierarchy" xmlns:b="http://schemas.openxmlformats.org/officeDocument/2006/bibliography" xmlns:msink="http://schemas.microsoft.com/ink/2010/main" xmlns:cdr14="http://schemas.microsoft.com/office/drawing/2010/chartDrawing" xmlns:c15="http://schemas.microsoft.com/office/drawing/2012/chart" xmlns:cs="http://schemas.microsoft.com/office/drawing/2012/chartStyle" xmlns:ns43="http://www.w3.org/1998/Math/MathML" xmlns:ns44="http://www.w3.org/2003/InkML" xmlns:a13cmd="http://schemas.microsoft.com/office/drawing/2013/main/command" xmlns:cx="http://schemas.microsoft.com/office/drawing/2014/chartex" xmlns:c16="http://schemas.microsoft.com/office/drawing/2014/chart" xmlns:dgm1611="http://schemas.microsoft.com/office/drawing/2016/11/diagram" xmlns:c16r3="http://schemas.microsoft.com/office/drawing/2017/03/chart" xmlns:am3d="http://schemas.microsoft.com/office/drawing/2017/model3d" xmlns:an18="http://schemas.microsoft.com/office/drawing/2018/animation" xmlns:anam3d="http://schemas.microsoft.com/office/drawing/2018/animation/model3d" xmlns:iact="http://schemas.microsoft.com/office/powerpoint/2014/inkAction" xmlns:thm15="http://schemas.microsoft.com/office/thememl/2012/main" xmlns:wps="http://schemas.microsoft.com/office/word/2010/wordprocessingShape" xmlns:wpc="http://schemas.microsoft.com/office/word/2010/wordprocessingCanvas" xmlns:wpg="http://schemas.microsoft.com/office/word/2010/wordprocessingGroup" xmlns:w16="http://schemas.microsoft.com/office/word/2018/wordml" xmlns:w16cex="http://schemas.microsoft.com/office/word/2018/wordml/cex" xmlns:cei="http://schemas.microsoft.com/office/word/2026/wordml/cei" xmlns:wetp="http://schemas.microsoft.com/office/webextensions/taskpanes/2010/11" xmlns:we="http://schemas.microsoft.com/office/webextensions/webextension/2010/11" xmlns:comp="http://schemas.openxmlformats.org/drawingml/2006/compatibility" xmlns:lc="http://schemas.openxmlformats.org/drawingml/2006/lockedCanvas" xmlns:dgm14="http://schemas.microsoft.com/office/drawing/2010/diagram" xmlns:a15="http://schemas.microsoft.com/office/drawing/2012/main" xmlns:pic14="http://schemas.microsoft.com/office/drawing/2010/picture" xmlns:c16ac="http://schemas.microsoft.com/office/drawing/2014/chart/ac" xmlns:a16="http://schemas.microsoft.com/office/drawing/2014/main" xmlns:a1611="http://schemas.microsoft.com/office/drawing/2016/11/main" xmlns:dgm1612="http://schemas.microsoft.com/office/drawing/2016/12/diagram" xmlns:a16svg="http://schemas.microsoft.com/office/drawing/2016/SVG/main" xmlns:adec="http://schemas.microsoft.com/office/drawing/2017/decorative" xmlns:a18hc="http://schemas.microsoft.com/office/drawing/2018/hyperlinkcolor" xmlns:wp15="http://schemas.microsoft.com/office/word/2012/wordprocessingDrawing" mc:Ignorable="w14 w15 w16se w16cid w16 w16cex w16sdtdh w16sdtfl w16du wp14">
   <w:body>
     <!-- Modified by docx4j 17.3.3-SNAPSHOT (Apache licensed) using REFERENCE JAXB in Arch Linux Java 21.0.12 on Linux -->
     <w:p>
@@ -61,7 +61,7 @@
           <w:r>
             <w:fldChar w:fldCharType="separate"/>
           </w:r>
-          <w:hyperlink w:anchor="_Toc440435403">
+          <w:hyperlink w:anchor="_Toc405943488">
             <w:r>
               <w:rPr>
                 <w:rStyle w:val="Hyperlink"/>
@@ -87,7 +87,7 @@
                 <w:noProof/>
                 <w:webHidden/>
               </w:rPr>
-              <w:instrText xml:space="preserve">PAGEREF _Toc440435403 \h</w:instrText>
+              <w:instrText xml:space="preserve">PAGEREF _Toc405943488 \h</w:instrText>
             </w:r>
             <w:r>
               <w:rPr>
@@ -128,7 +128,7 @@
               <w:noProof/>
             </w:rPr>
           </w:pPr>
-          <w:hyperlink w:anchor="_Toc440435404">
+          <w:hyperlink w:anchor="_Toc405943489">
             <w:r>
               <w:rPr>
                 <w:rStyle w:val="Hyperlink"/>
@@ -154,7 +154,7 @@
                 <w:noProof/>
                 <w:webHidden/>
               </w:rPr>
-              <w:instrText xml:space="preserve">PAGEREF _Toc440435404 \h</w:instrText>
+              <w:instrText xml:space="preserve">PAGEREF _Toc405943489 \h</w:instrText>
             </w:r>
             <w:r>
               <w:rPr>
@@ -195,7 +195,7 @@
               <w:noProof/>
             </w:rPr>
           </w:pPr>
-          <w:hyperlink w:anchor="_Toc440435405">
+          <w:hyperlink w:anchor="_Toc405943490">
             <w:r>
               <w:rPr>
                 <w:rStyle w:val="Hyperlink"/>
@@ -221,7 +221,7 @@
                 <w:noProof/>
                 <w:webHidden/>
               </w:rPr>
-              <w:instrText xml:space="preserve">PAGEREF _Toc440435405 \h</w:instrText>
+              <w:instrText xml:space="preserve">PAGEREF _Toc405943490 \h</w:instrText>
             </w:r>
             <w:r>
               <w:rPr>
@@ -262,7 +262,7 @@
               <w:noProof/>
             </w:rPr>
           </w:pPr>
-          <w:hyperlink w:anchor="_Toc440435406">
+          <w:hyperlink w:anchor="_Toc405943491">
             <w:r>
               <w:rPr>
                 <w:rStyle w:val="Hyperlink"/>
@@ -288,7 +288,7 @@
                 <w:noProof/>
                 <w:webHidden/>
               </w:rPr>
-              <w:instrText xml:space="preserve">PAGEREF _Toc440435406 \h</w:instrText>
+              <w:instrText xml:space="preserve">PAGEREF _Toc405943491 \h</w:instrText>
             </w:r>
             <w:r>
               <w:rPr>
@@ -329,7 +329,7 @@
               <w:noProof/>
             </w:rPr>
           </w:pPr>
-          <w:hyperlink w:anchor="_Toc440435407">
+          <w:hyperlink w:anchor="_Toc405943492">
             <w:r>
               <w:rPr>
                 <w:rStyle w:val="Hyperlink"/>
@@ -355,7 +355,7 @@
                 <w:noProof/>
                 <w:webHidden/>
               </w:rPr>
-              <w:instrText xml:space="preserve">PAGEREF _Toc440435407 \h</w:instrText>
+              <w:instrText xml:space="preserve">PAGEREF _Toc405943492 \h</w:instrText>
             </w:r>
             <w:r>
               <w:rPr>
@@ -396,7 +396,7 @@
               <w:noProof/>
             </w:rPr>
           </w:pPr>
-          <w:hyperlink w:anchor="_Toc440435408">
+          <w:hyperlink w:anchor="_Toc405943493">
             <w:r>
               <w:rPr>
                 <w:rStyle w:val="Hyperlink"/>
@@ -422,7 +422,7 @@
                 <w:noProof/>
                 <w:webHidden/>
               </w:rPr>
-              <w:instrText xml:space="preserve">PAGEREF _Toc440435408 \h</w:instrText>
+              <w:instrText xml:space="preserve">PAGEREF _Toc405943493 \h</w:instrText>
             </w:r>
             <w:r>
               <w:rPr>
@@ -463,7 +463,7 @@
               <w:noProof/>
             </w:rPr>
           </w:pPr>
-          <w:hyperlink w:anchor="_Toc440435409">
+          <w:hyperlink w:anchor="_Toc405943494">
             <w:r>
               <w:rPr>
                 <w:rStyle w:val="Hyperlink"/>
@@ -489,7 +489,7 @@
                 <w:noProof/>
                 <w:webHidden/>
               </w:rPr>
-              <w:instrText xml:space="preserve">PAGEREF _Toc440435409 \h</w:instrText>
+              <w:instrText xml:space="preserve">PAGEREF _Toc405943494 \h</w:instrText>
             </w:r>
             <w:r>
               <w:rPr>
@@ -530,7 +530,7 @@
               <w:noProof/>
             </w:rPr>
           </w:pPr>
-          <w:hyperlink w:anchor="_Toc440435410">
+          <w:hyperlink w:anchor="_Toc405943495">
             <w:r>
               <w:rPr>
                 <w:rStyle w:val="Hyperlink"/>
@@ -556,7 +556,7 @@
                 <w:noProof/>
                 <w:webHidden/>
               </w:rPr>
-              <w:instrText xml:space="preserve">PAGEREF _Toc440435410 \h</w:instrText>
+              <w:instrText xml:space="preserve">PAGEREF _Toc405943495 \h</w:instrText>
             </w:r>
             <w:r>
               <w:rPr>
@@ -597,7 +597,7 @@
               <w:noProof/>
             </w:rPr>
           </w:pPr>
-          <w:hyperlink w:anchor="_Toc440435411">
+          <w:hyperlink w:anchor="_Toc405943496">
             <w:r>
               <w:rPr>
                 <w:rStyle w:val="Hyperlink"/>
@@ -623,7 +623,7 @@
                 <w:noProof/>
                 <w:webHidden/>
               </w:rPr>
-              <w:instrText xml:space="preserve">PAGEREF _Toc440435411 \h</w:instrText>
+              <w:instrText xml:space="preserve">PAGEREF _Toc405943496 \h</w:instrText>
             </w:r>
             <w:r>
               <w:rPr>
@@ -664,7 +664,7 @@
               <w:noProof/>
             </w:rPr>
           </w:pPr>
-          <w:hyperlink w:anchor="_Toc440435412">
+          <w:hyperlink w:anchor="_Toc405943497">
             <w:r>
               <w:rPr>
                 <w:rStyle w:val="Hyperlink"/>
@@ -690,7 +690,7 @@
                 <w:noProof/>
                 <w:webHidden/>
               </w:rPr>
-              <w:instrText xml:space="preserve">PAGEREF _Toc440435412 \h</w:instrText>
+              <w:instrText xml:space="preserve">PAGEREF _Toc405943497 \h</w:instrText>
             </w:r>
             <w:r>
               <w:rPr>
@@ -731,7 +731,7 @@
               <w:noProof/>
             </w:rPr>
           </w:pPr>
-          <w:hyperlink w:anchor="_Toc440435413">
+          <w:hyperlink w:anchor="_Toc405943498">
             <w:r>
               <w:rPr>
                 <w:rStyle w:val="Hyperlink"/>
@@ -757,7 +757,7 @@
                 <w:noProof/>
                 <w:webHidden/>
               </w:rPr>
-              <w:instrText xml:space="preserve">PAGEREF _Toc440435413 \h</w:instrText>
+              <w:instrText xml:space="preserve">PAGEREF _Toc405943498 \h</w:instrText>
             </w:r>
             <w:r>
               <w:rPr>
@@ -798,7 +798,7 @@
               <w:noProof/>
             </w:rPr>
           </w:pPr>
-          <w:hyperlink w:anchor="_Toc440435414">
+          <w:hyperlink w:anchor="_Toc405943499">
             <w:r>
               <w:rPr>
                 <w:rStyle w:val="Hyperlink"/>
@@ -830,7 +830,7 @@
                 <w:noProof/>
                 <w:webHidden/>
               </w:rPr>
-              <w:instrText xml:space="preserve">PAGEREF _Toc440435414 \h</w:instrText>
+              <w:instrText xml:space="preserve">PAGEREF _Toc405943499 \h</w:instrText>
             </w:r>
             <w:r>
               <w:rPr>
@@ -871,7 +871,7 @@
               <w:noProof/>
             </w:rPr>
           </w:pPr>
-          <w:hyperlink w:anchor="_Toc440435415">
+          <w:hyperlink w:anchor="_Toc405943500">
             <w:r>
               <w:rPr>
                 <w:rStyle w:val="Hyperlink"/>
@@ -903,7 +903,7 @@
                 <w:noProof/>
                 <w:webHidden/>
               </w:rPr>
-              <w:instrText xml:space="preserve">PAGEREF _Toc440435415 \h</w:instrText>
+              <w:instrText xml:space="preserve">PAGEREF _Toc405943500 \h</w:instrText>
             </w:r>
             <w:r>
               <w:rPr>
@@ -944,7 +944,7 @@
               <w:noProof/>
             </w:rPr>
           </w:pPr>
-          <w:hyperlink w:anchor="_Toc440435416">
+          <w:hyperlink w:anchor="_Toc405943501">
             <w:r>
               <w:rPr>
                 <w:rStyle w:val="Hyperlink"/>
@@ -970,7 +970,7 @@
                 <w:noProof/>
                 <w:webHidden/>
               </w:rPr>
-              <w:instrText xml:space="preserve">PAGEREF _Toc440435416 \h</w:instrText>
+              <w:instrText xml:space="preserve">PAGEREF _Toc405943501 \h</w:instrText>
             </w:r>
             <w:r>
               <w:rPr>
@@ -1011,7 +1011,7 @@
               <w:noProof/>
             </w:rPr>
           </w:pPr>
-          <w:hyperlink w:anchor="_Toc440435417">
+          <w:hyperlink w:anchor="_Toc405943502">
             <w:r>
               <w:rPr>
                 <w:rStyle w:val="Hyperlink"/>
@@ -1037,7 +1037,7 @@
                 <w:noProof/>
                 <w:webHidden/>
               </w:rPr>
-              <w:instrText xml:space="preserve">PAGEREF _Toc440435417 \h</w:instrText>
+              <w:instrText xml:space="preserve">PAGEREF _Toc405943502 \h</w:instrText>
             </w:r>
             <w:r>
               <w:rPr>
@@ -1078,7 +1078,7 @@
               <w:noProof/>
             </w:rPr>
           </w:pPr>
-          <w:hyperlink w:anchor="_Toc440435418">
+          <w:hyperlink w:anchor="_Toc405943503">
             <w:r>
               <w:rPr>
                 <w:rStyle w:val="Hyperlink"/>
@@ -1110,7 +1110,7 @@
                 <w:noProof/>
                 <w:webHidden/>
               </w:rPr>
-              <w:instrText xml:space="preserve">PAGEREF _Toc440435418 \h</w:instrText>
+              <w:instrText xml:space="preserve">PAGEREF _Toc405943503 \h</w:instrText>
             </w:r>
             <w:r>
               <w:rPr>
@@ -1151,7 +1151,7 @@
               <w:noProof/>
             </w:rPr>
           </w:pPr>
-          <w:hyperlink w:anchor="_Toc440435419">
+          <w:hyperlink w:anchor="_Toc405943504">
             <w:r>
               <w:rPr>
                 <w:rStyle w:val="Hyperlink"/>
@@ -1177,7 +1177,7 @@
                 <w:noProof/>
                 <w:webHidden/>
               </w:rPr>
-              <w:instrText xml:space="preserve">PAGEREF _Toc440435419 \h</w:instrText>
+              <w:instrText xml:space="preserve">PAGEREF _Toc405943504 \h</w:instrText>
             </w:r>
             <w:r>
               <w:rPr>
@@ -1218,7 +1218,7 @@
               <w:noProof/>
             </w:rPr>
           </w:pPr>
-          <w:hyperlink w:anchor="_Toc440435420">
+          <w:hyperlink w:anchor="_Toc405943505">
             <w:r>
               <w:rPr>
                 <w:rStyle w:val="Hyperlink"/>
@@ -1244,7 +1244,7 @@
                 <w:noProof/>
                 <w:webHidden/>
               </w:rPr>
-              <w:instrText xml:space="preserve">PAGEREF _Toc440435420 \h</w:instrText>
+              <w:instrText xml:space="preserve">PAGEREF _Toc405943505 \h</w:instrText>
             </w:r>
             <w:r>
               <w:rPr>
@@ -1285,7 +1285,7 @@
               <w:noProof/>
             </w:rPr>
           </w:pPr>
-          <w:hyperlink w:anchor="_Toc440435421">
+          <w:hyperlink w:anchor="_Toc405943506">
             <w:r>
               <w:rPr>
                 <w:rStyle w:val="Hyperlink"/>
@@ -1311,7 +1311,7 @@
                 <w:noProof/>
                 <w:webHidden/>
               </w:rPr>
-              <w:instrText xml:space="preserve">PAGEREF _Toc440435421 \h</w:instrText>
+              <w:instrText xml:space="preserve">PAGEREF _Toc405943506 \h</w:instrText>
             </w:r>
             <w:r>
               <w:rPr>
@@ -1352,7 +1352,7 @@
               <w:noProof/>
             </w:rPr>
           </w:pPr>
-          <w:hyperlink w:anchor="_Toc440435422">
+          <w:hyperlink w:anchor="_Toc405943507">
             <w:r>
               <w:rPr>
                 <w:rStyle w:val="Hyperlink"/>
@@ -1379,7 +1379,7 @@
                 <w:noProof/>
                 <w:webHidden/>
               </w:rPr>
-              <w:instrText xml:space="preserve">PAGEREF _Toc440435422 \h</w:instrText>
+              <w:instrText xml:space="preserve">PAGEREF _Toc405943507 \h</w:instrText>
             </w:r>
             <w:r>
               <w:rPr>
@@ -1420,7 +1420,7 @@
               <w:noProof/>
             </w:rPr>
           </w:pPr>
-          <w:hyperlink w:anchor="_Toc440435423">
+          <w:hyperlink w:anchor="_Toc405943508">
             <w:r>
               <w:rPr>
                 <w:rStyle w:val="Hyperlink"/>
@@ -1452,7 +1452,7 @@
                 <w:noProof/>
                 <w:webHidden/>
               </w:rPr>
-              <w:instrText xml:space="preserve">PAGEREF _Toc440435423 \h</w:instrText>
+              <w:instrText xml:space="preserve">PAGEREF _Toc405943508 \h</w:instrText>
             </w:r>
             <w:r>
               <w:rPr>
@@ -1493,7 +1493,7 @@
               <w:noProof/>
             </w:rPr>
           </w:pPr>
-          <w:hyperlink w:anchor="_Toc440435424">
+          <w:hyperlink w:anchor="_Toc405943509">
             <w:r>
               <w:rPr>
                 <w:rStyle w:val="Hyperlink"/>
@@ -1527,7 +1527,7 @@
                 <w:noProof/>
                 <w:webHidden/>
               </w:rPr>
-              <w:instrText xml:space="preserve">PAGEREF _Toc440435424 \h</w:instrText>
+              <w:instrText xml:space="preserve">PAGEREF _Toc405943509 \h</w:instrText>
             </w:r>
             <w:r>
               <w:rPr>
@@ -1568,7 +1568,7 @@
               <w:noProof/>
             </w:rPr>
           </w:pPr>
-          <w:hyperlink w:anchor="_Toc440435425">
+          <w:hyperlink w:anchor="_Toc405943510">
             <w:r>
               <w:rPr>
                 <w:rStyle w:val="Hyperlink"/>
@@ -1595,7 +1595,7 @@
                 <w:noProof/>
                 <w:webHidden/>
               </w:rPr>
-              <w:instrText xml:space="preserve">PAGEREF _Toc440435425 \h</w:instrText>
+              <w:instrText xml:space="preserve">PAGEREF _Toc405943510 \h</w:instrText>
             </w:r>
             <w:r>
               <w:rPr>
@@ -1636,7 +1636,7 @@
               <w:noProof/>
             </w:rPr>
           </w:pPr>
-          <w:hyperlink w:anchor="_Toc440435426">
+          <w:hyperlink w:anchor="_Toc405943511">
             <w:r>
               <w:rPr>
                 <w:rStyle w:val="Hyperlink"/>
@@ -1670,7 +1670,7 @@
                 <w:noProof/>
                 <w:webHidden/>
               </w:rPr>
-              <w:instrText xml:space="preserve">PAGEREF _Toc440435426 \h</w:instrText>
+              <w:instrText xml:space="preserve">PAGEREF _Toc405943511 \h</w:instrText>
             </w:r>
             <w:r>
               <w:rPr>
@@ -1711,7 +1711,7 @@
               <w:noProof/>
             </w:rPr>
           </w:pPr>
-          <w:hyperlink w:anchor="_Toc440435427">
+          <w:hyperlink w:anchor="_Toc405943512">
             <w:r>
               <w:rPr>
                 <w:rStyle w:val="Hyperlink"/>
@@ -1738,7 +1738,7 @@
                 <w:noProof/>
                 <w:webHidden/>
               </w:rPr>
-              <w:instrText xml:space="preserve">PAGEREF _Toc440435427 \h</w:instrText>
+              <w:instrText xml:space="preserve">PAGEREF _Toc405943512 \h</w:instrText>
             </w:r>
             <w:r>
               <w:rPr>
@@ -1779,7 +1779,7 @@
               <w:noProof/>
             </w:rPr>
           </w:pPr>
-          <w:hyperlink w:anchor="_Toc440435428">
+          <w:hyperlink w:anchor="_Toc405943513">
             <w:r>
               <w:rPr>
                 <w:rStyle w:val="Hyperlink"/>
@@ -1806,7 +1806,7 @@
                 <w:noProof/>
                 <w:webHidden/>
               </w:rPr>
-              <w:instrText xml:space="preserve">PAGEREF _Toc440435428 \h</w:instrText>
+              <w:instrText xml:space="preserve">PAGEREF _Toc405943513 \h</w:instrText>
             </w:r>
             <w:r>
               <w:rPr>
@@ -1847,7 +1847,7 @@
               <w:noProof/>
             </w:rPr>
           </w:pPr>
-          <w:hyperlink w:anchor="_Toc440435429">
+          <w:hyperlink w:anchor="_Toc405943514">
             <w:r>
               <w:rPr>
                 <w:rStyle w:val="Hyperlink"/>
@@ -1874,7 +1874,7 @@
                 <w:noProof/>
                 <w:webHidden/>
               </w:rPr>
-              <w:instrText xml:space="preserve">PAGEREF _Toc440435429 \h</w:instrText>
+              <w:instrText xml:space="preserve">PAGEREF _Toc405943514 \h</w:instrText>
             </w:r>
             <w:r>
               <w:rPr>
@@ -1915,7 +1915,7 @@
               <w:noProof/>
             </w:rPr>
           </w:pPr>
-          <w:hyperlink w:anchor="_Toc440435430">
+          <w:hyperlink w:anchor="_Toc405943515">
             <w:r>
               <w:rPr>
                 <w:rStyle w:val="Hyperlink"/>
@@ -1942,7 +1942,7 @@
                 <w:noProof/>
                 <w:webHidden/>
               </w:rPr>
-              <w:instrText xml:space="preserve">PAGEREF _Toc440435430 \h</w:instrText>
+              <w:instrText xml:space="preserve">PAGEREF _Toc405943515 \h</w:instrText>
             </w:r>
             <w:r>
               <w:rPr>
@@ -1983,7 +1983,7 @@
               <w:noProof/>
             </w:rPr>
           </w:pPr>
-          <w:hyperlink w:anchor="_Toc440435431">
+          <w:hyperlink w:anchor="_Toc405943516">
             <w:r>
               <w:rPr>
                 <w:rStyle w:val="Hyperlink"/>
@@ -2009,7 +2009,7 @@
                 <w:noProof/>
                 <w:webHidden/>
               </w:rPr>
-              <w:instrText xml:space="preserve">PAGEREF _Toc440435431 \h</w:instrText>
+              <w:instrText xml:space="preserve">PAGEREF _Toc405943516 \h</w:instrText>
             </w:r>
             <w:r>
               <w:rPr>
@@ -2050,7 +2050,7 @@
               <w:noProof/>
             </w:rPr>
           </w:pPr>
-          <w:hyperlink w:anchor="_Toc440435432">
+          <w:hyperlink w:anchor="_Toc405943517">
             <w:r>
               <w:rPr>
                 <w:rStyle w:val="Hyperlink"/>
@@ -2076,7 +2076,7 @@
                 <w:noProof/>
                 <w:webHidden/>
               </w:rPr>
-              <w:instrText xml:space="preserve">PAGEREF _Toc440435432 \h</w:instrText>
+              <w:instrText xml:space="preserve">PAGEREF _Toc405943517 \h</w:instrText>
             </w:r>
             <w:r>
               <w:rPr>
@@ -2117,7 +2117,7 @@
               <w:noProof/>
             </w:rPr>
           </w:pPr>
-          <w:hyperlink w:anchor="_Toc440435433">
+          <w:hyperlink w:anchor="_Toc405943518">
             <w:r>
               <w:rPr>
                 <w:rStyle w:val="Hyperlink"/>
@@ -2144,7 +2144,7 @@
                 <w:noProof/>
                 <w:webHidden/>
               </w:rPr>
-              <w:instrText xml:space="preserve">PAGEREF _Toc440435433 \h</w:instrText>
+              <w:instrText xml:space="preserve">PAGEREF _Toc405943518 \h</w:instrText>
             </w:r>
             <w:r>
               <w:rPr>
@@ -2185,7 +2185,7 @@
               <w:noProof/>
             </w:rPr>
           </w:pPr>
-          <w:hyperlink w:anchor="_Toc440435434">
+          <w:hyperlink w:anchor="_Toc405943519">
             <w:r>
               <w:rPr>
                 <w:rStyle w:val="Hyperlink"/>
@@ -2212,7 +2212,7 @@
                 <w:noProof/>
                 <w:webHidden/>
               </w:rPr>
-              <w:instrText xml:space="preserve">PAGEREF _Toc440435434 \h</w:instrText>
+              <w:instrText xml:space="preserve">PAGEREF _Toc405943519 \h</w:instrText>
             </w:r>
             <w:r>
               <w:rPr>
@@ -2253,7 +2253,7 @@
               <w:noProof/>
             </w:rPr>
           </w:pPr>
-          <w:hyperlink w:anchor="_Toc440435435">
+          <w:hyperlink w:anchor="_Toc405943520">
             <w:r>
               <w:rPr>
                 <w:rStyle w:val="Hyperlink"/>
@@ -2280,7 +2280,7 @@
                 <w:noProof/>
                 <w:webHidden/>
               </w:rPr>
-              <w:instrText xml:space="preserve">PAGEREF _Toc440435435 \h</w:instrText>
+              <w:instrText xml:space="preserve">PAGEREF _Toc405943520 \h</w:instrText>
             </w:r>
             <w:r>
               <w:rPr>
@@ -2321,7 +2321,7 @@
               <w:noProof/>
             </w:rPr>
           </w:pPr>
-          <w:hyperlink w:anchor="_Toc440435436">
+          <w:hyperlink w:anchor="_Toc405943521">
             <w:r>
               <w:rPr>
                 <w:rStyle w:val="Hyperlink"/>
@@ -2355,7 +2355,7 @@
                 <w:noProof/>
                 <w:webHidden/>
               </w:rPr>
-              <w:instrText xml:space="preserve">PAGEREF _Toc440435436 \h</w:instrText>
+              <w:instrText xml:space="preserve">PAGEREF _Toc405943521 \h</w:instrText>
             </w:r>
             <w:r>
               <w:rPr>
@@ -2396,7 +2396,7 @@
               <w:noProof/>
             </w:rPr>
           </w:pPr>
-          <w:hyperlink w:anchor="_Toc440435437">
+          <w:hyperlink w:anchor="_Toc405943522">
             <w:r>
               <w:rPr>
                 <w:rStyle w:val="Hyperlink"/>
@@ -2423,7 +2423,7 @@
                 <w:noProof/>
                 <w:webHidden/>
               </w:rPr>
-              <w:instrText xml:space="preserve">PAGEREF _Toc440435437 \h</w:instrText>
+              <w:instrText xml:space="preserve">PAGEREF _Toc405943522 \h</w:instrText>
             </w:r>
             <w:r>
               <w:rPr>
@@ -2464,7 +2464,7 @@
               <w:noProof/>
             </w:rPr>
           </w:pPr>
-          <w:hyperlink w:anchor="_Toc440435438">
+          <w:hyperlink w:anchor="_Toc405943523">
             <w:r>
               <w:rPr>
                 <w:rStyle w:val="Hyperlink"/>
@@ -2490,7 +2490,7 @@
                 <w:noProof/>
                 <w:webHidden/>
               </w:rPr>
-              <w:instrText xml:space="preserve">PAGEREF _Toc440435438 \h</w:instrText>
+              <w:instrText xml:space="preserve">PAGEREF _Toc405943523 \h</w:instrText>
             </w:r>
             <w:r>
               <w:rPr>
@@ -2531,7 +2531,7 @@
               <w:noProof/>
             </w:rPr>
           </w:pPr>
-          <w:hyperlink w:anchor="_Toc440435439">
+          <w:hyperlink w:anchor="_Toc405943524">
             <w:r>
               <w:rPr>
                 <w:rStyle w:val="Hyperlink"/>
@@ -2558,7 +2558,7 @@
                 <w:noProof/>
                 <w:webHidden/>
               </w:rPr>
-              <w:instrText xml:space="preserve">PAGEREF _Toc440435439 \h</w:instrText>
+              <w:instrText xml:space="preserve">PAGEREF _Toc405943524 \h</w:instrText>
             </w:r>
             <w:r>
               <w:rPr>
@@ -2599,7 +2599,7 @@
               <w:noProof/>
             </w:rPr>
           </w:pPr>
-          <w:hyperlink w:anchor="_Toc440435440">
+          <w:hyperlink w:anchor="_Toc405943525">
             <w:r>
               <w:rPr>
                 <w:rStyle w:val="Hyperlink"/>
@@ -2625,7 +2625,7 @@
                 <w:noProof/>
                 <w:webHidden/>
               </w:rPr>
-              <w:instrText xml:space="preserve">PAGEREF _Toc440435440 \h</w:instrText>
+              <w:instrText xml:space="preserve">PAGEREF _Toc405943525 \h</w:instrText>
             </w:r>
             <w:r>
               <w:rPr>
@@ -2666,7 +2666,7 @@
               <w:noProof/>
             </w:rPr>
           </w:pPr>
-          <w:hyperlink w:anchor="_Toc440435441">
+          <w:hyperlink w:anchor="_Toc405943526">
             <w:r>
               <w:rPr>
                 <w:rStyle w:val="Hyperlink"/>
@@ -2692,7 +2692,7 @@
                 <w:noProof/>
                 <w:webHidden/>
               </w:rPr>
-              <w:instrText xml:space="preserve">PAGEREF _Toc440435441 \h</w:instrText>
+              <w:instrText xml:space="preserve">PAGEREF _Toc405943526 \h</w:instrText>
             </w:r>
             <w:r>
               <w:rPr>
@@ -2733,7 +2733,7 @@
               <w:noProof/>
             </w:rPr>
           </w:pPr>
-          <w:hyperlink w:anchor="_Toc440435442">
+          <w:hyperlink w:anchor="_Toc405943527">
             <w:r>
               <w:rPr>
                 <w:rStyle w:val="Hyperlink"/>
@@ -2759,7 +2759,7 @@
                 <w:noProof/>
                 <w:webHidden/>
               </w:rPr>
-              <w:instrText xml:space="preserve">PAGEREF _Toc440435442 \h</w:instrText>
+              <w:instrText xml:space="preserve">PAGEREF _Toc405943527 \h</w:instrText>
             </w:r>
             <w:r>
               <w:rPr>
@@ -2800,7 +2800,7 @@
               <w:noProof/>
             </w:rPr>
           </w:pPr>
-          <w:hyperlink w:anchor="_Toc440435443">
+          <w:hyperlink w:anchor="_Toc405943528">
             <w:r>
               <w:rPr>
                 <w:rStyle w:val="Hyperlink"/>
@@ -2826,7 +2826,7 @@
                 <w:noProof/>
                 <w:webHidden/>
               </w:rPr>
-              <w:instrText xml:space="preserve">PAGEREF _Toc440435443 \h</w:instrText>
+              <w:instrText xml:space="preserve">PAGEREF _Toc405943528 \h</w:instrText>
             </w:r>
             <w:r>
               <w:rPr>
@@ -2867,7 +2867,7 @@
               <w:noProof/>
             </w:rPr>
           </w:pPr>
-          <w:hyperlink w:anchor="_Toc440435444">
+          <w:hyperlink w:anchor="_Toc405943529">
             <w:r>
               <w:rPr>
                 <w:rStyle w:val="Hyperlink"/>
@@ -2894,7 +2894,7 @@
                 <w:noProof/>
                 <w:webHidden/>
               </w:rPr>
-              <w:instrText xml:space="preserve">PAGEREF _Toc440435444 \h</w:instrText>
+              <w:instrText xml:space="preserve">PAGEREF _Toc405943529 \h</w:instrText>
             </w:r>
             <w:r>
               <w:rPr>
@@ -2935,7 +2935,7 @@
               <w:noProof/>
             </w:rPr>
           </w:pPr>
-          <w:hyperlink w:anchor="_Toc440435445">
+          <w:hyperlink w:anchor="_Toc405943530">
             <w:r>
               <w:rPr>
                 <w:rStyle w:val="Hyperlink"/>
@@ -2962,7 +2962,7 @@
                 <w:noProof/>
                 <w:webHidden/>
               </w:rPr>
-              <w:instrText xml:space="preserve">PAGEREF _Toc440435445 \h</w:instrText>
+              <w:instrText xml:space="preserve">PAGEREF _Toc405943530 \h</w:instrText>
             </w:r>
             <w:r>
               <w:rPr>
@@ -3003,7 +3003,7 @@
               <w:noProof/>
             </w:rPr>
           </w:pPr>
-          <w:hyperlink w:anchor="_Toc440435446">
+          <w:hyperlink w:anchor="_Toc405943531">
             <w:r>
               <w:rPr>
                 <w:rStyle w:val="Hyperlink"/>
@@ -3029,7 +3029,7 @@
                 <w:noProof/>
                 <w:webHidden/>
               </w:rPr>
-              <w:instrText xml:space="preserve">PAGEREF _Toc440435446 \h</w:instrText>
+              <w:instrText xml:space="preserve">PAGEREF _Toc405943531 \h</w:instrText>
             </w:r>
             <w:r>
               <w:rPr>
@@ -3070,7 +3070,7 @@
               <w:noProof/>
             </w:rPr>
           </w:pPr>
-          <w:hyperlink w:anchor="_Toc440435447">
+          <w:hyperlink w:anchor="_Toc405943532">
             <w:r>
               <w:rPr>
                 <w:rStyle w:val="Hyperlink"/>
@@ -3096,7 +3096,7 @@
                 <w:noProof/>
                 <w:webHidden/>
               </w:rPr>
-              <w:instrText xml:space="preserve">PAGEREF _Toc440435447 \h</w:instrText>
+              <w:instrText xml:space="preserve">PAGEREF _Toc405943532 \h</w:instrText>
             </w:r>
             <w:r>
               <w:rPr>
@@ -3137,7 +3137,7 @@
               <w:noProof/>
             </w:rPr>
           </w:pPr>
-          <w:hyperlink w:anchor="_Toc440435448">
+          <w:hyperlink w:anchor="_Toc405943533">
             <w:r>
               <w:rPr>
                 <w:rStyle w:val="Hyperlink"/>
@@ -3163,7 +3163,7 @@
                 <w:noProof/>
                 <w:webHidden/>
               </w:rPr>
-              <w:instrText xml:space="preserve">PAGEREF _Toc440435448 \h</w:instrText>
+              <w:instrText xml:space="preserve">PAGEREF _Toc405943533 \h</w:instrText>
             </w:r>
             <w:r>
               <w:rPr>
@@ -3204,7 +3204,7 @@
               <w:noProof/>
             </w:rPr>
           </w:pPr>
-          <w:hyperlink w:anchor="_Toc440435449">
+          <w:hyperlink w:anchor="_Toc405943534">
             <w:r>
               <w:rPr>
                 <w:rStyle w:val="Hyperlink"/>
@@ -3238,7 +3238,7 @@
                 <w:noProof/>
                 <w:webHidden/>
               </w:rPr>
-              <w:instrText xml:space="preserve">PAGEREF _Toc440435449 \h</w:instrText>
+              <w:instrText xml:space="preserve">PAGEREF _Toc405943534 \h</w:instrText>
             </w:r>
             <w:r>
               <w:rPr>
@@ -3279,7 +3279,7 @@
               <w:noProof/>
             </w:rPr>
           </w:pPr>
-          <w:hyperlink w:anchor="_Toc440435450">
+          <w:hyperlink w:anchor="_Toc405943535">
             <w:r>
               <w:rPr>
                 <w:rStyle w:val="Hyperlink"/>
@@ -3305,7 +3305,7 @@
                 <w:noProof/>
                 <w:webHidden/>
               </w:rPr>
-              <w:instrText xml:space="preserve">PAGEREF _Toc440435450 \h</w:instrText>
+              <w:instrText xml:space="preserve">PAGEREF _Toc405943535 \h</w:instrText>
             </w:r>
             <w:r>
               <w:rPr>
@@ -3346,7 +3346,7 @@
               <w:noProof/>
             </w:rPr>
           </w:pPr>
-          <w:hyperlink w:anchor="_Toc440435451">
+          <w:hyperlink w:anchor="_Toc405943536">
             <w:r>
               <w:rPr>
                 <w:rStyle w:val="Hyperlink"/>
@@ -3373,7 +3373,7 @@
                 <w:noProof/>
                 <w:webHidden/>
               </w:rPr>
-              <w:instrText xml:space="preserve">PAGEREF _Toc440435451 \h</w:instrText>
+              <w:instrText xml:space="preserve">PAGEREF _Toc405943536 \h</w:instrText>
             </w:r>
             <w:r>
               <w:rPr>
@@ -3414,7 +3414,7 @@
               <w:noProof/>
             </w:rPr>
           </w:pPr>
-          <w:hyperlink w:anchor="_Toc440435452">
+          <w:hyperlink w:anchor="_Toc405943537">
             <w:r>
               <w:rPr>
                 <w:rStyle w:val="Hyperlink"/>
@@ -3441,7 +3441,7 @@
                 <w:noProof/>
                 <w:webHidden/>
               </w:rPr>
-              <w:instrText xml:space="preserve">PAGEREF _Toc440435452 \h</w:instrText>
+              <w:instrText xml:space="preserve">PAGEREF _Toc405943537 \h</w:instrText>
             </w:r>
             <w:r>
               <w:rPr>
@@ -3482,7 +3482,7 @@
               <w:noProof/>
             </w:rPr>
           </w:pPr>
-          <w:hyperlink w:anchor="_Toc440435453">
+          <w:hyperlink w:anchor="_Toc405943538">
             <w:r>
               <w:rPr>
                 <w:rStyle w:val="Hyperlink"/>
@@ -3509,7 +3509,7 @@
                 <w:noProof/>
                 <w:webHidden/>
               </w:rPr>
-              <w:instrText xml:space="preserve">PAGEREF _Toc440435453 \h</w:instrText>
+              <w:instrText xml:space="preserve">PAGEREF _Toc405943538 \h</w:instrText>
             </w:r>
             <w:r>
               <w:rPr>
@@ -3550,7 +3550,7 @@
               <w:noProof/>
             </w:rPr>
           </w:pPr>
-          <w:hyperlink w:anchor="_Toc440435454">
+          <w:hyperlink w:anchor="_Toc405943539">
             <w:r>
               <w:rPr>
                 <w:rStyle w:val="Hyperlink"/>
@@ -3577,7 +3577,7 @@
                 <w:noProof/>
                 <w:webHidden/>
               </w:rPr>
-              <w:instrText xml:space="preserve">PAGEREF _Toc440435454 \h</w:instrText>
+              <w:instrText xml:space="preserve">PAGEREF _Toc405943539 \h</w:instrText>
             </w:r>
             <w:r>
               <w:rPr>
@@ -3618,7 +3618,7 @@
               <w:noProof/>
             </w:rPr>
           </w:pPr>
-          <w:hyperlink w:anchor="_Toc440435455">
+          <w:hyperlink w:anchor="_Toc405943540">
             <w:r>
               <w:rPr>
                 <w:rStyle w:val="Hyperlink"/>
@@ -3652,7 +3652,7 @@
                 <w:noProof/>
                 <w:webHidden/>
               </w:rPr>
-              <w:instrText xml:space="preserve">PAGEREF _Toc440435455 \h</w:instrText>
+              <w:instrText xml:space="preserve">PAGEREF _Toc405943540 \h</w:instrText>
             </w:r>
             <w:r>
               <w:rPr>
@@ -3693,7 +3693,7 @@
               <w:noProof/>
             </w:rPr>
           </w:pPr>
-          <w:hyperlink w:anchor="_Toc440435456">
+          <w:hyperlink w:anchor="_Toc405943541">
             <w:r>
               <w:rPr>
                 <w:rStyle w:val="Hyperlink"/>
@@ -3719,7 +3719,7 @@
                 <w:noProof/>
                 <w:webHidden/>
               </w:rPr>
-              <w:instrText xml:space="preserve">PAGEREF _Toc440435456 \h</w:instrText>
+              <w:instrText xml:space="preserve">PAGEREF _Toc405943541 \h</w:instrText>
             </w:r>
             <w:r>
               <w:rPr>
@@ -3760,7 +3760,7 @@
               <w:noProof/>
             </w:rPr>
           </w:pPr>
-          <w:hyperlink w:anchor="_Toc440435457">
+          <w:hyperlink w:anchor="_Toc405943542">
             <w:r>
               <w:rPr>
                 <w:rStyle w:val="Hyperlink"/>
@@ -3786,7 +3786,7 @@
                 <w:noProof/>
                 <w:webHidden/>
               </w:rPr>
-              <w:instrText xml:space="preserve">PAGEREF _Toc440435457 \h</w:instrText>
+              <w:instrText xml:space="preserve">PAGEREF _Toc405943542 \h</w:instrText>
             </w:r>
             <w:r>
               <w:rPr>
@@ -3827,7 +3827,7 @@
               <w:noProof/>
             </w:rPr>
           </w:pPr>
-          <w:hyperlink w:anchor="_Toc440435458">
+          <w:hyperlink w:anchor="_Toc405943543">
             <w:r>
               <w:rPr>
                 <w:rStyle w:val="Hyperlink"/>
@@ -3853,7 +3853,7 @@
                 <w:noProof/>
                 <w:webHidden/>
               </w:rPr>
-              <w:instrText xml:space="preserve">PAGEREF _Toc440435458 \h</w:instrText>
+              <w:instrText xml:space="preserve">PAGEREF _Toc405943543 \h</w:instrText>
             </w:r>
             <w:r>
               <w:rPr>
@@ -3894,7 +3894,7 @@
               <w:noProof/>
             </w:rPr>
           </w:pPr>
-          <w:hyperlink w:anchor="_Toc440435459">
+          <w:hyperlink w:anchor="_Toc405943544">
             <w:r>
               <w:rPr>
                 <w:rStyle w:val="Hyperlink"/>
@@ -3920,7 +3920,7 @@
                 <w:noProof/>
                 <w:webHidden/>
               </w:rPr>
-              <w:instrText xml:space="preserve">PAGEREF _Toc440435459 \h</w:instrText>
+              <w:instrText xml:space="preserve">PAGEREF _Toc405943544 \h</w:instrText>
             </w:r>
             <w:r>
               <w:rPr>
@@ -3961,7 +3961,7 @@
               <w:noProof/>
             </w:rPr>
           </w:pPr>
-          <w:hyperlink w:anchor="_Toc440435460">
+          <w:hyperlink w:anchor="_Toc405943545">
             <w:r>
               <w:rPr>
                 <w:rStyle w:val="Hyperlink"/>
@@ -3993,7 +3993,7 @@
                 <w:noProof/>
                 <w:webHidden/>
               </w:rPr>
-              <w:instrText xml:space="preserve">PAGEREF _Toc440435460 \h</w:instrText>
+              <w:instrText xml:space="preserve">PAGEREF _Toc405943545 \h</w:instrText>
             </w:r>
             <w:r>
               <w:rPr>
@@ -4034,7 +4034,7 @@
               <w:noProof/>
             </w:rPr>
           </w:pPr>
-          <w:hyperlink w:anchor="_Toc440435461">
+          <w:hyperlink w:anchor="_Toc405943546">
             <w:r>
               <w:rPr>
                 <w:rStyle w:val="Hyperlink"/>
@@ -4060,7 +4060,7 @@
                 <w:noProof/>
                 <w:webHidden/>
               </w:rPr>
-              <w:instrText xml:space="preserve">PAGEREF _Toc440435461 \h</w:instrText>
+              <w:instrText xml:space="preserve">PAGEREF _Toc405943546 \h</w:instrText>
             </w:r>
             <w:r>
               <w:rPr>
@@ -4101,7 +4101,7 @@
               <w:noProof/>
             </w:rPr>
           </w:pPr>
-          <w:hyperlink w:anchor="_Toc440435462">
+          <w:hyperlink w:anchor="_Toc405943547">
             <w:r>
               <w:rPr>
                 <w:rStyle w:val="Hyperlink"/>
@@ -4128,7 +4128,7 @@
                 <w:noProof/>
                 <w:webHidden/>
               </w:rPr>
-              <w:instrText xml:space="preserve">PAGEREF _Toc440435462 \h</w:instrText>
+              <w:instrText xml:space="preserve">PAGEREF _Toc405943547 \h</w:instrText>
             </w:r>
             <w:r>
               <w:rPr>
@@ -4169,7 +4169,7 @@
               <w:noProof/>
             </w:rPr>
           </w:pPr>
-          <w:hyperlink w:anchor="_Toc440435463">
+          <w:hyperlink w:anchor="_Toc405943548">
             <w:r>
               <w:rPr>
                 <w:rStyle w:val="Hyperlink"/>
@@ -4203,7 +4203,7 @@
                 <w:noProof/>
                 <w:webHidden/>
               </w:rPr>
-              <w:instrText xml:space="preserve">PAGEREF _Toc440435463 \h</w:instrText>
+              <w:instrText xml:space="preserve">PAGEREF _Toc405943548 \h</w:instrText>
             </w:r>
             <w:r>
               <w:rPr>
@@ -4244,7 +4244,7 @@
               <w:noProof/>
             </w:rPr>
           </w:pPr>
-          <w:hyperlink w:anchor="_Toc440435464">
+          <w:hyperlink w:anchor="_Toc405943549">
             <w:r>
               <w:rPr>
                 <w:rStyle w:val="Hyperlink"/>
@@ -4270,7 +4270,7 @@
                 <w:noProof/>
                 <w:webHidden/>
               </w:rPr>
-              <w:instrText xml:space="preserve">PAGEREF _Toc440435464 \h</w:instrText>
+              <w:instrText xml:space="preserve">PAGEREF _Toc405943549 \h</w:instrText>
             </w:r>
             <w:r>
               <w:rPr>
@@ -4311,7 +4311,7 @@
               <w:noProof/>
             </w:rPr>
           </w:pPr>
-          <w:hyperlink w:anchor="_Toc440435465">
+          <w:hyperlink w:anchor="_Toc405943550">
             <w:r>
               <w:rPr>
                 <w:rStyle w:val="Hyperlink"/>
@@ -4337,7 +4337,7 @@
                 <w:noProof/>
                 <w:webHidden/>
               </w:rPr>
-              <w:instrText xml:space="preserve">PAGEREF _Toc440435465 \h</w:instrText>
+              <w:instrText xml:space="preserve">PAGEREF _Toc405943550 \h</w:instrText>
             </w:r>
             <w:r>
               <w:rPr>
@@ -4378,7 +4378,7 @@
               <w:noProof/>
             </w:rPr>
           </w:pPr>
-          <w:hyperlink w:anchor="_Toc440435466">
+          <w:hyperlink w:anchor="_Toc405943551">
             <w:r>
               <w:rPr>
                 <w:rStyle w:val="Hyperlink"/>
@@ -4404,7 +4404,7 @@
                 <w:noProof/>
                 <w:webHidden/>
               </w:rPr>
-              <w:instrText xml:space="preserve">PAGEREF _Toc440435466 \h</w:instrText>
+              <w:instrText xml:space="preserve">PAGEREF _Toc405943551 \h</w:instrText>
             </w:r>
             <w:r>
               <w:rPr>
@@ -4445,7 +4445,7 @@
               <w:noProof/>
             </w:rPr>
           </w:pPr>
-          <w:hyperlink w:anchor="_Toc440435467">
+          <w:hyperlink w:anchor="_Toc405943552">
             <w:r>
               <w:rPr>
                 <w:rStyle w:val="Hyperlink"/>
@@ -4471,7 +4471,7 @@
                 <w:noProof/>
                 <w:webHidden/>
               </w:rPr>
-              <w:instrText xml:space="preserve">PAGEREF _Toc440435467 \h</w:instrText>
+              <w:instrText xml:space="preserve">PAGEREF _Toc405943552 \h</w:instrText>
             </w:r>
             <w:r>
               <w:rPr>
@@ -4512,7 +4512,7 @@
               <w:noProof/>
             </w:rPr>
           </w:pPr>
-          <w:hyperlink w:anchor="_Toc440435468">
+          <w:hyperlink w:anchor="_Toc405943553">
             <w:r>
               <w:rPr>
                 <w:rStyle w:val="Hyperlink"/>
@@ -4538,7 +4538,7 @@
                 <w:noProof/>
                 <w:webHidden/>
               </w:rPr>
-              <w:instrText xml:space="preserve">PAGEREF _Toc440435468 \h</w:instrText>
+              <w:instrText xml:space="preserve">PAGEREF _Toc405943553 \h</w:instrText>
             </w:r>
             <w:r>
               <w:rPr>
@@ -4579,7 +4579,7 @@
               <w:noProof/>
             </w:rPr>
           </w:pPr>
-          <w:hyperlink w:anchor="_Toc440435469">
+          <w:hyperlink w:anchor="_Toc405943554">
             <w:r>
               <w:rPr>
                 <w:rStyle w:val="Hyperlink"/>
@@ -4605,7 +4605,7 @@
                 <w:noProof/>
                 <w:webHidden/>
               </w:rPr>
-              <w:instrText xml:space="preserve">PAGEREF _Toc440435469 \h</w:instrText>
+              <w:instrText xml:space="preserve">PAGEREF _Toc405943554 \h</w:instrText>
             </w:r>
             <w:r>
               <w:rPr>
@@ -4646,7 +4646,7 @@
               <w:noProof/>
             </w:rPr>
           </w:pPr>
-          <w:hyperlink w:anchor="_Toc440435470">
+          <w:hyperlink w:anchor="_Toc405943555">
             <w:r>
               <w:rPr>
                 <w:rStyle w:val="Hyperlink"/>
@@ -4673,7 +4673,7 @@
                 <w:noProof/>
                 <w:webHidden/>
               </w:rPr>
-              <w:instrText xml:space="preserve">PAGEREF _Toc440435470 \h</w:instrText>
+              <w:instrText xml:space="preserve">PAGEREF _Toc405943555 \h</w:instrText>
             </w:r>
             <w:r>
               <w:rPr>
@@ -4714,7 +4714,7 @@
               <w:noProof/>
             </w:rPr>
           </w:pPr>
-          <w:hyperlink w:anchor="_Toc440435471">
+          <w:hyperlink w:anchor="_Toc405943556">
             <w:r>
               <w:rPr>
                 <w:rStyle w:val="Hyperlink"/>
@@ -4740,7 +4740,7 @@
                 <w:noProof/>
                 <w:webHidden/>
               </w:rPr>
-              <w:instrText xml:space="preserve">PAGEREF _Toc440435471 \h</w:instrText>
+              <w:instrText xml:space="preserve">PAGEREF _Toc405943556 \h</w:instrText>
             </w:r>
             <w:r>
               <w:rPr>
@@ -4781,7 +4781,7 @@
               <w:noProof/>
             </w:rPr>
           </w:pPr>
-          <w:hyperlink w:anchor="_Toc440435472">
+          <w:hyperlink w:anchor="_Toc405943557">
             <w:r>
               <w:rPr>
                 <w:rStyle w:val="Hyperlink"/>
@@ -4807,7 +4807,7 @@
                 <w:noProof/>
                 <w:webHidden/>
               </w:rPr>
-              <w:instrText xml:space="preserve">PAGEREF _Toc440435472 \h</w:instrText>
+              <w:instrText xml:space="preserve">PAGEREF _Toc405943557 \h</w:instrText>
             </w:r>
             <w:r>
               <w:rPr>
@@ -4848,7 +4848,7 @@
               <w:noProof/>
             </w:rPr>
           </w:pPr>
-          <w:hyperlink w:anchor="_Toc440435473">
+          <w:hyperlink w:anchor="_Toc405943558">
             <w:r>
               <w:rPr>
                 <w:rStyle w:val="Hyperlink"/>
@@ -4874,7 +4874,7 @@
                 <w:noProof/>
                 <w:webHidden/>
               </w:rPr>
-              <w:instrText xml:space="preserve">PAGEREF _Toc440435473 \h</w:instrText>
+              <w:instrText xml:space="preserve">PAGEREF _Toc405943558 \h</w:instrText>
             </w:r>
             <w:r>
               <w:rPr>
@@ -4915,7 +4915,7 @@
               <w:noProof/>
             </w:rPr>
           </w:pPr>
-          <w:hyperlink w:anchor="_Toc440435474">
+          <w:hyperlink w:anchor="_Toc405943559">
             <w:r>
               <w:rPr>
                 <w:rStyle w:val="Hyperlink"/>
@@ -4941,7 +4941,7 @@
                 <w:noProof/>
                 <w:webHidden/>
               </w:rPr>
-              <w:instrText xml:space="preserve">PAGEREF _Toc440435474 \h</w:instrText>
+              <w:instrText xml:space="preserve">PAGEREF _Toc405943559 \h</w:instrText>
             </w:r>
             <w:r>
               <w:rPr>
@@ -4982,7 +4982,7 @@
               <w:noProof/>
             </w:rPr>
           </w:pPr>
-          <w:hyperlink w:anchor="_Toc440435475">
+          <w:hyperlink w:anchor="_Toc405943560">
             <w:r>
               <w:rPr>
                 <w:rStyle w:val="Hyperlink"/>
@@ -5008,7 +5008,7 @@
                 <w:noProof/>
                 <w:webHidden/>
               </w:rPr>
-              <w:instrText xml:space="preserve">PAGEREF _Toc440435475 \h</w:instrText>
+              <w:instrText xml:space="preserve">PAGEREF _Toc405943560 \h</w:instrText>
             </w:r>
             <w:r>
               <w:rPr>
@@ -5049,7 +5049,7 @@
               <w:noProof/>
             </w:rPr>
           </w:pPr>
-          <w:hyperlink w:anchor="_Toc440435476">
+          <w:hyperlink w:anchor="_Toc405943561">
             <w:r>
               <w:rPr>
                 <w:rStyle w:val="Hyperlink"/>
@@ -5075,7 +5075,7 @@
                 <w:noProof/>
                 <w:webHidden/>
               </w:rPr>
-              <w:instrText xml:space="preserve">PAGEREF _Toc440435476 \h</w:instrText>
+              <w:instrText xml:space="preserve">PAGEREF _Toc405943561 \h</w:instrText>
             </w:r>
             <w:r>
               <w:rPr>
@@ -5116,7 +5116,7 @@
               <w:noProof/>
             </w:rPr>
           </w:pPr>
-          <w:hyperlink w:anchor="_Toc440435477">
+          <w:hyperlink w:anchor="_Toc405943562">
             <w:r>
               <w:rPr>
                 <w:rStyle w:val="Hyperlink"/>
@@ -5142,7 +5142,7 @@
                 <w:noProof/>
                 <w:webHidden/>
               </w:rPr>
-              <w:instrText xml:space="preserve">PAGEREF _Toc440435477 \h</w:instrText>
+              <w:instrText xml:space="preserve">PAGEREF _Toc405943562 \h</w:instrText>
             </w:r>
             <w:r>
               <w:rPr>
@@ -5183,7 +5183,7 @@
               <w:noProof/>
             </w:rPr>
           </w:pPr>
-          <w:hyperlink w:anchor="_Toc440435478">
+          <w:hyperlink w:anchor="_Toc405943563">
             <w:r>
               <w:rPr>
                 <w:rStyle w:val="Hyperlink"/>
@@ -5209,7 +5209,7 @@
                 <w:noProof/>
                 <w:webHidden/>
               </w:rPr>
-              <w:instrText xml:space="preserve">PAGEREF _Toc440435478 \h</w:instrText>
+              <w:instrText xml:space="preserve">PAGEREF _Toc405943563 \h</w:instrText>
             </w:r>
             <w:r>
               <w:rPr>
@@ -5250,7 +5250,7 @@
               <w:noProof/>
             </w:rPr>
           </w:pPr>
-          <w:hyperlink w:anchor="_Toc440435479">
+          <w:hyperlink w:anchor="_Toc405943564">
             <w:r>
               <w:rPr>
                 <w:rStyle w:val="Hyperlink"/>
@@ -5276,7 +5276,7 @@
                 <w:noProof/>
                 <w:webHidden/>
               </w:rPr>
-              <w:instrText xml:space="preserve">PAGEREF _Toc440435479 \h</w:instrText>
+              <w:instrText xml:space="preserve">PAGEREF _Toc405943564 \h</w:instrText>
             </w:r>
             <w:r>
               <w:rPr>
@@ -5317,7 +5317,7 @@
               <w:noProof/>
             </w:rPr>
           </w:pPr>
-          <w:hyperlink w:anchor="_Toc440435480">
+          <w:hyperlink w:anchor="_Toc405943565">
             <w:r>
               <w:rPr>
                 <w:rStyle w:val="Hyperlink"/>
@@ -5343,7 +5343,7 @@
                 <w:noProof/>
                 <w:webHidden/>
               </w:rPr>
-              <w:instrText xml:space="preserve">PAGEREF _Toc440435480 \h</w:instrText>
+              <w:instrText xml:space="preserve">PAGEREF _Toc405943565 \h</w:instrText>
             </w:r>
             <w:r>
               <w:rPr>
@@ -5384,7 +5384,7 @@
               <w:noProof/>
             </w:rPr>
           </w:pPr>
-          <w:hyperlink w:anchor="_Toc440435481">
+          <w:hyperlink w:anchor="_Toc405943566">
             <w:r>
               <w:rPr>
                 <w:rStyle w:val="Hyperlink"/>
@@ -5410,7 +5410,7 @@
                 <w:noProof/>
                 <w:webHidden/>
               </w:rPr>
-              <w:instrText xml:space="preserve">PAGEREF _Toc440435481 \h</w:instrText>
+              <w:instrText xml:space="preserve">PAGEREF _Toc405943566 \h</w:instrText>
             </w:r>
             <w:r>
               <w:rPr>
@@ -5451,7 +5451,7 @@
               <w:noProof/>
             </w:rPr>
           </w:pPr>
-          <w:hyperlink w:anchor="_Toc440435482">
+          <w:hyperlink w:anchor="_Toc405943567">
             <w:r>
               <w:rPr>
                 <w:rStyle w:val="Hyperlink"/>
@@ -5477,7 +5477,7 @@
                 <w:noProof/>
                 <w:webHidden/>
               </w:rPr>
-              <w:instrText xml:space="preserve">PAGEREF _Toc440435482 \h</w:instrText>
+              <w:instrText xml:space="preserve">PAGEREF _Toc405943567 \h</w:instrText>
             </w:r>
             <w:r>
               <w:rPr>
@@ -5518,7 +5518,7 @@
               <w:noProof/>
             </w:rPr>
           </w:pPr>
-          <w:hyperlink w:anchor="_Toc440435483">
+          <w:hyperlink w:anchor="_Toc405943568">
             <w:r>
               <w:rPr>
                 <w:rStyle w:val="Hyperlink"/>
@@ -5545,7 +5545,7 @@
                 <w:noProof/>
                 <w:webHidden/>
               </w:rPr>
-              <w:instrText xml:space="preserve">PAGEREF _Toc440435483 \h</w:instrText>
+              <w:instrText xml:space="preserve">PAGEREF _Toc405943568 \h</w:instrText>
             </w:r>
             <w:r>
               <w:rPr>
@@ -5586,7 +5586,7 @@
               <w:noProof/>
             </w:rPr>
           </w:pPr>
-          <w:hyperlink w:anchor="_Toc440435484">
+          <w:hyperlink w:anchor="_Toc405943569">
             <w:r>
               <w:rPr>
                 <w:rStyle w:val="Hyperlink"/>
@@ -5630,7 +5630,7 @@
                 <w:noProof/>
                 <w:webHidden/>
               </w:rPr>
-              <w:instrText xml:space="preserve">PAGEREF _Toc440435484 \h</w:instrText>
+              <w:instrText xml:space="preserve">PAGEREF _Toc405943569 \h</w:instrText>
             </w:r>
             <w:r>
               <w:rPr>
@@ -5671,7 +5671,7 @@
               <w:noProof/>
             </w:rPr>
           </w:pPr>
-          <w:hyperlink w:anchor="_Toc440435485">
+          <w:hyperlink w:anchor="_Toc405943570">
             <w:r>
               <w:rPr>
                 <w:rStyle w:val="Hyperlink"/>
@@ -5697,7 +5697,7 @@
                 <w:noProof/>
                 <w:webHidden/>
               </w:rPr>
-              <w:instrText xml:space="preserve">PAGEREF _Toc440435485 \h</w:instrText>
+              <w:instrText xml:space="preserve">PAGEREF _Toc405943570 \h</w:instrText>
             </w:r>
             <w:r>
               <w:rPr>
@@ -5738,7 +5738,7 @@
               <w:noProof/>
             </w:rPr>
           </w:pPr>
-          <w:hyperlink w:anchor="_Toc440435486">
+          <w:hyperlink w:anchor="_Toc405943571">
             <w:r>
               <w:rPr>
                 <w:rStyle w:val="Hyperlink"/>
@@ -5776,7 +5776,7 @@
                 <w:noProof/>
                 <w:webHidden/>
               </w:rPr>
-              <w:instrText xml:space="preserve">PAGEREF _Toc440435486 \h</w:instrText>
+              <w:instrText xml:space="preserve">PAGEREF _Toc405943571 \h</w:instrText>
             </w:r>
             <w:r>
               <w:rPr>
@@ -5817,7 +5817,7 @@
               <w:noProof/>
             </w:rPr>
           </w:pPr>
-          <w:hyperlink w:anchor="_Toc440435487">
+          <w:hyperlink w:anchor="_Toc405943572">
             <w:r>
               <w:rPr>
                 <w:rStyle w:val="Hyperlink"/>
@@ -5843,7 +5843,7 @@
                 <w:noProof/>
                 <w:webHidden/>
               </w:rPr>
-              <w:instrText xml:space="preserve">PAGEREF _Toc440435487 \h</w:instrText>
+              <w:instrText xml:space="preserve">PAGEREF _Toc405943572 \h</w:instrText>
             </w:r>
             <w:r>
               <w:rPr>
@@ -5995,6 +5995,7 @@
       <w:pPr>
         <w:pStyle w:val="Heading1"/>
       </w:pPr>
+      <w:bookmarkStart w:name="_Toc405943488" w:id="488"/>
       <w:bookmarkStart w:name="_Toc440435403" w:id="403"/>
       <w:bookmarkStart w:name="_Toc877617319" w:id="319"/>
       <w:bookmarkStart w:name="_Toc48274241" w:id="241"/>
@@ -6010,6 +6011,7 @@
       <w:bookmarkEnd w:id="241"/>
       <w:bookmarkEnd w:id="319"/>
       <w:bookmarkEnd w:id="403"/>
+      <w:bookmarkEnd w:id="488"/>
     </w:p>
     <w:p>
       <w:r>
@@ -6220,6 +6222,7 @@
       <w:pPr>
         <w:pStyle w:val="Heading1"/>
       </w:pPr>
+      <w:bookmarkStart w:name="_Toc405943489" w:id="489"/>
       <w:bookmarkStart w:name="_Toc440435404" w:id="404"/>
       <w:bookmarkStart w:name="_Toc877617320" w:id="320"/>
       <w:bookmarkStart w:name="_Toc48274242" w:id="242"/>
@@ -6235,6 +6238,7 @@
       <w:bookmarkEnd w:id="242"/>
       <w:bookmarkEnd w:id="320"/>
       <w:bookmarkEnd w:id="404"/>
+      <w:bookmarkEnd w:id="489"/>
     </w:p>
     <w:p>
       <w:pPr>
@@ -6442,6 +6446,7 @@
       <w:pPr>
         <w:pStyle w:val="Heading1"/>
       </w:pPr>
+      <w:bookmarkStart w:name="_Toc405943490" w:id="490"/>
       <w:bookmarkStart w:name="_Toc440435405" w:id="405"/>
       <w:bookmarkStart w:name="_Toc877617321" w:id="321"/>
       <w:bookmarkStart w:name="_Toc48274243" w:id="243"/>
@@ -6457,6 +6462,7 @@
       <w:bookmarkEnd w:id="243"/>
       <w:bookmarkEnd w:id="321"/>
       <w:bookmarkEnd w:id="405"/>
+      <w:bookmarkEnd w:id="490"/>
     </w:p>
     <w:p>
       <w:r>
@@ -6477,6 +6483,7 @@
       <w:pPr>
         <w:pStyle w:val="Heading1"/>
       </w:pPr>
+      <w:bookmarkStart w:name="_Toc405943491" w:id="491"/>
       <w:bookmarkStart w:name="_Toc440435406" w:id="406"/>
       <w:bookmarkStart w:name="_Toc877617322" w:id="322"/>
       <w:bookmarkStart w:name="_Toc48274244" w:id="244"/>
@@ -6493,6 +6500,7 @@
       <w:bookmarkEnd w:id="244"/>
       <w:bookmarkEnd w:id="322"/>
       <w:bookmarkEnd w:id="406"/>
+      <w:bookmarkEnd w:id="491"/>
     </w:p>
     <w:p>
       <w:r>
@@ -6503,6 +6511,7 @@
       <w:pPr>
         <w:pStyle w:val="Heading1"/>
       </w:pPr>
+      <w:bookmarkStart w:name="_Toc405943492" w:id="492"/>
       <w:bookmarkStart w:name="_Toc440435407" w:id="407"/>
       <w:bookmarkStart w:name="_Toc877617323" w:id="323"/>
       <w:bookmarkStart w:name="_Toc48274245" w:id="245"/>
@@ -6518,6 +6527,7 @@
       <w:bookmarkEnd w:id="245"/>
       <w:bookmarkEnd w:id="323"/>
       <w:bookmarkEnd w:id="407"/>
+      <w:bookmarkEnd w:id="492"/>
     </w:p>
     <w:p>
       <w:r>
@@ -6667,6 +6677,7 @@
       <w:pPr>
         <w:pStyle w:val="Heading1"/>
       </w:pPr>
+      <w:bookmarkStart w:name="_Toc405943493" w:id="493"/>
       <w:bookmarkStart w:name="_Toc440435408" w:id="408"/>
       <w:bookmarkStart w:name="_Toc877617324" w:id="324"/>
       <w:bookmarkStart w:name="_Toc48274246" w:id="246"/>
@@ -6682,6 +6693,7 @@
       <w:bookmarkEnd w:id="246"/>
       <w:bookmarkEnd w:id="324"/>
       <w:bookmarkEnd w:id="408"/>
+      <w:bookmarkEnd w:id="493"/>
     </w:p>
     <w:p>
       <w:r>
@@ -6845,6 +6857,7 @@
       <w:pPr>
         <w:pStyle w:val="Heading1"/>
       </w:pPr>
+      <w:bookmarkStart w:name="_Toc405943494" w:id="494"/>
       <w:bookmarkStart w:name="_Toc440435409" w:id="409"/>
       <w:bookmarkStart w:name="_Toc877617325" w:id="325"/>
       <w:bookmarkStart w:name="_Toc48274247" w:id="247"/>
@@ -6860,6 +6873,7 @@
       <w:bookmarkEnd w:id="247"/>
       <w:bookmarkEnd w:id="325"/>
       <w:bookmarkEnd w:id="409"/>
+      <w:bookmarkEnd w:id="494"/>
     </w:p>
     <w:p>
       <w:r>
@@ -6887,6 +6901,7 @@
       <w:pPr>
         <w:pStyle w:val="Heading1"/>
       </w:pPr>
+      <w:bookmarkStart w:name="_Toc405943495" w:id="495"/>
       <w:bookmarkStart w:name="_Toc440435410" w:id="410"/>
       <w:bookmarkStart w:name="_Toc877617326" w:id="326"/>
       <w:bookmarkStart w:name="_Toc48274248" w:id="248"/>
@@ -6902,6 +6917,7 @@
       <w:bookmarkEnd w:id="248"/>
       <w:bookmarkEnd w:id="326"/>
       <w:bookmarkEnd w:id="410"/>
+      <w:bookmarkEnd w:id="495"/>
     </w:p>
     <w:p>
       <w:r>
@@ -7205,6 +7221,7 @@
       <w:pPr>
         <w:pStyle w:val="Heading1"/>
       </w:pPr>
+      <w:bookmarkStart w:name="_Toc405943496" w:id="496"/>
       <w:bookmarkStart w:name="_Toc440435411" w:id="411"/>
       <w:bookmarkStart w:name="_Toc877617327" w:id="327"/>
       <w:bookmarkStart w:name="_Toc48274249" w:id="249"/>
@@ -7220,6 +7237,7 @@
       <w:bookmarkEnd w:id="249"/>
       <w:bookmarkEnd w:id="327"/>
       <w:bookmarkEnd w:id="411"/>
+      <w:bookmarkEnd w:id="496"/>
     </w:p>
     <w:p>
       <w:r>
@@ -7878,6 +7896,7 @@
       <w:pPr>
         <w:pStyle w:val="Heading1"/>
       </w:pPr>
+      <w:bookmarkStart w:name="_Toc405943497" w:id="497"/>
       <w:bookmarkStart w:name="_Toc440435412" w:id="412"/>
       <w:bookmarkStart w:name="_Toc877617328" w:id="328"/>
       <w:bookmarkStart w:name="_Toc48274250" w:id="250"/>
@@ -7893,6 +7912,7 @@
       <w:bookmarkEnd w:id="250"/>
       <w:bookmarkEnd w:id="328"/>
       <w:bookmarkEnd w:id="412"/>
+      <w:bookmarkEnd w:id="497"/>
     </w:p>
     <w:p>
       <w:r>
@@ -7981,6 +8001,7 @@
       <w:pPr>
         <w:pStyle w:val="Heading1"/>
       </w:pPr>
+      <w:bookmarkStart w:name="_Toc405943498" w:id="498"/>
       <w:bookmarkStart w:name="_Toc440435413" w:id="413"/>
       <w:bookmarkStart w:name="_Toc877617329" w:id="329"/>
       <w:bookmarkStart w:name="_Toc48274251" w:id="251"/>
@@ -7996,11 +8017,13 @@
       <w:bookmarkEnd w:id="251"/>
       <w:bookmarkEnd w:id="329"/>
       <w:bookmarkEnd w:id="413"/>
+      <w:bookmarkEnd w:id="498"/>
     </w:p>
     <w:p>
       <w:pPr>
         <w:pStyle w:val="Heading2"/>
       </w:pPr>
+      <w:bookmarkStart w:name="_Toc405943499" w:id="499"/>
       <w:bookmarkStart w:name="_Toc440435414" w:id="414"/>
       <w:bookmarkStart w:name="_Toc877617330" w:id="330"/>
       <w:bookmarkStart w:name="_Toc48274252" w:id="252"/>
@@ -8019,6 +8042,7 @@
       <w:bookmarkEnd w:id="252"/>
       <w:bookmarkEnd w:id="330"/>
       <w:bookmarkEnd w:id="414"/>
+      <w:bookmarkEnd w:id="499"/>
     </w:p>
     <w:p>
       <w:r>
@@ -8801,6 +8825,7 @@
       <w:pPr>
         <w:pStyle w:val="Heading2"/>
       </w:pPr>
+      <w:bookmarkStart w:name="_Toc405943500" w:id="500"/>
       <w:bookmarkStart w:name="_Toc440435415" w:id="415"/>
       <w:bookmarkStart w:name="_Toc877617331" w:id="331"/>
       <w:bookmarkStart w:name="_Toc48274253" w:id="253"/>
@@ -8819,6 +8844,7 @@
       <w:bookmarkEnd w:id="253"/>
       <w:bookmarkEnd w:id="331"/>
       <w:bookmarkEnd w:id="415"/>
+      <w:bookmarkEnd w:id="500"/>
     </w:p>
     <w:p>
       <w:r>
@@ -8847,6 +8873,7 @@
       <w:pPr>
         <w:pStyle w:val="Heading1"/>
       </w:pPr>
+      <w:bookmarkStart w:name="_Toc405943501" w:id="501"/>
       <w:bookmarkStart w:name="_Toc440435416" w:id="416"/>
       <w:bookmarkStart w:name="_Toc877617332" w:id="332"/>
       <w:bookmarkStart w:name="_Toc48274254" w:id="254"/>
@@ -8863,6 +8890,7 @@
       <w:bookmarkEnd w:id="254"/>
       <w:bookmarkEnd w:id="332"/>
       <w:bookmarkEnd w:id="416"/>
+      <w:bookmarkEnd w:id="501"/>
     </w:p>
     <w:p>
       <w:r>
@@ -8916,6 +8944,7 @@
       <w:pPr>
         <w:pStyle w:val="Heading1"/>
       </w:pPr>
+      <w:bookmarkStart w:name="_Toc405943502" w:id="502"/>
       <w:bookmarkStart w:name="_Toc440435417" w:id="417"/>
       <w:bookmarkStart w:name="_Toc877617333" w:id="333"/>
       <w:bookmarkStart w:name="_Toc48274255" w:id="255"/>
@@ -8931,6 +8960,7 @@
       <w:bookmarkEnd w:id="255"/>
       <w:bookmarkEnd w:id="333"/>
       <w:bookmarkEnd w:id="417"/>
+      <w:bookmarkEnd w:id="502"/>
     </w:p>
     <w:p>
       <w:r>
@@ -8941,6 +8971,7 @@
       <w:pPr>
         <w:pStyle w:val="Heading1"/>
       </w:pPr>
+      <w:bookmarkStart w:name="_Toc405943503" w:id="503"/>
       <w:bookmarkStart w:name="_Toc440435418" w:id="418"/>
       <w:bookmarkStart w:name="_Toc877617334" w:id="334"/>
       <w:bookmarkStart w:name="_Toc48274256" w:id="256"/>
@@ -8959,6 +8990,7 @@
       <w:bookmarkEnd w:id="256"/>
       <w:bookmarkEnd w:id="334"/>
       <w:bookmarkEnd w:id="418"/>
+      <w:bookmarkEnd w:id="503"/>
     </w:p>
     <w:p>
       <w:r>
@@ -8986,6 +9018,7 @@
       <w:pPr>
         <w:pStyle w:val="Heading2"/>
       </w:pPr>
+      <w:bookmarkStart w:name="_Toc405943504" w:id="504"/>
       <w:bookmarkStart w:name="_Toc440435419" w:id="419"/>
       <w:bookmarkStart w:name="_Toc877617335" w:id="335"/>
       <w:bookmarkStart w:name="_Toc48274257" w:id="257"/>
@@ -9001,6 +9034,7 @@
       <w:bookmarkEnd w:id="257"/>
       <w:bookmarkEnd w:id="335"/>
       <w:bookmarkEnd w:id="419"/>
+      <w:bookmarkEnd w:id="504"/>
     </w:p>
     <w:p>
       <w:pPr>
@@ -9033,6 +9067,7 @@
         <w:pStyle w:val="Heading2"/>
         <w:keepNext/>
       </w:pPr>
+      <w:bookmarkStart w:name="_Toc405943505" w:id="505"/>
       <w:bookmarkStart w:name="_Toc440435420" w:id="420"/>
       <w:bookmarkStart w:name="_Toc877617336" w:id="336"/>
       <w:bookmarkStart w:name="_Toc48274258" w:id="258"/>
@@ -9048,6 +9083,7 @@
       <w:bookmarkEnd w:id="258"/>
       <w:bookmarkEnd w:id="336"/>
       <w:bookmarkEnd w:id="420"/>
+      <w:bookmarkEnd w:id="505"/>
     </w:p>
     <w:p>
       <w:r>
@@ -9180,6 +9216,7 @@
       <w:pPr>
         <w:pStyle w:val="Heading2"/>
       </w:pPr>
+      <w:bookmarkStart w:name="_Toc405943506" w:id="506"/>
       <w:bookmarkStart w:name="_Toc440435421" w:id="421"/>
       <w:bookmarkStart w:name="_Toc877617337" w:id="337"/>
       <w:bookmarkStart w:name="_Toc48274259" w:id="259"/>
@@ -9195,6 +9232,7 @@
       <w:bookmarkEnd w:id="259"/>
       <w:bookmarkEnd w:id="337"/>
       <w:bookmarkEnd w:id="421"/>
+      <w:bookmarkEnd w:id="506"/>
     </w:p>
     <w:p>
       <w:pPr>
@@ -9217,6 +9255,7 @@
           <w:kern w:val="36"/>
         </w:rPr>
       </w:pPr>
+      <w:bookmarkStart w:name="_Toc405943507" w:id="507"/>
       <w:bookmarkStart w:name="_Toc440435422" w:id="422"/>
       <w:bookmarkStart w:name="_Toc877617338" w:id="338"/>
       <w:bookmarkStart w:name="_Toc48274260" w:id="260"/>
@@ -9236,6 +9275,7 @@
       <w:bookmarkEnd w:id="260"/>
       <w:bookmarkEnd w:id="338"/>
       <w:bookmarkEnd w:id="422"/>
+      <w:bookmarkEnd w:id="507"/>
     </w:p>
     <w:p>
       <w:pPr>
@@ -9497,6 +9537,7 @@
       <w:pPr>
         <w:pStyle w:val="Heading1"/>
       </w:pPr>
+      <w:bookmarkStart w:name="_Toc405943508" w:id="508"/>
       <w:bookmarkStart w:name="_Toc440435423" w:id="423"/>
       <w:bookmarkStart w:name="_Toc877617339" w:id="339"/>
       <w:bookmarkStart w:name="_Toc48274261" w:id="261"/>
@@ -9516,6 +9557,7 @@
       <w:bookmarkEnd w:id="261"/>
       <w:bookmarkEnd w:id="339"/>
       <w:bookmarkEnd w:id="423"/>
+      <w:bookmarkEnd w:id="508"/>
     </w:p>
     <w:p>
       <w:r>
@@ -9668,6 +9710,7 @@
           <w:kern w:val="36"/>
         </w:rPr>
       </w:pPr>
+      <w:bookmarkStart w:name="_Toc405943509" w:id="509"/>
       <w:bookmarkStart w:name="_Toc440435424" w:id="424"/>
       <w:bookmarkStart w:name="_Toc877617340" w:id="340"/>
       <w:bookmarkStart w:name="_Toc48274262" w:id="262"/>
@@ -9696,6 +9739,7 @@
       <w:bookmarkEnd w:id="262"/>
       <w:bookmarkEnd w:id="340"/>
       <w:bookmarkEnd w:id="424"/>
+      <w:bookmarkEnd w:id="509"/>
     </w:p>
     <w:p>
       <w:r>
@@ -10214,6 +10258,7 @@
           <w:rFonts w:eastAsia="Times New Roman"/>
         </w:rPr>
       </w:pPr>
+      <w:bookmarkStart w:name="_Toc405943510" w:id="510"/>
       <w:bookmarkStart w:name="_Toc440435425" w:id="425"/>
       <w:bookmarkStart w:name="_Toc877617341" w:id="341"/>
       <w:bookmarkStart w:name="_Toc48274263" w:id="263"/>
@@ -10232,6 +10277,7 @@
       <w:bookmarkEnd w:id="263"/>
       <w:bookmarkEnd w:id="341"/>
       <w:bookmarkEnd w:id="425"/>
+      <w:bookmarkEnd w:id="510"/>
     </w:p>
     <w:p>
       <w:r>
@@ -10823,6 +10869,7 @@
           <w:kern w:val="36"/>
         </w:rPr>
       </w:pPr>
+      <w:bookmarkStart w:name="_Toc405943511" w:id="511"/>
       <w:bookmarkStart w:name="_Toc440435426" w:id="426"/>
       <w:bookmarkStart w:name="_Toc877617342" w:id="342"/>
       <w:bookmarkStart w:name="_Toc48274264" w:id="264"/>
@@ -10849,6 +10896,7 @@
       <w:bookmarkEnd w:id="264"/>
       <w:bookmarkEnd w:id="342"/>
       <w:bookmarkEnd w:id="426"/>
+      <w:bookmarkEnd w:id="511"/>
     </w:p>
     <w:p>
       <w:r>
@@ -11751,6 +11799,7 @@
           <w:kern w:val="36"/>
         </w:rPr>
       </w:pPr>
+      <w:bookmarkStart w:name="_Toc405943512" w:id="512"/>
       <w:bookmarkStart w:name="_Toc440435427" w:id="427"/>
       <w:bookmarkStart w:name="_Toc877617343" w:id="343"/>
       <w:bookmarkStart w:name="_Toc48274265" w:id="265"/>
@@ -11771,6 +11820,7 @@
       <w:bookmarkEnd w:id="265"/>
       <w:bookmarkEnd w:id="343"/>
       <w:bookmarkEnd w:id="427"/>
+      <w:bookmarkEnd w:id="512"/>
     </w:p>
     <w:p>
       <w:r>
@@ -13901,6 +13951,7 @@
           <w:kern w:val="36"/>
         </w:rPr>
       </w:pPr>
+      <w:bookmarkStart w:name="_Toc405943513" w:id="513"/>
       <w:bookmarkStart w:name="_Toc440435428" w:id="428"/>
       <w:bookmarkStart w:name="_Toc877617344" w:id="344"/>
       <w:bookmarkStart w:name="_Toc48274266" w:id="266"/>
@@ -13921,6 +13972,7 @@
       <w:bookmarkEnd w:id="266"/>
       <w:bookmarkEnd w:id="344"/>
       <w:bookmarkEnd w:id="428"/>
+      <w:bookmarkEnd w:id="513"/>
     </w:p>
     <w:p>
       <w:r>
@@ -16221,6 +16273,7 @@
           <w:kern w:val="36"/>
         </w:rPr>
       </w:pPr>
+      <w:bookmarkStart w:name="_Toc405943514" w:id="514"/>
       <w:bookmarkStart w:name="_Toc440435429" w:id="429"/>
       <w:bookmarkStart w:name="_Toc877617345" w:id="345"/>
       <w:bookmarkStart w:name="_Toc48274267" w:id="267"/>
@@ -16240,6 +16293,7 @@
       <w:bookmarkEnd w:id="267"/>
       <w:bookmarkEnd w:id="345"/>
       <w:bookmarkEnd w:id="429"/>
+      <w:bookmarkEnd w:id="514"/>
     </w:p>
     <w:p>
       <w:pPr>
@@ -17381,6 +17435,7 @@
           <w:kern w:val="36"/>
         </w:rPr>
       </w:pPr>
+      <w:bookmarkStart w:name="_Toc405943515" w:id="515"/>
       <w:bookmarkStart w:name="_Toc440435430" w:id="430"/>
       <w:bookmarkStart w:name="_Toc877617346" w:id="346"/>
       <w:bookmarkStart w:name="_Toc48274268" w:id="268"/>
@@ -17401,6 +17456,7 @@
       <w:bookmarkEnd w:id="268"/>
       <w:bookmarkEnd w:id="346"/>
       <w:bookmarkEnd w:id="430"/>
+      <w:bookmarkEnd w:id="515"/>
     </w:p>
     <w:p>
       <w:pPr>
@@ -18240,6 +18296,7 @@
       <w:pPr>
         <w:pStyle w:val="Heading1"/>
       </w:pPr>
+      <w:bookmarkStart w:name="_Toc405943516" w:id="516"/>
       <w:bookmarkStart w:name="_Toc440435431" w:id="431"/>
       <w:bookmarkStart w:name="_Toc877617347" w:id="347"/>
       <w:bookmarkStart w:name="_Toc48274269" w:id="269"/>
@@ -18256,6 +18313,7 @@
       <w:bookmarkEnd w:id="269"/>
       <w:bookmarkEnd w:id="347"/>
       <w:bookmarkEnd w:id="431"/>
+      <w:bookmarkEnd w:id="516"/>
     </w:p>
     <w:p>
       <w:r>
@@ -19107,6 +19165,7 @@
       <w:pPr>
         <w:pStyle w:val="Heading1"/>
       </w:pPr>
+      <w:bookmarkStart w:name="_Toc405943517" w:id="517"/>
       <w:bookmarkStart w:name="_Toc440435432" w:id="432"/>
       <w:bookmarkStart w:name="_Toc877617348" w:id="348"/>
       <w:bookmarkStart w:name="_Toc48274270" w:id="270"/>
@@ -19123,6 +19182,7 @@
       <w:bookmarkEnd w:id="270"/>
       <w:bookmarkEnd w:id="348"/>
       <w:bookmarkEnd w:id="432"/>
+      <w:bookmarkEnd w:id="517"/>
     </w:p>
     <w:p>
       <w:r>
@@ -21325,6 +21385,7 @@
           <w:kern w:val="36"/>
         </w:rPr>
       </w:pPr>
+      <w:bookmarkStart w:name="_Toc405943518" w:id="518"/>
       <w:bookmarkStart w:name="_Toc440435433" w:id="433"/>
       <w:bookmarkStart w:name="_Toc877617349" w:id="349"/>
       <w:bookmarkStart w:name="_Toc48274271" w:id="271"/>
@@ -21346,6 +21407,7 @@
       <w:bookmarkEnd w:id="271"/>
       <w:bookmarkEnd w:id="349"/>
       <w:bookmarkEnd w:id="433"/>
+      <w:bookmarkEnd w:id="518"/>
     </w:p>
     <w:p>
       <w:r>
@@ -23731,6 +23793,7 @@
           <w:kern w:val="36"/>
         </w:rPr>
       </w:pPr>
+      <w:bookmarkStart w:name="_Toc405943519" w:id="519"/>
       <w:bookmarkStart w:name="_Toc440435434" w:id="434"/>
       <w:bookmarkStart w:name="_Toc877617350" w:id="350"/>
       <w:bookmarkStart w:name="_Toc48274272" w:id="272"/>
@@ -23750,6 +23813,7 @@
       <w:bookmarkEnd w:id="272"/>
       <w:bookmarkEnd w:id="350"/>
       <w:bookmarkEnd w:id="434"/>
+      <w:bookmarkEnd w:id="519"/>
     </w:p>
     <w:p>
       <w:r>
@@ -23924,6 +23988,7 @@
           <w:kern w:val="36"/>
         </w:rPr>
       </w:pPr>
+      <w:bookmarkStart w:name="_Toc405943520" w:id="520"/>
       <w:bookmarkStart w:name="_Toc440435435" w:id="435"/>
       <w:bookmarkStart w:name="_Toc877617351" w:id="351"/>
       <w:bookmarkStart w:name="_Toc48274273" w:id="273"/>
@@ -23943,6 +24008,7 @@
       <w:bookmarkEnd w:id="273"/>
       <w:bookmarkEnd w:id="351"/>
       <w:bookmarkEnd w:id="435"/>
+      <w:bookmarkEnd w:id="520"/>
     </w:p>
     <w:p>
       <w:hyperlink w:history="true" r:id="rId53">
@@ -24045,6 +24111,7 @@
           <w:kern w:val="36"/>
         </w:rPr>
       </w:pPr>
+      <w:bookmarkStart w:name="_Toc405943521" w:id="521"/>
       <w:bookmarkStart w:name="_Toc440435436" w:id="436"/>
       <w:bookmarkStart w:name="_Toc877617352" w:id="352"/>
       <w:bookmarkStart w:name="_Toc48274274" w:id="274"/>
@@ -24073,6 +24140,7 @@
       <w:bookmarkEnd w:id="274"/>
       <w:bookmarkEnd w:id="352"/>
       <w:bookmarkEnd w:id="436"/>
+      <w:bookmarkEnd w:id="521"/>
     </w:p>
     <w:p>
       <w:pPr>
@@ -24312,6 +24380,7 @@
           <w:kern w:val="36"/>
         </w:rPr>
       </w:pPr>
+      <w:bookmarkStart w:name="_Toc405943522" w:id="522"/>
       <w:bookmarkStart w:name="_Toc440435437" w:id="437"/>
       <w:bookmarkStart w:name="_Toc877617353" w:id="353"/>
       <w:bookmarkStart w:name="_Toc48274275" w:id="275"/>
@@ -24331,6 +24400,7 @@
       <w:bookmarkEnd w:id="275"/>
       <w:bookmarkEnd w:id="353"/>
       <w:bookmarkEnd w:id="437"/>
+      <w:bookmarkEnd w:id="522"/>
     </w:p>
     <w:p>
       <w:hyperlink w:history="true" r:id="rId56">
@@ -24803,6 +24873,7 @@
       <w:pPr>
         <w:pStyle w:val="Heading1"/>
       </w:pPr>
+      <w:bookmarkStart w:name="_Toc405943523" w:id="523"/>
       <w:bookmarkStart w:name="_Toc440435438" w:id="438"/>
       <w:bookmarkStart w:name="_Toc877617354" w:id="354"/>
       <w:bookmarkStart w:name="_Toc48274276" w:id="276"/>
@@ -24820,6 +24891,7 @@
       <w:bookmarkEnd w:id="276"/>
       <w:bookmarkEnd w:id="354"/>
       <w:bookmarkEnd w:id="438"/>
+      <w:bookmarkEnd w:id="523"/>
     </w:p>
     <w:p>
       <w:pPr>
@@ -25134,6 +25206,7 @@
           <w:kern w:val="36"/>
         </w:rPr>
       </w:pPr>
+      <w:bookmarkStart w:name="_Toc405943524" w:id="524"/>
       <w:bookmarkStart w:name="_Toc440435439" w:id="439"/>
       <w:bookmarkStart w:name="_Toc877617355" w:id="355"/>
       <w:bookmarkStart w:name="_Toc48274277" w:id="277"/>
@@ -25154,6 +25227,7 @@
       <w:bookmarkEnd w:id="277"/>
       <w:bookmarkEnd w:id="355"/>
       <w:bookmarkEnd w:id="439"/>
+      <w:bookmarkEnd w:id="524"/>
     </w:p>
     <w:p>
       <w:r>
@@ -25266,6 +25340,7 @@
           <w:kern w:val="36"/>
         </w:rPr>
       </w:pPr>
+      <w:bookmarkStart w:name="_Toc405943525" w:id="525"/>
       <w:bookmarkStart w:name="_Toc440435440" w:id="440"/>
       <w:bookmarkStart w:name="_Toc877617356" w:id="356"/>
       <w:bookmarkStart w:name="_Toc48274278" w:id="278"/>
@@ -25281,6 +25356,7 @@
       <w:bookmarkEnd w:id="278"/>
       <w:bookmarkEnd w:id="356"/>
       <w:bookmarkEnd w:id="440"/>
+      <w:bookmarkEnd w:id="525"/>
     </w:p>
     <w:p>
       <w:r>
@@ -25305,6 +25381,7 @@
           <w:kern w:val="36"/>
         </w:rPr>
       </w:pPr>
+      <w:bookmarkStart w:name="_Toc405943526" w:id="526"/>
       <w:bookmarkStart w:name="_Toc440435441" w:id="441"/>
       <w:bookmarkStart w:name="_Toc877617357" w:id="357"/>
       <w:bookmarkStart w:name="_Toc48274279" w:id="279"/>
@@ -25320,6 +25397,7 @@
       <w:bookmarkEnd w:id="279"/>
       <w:bookmarkEnd w:id="357"/>
       <w:bookmarkEnd w:id="441"/>
+      <w:bookmarkEnd w:id="526"/>
     </w:p>
     <w:p>
       <w:r>
@@ -25334,6 +25412,7 @@
           <w:kern w:val="36"/>
         </w:rPr>
       </w:pPr>
+      <w:bookmarkStart w:name="_Toc405943527" w:id="527"/>
       <w:bookmarkStart w:name="_Toc440435442" w:id="442"/>
       <w:bookmarkStart w:name="_Toc877617358" w:id="358"/>
       <w:bookmarkStart w:name="_Toc48274280" w:id="280"/>
@@ -25349,6 +25428,7 @@
       <w:bookmarkEnd w:id="280"/>
       <w:bookmarkEnd w:id="358"/>
       <w:bookmarkEnd w:id="442"/>
+      <w:bookmarkEnd w:id="527"/>
     </w:p>
     <w:p>
       <w:r>
@@ -25382,6 +25462,7 @@
           <w:kern w:val="36"/>
         </w:rPr>
       </w:pPr>
+      <w:bookmarkStart w:name="_Toc405943528" w:id="528"/>
       <w:bookmarkStart w:name="_Toc440435443" w:id="443"/>
       <w:bookmarkStart w:name="_Toc877617359" w:id="359"/>
       <w:bookmarkStart w:name="_Toc48274281" w:id="281"/>
@@ -25393,6 +25474,7 @@
       <w:bookmarkEnd w:id="281"/>
       <w:bookmarkEnd w:id="359"/>
       <w:bookmarkEnd w:id="443"/>
+      <w:bookmarkEnd w:id="528"/>
     </w:p>
     <w:p>
       <w:r>
@@ -25522,6 +25604,7 @@
           <w:kern w:val="36"/>
         </w:rPr>
       </w:pPr>
+      <w:bookmarkStart w:name="_Toc405943529" w:id="529"/>
       <w:bookmarkStart w:name="_Toc440435444" w:id="444"/>
       <w:bookmarkStart w:name="_Toc877617360" w:id="360"/>
       <w:bookmarkStart w:name="_Toc48274282" w:id="282"/>
@@ -25541,6 +25624,7 @@
       <w:bookmarkEnd w:id="282"/>
       <w:bookmarkEnd w:id="360"/>
       <w:bookmarkEnd w:id="444"/>
+      <w:bookmarkEnd w:id="529"/>
     </w:p>
     <w:p>
       <w:pPr>
@@ -25902,6 +25986,7 @@
           <w:kern w:val="36"/>
         </w:rPr>
       </w:pPr>
+      <w:bookmarkStart w:name="_Toc405943530" w:id="530"/>
       <w:bookmarkStart w:name="_Toc440435445" w:id="445"/>
       <w:bookmarkStart w:name="_Toc877617361" w:id="361"/>
       <w:bookmarkStart w:name="_Toc48274283" w:id="283"/>
@@ -25921,6 +26006,7 @@
       <w:bookmarkEnd w:id="283"/>
       <w:bookmarkEnd w:id="361"/>
       <w:bookmarkEnd w:id="445"/>
+      <w:bookmarkEnd w:id="530"/>
     </w:p>
     <w:p>
       <w:r>
@@ -26056,11 +26142,6 @@
     </w:p>
     <w:p>
       <w:r>
-        <w:t>Note: For a period to 2019, Plutext offered a commercial PDF Converter.  That product is no longer available.</w:t>
-      </w:r>
-    </w:p>
-    <w:p>
-      <w:r>
         <w:t>The Docx4J facade can be used to convert to PDF:</w:t>
       </w:r>
     </w:p>
@@ -26286,6 +26367,7 @@
       <w:pPr>
         <w:pStyle w:val="Heading2"/>
       </w:pPr>
+      <w:bookmarkStart w:name="_Toc405943531" w:id="531"/>
       <w:bookmarkStart w:name="_Toc440435446" w:id="446"/>
       <w:bookmarkStart w:name="_Toc877617362" w:id="362"/>
       <w:bookmarkStart w:name="_Toc48274284" w:id="284"/>
@@ -26301,6 +26383,7 @@
       <w:bookmarkEnd w:id="284"/>
       <w:bookmarkEnd w:id="362"/>
       <w:bookmarkEnd w:id="446"/>
+      <w:bookmarkEnd w:id="531"/>
     </w:p>
     <w:p>
       <w:r>
@@ -26393,6 +26476,7 @@
       <w:pPr>
         <w:pStyle w:val="Heading2"/>
       </w:pPr>
+      <w:bookmarkStart w:name="_Toc405943532" w:id="532"/>
       <w:bookmarkStart w:name="_Toc440435447" w:id="447"/>
       <w:bookmarkStart w:name="_Toc877617363" w:id="363"/>
       <w:bookmarkStart w:name="_Toc48274285" w:id="285"/>
@@ -26408,6 +26492,7 @@
       <w:bookmarkEnd w:id="285"/>
       <w:bookmarkEnd w:id="363"/>
       <w:bookmarkEnd w:id="447"/>
+      <w:bookmarkEnd w:id="532"/>
     </w:p>
     <w:p>
       <w:r>
@@ -26437,6 +26522,7 @@
       <w:pPr>
         <w:pStyle w:val="Heading2"/>
       </w:pPr>
+      <w:bookmarkStart w:name="_Toc405943533" w:id="533"/>
       <w:bookmarkStart w:name="_Toc440435448" w:id="448"/>
       <w:bookmarkStart w:name="_Toc877617364" w:id="364"/>
       <w:bookmarkStart w:name="_Toc48274286" w:id="286"/>
@@ -26452,6 +26538,7 @@
       <w:bookmarkEnd w:id="286"/>
       <w:bookmarkEnd w:id="364"/>
       <w:bookmarkEnd w:id="448"/>
+      <w:bookmarkEnd w:id="533"/>
     </w:p>
     <w:p>
       <w:r>
@@ -27419,6 +27506,7 @@
           <w:rFonts w:eastAsia="Times New Roman"/>
         </w:rPr>
       </w:pPr>
+      <w:bookmarkStart w:name="_Toc405943534" w:id="534"/>
       <w:bookmarkStart w:name="_Toc440435449" w:id="449"/>
       <w:bookmarkStart w:name="_Toc877617365" w:id="365"/>
       <w:bookmarkStart w:name="_Toc48274287" w:id="287"/>
@@ -27443,6 +27531,7 @@
       <w:bookmarkEnd w:id="287"/>
       <w:bookmarkEnd w:id="365"/>
       <w:bookmarkEnd w:id="449"/>
+      <w:bookmarkEnd w:id="534"/>
     </w:p>
     <w:p>
       <w:r>
@@ -31994,6 +32083,7 @@
       <w:pPr>
         <w:pStyle w:val="Heading2"/>
       </w:pPr>
+      <w:bookmarkStart w:name="_Toc405943535" w:id="535"/>
       <w:bookmarkStart w:name="_Toc440435450" w:id="450"/>
       <w:bookmarkStart w:name="_Toc877617366" w:id="366"/>
       <w:bookmarkStart w:name="_Toc48274288" w:id="288"/>
@@ -32007,6 +32097,7 @@
       <w:bookmarkEnd w:id="288"/>
       <w:bookmarkEnd w:id="366"/>
       <w:bookmarkEnd w:id="450"/>
+      <w:bookmarkEnd w:id="535"/>
     </w:p>
     <w:p>
       <w:r>
@@ -32040,6 +32131,7 @@
           <w:rFonts w:eastAsia="Times New Roman"/>
         </w:rPr>
       </w:pPr>
+      <w:bookmarkStart w:name="_Toc405943536" w:id="536"/>
       <w:bookmarkStart w:name="_Toc440435451" w:id="451"/>
       <w:bookmarkStart w:name="_Toc877617367" w:id="367"/>
       <w:bookmarkStart w:name="_Toc48274289" w:id="289"/>
@@ -32058,6 +32150,7 @@
       <w:bookmarkEnd w:id="289"/>
       <w:bookmarkEnd w:id="367"/>
       <w:bookmarkEnd w:id="451"/>
+      <w:bookmarkEnd w:id="536"/>
     </w:p>
     <w:p>
       <w:r>
@@ -32282,6 +32375,7 @@
           <w:rFonts w:eastAsia="Times New Roman"/>
         </w:rPr>
       </w:pPr>
+      <w:bookmarkStart w:name="_Toc405943537" w:id="537"/>
       <w:bookmarkStart w:name="_Toc440435452" w:id="452"/>
       <w:bookmarkStart w:name="_Toc877617368" w:id="368"/>
       <w:bookmarkStart w:name="_Toc48274290" w:id="290"/>
@@ -32300,6 +32394,7 @@
       <w:bookmarkEnd w:id="290"/>
       <w:bookmarkEnd w:id="368"/>
       <w:bookmarkEnd w:id="452"/>
+      <w:bookmarkEnd w:id="537"/>
     </w:p>
     <w:p>
       <w:r>
@@ -32324,6 +32419,7 @@
           <w:rFonts w:eastAsia="Times New Roman"/>
         </w:rPr>
       </w:pPr>
+      <w:bookmarkStart w:name="_Toc405943538" w:id="538"/>
       <w:bookmarkStart w:name="_Toc440435453" w:id="453"/>
       <w:bookmarkStart w:name="_Toc877617369" w:id="369"/>
       <w:bookmarkStart w:name="_Toc48274291" w:id="291"/>
@@ -32342,6 +32438,7 @@
       <w:bookmarkEnd w:id="291"/>
       <w:bookmarkEnd w:id="369"/>
       <w:bookmarkEnd w:id="453"/>
+      <w:bookmarkEnd w:id="538"/>
     </w:p>
     <w:p>
       <w:r>
@@ -32355,6 +32452,7 @@
           <w:rFonts w:eastAsia="Times New Roman"/>
         </w:rPr>
       </w:pPr>
+      <w:bookmarkStart w:name="_Toc405943539" w:id="539"/>
       <w:bookmarkStart w:name="_Toc440435454" w:id="454"/>
       <w:bookmarkStart w:name="_Toc877617370" w:id="370"/>
       <w:bookmarkStart w:name="_Toc48274292" w:id="292"/>
@@ -32373,6 +32471,7 @@
       <w:bookmarkEnd w:id="292"/>
       <w:bookmarkEnd w:id="370"/>
       <w:bookmarkEnd w:id="454"/>
+      <w:bookmarkEnd w:id="539"/>
     </w:p>
     <w:p>
       <w:r>
@@ -32954,6 +33053,7 @@
           <w:rFonts w:eastAsia="Times New Roman"/>
         </w:rPr>
       </w:pPr>
+      <w:bookmarkStart w:name="_Toc405943540" w:id="540"/>
       <w:bookmarkStart w:name="_Toc440435455" w:id="455"/>
       <w:bookmarkStart w:name="_Toc877617371" w:id="371"/>
       <w:bookmarkStart w:name="_Toc48274293" w:id="293"/>
@@ -32978,6 +33078,7 @@
       <w:bookmarkEnd w:id="293"/>
       <w:bookmarkEnd w:id="371"/>
       <w:bookmarkEnd w:id="455"/>
+      <w:bookmarkEnd w:id="540"/>
     </w:p>
     <w:p>
       <w:pPr>
@@ -33115,6 +33216,7 @@
       <w:pPr>
         <w:pStyle w:val="Heading2"/>
       </w:pPr>
+      <w:bookmarkStart w:name="_Toc405943541" w:id="541"/>
       <w:bookmarkStart w:name="_Toc440435456" w:id="456"/>
       <w:bookmarkStart w:name="_Toc877617372" w:id="372"/>
       <w:bookmarkStart w:name="_Toc48274294" w:id="294"/>
@@ -33132,6 +33234,7 @@
       <w:bookmarkEnd w:id="294"/>
       <w:bookmarkEnd w:id="372"/>
       <w:bookmarkEnd w:id="456"/>
+      <w:bookmarkEnd w:id="541"/>
     </w:p>
     <w:p>
       <w:r>
@@ -33163,6 +33266,7 @@
       <w:pPr>
         <w:pStyle w:val="Heading2"/>
       </w:pPr>
+      <w:bookmarkStart w:name="_Toc405943542" w:id="542"/>
       <w:bookmarkStart w:name="_Toc440435457" w:id="457"/>
       <w:bookmarkStart w:name="_Toc877617373" w:id="373"/>
       <w:bookmarkStart w:name="_Toc48274295" w:id="295"/>
@@ -33181,6 +33285,7 @@
       <w:bookmarkEnd w:id="295"/>
       <w:bookmarkEnd w:id="373"/>
       <w:bookmarkEnd w:id="457"/>
+      <w:bookmarkEnd w:id="542"/>
     </w:p>
     <w:p>
       <w:r>
@@ -34414,6 +34519,7 @@
       <w:pPr>
         <w:pStyle w:val="Heading2"/>
       </w:pPr>
+      <w:bookmarkStart w:name="_Toc405943543" w:id="543"/>
       <w:bookmarkStart w:name="_Toc440435458" w:id="458"/>
       <w:bookmarkStart w:name="_Toc877617374" w:id="374"/>
       <w:bookmarkStart w:name="_Toc48274296" w:id="296"/>
@@ -34431,6 +34537,7 @@
       <w:bookmarkEnd w:id="296"/>
       <w:bookmarkEnd w:id="374"/>
       <w:bookmarkEnd w:id="458"/>
+      <w:bookmarkEnd w:id="543"/>
     </w:p>
     <w:p>
       <w:pPr>
@@ -34576,6 +34683,7 @@
       <w:pPr>
         <w:pStyle w:val="Heading2"/>
       </w:pPr>
+      <w:bookmarkStart w:name="_Toc405943544" w:id="544"/>
       <w:bookmarkStart w:name="_Toc440435459" w:id="459"/>
       <w:bookmarkStart w:name="_Toc877617375" w:id="375"/>
       <w:bookmarkStart w:name="_Toc48274297" w:id="297"/>
@@ -34593,6 +34701,7 @@
       <w:bookmarkEnd w:id="297"/>
       <w:bookmarkEnd w:id="375"/>
       <w:bookmarkEnd w:id="459"/>
+      <w:bookmarkEnd w:id="544"/>
     </w:p>
     <w:p>
       <w:r>
@@ -35429,6 +35538,7 @@
       <w:pPr>
         <w:pStyle w:val="Heading2"/>
       </w:pPr>
+      <w:bookmarkStart w:name="_Toc405943545" w:id="545"/>
       <w:bookmarkStart w:name="_Toc440435460" w:id="460"/>
       <w:bookmarkStart w:name="_Toc877617376" w:id="376"/>
       <w:bookmarkStart w:name="_Toc48274298" w:id="298"/>
@@ -35449,6 +35559,7 @@
       <w:bookmarkEnd w:id="298"/>
       <w:bookmarkEnd w:id="376"/>
       <w:bookmarkEnd w:id="460"/>
+      <w:bookmarkEnd w:id="545"/>
     </w:p>
     <w:p>
       <w:r>
@@ -35952,6 +36063,7 @@
       <w:pPr>
         <w:pStyle w:val="Heading1"/>
       </w:pPr>
+      <w:bookmarkStart w:name="_Toc405943546" w:id="546"/>
       <w:bookmarkStart w:name="_Toc440435461" w:id="461"/>
       <w:bookmarkStart w:name="_Toc877617377" w:id="377"/>
       <w:bookmarkStart w:name="_Toc48274299" w:id="299"/>
@@ -35965,6 +36077,7 @@
       <w:bookmarkEnd w:id="299"/>
       <w:bookmarkEnd w:id="377"/>
       <w:bookmarkEnd w:id="461"/>
+      <w:bookmarkEnd w:id="546"/>
     </w:p>
     <w:p>
       <w:r>
@@ -36025,6 +36138,7 @@
           <w:rFonts w:eastAsia="Times New Roman"/>
         </w:rPr>
       </w:pPr>
+      <w:bookmarkStart w:name="_Toc405943547" w:id="547"/>
       <w:bookmarkStart w:name="_Toc440435462" w:id="462"/>
       <w:bookmarkStart w:name="_Toc877617378" w:id="378"/>
       <w:bookmarkStart w:name="_Toc48274300" w:id="300"/>
@@ -36043,6 +36157,7 @@
       <w:bookmarkEnd w:id="300"/>
       <w:bookmarkEnd w:id="378"/>
       <w:bookmarkEnd w:id="462"/>
+      <w:bookmarkEnd w:id="547"/>
     </w:p>
     <w:p>
       <w:pPr>
@@ -36128,6 +36243,7 @@
           <w:rFonts w:eastAsia="Times New Roman"/>
         </w:rPr>
       </w:pPr>
+      <w:bookmarkStart w:name="_Toc405943548" w:id="548"/>
       <w:bookmarkStart w:name="_Toc440435463" w:id="463"/>
       <w:bookmarkStart w:name="_Toc877617379" w:id="379"/>
       <w:bookmarkStart w:name="_Toc48274301" w:id="301"/>
@@ -36152,6 +36268,7 @@
       <w:bookmarkEnd w:id="301"/>
       <w:bookmarkEnd w:id="379"/>
       <w:bookmarkEnd w:id="463"/>
+      <w:bookmarkEnd w:id="548"/>
     </w:p>
     <w:p>
       <w:r>
@@ -36445,6 +36562,7 @@
       <w:pPr>
         <w:pStyle w:val="Heading2"/>
       </w:pPr>
+      <w:bookmarkStart w:name="_Toc405943549" w:id="549"/>
       <w:bookmarkStart w:name="_Toc440435464" w:id="464"/>
       <w:bookmarkStart w:name="_Toc877617380" w:id="380"/>
       <w:bookmarkStart w:name="_Toc48274302" w:id="302"/>
@@ -36460,6 +36578,7 @@
       <w:bookmarkEnd w:id="302"/>
       <w:bookmarkEnd w:id="380"/>
       <w:bookmarkEnd w:id="464"/>
+      <w:bookmarkEnd w:id="549"/>
     </w:p>
     <w:p>
       <w:r>
@@ -37480,6 +37599,7 @@
       <w:pPr>
         <w:pStyle w:val="Heading2"/>
       </w:pPr>
+      <w:bookmarkStart w:name="_Toc405943550" w:id="550"/>
       <w:bookmarkStart w:name="_Toc440435465" w:id="465"/>
       <w:bookmarkStart w:name="_Toc877617381" w:id="381"/>
       <w:bookmarkStart w:name="_Toc48274303" w:id="303"/>
@@ -37495,6 +37615,7 @@
       <w:bookmarkEnd w:id="303"/>
       <w:bookmarkEnd w:id="381"/>
       <w:bookmarkEnd w:id="465"/>
+      <w:bookmarkEnd w:id="550"/>
     </w:p>
     <w:p>
       <w:r>
@@ -38540,6 +38661,7 @@
       <w:pPr>
         <w:pStyle w:val="Heading3"/>
       </w:pPr>
+      <w:bookmarkStart w:name="_Toc405943551" w:id="551"/>
       <w:bookmarkStart w:name="_Toc440435466" w:id="466"/>
       <w:bookmarkStart w:name="_Toc877617382" w:id="382"/>
       <w:bookmarkStart w:name="_Toc48274304" w:id="304"/>
@@ -38555,6 +38677,7 @@
       <w:bookmarkEnd w:id="304"/>
       <w:bookmarkEnd w:id="382"/>
       <w:bookmarkEnd w:id="466"/>
+      <w:bookmarkEnd w:id="551"/>
     </w:p>
     <w:p>
       <w:r>
@@ -38618,6 +38741,7 @@
       <w:pPr>
         <w:pStyle w:val="Heading3"/>
       </w:pPr>
+      <w:bookmarkStart w:name="_Toc405943552" w:id="552"/>
       <w:bookmarkStart w:name="_Toc440435467" w:id="467"/>
       <w:bookmarkStart w:name="_Toc877617383" w:id="383"/>
       <w:bookmarkStart w:name="_Toc48274305" w:id="305"/>
@@ -38633,6 +38757,7 @@
       <w:bookmarkEnd w:id="305"/>
       <w:bookmarkEnd w:id="383"/>
       <w:bookmarkEnd w:id="467"/>
+      <w:bookmarkEnd w:id="552"/>
     </w:p>
     <w:p>
       <w:r>
@@ -38646,6 +38771,7 @@
       <w:pPr>
         <w:pStyle w:val="Heading3"/>
       </w:pPr>
+      <w:bookmarkStart w:name="_Toc405943553" w:id="553"/>
       <w:bookmarkStart w:name="_Toc440435468" w:id="468"/>
       <w:bookmarkStart w:name="_Toc877617384" w:id="384"/>
       <w:bookmarkStart w:name="_Toc48274306" w:id="306"/>
@@ -38661,6 +38787,7 @@
       <w:bookmarkEnd w:id="306"/>
       <w:bookmarkEnd w:id="384"/>
       <w:bookmarkEnd w:id="468"/>
+      <w:bookmarkEnd w:id="553"/>
     </w:p>
     <w:p>
       <w:r>
@@ -38671,6 +38798,7 @@
       <w:pPr>
         <w:pStyle w:val="Heading3"/>
       </w:pPr>
+      <w:bookmarkStart w:name="_Toc405943554" w:id="554"/>
       <w:bookmarkStart w:name="_Toc440435469" w:id="469"/>
       <w:bookmarkStart w:name="_Toc877617385" w:id="385"/>
       <w:bookmarkStart w:name="_Toc48274307" w:id="307"/>
@@ -38686,6 +38814,7 @@
       <w:bookmarkEnd w:id="307"/>
       <w:bookmarkEnd w:id="385"/>
       <w:bookmarkEnd w:id="469"/>
+      <w:bookmarkEnd w:id="554"/>
     </w:p>
     <w:p>
       <w:r>
@@ -38716,6 +38845,7 @@
           <w:rFonts w:eastAsia="Times New Roman"/>
         </w:rPr>
       </w:pPr>
+      <w:bookmarkStart w:name="_Toc405943555" w:id="555"/>
       <w:bookmarkStart w:name="_Toc440435470" w:id="470"/>
       <w:bookmarkStart w:name="_Toc877617386" w:id="386"/>
       <w:bookmarkStart w:name="_Toc48274308" w:id="308"/>
@@ -38734,6 +38864,7 @@
       <w:bookmarkEnd w:id="308"/>
       <w:bookmarkEnd w:id="386"/>
       <w:bookmarkEnd w:id="470"/>
+      <w:bookmarkEnd w:id="555"/>
     </w:p>
     <w:p>
       <w:r>
@@ -38744,6 +38875,7 @@
       <w:pPr>
         <w:pStyle w:val="Heading1"/>
       </w:pPr>
+      <w:bookmarkStart w:name="_Toc405943556" w:id="556"/>
       <w:bookmarkStart w:name="_Toc440435471" w:id="471"/>
       <w:bookmarkStart w:name="_Toc877617387" w:id="387"/>
       <w:r>
@@ -38751,6 +38883,7 @@
       </w:r>
       <w:bookmarkEnd w:id="387"/>
       <w:bookmarkEnd w:id="471"/>
+      <w:bookmarkEnd w:id="556"/>
     </w:p>
     <w:p>
       <w:r>
@@ -38958,6 +39091,7 @@
       <w:pPr>
         <w:pStyle w:val="Heading2"/>
       </w:pPr>
+      <w:bookmarkStart w:name="_Toc405943557" w:id="557"/>
       <w:bookmarkStart w:name="_Toc440435472" w:id="472"/>
       <w:bookmarkStart w:name="_Toc877617388" w:id="388"/>
       <w:r>
@@ -38965,6 +39099,7 @@
       </w:r>
       <w:bookmarkEnd w:id="388"/>
       <w:bookmarkEnd w:id="472"/>
+      <w:bookmarkEnd w:id="557"/>
     </w:p>
     <w:p>
       <w:r>
@@ -39158,6 +39293,7 @@
       <w:pPr>
         <w:pStyle w:val="Heading2"/>
       </w:pPr>
+      <w:bookmarkStart w:name="_Toc405943558" w:id="558"/>
       <w:bookmarkStart w:name="_Toc440435473" w:id="473"/>
       <w:bookmarkStart w:name="_Toc877617389" w:id="389"/>
       <w:r>
@@ -39165,6 +39301,7 @@
       </w:r>
       <w:bookmarkEnd w:id="389"/>
       <w:bookmarkEnd w:id="473"/>
+      <w:bookmarkEnd w:id="558"/>
     </w:p>
     <w:p>
       <w:r>
@@ -39246,6 +39383,7 @@
       <w:pPr>
         <w:pStyle w:val="Heading2"/>
       </w:pPr>
+      <w:bookmarkStart w:name="_Toc405943559" w:id="559"/>
       <w:bookmarkStart w:name="_Toc440435474" w:id="474"/>
       <w:bookmarkStart w:name="_Toc877617390" w:id="390"/>
       <w:r>
@@ -39253,6 +39391,7 @@
       </w:r>
       <w:bookmarkEnd w:id="390"/>
       <w:bookmarkEnd w:id="474"/>
+      <w:bookmarkEnd w:id="559"/>
     </w:p>
     <w:p>
       <w:r>
@@ -39319,6 +39458,7 @@
       <w:pPr>
         <w:pStyle w:val="Heading2"/>
       </w:pPr>
+      <w:bookmarkStart w:name="_Toc405943560" w:id="560"/>
       <w:bookmarkStart w:name="_Toc440435475" w:id="475"/>
       <w:bookmarkStart w:name="_Toc877617391" w:id="391"/>
       <w:r>
@@ -39326,6 +39466,7 @@
       </w:r>
       <w:bookmarkEnd w:id="391"/>
       <w:bookmarkEnd w:id="475"/>
+      <w:bookmarkEnd w:id="560"/>
     </w:p>
     <w:p>
       <w:r>
@@ -39390,11 +39531,13 @@
       <w:pPr>
         <w:pStyle w:val="Heading2"/>
       </w:pPr>
+      <w:bookmarkStart w:name="_Toc405943561" w:id="561"/>
       <w:bookmarkStart w:name="_Toc440435476" w:id="476"/>
       <w:r>
         <w:t xml:space="preserve">Drawing charts</w:t>
       </w:r>
       <w:bookmarkEnd w:id="476"/>
+      <w:bookmarkEnd w:id="561"/>
     </w:p>
     <w:p>
       <w:r>
@@ -39532,6 +39675,7 @@
       <w:pPr>
         <w:pStyle w:val="Heading2"/>
       </w:pPr>
+      <w:bookmarkStart w:name="_Toc405943562" w:id="562"/>
       <w:bookmarkStart w:name="_Toc440435477" w:id="477"/>
       <w:bookmarkStart w:name="_Toc877617392" w:id="392"/>
       <w:r>
@@ -39539,6 +39683,7 @@
       </w:r>
       <w:bookmarkEnd w:id="392"/>
       <w:bookmarkEnd w:id="477"/>
+      <w:bookmarkEnd w:id="562"/>
     </w:p>
     <w:p>
       <w:pPr>
@@ -39646,6 +39791,7 @@
       <w:pPr>
         <w:pStyle w:val="Heading1"/>
       </w:pPr>
+      <w:bookmarkStart w:name="_Toc405943563" w:id="563"/>
       <w:bookmarkStart w:name="_Toc440435478" w:id="478"/>
       <w:bookmarkStart w:name="_Toc877617393" w:id="393"/>
       <w:bookmarkStart w:name="_Toc48274309" w:id="309"/>
@@ -39661,6 +39807,7 @@
       <w:bookmarkEnd w:id="309"/>
       <w:bookmarkEnd w:id="393"/>
       <w:bookmarkEnd w:id="478"/>
+      <w:bookmarkEnd w:id="563"/>
     </w:p>
     <w:p>
       <w:r>
@@ -39763,6 +39910,7 @@
       <w:pPr>
         <w:pStyle w:val="Heading1"/>
       </w:pPr>
+      <w:bookmarkStart w:name="_Toc405943564" w:id="564"/>
       <w:bookmarkStart w:name="_Toc440435479" w:id="479"/>
       <w:bookmarkStart w:name="_Toc877617394" w:id="394"/>
       <w:bookmarkStart w:name="_Toc48274310" w:id="310"/>
@@ -39779,11 +39927,13 @@
       <w:bookmarkEnd w:id="310"/>
       <w:bookmarkEnd w:id="394"/>
       <w:bookmarkEnd w:id="479"/>
+      <w:bookmarkEnd w:id="564"/>
     </w:p>
     <w:p>
       <w:pPr>
         <w:pStyle w:val="Heading2"/>
       </w:pPr>
+      <w:bookmarkStart w:name="_Toc405943565" w:id="565"/>
       <w:bookmarkStart w:name="_Toc440435480" w:id="480"/>
       <w:bookmarkStart w:name="_Toc877617395" w:id="395"/>
       <w:bookmarkStart w:name="_Toc48274311" w:id="311"/>
@@ -39799,6 +39949,7 @@
       <w:bookmarkEnd w:id="311"/>
       <w:bookmarkEnd w:id="395"/>
       <w:bookmarkEnd w:id="480"/>
+      <w:bookmarkEnd w:id="565"/>
     </w:p>
     <w:p>
       <w:pPr>
@@ -40008,6 +40159,7 @@
           <w:szCs w:val="18"/>
         </w:rPr>
       </w:pPr>
+      <w:bookmarkStart w:name="_Toc405943566" w:id="566"/>
       <w:bookmarkStart w:name="_Toc440435481" w:id="481"/>
       <w:bookmarkStart w:name="_Toc877617396" w:id="396"/>
       <w:bookmarkStart w:name="_Toc48274312" w:id="312"/>
@@ -40027,6 +40179,7 @@
       <w:bookmarkEnd w:id="312"/>
       <w:bookmarkEnd w:id="396"/>
       <w:bookmarkEnd w:id="481"/>
+      <w:bookmarkEnd w:id="566"/>
     </w:p>
     <w:p>
       <w:r>
@@ -40192,6 +40345,7 @@
       <w:pPr>
         <w:pStyle w:val="Heading2"/>
       </w:pPr>
+      <w:bookmarkStart w:name="_Toc405943567" w:id="567"/>
       <w:bookmarkStart w:name="_Toc440435482" w:id="482"/>
       <w:bookmarkStart w:name="_Toc877617397" w:id="397"/>
       <w:bookmarkStart w:name="_Toc48274313" w:id="313"/>
@@ -40208,6 +40362,7 @@
       <w:bookmarkEnd w:id="313"/>
       <w:bookmarkEnd w:id="397"/>
       <w:bookmarkEnd w:id="482"/>
+      <w:bookmarkEnd w:id="567"/>
     </w:p>
     <w:p>
       <w:r>
@@ -41211,6 +41366,7 @@
           <w:rFonts w:eastAsia="Times New Roman"/>
         </w:rPr>
       </w:pPr>
+      <w:bookmarkStart w:name="_Toc405943568" w:id="568"/>
       <w:bookmarkStart w:name="_Toc440435483" w:id="483"/>
       <w:bookmarkStart w:name="_Toc877617398" w:id="398"/>
       <w:bookmarkStart w:name="_Toc48274314" w:id="314"/>
@@ -41229,6 +41385,7 @@
       <w:bookmarkEnd w:id="314"/>
       <w:bookmarkEnd w:id="398"/>
       <w:bookmarkEnd w:id="483"/>
+      <w:bookmarkEnd w:id="568"/>
     </w:p>
     <w:p>
       <w:pPr>
@@ -41624,6 +41781,7 @@
           <w:u w:val="single"/>
         </w:rPr>
       </w:pPr>
+      <w:bookmarkStart w:name="_Toc405943569" w:id="569"/>
       <w:bookmarkStart w:name="_Toc440435484" w:id="484"/>
       <w:bookmarkStart w:name="_Toc877617399" w:id="399"/>
       <w:bookmarkStart w:name="_Toc48274315" w:id="315"/>
@@ -41660,6 +41818,7 @@
       <w:bookmarkEnd w:id="315"/>
       <w:bookmarkEnd w:id="399"/>
       <w:bookmarkEnd w:id="484"/>
+      <w:bookmarkEnd w:id="569"/>
     </w:p>
     <w:p>
       <w:pPr>
@@ -43691,6 +43850,7 @@
       <w:pPr>
         <w:pStyle w:val="Heading2"/>
       </w:pPr>
+      <w:bookmarkStart w:name="_Toc405943570" w:id="570"/>
       <w:bookmarkStart w:name="_Toc440435485" w:id="485"/>
       <w:bookmarkStart w:name="_Toc877617400" w:id="400"/>
       <w:bookmarkStart w:name="_Toc48274316" w:id="316"/>
@@ -43705,6 +43865,7 @@
       <w:bookmarkEnd w:id="316"/>
       <w:bookmarkEnd w:id="400"/>
       <w:bookmarkEnd w:id="485"/>
+      <w:bookmarkEnd w:id="570"/>
     </w:p>
     <w:p>
       <w:r>
@@ -43850,6 +44011,7 @@
           <w:u w:val="single"/>
         </w:rPr>
       </w:pPr>
+      <w:bookmarkStart w:name="_Toc405943571" w:id="571"/>
       <w:bookmarkStart w:name="_Toc440435486" w:id="486"/>
       <w:bookmarkStart w:name="_Toc877617401" w:id="401"/>
       <w:bookmarkStart w:name="_Toc48274317" w:id="317"/>
@@ -43880,6 +44042,7 @@
       <w:bookmarkEnd w:id="317"/>
       <w:bookmarkEnd w:id="401"/>
       <w:bookmarkEnd w:id="486"/>
+      <w:bookmarkEnd w:id="571"/>
     </w:p>
     <w:p>
       <w:r>
@@ -45341,6 +45504,7 @@
       <w:pPr>
         <w:pStyle w:val="Heading2"/>
       </w:pPr>
+      <w:bookmarkStart w:name="_Toc405943572" w:id="572"/>
       <w:bookmarkStart w:name="_Toc440435487" w:id="487"/>
       <w:bookmarkStart w:name="_Toc877617402" w:id="402"/>
       <w:bookmarkStart w:name="_Toc48274318" w:id="318"/>
@@ -45354,6 +45518,7 @@
       <w:bookmarkEnd w:id="318"/>
       <w:bookmarkEnd w:id="402"/>
       <w:bookmarkEnd w:id="487"/>
+      <w:bookmarkEnd w:id="572"/>
     </w:p>
     <w:p>
       <w:r>
@@ -45410,7 +45575,7 @@
 </file>
 
 <file path=word/endnotes.xml><?xml version="1.0" encoding="utf-8"?>
-<w:endnotes xmlns:w="http://schemas.openxmlformats.org/wordprocessingml/2006/main" xmlns:w14="http://schemas.microsoft.com/office/word/2010/wordml" xmlns:w16du="http://schemas.microsoft.com/office/word/2023/wordml/word16du" xmlns:w16se="http://schemas.microsoft.com/office/word/2015/wordml/symex" xmlns:r="http://schemas.openxmlformats.org/officeDocument/2006/relationships" xmlns:w16sdtdh="http://schemas.microsoft.com/office/word/2020/wordml/sdtdatahash" xmlns:w15="http://schemas.microsoft.com/office/word/2012/wordml" xmlns:w16sdtfl="http://schemas.microsoft.com/office/word/2024/wordml/sdtformatlock" xmlns:m="http://schemas.openxmlformats.org/officeDocument/2006/math" xmlns:a="http://schemas.openxmlformats.org/drawingml/2006/main" xmlns:wp="http://schemas.openxmlformats.org/drawingml/2006/wordprocessingDrawing" xmlns:wp14="http://schemas.microsoft.com/office/word/2010/wordprocessingDrawing" xmlns:mc="http://schemas.openxmlformats.org/markup-compatibility/2006" xmlns:a14="http://schemas.microsoft.com/office/drawing/2010/main" xmlns:w16cid="http://schemas.microsoft.com/office/word/2016/wordml/cid" xmlns:sl="http://schemas.openxmlformats.org/schemaLibrary/2006/main" xmlns:wne="http://schemas.microsoft.com/office/word/2006/wordml" xmlns:c="http://schemas.openxmlformats.org/drawingml/2006/chart" xmlns:cdr="http://schemas.openxmlformats.org/drawingml/2006/chartDrawing" xmlns:c14="http://schemas.microsoft.com/office/drawing/2007/8/2/chart" xmlns:dgm="http://schemas.openxmlformats.org/drawingml/2006/diagram" xmlns:pic="http://schemas.openxmlformats.org/drawingml/2006/picture" xmlns:xdr="http://schemas.openxmlformats.org/drawingml/2006/spreadsheetDrawing" xmlns:dsp="http://schemas.microsoft.com/office/drawing/2008/diagram" xmlns:o="urn:schemas-microsoft-com:office:office" xmlns:v="urn:schemas-microsoft-com:vml" xmlns:w10="urn:schemas-microsoft-com:office:word" xmlns:xvml="urn:schemas-microsoft-com:office:excel" xmlns:pvml="urn:schemas-microsoft-com:office:powerpoint" xmlns:cppr="http://schemas.microsoft.com/office/2006/coverPageProps" xmlns:odx="http://opendope.org/xpaths" xmlns:odc="http://opendope.org/conditions" xmlns:odq="http://opendope.org/questions" xmlns:oda="http://opendope.org/answers" xmlns:odi="http://opendope.org/components" xmlns:odgm="http://opendope.org/SmartArt/DataHierarchy" xmlns:b="http://schemas.openxmlformats.org/officeDocument/2006/bibliography" xmlns:msink="http://schemas.microsoft.com/ink/2010/main" xmlns:cdr14="http://schemas.microsoft.com/office/drawing/2010/chartDrawing" xmlns:c15="http://schemas.microsoft.com/office/drawing/2012/chart" xmlns:cs="http://schemas.microsoft.com/office/drawing/2012/chartStyle" xmlns:ns43="http://www.w3.org/1998/Math/MathML" xmlns:ns44="http://www.w3.org/2003/InkML" xmlns:a13cmd="http://schemas.microsoft.com/office/drawing/2013/main/command" xmlns:cx="http://schemas.microsoft.com/office/drawing/2014/chartex" xmlns:c16="http://schemas.microsoft.com/office/drawing/2014/chart" xmlns:dgm1611="http://schemas.microsoft.com/office/drawing/2016/11/diagram" xmlns:c16r3="http://schemas.microsoft.com/office/drawing/2017/03/chart" xmlns:am3d="http://schemas.microsoft.com/office/drawing/2017/model3d" xmlns:an18="http://schemas.microsoft.com/office/drawing/2018/animation" xmlns:anam3d="http://schemas.microsoft.com/office/drawing/2018/animation/model3d" xmlns:iact="http://schemas.microsoft.com/office/powerpoint/2014/inkAction" xmlns:thm15="http://schemas.microsoft.com/office/thememl/2012/main" xmlns:wps="http://schemas.microsoft.com/office/word/2010/wordprocessingShape" xmlns:wpc="http://schemas.microsoft.com/office/word/2010/wordprocessingCanvas" xmlns:wpg="http://schemas.microsoft.com/office/word/2010/wordprocessingGroup" xmlns:w16="http://schemas.microsoft.com/office/word/2018/wordml" xmlns:w16cex="http://schemas.microsoft.com/office/word/2018/wordml/cex" xmlns:cei="http://schemas.microsoft.com/office/word/2026/wordml/cei" xmlns:wetp="http://schemas.microsoft.com/office/webextensions/taskpanes/2010/11" xmlns:we="http://schemas.microsoft.com/office/webextensions/webextension/2010/11" xmlns:comp="http://schemas.openxmlformats.org/drawingml/2006/compatibility" xmlns:lc="http://schemas.openxmlformats.org/drawingml/2006/lockedCanvas" xmlns:dgm14="http://schemas.microsoft.com/office/drawing/2010/diagram" xmlns:a15="http://schemas.microsoft.com/office/drawing/2012/main" xmlns:pic14="http://schemas.microsoft.com/office/drawing/2010/picture" xmlns:c16ac="http://schemas.microsoft.com/office/drawing/2014/chart/ac" xmlns:a16="http://schemas.microsoft.com/office/drawing/2014/main" xmlns:a1611="http://schemas.microsoft.com/office/drawing/2016/11/main" xmlns:dgm1612="http://schemas.microsoft.com/office/drawing/2016/12/diagram" xmlns:a16svg="http://schemas.microsoft.com/office/drawing/2016/SVG/main" xmlns:adec="http://schemas.microsoft.com/office/drawing/2017/decorative" xmlns:a18hc="http://schemas.microsoft.com/office/drawing/2018/hyperlinkcolor" xmlns:wp15="http://schemas.microsoft.com/office/word/2012/wordprocessingDrawing" mc:Ignorable="w14 w15 w16se w16cid w16 w16cex w16sdtdh w16sdtfl w16du wp14">
+<w:endnotes xmlns:w="http://schemas.openxmlformats.org/wordprocessingml/2006/main" xmlns:w14="http://schemas.microsoft.com/office/word/2010/wordml" xmlns:w16du="http://schemas.microsoft.com/office/word/2023/wordml/word16du" xmlns:w16sdtdh="http://schemas.microsoft.com/office/word/2020/wordml/sdtdatahash" xmlns:w15="http://schemas.microsoft.com/office/word/2012/wordml" xmlns:w16sdtfl="http://schemas.microsoft.com/office/word/2024/wordml/sdtformatlock" xmlns:r="http://schemas.openxmlformats.org/officeDocument/2006/relationships" xmlns:w16se="http://schemas.microsoft.com/office/word/2015/wordml/symex" xmlns:m="http://schemas.openxmlformats.org/officeDocument/2006/math" xmlns:a="http://schemas.openxmlformats.org/drawingml/2006/main" xmlns:wp="http://schemas.openxmlformats.org/drawingml/2006/wordprocessingDrawing" xmlns:wp14="http://schemas.microsoft.com/office/word/2010/wordprocessingDrawing" xmlns:mc="http://schemas.openxmlformats.org/markup-compatibility/2006" xmlns:a14="http://schemas.microsoft.com/office/drawing/2010/main" xmlns:w16cid="http://schemas.microsoft.com/office/word/2016/wordml/cid" xmlns:sl="http://schemas.openxmlformats.org/schemaLibrary/2006/main" xmlns:wne="http://schemas.microsoft.com/office/word/2006/wordml" xmlns:c="http://schemas.openxmlformats.org/drawingml/2006/chart" xmlns:cdr="http://schemas.openxmlformats.org/drawingml/2006/chartDrawing" xmlns:c14="http://schemas.microsoft.com/office/drawing/2007/8/2/chart" xmlns:dgm="http://schemas.openxmlformats.org/drawingml/2006/diagram" xmlns:pic="http://schemas.openxmlformats.org/drawingml/2006/picture" xmlns:xdr="http://schemas.openxmlformats.org/drawingml/2006/spreadsheetDrawing" xmlns:dsp="http://schemas.microsoft.com/office/drawing/2008/diagram" xmlns:o="urn:schemas-microsoft-com:office:office" xmlns:v="urn:schemas-microsoft-com:vml" xmlns:w10="urn:schemas-microsoft-com:office:word" xmlns:xvml="urn:schemas-microsoft-com:office:excel" xmlns:pvml="urn:schemas-microsoft-com:office:powerpoint" xmlns:cppr="http://schemas.microsoft.com/office/2006/coverPageProps" xmlns:odx="http://opendope.org/xpaths" xmlns:odc="http://opendope.org/conditions" xmlns:odq="http://opendope.org/questions" xmlns:oda="http://opendope.org/answers" xmlns:odi="http://opendope.org/components" xmlns:odgm="http://opendope.org/SmartArt/DataHierarchy" xmlns:b="http://schemas.openxmlformats.org/officeDocument/2006/bibliography" xmlns:msink="http://schemas.microsoft.com/ink/2010/main" xmlns:cdr14="http://schemas.microsoft.com/office/drawing/2010/chartDrawing" xmlns:c15="http://schemas.microsoft.com/office/drawing/2012/chart" xmlns:cs="http://schemas.microsoft.com/office/drawing/2012/chartStyle" xmlns:ns43="http://www.w3.org/1998/Math/MathML" xmlns:ns44="http://www.w3.org/2003/InkML" xmlns:a13cmd="http://schemas.microsoft.com/office/drawing/2013/main/command" xmlns:cx="http://schemas.microsoft.com/office/drawing/2014/chartex" xmlns:c16="http://schemas.microsoft.com/office/drawing/2014/chart" xmlns:dgm1611="http://schemas.microsoft.com/office/drawing/2016/11/diagram" xmlns:c16r3="http://schemas.microsoft.com/office/drawing/2017/03/chart" xmlns:am3d="http://schemas.microsoft.com/office/drawing/2017/model3d" xmlns:an18="http://schemas.microsoft.com/office/drawing/2018/animation" xmlns:anam3d="http://schemas.microsoft.com/office/drawing/2018/animation/model3d" xmlns:iact="http://schemas.microsoft.com/office/powerpoint/2014/inkAction" xmlns:thm15="http://schemas.microsoft.com/office/thememl/2012/main" xmlns:wps="http://schemas.microsoft.com/office/word/2010/wordprocessingShape" xmlns:wpc="http://schemas.microsoft.com/office/word/2010/wordprocessingCanvas" xmlns:wpg="http://schemas.microsoft.com/office/word/2010/wordprocessingGroup" xmlns:w16="http://schemas.microsoft.com/office/word/2018/wordml" xmlns:w16cex="http://schemas.microsoft.com/office/word/2018/wordml/cex" xmlns:cei="http://schemas.microsoft.com/office/word/2026/wordml/cei" xmlns:wetp="http://schemas.microsoft.com/office/webextensions/taskpanes/2010/11" xmlns:we="http://schemas.microsoft.com/office/webextensions/webextension/2010/11" xmlns:comp="http://schemas.openxmlformats.org/drawingml/2006/compatibility" xmlns:lc="http://schemas.openxmlformats.org/drawingml/2006/lockedCanvas" xmlns:dgm14="http://schemas.microsoft.com/office/drawing/2010/diagram" xmlns:a15="http://schemas.microsoft.com/office/drawing/2012/main" xmlns:pic14="http://schemas.microsoft.com/office/drawing/2010/picture" xmlns:c16ac="http://schemas.microsoft.com/office/drawing/2014/chart/ac" xmlns:a16="http://schemas.microsoft.com/office/drawing/2014/main" xmlns:a1611="http://schemas.microsoft.com/office/drawing/2016/11/main" xmlns:dgm1612="http://schemas.microsoft.com/office/drawing/2016/12/diagram" xmlns:a16svg="http://schemas.microsoft.com/office/drawing/2016/SVG/main" xmlns:adec="http://schemas.microsoft.com/office/drawing/2017/decorative" xmlns:a18hc="http://schemas.microsoft.com/office/drawing/2018/hyperlinkcolor" xmlns:wp15="http://schemas.microsoft.com/office/word/2012/wordprocessingDrawing" mc:Ignorable="w14 w15 w16se w16cid w16 w16cex w16sdtdh w16sdtfl w16du wp14">
   <w:endnote w:type="separator" w:id="-1">
     <w:p>
       <w:pPr>
@@ -45435,7 +45600,7 @@
 </file>
 
 <file path=word/footer1.xml><?xml version="1.0" encoding="utf-8"?>
-<w:ftr xmlns:w="http://schemas.openxmlformats.org/wordprocessingml/2006/main" xmlns:w14="http://schemas.microsoft.com/office/word/2010/wordml" xmlns:w16du="http://schemas.microsoft.com/office/word/2023/wordml/word16du" xmlns:w16se="http://schemas.microsoft.com/office/word/2015/wordml/symex" xmlns:r="http://schemas.openxmlformats.org/officeDocument/2006/relationships" xmlns:w16sdtdh="http://schemas.microsoft.com/office/word/2020/wordml/sdtdatahash" xmlns:w15="http://schemas.microsoft.com/office/word/2012/wordml" xmlns:w16sdtfl="http://schemas.microsoft.com/office/word/2024/wordml/sdtformatlock" xmlns:m="http://schemas.openxmlformats.org/officeDocument/2006/math" xmlns:a="http://schemas.openxmlformats.org/drawingml/2006/main" xmlns:wp="http://schemas.openxmlformats.org/drawingml/2006/wordprocessingDrawing" xmlns:wp14="http://schemas.microsoft.com/office/word/2010/wordprocessingDrawing" xmlns:mc="http://schemas.openxmlformats.org/markup-compatibility/2006" xmlns:a14="http://schemas.microsoft.com/office/drawing/2010/main" xmlns:w16cid="http://schemas.microsoft.com/office/word/2016/wordml/cid" xmlns:sl="http://schemas.openxmlformats.org/schemaLibrary/2006/main" xmlns:wne="http://schemas.microsoft.com/office/word/2006/wordml" xmlns:c="http://schemas.openxmlformats.org/drawingml/2006/chart" xmlns:cdr="http://schemas.openxmlformats.org/drawingml/2006/chartDrawing" xmlns:c14="http://schemas.microsoft.com/office/drawing/2007/8/2/chart" xmlns:dgm="http://schemas.openxmlformats.org/drawingml/2006/diagram" xmlns:pic="http://schemas.openxmlformats.org/drawingml/2006/picture" xmlns:xdr="http://schemas.openxmlformats.org/drawingml/2006/spreadsheetDrawing" xmlns:dsp="http://schemas.microsoft.com/office/drawing/2008/diagram" xmlns:o="urn:schemas-microsoft-com:office:office" xmlns:v="urn:schemas-microsoft-com:vml" xmlns:w10="urn:schemas-microsoft-com:office:word" xmlns:xvml="urn:schemas-microsoft-com:office:excel" xmlns:pvml="urn:schemas-microsoft-com:office:powerpoint" xmlns:cppr="http://schemas.microsoft.com/office/2006/coverPageProps" xmlns:odx="http://opendope.org/xpaths" xmlns:odc="http://opendope.org/conditions" xmlns:odq="http://opendope.org/questions" xmlns:oda="http://opendope.org/answers" xmlns:odi="http://opendope.org/components" xmlns:odgm="http://opendope.org/SmartArt/DataHierarchy" xmlns:b="http://schemas.openxmlformats.org/officeDocument/2006/bibliography" xmlns:msink="http://schemas.microsoft.com/ink/2010/main" xmlns:cdr14="http://schemas.microsoft.com/office/drawing/2010/chartDrawing" xmlns:c15="http://schemas.microsoft.com/office/drawing/2012/chart" xmlns:cs="http://schemas.microsoft.com/office/drawing/2012/chartStyle" xmlns:ns43="http://www.w3.org/1998/Math/MathML" xmlns:ns44="http://www.w3.org/2003/InkML" xmlns:a13cmd="http://schemas.microsoft.com/office/drawing/2013/main/command" xmlns:cx="http://schemas.microsoft.com/office/drawing/2014/chartex" xmlns:c16="http://schemas.microsoft.com/office/drawing/2014/chart" xmlns:dgm1611="http://schemas.microsoft.com/office/drawing/2016/11/diagram" xmlns:c16r3="http://schemas.microsoft.com/office/drawing/2017/03/chart" xmlns:am3d="http://schemas.microsoft.com/office/drawing/2017/model3d" xmlns:an18="http://schemas.microsoft.com/office/drawing/2018/animation" xmlns:anam3d="http://schemas.microsoft.com/office/drawing/2018/animation/model3d" xmlns:iact="http://schemas.microsoft.com/office/powerpoint/2014/inkAction" xmlns:thm15="http://schemas.microsoft.com/office/thememl/2012/main" xmlns:wps="http://schemas.microsoft.com/office/word/2010/wordprocessingShape" xmlns:wpc="http://schemas.microsoft.com/office/word/2010/wordprocessingCanvas" xmlns:wpg="http://schemas.microsoft.com/office/word/2010/wordprocessingGroup" xmlns:w16="http://schemas.microsoft.com/office/word/2018/wordml" xmlns:w16cex="http://schemas.microsoft.com/office/word/2018/wordml/cex" xmlns:cei="http://schemas.microsoft.com/office/word/2026/wordml/cei" xmlns:wetp="http://schemas.microsoft.com/office/webextensions/taskpanes/2010/11" xmlns:we="http://schemas.microsoft.com/office/webextensions/webextension/2010/11" xmlns:comp="http://schemas.openxmlformats.org/drawingml/2006/compatibility" xmlns:lc="http://schemas.openxmlformats.org/drawingml/2006/lockedCanvas" xmlns:dgm14="http://schemas.microsoft.com/office/drawing/2010/diagram" xmlns:a15="http://schemas.microsoft.com/office/drawing/2012/main" xmlns:pic14="http://schemas.microsoft.com/office/drawing/2010/picture" xmlns:c16ac="http://schemas.microsoft.com/office/drawing/2014/chart/ac" xmlns:a16="http://schemas.microsoft.com/office/drawing/2014/main" xmlns:a1611="http://schemas.microsoft.com/office/drawing/2016/11/main" xmlns:dgm1612="http://schemas.microsoft.com/office/drawing/2016/12/diagram" xmlns:a16svg="http://schemas.microsoft.com/office/drawing/2016/SVG/main" xmlns:adec="http://schemas.microsoft.com/office/drawing/2017/decorative" xmlns:a18hc="http://schemas.microsoft.com/office/drawing/2018/hyperlinkcolor" xmlns:wp15="http://schemas.microsoft.com/office/word/2012/wordprocessingDrawing" mc:Ignorable="w14 w15 w16se w16cid w16 w16cex w16sdtdh w16sdtfl w16du wp14">
+<w:ftr xmlns:w="http://schemas.openxmlformats.org/wordprocessingml/2006/main" xmlns:w14="http://schemas.microsoft.com/office/word/2010/wordml" xmlns:w16du="http://schemas.microsoft.com/office/word/2023/wordml/word16du" xmlns:w16sdtdh="http://schemas.microsoft.com/office/word/2020/wordml/sdtdatahash" xmlns:w15="http://schemas.microsoft.com/office/word/2012/wordml" xmlns:w16sdtfl="http://schemas.microsoft.com/office/word/2024/wordml/sdtformatlock" xmlns:r="http://schemas.openxmlformats.org/officeDocument/2006/relationships" xmlns:w16se="http://schemas.microsoft.com/office/word/2015/wordml/symex" xmlns:m="http://schemas.openxmlformats.org/officeDocument/2006/math" xmlns:a="http://schemas.openxmlformats.org/drawingml/2006/main" xmlns:wp="http://schemas.openxmlformats.org/drawingml/2006/wordprocessingDrawing" xmlns:wp14="http://schemas.microsoft.com/office/word/2010/wordprocessingDrawing" xmlns:mc="http://schemas.openxmlformats.org/markup-compatibility/2006" xmlns:a14="http://schemas.microsoft.com/office/drawing/2010/main" xmlns:w16cid="http://schemas.microsoft.com/office/word/2016/wordml/cid" xmlns:sl="http://schemas.openxmlformats.org/schemaLibrary/2006/main" xmlns:wne="http://schemas.microsoft.com/office/word/2006/wordml" xmlns:c="http://schemas.openxmlformats.org/drawingml/2006/chart" xmlns:cdr="http://schemas.openxmlformats.org/drawingml/2006/chartDrawing" xmlns:c14="http://schemas.microsoft.com/office/drawing/2007/8/2/chart" xmlns:dgm="http://schemas.openxmlformats.org/drawingml/2006/diagram" xmlns:pic="http://schemas.openxmlformats.org/drawingml/2006/picture" xmlns:xdr="http://schemas.openxmlformats.org/drawingml/2006/spreadsheetDrawing" xmlns:dsp="http://schemas.microsoft.com/office/drawing/2008/diagram" xmlns:o="urn:schemas-microsoft-com:office:office" xmlns:v="urn:schemas-microsoft-com:vml" xmlns:w10="urn:schemas-microsoft-com:office:word" xmlns:xvml="urn:schemas-microsoft-com:office:excel" xmlns:pvml="urn:schemas-microsoft-com:office:powerpoint" xmlns:cppr="http://schemas.microsoft.com/office/2006/coverPageProps" xmlns:odx="http://opendope.org/xpaths" xmlns:odc="http://opendope.org/conditions" xmlns:odq="http://opendope.org/questions" xmlns:oda="http://opendope.org/answers" xmlns:odi="http://opendope.org/components" xmlns:odgm="http://opendope.org/SmartArt/DataHierarchy" xmlns:b="http://schemas.openxmlformats.org/officeDocument/2006/bibliography" xmlns:msink="http://schemas.microsoft.com/ink/2010/main" xmlns:cdr14="http://schemas.microsoft.com/office/drawing/2010/chartDrawing" xmlns:c15="http://schemas.microsoft.com/office/drawing/2012/chart" xmlns:cs="http://schemas.microsoft.com/office/drawing/2012/chartStyle" xmlns:ns43="http://www.w3.org/1998/Math/MathML" xmlns:ns44="http://www.w3.org/2003/InkML" xmlns:a13cmd="http://schemas.microsoft.com/office/drawing/2013/main/command" xmlns:cx="http://schemas.microsoft.com/office/drawing/2014/chartex" xmlns:c16="http://schemas.microsoft.com/office/drawing/2014/chart" xmlns:dgm1611="http://schemas.microsoft.com/office/drawing/2016/11/diagram" xmlns:c16r3="http://schemas.microsoft.com/office/drawing/2017/03/chart" xmlns:am3d="http://schemas.microsoft.com/office/drawing/2017/model3d" xmlns:an18="http://schemas.microsoft.com/office/drawing/2018/animation" xmlns:anam3d="http://schemas.microsoft.com/office/drawing/2018/animation/model3d" xmlns:iact="http://schemas.microsoft.com/office/powerpoint/2014/inkAction" xmlns:thm15="http://schemas.microsoft.com/office/thememl/2012/main" xmlns:wps="http://schemas.microsoft.com/office/word/2010/wordprocessingShape" xmlns:wpc="http://schemas.microsoft.com/office/word/2010/wordprocessingCanvas" xmlns:wpg="http://schemas.microsoft.com/office/word/2010/wordprocessingGroup" xmlns:w16="http://schemas.microsoft.com/office/word/2018/wordml" xmlns:w16cex="http://schemas.microsoft.com/office/word/2018/wordml/cex" xmlns:cei="http://schemas.microsoft.com/office/word/2026/wordml/cei" xmlns:wetp="http://schemas.microsoft.com/office/webextensions/taskpanes/2010/11" xmlns:we="http://schemas.microsoft.com/office/webextensions/webextension/2010/11" xmlns:comp="http://schemas.openxmlformats.org/drawingml/2006/compatibility" xmlns:lc="http://schemas.openxmlformats.org/drawingml/2006/lockedCanvas" xmlns:dgm14="http://schemas.microsoft.com/office/drawing/2010/diagram" xmlns:a15="http://schemas.microsoft.com/office/drawing/2012/main" xmlns:pic14="http://schemas.microsoft.com/office/drawing/2010/picture" xmlns:c16ac="http://schemas.microsoft.com/office/drawing/2014/chart/ac" xmlns:a16="http://schemas.microsoft.com/office/drawing/2014/main" xmlns:a1611="http://schemas.microsoft.com/office/drawing/2016/11/main" xmlns:dgm1612="http://schemas.microsoft.com/office/drawing/2016/12/diagram" xmlns:a16svg="http://schemas.microsoft.com/office/drawing/2016/SVG/main" xmlns:adec="http://schemas.microsoft.com/office/drawing/2017/decorative" xmlns:a18hc="http://schemas.microsoft.com/office/drawing/2018/hyperlinkcolor" xmlns:wp15="http://schemas.microsoft.com/office/word/2012/wordprocessingDrawing" mc:Ignorable="w14 w15 w16se w16cid w16 w16cex w16sdtdh w16sdtfl w16du wp14">
   <w:sdt>
     <w:sdtPr>
       <w:id w:val="349237360"/>
@@ -45484,7 +45649,7 @@
 </file>
 
 <file path=word/footnotes.xml><?xml version="1.0" encoding="utf-8"?>
-<w:footnotes xmlns:w="http://schemas.openxmlformats.org/wordprocessingml/2006/main" xmlns:w14="http://schemas.microsoft.com/office/word/2010/wordml" xmlns:w16du="http://schemas.microsoft.com/office/word/2023/wordml/word16du" xmlns:w16se="http://schemas.microsoft.com/office/word/2015/wordml/symex" xmlns:r="http://schemas.openxmlformats.org/officeDocument/2006/relationships" xmlns:w16sdtdh="http://schemas.microsoft.com/office/word/2020/wordml/sdtdatahash" xmlns:w15="http://schemas.microsoft.com/office/word/2012/wordml" xmlns:w16sdtfl="http://schemas.microsoft.com/office/word/2024/wordml/sdtformatlock" xmlns:m="http://schemas.openxmlformats.org/officeDocument/2006/math" xmlns:a="http://schemas.openxmlformats.org/drawingml/2006/main" xmlns:wp="http://schemas.openxmlformats.org/drawingml/2006/wordprocessingDrawing" xmlns:wp14="http://schemas.microsoft.com/office/word/2010/wordprocessingDrawing" xmlns:mc="http://schemas.openxmlformats.org/markup-compatibility/2006" xmlns:a14="http://schemas.microsoft.com/office/drawing/2010/main" xmlns:w16cid="http://schemas.microsoft.com/office/word/2016/wordml/cid" xmlns:sl="http://schemas.openxmlformats.org/schemaLibrary/2006/main" xmlns:wne="http://schemas.microsoft.com/office/word/2006/wordml" xmlns:c="http://schemas.openxmlformats.org/drawingml/2006/chart" xmlns:cdr="http://schemas.openxmlformats.org/drawingml/2006/chartDrawing" xmlns:c14="http://schemas.microsoft.com/office/drawing/2007/8/2/chart" xmlns:dgm="http://schemas.openxmlformats.org/drawingml/2006/diagram" xmlns:pic="http://schemas.openxmlformats.org/drawingml/2006/picture" xmlns:xdr="http://schemas.openxmlformats.org/drawingml/2006/spreadsheetDrawing" xmlns:dsp="http://schemas.microsoft.com/office/drawing/2008/diagram" xmlns:o="urn:schemas-microsoft-com:office:office" xmlns:v="urn:schemas-microsoft-com:vml" xmlns:w10="urn:schemas-microsoft-com:office:word" xmlns:xvml="urn:schemas-microsoft-com:office:excel" xmlns:pvml="urn:schemas-microsoft-com:office:powerpoint" xmlns:cppr="http://schemas.microsoft.com/office/2006/coverPageProps" xmlns:odx="http://opendope.org/xpaths" xmlns:odc="http://opendope.org/conditions" xmlns:odq="http://opendope.org/questions" xmlns:oda="http://opendope.org/answers" xmlns:odi="http://opendope.org/components" xmlns:odgm="http://opendope.org/SmartArt/DataHierarchy" xmlns:b="http://schemas.openxmlformats.org/officeDocument/2006/bibliography" xmlns:msink="http://schemas.microsoft.com/ink/2010/main" xmlns:cdr14="http://schemas.microsoft.com/office/drawing/2010/chartDrawing" xmlns:c15="http://schemas.microsoft.com/office/drawing/2012/chart" xmlns:cs="http://schemas.microsoft.com/office/drawing/2012/chartStyle" xmlns:ns43="http://www.w3.org/1998/Math/MathML" xmlns:ns44="http://www.w3.org/2003/InkML" xmlns:a13cmd="http://schemas.microsoft.com/office/drawing/2013/main/command" xmlns:cx="http://schemas.microsoft.com/office/drawing/2014/chartex" xmlns:c16="http://schemas.microsoft.com/office/drawing/2014/chart" xmlns:dgm1611="http://schemas.microsoft.com/office/drawing/2016/11/diagram" xmlns:c16r3="http://schemas.microsoft.com/office/drawing/2017/03/chart" xmlns:am3d="http://schemas.microsoft.com/office/drawing/2017/model3d" xmlns:an18="http://schemas.microsoft.com/office/drawing/2018/animation" xmlns:anam3d="http://schemas.microsoft.com/office/drawing/2018/animation/model3d" xmlns:iact="http://schemas.microsoft.com/office/powerpoint/2014/inkAction" xmlns:thm15="http://schemas.microsoft.com/office/thememl/2012/main" xmlns:wps="http://schemas.microsoft.com/office/word/2010/wordprocessingShape" xmlns:wpc="http://schemas.microsoft.com/office/word/2010/wordprocessingCanvas" xmlns:wpg="http://schemas.microsoft.com/office/word/2010/wordprocessingGroup" xmlns:w16="http://schemas.microsoft.com/office/word/2018/wordml" xmlns:w16cex="http://schemas.microsoft.com/office/word/2018/wordml/cex" xmlns:cei="http://schemas.microsoft.com/office/word/2026/wordml/cei" xmlns:wetp="http://schemas.microsoft.com/office/webextensions/taskpanes/2010/11" xmlns:we="http://schemas.microsoft.com/office/webextensions/webextension/2010/11" xmlns:comp="http://schemas.openxmlformats.org/drawingml/2006/compatibility" xmlns:lc="http://schemas.openxmlformats.org/drawingml/2006/lockedCanvas" xmlns:dgm14="http://schemas.microsoft.com/office/drawing/2010/diagram" xmlns:a15="http://schemas.microsoft.com/office/drawing/2012/main" xmlns:pic14="http://schemas.microsoft.com/office/drawing/2010/picture" xmlns:c16ac="http://schemas.microsoft.com/office/drawing/2014/chart/ac" xmlns:a16="http://schemas.microsoft.com/office/drawing/2014/main" xmlns:a1611="http://schemas.microsoft.com/office/drawing/2016/11/main" xmlns:dgm1612="http://schemas.microsoft.com/office/drawing/2016/12/diagram" xmlns:a16svg="http://schemas.microsoft.com/office/drawing/2016/SVG/main" xmlns:adec="http://schemas.microsoft.com/office/drawing/2017/decorative" xmlns:a18hc="http://schemas.microsoft.com/office/drawing/2018/hyperlinkcolor" xmlns:wp15="http://schemas.microsoft.com/office/word/2012/wordprocessingDrawing" mc:Ignorable="w14 w15 w16se w16cid w16 w16cex w16sdtdh w16sdtfl w16du wp14">
+<w:footnotes xmlns:w="http://schemas.openxmlformats.org/wordprocessingml/2006/main" xmlns:w14="http://schemas.microsoft.com/office/word/2010/wordml" xmlns:w16du="http://schemas.microsoft.com/office/word/2023/wordml/word16du" xmlns:w16sdtdh="http://schemas.microsoft.com/office/word/2020/wordml/sdtdatahash" xmlns:w15="http://schemas.microsoft.com/office/word/2012/wordml" xmlns:w16sdtfl="http://schemas.microsoft.com/office/word/2024/wordml/sdtformatlock" xmlns:r="http://schemas.openxmlformats.org/officeDocument/2006/relationships" xmlns:w16se="http://schemas.microsoft.com/office/word/2015/wordml/symex" xmlns:m="http://schemas.openxmlformats.org/officeDocument/2006/math" xmlns:a="http://schemas.openxmlformats.org/drawingml/2006/main" xmlns:wp="http://schemas.openxmlformats.org/drawingml/2006/wordprocessingDrawing" xmlns:wp14="http://schemas.microsoft.com/office/word/2010/wordprocessingDrawing" xmlns:mc="http://schemas.openxmlformats.org/markup-compatibility/2006" xmlns:a14="http://schemas.microsoft.com/office/drawing/2010/main" xmlns:w16cid="http://schemas.microsoft.com/office/word/2016/wordml/cid" xmlns:sl="http://schemas.openxmlformats.org/schemaLibrary/2006/main" xmlns:wne="http://schemas.microsoft.com/office/word/2006/wordml" xmlns:c="http://schemas.openxmlformats.org/drawingml/2006/chart" xmlns:cdr="http://schemas.openxmlformats.org/drawingml/2006/chartDrawing" xmlns:c14="http://schemas.microsoft.com/office/drawing/2007/8/2/chart" xmlns:dgm="http://schemas.openxmlformats.org/drawingml/2006/diagram" xmlns:pic="http://schemas.openxmlformats.org/drawingml/2006/picture" xmlns:xdr="http://schemas.openxmlformats.org/drawingml/2006/spreadsheetDrawing" xmlns:dsp="http://schemas.microsoft.com/office/drawing/2008/diagram" xmlns:o="urn:schemas-microsoft-com:office:office" xmlns:v="urn:schemas-microsoft-com:vml" xmlns:w10="urn:schemas-microsoft-com:office:word" xmlns:xvml="urn:schemas-microsoft-com:office:excel" xmlns:pvml="urn:schemas-microsoft-com:office:powerpoint" xmlns:cppr="http://schemas.microsoft.com/office/2006/coverPageProps" xmlns:odx="http://opendope.org/xpaths" xmlns:odc="http://opendope.org/conditions" xmlns:odq="http://opendope.org/questions" xmlns:oda="http://opendope.org/answers" xmlns:odi="http://opendope.org/components" xmlns:odgm="http://opendope.org/SmartArt/DataHierarchy" xmlns:b="http://schemas.openxmlformats.org/officeDocument/2006/bibliography" xmlns:msink="http://schemas.microsoft.com/ink/2010/main" xmlns:cdr14="http://schemas.microsoft.com/office/drawing/2010/chartDrawing" xmlns:c15="http://schemas.microsoft.com/office/drawing/2012/chart" xmlns:cs="http://schemas.microsoft.com/office/drawing/2012/chartStyle" xmlns:ns43="http://www.w3.org/1998/Math/MathML" xmlns:ns44="http://www.w3.org/2003/InkML" xmlns:a13cmd="http://schemas.microsoft.com/office/drawing/2013/main/command" xmlns:cx="http://schemas.microsoft.com/office/drawing/2014/chartex" xmlns:c16="http://schemas.microsoft.com/office/drawing/2014/chart" xmlns:dgm1611="http://schemas.microsoft.com/office/drawing/2016/11/diagram" xmlns:c16r3="http://schemas.microsoft.com/office/drawing/2017/03/chart" xmlns:am3d="http://schemas.microsoft.com/office/drawing/2017/model3d" xmlns:an18="http://schemas.microsoft.com/office/drawing/2018/animation" xmlns:anam3d="http://schemas.microsoft.com/office/drawing/2018/animation/model3d" xmlns:iact="http://schemas.microsoft.com/office/powerpoint/2014/inkAction" xmlns:thm15="http://schemas.microsoft.com/office/thememl/2012/main" xmlns:wps="http://schemas.microsoft.com/office/word/2010/wordprocessingShape" xmlns:wpc="http://schemas.microsoft.com/office/word/2010/wordprocessingCanvas" xmlns:wpg="http://schemas.microsoft.com/office/word/2010/wordprocessingGroup" xmlns:w16="http://schemas.microsoft.com/office/word/2018/wordml" xmlns:w16cex="http://schemas.microsoft.com/office/word/2018/wordml/cex" xmlns:cei="http://schemas.microsoft.com/office/word/2026/wordml/cei" xmlns:wetp="http://schemas.microsoft.com/office/webextensions/taskpanes/2010/11" xmlns:we="http://schemas.microsoft.com/office/webextensions/webextension/2010/11" xmlns:comp="http://schemas.openxmlformats.org/drawingml/2006/compatibility" xmlns:lc="http://schemas.openxmlformats.org/drawingml/2006/lockedCanvas" xmlns:dgm14="http://schemas.microsoft.com/office/drawing/2010/diagram" xmlns:a15="http://schemas.microsoft.com/office/drawing/2012/main" xmlns:pic14="http://schemas.microsoft.com/office/drawing/2010/picture" xmlns:c16ac="http://schemas.microsoft.com/office/drawing/2014/chart/ac" xmlns:a16="http://schemas.microsoft.com/office/drawing/2014/main" xmlns:a1611="http://schemas.microsoft.com/office/drawing/2016/11/main" xmlns:dgm1612="http://schemas.microsoft.com/office/drawing/2016/12/diagram" xmlns:a16svg="http://schemas.microsoft.com/office/drawing/2016/SVG/main" xmlns:adec="http://schemas.microsoft.com/office/drawing/2017/decorative" xmlns:a18hc="http://schemas.microsoft.com/office/drawing/2018/hyperlinkcolor" xmlns:wp15="http://schemas.microsoft.com/office/word/2012/wordprocessingDrawing" mc:Ignorable="w14 w15 w16se w16cid w16 w16cex w16sdtdh w16sdtfl w16du wp14">
   <w:footnote w:type="separator" w:id="-1">
     <w:p>
       <w:pPr>
@@ -45606,7 +45771,7 @@
 </file>
 
 <file path=word/numbering.xml><?xml version="1.0" encoding="utf-8"?>
-<w:numbering xmlns:w="http://schemas.openxmlformats.org/wordprocessingml/2006/main" xmlns:w14="http://schemas.microsoft.com/office/word/2010/wordml" xmlns:w16du="http://schemas.microsoft.com/office/word/2023/wordml/word16du" xmlns:w16se="http://schemas.microsoft.com/office/word/2015/wordml/symex" xmlns:r="http://schemas.openxmlformats.org/officeDocument/2006/relationships" xmlns:w16sdtdh="http://schemas.microsoft.com/office/word/2020/wordml/sdtdatahash" xmlns:w15="http://schemas.microsoft.com/office/word/2012/wordml" xmlns:w16sdtfl="http://schemas.microsoft.com/office/word/2024/wordml/sdtformatlock" xmlns:m="http://schemas.openxmlformats.org/officeDocument/2006/math" xmlns:a="http://schemas.openxmlformats.org/drawingml/2006/main" xmlns:wp="http://schemas.openxmlformats.org/drawingml/2006/wordprocessingDrawing" xmlns:wp14="http://schemas.microsoft.com/office/word/2010/wordprocessingDrawing" xmlns:mc="http://schemas.openxmlformats.org/markup-compatibility/2006" xmlns:a14="http://schemas.microsoft.com/office/drawing/2010/main" xmlns:w16cid="http://schemas.microsoft.com/office/word/2016/wordml/cid" xmlns:sl="http://schemas.openxmlformats.org/schemaLibrary/2006/main" xmlns:wne="http://schemas.microsoft.com/office/word/2006/wordml" xmlns:c="http://schemas.openxmlformats.org/drawingml/2006/chart" xmlns:cdr="http://schemas.openxmlformats.org/drawingml/2006/chartDrawing" xmlns:c14="http://schemas.microsoft.com/office/drawing/2007/8/2/chart" xmlns:dgm="http://schemas.openxmlformats.org/drawingml/2006/diagram" xmlns:pic="http://schemas.openxmlformats.org/drawingml/2006/picture" xmlns:xdr="http://schemas.openxmlformats.org/drawingml/2006/spreadsheetDrawing" xmlns:dsp="http://schemas.microsoft.com/office/drawing/2008/diagram" xmlns:o="urn:schemas-microsoft-com:office:office" xmlns:v="urn:schemas-microsoft-com:vml" xmlns:w10="urn:schemas-microsoft-com:office:word" xmlns:xvml="urn:schemas-microsoft-com:office:excel" xmlns:pvml="urn:schemas-microsoft-com:office:powerpoint" xmlns:cppr="http://schemas.microsoft.com/office/2006/coverPageProps" xmlns:odx="http://opendope.org/xpaths" xmlns:odc="http://opendope.org/conditions" xmlns:odq="http://opendope.org/questions" xmlns:oda="http://opendope.org/answers" xmlns:odi="http://opendope.org/components" xmlns:odgm="http://opendope.org/SmartArt/DataHierarchy" xmlns:b="http://schemas.openxmlformats.org/officeDocument/2006/bibliography" xmlns:msink="http://schemas.microsoft.com/ink/2010/main" xmlns:cdr14="http://schemas.microsoft.com/office/drawing/2010/chartDrawing" xmlns:c15="http://schemas.microsoft.com/office/drawing/2012/chart" xmlns:cs="http://schemas.microsoft.com/office/drawing/2012/chartStyle" xmlns:ns43="http://www.w3.org/1998/Math/MathML" xmlns:ns44="http://www.w3.org/2003/InkML" xmlns:a13cmd="http://schemas.microsoft.com/office/drawing/2013/main/command" xmlns:cx="http://schemas.microsoft.com/office/drawing/2014/chartex" xmlns:c16="http://schemas.microsoft.com/office/drawing/2014/chart" xmlns:dgm1611="http://schemas.microsoft.com/office/drawing/2016/11/diagram" xmlns:c16r3="http://schemas.microsoft.com/office/drawing/2017/03/chart" xmlns:am3d="http://schemas.microsoft.com/office/drawing/2017/model3d" xmlns:an18="http://schemas.microsoft.com/office/drawing/2018/animation" xmlns:anam3d="http://schemas.microsoft.com/office/drawing/2018/animation/model3d" xmlns:iact="http://schemas.microsoft.com/office/powerpoint/2014/inkAction" xmlns:thm15="http://schemas.microsoft.com/office/thememl/2012/main" xmlns:wps="http://schemas.microsoft.com/office/word/2010/wordprocessingShape" xmlns:wpc="http://schemas.microsoft.com/office/word/2010/wordprocessingCanvas" xmlns:wpg="http://schemas.microsoft.com/office/word/2010/wordprocessingGroup" xmlns:w16="http://schemas.microsoft.com/office/word/2018/wordml" xmlns:w16cex="http://schemas.microsoft.com/office/word/2018/wordml/cex" xmlns:cei="http://schemas.microsoft.com/office/word/2026/wordml/cei" xmlns:wetp="http://schemas.microsoft.com/office/webextensions/taskpanes/2010/11" xmlns:we="http://schemas.microsoft.com/office/webextensions/webextension/2010/11" xmlns:comp="http://schemas.openxmlformats.org/drawingml/2006/compatibility" xmlns:lc="http://schemas.openxmlformats.org/drawingml/2006/lockedCanvas" xmlns:dgm14="http://schemas.microsoft.com/office/drawing/2010/diagram" xmlns:a15="http://schemas.microsoft.com/office/drawing/2012/main" xmlns:pic14="http://schemas.microsoft.com/office/drawing/2010/picture" xmlns:c16ac="http://schemas.microsoft.com/office/drawing/2014/chart/ac" xmlns:a16="http://schemas.microsoft.com/office/drawing/2014/main" xmlns:a1611="http://schemas.microsoft.com/office/drawing/2016/11/main" xmlns:dgm1612="http://schemas.microsoft.com/office/drawing/2016/12/diagram" xmlns:a16svg="http://schemas.microsoft.com/office/drawing/2016/SVG/main" xmlns:adec="http://schemas.microsoft.com/office/drawing/2017/decorative" xmlns:a18hc="http://schemas.microsoft.com/office/drawing/2018/hyperlinkcolor" xmlns:wp15="http://schemas.microsoft.com/office/word/2012/wordprocessingDrawing" mc:Ignorable="w14 w15 w16se w16cid w16 w16cex w16sdtdh w16sdtfl w16du wp14">
+<w:numbering xmlns:w="http://schemas.openxmlformats.org/wordprocessingml/2006/main" xmlns:w14="http://schemas.microsoft.com/office/word/2010/wordml" xmlns:w16du="http://schemas.microsoft.com/office/word/2023/wordml/word16du" xmlns:w16sdtdh="http://schemas.microsoft.com/office/word/2020/wordml/sdtdatahash" xmlns:w15="http://schemas.microsoft.com/office/word/2012/wordml" xmlns:w16sdtfl="http://schemas.microsoft.com/office/word/2024/wordml/sdtformatlock" xmlns:r="http://schemas.openxmlformats.org/officeDocument/2006/relationships" xmlns:w16se="http://schemas.microsoft.com/office/word/2015/wordml/symex" xmlns:m="http://schemas.openxmlformats.org/officeDocument/2006/math" xmlns:a="http://schemas.openxmlformats.org/drawingml/2006/main" xmlns:wp="http://schemas.openxmlformats.org/drawingml/2006/wordprocessingDrawing" xmlns:wp14="http://schemas.microsoft.com/office/word/2010/wordprocessingDrawing" xmlns:mc="http://schemas.openxmlformats.org/markup-compatibility/2006" xmlns:a14="http://schemas.microsoft.com/office/drawing/2010/main" xmlns:w16cid="http://schemas.microsoft.com/office/word/2016/wordml/cid" xmlns:sl="http://schemas.openxmlformats.org/schemaLibrary/2006/main" xmlns:wne="http://schemas.microsoft.com/office/word/2006/wordml" xmlns:c="http://schemas.openxmlformats.org/drawingml/2006/chart" xmlns:cdr="http://schemas.openxmlformats.org/drawingml/2006/chartDrawing" xmlns:c14="http://schemas.microsoft.com/office/drawing/2007/8/2/chart" xmlns:dgm="http://schemas.openxmlformats.org/drawingml/2006/diagram" xmlns:pic="http://schemas.openxmlformats.org/drawingml/2006/picture" xmlns:xdr="http://schemas.openxmlformats.org/drawingml/2006/spreadsheetDrawing" xmlns:dsp="http://schemas.microsoft.com/office/drawing/2008/diagram" xmlns:o="urn:schemas-microsoft-com:office:office" xmlns:v="urn:schemas-microsoft-com:vml" xmlns:w10="urn:schemas-microsoft-com:office:word" xmlns:xvml="urn:schemas-microsoft-com:office:excel" xmlns:pvml="urn:schemas-microsoft-com:office:powerpoint" xmlns:cppr="http://schemas.microsoft.com/office/2006/coverPageProps" xmlns:odx="http://opendope.org/xpaths" xmlns:odc="http://opendope.org/conditions" xmlns:odq="http://opendope.org/questions" xmlns:oda="http://opendope.org/answers" xmlns:odi="http://opendope.org/components" xmlns:odgm="http://opendope.org/SmartArt/DataHierarchy" xmlns:b="http://schemas.openxmlformats.org/officeDocument/2006/bibliography" xmlns:msink="http://schemas.microsoft.com/ink/2010/main" xmlns:cdr14="http://schemas.microsoft.com/office/drawing/2010/chartDrawing" xmlns:c15="http://schemas.microsoft.com/office/drawing/2012/chart" xmlns:cs="http://schemas.microsoft.com/office/drawing/2012/chartStyle" xmlns:ns43="http://www.w3.org/1998/Math/MathML" xmlns:ns44="http://www.w3.org/2003/InkML" xmlns:a13cmd="http://schemas.microsoft.com/office/drawing/2013/main/command" xmlns:cx="http://schemas.microsoft.com/office/drawing/2014/chartex" xmlns:c16="http://schemas.microsoft.com/office/drawing/2014/chart" xmlns:dgm1611="http://schemas.microsoft.com/office/drawing/2016/11/diagram" xmlns:c16r3="http://schemas.microsoft.com/office/drawing/2017/03/chart" xmlns:am3d="http://schemas.microsoft.com/office/drawing/2017/model3d" xmlns:an18="http://schemas.microsoft.com/office/drawing/2018/animation" xmlns:anam3d="http://schemas.microsoft.com/office/drawing/2018/animation/model3d" xmlns:iact="http://schemas.microsoft.com/office/powerpoint/2014/inkAction" xmlns:thm15="http://schemas.microsoft.com/office/thememl/2012/main" xmlns:wps="http://schemas.microsoft.com/office/word/2010/wordprocessingShape" xmlns:wpc="http://schemas.microsoft.com/office/word/2010/wordprocessingCanvas" xmlns:wpg="http://schemas.microsoft.com/office/word/2010/wordprocessingGroup" xmlns:w16="http://schemas.microsoft.com/office/word/2018/wordml" xmlns:w16cex="http://schemas.microsoft.com/office/word/2018/wordml/cex" xmlns:cei="http://schemas.microsoft.com/office/word/2026/wordml/cei" xmlns:wetp="http://schemas.microsoft.com/office/webextensions/taskpanes/2010/11" xmlns:we="http://schemas.microsoft.com/office/webextensions/webextension/2010/11" xmlns:comp="http://schemas.openxmlformats.org/drawingml/2006/compatibility" xmlns:lc="http://schemas.openxmlformats.org/drawingml/2006/lockedCanvas" xmlns:dgm14="http://schemas.microsoft.com/office/drawing/2010/diagram" xmlns:a15="http://schemas.microsoft.com/office/drawing/2012/main" xmlns:pic14="http://schemas.microsoft.com/office/drawing/2010/picture" xmlns:c16ac="http://schemas.microsoft.com/office/drawing/2014/chart/ac" xmlns:a16="http://schemas.microsoft.com/office/drawing/2014/main" xmlns:a1611="http://schemas.microsoft.com/office/drawing/2016/11/main" xmlns:dgm1612="http://schemas.microsoft.com/office/drawing/2016/12/diagram" xmlns:a16svg="http://schemas.microsoft.com/office/drawing/2016/SVG/main" xmlns:adec="http://schemas.microsoft.com/office/drawing/2017/decorative" xmlns:a18hc="http://schemas.microsoft.com/office/drawing/2018/hyperlinkcolor" xmlns:wp15="http://schemas.microsoft.com/office/word/2012/wordprocessingDrawing" mc:Ignorable="w14 w15 w16se w16cid w16 w16cex w16sdtdh w16sdtfl w16du wp14">
   <w:abstractNum w:abstractNumId="0" w15:restartNumberingAfterBreak="0">
     <w:nsid w:val="00AC75D1"/>
     <w:multiLevelType w:val="hybridMultilevel"/>
@@ -50765,7 +50930,7 @@
 </file>
 
 <file path=word/styles.xml><?xml version="1.0" encoding="utf-8"?>
-<w:styles xmlns:w="http://schemas.openxmlformats.org/wordprocessingml/2006/main" xmlns:w14="http://schemas.microsoft.com/office/word/2010/wordml" xmlns:w16du="http://schemas.microsoft.com/office/word/2023/wordml/word16du" xmlns:w16se="http://schemas.microsoft.com/office/word/2015/wordml/symex" xmlns:r="http://schemas.openxmlformats.org/officeDocument/2006/relationships" xmlns:w16sdtdh="http://schemas.microsoft.com/office/word/2020/wordml/sdtdatahash" xmlns:w15="http://schemas.microsoft.com/office/word/2012/wordml" xmlns:w16sdtfl="http://schemas.microsoft.com/office/word/2024/wordml/sdtformatlock" xmlns:m="http://schemas.openxmlformats.org/officeDocument/2006/math" xmlns:a="http://schemas.openxmlformats.org/drawingml/2006/main" xmlns:wp="http://schemas.openxmlformats.org/drawingml/2006/wordprocessingDrawing" xmlns:wp14="http://schemas.microsoft.com/office/word/2010/wordprocessingDrawing" xmlns:mc="http://schemas.openxmlformats.org/markup-compatibility/2006" xmlns:a14="http://schemas.microsoft.com/office/drawing/2010/main" xmlns:w16cid="http://schemas.microsoft.com/office/word/2016/wordml/cid" xmlns:sl="http://schemas.openxmlformats.org/schemaLibrary/2006/main" xmlns:wne="http://schemas.microsoft.com/office/word/2006/wordml" xmlns:c="http://schemas.openxmlformats.org/drawingml/2006/chart" xmlns:cdr="http://schemas.openxmlformats.org/drawingml/2006/chartDrawing" xmlns:c14="http://schemas.microsoft.com/office/drawing/2007/8/2/chart" xmlns:dgm="http://schemas.openxmlformats.org/drawingml/2006/diagram" xmlns:pic="http://schemas.openxmlformats.org/drawingml/2006/picture" xmlns:xdr="http://schemas.openxmlformats.org/drawingml/2006/spreadsheetDrawing" xmlns:dsp="http://schemas.microsoft.com/office/drawing/2008/diagram" xmlns:o="urn:schemas-microsoft-com:office:office" xmlns:v="urn:schemas-microsoft-com:vml" xmlns:w10="urn:schemas-microsoft-com:office:word" xmlns:xvml="urn:schemas-microsoft-com:office:excel" xmlns:pvml="urn:schemas-microsoft-com:office:powerpoint" xmlns:cppr="http://schemas.microsoft.com/office/2006/coverPageProps" xmlns:odx="http://opendope.org/xpaths" xmlns:odc="http://opendope.org/conditions" xmlns:odq="http://opendope.org/questions" xmlns:oda="http://opendope.org/answers" xmlns:odi="http://opendope.org/components" xmlns:odgm="http://opendope.org/SmartArt/DataHierarchy" xmlns:b="http://schemas.openxmlformats.org/officeDocument/2006/bibliography" xmlns:msink="http://schemas.microsoft.com/ink/2010/main" xmlns:cdr14="http://schemas.microsoft.com/office/drawing/2010/chartDrawing" xmlns:c15="http://schemas.microsoft.com/office/drawing/2012/chart" xmlns:cs="http://schemas.microsoft.com/office/drawing/2012/chartStyle" xmlns:ns43="http://www.w3.org/1998/Math/MathML" xmlns:ns44="http://www.w3.org/2003/InkML" xmlns:a13cmd="http://schemas.microsoft.com/office/drawing/2013/main/command" xmlns:cx="http://schemas.microsoft.com/office/drawing/2014/chartex" xmlns:c16="http://schemas.microsoft.com/office/drawing/2014/chart" xmlns:dgm1611="http://schemas.microsoft.com/office/drawing/2016/11/diagram" xmlns:c16r3="http://schemas.microsoft.com/office/drawing/2017/03/chart" xmlns:am3d="http://schemas.microsoft.com/office/drawing/2017/model3d" xmlns:an18="http://schemas.microsoft.com/office/drawing/2018/animation" xmlns:anam3d="http://schemas.microsoft.com/office/drawing/2018/animation/model3d" xmlns:iact="http://schemas.microsoft.com/office/powerpoint/2014/inkAction" xmlns:thm15="http://schemas.microsoft.com/office/thememl/2012/main" xmlns:wps="http://schemas.microsoft.com/office/word/2010/wordprocessingShape" xmlns:wpc="http://schemas.microsoft.com/office/word/2010/wordprocessingCanvas" xmlns:wpg="http://schemas.microsoft.com/office/word/2010/wordprocessingGroup" xmlns:w16="http://schemas.microsoft.com/office/word/2018/wordml" xmlns:w16cex="http://schemas.microsoft.com/office/word/2018/wordml/cex" xmlns:cei="http://schemas.microsoft.com/office/word/2026/wordml/cei" xmlns:wetp="http://schemas.microsoft.com/office/webextensions/taskpanes/2010/11" xmlns:we="http://schemas.microsoft.com/office/webextensions/webextension/2010/11" xmlns:comp="http://schemas.openxmlformats.org/drawingml/2006/compatibility" xmlns:lc="http://schemas.openxmlformats.org/drawingml/2006/lockedCanvas" xmlns:dgm14="http://schemas.microsoft.com/office/drawing/2010/diagram" xmlns:a15="http://schemas.microsoft.com/office/drawing/2012/main" xmlns:pic14="http://schemas.microsoft.com/office/drawing/2010/picture" xmlns:c16ac="http://schemas.microsoft.com/office/drawing/2014/chart/ac" xmlns:a16="http://schemas.microsoft.com/office/drawing/2014/main" xmlns:a1611="http://schemas.microsoft.com/office/drawing/2016/11/main" xmlns:dgm1612="http://schemas.microsoft.com/office/drawing/2016/12/diagram" xmlns:a16svg="http://schemas.microsoft.com/office/drawing/2016/SVG/main" xmlns:adec="http://schemas.microsoft.com/office/drawing/2017/decorative" xmlns:a18hc="http://schemas.microsoft.com/office/drawing/2018/hyperlinkcolor" xmlns:wp15="http://schemas.microsoft.com/office/word/2012/wordprocessingDrawing" mc:Ignorable="w14 w15 w16se w16cid w16 w16cex w16sdtdh w16sdtfl w16du">
+<w:styles xmlns:w="http://schemas.openxmlformats.org/wordprocessingml/2006/main" xmlns:w14="http://schemas.microsoft.com/office/word/2010/wordml" xmlns:w16du="http://schemas.microsoft.com/office/word/2023/wordml/word16du" xmlns:w16sdtdh="http://schemas.microsoft.com/office/word/2020/wordml/sdtdatahash" xmlns:w15="http://schemas.microsoft.com/office/word/2012/wordml" xmlns:w16sdtfl="http://schemas.microsoft.com/office/word/2024/wordml/sdtformatlock" xmlns:r="http://schemas.openxmlformats.org/officeDocument/2006/relationships" xmlns:w16se="http://schemas.microsoft.com/office/word/2015/wordml/symex" xmlns:m="http://schemas.openxmlformats.org/officeDocument/2006/math" xmlns:a="http://schemas.openxmlformats.org/drawingml/2006/main" xmlns:wp="http://schemas.openxmlformats.org/drawingml/2006/wordprocessingDrawing" xmlns:wp14="http://schemas.microsoft.com/office/word/2010/wordprocessingDrawing" xmlns:mc="http://schemas.openxmlformats.org/markup-compatibility/2006" xmlns:a14="http://schemas.microsoft.com/office/drawing/2010/main" xmlns:w16cid="http://schemas.microsoft.com/office/word/2016/wordml/cid" xmlns:sl="http://schemas.openxmlformats.org/schemaLibrary/2006/main" xmlns:wne="http://schemas.microsoft.com/office/word/2006/wordml" xmlns:c="http://schemas.openxmlformats.org/drawingml/2006/chart" xmlns:cdr="http://schemas.openxmlformats.org/drawingml/2006/chartDrawing" xmlns:c14="http://schemas.microsoft.com/office/drawing/2007/8/2/chart" xmlns:dgm="http://schemas.openxmlformats.org/drawingml/2006/diagram" xmlns:pic="http://schemas.openxmlformats.org/drawingml/2006/picture" xmlns:xdr="http://schemas.openxmlformats.org/drawingml/2006/spreadsheetDrawing" xmlns:dsp="http://schemas.microsoft.com/office/drawing/2008/diagram" xmlns:o="urn:schemas-microsoft-com:office:office" xmlns:v="urn:schemas-microsoft-com:vml" xmlns:w10="urn:schemas-microsoft-com:office:word" xmlns:xvml="urn:schemas-microsoft-com:office:excel" xmlns:pvml="urn:schemas-microsoft-com:office:powerpoint" xmlns:cppr="http://schemas.microsoft.com/office/2006/coverPageProps" xmlns:odx="http://opendope.org/xpaths" xmlns:odc="http://opendope.org/conditions" xmlns:odq="http://opendope.org/questions" xmlns:oda="http://opendope.org/answers" xmlns:odi="http://opendope.org/components" xmlns:odgm="http://opendope.org/SmartArt/DataHierarchy" xmlns:b="http://schemas.openxmlformats.org/officeDocument/2006/bibliography" xmlns:msink="http://schemas.microsoft.com/ink/2010/main" xmlns:cdr14="http://schemas.microsoft.com/office/drawing/2010/chartDrawing" xmlns:c15="http://schemas.microsoft.com/office/drawing/2012/chart" xmlns:cs="http://schemas.microsoft.com/office/drawing/2012/chartStyle" xmlns:ns43="http://www.w3.org/1998/Math/MathML" xmlns:ns44="http://www.w3.org/2003/InkML" xmlns:a13cmd="http://schemas.microsoft.com/office/drawing/2013/main/command" xmlns:cx="http://schemas.microsoft.com/office/drawing/2014/chartex" xmlns:c16="http://schemas.microsoft.com/office/drawing/2014/chart" xmlns:dgm1611="http://schemas.microsoft.com/office/drawing/2016/11/diagram" xmlns:c16r3="http://schemas.microsoft.com/office/drawing/2017/03/chart" xmlns:am3d="http://schemas.microsoft.com/office/drawing/2017/model3d" xmlns:an18="http://schemas.microsoft.com/office/drawing/2018/animation" xmlns:anam3d="http://schemas.microsoft.com/office/drawing/2018/animation/model3d" xmlns:iact="http://schemas.microsoft.com/office/powerpoint/2014/inkAction" xmlns:thm15="http://schemas.microsoft.com/office/thememl/2012/main" xmlns:wps="http://schemas.microsoft.com/office/word/2010/wordprocessingShape" xmlns:wpc="http://schemas.microsoft.com/office/word/2010/wordprocessingCanvas" xmlns:wpg="http://schemas.microsoft.com/office/word/2010/wordprocessingGroup" xmlns:w16="http://schemas.microsoft.com/office/word/2018/wordml" xmlns:w16cex="http://schemas.microsoft.com/office/word/2018/wordml/cex" xmlns:cei="http://schemas.microsoft.com/office/word/2026/wordml/cei" xmlns:wetp="http://schemas.microsoft.com/office/webextensions/taskpanes/2010/11" xmlns:we="http://schemas.microsoft.com/office/webextensions/webextension/2010/11" xmlns:comp="http://schemas.openxmlformats.org/drawingml/2006/compatibility" xmlns:lc="http://schemas.openxmlformats.org/drawingml/2006/lockedCanvas" xmlns:dgm14="http://schemas.microsoft.com/office/drawing/2010/diagram" xmlns:a15="http://schemas.microsoft.com/office/drawing/2012/main" xmlns:pic14="http://schemas.microsoft.com/office/drawing/2010/picture" xmlns:c16ac="http://schemas.microsoft.com/office/drawing/2014/chart/ac" xmlns:a16="http://schemas.microsoft.com/office/drawing/2014/main" xmlns:a1611="http://schemas.microsoft.com/office/drawing/2016/11/main" xmlns:dgm1612="http://schemas.microsoft.com/office/drawing/2016/12/diagram" xmlns:a16svg="http://schemas.microsoft.com/office/drawing/2016/SVG/main" xmlns:adec="http://schemas.microsoft.com/office/drawing/2017/decorative" xmlns:a18hc="http://schemas.microsoft.com/office/drawing/2018/hyperlinkcolor" xmlns:wp15="http://schemas.microsoft.com/office/word/2012/wordprocessingDrawing" mc:Ignorable="w14 w15 w16se w16cid w16 w16cex w16sdtdh w16sdtfl w16du">
   <w:docDefaults>
     <w:rPrDefault>
       <w:rPr>
@@ -51870,7 +52035,7 @@
 </file>
 
 <file path=word/theme/theme1.xml><?xml version="1.0" encoding="utf-8"?>
-<a:theme xmlns:w="http://schemas.openxmlformats.org/wordprocessingml/2006/main" xmlns:w14="http://schemas.microsoft.com/office/word/2010/wordml" xmlns:w16du="http://schemas.microsoft.com/office/word/2023/wordml/word16du" xmlns:w16se="http://schemas.microsoft.com/office/word/2015/wordml/symex" xmlns:r="http://schemas.openxmlformats.org/officeDocument/2006/relationships" xmlns:w16sdtdh="http://schemas.microsoft.com/office/word/2020/wordml/sdtdatahash" xmlns:w15="http://schemas.microsoft.com/office/word/2012/wordml" xmlns:w16sdtfl="http://schemas.microsoft.com/office/word/2024/wordml/sdtformatlock" xmlns:m="http://schemas.openxmlformats.org/officeDocument/2006/math" xmlns:a="http://schemas.openxmlformats.org/drawingml/2006/main" xmlns:wp="http://schemas.openxmlformats.org/drawingml/2006/wordprocessingDrawing" xmlns:wp14="http://schemas.microsoft.com/office/word/2010/wordprocessingDrawing" xmlns:mc="http://schemas.openxmlformats.org/markup-compatibility/2006" xmlns:a14="http://schemas.microsoft.com/office/drawing/2010/main" xmlns:w16cid="http://schemas.microsoft.com/office/word/2016/wordml/cid" xmlns:sl="http://schemas.openxmlformats.org/schemaLibrary/2006/main" xmlns:wne="http://schemas.microsoft.com/office/word/2006/wordml" xmlns:c="http://schemas.openxmlformats.org/drawingml/2006/chart" xmlns:cdr="http://schemas.openxmlformats.org/drawingml/2006/chartDrawing" xmlns:c14="http://schemas.microsoft.com/office/drawing/2007/8/2/chart" xmlns:dgm="http://schemas.openxmlformats.org/drawingml/2006/diagram" xmlns:pic="http://schemas.openxmlformats.org/drawingml/2006/picture" xmlns:xdr="http://schemas.openxmlformats.org/drawingml/2006/spreadsheetDrawing" xmlns:dsp="http://schemas.microsoft.com/office/drawing/2008/diagram" xmlns:o="urn:schemas-microsoft-com:office:office" xmlns:v="urn:schemas-microsoft-com:vml" xmlns:w10="urn:schemas-microsoft-com:office:word" xmlns:xvml="urn:schemas-microsoft-com:office:excel" xmlns:pvml="urn:schemas-microsoft-com:office:powerpoint" xmlns:cppr="http://schemas.microsoft.com/office/2006/coverPageProps" xmlns:odx="http://opendope.org/xpaths" xmlns:odc="http://opendope.org/conditions" xmlns:odq="http://opendope.org/questions" xmlns:oda="http://opendope.org/answers" xmlns:odi="http://opendope.org/components" xmlns:odgm="http://opendope.org/SmartArt/DataHierarchy" xmlns:b="http://schemas.openxmlformats.org/officeDocument/2006/bibliography" xmlns:msink="http://schemas.microsoft.com/ink/2010/main" xmlns:cdr14="http://schemas.microsoft.com/office/drawing/2010/chartDrawing" xmlns:c15="http://schemas.microsoft.com/office/drawing/2012/chart" xmlns:cs="http://schemas.microsoft.com/office/drawing/2012/chartStyle" xmlns:ns43="http://www.w3.org/1998/Math/MathML" xmlns:ns44="http://www.w3.org/2003/InkML" xmlns:a13cmd="http://schemas.microsoft.com/office/drawing/2013/main/command" xmlns:cx="http://schemas.microsoft.com/office/drawing/2014/chartex" xmlns:c16="http://schemas.microsoft.com/office/drawing/2014/chart" xmlns:dgm1611="http://schemas.microsoft.com/office/drawing/2016/11/diagram" xmlns:c16r3="http://schemas.microsoft.com/office/drawing/2017/03/chart" xmlns:am3d="http://schemas.microsoft.com/office/drawing/2017/model3d" xmlns:an18="http://schemas.microsoft.com/office/drawing/2018/animation" xmlns:anam3d="http://schemas.microsoft.com/office/drawing/2018/animation/model3d" xmlns:iact="http://schemas.microsoft.com/office/powerpoint/2014/inkAction" xmlns:thm15="http://schemas.microsoft.com/office/thememl/2012/main" xmlns:wps="http://schemas.microsoft.com/office/word/2010/wordprocessingShape" xmlns:wpc="http://schemas.microsoft.com/office/word/2010/wordprocessingCanvas" xmlns:wpg="http://schemas.microsoft.com/office/word/2010/wordprocessingGroup" xmlns:w16="http://schemas.microsoft.com/office/word/2018/wordml" xmlns:w16cex="http://schemas.microsoft.com/office/word/2018/wordml/cex" xmlns:cei="http://schemas.microsoft.com/office/word/2026/wordml/cei" xmlns:wetp="http://schemas.microsoft.com/office/webextensions/taskpanes/2010/11" xmlns:we="http://schemas.microsoft.com/office/webextensions/webextension/2010/11" xmlns:comp="http://schemas.openxmlformats.org/drawingml/2006/compatibility" xmlns:lc="http://schemas.openxmlformats.org/drawingml/2006/lockedCanvas" xmlns:dgm14="http://schemas.microsoft.com/office/drawing/2010/diagram" xmlns:a15="http://schemas.microsoft.com/office/drawing/2012/main" xmlns:pic14="http://schemas.microsoft.com/office/drawing/2010/picture" xmlns:c16ac="http://schemas.microsoft.com/office/drawing/2014/chart/ac" xmlns:a16="http://schemas.microsoft.com/office/drawing/2014/main" xmlns:a1611="http://schemas.microsoft.com/office/drawing/2016/11/main" xmlns:dgm1612="http://schemas.microsoft.com/office/drawing/2016/12/diagram" xmlns:a16svg="http://schemas.microsoft.com/office/drawing/2016/SVG/main" xmlns:adec="http://schemas.microsoft.com/office/drawing/2017/decorative" xmlns:a18hc="http://schemas.microsoft.com/office/drawing/2018/hyperlinkcolor" xmlns:wp15="http://schemas.microsoft.com/office/word/2012/wordprocessingDrawing" name="Office Theme">
+<a:theme xmlns:w="http://schemas.openxmlformats.org/wordprocessingml/2006/main" xmlns:w14="http://schemas.microsoft.com/office/word/2010/wordml" xmlns:w16du="http://schemas.microsoft.com/office/word/2023/wordml/word16du" xmlns:w16sdtdh="http://schemas.microsoft.com/office/word/2020/wordml/sdtdatahash" xmlns:w15="http://schemas.microsoft.com/office/word/2012/wordml" xmlns:w16sdtfl="http://schemas.microsoft.com/office/word/2024/wordml/sdtformatlock" xmlns:r="http://schemas.openxmlformats.org/officeDocument/2006/relationships" xmlns:w16se="http://schemas.microsoft.com/office/word/2015/wordml/symex" xmlns:m="http://schemas.openxmlformats.org/officeDocument/2006/math" xmlns:a="http://schemas.openxmlformats.org/drawingml/2006/main" xmlns:wp="http://schemas.openxmlformats.org/drawingml/2006/wordprocessingDrawing" xmlns:wp14="http://schemas.microsoft.com/office/word/2010/wordprocessingDrawing" xmlns:mc="http://schemas.openxmlformats.org/markup-compatibility/2006" xmlns:a14="http://schemas.microsoft.com/office/drawing/2010/main" xmlns:w16cid="http://schemas.microsoft.com/office/word/2016/wordml/cid" xmlns:sl="http://schemas.openxmlformats.org/schemaLibrary/2006/main" xmlns:wne="http://schemas.microsoft.com/office/word/2006/wordml" xmlns:c="http://schemas.openxmlformats.org/drawingml/2006/chart" xmlns:cdr="http://schemas.openxmlformats.org/drawingml/2006/chartDrawing" xmlns:c14="http://schemas.microsoft.com/office/drawing/2007/8/2/chart" xmlns:dgm="http://schemas.openxmlformats.org/drawingml/2006/diagram" xmlns:pic="http://schemas.openxmlformats.org/drawingml/2006/picture" xmlns:xdr="http://schemas.openxmlformats.org/drawingml/2006/spreadsheetDrawing" xmlns:dsp="http://schemas.microsoft.com/office/drawing/2008/diagram" xmlns:o="urn:schemas-microsoft-com:office:office" xmlns:v="urn:schemas-microsoft-com:vml" xmlns:w10="urn:schemas-microsoft-com:office:word" xmlns:xvml="urn:schemas-microsoft-com:office:excel" xmlns:pvml="urn:schemas-microsoft-com:office:powerpoint" xmlns:cppr="http://schemas.microsoft.com/office/2006/coverPageProps" xmlns:odx="http://opendope.org/xpaths" xmlns:odc="http://opendope.org/conditions" xmlns:odq="http://opendope.org/questions" xmlns:oda="http://opendope.org/answers" xmlns:odi="http://opendope.org/components" xmlns:odgm="http://opendope.org/SmartArt/DataHierarchy" xmlns:b="http://schemas.openxmlformats.org/officeDocument/2006/bibliography" xmlns:msink="http://schemas.microsoft.com/ink/2010/main" xmlns:cdr14="http://schemas.microsoft.com/office/drawing/2010/chartDrawing" xmlns:c15="http://schemas.microsoft.com/office/drawing/2012/chart" xmlns:cs="http://schemas.microsoft.com/office/drawing/2012/chartStyle" xmlns:ns43="http://www.w3.org/1998/Math/MathML" xmlns:ns44="http://www.w3.org/2003/InkML" xmlns:a13cmd="http://schemas.microsoft.com/office/drawing/2013/main/command" xmlns:cx="http://schemas.microsoft.com/office/drawing/2014/chartex" xmlns:c16="http://schemas.microsoft.com/office/drawing/2014/chart" xmlns:dgm1611="http://schemas.microsoft.com/office/drawing/2016/11/diagram" xmlns:c16r3="http://schemas.microsoft.com/office/drawing/2017/03/chart" xmlns:am3d="http://schemas.microsoft.com/office/drawing/2017/model3d" xmlns:an18="http://schemas.microsoft.com/office/drawing/2018/animation" xmlns:anam3d="http://schemas.microsoft.com/office/drawing/2018/animation/model3d" xmlns:iact="http://schemas.microsoft.com/office/powerpoint/2014/inkAction" xmlns:thm15="http://schemas.microsoft.com/office/thememl/2012/main" xmlns:wps="http://schemas.microsoft.com/office/word/2010/wordprocessingShape" xmlns:wpc="http://schemas.microsoft.com/office/word/2010/wordprocessingCanvas" xmlns:wpg="http://schemas.microsoft.com/office/word/2010/wordprocessingGroup" xmlns:w16="http://schemas.microsoft.com/office/word/2018/wordml" xmlns:w16cex="http://schemas.microsoft.com/office/word/2018/wordml/cex" xmlns:cei="http://schemas.microsoft.com/office/word/2026/wordml/cei" xmlns:wetp="http://schemas.microsoft.com/office/webextensions/taskpanes/2010/11" xmlns:we="http://schemas.microsoft.com/office/webextensions/webextension/2010/11" xmlns:comp="http://schemas.openxmlformats.org/drawingml/2006/compatibility" xmlns:lc="http://schemas.openxmlformats.org/drawingml/2006/lockedCanvas" xmlns:dgm14="http://schemas.microsoft.com/office/drawing/2010/diagram" xmlns:a15="http://schemas.microsoft.com/office/drawing/2012/main" xmlns:pic14="http://schemas.microsoft.com/office/drawing/2010/picture" xmlns:c16ac="http://schemas.microsoft.com/office/drawing/2014/chart/ac" xmlns:a16="http://schemas.microsoft.com/office/drawing/2014/main" xmlns:a1611="http://schemas.microsoft.com/office/drawing/2016/11/main" xmlns:dgm1612="http://schemas.microsoft.com/office/drawing/2016/12/diagram" xmlns:a16svg="http://schemas.microsoft.com/office/drawing/2016/SVG/main" xmlns:adec="http://schemas.microsoft.com/office/drawing/2017/decorative" xmlns:a18hc="http://schemas.microsoft.com/office/drawing/2018/hyperlinkcolor" xmlns:wp15="http://schemas.microsoft.com/office/word/2012/wordprocessingDrawing" name="Office Theme">
   <a:themeElements>
     <a:clrScheme name="Office">
       <a:dk1>
@@ -52157,7 +52322,7 @@
 </file>
 
 <file path=customXml/item2.xml><?xml version="1.0" encoding="utf-8"?>
-<b:Sources xmlns:w="http://schemas.openxmlformats.org/wordprocessingml/2006/main" xmlns:w14="http://schemas.microsoft.com/office/word/2010/wordml" xmlns:w16du="http://schemas.microsoft.com/office/word/2023/wordml/word16du" xmlns:w16se="http://schemas.microsoft.com/office/word/2015/wordml/symex" xmlns:r="http://schemas.openxmlformats.org/officeDocument/2006/relationships" xmlns:w16sdtdh="http://schemas.microsoft.com/office/word/2020/wordml/sdtdatahash" xmlns:w15="http://schemas.microsoft.com/office/word/2012/wordml" xmlns:w16sdtfl="http://schemas.microsoft.com/office/word/2024/wordml/sdtformatlock" xmlns:m="http://schemas.openxmlformats.org/officeDocument/2006/math" xmlns:a="http://schemas.openxmlformats.org/drawingml/2006/main" xmlns:wp="http://schemas.openxmlformats.org/drawingml/2006/wordprocessingDrawing" xmlns:wp14="http://schemas.microsoft.com/office/word/2010/wordprocessingDrawing" xmlns:mc="http://schemas.openxmlformats.org/markup-compatibility/2006" xmlns:a14="http://schemas.microsoft.com/office/drawing/2010/main" xmlns:w16cid="http://schemas.microsoft.com/office/word/2016/wordml/cid" xmlns:sl="http://schemas.openxmlformats.org/schemaLibrary/2006/main" xmlns:wne="http://schemas.microsoft.com/office/word/2006/wordml" xmlns:c="http://schemas.openxmlformats.org/drawingml/2006/chart" xmlns:cdr="http://schemas.openxmlformats.org/drawingml/2006/chartDrawing" xmlns:c14="http://schemas.microsoft.com/office/drawing/2007/8/2/chart" xmlns:dgm="http://schemas.openxmlformats.org/drawingml/2006/diagram" xmlns:pic="http://schemas.openxmlformats.org/drawingml/2006/picture" xmlns:xdr="http://schemas.openxmlformats.org/drawingml/2006/spreadsheetDrawing" xmlns:dsp="http://schemas.microsoft.com/office/drawing/2008/diagram" xmlns:o="urn:schemas-microsoft-com:office:office" xmlns:v="urn:schemas-microsoft-com:vml" xmlns:w10="urn:schemas-microsoft-com:office:word" xmlns:xvml="urn:schemas-microsoft-com:office:excel" xmlns:pvml="urn:schemas-microsoft-com:office:powerpoint" xmlns:cppr="http://schemas.microsoft.com/office/2006/coverPageProps" xmlns:odx="http://opendope.org/xpaths" xmlns:odc="http://opendope.org/conditions" xmlns:odq="http://opendope.org/questions" xmlns:oda="http://opendope.org/answers" xmlns:odi="http://opendope.org/components" xmlns:odgm="http://opendope.org/SmartArt/DataHierarchy" xmlns:b="http://schemas.openxmlformats.org/officeDocument/2006/bibliography" xmlns:msink="http://schemas.microsoft.com/ink/2010/main" xmlns:cdr14="http://schemas.microsoft.com/office/drawing/2010/chartDrawing" xmlns:c15="http://schemas.microsoft.com/office/drawing/2012/chart" xmlns:cs="http://schemas.microsoft.com/office/drawing/2012/chartStyle" xmlns:ns43="http://www.w3.org/1998/Math/MathML" xmlns:ns44="http://www.w3.org/2003/InkML" xmlns:a13cmd="http://schemas.microsoft.com/office/drawing/2013/main/command" xmlns:cx="http://schemas.microsoft.com/office/drawing/2014/chartex" xmlns:c16="http://schemas.microsoft.com/office/drawing/2014/chart" xmlns:dgm1611="http://schemas.microsoft.com/office/drawing/2016/11/diagram" xmlns:c16r3="http://schemas.microsoft.com/office/drawing/2017/03/chart" xmlns:am3d="http://schemas.microsoft.com/office/drawing/2017/model3d" xmlns:an18="http://schemas.microsoft.com/office/drawing/2018/animation" xmlns:anam3d="http://schemas.microsoft.com/office/drawing/2018/animation/model3d" xmlns:iact="http://schemas.microsoft.com/office/powerpoint/2014/inkAction" xmlns:thm15="http://schemas.microsoft.com/office/thememl/2012/main" xmlns:wps="http://schemas.microsoft.com/office/word/2010/wordprocessingShape" xmlns:wpc="http://schemas.microsoft.com/office/word/2010/wordprocessingCanvas" xmlns:wpg="http://schemas.microsoft.com/office/word/2010/wordprocessingGroup" xmlns:w16="http://schemas.microsoft.com/office/word/2018/wordml" xmlns:w16cex="http://schemas.microsoft.com/office/word/2018/wordml/cex" xmlns:cei="http://schemas.microsoft.com/office/word/2026/wordml/cei" xmlns:wetp="http://schemas.microsoft.com/office/webextensions/taskpanes/2010/11" xmlns:we="http://schemas.microsoft.com/office/webextensions/webextension/2010/11" xmlns:comp="http://schemas.openxmlformats.org/drawingml/2006/compatibility" xmlns:lc="http://schemas.openxmlformats.org/drawingml/2006/lockedCanvas" xmlns:dgm14="http://schemas.microsoft.com/office/drawing/2010/diagram" xmlns:a15="http://schemas.microsoft.com/office/drawing/2012/main" xmlns:pic14="http://schemas.microsoft.com/office/drawing/2010/picture" xmlns:c16ac="http://schemas.microsoft.com/office/drawing/2014/chart/ac" xmlns:a16="http://schemas.microsoft.com/office/drawing/2014/main" xmlns:a1611="http://schemas.microsoft.com/office/drawing/2016/11/main" xmlns:dgm1612="http://schemas.microsoft.com/office/drawing/2016/12/diagram" xmlns:a16svg="http://schemas.microsoft.com/office/drawing/2016/SVG/main" xmlns:adec="http://schemas.microsoft.com/office/drawing/2017/decorative" xmlns:a18hc="http://schemas.microsoft.com/office/drawing/2018/hyperlinkcolor" xmlns:wp15="http://schemas.microsoft.com/office/word/2012/wordprocessingDrawing" SelectedStyle="\APA.XSL" StyleName="APA"/>
+<b:Sources xmlns:w="http://schemas.openxmlformats.org/wordprocessingml/2006/main" xmlns:w14="http://schemas.microsoft.com/office/word/2010/wordml" xmlns:w16du="http://schemas.microsoft.com/office/word/2023/wordml/word16du" xmlns:w16sdtdh="http://schemas.microsoft.com/office/word/2020/wordml/sdtdatahash" xmlns:w15="http://schemas.microsoft.com/office/word/2012/wordml" xmlns:w16sdtfl="http://schemas.microsoft.com/office/word/2024/wordml/sdtformatlock" xmlns:r="http://schemas.openxmlformats.org/officeDocument/2006/relationships" xmlns:w16se="http://schemas.microsoft.com/office/word/2015/wordml/symex" xmlns:m="http://schemas.openxmlformats.org/officeDocument/2006/math" xmlns:a="http://schemas.openxmlformats.org/drawingml/2006/main" xmlns:wp="http://schemas.openxmlformats.org/drawingml/2006/wordprocessingDrawing" xmlns:wp14="http://schemas.microsoft.com/office/word/2010/wordprocessingDrawing" xmlns:mc="http://schemas.openxmlformats.org/markup-compatibility/2006" xmlns:a14="http://schemas.microsoft.com/office/drawing/2010/main" xmlns:w16cid="http://schemas.microsoft.com/office/word/2016/wordml/cid" xmlns:sl="http://schemas.openxmlformats.org/schemaLibrary/2006/main" xmlns:wne="http://schemas.microsoft.com/office/word/2006/wordml" xmlns:c="http://schemas.openxmlformats.org/drawingml/2006/chart" xmlns:cdr="http://schemas.openxmlformats.org/drawingml/2006/chartDrawing" xmlns:c14="http://schemas.microsoft.com/office/drawing/2007/8/2/chart" xmlns:dgm="http://schemas.openxmlformats.org/drawingml/2006/diagram" xmlns:pic="http://schemas.openxmlformats.org/drawingml/2006/picture" xmlns:xdr="http://schemas.openxmlformats.org/drawingml/2006/spreadsheetDrawing" xmlns:dsp="http://schemas.microsoft.com/office/drawing/2008/diagram" xmlns:o="urn:schemas-microsoft-com:office:office" xmlns:v="urn:schemas-microsoft-com:vml" xmlns:w10="urn:schemas-microsoft-com:office:word" xmlns:xvml="urn:schemas-microsoft-com:office:excel" xmlns:pvml="urn:schemas-microsoft-com:office:powerpoint" xmlns:cppr="http://schemas.microsoft.com/office/2006/coverPageProps" xmlns:odx="http://opendope.org/xpaths" xmlns:odc="http://opendope.org/conditions" xmlns:odq="http://opendope.org/questions" xmlns:oda="http://opendope.org/answers" xmlns:odi="http://opendope.org/components" xmlns:odgm="http://opendope.org/SmartArt/DataHierarchy" xmlns:b="http://schemas.openxmlformats.org/officeDocument/2006/bibliography" xmlns:msink="http://schemas.microsoft.com/ink/2010/main" xmlns:cdr14="http://schemas.microsoft.com/office/drawing/2010/chartDrawing" xmlns:c15="http://schemas.microsoft.com/office/drawing/2012/chart" xmlns:cs="http://schemas.microsoft.com/office/drawing/2012/chartStyle" xmlns:ns43="http://www.w3.org/1998/Math/MathML" xmlns:ns44="http://www.w3.org/2003/InkML" xmlns:a13cmd="http://schemas.microsoft.com/office/drawing/2013/main/command" xmlns:cx="http://schemas.microsoft.com/office/drawing/2014/chartex" xmlns:c16="http://schemas.microsoft.com/office/drawing/2014/chart" xmlns:dgm1611="http://schemas.microsoft.com/office/drawing/2016/11/diagram" xmlns:c16r3="http://schemas.microsoft.com/office/drawing/2017/03/chart" xmlns:am3d="http://schemas.microsoft.com/office/drawing/2017/model3d" xmlns:an18="http://schemas.microsoft.com/office/drawing/2018/animation" xmlns:anam3d="http://schemas.microsoft.com/office/drawing/2018/animation/model3d" xmlns:iact="http://schemas.microsoft.com/office/powerpoint/2014/inkAction" xmlns:thm15="http://schemas.microsoft.com/office/thememl/2012/main" xmlns:wps="http://schemas.microsoft.com/office/word/2010/wordprocessingShape" xmlns:wpc="http://schemas.microsoft.com/office/word/2010/wordprocessingCanvas" xmlns:wpg="http://schemas.microsoft.com/office/word/2010/wordprocessingGroup" xmlns:w16="http://schemas.microsoft.com/office/word/2018/wordml" xmlns:w16cex="http://schemas.microsoft.com/office/word/2018/wordml/cex" xmlns:cei="http://schemas.microsoft.com/office/word/2026/wordml/cei" xmlns:wetp="http://schemas.microsoft.com/office/webextensions/taskpanes/2010/11" xmlns:we="http://schemas.microsoft.com/office/webextensions/webextension/2010/11" xmlns:comp="http://schemas.openxmlformats.org/drawingml/2006/compatibility" xmlns:lc="http://schemas.openxmlformats.org/drawingml/2006/lockedCanvas" xmlns:dgm14="http://schemas.microsoft.com/office/drawing/2010/diagram" xmlns:a15="http://schemas.microsoft.com/office/drawing/2012/main" xmlns:pic14="http://schemas.microsoft.com/office/drawing/2010/picture" xmlns:c16ac="http://schemas.microsoft.com/office/drawing/2014/chart/ac" xmlns:a16="http://schemas.microsoft.com/office/drawing/2014/main" xmlns:a1611="http://schemas.microsoft.com/office/drawing/2016/11/main" xmlns:dgm1612="http://schemas.microsoft.com/office/drawing/2016/12/diagram" xmlns:a16svg="http://schemas.microsoft.com/office/drawing/2016/SVG/main" xmlns:adec="http://schemas.microsoft.com/office/drawing/2017/decorative" xmlns:a18hc="http://schemas.microsoft.com/office/drawing/2018/hyperlinkcolor" xmlns:wp15="http://schemas.microsoft.com/office/word/2012/wordprocessingDrawing" SelectedStyle="\APA.XSL" StyleName="APA"/>
 </file>
 
 <file path=customXml/item3.xml><?xml version="1.0" encoding="utf-8"?>
@@ -52165,7 +52330,7 @@
 </file>
 
 <file path=customXml/item4.xml><?xml version="1.0" encoding="utf-8"?>
-<b:Sources xmlns:w="http://schemas.openxmlformats.org/wordprocessingml/2006/main" xmlns:w14="http://schemas.microsoft.com/office/word/2010/wordml" xmlns:w16du="http://schemas.microsoft.com/office/word/2023/wordml/word16du" xmlns:w16se="http://schemas.microsoft.com/office/word/2015/wordml/symex" xmlns:r="http://schemas.openxmlformats.org/officeDocument/2006/relationships" xmlns:w16sdtdh="http://schemas.microsoft.com/office/word/2020/wordml/sdtdatahash" xmlns:w15="http://schemas.microsoft.com/office/word/2012/wordml" xmlns:w16sdtfl="http://schemas.microsoft.com/office/word/2024/wordml/sdtformatlock" xmlns:m="http://schemas.openxmlformats.org/officeDocument/2006/math" xmlns:a="http://schemas.openxmlformats.org/drawingml/2006/main" xmlns:wp="http://schemas.openxmlformats.org/drawingml/2006/wordprocessingDrawing" xmlns:wp14="http://schemas.microsoft.com/office/word/2010/wordprocessingDrawing" xmlns:mc="http://schemas.openxmlformats.org/markup-compatibility/2006" xmlns:a14="http://schemas.microsoft.com/office/drawing/2010/main" xmlns:w16cid="http://schemas.microsoft.com/office/word/2016/wordml/cid" xmlns:sl="http://schemas.openxmlformats.org/schemaLibrary/2006/main" xmlns:wne="http://schemas.microsoft.com/office/word/2006/wordml" xmlns:c="http://schemas.openxmlformats.org/drawingml/2006/chart" xmlns:cdr="http://schemas.openxmlformats.org/drawingml/2006/chartDrawing" xmlns:c14="http://schemas.microsoft.com/office/drawing/2007/8/2/chart" xmlns:dgm="http://schemas.openxmlformats.org/drawingml/2006/diagram" xmlns:pic="http://schemas.openxmlformats.org/drawingml/2006/picture" xmlns:xdr="http://schemas.openxmlformats.org/drawingml/2006/spreadsheetDrawing" xmlns:dsp="http://schemas.microsoft.com/office/drawing/2008/diagram" xmlns:o="urn:schemas-microsoft-com:office:office" xmlns:v="urn:schemas-microsoft-com:vml" xmlns:w10="urn:schemas-microsoft-com:office:word" xmlns:xvml="urn:schemas-microsoft-com:office:excel" xmlns:pvml="urn:schemas-microsoft-com:office:powerpoint" xmlns:cppr="http://schemas.microsoft.com/office/2006/coverPageProps" xmlns:odx="http://opendope.org/xpaths" xmlns:odc="http://opendope.org/conditions" xmlns:odq="http://opendope.org/questions" xmlns:oda="http://opendope.org/answers" xmlns:odi="http://opendope.org/components" xmlns:odgm="http://opendope.org/SmartArt/DataHierarchy" xmlns:b="http://schemas.openxmlformats.org/officeDocument/2006/bibliography" xmlns:msink="http://schemas.microsoft.com/ink/2010/main" xmlns:cdr14="http://schemas.microsoft.com/office/drawing/2010/chartDrawing" xmlns:c15="http://schemas.microsoft.com/office/drawing/2012/chart" xmlns:cs="http://schemas.microsoft.com/office/drawing/2012/chartStyle" xmlns:ns43="http://www.w3.org/1998/Math/MathML" xmlns:ns44="http://www.w3.org/2003/InkML" xmlns:a13cmd="http://schemas.microsoft.com/office/drawing/2013/main/command" xmlns:cx="http://schemas.microsoft.com/office/drawing/2014/chartex" xmlns:c16="http://schemas.microsoft.com/office/drawing/2014/chart" xmlns:dgm1611="http://schemas.microsoft.com/office/drawing/2016/11/diagram" xmlns:c16r3="http://schemas.microsoft.com/office/drawing/2017/03/chart" xmlns:am3d="http://schemas.microsoft.com/office/drawing/2017/model3d" xmlns:an18="http://schemas.microsoft.com/office/drawing/2018/animation" xmlns:anam3d="http://schemas.microsoft.com/office/drawing/2018/animation/model3d" xmlns:iact="http://schemas.microsoft.com/office/powerpoint/2014/inkAction" xmlns:thm15="http://schemas.microsoft.com/office/thememl/2012/main" xmlns:wps="http://schemas.microsoft.com/office/word/2010/wordprocessingShape" xmlns:wpc="http://schemas.microsoft.com/office/word/2010/wordprocessingCanvas" xmlns:wpg="http://schemas.microsoft.com/office/word/2010/wordprocessingGroup" xmlns:w16="http://schemas.microsoft.com/office/word/2018/wordml" xmlns:w16cex="http://schemas.microsoft.com/office/word/2018/wordml/cex" xmlns:cei="http://schemas.microsoft.com/office/word/2026/wordml/cei" xmlns:wetp="http://schemas.microsoft.com/office/webextensions/taskpanes/2010/11" xmlns:we="http://schemas.microsoft.com/office/webextensions/webextension/2010/11" xmlns:comp="http://schemas.openxmlformats.org/drawingml/2006/compatibility" xmlns:lc="http://schemas.openxmlformats.org/drawingml/2006/lockedCanvas" xmlns:dgm14="http://schemas.microsoft.com/office/drawing/2010/diagram" xmlns:a15="http://schemas.microsoft.com/office/drawing/2012/main" xmlns:pic14="http://schemas.microsoft.com/office/drawing/2010/picture" xmlns:c16ac="http://schemas.microsoft.com/office/drawing/2014/chart/ac" xmlns:a16="http://schemas.microsoft.com/office/drawing/2014/main" xmlns:a1611="http://schemas.microsoft.com/office/drawing/2016/11/main" xmlns:dgm1612="http://schemas.microsoft.com/office/drawing/2016/12/diagram" xmlns:a16svg="http://schemas.microsoft.com/office/drawing/2016/SVG/main" xmlns:adec="http://schemas.microsoft.com/office/drawing/2017/decorative" xmlns:a18hc="http://schemas.microsoft.com/office/drawing/2018/hyperlinkcolor" xmlns:wp15="http://schemas.microsoft.com/office/word/2012/wordprocessingDrawing" SelectedStyle="\APA.XSL" StyleName="APA"/>
+<b:Sources xmlns:w="http://schemas.openxmlformats.org/wordprocessingml/2006/main" xmlns:w14="http://schemas.microsoft.com/office/word/2010/wordml" xmlns:w16du="http://schemas.microsoft.com/office/word/2023/wordml/word16du" xmlns:w16sdtdh="http://schemas.microsoft.com/office/word/2020/wordml/sdtdatahash" xmlns:w15="http://schemas.microsoft.com/office/word/2012/wordml" xmlns:w16sdtfl="http://schemas.microsoft.com/office/word/2024/wordml/sdtformatlock" xmlns:r="http://schemas.openxmlformats.org/officeDocument/2006/relationships" xmlns:w16se="http://schemas.microsoft.com/office/word/2015/wordml/symex" xmlns:m="http://schemas.openxmlformats.org/officeDocument/2006/math" xmlns:a="http://schemas.openxmlformats.org/drawingml/2006/main" xmlns:wp="http://schemas.openxmlformats.org/drawingml/2006/wordprocessingDrawing" xmlns:wp14="http://schemas.microsoft.com/office/word/2010/wordprocessingDrawing" xmlns:mc="http://schemas.openxmlformats.org/markup-compatibility/2006" xmlns:a14="http://schemas.microsoft.com/office/drawing/2010/main" xmlns:w16cid="http://schemas.microsoft.com/office/word/2016/wordml/cid" xmlns:sl="http://schemas.openxmlformats.org/schemaLibrary/2006/main" xmlns:wne="http://schemas.microsoft.com/office/word/2006/wordml" xmlns:c="http://schemas.openxmlformats.org/drawingml/2006/chart" xmlns:cdr="http://schemas.openxmlformats.org/drawingml/2006/chartDrawing" xmlns:c14="http://schemas.microsoft.com/office/drawing/2007/8/2/chart" xmlns:dgm="http://schemas.openxmlformats.org/drawingml/2006/diagram" xmlns:pic="http://schemas.openxmlformats.org/drawingml/2006/picture" xmlns:xdr="http://schemas.openxmlformats.org/drawingml/2006/spreadsheetDrawing" xmlns:dsp="http://schemas.microsoft.com/office/drawing/2008/diagram" xmlns:o="urn:schemas-microsoft-com:office:office" xmlns:v="urn:schemas-microsoft-com:vml" xmlns:w10="urn:schemas-microsoft-com:office:word" xmlns:xvml="urn:schemas-microsoft-com:office:excel" xmlns:pvml="urn:schemas-microsoft-com:office:powerpoint" xmlns:cppr="http://schemas.microsoft.com/office/2006/coverPageProps" xmlns:odx="http://opendope.org/xpaths" xmlns:odc="http://opendope.org/conditions" xmlns:odq="http://opendope.org/questions" xmlns:oda="http://opendope.org/answers" xmlns:odi="http://opendope.org/components" xmlns:odgm="http://opendope.org/SmartArt/DataHierarchy" xmlns:b="http://schemas.openxmlformats.org/officeDocument/2006/bibliography" xmlns:msink="http://schemas.microsoft.com/ink/2010/main" xmlns:cdr14="http://schemas.microsoft.com/office/drawing/2010/chartDrawing" xmlns:c15="http://schemas.microsoft.com/office/drawing/2012/chart" xmlns:cs="http://schemas.microsoft.com/office/drawing/2012/chartStyle" xmlns:ns43="http://www.w3.org/1998/Math/MathML" xmlns:ns44="http://www.w3.org/2003/InkML" xmlns:a13cmd="http://schemas.microsoft.com/office/drawing/2013/main/command" xmlns:cx="http://schemas.microsoft.com/office/drawing/2014/chartex" xmlns:c16="http://schemas.microsoft.com/office/drawing/2014/chart" xmlns:dgm1611="http://schemas.microsoft.com/office/drawing/2016/11/diagram" xmlns:c16r3="http://schemas.microsoft.com/office/drawing/2017/03/chart" xmlns:am3d="http://schemas.microsoft.com/office/drawing/2017/model3d" xmlns:an18="http://schemas.microsoft.com/office/drawing/2018/animation" xmlns:anam3d="http://schemas.microsoft.com/office/drawing/2018/animation/model3d" xmlns:iact="http://schemas.microsoft.com/office/powerpoint/2014/inkAction" xmlns:thm15="http://schemas.microsoft.com/office/thememl/2012/main" xmlns:wps="http://schemas.microsoft.com/office/word/2010/wordprocessingShape" xmlns:wpc="http://schemas.microsoft.com/office/word/2010/wordprocessingCanvas" xmlns:wpg="http://schemas.microsoft.com/office/word/2010/wordprocessingGroup" xmlns:w16="http://schemas.microsoft.com/office/word/2018/wordml" xmlns:w16cex="http://schemas.microsoft.com/office/word/2018/wordml/cex" xmlns:cei="http://schemas.microsoft.com/office/word/2026/wordml/cei" xmlns:wetp="http://schemas.microsoft.com/office/webextensions/taskpanes/2010/11" xmlns:we="http://schemas.microsoft.com/office/webextensions/webextension/2010/11" xmlns:comp="http://schemas.openxmlformats.org/drawingml/2006/compatibility" xmlns:lc="http://schemas.openxmlformats.org/drawingml/2006/lockedCanvas" xmlns:dgm14="http://schemas.microsoft.com/office/drawing/2010/diagram" xmlns:a15="http://schemas.microsoft.com/office/drawing/2012/main" xmlns:pic14="http://schemas.microsoft.com/office/drawing/2010/picture" xmlns:c16ac="http://schemas.microsoft.com/office/drawing/2014/chart/ac" xmlns:a16="http://schemas.microsoft.com/office/drawing/2014/main" xmlns:a1611="http://schemas.microsoft.com/office/drawing/2016/11/main" xmlns:dgm1612="http://schemas.microsoft.com/office/drawing/2016/12/diagram" xmlns:a16svg="http://schemas.microsoft.com/office/drawing/2016/SVG/main" xmlns:adec="http://schemas.microsoft.com/office/drawing/2017/decorative" xmlns:a18hc="http://schemas.microsoft.com/office/drawing/2018/hyperlinkcolor" xmlns:wp15="http://schemas.microsoft.com/office/word/2012/wordprocessingDrawing" SelectedStyle="\APA.XSL" StyleName="APA"/>
 </file>
 
 <file path=customXml/item5.xml><?xml version="1.0" encoding="utf-8"?>

--- a/docs/Docx4j_GettingStarted.docx
+++ b/docs/Docx4j_GettingStarted.docx
@@ -61,7 +61,7 @@
           <w:r>
             <w:fldChar w:fldCharType="separate"/>
           </w:r>
-          <w:hyperlink w:anchor="_Toc405943488">
+          <w:hyperlink w:anchor="_Toc568795573">
             <w:r>
               <w:rPr>
                 <w:rStyle w:val="Hyperlink"/>
@@ -87,7 +87,7 @@
                 <w:noProof/>
                 <w:webHidden/>
               </w:rPr>
-              <w:instrText xml:space="preserve">PAGEREF _Toc405943488 \h</w:instrText>
+              <w:instrText xml:space="preserve">PAGEREF _Toc568795573 \h</w:instrText>
             </w:r>
             <w:r>
               <w:rPr>
@@ -128,7 +128,7 @@
               <w:noProof/>
             </w:rPr>
           </w:pPr>
-          <w:hyperlink w:anchor="_Toc405943489">
+          <w:hyperlink w:anchor="_Toc568795574">
             <w:r>
               <w:rPr>
                 <w:rStyle w:val="Hyperlink"/>
@@ -154,7 +154,7 @@
                 <w:noProof/>
                 <w:webHidden/>
               </w:rPr>
-              <w:instrText xml:space="preserve">PAGEREF _Toc405943489 \h</w:instrText>
+              <w:instrText xml:space="preserve">PAGEREF _Toc568795574 \h</w:instrText>
             </w:r>
             <w:r>
               <w:rPr>
@@ -195,7 +195,7 @@
               <w:noProof/>
             </w:rPr>
           </w:pPr>
-          <w:hyperlink w:anchor="_Toc405943490">
+          <w:hyperlink w:anchor="_Toc568795575">
             <w:r>
               <w:rPr>
                 <w:rStyle w:val="Hyperlink"/>
@@ -221,7 +221,7 @@
                 <w:noProof/>
                 <w:webHidden/>
               </w:rPr>
-              <w:instrText xml:space="preserve">PAGEREF _Toc405943490 \h</w:instrText>
+              <w:instrText xml:space="preserve">PAGEREF _Toc568795575 \h</w:instrText>
             </w:r>
             <w:r>
               <w:rPr>
@@ -262,7 +262,7 @@
               <w:noProof/>
             </w:rPr>
           </w:pPr>
-          <w:hyperlink w:anchor="_Toc405943491">
+          <w:hyperlink w:anchor="_Toc568795576">
             <w:r>
               <w:rPr>
                 <w:rStyle w:val="Hyperlink"/>
@@ -288,7 +288,7 @@
                 <w:noProof/>
                 <w:webHidden/>
               </w:rPr>
-              <w:instrText xml:space="preserve">PAGEREF _Toc405943491 \h</w:instrText>
+              <w:instrText xml:space="preserve">PAGEREF _Toc568795576 \h</w:instrText>
             </w:r>
             <w:r>
               <w:rPr>
@@ -329,7 +329,7 @@
               <w:noProof/>
             </w:rPr>
           </w:pPr>
-          <w:hyperlink w:anchor="_Toc405943492">
+          <w:hyperlink w:anchor="_Toc568795577">
             <w:r>
               <w:rPr>
                 <w:rStyle w:val="Hyperlink"/>
@@ -355,7 +355,7 @@
                 <w:noProof/>
                 <w:webHidden/>
               </w:rPr>
-              <w:instrText xml:space="preserve">PAGEREF _Toc405943492 \h</w:instrText>
+              <w:instrText xml:space="preserve">PAGEREF _Toc568795577 \h</w:instrText>
             </w:r>
             <w:r>
               <w:rPr>
@@ -396,7 +396,7 @@
               <w:noProof/>
             </w:rPr>
           </w:pPr>
-          <w:hyperlink w:anchor="_Toc405943493">
+          <w:hyperlink w:anchor="_Toc568795578">
             <w:r>
               <w:rPr>
                 <w:rStyle w:val="Hyperlink"/>
@@ -422,7 +422,7 @@
                 <w:noProof/>
                 <w:webHidden/>
               </w:rPr>
-              <w:instrText xml:space="preserve">PAGEREF _Toc405943493 \h</w:instrText>
+              <w:instrText xml:space="preserve">PAGEREF _Toc568795578 \h</w:instrText>
             </w:r>
             <w:r>
               <w:rPr>
@@ -463,7 +463,7 @@
               <w:noProof/>
             </w:rPr>
           </w:pPr>
-          <w:hyperlink w:anchor="_Toc405943494">
+          <w:hyperlink w:anchor="_Toc568795579">
             <w:r>
               <w:rPr>
                 <w:rStyle w:val="Hyperlink"/>
@@ -489,7 +489,7 @@
                 <w:noProof/>
                 <w:webHidden/>
               </w:rPr>
-              <w:instrText xml:space="preserve">PAGEREF _Toc405943494 \h</w:instrText>
+              <w:instrText xml:space="preserve">PAGEREF _Toc568795579 \h</w:instrText>
             </w:r>
             <w:r>
               <w:rPr>
@@ -530,7 +530,7 @@
               <w:noProof/>
             </w:rPr>
           </w:pPr>
-          <w:hyperlink w:anchor="_Toc405943495">
+          <w:hyperlink w:anchor="_Toc568795580">
             <w:r>
               <w:rPr>
                 <w:rStyle w:val="Hyperlink"/>
@@ -556,7 +556,7 @@
                 <w:noProof/>
                 <w:webHidden/>
               </w:rPr>
-              <w:instrText xml:space="preserve">PAGEREF _Toc405943495 \h</w:instrText>
+              <w:instrText xml:space="preserve">PAGEREF _Toc568795580 \h</w:instrText>
             </w:r>
             <w:r>
               <w:rPr>
@@ -597,7 +597,7 @@
               <w:noProof/>
             </w:rPr>
           </w:pPr>
-          <w:hyperlink w:anchor="_Toc405943496">
+          <w:hyperlink w:anchor="_Toc568795581">
             <w:r>
               <w:rPr>
                 <w:rStyle w:val="Hyperlink"/>
@@ -623,7 +623,7 @@
                 <w:noProof/>
                 <w:webHidden/>
               </w:rPr>
-              <w:instrText xml:space="preserve">PAGEREF _Toc405943496 \h</w:instrText>
+              <w:instrText xml:space="preserve">PAGEREF _Toc568795581 \h</w:instrText>
             </w:r>
             <w:r>
               <w:rPr>
@@ -664,7 +664,7 @@
               <w:noProof/>
             </w:rPr>
           </w:pPr>
-          <w:hyperlink w:anchor="_Toc405943497">
+          <w:hyperlink w:anchor="_Toc568795582">
             <w:r>
               <w:rPr>
                 <w:rStyle w:val="Hyperlink"/>
@@ -690,7 +690,7 @@
                 <w:noProof/>
                 <w:webHidden/>
               </w:rPr>
-              <w:instrText xml:space="preserve">PAGEREF _Toc405943497 \h</w:instrText>
+              <w:instrText xml:space="preserve">PAGEREF _Toc568795582 \h</w:instrText>
             </w:r>
             <w:r>
               <w:rPr>
@@ -731,7 +731,7 @@
               <w:noProof/>
             </w:rPr>
           </w:pPr>
-          <w:hyperlink w:anchor="_Toc405943498">
+          <w:hyperlink w:anchor="_Toc568795583">
             <w:r>
               <w:rPr>
                 <w:rStyle w:val="Hyperlink"/>
@@ -757,7 +757,7 @@
                 <w:noProof/>
                 <w:webHidden/>
               </w:rPr>
-              <w:instrText xml:space="preserve">PAGEREF _Toc405943498 \h</w:instrText>
+              <w:instrText xml:space="preserve">PAGEREF _Toc568795583 \h</w:instrText>
             </w:r>
             <w:r>
               <w:rPr>
@@ -798,7 +798,7 @@
               <w:noProof/>
             </w:rPr>
           </w:pPr>
-          <w:hyperlink w:anchor="_Toc405943499">
+          <w:hyperlink w:anchor="_Toc568795584">
             <w:r>
               <w:rPr>
                 <w:rStyle w:val="Hyperlink"/>
@@ -830,7 +830,7 @@
                 <w:noProof/>
                 <w:webHidden/>
               </w:rPr>
-              <w:instrText xml:space="preserve">PAGEREF _Toc405943499 \h</w:instrText>
+              <w:instrText xml:space="preserve">PAGEREF _Toc568795584 \h</w:instrText>
             </w:r>
             <w:r>
               <w:rPr>
@@ -871,7 +871,7 @@
               <w:noProof/>
             </w:rPr>
           </w:pPr>
-          <w:hyperlink w:anchor="_Toc405943500">
+          <w:hyperlink w:anchor="_Toc568795585">
             <w:r>
               <w:rPr>
                 <w:rStyle w:val="Hyperlink"/>
@@ -903,7 +903,7 @@
                 <w:noProof/>
                 <w:webHidden/>
               </w:rPr>
-              <w:instrText xml:space="preserve">PAGEREF _Toc405943500 \h</w:instrText>
+              <w:instrText xml:space="preserve">PAGEREF _Toc568795585 \h</w:instrText>
             </w:r>
             <w:r>
               <w:rPr>
@@ -944,7 +944,7 @@
               <w:noProof/>
             </w:rPr>
           </w:pPr>
-          <w:hyperlink w:anchor="_Toc405943501">
+          <w:hyperlink w:anchor="_Toc568795586">
             <w:r>
               <w:rPr>
                 <w:rStyle w:val="Hyperlink"/>
@@ -970,7 +970,7 @@
                 <w:noProof/>
                 <w:webHidden/>
               </w:rPr>
-              <w:instrText xml:space="preserve">PAGEREF _Toc405943501 \h</w:instrText>
+              <w:instrText xml:space="preserve">PAGEREF _Toc568795586 \h</w:instrText>
             </w:r>
             <w:r>
               <w:rPr>
@@ -1011,7 +1011,7 @@
               <w:noProof/>
             </w:rPr>
           </w:pPr>
-          <w:hyperlink w:anchor="_Toc405943502">
+          <w:hyperlink w:anchor="_Toc568795587">
             <w:r>
               <w:rPr>
                 <w:rStyle w:val="Hyperlink"/>
@@ -1037,7 +1037,7 @@
                 <w:noProof/>
                 <w:webHidden/>
               </w:rPr>
-              <w:instrText xml:space="preserve">PAGEREF _Toc405943502 \h</w:instrText>
+              <w:instrText xml:space="preserve">PAGEREF _Toc568795587 \h</w:instrText>
             </w:r>
             <w:r>
               <w:rPr>
@@ -1078,7 +1078,7 @@
               <w:noProof/>
             </w:rPr>
           </w:pPr>
-          <w:hyperlink w:anchor="_Toc405943503">
+          <w:hyperlink w:anchor="_Toc568795588">
             <w:r>
               <w:rPr>
                 <w:rStyle w:val="Hyperlink"/>
@@ -1110,7 +1110,7 @@
                 <w:noProof/>
                 <w:webHidden/>
               </w:rPr>
-              <w:instrText xml:space="preserve">PAGEREF _Toc405943503 \h</w:instrText>
+              <w:instrText xml:space="preserve">PAGEREF _Toc568795588 \h</w:instrText>
             </w:r>
             <w:r>
               <w:rPr>
@@ -1151,7 +1151,7 @@
               <w:noProof/>
             </w:rPr>
           </w:pPr>
-          <w:hyperlink w:anchor="_Toc405943504">
+          <w:hyperlink w:anchor="_Toc568795589">
             <w:r>
               <w:rPr>
                 <w:rStyle w:val="Hyperlink"/>
@@ -1177,7 +1177,7 @@
                 <w:noProof/>
                 <w:webHidden/>
               </w:rPr>
-              <w:instrText xml:space="preserve">PAGEREF _Toc405943504 \h</w:instrText>
+              <w:instrText xml:space="preserve">PAGEREF _Toc568795589 \h</w:instrText>
             </w:r>
             <w:r>
               <w:rPr>
@@ -1218,7 +1218,7 @@
               <w:noProof/>
             </w:rPr>
           </w:pPr>
-          <w:hyperlink w:anchor="_Toc405943505">
+          <w:hyperlink w:anchor="_Toc568795590">
             <w:r>
               <w:rPr>
                 <w:rStyle w:val="Hyperlink"/>
@@ -1244,7 +1244,7 @@
                 <w:noProof/>
                 <w:webHidden/>
               </w:rPr>
-              <w:instrText xml:space="preserve">PAGEREF _Toc405943505 \h</w:instrText>
+              <w:instrText xml:space="preserve">PAGEREF _Toc568795590 \h</w:instrText>
             </w:r>
             <w:r>
               <w:rPr>
@@ -1285,7 +1285,7 @@
               <w:noProof/>
             </w:rPr>
           </w:pPr>
-          <w:hyperlink w:anchor="_Toc405943506">
+          <w:hyperlink w:anchor="_Toc568795591">
             <w:r>
               <w:rPr>
                 <w:rStyle w:val="Hyperlink"/>
@@ -1311,7 +1311,7 @@
                 <w:noProof/>
                 <w:webHidden/>
               </w:rPr>
-              <w:instrText xml:space="preserve">PAGEREF _Toc405943506 \h</w:instrText>
+              <w:instrText xml:space="preserve">PAGEREF _Toc568795591 \h</w:instrText>
             </w:r>
             <w:r>
               <w:rPr>
@@ -1352,7 +1352,7 @@
               <w:noProof/>
             </w:rPr>
           </w:pPr>
-          <w:hyperlink w:anchor="_Toc405943507">
+          <w:hyperlink w:anchor="_Toc568795592">
             <w:r>
               <w:rPr>
                 <w:rStyle w:val="Hyperlink"/>
@@ -1379,7 +1379,7 @@
                 <w:noProof/>
                 <w:webHidden/>
               </w:rPr>
-              <w:instrText xml:space="preserve">PAGEREF _Toc405943507 \h</w:instrText>
+              <w:instrText xml:space="preserve">PAGEREF _Toc568795592 \h</w:instrText>
             </w:r>
             <w:r>
               <w:rPr>
@@ -1420,7 +1420,7 @@
               <w:noProof/>
             </w:rPr>
           </w:pPr>
-          <w:hyperlink w:anchor="_Toc405943508">
+          <w:hyperlink w:anchor="_Toc568795593">
             <w:r>
               <w:rPr>
                 <w:rStyle w:val="Hyperlink"/>
@@ -1452,7 +1452,7 @@
                 <w:noProof/>
                 <w:webHidden/>
               </w:rPr>
-              <w:instrText xml:space="preserve">PAGEREF _Toc405943508 \h</w:instrText>
+              <w:instrText xml:space="preserve">PAGEREF _Toc568795593 \h</w:instrText>
             </w:r>
             <w:r>
               <w:rPr>
@@ -1493,7 +1493,7 @@
               <w:noProof/>
             </w:rPr>
           </w:pPr>
-          <w:hyperlink w:anchor="_Toc405943509">
+          <w:hyperlink w:anchor="_Toc568795594">
             <w:r>
               <w:rPr>
                 <w:rStyle w:val="Hyperlink"/>
@@ -1527,7 +1527,7 @@
                 <w:noProof/>
                 <w:webHidden/>
               </w:rPr>
-              <w:instrText xml:space="preserve">PAGEREF _Toc405943509 \h</w:instrText>
+              <w:instrText xml:space="preserve">PAGEREF _Toc568795594 \h</w:instrText>
             </w:r>
             <w:r>
               <w:rPr>
@@ -1568,7 +1568,7 @@
               <w:noProof/>
             </w:rPr>
           </w:pPr>
-          <w:hyperlink w:anchor="_Toc405943510">
+          <w:hyperlink w:anchor="_Toc568795595">
             <w:r>
               <w:rPr>
                 <w:rStyle w:val="Hyperlink"/>
@@ -1595,7 +1595,7 @@
                 <w:noProof/>
                 <w:webHidden/>
               </w:rPr>
-              <w:instrText xml:space="preserve">PAGEREF _Toc405943510 \h</w:instrText>
+              <w:instrText xml:space="preserve">PAGEREF _Toc568795595 \h</w:instrText>
             </w:r>
             <w:r>
               <w:rPr>
@@ -1636,7 +1636,7 @@
               <w:noProof/>
             </w:rPr>
           </w:pPr>
-          <w:hyperlink w:anchor="_Toc405943511">
+          <w:hyperlink w:anchor="_Toc568795596">
             <w:r>
               <w:rPr>
                 <w:rStyle w:val="Hyperlink"/>
@@ -1670,7 +1670,7 @@
                 <w:noProof/>
                 <w:webHidden/>
               </w:rPr>
-              <w:instrText xml:space="preserve">PAGEREF _Toc405943511 \h</w:instrText>
+              <w:instrText xml:space="preserve">PAGEREF _Toc568795596 \h</w:instrText>
             </w:r>
             <w:r>
               <w:rPr>
@@ -1711,7 +1711,7 @@
               <w:noProof/>
             </w:rPr>
           </w:pPr>
-          <w:hyperlink w:anchor="_Toc405943512">
+          <w:hyperlink w:anchor="_Toc568795597">
             <w:r>
               <w:rPr>
                 <w:rStyle w:val="Hyperlink"/>
@@ -1738,7 +1738,7 @@
                 <w:noProof/>
                 <w:webHidden/>
               </w:rPr>
-              <w:instrText xml:space="preserve">PAGEREF _Toc405943512 \h</w:instrText>
+              <w:instrText xml:space="preserve">PAGEREF _Toc568795597 \h</w:instrText>
             </w:r>
             <w:r>
               <w:rPr>
@@ -1779,7 +1779,7 @@
               <w:noProof/>
             </w:rPr>
           </w:pPr>
-          <w:hyperlink w:anchor="_Toc405943513">
+          <w:hyperlink w:anchor="_Toc568795598">
             <w:r>
               <w:rPr>
                 <w:rStyle w:val="Hyperlink"/>
@@ -1806,7 +1806,7 @@
                 <w:noProof/>
                 <w:webHidden/>
               </w:rPr>
-              <w:instrText xml:space="preserve">PAGEREF _Toc405943513 \h</w:instrText>
+              <w:instrText xml:space="preserve">PAGEREF _Toc568795598 \h</w:instrText>
             </w:r>
             <w:r>
               <w:rPr>
@@ -1847,7 +1847,7 @@
               <w:noProof/>
             </w:rPr>
           </w:pPr>
-          <w:hyperlink w:anchor="_Toc405943514">
+          <w:hyperlink w:anchor="_Toc568795599">
             <w:r>
               <w:rPr>
                 <w:rStyle w:val="Hyperlink"/>
@@ -1874,7 +1874,7 @@
                 <w:noProof/>
                 <w:webHidden/>
               </w:rPr>
-              <w:instrText xml:space="preserve">PAGEREF _Toc405943514 \h</w:instrText>
+              <w:instrText xml:space="preserve">PAGEREF _Toc568795599 \h</w:instrText>
             </w:r>
             <w:r>
               <w:rPr>
@@ -1915,7 +1915,7 @@
               <w:noProof/>
             </w:rPr>
           </w:pPr>
-          <w:hyperlink w:anchor="_Toc405943515">
+          <w:hyperlink w:anchor="_Toc568795600">
             <w:r>
               <w:rPr>
                 <w:rStyle w:val="Hyperlink"/>
@@ -1942,7 +1942,7 @@
                 <w:noProof/>
                 <w:webHidden/>
               </w:rPr>
-              <w:instrText xml:space="preserve">PAGEREF _Toc405943515 \h</w:instrText>
+              <w:instrText xml:space="preserve">PAGEREF _Toc568795600 \h</w:instrText>
             </w:r>
             <w:r>
               <w:rPr>
@@ -1983,7 +1983,7 @@
               <w:noProof/>
             </w:rPr>
           </w:pPr>
-          <w:hyperlink w:anchor="_Toc405943516">
+          <w:hyperlink w:anchor="_Toc568795601">
             <w:r>
               <w:rPr>
                 <w:rStyle w:val="Hyperlink"/>
@@ -2009,7 +2009,7 @@
                 <w:noProof/>
                 <w:webHidden/>
               </w:rPr>
-              <w:instrText xml:space="preserve">PAGEREF _Toc405943516 \h</w:instrText>
+              <w:instrText xml:space="preserve">PAGEREF _Toc568795601 \h</w:instrText>
             </w:r>
             <w:r>
               <w:rPr>
@@ -2050,7 +2050,7 @@
               <w:noProof/>
             </w:rPr>
           </w:pPr>
-          <w:hyperlink w:anchor="_Toc405943517">
+          <w:hyperlink w:anchor="_Toc568795602">
             <w:r>
               <w:rPr>
                 <w:rStyle w:val="Hyperlink"/>
@@ -2076,7 +2076,7 @@
                 <w:noProof/>
                 <w:webHidden/>
               </w:rPr>
-              <w:instrText xml:space="preserve">PAGEREF _Toc405943517 \h</w:instrText>
+              <w:instrText xml:space="preserve">PAGEREF _Toc568795602 \h</w:instrText>
             </w:r>
             <w:r>
               <w:rPr>
@@ -2117,7 +2117,7 @@
               <w:noProof/>
             </w:rPr>
           </w:pPr>
-          <w:hyperlink w:anchor="_Toc405943518">
+          <w:hyperlink w:anchor="_Toc568795603">
             <w:r>
               <w:rPr>
                 <w:rStyle w:val="Hyperlink"/>
@@ -2144,7 +2144,7 @@
                 <w:noProof/>
                 <w:webHidden/>
               </w:rPr>
-              <w:instrText xml:space="preserve">PAGEREF _Toc405943518 \h</w:instrText>
+              <w:instrText xml:space="preserve">PAGEREF _Toc568795603 \h</w:instrText>
             </w:r>
             <w:r>
               <w:rPr>
@@ -2185,7 +2185,7 @@
               <w:noProof/>
             </w:rPr>
           </w:pPr>
-          <w:hyperlink w:anchor="_Toc405943519">
+          <w:hyperlink w:anchor="_Toc568795604">
             <w:r>
               <w:rPr>
                 <w:rStyle w:val="Hyperlink"/>
@@ -2212,7 +2212,7 @@
                 <w:noProof/>
                 <w:webHidden/>
               </w:rPr>
-              <w:instrText xml:space="preserve">PAGEREF _Toc405943519 \h</w:instrText>
+              <w:instrText xml:space="preserve">PAGEREF _Toc568795604 \h</w:instrText>
             </w:r>
             <w:r>
               <w:rPr>
@@ -2253,7 +2253,7 @@
               <w:noProof/>
             </w:rPr>
           </w:pPr>
-          <w:hyperlink w:anchor="_Toc405943520">
+          <w:hyperlink w:anchor="_Toc568795605">
             <w:r>
               <w:rPr>
                 <w:rStyle w:val="Hyperlink"/>
@@ -2280,7 +2280,7 @@
                 <w:noProof/>
                 <w:webHidden/>
               </w:rPr>
-              <w:instrText xml:space="preserve">PAGEREF _Toc405943520 \h</w:instrText>
+              <w:instrText xml:space="preserve">PAGEREF _Toc568795605 \h</w:instrText>
             </w:r>
             <w:r>
               <w:rPr>
@@ -2321,7 +2321,7 @@
               <w:noProof/>
             </w:rPr>
           </w:pPr>
-          <w:hyperlink w:anchor="_Toc405943521">
+          <w:hyperlink w:anchor="_Toc568795606">
             <w:r>
               <w:rPr>
                 <w:rStyle w:val="Hyperlink"/>
@@ -2355,7 +2355,7 @@
                 <w:noProof/>
                 <w:webHidden/>
               </w:rPr>
-              <w:instrText xml:space="preserve">PAGEREF _Toc405943521 \h</w:instrText>
+              <w:instrText xml:space="preserve">PAGEREF _Toc568795606 \h</w:instrText>
             </w:r>
             <w:r>
               <w:rPr>
@@ -2396,7 +2396,7 @@
               <w:noProof/>
             </w:rPr>
           </w:pPr>
-          <w:hyperlink w:anchor="_Toc405943522">
+          <w:hyperlink w:anchor="_Toc568795607">
             <w:r>
               <w:rPr>
                 <w:rStyle w:val="Hyperlink"/>
@@ -2423,7 +2423,7 @@
                 <w:noProof/>
                 <w:webHidden/>
               </w:rPr>
-              <w:instrText xml:space="preserve">PAGEREF _Toc405943522 \h</w:instrText>
+              <w:instrText xml:space="preserve">PAGEREF _Toc568795607 \h</w:instrText>
             </w:r>
             <w:r>
               <w:rPr>
@@ -2464,7 +2464,7 @@
               <w:noProof/>
             </w:rPr>
           </w:pPr>
-          <w:hyperlink w:anchor="_Toc405943523">
+          <w:hyperlink w:anchor="_Toc568795608">
             <w:r>
               <w:rPr>
                 <w:rStyle w:val="Hyperlink"/>
@@ -2490,7 +2490,7 @@
                 <w:noProof/>
                 <w:webHidden/>
               </w:rPr>
-              <w:instrText xml:space="preserve">PAGEREF _Toc405943523 \h</w:instrText>
+              <w:instrText xml:space="preserve">PAGEREF _Toc568795608 \h</w:instrText>
             </w:r>
             <w:r>
               <w:rPr>
@@ -2531,7 +2531,7 @@
               <w:noProof/>
             </w:rPr>
           </w:pPr>
-          <w:hyperlink w:anchor="_Toc405943524">
+          <w:hyperlink w:anchor="_Toc568795609">
             <w:r>
               <w:rPr>
                 <w:rStyle w:val="Hyperlink"/>
@@ -2558,7 +2558,7 @@
                 <w:noProof/>
                 <w:webHidden/>
               </w:rPr>
-              <w:instrText xml:space="preserve">PAGEREF _Toc405943524 \h</w:instrText>
+              <w:instrText xml:space="preserve">PAGEREF _Toc568795609 \h</w:instrText>
             </w:r>
             <w:r>
               <w:rPr>
@@ -2599,7 +2599,7 @@
               <w:noProof/>
             </w:rPr>
           </w:pPr>
-          <w:hyperlink w:anchor="_Toc405943525">
+          <w:hyperlink w:anchor="_Toc568795610">
             <w:r>
               <w:rPr>
                 <w:rStyle w:val="Hyperlink"/>
@@ -2625,7 +2625,7 @@
                 <w:noProof/>
                 <w:webHidden/>
               </w:rPr>
-              <w:instrText xml:space="preserve">PAGEREF _Toc405943525 \h</w:instrText>
+              <w:instrText xml:space="preserve">PAGEREF _Toc568795610 \h</w:instrText>
             </w:r>
             <w:r>
               <w:rPr>
@@ -2666,7 +2666,7 @@
               <w:noProof/>
             </w:rPr>
           </w:pPr>
-          <w:hyperlink w:anchor="_Toc405943526">
+          <w:hyperlink w:anchor="_Toc568795611">
             <w:r>
               <w:rPr>
                 <w:rStyle w:val="Hyperlink"/>
@@ -2692,7 +2692,7 @@
                 <w:noProof/>
                 <w:webHidden/>
               </w:rPr>
-              <w:instrText xml:space="preserve">PAGEREF _Toc405943526 \h</w:instrText>
+              <w:instrText xml:space="preserve">PAGEREF _Toc568795611 \h</w:instrText>
             </w:r>
             <w:r>
               <w:rPr>
@@ -2733,7 +2733,7 @@
               <w:noProof/>
             </w:rPr>
           </w:pPr>
-          <w:hyperlink w:anchor="_Toc405943527">
+          <w:hyperlink w:anchor="_Toc568795612">
             <w:r>
               <w:rPr>
                 <w:rStyle w:val="Hyperlink"/>
@@ -2759,7 +2759,7 @@
                 <w:noProof/>
                 <w:webHidden/>
               </w:rPr>
-              <w:instrText xml:space="preserve">PAGEREF _Toc405943527 \h</w:instrText>
+              <w:instrText xml:space="preserve">PAGEREF _Toc568795612 \h</w:instrText>
             </w:r>
             <w:r>
               <w:rPr>
@@ -2800,7 +2800,7 @@
               <w:noProof/>
             </w:rPr>
           </w:pPr>
-          <w:hyperlink w:anchor="_Toc405943528">
+          <w:hyperlink w:anchor="_Toc568795613">
             <w:r>
               <w:rPr>
                 <w:rStyle w:val="Hyperlink"/>
@@ -2826,7 +2826,7 @@
                 <w:noProof/>
                 <w:webHidden/>
               </w:rPr>
-              <w:instrText xml:space="preserve">PAGEREF _Toc405943528 \h</w:instrText>
+              <w:instrText xml:space="preserve">PAGEREF _Toc568795613 \h</w:instrText>
             </w:r>
             <w:r>
               <w:rPr>
@@ -2867,7 +2867,7 @@
               <w:noProof/>
             </w:rPr>
           </w:pPr>
-          <w:hyperlink w:anchor="_Toc405943529">
+          <w:hyperlink w:anchor="_Toc568795614">
             <w:r>
               <w:rPr>
                 <w:rStyle w:val="Hyperlink"/>
@@ -2894,7 +2894,7 @@
                 <w:noProof/>
                 <w:webHidden/>
               </w:rPr>
-              <w:instrText xml:space="preserve">PAGEREF _Toc405943529 \h</w:instrText>
+              <w:instrText xml:space="preserve">PAGEREF _Toc568795614 \h</w:instrText>
             </w:r>
             <w:r>
               <w:rPr>
@@ -2935,7 +2935,7 @@
               <w:noProof/>
             </w:rPr>
           </w:pPr>
-          <w:hyperlink w:anchor="_Toc405943530">
+          <w:hyperlink w:anchor="_Toc568795615">
             <w:r>
               <w:rPr>
                 <w:rStyle w:val="Hyperlink"/>
@@ -2962,7 +2962,7 @@
                 <w:noProof/>
                 <w:webHidden/>
               </w:rPr>
-              <w:instrText xml:space="preserve">PAGEREF _Toc405943530 \h</w:instrText>
+              <w:instrText xml:space="preserve">PAGEREF _Toc568795615 \h</w:instrText>
             </w:r>
             <w:r>
               <w:rPr>
@@ -3003,7 +3003,7 @@
               <w:noProof/>
             </w:rPr>
           </w:pPr>
-          <w:hyperlink w:anchor="_Toc405943531">
+          <w:hyperlink w:anchor="_Toc568795616">
             <w:r>
               <w:rPr>
                 <w:rStyle w:val="Hyperlink"/>
@@ -3029,7 +3029,7 @@
                 <w:noProof/>
                 <w:webHidden/>
               </w:rPr>
-              <w:instrText xml:space="preserve">PAGEREF _Toc405943531 \h</w:instrText>
+              <w:instrText xml:space="preserve">PAGEREF _Toc568795616 \h</w:instrText>
             </w:r>
             <w:r>
               <w:rPr>
@@ -3070,7 +3070,7 @@
               <w:noProof/>
             </w:rPr>
           </w:pPr>
-          <w:hyperlink w:anchor="_Toc405943532">
+          <w:hyperlink w:anchor="_Toc568795617">
             <w:r>
               <w:rPr>
                 <w:rStyle w:val="Hyperlink"/>
@@ -3096,7 +3096,7 @@
                 <w:noProof/>
                 <w:webHidden/>
               </w:rPr>
-              <w:instrText xml:space="preserve">PAGEREF _Toc405943532 \h</w:instrText>
+              <w:instrText xml:space="preserve">PAGEREF _Toc568795617 \h</w:instrText>
             </w:r>
             <w:r>
               <w:rPr>
@@ -3137,7 +3137,7 @@
               <w:noProof/>
             </w:rPr>
           </w:pPr>
-          <w:hyperlink w:anchor="_Toc405943533">
+          <w:hyperlink w:anchor="_Toc568795618">
             <w:r>
               <w:rPr>
                 <w:rStyle w:val="Hyperlink"/>
@@ -3163,7 +3163,7 @@
                 <w:noProof/>
                 <w:webHidden/>
               </w:rPr>
-              <w:instrText xml:space="preserve">PAGEREF _Toc405943533 \h</w:instrText>
+              <w:instrText xml:space="preserve">PAGEREF _Toc568795618 \h</w:instrText>
             </w:r>
             <w:r>
               <w:rPr>
@@ -3204,7 +3204,7 @@
               <w:noProof/>
             </w:rPr>
           </w:pPr>
-          <w:hyperlink w:anchor="_Toc405943534">
+          <w:hyperlink w:anchor="_Toc568795619">
             <w:r>
               <w:rPr>
                 <w:rStyle w:val="Hyperlink"/>
@@ -3238,7 +3238,7 @@
                 <w:noProof/>
                 <w:webHidden/>
               </w:rPr>
-              <w:instrText xml:space="preserve">PAGEREF _Toc405943534 \h</w:instrText>
+              <w:instrText xml:space="preserve">PAGEREF _Toc568795619 \h</w:instrText>
             </w:r>
             <w:r>
               <w:rPr>
@@ -3279,7 +3279,7 @@
               <w:noProof/>
             </w:rPr>
           </w:pPr>
-          <w:hyperlink w:anchor="_Toc405943535">
+          <w:hyperlink w:anchor="_Toc568795620">
             <w:r>
               <w:rPr>
                 <w:rStyle w:val="Hyperlink"/>
@@ -3305,7 +3305,7 @@
                 <w:noProof/>
                 <w:webHidden/>
               </w:rPr>
-              <w:instrText xml:space="preserve">PAGEREF _Toc405943535 \h</w:instrText>
+              <w:instrText xml:space="preserve">PAGEREF _Toc568795620 \h</w:instrText>
             </w:r>
             <w:r>
               <w:rPr>
@@ -3346,7 +3346,7 @@
               <w:noProof/>
             </w:rPr>
           </w:pPr>
-          <w:hyperlink w:anchor="_Toc405943536">
+          <w:hyperlink w:anchor="_Toc568795621">
             <w:r>
               <w:rPr>
                 <w:rStyle w:val="Hyperlink"/>
@@ -3373,7 +3373,7 @@
                 <w:noProof/>
                 <w:webHidden/>
               </w:rPr>
-              <w:instrText xml:space="preserve">PAGEREF _Toc405943536 \h</w:instrText>
+              <w:instrText xml:space="preserve">PAGEREF _Toc568795621 \h</w:instrText>
             </w:r>
             <w:r>
               <w:rPr>
@@ -3414,7 +3414,7 @@
               <w:noProof/>
             </w:rPr>
           </w:pPr>
-          <w:hyperlink w:anchor="_Toc405943537">
+          <w:hyperlink w:anchor="_Toc568795622">
             <w:r>
               <w:rPr>
                 <w:rStyle w:val="Hyperlink"/>
@@ -3441,7 +3441,7 @@
                 <w:noProof/>
                 <w:webHidden/>
               </w:rPr>
-              <w:instrText xml:space="preserve">PAGEREF _Toc405943537 \h</w:instrText>
+              <w:instrText xml:space="preserve">PAGEREF _Toc568795622 \h</w:instrText>
             </w:r>
             <w:r>
               <w:rPr>
@@ -3482,7 +3482,7 @@
               <w:noProof/>
             </w:rPr>
           </w:pPr>
-          <w:hyperlink w:anchor="_Toc405943538">
+          <w:hyperlink w:anchor="_Toc568795623">
             <w:r>
               <w:rPr>
                 <w:rStyle w:val="Hyperlink"/>
@@ -3509,7 +3509,7 @@
                 <w:noProof/>
                 <w:webHidden/>
               </w:rPr>
-              <w:instrText xml:space="preserve">PAGEREF _Toc405943538 \h</w:instrText>
+              <w:instrText xml:space="preserve">PAGEREF _Toc568795623 \h</w:instrText>
             </w:r>
             <w:r>
               <w:rPr>
@@ -3550,7 +3550,7 @@
               <w:noProof/>
             </w:rPr>
           </w:pPr>
-          <w:hyperlink w:anchor="_Toc405943539">
+          <w:hyperlink w:anchor="_Toc568795624">
             <w:r>
               <w:rPr>
                 <w:rStyle w:val="Hyperlink"/>
@@ -3577,7 +3577,7 @@
                 <w:noProof/>
                 <w:webHidden/>
               </w:rPr>
-              <w:instrText xml:space="preserve">PAGEREF _Toc405943539 \h</w:instrText>
+              <w:instrText xml:space="preserve">PAGEREF _Toc568795624 \h</w:instrText>
             </w:r>
             <w:r>
               <w:rPr>
@@ -3618,7 +3618,7 @@
               <w:noProof/>
             </w:rPr>
           </w:pPr>
-          <w:hyperlink w:anchor="_Toc405943540">
+          <w:hyperlink w:anchor="_Toc568795625">
             <w:r>
               <w:rPr>
                 <w:rStyle w:val="Hyperlink"/>
@@ -3652,7 +3652,7 @@
                 <w:noProof/>
                 <w:webHidden/>
               </w:rPr>
-              <w:instrText xml:space="preserve">PAGEREF _Toc405943540 \h</w:instrText>
+              <w:instrText xml:space="preserve">PAGEREF _Toc568795625 \h</w:instrText>
             </w:r>
             <w:r>
               <w:rPr>
@@ -3693,7 +3693,7 @@
               <w:noProof/>
             </w:rPr>
           </w:pPr>
-          <w:hyperlink w:anchor="_Toc405943541">
+          <w:hyperlink w:anchor="_Toc568795626">
             <w:r>
               <w:rPr>
                 <w:rStyle w:val="Hyperlink"/>
@@ -3719,7 +3719,7 @@
                 <w:noProof/>
                 <w:webHidden/>
               </w:rPr>
-              <w:instrText xml:space="preserve">PAGEREF _Toc405943541 \h</w:instrText>
+              <w:instrText xml:space="preserve">PAGEREF _Toc568795626 \h</w:instrText>
             </w:r>
             <w:r>
               <w:rPr>
@@ -3760,7 +3760,7 @@
               <w:noProof/>
             </w:rPr>
           </w:pPr>
-          <w:hyperlink w:anchor="_Toc405943542">
+          <w:hyperlink w:anchor="_Toc568795627">
             <w:r>
               <w:rPr>
                 <w:rStyle w:val="Hyperlink"/>
@@ -3786,7 +3786,7 @@
                 <w:noProof/>
                 <w:webHidden/>
               </w:rPr>
-              <w:instrText xml:space="preserve">PAGEREF _Toc405943542 \h</w:instrText>
+              <w:instrText xml:space="preserve">PAGEREF _Toc568795627 \h</w:instrText>
             </w:r>
             <w:r>
               <w:rPr>
@@ -3827,7 +3827,7 @@
               <w:noProof/>
             </w:rPr>
           </w:pPr>
-          <w:hyperlink w:anchor="_Toc405943543">
+          <w:hyperlink w:anchor="_Toc568795628">
             <w:r>
               <w:rPr>
                 <w:rStyle w:val="Hyperlink"/>
@@ -3853,7 +3853,7 @@
                 <w:noProof/>
                 <w:webHidden/>
               </w:rPr>
-              <w:instrText xml:space="preserve">PAGEREF _Toc405943543 \h</w:instrText>
+              <w:instrText xml:space="preserve">PAGEREF _Toc568795628 \h</w:instrText>
             </w:r>
             <w:r>
               <w:rPr>
@@ -3894,7 +3894,7 @@
               <w:noProof/>
             </w:rPr>
           </w:pPr>
-          <w:hyperlink w:anchor="_Toc405943544">
+          <w:hyperlink w:anchor="_Toc568795629">
             <w:r>
               <w:rPr>
                 <w:rStyle w:val="Hyperlink"/>
@@ -3920,7 +3920,7 @@
                 <w:noProof/>
                 <w:webHidden/>
               </w:rPr>
-              <w:instrText xml:space="preserve">PAGEREF _Toc405943544 \h</w:instrText>
+              <w:instrText xml:space="preserve">PAGEREF _Toc568795629 \h</w:instrText>
             </w:r>
             <w:r>
               <w:rPr>
@@ -3961,7 +3961,7 @@
               <w:noProof/>
             </w:rPr>
           </w:pPr>
-          <w:hyperlink w:anchor="_Toc405943545">
+          <w:hyperlink w:anchor="_Toc568795630">
             <w:r>
               <w:rPr>
                 <w:rStyle w:val="Hyperlink"/>
@@ -3993,7 +3993,7 @@
                 <w:noProof/>
                 <w:webHidden/>
               </w:rPr>
-              <w:instrText xml:space="preserve">PAGEREF _Toc405943545 \h</w:instrText>
+              <w:instrText xml:space="preserve">PAGEREF _Toc568795630 \h</w:instrText>
             </w:r>
             <w:r>
               <w:rPr>
@@ -4034,7 +4034,7 @@
               <w:noProof/>
             </w:rPr>
           </w:pPr>
-          <w:hyperlink w:anchor="_Toc405943546">
+          <w:hyperlink w:anchor="_Toc568795631">
             <w:r>
               <w:rPr>
                 <w:rStyle w:val="Hyperlink"/>
@@ -4060,7 +4060,7 @@
                 <w:noProof/>
                 <w:webHidden/>
               </w:rPr>
-              <w:instrText xml:space="preserve">PAGEREF _Toc405943546 \h</w:instrText>
+              <w:instrText xml:space="preserve">PAGEREF _Toc568795631 \h</w:instrText>
             </w:r>
             <w:r>
               <w:rPr>
@@ -4101,13 +4101,12 @@
               <w:noProof/>
             </w:rPr>
           </w:pPr>
-          <w:hyperlink w:anchor="_Toc405943547">
+          <w:hyperlink w:anchor="_Toc568795632">
             <w:r>
               <w:rPr>
                 <w:rStyle w:val="Hyperlink"/>
-                <w:rFonts w:eastAsia="Times New Roman"/>
-              </w:rPr>
-              <w:t>Text extraction</w:t>
+              </w:rPr>
+              <w:t>Tracked changes: accept and reject</w:t>
             </w:r>
             <w:r>
               <w:rPr>
@@ -4128,7 +4127,7 @@
                 <w:noProof/>
                 <w:webHidden/>
               </w:rPr>
-              <w:instrText xml:space="preserve">PAGEREF _Toc405943547 \h</w:instrText>
+              <w:instrText xml:space="preserve">PAGEREF _Toc568795632 \h</w:instrText>
             </w:r>
             <w:r>
               <w:rPr>
@@ -4169,19 +4168,87 @@
               <w:noProof/>
             </w:rPr>
           </w:pPr>
-          <w:hyperlink w:anchor="_Toc405943548">
+          <w:hyperlink w:anchor="_Toc568795633">
             <w:r>
               <w:rPr>
                 <w:rStyle w:val="Hyperlink"/>
                 <w:rFonts w:eastAsia="Times New Roman"/>
               </w:rPr>
-              <w:t>Text substitution</w:t>
-            </w:r>
+              <w:t>Text extraction</w:t>
+            </w:r>
+            <w:r>
+              <w:rPr>
+                <w:noProof/>
+                <w:webHidden/>
+              </w:rPr>
+              <w:tab/>
+            </w:r>
+            <w:r>
+              <w:rPr>
+                <w:noProof/>
+                <w:webHidden/>
+              </w:rPr>
+              <w:fldChar w:fldCharType="begin"/>
+            </w:r>
+            <w:r>
+              <w:rPr>
+                <w:noProof/>
+                <w:webHidden/>
+              </w:rPr>
+              <w:instrText xml:space="preserve">PAGEREF _Toc568795633 \h</w:instrText>
+            </w:r>
+            <w:r>
+              <w:rPr>
+                <w:noProof/>
+                <w:webHidden/>
+              </w:rPr>
+            </w:r>
+            <w:r>
+              <w:rPr>
+                <w:noProof/>
+                <w:webHidden/>
+              </w:rPr>
+              <w:fldChar w:fldCharType="separate"/>
+            </w:r>
+            <w:r>
+              <w:rPr>
+                <w:noProof/>
+                <w:webHidden/>
+              </w:rPr>
+              <w:t>45</w:t>
+            </w:r>
+            <w:r>
+              <w:rPr>
+                <w:noProof/>
+                <w:webHidden/>
+              </w:rPr>
+              <w:fldChar w:fldCharType="end"/>
+            </w:r>
+          </w:hyperlink>
+        </w:p>
+        <w:p>
+          <w:pPr>
+            <w:pStyle w:val="TOC1"/>
+            <w:tabs>
+              <w:tab w:val="right" w:leader="dot" w:pos="9360"/>
+            </w:tabs>
+            <w:rPr>
+              <w:noProof/>
+            </w:rPr>
+          </w:pPr>
+          <w:hyperlink w:anchor="_Toc568795634">
             <w:r>
               <w:rPr>
                 <w:rStyle w:val="Hyperlink"/>
                 <w:rFonts w:eastAsia="Times New Roman"/>
               </w:rPr>
+              <w:t>Text substitution</w:t>
+            </w:r>
+            <w:r>
+              <w:rPr>
+                <w:rStyle w:val="Hyperlink"/>
+                <w:rFonts w:eastAsia="Times New Roman"/>
+              </w:rPr>
               <w:t>/document generation/reporting</w:t>
             </w:r>
             <w:r>
@@ -4203,7 +4270,7 @@
                 <w:noProof/>
                 <w:webHidden/>
               </w:rPr>
-              <w:instrText xml:space="preserve">PAGEREF _Toc405943548 \h</w:instrText>
+              <w:instrText xml:space="preserve">PAGEREF _Toc568795634 \h</w:instrText>
             </w:r>
             <w:r>
               <w:rPr>
@@ -4223,7 +4290,7 @@
                 <w:noProof/>
                 <w:webHidden/>
               </w:rPr>
-              <w:t>45</w:t>
+              <w:t>46</w:t>
             </w:r>
             <w:r>
               <w:rPr>
@@ -4244,7 +4311,7 @@
               <w:noProof/>
             </w:rPr>
           </w:pPr>
-          <w:hyperlink w:anchor="_Toc405943549">
+          <w:hyperlink w:anchor="_Toc568795635">
             <w:r>
               <w:rPr>
                 <w:rStyle w:val="Hyperlink"/>
@@ -4270,7 +4337,7 @@
                 <w:noProof/>
                 <w:webHidden/>
               </w:rPr>
-              <w:instrText xml:space="preserve">PAGEREF _Toc405943549 \h</w:instrText>
+              <w:instrText xml:space="preserve">PAGEREF _Toc568795635 \h</w:instrText>
             </w:r>
             <w:r>
               <w:rPr>
@@ -4290,7 +4357,7 @@
                 <w:noProof/>
                 <w:webHidden/>
               </w:rPr>
-              <w:t>45</w:t>
+              <w:t>46</w:t>
             </w:r>
             <w:r>
               <w:rPr>
@@ -4311,7 +4378,7 @@
               <w:noProof/>
             </w:rPr>
           </w:pPr>
-          <w:hyperlink w:anchor="_Toc405943550">
+          <w:hyperlink w:anchor="_Toc568795636">
             <w:r>
               <w:rPr>
                 <w:rStyle w:val="Hyperlink"/>
@@ -4337,7 +4404,7 @@
                 <w:noProof/>
                 <w:webHidden/>
               </w:rPr>
-              <w:instrText xml:space="preserve">PAGEREF _Toc405943550 \h</w:instrText>
+              <w:instrText xml:space="preserve">PAGEREF _Toc568795636 \h</w:instrText>
             </w:r>
             <w:r>
               <w:rPr>
@@ -4357,7 +4424,7 @@
                 <w:noProof/>
                 <w:webHidden/>
               </w:rPr>
-              <w:t>46</w:t>
+              <w:t>47</w:t>
             </w:r>
             <w:r>
               <w:rPr>
@@ -4378,7 +4445,7 @@
               <w:noProof/>
             </w:rPr>
           </w:pPr>
-          <w:hyperlink w:anchor="_Toc405943551">
+          <w:hyperlink w:anchor="_Toc568795637">
             <w:r>
               <w:rPr>
                 <w:rStyle w:val="Hyperlink"/>
@@ -4404,7 +4471,7 @@
                 <w:noProof/>
                 <w:webHidden/>
               </w:rPr>
-              <w:instrText xml:space="preserve">PAGEREF _Toc405943551 \h</w:instrText>
+              <w:instrText xml:space="preserve">PAGEREF _Toc568795637 \h</w:instrText>
             </w:r>
             <w:r>
               <w:rPr>
@@ -4424,7 +4491,7 @@
                 <w:noProof/>
                 <w:webHidden/>
               </w:rPr>
-              <w:t>47</w:t>
+              <w:t>48</w:t>
             </w:r>
             <w:r>
               <w:rPr>
@@ -4445,7 +4512,7 @@
               <w:noProof/>
             </w:rPr>
           </w:pPr>
-          <w:hyperlink w:anchor="_Toc405943552">
+          <w:hyperlink w:anchor="_Toc568795638">
             <w:r>
               <w:rPr>
                 <w:rStyle w:val="Hyperlink"/>
@@ -4471,7 +4538,7 @@
                 <w:noProof/>
                 <w:webHidden/>
               </w:rPr>
-              <w:instrText xml:space="preserve">PAGEREF _Toc405943552 \h</w:instrText>
+              <w:instrText xml:space="preserve">PAGEREF _Toc568795638 \h</w:instrText>
             </w:r>
             <w:r>
               <w:rPr>
@@ -4512,7 +4579,7 @@
               <w:noProof/>
             </w:rPr>
           </w:pPr>
-          <w:hyperlink w:anchor="_Toc405943553">
+          <w:hyperlink w:anchor="_Toc568795639">
             <w:r>
               <w:rPr>
                 <w:rStyle w:val="Hyperlink"/>
@@ -4538,7 +4605,7 @@
                 <w:noProof/>
                 <w:webHidden/>
               </w:rPr>
-              <w:instrText xml:space="preserve">PAGEREF _Toc405943553 \h</w:instrText>
+              <w:instrText xml:space="preserve">PAGEREF _Toc568795639 \h</w:instrText>
             </w:r>
             <w:r>
               <w:rPr>
@@ -4579,7 +4646,7 @@
               <w:noProof/>
             </w:rPr>
           </w:pPr>
-          <w:hyperlink w:anchor="_Toc405943554">
+          <w:hyperlink w:anchor="_Toc568795640">
             <w:r>
               <w:rPr>
                 <w:rStyle w:val="Hyperlink"/>
@@ -4605,7 +4672,7 @@
                 <w:noProof/>
                 <w:webHidden/>
               </w:rPr>
-              <w:instrText xml:space="preserve">PAGEREF _Toc405943554 \h</w:instrText>
+              <w:instrText xml:space="preserve">PAGEREF _Toc568795640 \h</w:instrText>
             </w:r>
             <w:r>
               <w:rPr>
@@ -4646,7 +4713,7 @@
               <w:noProof/>
             </w:rPr>
           </w:pPr>
-          <w:hyperlink w:anchor="_Toc405943555">
+          <w:hyperlink w:anchor="_Toc568795641">
             <w:r>
               <w:rPr>
                 <w:rStyle w:val="Hyperlink"/>
@@ -4673,7 +4740,7 @@
                 <w:noProof/>
                 <w:webHidden/>
               </w:rPr>
-              <w:instrText xml:space="preserve">PAGEREF _Toc405943555 \h</w:instrText>
+              <w:instrText xml:space="preserve">PAGEREF _Toc568795641 \h</w:instrText>
             </w:r>
             <w:r>
               <w:rPr>
@@ -4693,7 +4760,7 @@
                 <w:noProof/>
                 <w:webHidden/>
               </w:rPr>
-              <w:t>48</w:t>
+              <w:t>49</w:t>
             </w:r>
             <w:r>
               <w:rPr>
@@ -4714,7 +4781,7 @@
               <w:noProof/>
             </w:rPr>
           </w:pPr>
-          <w:hyperlink w:anchor="_Toc405943556">
+          <w:hyperlink w:anchor="_Toc568795642">
             <w:r>
               <w:rPr>
                 <w:rStyle w:val="Hyperlink"/>
@@ -4740,7 +4807,7 @@
                 <w:noProof/>
                 <w:webHidden/>
               </w:rPr>
-              <w:instrText xml:space="preserve">PAGEREF _Toc405943556 \h</w:instrText>
+              <w:instrText xml:space="preserve">PAGEREF _Toc568795642 \h</w:instrText>
             </w:r>
             <w:r>
               <w:rPr>
@@ -4760,7 +4827,7 @@
                 <w:noProof/>
                 <w:webHidden/>
               </w:rPr>
-              <w:t>48</w:t>
+              <w:t>49</w:t>
             </w:r>
             <w:r>
               <w:rPr>
@@ -4781,7 +4848,7 @@
               <w:noProof/>
             </w:rPr>
           </w:pPr>
-          <w:hyperlink w:anchor="_Toc405943557">
+          <w:hyperlink w:anchor="_Toc568795643">
             <w:r>
               <w:rPr>
                 <w:rStyle w:val="Hyperlink"/>
@@ -4807,7 +4874,7 @@
                 <w:noProof/>
                 <w:webHidden/>
               </w:rPr>
-              <w:instrText xml:space="preserve">PAGEREF _Toc405943557 \h</w:instrText>
+              <w:instrText xml:space="preserve">PAGEREF _Toc568795643 \h</w:instrText>
             </w:r>
             <w:r>
               <w:rPr>
@@ -4827,7 +4894,7 @@
                 <w:noProof/>
                 <w:webHidden/>
               </w:rPr>
-              <w:t>48</w:t>
+              <w:t>49</w:t>
             </w:r>
             <w:r>
               <w:rPr>
@@ -4848,7 +4915,7 @@
               <w:noProof/>
             </w:rPr>
           </w:pPr>
-          <w:hyperlink w:anchor="_Toc405943558">
+          <w:hyperlink w:anchor="_Toc568795644">
             <w:r>
               <w:rPr>
                 <w:rStyle w:val="Hyperlink"/>
@@ -4874,7 +4941,7 @@
                 <w:noProof/>
                 <w:webHidden/>
               </w:rPr>
-              <w:instrText xml:space="preserve">PAGEREF _Toc405943558 \h</w:instrText>
+              <w:instrText xml:space="preserve">PAGEREF _Toc568795644 \h</w:instrText>
             </w:r>
             <w:r>
               <w:rPr>
@@ -4894,7 +4961,7 @@
                 <w:noProof/>
                 <w:webHidden/>
               </w:rPr>
-              <w:t>49</w:t>
+              <w:t>50</w:t>
             </w:r>
             <w:r>
               <w:rPr>
@@ -4915,7 +4982,7 @@
               <w:noProof/>
             </w:rPr>
           </w:pPr>
-          <w:hyperlink w:anchor="_Toc405943559">
+          <w:hyperlink w:anchor="_Toc568795645">
             <w:r>
               <w:rPr>
                 <w:rStyle w:val="Hyperlink"/>
@@ -4941,7 +5008,7 @@
                 <w:noProof/>
                 <w:webHidden/>
               </w:rPr>
-              <w:instrText xml:space="preserve">PAGEREF _Toc405943559 \h</w:instrText>
+              <w:instrText xml:space="preserve">PAGEREF _Toc568795645 \h</w:instrText>
             </w:r>
             <w:r>
               <w:rPr>
@@ -4982,7 +5049,7 @@
               <w:noProof/>
             </w:rPr>
           </w:pPr>
-          <w:hyperlink w:anchor="_Toc405943560">
+          <w:hyperlink w:anchor="_Toc568795646">
             <w:r>
               <w:rPr>
                 <w:rStyle w:val="Hyperlink"/>
@@ -5008,7 +5075,7 @@
                 <w:noProof/>
                 <w:webHidden/>
               </w:rPr>
-              <w:instrText xml:space="preserve">PAGEREF _Toc405943560 \h</w:instrText>
+              <w:instrText xml:space="preserve">PAGEREF _Toc568795646 \h</w:instrText>
             </w:r>
             <w:r>
               <w:rPr>
@@ -5049,7 +5116,7 @@
               <w:noProof/>
             </w:rPr>
           </w:pPr>
-          <w:hyperlink w:anchor="_Toc405943561">
+          <w:hyperlink w:anchor="_Toc568795647">
             <w:r>
               <w:rPr>
                 <w:rStyle w:val="Hyperlink"/>
@@ -5075,7 +5142,7 @@
                 <w:noProof/>
                 <w:webHidden/>
               </w:rPr>
-              <w:instrText xml:space="preserve">PAGEREF _Toc405943561 \h</w:instrText>
+              <w:instrText xml:space="preserve">PAGEREF _Toc568795647 \h</w:instrText>
             </w:r>
             <w:r>
               <w:rPr>
@@ -5095,7 +5162,7 @@
                 <w:noProof/>
                 <w:webHidden/>
               </w:rPr>
-              <w:t>50</w:t>
+              <w:t>51</w:t>
             </w:r>
             <w:r>
               <w:rPr>
@@ -5116,7 +5183,7 @@
               <w:noProof/>
             </w:rPr>
           </w:pPr>
-          <w:hyperlink w:anchor="_Toc405943562">
+          <w:hyperlink w:anchor="_Toc568795648">
             <w:r>
               <w:rPr>
                 <w:rStyle w:val="Hyperlink"/>
@@ -5142,7 +5209,7 @@
                 <w:noProof/>
                 <w:webHidden/>
               </w:rPr>
-              <w:instrText xml:space="preserve">PAGEREF _Toc405943562 \h</w:instrText>
+              <w:instrText xml:space="preserve">PAGEREF _Toc568795648 \h</w:instrText>
             </w:r>
             <w:r>
               <w:rPr>
@@ -5183,7 +5250,7 @@
               <w:noProof/>
             </w:rPr>
           </w:pPr>
-          <w:hyperlink w:anchor="_Toc405943563">
+          <w:hyperlink w:anchor="_Toc568795649">
             <w:r>
               <w:rPr>
                 <w:rStyle w:val="Hyperlink"/>
@@ -5209,7 +5276,7 @@
                 <w:noProof/>
                 <w:webHidden/>
               </w:rPr>
-              <w:instrText xml:space="preserve">PAGEREF _Toc405943563 \h</w:instrText>
+              <w:instrText xml:space="preserve">PAGEREF _Toc568795649 \h</w:instrText>
             </w:r>
             <w:r>
               <w:rPr>
@@ -5229,7 +5296,7 @@
                 <w:noProof/>
                 <w:webHidden/>
               </w:rPr>
-              <w:t>51</w:t>
+              <w:t>52</w:t>
             </w:r>
             <w:r>
               <w:rPr>
@@ -5250,7 +5317,7 @@
               <w:noProof/>
             </w:rPr>
           </w:pPr>
-          <w:hyperlink w:anchor="_Toc405943564">
+          <w:hyperlink w:anchor="_Toc568795650">
             <w:r>
               <w:rPr>
                 <w:rStyle w:val="Hyperlink"/>
@@ -5276,7 +5343,7 @@
                 <w:noProof/>
                 <w:webHidden/>
               </w:rPr>
-              <w:instrText xml:space="preserve">PAGEREF _Toc405943564 \h</w:instrText>
+              <w:instrText xml:space="preserve">PAGEREF _Toc568795650 \h</w:instrText>
             </w:r>
             <w:r>
               <w:rPr>
@@ -5296,7 +5363,7 @@
                 <w:noProof/>
                 <w:webHidden/>
               </w:rPr>
-              <w:t>51</w:t>
+              <w:t>52</w:t>
             </w:r>
             <w:r>
               <w:rPr>
@@ -5317,7 +5384,7 @@
               <w:noProof/>
             </w:rPr>
           </w:pPr>
-          <w:hyperlink w:anchor="_Toc405943565">
+          <w:hyperlink w:anchor="_Toc568795651">
             <w:r>
               <w:rPr>
                 <w:rStyle w:val="Hyperlink"/>
@@ -5343,7 +5410,7 @@
                 <w:noProof/>
                 <w:webHidden/>
               </w:rPr>
-              <w:instrText xml:space="preserve">PAGEREF _Toc405943565 \h</w:instrText>
+              <w:instrText xml:space="preserve">PAGEREF _Toc568795651 \h</w:instrText>
             </w:r>
             <w:r>
               <w:rPr>
@@ -5363,7 +5430,7 @@
                 <w:noProof/>
                 <w:webHidden/>
               </w:rPr>
-              <w:t>51</w:t>
+              <w:t>52</w:t>
             </w:r>
             <w:r>
               <w:rPr>
@@ -5384,7 +5451,7 @@
               <w:noProof/>
             </w:rPr>
           </w:pPr>
-          <w:hyperlink w:anchor="_Toc405943566">
+          <w:hyperlink w:anchor="_Toc568795652">
             <w:r>
               <w:rPr>
                 <w:rStyle w:val="Hyperlink"/>
@@ -5410,7 +5477,7 @@
                 <w:noProof/>
                 <w:webHidden/>
               </w:rPr>
-              <w:instrText xml:space="preserve">PAGEREF _Toc405943566 \h</w:instrText>
+              <w:instrText xml:space="preserve">PAGEREF _Toc568795652 \h</w:instrText>
             </w:r>
             <w:r>
               <w:rPr>
@@ -5451,7 +5518,7 @@
               <w:noProof/>
             </w:rPr>
           </w:pPr>
-          <w:hyperlink w:anchor="_Toc405943567">
+          <w:hyperlink w:anchor="_Toc568795653">
             <w:r>
               <w:rPr>
                 <w:rStyle w:val="Hyperlink"/>
@@ -5477,7 +5544,7 @@
                 <w:noProof/>
                 <w:webHidden/>
               </w:rPr>
-              <w:instrText xml:space="preserve">PAGEREF _Toc405943567 \h</w:instrText>
+              <w:instrText xml:space="preserve">PAGEREF _Toc568795653 \h</w:instrText>
             </w:r>
             <w:r>
               <w:rPr>
@@ -5497,7 +5564,7 @@
                 <w:noProof/>
                 <w:webHidden/>
               </w:rPr>
-              <w:t>52</w:t>
+              <w:t>53</w:t>
             </w:r>
             <w:r>
               <w:rPr>
@@ -5518,7 +5585,7 @@
               <w:noProof/>
             </w:rPr>
           </w:pPr>
-          <w:hyperlink w:anchor="_Toc405943568">
+          <w:hyperlink w:anchor="_Toc568795654">
             <w:r>
               <w:rPr>
                 <w:rStyle w:val="Hyperlink"/>
@@ -5545,7 +5612,7 @@
                 <w:noProof/>
                 <w:webHidden/>
               </w:rPr>
-              <w:instrText xml:space="preserve">PAGEREF _Toc405943568 \h</w:instrText>
+              <w:instrText xml:space="preserve">PAGEREF _Toc568795654 \h</w:instrText>
             </w:r>
             <w:r>
               <w:rPr>
@@ -5565,7 +5632,7 @@
                 <w:noProof/>
                 <w:webHidden/>
               </w:rPr>
-              <w:t>53</w:t>
+              <w:t>54</w:t>
             </w:r>
             <w:r>
               <w:rPr>
@@ -5586,7 +5653,7 @@
               <w:noProof/>
             </w:rPr>
           </w:pPr>
-          <w:hyperlink w:anchor="_Toc405943569">
+          <w:hyperlink w:anchor="_Toc568795655">
             <w:r>
               <w:rPr>
                 <w:rStyle w:val="Hyperlink"/>
@@ -5630,7 +5697,7 @@
                 <w:noProof/>
                 <w:webHidden/>
               </w:rPr>
-              <w:instrText xml:space="preserve">PAGEREF _Toc405943569 \h</w:instrText>
+              <w:instrText xml:space="preserve">PAGEREF _Toc568795655 \h</w:instrText>
             </w:r>
             <w:r>
               <w:rPr>
@@ -5650,7 +5717,7 @@
                 <w:noProof/>
                 <w:webHidden/>
               </w:rPr>
-              <w:t>54</w:t>
+              <w:t>55</w:t>
             </w:r>
             <w:r>
               <w:rPr>
@@ -5671,7 +5738,7 @@
               <w:noProof/>
             </w:rPr>
           </w:pPr>
-          <w:hyperlink w:anchor="_Toc405943570">
+          <w:hyperlink w:anchor="_Toc568795656">
             <w:r>
               <w:rPr>
                 <w:rStyle w:val="Hyperlink"/>
@@ -5697,7 +5764,7 @@
                 <w:noProof/>
                 <w:webHidden/>
               </w:rPr>
-              <w:instrText xml:space="preserve">PAGEREF _Toc405943570 \h</w:instrText>
+              <w:instrText xml:space="preserve">PAGEREF _Toc568795656 \h</w:instrText>
             </w:r>
             <w:r>
               <w:rPr>
@@ -5717,7 +5784,7 @@
                 <w:noProof/>
                 <w:webHidden/>
               </w:rPr>
-              <w:t>57</w:t>
+              <w:t>58</w:t>
             </w:r>
             <w:r>
               <w:rPr>
@@ -5738,7 +5805,7 @@
               <w:noProof/>
             </w:rPr>
           </w:pPr>
-          <w:hyperlink w:anchor="_Toc405943571">
+          <w:hyperlink w:anchor="_Toc568795657">
             <w:r>
               <w:rPr>
                 <w:rStyle w:val="Hyperlink"/>
@@ -5776,7 +5843,7 @@
                 <w:noProof/>
                 <w:webHidden/>
               </w:rPr>
-              <w:instrText xml:space="preserve">PAGEREF _Toc405943571 \h</w:instrText>
+              <w:instrText xml:space="preserve">PAGEREF _Toc568795657 \h</w:instrText>
             </w:r>
             <w:r>
               <w:rPr>
@@ -5796,7 +5863,7 @@
                 <w:noProof/>
                 <w:webHidden/>
               </w:rPr>
-              <w:t>58</w:t>
+              <w:t>59</w:t>
             </w:r>
             <w:r>
               <w:rPr>
@@ -5817,7 +5884,7 @@
               <w:noProof/>
             </w:rPr>
           </w:pPr>
-          <w:hyperlink w:anchor="_Toc405943572">
+          <w:hyperlink w:anchor="_Toc568795658">
             <w:r>
               <w:rPr>
                 <w:rStyle w:val="Hyperlink"/>
@@ -5843,7 +5910,7 @@
                 <w:noProof/>
                 <w:webHidden/>
               </w:rPr>
-              <w:instrText xml:space="preserve">PAGEREF _Toc405943572 \h</w:instrText>
+              <w:instrText xml:space="preserve">PAGEREF _Toc568795658 \h</w:instrText>
             </w:r>
             <w:r>
               <w:rPr>
@@ -5863,7 +5930,7 @@
                 <w:noProof/>
                 <w:webHidden/>
               </w:rPr>
-              <w:t>59</w:t>
+              <w:t>60</w:t>
             </w:r>
             <w:r>
               <w:rPr>
@@ -5995,6 +6062,7 @@
       <w:pPr>
         <w:pStyle w:val="Heading1"/>
       </w:pPr>
+      <w:bookmarkStart w:name="_Toc568795573" w:id="573"/>
       <w:bookmarkStart w:name="_Toc405943488" w:id="488"/>
       <w:bookmarkStart w:name="_Toc440435403" w:id="403"/>
       <w:bookmarkStart w:name="_Toc877617319" w:id="319"/>
@@ -6012,6 +6080,7 @@
       <w:bookmarkEnd w:id="319"/>
       <w:bookmarkEnd w:id="403"/>
       <w:bookmarkEnd w:id="488"/>
+      <w:bookmarkEnd w:id="573"/>
     </w:p>
     <w:p>
       <w:r>
@@ -6222,6 +6291,7 @@
       <w:pPr>
         <w:pStyle w:val="Heading1"/>
       </w:pPr>
+      <w:bookmarkStart w:name="_Toc568795574" w:id="574"/>
       <w:bookmarkStart w:name="_Toc405943489" w:id="489"/>
       <w:bookmarkStart w:name="_Toc440435404" w:id="404"/>
       <w:bookmarkStart w:name="_Toc877617320" w:id="320"/>
@@ -6239,6 +6309,7 @@
       <w:bookmarkEnd w:id="320"/>
       <w:bookmarkEnd w:id="404"/>
       <w:bookmarkEnd w:id="489"/>
+      <w:bookmarkEnd w:id="574"/>
     </w:p>
     <w:p>
       <w:pPr>
@@ -6446,6 +6517,7 @@
       <w:pPr>
         <w:pStyle w:val="Heading1"/>
       </w:pPr>
+      <w:bookmarkStart w:name="_Toc568795575" w:id="575"/>
       <w:bookmarkStart w:name="_Toc405943490" w:id="490"/>
       <w:bookmarkStart w:name="_Toc440435405" w:id="405"/>
       <w:bookmarkStart w:name="_Toc877617321" w:id="321"/>
@@ -6463,6 +6535,7 @@
       <w:bookmarkEnd w:id="321"/>
       <w:bookmarkEnd w:id="405"/>
       <w:bookmarkEnd w:id="490"/>
+      <w:bookmarkEnd w:id="575"/>
     </w:p>
     <w:p>
       <w:r>
@@ -6483,6 +6556,7 @@
       <w:pPr>
         <w:pStyle w:val="Heading1"/>
       </w:pPr>
+      <w:bookmarkStart w:name="_Toc568795576" w:id="576"/>
       <w:bookmarkStart w:name="_Toc405943491" w:id="491"/>
       <w:bookmarkStart w:name="_Toc440435406" w:id="406"/>
       <w:bookmarkStart w:name="_Toc877617322" w:id="322"/>
@@ -6501,6 +6575,7 @@
       <w:bookmarkEnd w:id="322"/>
       <w:bookmarkEnd w:id="406"/>
       <w:bookmarkEnd w:id="491"/>
+      <w:bookmarkEnd w:id="576"/>
     </w:p>
     <w:p>
       <w:r>
@@ -6511,6 +6586,7 @@
       <w:pPr>
         <w:pStyle w:val="Heading1"/>
       </w:pPr>
+      <w:bookmarkStart w:name="_Toc568795577" w:id="577"/>
       <w:bookmarkStart w:name="_Toc405943492" w:id="492"/>
       <w:bookmarkStart w:name="_Toc440435407" w:id="407"/>
       <w:bookmarkStart w:name="_Toc877617323" w:id="323"/>
@@ -6528,6 +6604,7 @@
       <w:bookmarkEnd w:id="323"/>
       <w:bookmarkEnd w:id="407"/>
       <w:bookmarkEnd w:id="492"/>
+      <w:bookmarkEnd w:id="577"/>
     </w:p>
     <w:p>
       <w:r>
@@ -6677,6 +6754,7 @@
       <w:pPr>
         <w:pStyle w:val="Heading1"/>
       </w:pPr>
+      <w:bookmarkStart w:name="_Toc568795578" w:id="578"/>
       <w:bookmarkStart w:name="_Toc405943493" w:id="493"/>
       <w:bookmarkStart w:name="_Toc440435408" w:id="408"/>
       <w:bookmarkStart w:name="_Toc877617324" w:id="324"/>
@@ -6694,6 +6772,7 @@
       <w:bookmarkEnd w:id="324"/>
       <w:bookmarkEnd w:id="408"/>
       <w:bookmarkEnd w:id="493"/>
+      <w:bookmarkEnd w:id="578"/>
     </w:p>
     <w:p>
       <w:r>
@@ -6857,6 +6936,7 @@
       <w:pPr>
         <w:pStyle w:val="Heading1"/>
       </w:pPr>
+      <w:bookmarkStart w:name="_Toc568795579" w:id="579"/>
       <w:bookmarkStart w:name="_Toc405943494" w:id="494"/>
       <w:bookmarkStart w:name="_Toc440435409" w:id="409"/>
       <w:bookmarkStart w:name="_Toc877617325" w:id="325"/>
@@ -6874,6 +6954,7 @@
       <w:bookmarkEnd w:id="325"/>
       <w:bookmarkEnd w:id="409"/>
       <w:bookmarkEnd w:id="494"/>
+      <w:bookmarkEnd w:id="579"/>
     </w:p>
     <w:p>
       <w:r>
@@ -6901,6 +6982,7 @@
       <w:pPr>
         <w:pStyle w:val="Heading1"/>
       </w:pPr>
+      <w:bookmarkStart w:name="_Toc568795580" w:id="580"/>
       <w:bookmarkStart w:name="_Toc405943495" w:id="495"/>
       <w:bookmarkStart w:name="_Toc440435410" w:id="410"/>
       <w:bookmarkStart w:name="_Toc877617326" w:id="326"/>
@@ -6918,6 +7000,7 @@
       <w:bookmarkEnd w:id="326"/>
       <w:bookmarkEnd w:id="410"/>
       <w:bookmarkEnd w:id="495"/>
+      <w:bookmarkEnd w:id="580"/>
     </w:p>
     <w:p>
       <w:r>
@@ -7221,6 +7304,7 @@
       <w:pPr>
         <w:pStyle w:val="Heading1"/>
       </w:pPr>
+      <w:bookmarkStart w:name="_Toc568795581" w:id="581"/>
       <w:bookmarkStart w:name="_Toc405943496" w:id="496"/>
       <w:bookmarkStart w:name="_Toc440435411" w:id="411"/>
       <w:bookmarkStart w:name="_Toc877617327" w:id="327"/>
@@ -7238,6 +7322,7 @@
       <w:bookmarkEnd w:id="327"/>
       <w:bookmarkEnd w:id="411"/>
       <w:bookmarkEnd w:id="496"/>
+      <w:bookmarkEnd w:id="581"/>
     </w:p>
     <w:p>
       <w:r>
@@ -7896,6 +7981,7 @@
       <w:pPr>
         <w:pStyle w:val="Heading1"/>
       </w:pPr>
+      <w:bookmarkStart w:name="_Toc568795582" w:id="582"/>
       <w:bookmarkStart w:name="_Toc405943497" w:id="497"/>
       <w:bookmarkStart w:name="_Toc440435412" w:id="412"/>
       <w:bookmarkStart w:name="_Toc877617328" w:id="328"/>
@@ -7913,6 +7999,7 @@
       <w:bookmarkEnd w:id="328"/>
       <w:bookmarkEnd w:id="412"/>
       <w:bookmarkEnd w:id="497"/>
+      <w:bookmarkEnd w:id="582"/>
     </w:p>
     <w:p>
       <w:r>
@@ -8001,6 +8088,7 @@
       <w:pPr>
         <w:pStyle w:val="Heading1"/>
       </w:pPr>
+      <w:bookmarkStart w:name="_Toc568795583" w:id="583"/>
       <w:bookmarkStart w:name="_Toc405943498" w:id="498"/>
       <w:bookmarkStart w:name="_Toc440435413" w:id="413"/>
       <w:bookmarkStart w:name="_Toc877617329" w:id="329"/>
@@ -8018,11 +8106,13 @@
       <w:bookmarkEnd w:id="329"/>
       <w:bookmarkEnd w:id="413"/>
       <w:bookmarkEnd w:id="498"/>
+      <w:bookmarkEnd w:id="583"/>
     </w:p>
     <w:p>
       <w:pPr>
         <w:pStyle w:val="Heading2"/>
       </w:pPr>
+      <w:bookmarkStart w:name="_Toc568795584" w:id="584"/>
       <w:bookmarkStart w:name="_Toc405943499" w:id="499"/>
       <w:bookmarkStart w:name="_Toc440435414" w:id="414"/>
       <w:bookmarkStart w:name="_Toc877617330" w:id="330"/>
@@ -8043,6 +8133,7 @@
       <w:bookmarkEnd w:id="330"/>
       <w:bookmarkEnd w:id="414"/>
       <w:bookmarkEnd w:id="499"/>
+      <w:bookmarkEnd w:id="584"/>
     </w:p>
     <w:p>
       <w:r>
@@ -8825,6 +8916,7 @@
       <w:pPr>
         <w:pStyle w:val="Heading2"/>
       </w:pPr>
+      <w:bookmarkStart w:name="_Toc568795585" w:id="585"/>
       <w:bookmarkStart w:name="_Toc405943500" w:id="500"/>
       <w:bookmarkStart w:name="_Toc440435415" w:id="415"/>
       <w:bookmarkStart w:name="_Toc877617331" w:id="331"/>
@@ -8845,6 +8937,7 @@
       <w:bookmarkEnd w:id="331"/>
       <w:bookmarkEnd w:id="415"/>
       <w:bookmarkEnd w:id="500"/>
+      <w:bookmarkEnd w:id="585"/>
     </w:p>
     <w:p>
       <w:r>
@@ -8873,6 +8966,7 @@
       <w:pPr>
         <w:pStyle w:val="Heading1"/>
       </w:pPr>
+      <w:bookmarkStart w:name="_Toc568795586" w:id="586"/>
       <w:bookmarkStart w:name="_Toc405943501" w:id="501"/>
       <w:bookmarkStart w:name="_Toc440435416" w:id="416"/>
       <w:bookmarkStart w:name="_Toc877617332" w:id="332"/>
@@ -8891,6 +8985,7 @@
       <w:bookmarkEnd w:id="332"/>
       <w:bookmarkEnd w:id="416"/>
       <w:bookmarkEnd w:id="501"/>
+      <w:bookmarkEnd w:id="586"/>
     </w:p>
     <w:p>
       <w:r>
@@ -8944,6 +9039,7 @@
       <w:pPr>
         <w:pStyle w:val="Heading1"/>
       </w:pPr>
+      <w:bookmarkStart w:name="_Toc568795587" w:id="587"/>
       <w:bookmarkStart w:name="_Toc405943502" w:id="502"/>
       <w:bookmarkStart w:name="_Toc440435417" w:id="417"/>
       <w:bookmarkStart w:name="_Toc877617333" w:id="333"/>
@@ -8961,6 +9057,7 @@
       <w:bookmarkEnd w:id="333"/>
       <w:bookmarkEnd w:id="417"/>
       <w:bookmarkEnd w:id="502"/>
+      <w:bookmarkEnd w:id="587"/>
     </w:p>
     <w:p>
       <w:r>
@@ -8971,6 +9068,7 @@
       <w:pPr>
         <w:pStyle w:val="Heading1"/>
       </w:pPr>
+      <w:bookmarkStart w:name="_Toc568795588" w:id="588"/>
       <w:bookmarkStart w:name="_Toc405943503" w:id="503"/>
       <w:bookmarkStart w:name="_Toc440435418" w:id="418"/>
       <w:bookmarkStart w:name="_Toc877617334" w:id="334"/>
@@ -8991,6 +9089,7 @@
       <w:bookmarkEnd w:id="334"/>
       <w:bookmarkEnd w:id="418"/>
       <w:bookmarkEnd w:id="503"/>
+      <w:bookmarkEnd w:id="588"/>
     </w:p>
     <w:p>
       <w:r>
@@ -9018,6 +9117,7 @@
       <w:pPr>
         <w:pStyle w:val="Heading2"/>
       </w:pPr>
+      <w:bookmarkStart w:name="_Toc568795589" w:id="589"/>
       <w:bookmarkStart w:name="_Toc405943504" w:id="504"/>
       <w:bookmarkStart w:name="_Toc440435419" w:id="419"/>
       <w:bookmarkStart w:name="_Toc877617335" w:id="335"/>
@@ -9035,6 +9135,7 @@
       <w:bookmarkEnd w:id="335"/>
       <w:bookmarkEnd w:id="419"/>
       <w:bookmarkEnd w:id="504"/>
+      <w:bookmarkEnd w:id="589"/>
     </w:p>
     <w:p>
       <w:pPr>
@@ -9067,6 +9168,7 @@
         <w:pStyle w:val="Heading2"/>
         <w:keepNext/>
       </w:pPr>
+      <w:bookmarkStart w:name="_Toc568795590" w:id="590"/>
       <w:bookmarkStart w:name="_Toc405943505" w:id="505"/>
       <w:bookmarkStart w:name="_Toc440435420" w:id="420"/>
       <w:bookmarkStart w:name="_Toc877617336" w:id="336"/>
@@ -9084,6 +9186,7 @@
       <w:bookmarkEnd w:id="336"/>
       <w:bookmarkEnd w:id="420"/>
       <w:bookmarkEnd w:id="505"/>
+      <w:bookmarkEnd w:id="590"/>
     </w:p>
     <w:p>
       <w:r>
@@ -9216,6 +9319,7 @@
       <w:pPr>
         <w:pStyle w:val="Heading2"/>
       </w:pPr>
+      <w:bookmarkStart w:name="_Toc568795591" w:id="591"/>
       <w:bookmarkStart w:name="_Toc405943506" w:id="506"/>
       <w:bookmarkStart w:name="_Toc440435421" w:id="421"/>
       <w:bookmarkStart w:name="_Toc877617337" w:id="337"/>
@@ -9233,6 +9337,7 @@
       <w:bookmarkEnd w:id="337"/>
       <w:bookmarkEnd w:id="421"/>
       <w:bookmarkEnd w:id="506"/>
+      <w:bookmarkEnd w:id="591"/>
     </w:p>
     <w:p>
       <w:pPr>
@@ -9255,6 +9360,7 @@
           <w:kern w:val="36"/>
         </w:rPr>
       </w:pPr>
+      <w:bookmarkStart w:name="_Toc568795592" w:id="592"/>
       <w:bookmarkStart w:name="_Toc405943507" w:id="507"/>
       <w:bookmarkStart w:name="_Toc440435422" w:id="422"/>
       <w:bookmarkStart w:name="_Toc877617338" w:id="338"/>
@@ -9276,6 +9382,7 @@
       <w:bookmarkEnd w:id="338"/>
       <w:bookmarkEnd w:id="422"/>
       <w:bookmarkEnd w:id="507"/>
+      <w:bookmarkEnd w:id="592"/>
     </w:p>
     <w:p>
       <w:pPr>
@@ -9537,6 +9644,7 @@
       <w:pPr>
         <w:pStyle w:val="Heading1"/>
       </w:pPr>
+      <w:bookmarkStart w:name="_Toc568795593" w:id="593"/>
       <w:bookmarkStart w:name="_Toc405943508" w:id="508"/>
       <w:bookmarkStart w:name="_Toc440435423" w:id="423"/>
       <w:bookmarkStart w:name="_Toc877617339" w:id="339"/>
@@ -9558,6 +9666,7 @@
       <w:bookmarkEnd w:id="339"/>
       <w:bookmarkEnd w:id="423"/>
       <w:bookmarkEnd w:id="508"/>
+      <w:bookmarkEnd w:id="593"/>
     </w:p>
     <w:p>
       <w:r>
@@ -9710,6 +9819,7 @@
           <w:kern w:val="36"/>
         </w:rPr>
       </w:pPr>
+      <w:bookmarkStart w:name="_Toc568795594" w:id="594"/>
       <w:bookmarkStart w:name="_Toc405943509" w:id="509"/>
       <w:bookmarkStart w:name="_Toc440435424" w:id="424"/>
       <w:bookmarkStart w:name="_Toc877617340" w:id="340"/>
@@ -9740,6 +9850,7 @@
       <w:bookmarkEnd w:id="340"/>
       <w:bookmarkEnd w:id="424"/>
       <w:bookmarkEnd w:id="509"/>
+      <w:bookmarkEnd w:id="594"/>
     </w:p>
     <w:p>
       <w:r>
@@ -10258,6 +10369,7 @@
           <w:rFonts w:eastAsia="Times New Roman"/>
         </w:rPr>
       </w:pPr>
+      <w:bookmarkStart w:name="_Toc568795595" w:id="595"/>
       <w:bookmarkStart w:name="_Toc405943510" w:id="510"/>
       <w:bookmarkStart w:name="_Toc440435425" w:id="425"/>
       <w:bookmarkStart w:name="_Toc877617341" w:id="341"/>
@@ -10278,6 +10390,7 @@
       <w:bookmarkEnd w:id="341"/>
       <w:bookmarkEnd w:id="425"/>
       <w:bookmarkEnd w:id="510"/>
+      <w:bookmarkEnd w:id="595"/>
     </w:p>
     <w:p>
       <w:r>
@@ -10869,6 +10982,7 @@
           <w:kern w:val="36"/>
         </w:rPr>
       </w:pPr>
+      <w:bookmarkStart w:name="_Toc568795596" w:id="596"/>
       <w:bookmarkStart w:name="_Toc405943511" w:id="511"/>
       <w:bookmarkStart w:name="_Toc440435426" w:id="426"/>
       <w:bookmarkStart w:name="_Toc877617342" w:id="342"/>
@@ -10897,6 +11011,7 @@
       <w:bookmarkEnd w:id="342"/>
       <w:bookmarkEnd w:id="426"/>
       <w:bookmarkEnd w:id="511"/>
+      <w:bookmarkEnd w:id="596"/>
     </w:p>
     <w:p>
       <w:r>
@@ -11799,6 +11914,7 @@
           <w:kern w:val="36"/>
         </w:rPr>
       </w:pPr>
+      <w:bookmarkStart w:name="_Toc568795597" w:id="597"/>
       <w:bookmarkStart w:name="_Toc405943512" w:id="512"/>
       <w:bookmarkStart w:name="_Toc440435427" w:id="427"/>
       <w:bookmarkStart w:name="_Toc877617343" w:id="343"/>
@@ -11821,6 +11937,7 @@
       <w:bookmarkEnd w:id="343"/>
       <w:bookmarkEnd w:id="427"/>
       <w:bookmarkEnd w:id="512"/>
+      <w:bookmarkEnd w:id="597"/>
     </w:p>
     <w:p>
       <w:r>
@@ -13951,6 +14068,7 @@
           <w:kern w:val="36"/>
         </w:rPr>
       </w:pPr>
+      <w:bookmarkStart w:name="_Toc568795598" w:id="598"/>
       <w:bookmarkStart w:name="_Toc405943513" w:id="513"/>
       <w:bookmarkStart w:name="_Toc440435428" w:id="428"/>
       <w:bookmarkStart w:name="_Toc877617344" w:id="344"/>
@@ -13973,6 +14091,7 @@
       <w:bookmarkEnd w:id="344"/>
       <w:bookmarkEnd w:id="428"/>
       <w:bookmarkEnd w:id="513"/>
+      <w:bookmarkEnd w:id="598"/>
     </w:p>
     <w:p>
       <w:r>
@@ -16273,6 +16392,7 @@
           <w:kern w:val="36"/>
         </w:rPr>
       </w:pPr>
+      <w:bookmarkStart w:name="_Toc568795599" w:id="599"/>
       <w:bookmarkStart w:name="_Toc405943514" w:id="514"/>
       <w:bookmarkStart w:name="_Toc440435429" w:id="429"/>
       <w:bookmarkStart w:name="_Toc877617345" w:id="345"/>
@@ -16294,6 +16414,7 @@
       <w:bookmarkEnd w:id="345"/>
       <w:bookmarkEnd w:id="429"/>
       <w:bookmarkEnd w:id="514"/>
+      <w:bookmarkEnd w:id="599"/>
     </w:p>
     <w:p>
       <w:pPr>
@@ -17435,6 +17556,7 @@
           <w:kern w:val="36"/>
         </w:rPr>
       </w:pPr>
+      <w:bookmarkStart w:name="_Toc568795600" w:id="600"/>
       <w:bookmarkStart w:name="_Toc405943515" w:id="515"/>
       <w:bookmarkStart w:name="_Toc440435430" w:id="430"/>
       <w:bookmarkStart w:name="_Toc877617346" w:id="346"/>
@@ -17457,6 +17579,7 @@
       <w:bookmarkEnd w:id="346"/>
       <w:bookmarkEnd w:id="430"/>
       <w:bookmarkEnd w:id="515"/>
+      <w:bookmarkEnd w:id="600"/>
     </w:p>
     <w:p>
       <w:pPr>
@@ -18296,6 +18419,7 @@
       <w:pPr>
         <w:pStyle w:val="Heading1"/>
       </w:pPr>
+      <w:bookmarkStart w:name="_Toc568795601" w:id="601"/>
       <w:bookmarkStart w:name="_Toc405943516" w:id="516"/>
       <w:bookmarkStart w:name="_Toc440435431" w:id="431"/>
       <w:bookmarkStart w:name="_Toc877617347" w:id="347"/>
@@ -18314,6 +18438,7 @@
       <w:bookmarkEnd w:id="347"/>
       <w:bookmarkEnd w:id="431"/>
       <w:bookmarkEnd w:id="516"/>
+      <w:bookmarkEnd w:id="601"/>
     </w:p>
     <w:p>
       <w:r>
@@ -19165,6 +19290,7 @@
       <w:pPr>
         <w:pStyle w:val="Heading1"/>
       </w:pPr>
+      <w:bookmarkStart w:name="_Toc568795602" w:id="602"/>
       <w:bookmarkStart w:name="_Toc405943517" w:id="517"/>
       <w:bookmarkStart w:name="_Toc440435432" w:id="432"/>
       <w:bookmarkStart w:name="_Toc877617348" w:id="348"/>
@@ -19183,6 +19309,7 @@
       <w:bookmarkEnd w:id="348"/>
       <w:bookmarkEnd w:id="432"/>
       <w:bookmarkEnd w:id="517"/>
+      <w:bookmarkEnd w:id="602"/>
     </w:p>
     <w:p>
       <w:r>
@@ -21385,6 +21512,7 @@
           <w:kern w:val="36"/>
         </w:rPr>
       </w:pPr>
+      <w:bookmarkStart w:name="_Toc568795603" w:id="603"/>
       <w:bookmarkStart w:name="_Toc405943518" w:id="518"/>
       <w:bookmarkStart w:name="_Toc440435433" w:id="433"/>
       <w:bookmarkStart w:name="_Toc877617349" w:id="349"/>
@@ -21408,6 +21536,7 @@
       <w:bookmarkEnd w:id="349"/>
       <w:bookmarkEnd w:id="433"/>
       <w:bookmarkEnd w:id="518"/>
+      <w:bookmarkEnd w:id="603"/>
     </w:p>
     <w:p>
       <w:r>
@@ -23793,6 +23922,7 @@
           <w:kern w:val="36"/>
         </w:rPr>
       </w:pPr>
+      <w:bookmarkStart w:name="_Toc568795604" w:id="604"/>
       <w:bookmarkStart w:name="_Toc405943519" w:id="519"/>
       <w:bookmarkStart w:name="_Toc440435434" w:id="434"/>
       <w:bookmarkStart w:name="_Toc877617350" w:id="350"/>
@@ -23814,6 +23944,7 @@
       <w:bookmarkEnd w:id="350"/>
       <w:bookmarkEnd w:id="434"/>
       <w:bookmarkEnd w:id="519"/>
+      <w:bookmarkEnd w:id="604"/>
     </w:p>
     <w:p>
       <w:r>
@@ -23988,6 +24119,7 @@
           <w:kern w:val="36"/>
         </w:rPr>
       </w:pPr>
+      <w:bookmarkStart w:name="_Toc568795605" w:id="605"/>
       <w:bookmarkStart w:name="_Toc405943520" w:id="520"/>
       <w:bookmarkStart w:name="_Toc440435435" w:id="435"/>
       <w:bookmarkStart w:name="_Toc877617351" w:id="351"/>
@@ -24009,6 +24141,7 @@
       <w:bookmarkEnd w:id="351"/>
       <w:bookmarkEnd w:id="435"/>
       <w:bookmarkEnd w:id="520"/>
+      <w:bookmarkEnd w:id="605"/>
     </w:p>
     <w:p>
       <w:hyperlink w:history="true" r:id="rId53">
@@ -24111,6 +24244,7 @@
           <w:kern w:val="36"/>
         </w:rPr>
       </w:pPr>
+      <w:bookmarkStart w:name="_Toc568795606" w:id="606"/>
       <w:bookmarkStart w:name="_Toc405943521" w:id="521"/>
       <w:bookmarkStart w:name="_Toc440435436" w:id="436"/>
       <w:bookmarkStart w:name="_Toc877617352" w:id="352"/>
@@ -24141,6 +24275,7 @@
       <w:bookmarkEnd w:id="352"/>
       <w:bookmarkEnd w:id="436"/>
       <w:bookmarkEnd w:id="521"/>
+      <w:bookmarkEnd w:id="606"/>
     </w:p>
     <w:p>
       <w:pPr>
@@ -24380,6 +24515,7 @@
           <w:kern w:val="36"/>
         </w:rPr>
       </w:pPr>
+      <w:bookmarkStart w:name="_Toc568795607" w:id="607"/>
       <w:bookmarkStart w:name="_Toc405943522" w:id="522"/>
       <w:bookmarkStart w:name="_Toc440435437" w:id="437"/>
       <w:bookmarkStart w:name="_Toc877617353" w:id="353"/>
@@ -24401,6 +24537,7 @@
       <w:bookmarkEnd w:id="353"/>
       <w:bookmarkEnd w:id="437"/>
       <w:bookmarkEnd w:id="522"/>
+      <w:bookmarkEnd w:id="607"/>
     </w:p>
     <w:p>
       <w:hyperlink w:history="true" r:id="rId56">
@@ -24873,6 +25010,7 @@
       <w:pPr>
         <w:pStyle w:val="Heading1"/>
       </w:pPr>
+      <w:bookmarkStart w:name="_Toc568795608" w:id="608"/>
       <w:bookmarkStart w:name="_Toc405943523" w:id="523"/>
       <w:bookmarkStart w:name="_Toc440435438" w:id="438"/>
       <w:bookmarkStart w:name="_Toc877617354" w:id="354"/>
@@ -24892,6 +25030,7 @@
       <w:bookmarkEnd w:id="354"/>
       <w:bookmarkEnd w:id="438"/>
       <w:bookmarkEnd w:id="523"/>
+      <w:bookmarkEnd w:id="608"/>
     </w:p>
     <w:p>
       <w:pPr>
@@ -25206,6 +25345,7 @@
           <w:kern w:val="36"/>
         </w:rPr>
       </w:pPr>
+      <w:bookmarkStart w:name="_Toc568795609" w:id="609"/>
       <w:bookmarkStart w:name="_Toc405943524" w:id="524"/>
       <w:bookmarkStart w:name="_Toc440435439" w:id="439"/>
       <w:bookmarkStart w:name="_Toc877617355" w:id="355"/>
@@ -25228,6 +25368,7 @@
       <w:bookmarkEnd w:id="355"/>
       <w:bookmarkEnd w:id="439"/>
       <w:bookmarkEnd w:id="524"/>
+      <w:bookmarkEnd w:id="609"/>
     </w:p>
     <w:p>
       <w:r>
@@ -25340,6 +25481,7 @@
           <w:kern w:val="36"/>
         </w:rPr>
       </w:pPr>
+      <w:bookmarkStart w:name="_Toc568795610" w:id="610"/>
       <w:bookmarkStart w:name="_Toc405943525" w:id="525"/>
       <w:bookmarkStart w:name="_Toc440435440" w:id="440"/>
       <w:bookmarkStart w:name="_Toc877617356" w:id="356"/>
@@ -25357,6 +25499,7 @@
       <w:bookmarkEnd w:id="356"/>
       <w:bookmarkEnd w:id="440"/>
       <w:bookmarkEnd w:id="525"/>
+      <w:bookmarkEnd w:id="610"/>
     </w:p>
     <w:p>
       <w:r>
@@ -25381,6 +25524,7 @@
           <w:kern w:val="36"/>
         </w:rPr>
       </w:pPr>
+      <w:bookmarkStart w:name="_Toc568795611" w:id="611"/>
       <w:bookmarkStart w:name="_Toc405943526" w:id="526"/>
       <w:bookmarkStart w:name="_Toc440435441" w:id="441"/>
       <w:bookmarkStart w:name="_Toc877617357" w:id="357"/>
@@ -25398,6 +25542,7 @@
       <w:bookmarkEnd w:id="357"/>
       <w:bookmarkEnd w:id="441"/>
       <w:bookmarkEnd w:id="526"/>
+      <w:bookmarkEnd w:id="611"/>
     </w:p>
     <w:p>
       <w:r>
@@ -25412,6 +25557,7 @@
           <w:kern w:val="36"/>
         </w:rPr>
       </w:pPr>
+      <w:bookmarkStart w:name="_Toc568795612" w:id="612"/>
       <w:bookmarkStart w:name="_Toc405943527" w:id="527"/>
       <w:bookmarkStart w:name="_Toc440435442" w:id="442"/>
       <w:bookmarkStart w:name="_Toc877617358" w:id="358"/>
@@ -25429,6 +25575,7 @@
       <w:bookmarkEnd w:id="358"/>
       <w:bookmarkEnd w:id="442"/>
       <w:bookmarkEnd w:id="527"/>
+      <w:bookmarkEnd w:id="612"/>
     </w:p>
     <w:p>
       <w:r>
@@ -25462,6 +25609,7 @@
           <w:kern w:val="36"/>
         </w:rPr>
       </w:pPr>
+      <w:bookmarkStart w:name="_Toc568795613" w:id="613"/>
       <w:bookmarkStart w:name="_Toc405943528" w:id="528"/>
       <w:bookmarkStart w:name="_Toc440435443" w:id="443"/>
       <w:bookmarkStart w:name="_Toc877617359" w:id="359"/>
@@ -25475,6 +25623,7 @@
       <w:bookmarkEnd w:id="359"/>
       <w:bookmarkEnd w:id="443"/>
       <w:bookmarkEnd w:id="528"/>
+      <w:bookmarkEnd w:id="613"/>
     </w:p>
     <w:p>
       <w:r>
@@ -25604,6 +25753,7 @@
           <w:kern w:val="36"/>
         </w:rPr>
       </w:pPr>
+      <w:bookmarkStart w:name="_Toc568795614" w:id="614"/>
       <w:bookmarkStart w:name="_Toc405943529" w:id="529"/>
       <w:bookmarkStart w:name="_Toc440435444" w:id="444"/>
       <w:bookmarkStart w:name="_Toc877617360" w:id="360"/>
@@ -25625,6 +25775,7 @@
       <w:bookmarkEnd w:id="360"/>
       <w:bookmarkEnd w:id="444"/>
       <w:bookmarkEnd w:id="529"/>
+      <w:bookmarkEnd w:id="614"/>
     </w:p>
     <w:p>
       <w:pPr>
@@ -25986,6 +26137,7 @@
           <w:kern w:val="36"/>
         </w:rPr>
       </w:pPr>
+      <w:bookmarkStart w:name="_Toc568795615" w:id="615"/>
       <w:bookmarkStart w:name="_Toc405943530" w:id="530"/>
       <w:bookmarkStart w:name="_Toc440435445" w:id="445"/>
       <w:bookmarkStart w:name="_Toc877617361" w:id="361"/>
@@ -26007,6 +26159,7 @@
       <w:bookmarkEnd w:id="361"/>
       <w:bookmarkEnd w:id="445"/>
       <w:bookmarkEnd w:id="530"/>
+      <w:bookmarkEnd w:id="615"/>
     </w:p>
     <w:p>
       <w:r>
@@ -26367,6 +26520,7 @@
       <w:pPr>
         <w:pStyle w:val="Heading2"/>
       </w:pPr>
+      <w:bookmarkStart w:name="_Toc568795616" w:id="616"/>
       <w:bookmarkStart w:name="_Toc405943531" w:id="531"/>
       <w:bookmarkStart w:name="_Toc440435446" w:id="446"/>
       <w:bookmarkStart w:name="_Toc877617362" w:id="362"/>
@@ -26384,6 +26538,7 @@
       <w:bookmarkEnd w:id="362"/>
       <w:bookmarkEnd w:id="446"/>
       <w:bookmarkEnd w:id="531"/>
+      <w:bookmarkEnd w:id="616"/>
     </w:p>
     <w:p>
       <w:r>
@@ -26476,6 +26631,7 @@
       <w:pPr>
         <w:pStyle w:val="Heading2"/>
       </w:pPr>
+      <w:bookmarkStart w:name="_Toc568795617" w:id="617"/>
       <w:bookmarkStart w:name="_Toc405943532" w:id="532"/>
       <w:bookmarkStart w:name="_Toc440435447" w:id="447"/>
       <w:bookmarkStart w:name="_Toc877617363" w:id="363"/>
@@ -26493,6 +26649,7 @@
       <w:bookmarkEnd w:id="363"/>
       <w:bookmarkEnd w:id="447"/>
       <w:bookmarkEnd w:id="532"/>
+      <w:bookmarkEnd w:id="617"/>
     </w:p>
     <w:p>
       <w:r>
@@ -26522,6 +26679,7 @@
       <w:pPr>
         <w:pStyle w:val="Heading2"/>
       </w:pPr>
+      <w:bookmarkStart w:name="_Toc568795618" w:id="618"/>
       <w:bookmarkStart w:name="_Toc405943533" w:id="533"/>
       <w:bookmarkStart w:name="_Toc440435448" w:id="448"/>
       <w:bookmarkStart w:name="_Toc877617364" w:id="364"/>
@@ -26539,6 +26697,7 @@
       <w:bookmarkEnd w:id="364"/>
       <w:bookmarkEnd w:id="448"/>
       <w:bookmarkEnd w:id="533"/>
+      <w:bookmarkEnd w:id="618"/>
     </w:p>
     <w:p>
       <w:r>
@@ -27506,6 +27665,7 @@
           <w:rFonts w:eastAsia="Times New Roman"/>
         </w:rPr>
       </w:pPr>
+      <w:bookmarkStart w:name="_Toc568795619" w:id="619"/>
       <w:bookmarkStart w:name="_Toc405943534" w:id="534"/>
       <w:bookmarkStart w:name="_Toc440435449" w:id="449"/>
       <w:bookmarkStart w:name="_Toc877617365" w:id="365"/>
@@ -27532,6 +27692,7 @@
       <w:bookmarkEnd w:id="365"/>
       <w:bookmarkEnd w:id="449"/>
       <w:bookmarkEnd w:id="534"/>
+      <w:bookmarkEnd w:id="619"/>
     </w:p>
     <w:p>
       <w:r>
@@ -32083,6 +32244,7 @@
       <w:pPr>
         <w:pStyle w:val="Heading2"/>
       </w:pPr>
+      <w:bookmarkStart w:name="_Toc568795620" w:id="620"/>
       <w:bookmarkStart w:name="_Toc405943535" w:id="535"/>
       <w:bookmarkStart w:name="_Toc440435450" w:id="450"/>
       <w:bookmarkStart w:name="_Toc877617366" w:id="366"/>
@@ -32098,6 +32260,7 @@
       <w:bookmarkEnd w:id="366"/>
       <w:bookmarkEnd w:id="450"/>
       <w:bookmarkEnd w:id="535"/>
+      <w:bookmarkEnd w:id="620"/>
     </w:p>
     <w:p>
       <w:r>
@@ -32131,6 +32294,7 @@
           <w:rFonts w:eastAsia="Times New Roman"/>
         </w:rPr>
       </w:pPr>
+      <w:bookmarkStart w:name="_Toc568795621" w:id="621"/>
       <w:bookmarkStart w:name="_Toc405943536" w:id="536"/>
       <w:bookmarkStart w:name="_Toc440435451" w:id="451"/>
       <w:bookmarkStart w:name="_Toc877617367" w:id="367"/>
@@ -32151,6 +32315,7 @@
       <w:bookmarkEnd w:id="367"/>
       <w:bookmarkEnd w:id="451"/>
       <w:bookmarkEnd w:id="536"/>
+      <w:bookmarkEnd w:id="621"/>
     </w:p>
     <w:p>
       <w:r>
@@ -32375,6 +32540,7 @@
           <w:rFonts w:eastAsia="Times New Roman"/>
         </w:rPr>
       </w:pPr>
+      <w:bookmarkStart w:name="_Toc568795622" w:id="622"/>
       <w:bookmarkStart w:name="_Toc405943537" w:id="537"/>
       <w:bookmarkStart w:name="_Toc440435452" w:id="452"/>
       <w:bookmarkStart w:name="_Toc877617368" w:id="368"/>
@@ -32395,6 +32561,7 @@
       <w:bookmarkEnd w:id="368"/>
       <w:bookmarkEnd w:id="452"/>
       <w:bookmarkEnd w:id="537"/>
+      <w:bookmarkEnd w:id="622"/>
     </w:p>
     <w:p>
       <w:r>
@@ -32419,6 +32586,7 @@
           <w:rFonts w:eastAsia="Times New Roman"/>
         </w:rPr>
       </w:pPr>
+      <w:bookmarkStart w:name="_Toc568795623" w:id="623"/>
       <w:bookmarkStart w:name="_Toc405943538" w:id="538"/>
       <w:bookmarkStart w:name="_Toc440435453" w:id="453"/>
       <w:bookmarkStart w:name="_Toc877617369" w:id="369"/>
@@ -32439,6 +32607,7 @@
       <w:bookmarkEnd w:id="369"/>
       <w:bookmarkEnd w:id="453"/>
       <w:bookmarkEnd w:id="538"/>
+      <w:bookmarkEnd w:id="623"/>
     </w:p>
     <w:p>
       <w:r>
@@ -32452,6 +32621,7 @@
           <w:rFonts w:eastAsia="Times New Roman"/>
         </w:rPr>
       </w:pPr>
+      <w:bookmarkStart w:name="_Toc568795624" w:id="624"/>
       <w:bookmarkStart w:name="_Toc405943539" w:id="539"/>
       <w:bookmarkStart w:name="_Toc440435454" w:id="454"/>
       <w:bookmarkStart w:name="_Toc877617370" w:id="370"/>
@@ -32472,6 +32642,7 @@
       <w:bookmarkEnd w:id="370"/>
       <w:bookmarkEnd w:id="454"/>
       <w:bookmarkEnd w:id="539"/>
+      <w:bookmarkEnd w:id="624"/>
     </w:p>
     <w:p>
       <w:r>
@@ -33053,6 +33224,7 @@
           <w:rFonts w:eastAsia="Times New Roman"/>
         </w:rPr>
       </w:pPr>
+      <w:bookmarkStart w:name="_Toc568795625" w:id="625"/>
       <w:bookmarkStart w:name="_Toc405943540" w:id="540"/>
       <w:bookmarkStart w:name="_Toc440435455" w:id="455"/>
       <w:bookmarkStart w:name="_Toc877617371" w:id="371"/>
@@ -33079,6 +33251,7 @@
       <w:bookmarkEnd w:id="371"/>
       <w:bookmarkEnd w:id="455"/>
       <w:bookmarkEnd w:id="540"/>
+      <w:bookmarkEnd w:id="625"/>
     </w:p>
     <w:p>
       <w:pPr>
@@ -33216,6 +33389,7 @@
       <w:pPr>
         <w:pStyle w:val="Heading2"/>
       </w:pPr>
+      <w:bookmarkStart w:name="_Toc568795626" w:id="626"/>
       <w:bookmarkStart w:name="_Toc405943541" w:id="541"/>
       <w:bookmarkStart w:name="_Toc440435456" w:id="456"/>
       <w:bookmarkStart w:name="_Toc877617372" w:id="372"/>
@@ -33235,6 +33409,7 @@
       <w:bookmarkEnd w:id="372"/>
       <w:bookmarkEnd w:id="456"/>
       <w:bookmarkEnd w:id="541"/>
+      <w:bookmarkEnd w:id="626"/>
     </w:p>
     <w:p>
       <w:r>
@@ -33266,6 +33441,7 @@
       <w:pPr>
         <w:pStyle w:val="Heading2"/>
       </w:pPr>
+      <w:bookmarkStart w:name="_Toc568795627" w:id="627"/>
       <w:bookmarkStart w:name="_Toc405943542" w:id="542"/>
       <w:bookmarkStart w:name="_Toc440435457" w:id="457"/>
       <w:bookmarkStart w:name="_Toc877617373" w:id="373"/>
@@ -33286,6 +33462,7 @@
       <w:bookmarkEnd w:id="373"/>
       <w:bookmarkEnd w:id="457"/>
       <w:bookmarkEnd w:id="542"/>
+      <w:bookmarkEnd w:id="627"/>
     </w:p>
     <w:p>
       <w:r>
@@ -34519,6 +34696,7 @@
       <w:pPr>
         <w:pStyle w:val="Heading2"/>
       </w:pPr>
+      <w:bookmarkStart w:name="_Toc568795628" w:id="628"/>
       <w:bookmarkStart w:name="_Toc405943543" w:id="543"/>
       <w:bookmarkStart w:name="_Toc440435458" w:id="458"/>
       <w:bookmarkStart w:name="_Toc877617374" w:id="374"/>
@@ -34538,6 +34716,7 @@
       <w:bookmarkEnd w:id="374"/>
       <w:bookmarkEnd w:id="458"/>
       <w:bookmarkEnd w:id="543"/>
+      <w:bookmarkEnd w:id="628"/>
     </w:p>
     <w:p>
       <w:pPr>
@@ -34683,6 +34862,7 @@
       <w:pPr>
         <w:pStyle w:val="Heading2"/>
       </w:pPr>
+      <w:bookmarkStart w:name="_Toc568795629" w:id="629"/>
       <w:bookmarkStart w:name="_Toc405943544" w:id="544"/>
       <w:bookmarkStart w:name="_Toc440435459" w:id="459"/>
       <w:bookmarkStart w:name="_Toc877617375" w:id="375"/>
@@ -34702,6 +34882,7 @@
       <w:bookmarkEnd w:id="375"/>
       <w:bookmarkEnd w:id="459"/>
       <w:bookmarkEnd w:id="544"/>
+      <w:bookmarkEnd w:id="629"/>
     </w:p>
     <w:p>
       <w:r>
@@ -35538,6 +35719,7 @@
       <w:pPr>
         <w:pStyle w:val="Heading2"/>
       </w:pPr>
+      <w:bookmarkStart w:name="_Toc568795630" w:id="630"/>
       <w:bookmarkStart w:name="_Toc405943545" w:id="545"/>
       <w:bookmarkStart w:name="_Toc440435460" w:id="460"/>
       <w:bookmarkStart w:name="_Toc877617376" w:id="376"/>
@@ -35560,6 +35742,7 @@
       <w:bookmarkEnd w:id="376"/>
       <w:bookmarkEnd w:id="460"/>
       <w:bookmarkEnd w:id="545"/>
+      <w:bookmarkEnd w:id="630"/>
     </w:p>
     <w:p>
       <w:r>
@@ -36063,6 +36246,7 @@
       <w:pPr>
         <w:pStyle w:val="Heading1"/>
       </w:pPr>
+      <w:bookmarkStart w:name="_Toc568795631" w:id="631"/>
       <w:bookmarkStart w:name="_Toc405943546" w:id="546"/>
       <w:bookmarkStart w:name="_Toc440435461" w:id="461"/>
       <w:bookmarkStart w:name="_Toc877617377" w:id="377"/>
@@ -36078,6 +36262,7 @@
       <w:bookmarkEnd w:id="377"/>
       <w:bookmarkEnd w:id="461"/>
       <w:bookmarkEnd w:id="546"/>
+      <w:bookmarkEnd w:id="631"/>
     </w:p>
     <w:p>
       <w:r>
@@ -36134,10 +36319,90 @@
     <w:p>
       <w:pPr>
         <w:pStyle w:val="Heading1"/>
+      </w:pPr>
+      <w:bookmarkStart w:name="_Toc568795632" w:id="632"/>
+      <w:r>
+        <w:t>Tracked changes: accept and reject</w:t>
+      </w:r>
+      <w:bookmarkEnd w:id="632"/>
+    </w:p>
+    <w:p>
+      <w:r>
+        <w:t xml:space="preserve">From 17.3.3, org.docx4j.model.revisions lists, accepts and rejects a document's tracked changes, in every story - the main document, headers, footers, footnotes, endnotes and comments, and inside content controls, text boxes and equations - as Word's Review tab does: Word 365's own Accept All and Reject All are what its tests compare with.</w:t>
+      </w:r>
+    </w:p>
+    <w:p>
+      <w:pPr>
+        <w:rPr>
+          <w:rFonts w:ascii="Consolas" w:hAnsi="Consolas"/>
+          <w:sz w:val="16"/>
+          <w:szCs w:val="16"/>
+        </w:rPr>
+      </w:pPr>
+      <w:r>
+        <w:rPr>
+          <w:rFonts w:ascii="Consolas" w:hAnsi="Consolas"/>
+          <w:sz w:val="16"/>
+          <w:szCs w:val="16"/>
+        </w:rPr>
+        <w:tab/>
+        <w:t xml:space="preserve">for (TrackedChange change : TrackedChanges.in(wordMLPackage)) System.out.println(change);</w:t>
+      </w:r>
+    </w:p>
+    <w:p>
+      <w:pPr>
+        <w:rPr>
+          <w:rFonts w:ascii="Consolas" w:hAnsi="Consolas"/>
+          <w:sz w:val="16"/>
+          <w:szCs w:val="16"/>
+        </w:rPr>
+      </w:pPr>
+      <w:r>
+        <w:rPr>
+          <w:rFonts w:ascii="Consolas" w:hAnsi="Consolas"/>
+          <w:sz w:val="16"/>
+          <w:szCs w:val="16"/>
+        </w:rPr>
+        <w:tab/>
+        <w:t xml:space="preserve">TrackedChanges.acceptAll(wordMLPackage);   // or rejectAll</w:t>
+      </w:r>
+    </w:p>
+    <w:p>
+      <w:r>
+        <w:t xml:space="preserve">TrackedChanges.in lists the changes as Word's Reviewing Pane and Office JS group them (touching insertions, deletions or formatting changes by one author are one change), each with its type (added, deleted, formatted), a finer kind, its author, date, text and part; accept() and reject() resolve one, and a listing is valid until the next accept or reject on the package.  What goes takes with it what Word removes with it: a note whose reference is deleted, a comment on deleted text, a bookmark touching it, a picture no longer referenced.  A TrackedChangeFilter limits acceptAll and rejectAll to an author, a type or kind, a date range, a part, or what lies inside a content control or a bookmark:</w:t>
+      </w:r>
+    </w:p>
+    <w:p>
+      <w:pPr>
+        <w:rPr>
+          <w:rFonts w:ascii="Consolas" w:hAnsi="Consolas"/>
+          <w:sz w:val="16"/>
+          <w:szCs w:val="16"/>
+        </w:rPr>
+      </w:pPr>
+      <w:r>
+        <w:rPr>
+          <w:rFonts w:ascii="Consolas" w:hAnsi="Consolas"/>
+          <w:sz w:val="16"/>
+          <w:szCs w:val="16"/>
+        </w:rPr>
+        <w:tab/>
+        <w:t xml:space="preserve">TrackedChanges.rejectAll(wordMLPackage, new TrackedChangeFilter().authors("Author B"));</w:t>
+      </w:r>
+    </w:p>
+    <w:p>
+      <w:r>
+        <w:t xml:space="preserve">TrackedChanges.report gives the counts by kind, author and part, with a JSON form.  The samples TrackChangesAccept and TrackChangesReject show the API (AcceptChanges.xslt, which earlier samples used, is deprecated).  For PDF and HTML output, ConversionFeatures.PP_COMMON_ACCEPT_TRACKED_CHANGES lays out the accepted view, in every story since 17.3.3.</w:t>
+      </w:r>
+    </w:p>
+    <w:p>
+      <w:pPr>
+        <w:pStyle w:val="Heading1"/>
         <w:rPr>
           <w:rFonts w:eastAsia="Times New Roman"/>
         </w:rPr>
       </w:pPr>
+      <w:bookmarkStart w:name="_Toc568795633" w:id="633"/>
       <w:bookmarkStart w:name="_Toc405943547" w:id="547"/>
       <w:bookmarkStart w:name="_Toc440435462" w:id="462"/>
       <w:bookmarkStart w:name="_Toc877617378" w:id="378"/>
@@ -36158,6 +36423,7 @@
       <w:bookmarkEnd w:id="378"/>
       <w:bookmarkEnd w:id="462"/>
       <w:bookmarkEnd w:id="547"/>
+      <w:bookmarkEnd w:id="633"/>
     </w:p>
     <w:p>
       <w:pPr>
@@ -36243,6 +36509,7 @@
           <w:rFonts w:eastAsia="Times New Roman"/>
         </w:rPr>
       </w:pPr>
+      <w:bookmarkStart w:name="_Toc568795634" w:id="634"/>
       <w:bookmarkStart w:name="_Toc405943548" w:id="548"/>
       <w:bookmarkStart w:name="_Toc440435463" w:id="463"/>
       <w:bookmarkStart w:name="_Toc877617379" w:id="379"/>
@@ -36269,6 +36536,7 @@
       <w:bookmarkEnd w:id="379"/>
       <w:bookmarkEnd w:id="463"/>
       <w:bookmarkEnd w:id="548"/>
+      <w:bookmarkEnd w:id="634"/>
     </w:p>
     <w:p>
       <w:r>
@@ -36562,6 +36830,7 @@
       <w:pPr>
         <w:pStyle w:val="Heading2"/>
       </w:pPr>
+      <w:bookmarkStart w:name="_Toc568795635" w:id="635"/>
       <w:bookmarkStart w:name="_Toc405943549" w:id="549"/>
       <w:bookmarkStart w:name="_Toc440435464" w:id="464"/>
       <w:bookmarkStart w:name="_Toc877617380" w:id="380"/>
@@ -36579,6 +36848,7 @@
       <w:bookmarkEnd w:id="380"/>
       <w:bookmarkEnd w:id="464"/>
       <w:bookmarkEnd w:id="549"/>
+      <w:bookmarkEnd w:id="635"/>
     </w:p>
     <w:p>
       <w:r>
@@ -37599,6 +37869,7 @@
       <w:pPr>
         <w:pStyle w:val="Heading2"/>
       </w:pPr>
+      <w:bookmarkStart w:name="_Toc568795636" w:id="636"/>
       <w:bookmarkStart w:name="_Toc405943550" w:id="550"/>
       <w:bookmarkStart w:name="_Toc440435465" w:id="465"/>
       <w:bookmarkStart w:name="_Toc877617381" w:id="381"/>
@@ -37616,6 +37887,7 @@
       <w:bookmarkEnd w:id="381"/>
       <w:bookmarkEnd w:id="465"/>
       <w:bookmarkEnd w:id="550"/>
+      <w:bookmarkEnd w:id="636"/>
     </w:p>
     <w:p>
       <w:r>
@@ -38661,6 +38933,7 @@
       <w:pPr>
         <w:pStyle w:val="Heading3"/>
       </w:pPr>
+      <w:bookmarkStart w:name="_Toc568795637" w:id="637"/>
       <w:bookmarkStart w:name="_Toc405943551" w:id="551"/>
       <w:bookmarkStart w:name="_Toc440435466" w:id="466"/>
       <w:bookmarkStart w:name="_Toc877617382" w:id="382"/>
@@ -38678,6 +38951,7 @@
       <w:bookmarkEnd w:id="382"/>
       <w:bookmarkEnd w:id="466"/>
       <w:bookmarkEnd w:id="551"/>
+      <w:bookmarkEnd w:id="637"/>
     </w:p>
     <w:p>
       <w:r>
@@ -38741,6 +39015,7 @@
       <w:pPr>
         <w:pStyle w:val="Heading3"/>
       </w:pPr>
+      <w:bookmarkStart w:name="_Toc568795638" w:id="638"/>
       <w:bookmarkStart w:name="_Toc405943552" w:id="552"/>
       <w:bookmarkStart w:name="_Toc440435467" w:id="467"/>
       <w:bookmarkStart w:name="_Toc877617383" w:id="383"/>
@@ -38758,6 +39033,7 @@
       <w:bookmarkEnd w:id="383"/>
       <w:bookmarkEnd w:id="467"/>
       <w:bookmarkEnd w:id="552"/>
+      <w:bookmarkEnd w:id="638"/>
     </w:p>
     <w:p>
       <w:r>
@@ -38771,6 +39047,7 @@
       <w:pPr>
         <w:pStyle w:val="Heading3"/>
       </w:pPr>
+      <w:bookmarkStart w:name="_Toc568795639" w:id="639"/>
       <w:bookmarkStart w:name="_Toc405943553" w:id="553"/>
       <w:bookmarkStart w:name="_Toc440435468" w:id="468"/>
       <w:bookmarkStart w:name="_Toc877617384" w:id="384"/>
@@ -38788,6 +39065,7 @@
       <w:bookmarkEnd w:id="384"/>
       <w:bookmarkEnd w:id="468"/>
       <w:bookmarkEnd w:id="553"/>
+      <w:bookmarkEnd w:id="639"/>
     </w:p>
     <w:p>
       <w:r>
@@ -38798,6 +39076,7 @@
       <w:pPr>
         <w:pStyle w:val="Heading3"/>
       </w:pPr>
+      <w:bookmarkStart w:name="_Toc568795640" w:id="640"/>
       <w:bookmarkStart w:name="_Toc405943554" w:id="554"/>
       <w:bookmarkStart w:name="_Toc440435469" w:id="469"/>
       <w:bookmarkStart w:name="_Toc877617385" w:id="385"/>
@@ -38815,6 +39094,7 @@
       <w:bookmarkEnd w:id="385"/>
       <w:bookmarkEnd w:id="469"/>
       <w:bookmarkEnd w:id="554"/>
+      <w:bookmarkEnd w:id="640"/>
     </w:p>
     <w:p>
       <w:r>
@@ -38845,6 +39125,7 @@
           <w:rFonts w:eastAsia="Times New Roman"/>
         </w:rPr>
       </w:pPr>
+      <w:bookmarkStart w:name="_Toc568795641" w:id="641"/>
       <w:bookmarkStart w:name="_Toc405943555" w:id="555"/>
       <w:bookmarkStart w:name="_Toc440435470" w:id="470"/>
       <w:bookmarkStart w:name="_Toc877617386" w:id="386"/>
@@ -38865,6 +39146,7 @@
       <w:bookmarkEnd w:id="386"/>
       <w:bookmarkEnd w:id="470"/>
       <w:bookmarkEnd w:id="555"/>
+      <w:bookmarkEnd w:id="641"/>
     </w:p>
     <w:p>
       <w:r>
@@ -38875,6 +39157,7 @@
       <w:pPr>
         <w:pStyle w:val="Heading1"/>
       </w:pPr>
+      <w:bookmarkStart w:name="_Toc568795642" w:id="642"/>
       <w:bookmarkStart w:name="_Toc405943556" w:id="556"/>
       <w:bookmarkStart w:name="_Toc440435471" w:id="471"/>
       <w:bookmarkStart w:name="_Toc877617387" w:id="387"/>
@@ -38884,6 +39167,7 @@
       <w:bookmarkEnd w:id="387"/>
       <w:bookmarkEnd w:id="471"/>
       <w:bookmarkEnd w:id="556"/>
+      <w:bookmarkEnd w:id="642"/>
     </w:p>
     <w:p>
       <w:r>
@@ -39091,6 +39375,7 @@
       <w:pPr>
         <w:pStyle w:val="Heading2"/>
       </w:pPr>
+      <w:bookmarkStart w:name="_Toc568795643" w:id="643"/>
       <w:bookmarkStart w:name="_Toc405943557" w:id="557"/>
       <w:bookmarkStart w:name="_Toc440435472" w:id="472"/>
       <w:bookmarkStart w:name="_Toc877617388" w:id="388"/>
@@ -39100,6 +39385,7 @@
       <w:bookmarkEnd w:id="388"/>
       <w:bookmarkEnd w:id="472"/>
       <w:bookmarkEnd w:id="557"/>
+      <w:bookmarkEnd w:id="643"/>
     </w:p>
     <w:p>
       <w:r>
@@ -39293,6 +39579,7 @@
       <w:pPr>
         <w:pStyle w:val="Heading2"/>
       </w:pPr>
+      <w:bookmarkStart w:name="_Toc568795644" w:id="644"/>
       <w:bookmarkStart w:name="_Toc405943558" w:id="558"/>
       <w:bookmarkStart w:name="_Toc440435473" w:id="473"/>
       <w:bookmarkStart w:name="_Toc877617389" w:id="389"/>
@@ -39302,6 +39589,7 @@
       <w:bookmarkEnd w:id="389"/>
       <w:bookmarkEnd w:id="473"/>
       <w:bookmarkEnd w:id="558"/>
+      <w:bookmarkEnd w:id="644"/>
     </w:p>
     <w:p>
       <w:r>
@@ -39383,6 +39671,7 @@
       <w:pPr>
         <w:pStyle w:val="Heading2"/>
       </w:pPr>
+      <w:bookmarkStart w:name="_Toc568795645" w:id="645"/>
       <w:bookmarkStart w:name="_Toc405943559" w:id="559"/>
       <w:bookmarkStart w:name="_Toc440435474" w:id="474"/>
       <w:bookmarkStart w:name="_Toc877617390" w:id="390"/>
@@ -39392,6 +39681,7 @@
       <w:bookmarkEnd w:id="390"/>
       <w:bookmarkEnd w:id="474"/>
       <w:bookmarkEnd w:id="559"/>
+      <w:bookmarkEnd w:id="645"/>
     </w:p>
     <w:p>
       <w:r>
@@ -39458,6 +39748,7 @@
       <w:pPr>
         <w:pStyle w:val="Heading2"/>
       </w:pPr>
+      <w:bookmarkStart w:name="_Toc568795646" w:id="646"/>
       <w:bookmarkStart w:name="_Toc405943560" w:id="560"/>
       <w:bookmarkStart w:name="_Toc440435475" w:id="475"/>
       <w:bookmarkStart w:name="_Toc877617391" w:id="391"/>
@@ -39467,6 +39758,7 @@
       <w:bookmarkEnd w:id="391"/>
       <w:bookmarkEnd w:id="475"/>
       <w:bookmarkEnd w:id="560"/>
+      <w:bookmarkEnd w:id="646"/>
     </w:p>
     <w:p>
       <w:r>
@@ -39531,6 +39823,7 @@
       <w:pPr>
         <w:pStyle w:val="Heading2"/>
       </w:pPr>
+      <w:bookmarkStart w:name="_Toc568795647" w:id="647"/>
       <w:bookmarkStart w:name="_Toc405943561" w:id="561"/>
       <w:bookmarkStart w:name="_Toc440435476" w:id="476"/>
       <w:r>
@@ -39538,6 +39831,7 @@
       </w:r>
       <w:bookmarkEnd w:id="476"/>
       <w:bookmarkEnd w:id="561"/>
+      <w:bookmarkEnd w:id="647"/>
     </w:p>
     <w:p>
       <w:r>
@@ -39675,6 +39969,7 @@
       <w:pPr>
         <w:pStyle w:val="Heading2"/>
       </w:pPr>
+      <w:bookmarkStart w:name="_Toc568795648" w:id="648"/>
       <w:bookmarkStart w:name="_Toc405943562" w:id="562"/>
       <w:bookmarkStart w:name="_Toc440435477" w:id="477"/>
       <w:bookmarkStart w:name="_Toc877617392" w:id="392"/>
@@ -39684,6 +39979,7 @@
       <w:bookmarkEnd w:id="392"/>
       <w:bookmarkEnd w:id="477"/>
       <w:bookmarkEnd w:id="562"/>
+      <w:bookmarkEnd w:id="648"/>
     </w:p>
     <w:p>
       <w:pPr>
@@ -39791,6 +40087,7 @@
       <w:pPr>
         <w:pStyle w:val="Heading1"/>
       </w:pPr>
+      <w:bookmarkStart w:name="_Toc568795649" w:id="649"/>
       <w:bookmarkStart w:name="_Toc405943563" w:id="563"/>
       <w:bookmarkStart w:name="_Toc440435478" w:id="478"/>
       <w:bookmarkStart w:name="_Toc877617393" w:id="393"/>
@@ -39808,6 +40105,7 @@
       <w:bookmarkEnd w:id="393"/>
       <w:bookmarkEnd w:id="478"/>
       <w:bookmarkEnd w:id="563"/>
+      <w:bookmarkEnd w:id="649"/>
     </w:p>
     <w:p>
       <w:r>
@@ -39910,6 +40208,7 @@
       <w:pPr>
         <w:pStyle w:val="Heading1"/>
       </w:pPr>
+      <w:bookmarkStart w:name="_Toc568795650" w:id="650"/>
       <w:bookmarkStart w:name="_Toc405943564" w:id="564"/>
       <w:bookmarkStart w:name="_Toc440435479" w:id="479"/>
       <w:bookmarkStart w:name="_Toc877617394" w:id="394"/>
@@ -39928,11 +40227,13 @@
       <w:bookmarkEnd w:id="394"/>
       <w:bookmarkEnd w:id="479"/>
       <w:bookmarkEnd w:id="564"/>
+      <w:bookmarkEnd w:id="650"/>
     </w:p>
     <w:p>
       <w:pPr>
         <w:pStyle w:val="Heading2"/>
       </w:pPr>
+      <w:bookmarkStart w:name="_Toc568795651" w:id="651"/>
       <w:bookmarkStart w:name="_Toc405943565" w:id="565"/>
       <w:bookmarkStart w:name="_Toc440435480" w:id="480"/>
       <w:bookmarkStart w:name="_Toc877617395" w:id="395"/>
@@ -39950,6 +40251,7 @@
       <w:bookmarkEnd w:id="395"/>
       <w:bookmarkEnd w:id="480"/>
       <w:bookmarkEnd w:id="565"/>
+      <w:bookmarkEnd w:id="651"/>
     </w:p>
     <w:p>
       <w:pPr>
@@ -40159,6 +40461,7 @@
           <w:szCs w:val="18"/>
         </w:rPr>
       </w:pPr>
+      <w:bookmarkStart w:name="_Toc568795652" w:id="652"/>
       <w:bookmarkStart w:name="_Toc405943566" w:id="566"/>
       <w:bookmarkStart w:name="_Toc440435481" w:id="481"/>
       <w:bookmarkStart w:name="_Toc877617396" w:id="396"/>
@@ -40180,6 +40483,7 @@
       <w:bookmarkEnd w:id="396"/>
       <w:bookmarkEnd w:id="481"/>
       <w:bookmarkEnd w:id="566"/>
+      <w:bookmarkEnd w:id="652"/>
     </w:p>
     <w:p>
       <w:r>
@@ -40345,6 +40649,7 @@
       <w:pPr>
         <w:pStyle w:val="Heading2"/>
       </w:pPr>
+      <w:bookmarkStart w:name="_Toc568795653" w:id="653"/>
       <w:bookmarkStart w:name="_Toc405943567" w:id="567"/>
       <w:bookmarkStart w:name="_Toc440435482" w:id="482"/>
       <w:bookmarkStart w:name="_Toc877617397" w:id="397"/>
@@ -40363,6 +40668,7 @@
       <w:bookmarkEnd w:id="397"/>
       <w:bookmarkEnd w:id="482"/>
       <w:bookmarkEnd w:id="567"/>
+      <w:bookmarkEnd w:id="653"/>
     </w:p>
     <w:p>
       <w:r>
@@ -41366,6 +41672,7 @@
           <w:rFonts w:eastAsia="Times New Roman"/>
         </w:rPr>
       </w:pPr>
+      <w:bookmarkStart w:name="_Toc568795654" w:id="654"/>
       <w:bookmarkStart w:name="_Toc405943568" w:id="568"/>
       <w:bookmarkStart w:name="_Toc440435483" w:id="483"/>
       <w:bookmarkStart w:name="_Toc877617398" w:id="398"/>
@@ -41386,6 +41693,7 @@
       <w:bookmarkEnd w:id="398"/>
       <w:bookmarkEnd w:id="483"/>
       <w:bookmarkEnd w:id="568"/>
+      <w:bookmarkEnd w:id="654"/>
     </w:p>
     <w:p>
       <w:pPr>
@@ -41781,6 +42089,7 @@
           <w:u w:val="single"/>
         </w:rPr>
       </w:pPr>
+      <w:bookmarkStart w:name="_Toc568795655" w:id="655"/>
       <w:bookmarkStart w:name="_Toc405943569" w:id="569"/>
       <w:bookmarkStart w:name="_Toc440435484" w:id="484"/>
       <w:bookmarkStart w:name="_Toc877617399" w:id="399"/>
@@ -41819,6 +42128,7 @@
       <w:bookmarkEnd w:id="399"/>
       <w:bookmarkEnd w:id="484"/>
       <w:bookmarkEnd w:id="569"/>
+      <w:bookmarkEnd w:id="655"/>
     </w:p>
     <w:p>
       <w:pPr>
@@ -43850,6 +44160,7 @@
       <w:pPr>
         <w:pStyle w:val="Heading2"/>
       </w:pPr>
+      <w:bookmarkStart w:name="_Toc568795656" w:id="656"/>
       <w:bookmarkStart w:name="_Toc405943570" w:id="570"/>
       <w:bookmarkStart w:name="_Toc440435485" w:id="485"/>
       <w:bookmarkStart w:name="_Toc877617400" w:id="400"/>
@@ -43866,6 +44177,7 @@
       <w:bookmarkEnd w:id="400"/>
       <w:bookmarkEnd w:id="485"/>
       <w:bookmarkEnd w:id="570"/>
+      <w:bookmarkEnd w:id="656"/>
     </w:p>
     <w:p>
       <w:r>
@@ -44011,6 +44323,7 @@
           <w:u w:val="single"/>
         </w:rPr>
       </w:pPr>
+      <w:bookmarkStart w:name="_Toc568795657" w:id="657"/>
       <w:bookmarkStart w:name="_Toc405943571" w:id="571"/>
       <w:bookmarkStart w:name="_Toc440435486" w:id="486"/>
       <w:bookmarkStart w:name="_Toc877617401" w:id="401"/>
@@ -44043,6 +44356,7 @@
       <w:bookmarkEnd w:id="401"/>
       <w:bookmarkEnd w:id="486"/>
       <w:bookmarkEnd w:id="571"/>
+      <w:bookmarkEnd w:id="657"/>
     </w:p>
     <w:p>
       <w:r>
@@ -45504,6 +45818,7 @@
       <w:pPr>
         <w:pStyle w:val="Heading2"/>
       </w:pPr>
+      <w:bookmarkStart w:name="_Toc568795658" w:id="658"/>
       <w:bookmarkStart w:name="_Toc405943572" w:id="572"/>
       <w:bookmarkStart w:name="_Toc440435487" w:id="487"/>
       <w:bookmarkStart w:name="_Toc877617402" w:id="402"/>
@@ -45519,6 +45834,7 @@
       <w:bookmarkEnd w:id="402"/>
       <w:bookmarkEnd w:id="487"/>
       <w:bookmarkEnd w:id="572"/>
+      <w:bookmarkEnd w:id="658"/>
     </w:p>
     <w:p>
       <w:r>

--- a/docs/Docx4j_GettingStarted.docx
+++ b/docs/Docx4j_GettingStarted.docx
@@ -10349,7 +10349,7 @@
     </w:p>
     <w:p>
       <w:r>
-        <w:t xml:space="preserve">When docx4j draws, walks or extracts text, it takes one branch: the first mc:Choice whose Requires prefixes are all named in the </w:t>
+        <w:t xml:space="preserve">When docx4j draws, it takes one branch: the first mc:Choice whose Requires prefixes are all named in the </w:t>
       </w:r>
       <w:r>
         <w:rPr>
@@ -10360,6 +10360,11 @@
       </w:r>
       <w:r>
         <w:t xml:space="preserve"> property, otherwise the mc:Fallback.  The property is empty by default, so docx4j draws the fallback (what the producer wrote for a reader which understands nothing extra); set it, for example to wps, or to a14 for PowerPoint equations, to draw the choice instead.  The rule lives in org.docx4j.jaxb.McSelection.  </w:t>
+      </w:r>
+    </w:p>
+    <w:p>
+      <w:r>
+        <w:t xml:space="preserve">When docx4j reads text (the text model, the Markdown export, and a TraversalUtil walk by default) it takes, from 17.3.4, the branch ECMA-376 Part 3 prescribes: the first mc:Choice whose Requires namespaces are all ones docx4j can read, from the published list org/docx4j/jaxb/understood-namespaces.txt, otherwise the mc:Fallback.  A branch docx4j can read is not always one it can draw: it reads a wps text box from the Choice, and draws its VML fallback.  McSelection.selectedBranch(McPurpose, AlternateContent) gives either.</w:t>
       </w:r>
     </w:p>
     <w:p>
@@ -25002,7 +25007,7 @@
         <w:t xml:space="preserve">mc:AlternateContent in a traversal.  </w:t>
       </w:r>
       <w:r>
-        <w:t xml:space="preserve">Since docx4j 17.2.0 a TraversalUtil walk visits one branch of each mc:AlternateContent by default, the branch docx4j draws (McMode.READ), so a text box's paragraphs are visited once, not once as the wps shape and again as its VML fallback.  </w:t>
+        <w:t xml:space="preserve">Since docx4j 17.2.0 a TraversalUtil walk visits one branch of each mc:AlternateContent by default (McMode.READ), so a text box's paragraphs are visited once, not once as the wps shape and again as its VML fallback.  From 17.3.4 that branch is the one docx4j reads for text (see Markup compatibility, above); before, it was the branch docx4j draws, which a walk serving an output's layout asks for with McMode.DRAW.  </w:t>
       </w:r>
     </w:p>
     <w:p>
@@ -25508,7 +25513,7 @@
     </w:p>
     <w:p>
       <w:r>
-        <w:t>New in 17.0.4, the docx4j-markdown module converts Markdown to docx, and docx to Markdown.  The import (CommonMark plus the GFM extensions: tables, task lists, real footnotes, YAML front matter) produces a real Word document – actual heading/quote/code styles and real numbering, with no HTML detour.  The export includes image extraction and a tracked-changes option.</w:t>
+        <w:t>New in 17.0.4, the docx4j-markdown module converts Markdown to docx, and docx to Markdown.  The import (CommonMark plus the GFM extensions: tables, task lists, real footnotes, YAML front matter) produces a real Word document – actual heading/quote/code styles and real numbering, with no HTML detour.  The export includes image extraction; from 17.3.4 it writes docx4j's text model (see Text extraction), so its text is the plain text's, in the same view, with tracked changes as CriticMarkup in the markup view (before 17.3.4, deletions were struck through).</w:t>
       </w:r>
     </w:p>
     <w:p>
@@ -37321,7 +37326,7 @@
     </w:p>
     <w:p>
       <w:r>
-        <w:t xml:space="preserve">TrackedChanges.report gives the counts by kind, author and part, with a JSON form.  The samples TrackChangesAccept and TrackChangesReject show the API (AcceptChanges.xslt, which earlier samples used, is deprecated).  For PDF and HTML output, ConversionFeatures.PP_COMMON_ACCEPT_TRACKED_CHANGES lays out the accepted view, in every story since 17.3.3.</w:t>
+        <w:t xml:space="preserve">TrackedChanges.report gives the counts by kind, author and part, with a JSON form.  The samples TrackChangesAccept and TrackChangesReject show the API (AcceptChanges.xslt, which earlier samples used, is deprecated).  For PDF and HTML output, ConversionFeatures.PP_COMMON_ACCEPT_TRACKED_CHANGES lays out the accepted view, in every story since 17.3.3.  From 17.3.4 the conversion settings' setView(TextView) chooses the view: markup, the default, as before (the HTML marks insertions &lt;ins&gt; and deletions &lt;del&gt;, with data-author and datetime); accepted; or original, as Reject All leaves the document.</w:t>
       </w:r>
     </w:p>
     <w:p>
@@ -37355,80 +37360,59 @@
       <w:bookmarkEnd w:id="633"/>
     </w:p>
     <w:p>
-      <w:pPr>
-        <w:rPr>
-          <w:rFonts w:ascii="Consolas" w:cs="Courier New" w:hAnsi="Consolas"/>
-          <w:color w:val="000000"/>
-          <w:sz w:val="18"/>
-          <w:szCs w:val="18"/>
-          <w:lang w:val="de-DE"/>
-        </w:rPr>
-      </w:pPr>
-      <w:r>
-        <w:t xml:space="preserve">A quick way to extract the text from a docx, is to use </w:t>
-      </w:r>
-      <w:r>
-        <w:rPr>
-          <w:rFonts w:ascii="Consolas" w:cs="Courier New" w:hAnsi="Consolas"/>
-          <w:color w:val="000000"/>
-          <w:sz w:val="18"/>
-          <w:szCs w:val="18"/>
-          <w:lang w:val="de-DE"/>
-        </w:rPr>
-        <w:t xml:space="preserve">TextUtils‘  </w:t>
-      </w:r>
-    </w:p>
-    <w:p>
-      <w:r>
-        <w:rPr>
-          <w:rFonts w:ascii="Consolas" w:cs="Courier New" w:hAnsi="Consolas"/>
-          <w:color w:val="FFFFFF"/>
-          <w:sz w:val="18"/>
-          <w:szCs w:val="18"/>
-          <w:lang w:val="de-DE"/>
-        </w:rPr>
-        <w:t xml:space="preserve">  </w:t>
-      </w:r>
-      <w:r>
-        <w:rPr>
-          <w:rFonts w:ascii="Consolas" w:cs="Courier New" w:hAnsi="Consolas"/>
-          <w:b/>
-          <w:bCs/>
-          <w:color w:val="7F0055"/>
-          <w:sz w:val="18"/>
-          <w:szCs w:val="18"/>
-          <w:lang w:val="de-DE"/>
-        </w:rPr>
-        <w:t xml:space="preserve">public static void </w:t>
-      </w:r>
-      <w:r>
-        <w:rPr>
-          <w:rFonts w:ascii="Consolas" w:cs="Courier New" w:hAnsi="Consolas"/>
-          <w:color w:val="000000"/>
-          <w:sz w:val="18"/>
-          <w:szCs w:val="18"/>
-          <w:lang w:val="de-DE"/>
-        </w:rPr>
-        <w:t>extractText(Object o, Writer w)</w:t>
-      </w:r>
-    </w:p>
-    <w:p>
-      <w:pPr>
-        <w:rPr>
-          <w:rFonts w:ascii="Consolas" w:cs="Courier New" w:hAnsi="Consolas"/>
-          <w:color w:val="000000"/>
-          <w:sz w:val="18"/>
-          <w:szCs w:val="18"/>
-          <w:lang w:val="de-DE"/>
-        </w:rPr>
-      </w:pPr>
-      <w:r>
-        <w:t>which marshals the object it is passed via a SAX ContentHandler, in order to output the text to the Writer.</w:t>
-      </w:r>
-    </w:p>
-    <w:p>
-      <w:r>
-        <w:t>Since docx4j 17.2.0 the text of one branch of each mc:AlternateContent is written, the branch docx4j draws, so a text box's text appears once; before that, both branches' text was written.</w:t>
+      <w:r>
+        <w:t xml:space="preserve">From 17.3.4, org.docx4j.model.text reads a document's text as the WordprocessingML Text Extraction specification defines it (CR-046): one text model, from which the plain text, the Markdown and the block model are all written.</w:t>
+      </w:r>
+    </w:p>
+    <w:p>
+      <w:pPr>
+        <w:rPr>
+          <w:rFonts w:ascii="Consolas" w:hAnsi="Consolas"/>
+          <w:sz w:val="16"/>
+          <w:szCs w:val="16"/>
+        </w:rPr>
+      </w:pPr>
+      <w:r>
+        <w:rPr>
+          <w:rFonts w:ascii="Consolas" w:hAnsi="Consolas"/>
+          <w:sz w:val="16"/>
+          <w:szCs w:val="16"/>
+        </w:rPr>
+        <w:tab/>
+        <w:t xml:space="preserve">String text = Texts.plainText(wordMLPackage, TextOptions.of(TextView.ACCEPTED));</w:t>
+      </w:r>
+    </w:p>
+    <w:p>
+      <w:r>
+        <w:t xml:space="preserve">The view is accepted (the default: as Word's Accept All would leave the document), original (as Reject All would) or markup, CriticMarkup's {++inserted++}, {--deleted--} and {&gt;&gt;comment&lt;&lt;}.  By default the text is the main story, each text box's paragraphs after the paragraph it is anchored in, and the footnotes and endnotes, [n] at each end; headers, footers, comments and the glossary come in under the include option, hidden text under hidden, embedded documents, workbooks and presentations under embedded, and a table of contents under toc.  TextOptions.of(Map) takes the specification's option names and values.  The package is not changed.</w:t>
+      </w:r>
+    </w:p>
+    <w:p>
+      <w:pPr>
+        <w:rPr>
+          <w:rFonts w:ascii="Consolas" w:hAnsi="Consolas"/>
+          <w:sz w:val="16"/>
+          <w:szCs w:val="16"/>
+        </w:rPr>
+      </w:pPr>
+      <w:r>
+        <w:rPr>
+          <w:rFonts w:ascii="Consolas" w:hAnsi="Consolas"/>
+          <w:sz w:val="16"/>
+          <w:szCs w:val="16"/>
+        </w:rPr>
+        <w:tab/>
+        <w:t xml:space="preserve">TextResult result = Texts.of(wordMLPackage, options);</w:t>
+      </w:r>
+    </w:p>
+    <w:p>
+      <w:r>
+        <w:t xml:space="preserve">gives the block model: result.blocks(), the paragraphs, tables and charts, each with its address, style, runs and flags; result.warnings() (an mc:AlternateContent whose branches differ, a field with no result, ...); and result.metadata(), the document properties.  PlainText.of(result) writes it as plain text, and docx4j-markdown's MarkdownExporter.export(result) as Markdown.</w:t>
+      </w:r>
+    </w:p>
+    <w:p>
+      <w:r>
+        <w:t xml:space="preserve">TextUtils.extractText(Object o, Writer w), which marshals the object it is passed via a SAX ContentHandler and writes its character content, is deprecated from 17.3.4: it is not the text model (it gives the text of whatever it is passed, deleted text included).  Its output is unchanged.</w:t>
       </w:r>
     </w:p>
     <w:p>

--- a/docs/Docx4j_GettingStarted.docx
+++ b/docs/Docx4j_GettingStarted.docx
@@ -8024,7 +8024,7 @@
         <w:t>docx4j-bundle</w:t>
       </w:r>
       <w:r>
-        <w:t xml:space="preserve"> holds docx4j-core, the JAXB reference implementation runtime, docx4j-digsig and docx4j-markdown, with all their dependencies.  Its published pom declares no dependencies at all, so Maven resolves nothing else.  The slf4j API is inside; a logging provider is not (see slf4j, below).  With it alone you can load, create, edit and save docx, pptx and xlsx, bind data, extract text, export Markdown and HTML, sign documents, and create and edit charts.</w:t>
+        <w:t xml:space="preserve"> holds docx4j-core, the JAXB reference implementation runtime, docx4j-digsig, docx4j-markdown and docx4j-diffx, with all their dependencies.  Its published pom declares no dependencies at all, so Maven resolves nothing else.  The slf4j API is inside; a logging provider is not (see slf4j, below).  With it alone you can load, create, edit and save docx, pptx and xlsx, bind data, extract text, export Markdown and HTML, sign documents, compare two documents, and create and edit charts.</w:t>
       </w:r>
     </w:p>
     <w:p>
@@ -8213,7 +8213,7 @@
         <w:t>mvn dependency:copy-dependencies -DoutputDirectory=libs</w:t>
       </w:r>
       <w:r>
-        <w:t>, or jar by jar from Central's directory listing (every artifact is a URL under https://repo1.maven.org/maven2/org/docx4j/).  The same gets you anything not in a bundle: docx4j-diffx, docx4j-ImportXHTML, the documents4j and Microsoft Graph converters.</w:t>
+        <w:t>, or jar by jar from Central's directory listing (every artifact is a URL under https://repo1.maven.org/maven2/org/docx4j/).  The same gets you anything not in a bundle: docx4j-ImportXHTML, the documents4j and Microsoft Graph converters.</w:t>
       </w:r>
     </w:p>
     <w:p>

--- a/docs/Docx4j_GettingStarted.docx
+++ b/docs/Docx4j_GettingStarted.docx
@@ -10525,7 +10525,7 @@
         <w:rPr>
           <w:b/>
         </w:rPr>
-        <w:t>docx4j.jaxb.mc.blockLevel</w:t>
+        <w:t>docx4j.jaxb.mc.onLoad</w:t>
       </w:r>
       <w:r>
         <w:t xml:space="preserve"> property: </w:t>
@@ -10576,7 +10576,7 @@
     </w:p>
     <w:p>
       <w:r>
-        <w:t xml:space="preserve">The mode can also be given per load (WordprocessingMLPackage.load(.., McBlockLevel), Docx4J.load) or per package (OpcPackage.setMcBlockLevel).  From 17.4.0 the default becomes preserve, with Word's view still what a read gives; set the property to choose now.</w:t>
+        <w:t xml:space="preserve">The mode can also be given per load (WordprocessingMLPackage.load(.., McLoadMode), Docx4J.load) or per package (OpcPackage.setMcLoadMode).  From 17.4.0 the default becomes preserve, with Word's view still what a read gives; set the property to choose now.</w:t>
       </w:r>
     </w:p>
     <w:p>

--- a/docs/Docx4j_GettingStarted.docx
+++ b/docs/Docx4j_GettingStarted.docx
@@ -26845,6 +26845,41 @@
           <w:t>src/samples/docx4j/org/docx4j/samples/ConvertOutHtml.java</w:t>
         </w:r>
       </w:hyperlink>
+    </w:p>
+    <w:p>
+      <w:pPr>
+        <w:spacing w:before="100" w:beforeAutospacing="true" w:after="100" w:afterAutospacing="true" w:line="240" w:lineRule="auto"/>
+      </w:pPr>
+      <w:r>
+        <w:t xml:space="preserve">From 17.3.5, a hyperlink is written as a link only if its target has no scheme (a relative path or a bookmark), is a drive path, or uses http, https, ftp, mailto, file, news or tel.  Any other target, a </w:t>
+      </w:r>
+      <w:r>
+        <w:rPr>
+          <w:rFonts w:ascii="Consolas" w:hAnsi="Consolas"/>
+        </w:rPr>
+        <w:t xml:space="preserve">javascript:</w:t>
+      </w:r>
+      <w:r>
+        <w:t xml:space="preserve"> one above all, is written as its text with no link, since it would otherwise run in the page serving the HTML; the PDF and Markdown output do the same.  To allow other schemes, list them in docx4j.properties, for example </w:t>
+      </w:r>
+      <w:r>
+        <w:rPr>
+          <w:rFonts w:ascii="Consolas" w:hAnsi="Consolas"/>
+        </w:rPr>
+        <w:t xml:space="preserve">docx4j.convert.out.linkSchemes=onenote,ms-word</w:t>
+      </w:r>
+      <w:r>
+        <w:t xml:space="preserve">.  A style ID is CSS-escaped in the stylesheet, so it cannot end the </w:t>
+      </w:r>
+      <w:r>
+        <w:rPr>
+          <w:rFonts w:ascii="Consolas" w:hAnsi="Consolas"/>
+        </w:rPr>
+        <w:t xml:space="preserve">&lt;style&gt;</w:t>
+      </w:r>
+      <w:r>
+        <w:t xml:space="preserve"> element; the class attributes are unchanged.</w:t>
+      </w:r>
     </w:p>
     <w:p>
       <w:pPr>

--- a/docs/Docx4j_GettingStarted.docx
+++ b/docs/Docx4j_GettingStarted.docx
@@ -26185,6 +26185,99 @@
           <w:szCs w:val="22"/>
         </w:rPr>
         <w:t>If you want this functionality, you have to add these jars to your classpath.</w:t>
+      </w:r>
+    </w:p>
+    <w:p>
+      <w:pPr>
+        <w:pStyle w:val="NormalWeb"/>
+        <w:shd w:val="clear" w:color="auto" w:fill="FFFFFF"/>
+        <w:rPr>
+          <w:rFonts w:asciiTheme="minorHAnsi" w:hAnsiTheme="minorHAnsi"/>
+          <w:color w:val="000000"/>
+          <w:sz w:val="22"/>
+          <w:szCs w:val="22"/>
+        </w:rPr>
+      </w:pPr>
+      <w:r>
+        <w:rPr>
+          <w:rFonts w:asciiTheme="minorHAnsi" w:hAnsiTheme="minorHAnsi"/>
+          <w:color w:val="000000"/>
+          <w:sz w:val="22"/>
+          <w:szCs w:val="22"/>
+        </w:rPr>
+        <w:t xml:space="preserve">A document's own </w:t>
+      </w:r>
+      <w:r>
+        <w:rPr>
+          <w:rFonts w:ascii="Consolas" w:hAnsi="Consolas"/>
+          <w:color w:val="000000"/>
+          <w:sz w:val="22"/>
+          <w:szCs w:val="22"/>
+        </w:rPr>
+        <w:t xml:space="preserve">altChunk</w:t>
+      </w:r>
+      <w:r>
+        <w:rPr>
+          <w:rFonts w:asciiTheme="minorHAnsi" w:hAnsiTheme="minorHAnsi"/>
+          <w:color w:val="000000"/>
+          <w:sz w:val="22"/>
+          <w:szCs w:val="22"/>
+        </w:rPr>
+        <w:t xml:space="preserve">s (HTML, XHTML or MHT content that Word converts on opening) are converted in place by </w:t>
+      </w:r>
+      <w:r>
+        <w:rPr>
+          <w:rFonts w:ascii="Consolas" w:hAnsi="Consolas"/>
+          <w:color w:val="000000"/>
+          <w:sz w:val="22"/>
+          <w:szCs w:val="22"/>
+        </w:rPr>
+        <w:t xml:space="preserve">convertAltChunks()</w:t>
+      </w:r>
+      <w:r>
+        <w:rPr>
+          <w:rFonts w:asciiTheme="minorHAnsi" w:hAnsiTheme="minorHAnsi"/>
+          <w:color w:val="000000"/>
+          <w:sz w:val="22"/>
+          <w:szCs w:val="22"/>
+        </w:rPr>
+        <w:t xml:space="preserve"> on the main document part, a header or a footer, through the same importer.  From 17.3.5 that conversion fetches nothing a chunk refers to, neither a stylesheet nor an image by URL or by local file, since a docx is untrusted input wherever a server converts it; an image not fetched is its alt text, or nothing.  Set </w:t>
+      </w:r>
+      <w:r>
+        <w:rPr>
+          <w:rFonts w:ascii="Consolas" w:hAnsi="Consolas"/>
+          <w:color w:val="000000"/>
+          <w:sz w:val="22"/>
+          <w:szCs w:val="22"/>
+        </w:rPr>
+        <w:t xml:space="preserve">docx4j.altchunk.html.fetch=true</w:t>
+      </w:r>
+      <w:r>
+        <w:rPr>
+          <w:rFonts w:asciiTheme="minorHAnsi" w:hAnsiTheme="minorHAnsi"/>
+          <w:color w:val="000000"/>
+          <w:sz w:val="22"/>
+          <w:szCs w:val="22"/>
+        </w:rPr>
+        <w:t xml:space="preserve"> in docx4j.properties to restore Word's fetching, or pass </w:t>
+      </w:r>
+      <w:r>
+        <w:rPr>
+          <w:rFonts w:ascii="Consolas" w:hAnsi="Consolas"/>
+          <w:color w:val="000000"/>
+          <w:sz w:val="22"/>
+          <w:szCs w:val="22"/>
+        </w:rPr>
+        <w:t xml:space="preserve">convertAltChunks(true)</w:t>
+      </w:r>
+      <w:r>
+        <w:rPr>
+          <w:rFonts w:asciiTheme="minorHAnsi" w:hAnsiTheme="minorHAnsi"/>
+          <w:color w:val="000000"/>
+          <w:sz w:val="22"/>
+          <w:szCs w:val="22"/>
+        </w:rPr>
+        <w:t xml:space="preserve"> for one call.</w:t>
       </w:r>
     </w:p>
     <w:p>

--- a/docs/Docx4j_GettingStarted.docx
+++ b/docs/Docx4j_GettingStarted.docx
@@ -2,7 +2,7 @@
 <file path=word/document.xml><?xml version="1.0" encoding="utf-8"?>
 <w:document xmlns:w="http://schemas.openxmlformats.org/wordprocessingml/2006/main" xmlns:w16du="http://schemas.microsoft.com/office/word/2023/wordml/word16du" xmlns:w14="http://schemas.microsoft.com/office/word/2010/wordml" xmlns:w16sdtdh="http://schemas.microsoft.com/office/word/2020/wordml/sdtdatahash" xmlns:w15="http://schemas.microsoft.com/office/word/2012/wordml" xmlns:w16sdtfl="http://schemas.microsoft.com/office/word/2024/wordml/sdtformatlock" xmlns:w16se="http://schemas.microsoft.com/office/word/2015/wordml/symex" xmlns:r="http://schemas.openxmlformats.org/officeDocument/2006/relationships" xmlns:m="http://schemas.openxmlformats.org/officeDocument/2006/math" xmlns:a="http://schemas.openxmlformats.org/drawingml/2006/main" xmlns:wp="http://schemas.openxmlformats.org/drawingml/2006/wordprocessingDrawing" xmlns:wp14="http://schemas.microsoft.com/office/word/2010/wordprocessingDrawing" xmlns:mc="http://schemas.openxmlformats.org/markup-compatibility/2006" xmlns:a14="http://schemas.microsoft.com/office/drawing/2010/main" xmlns:w16cid="http://schemas.microsoft.com/office/word/2016/wordml/cid" xmlns:sl="http://schemas.openxmlformats.org/schemaLibrary/2006/main" xmlns:wne="http://schemas.microsoft.com/office/word/2006/wordml" xmlns:c="http://schemas.openxmlformats.org/drawingml/2006/chart" xmlns:cdr="http://schemas.openxmlformats.org/drawingml/2006/chartDrawing" xmlns:c14="http://schemas.microsoft.com/office/drawing/2007/8/2/chart" xmlns:dgm="http://schemas.openxmlformats.org/drawingml/2006/diagram" xmlns:pic="http://schemas.openxmlformats.org/drawingml/2006/picture" xmlns:xdr="http://schemas.openxmlformats.org/drawingml/2006/spreadsheetDrawing" xmlns:dsp="http://schemas.microsoft.com/office/drawing/2008/diagram" xmlns:o="urn:schemas-microsoft-com:office:office" xmlns:v="urn:schemas-microsoft-com:vml" xmlns:w10="urn:schemas-microsoft-com:office:word" xmlns:xvml="urn:schemas-microsoft-com:office:excel" xmlns:pvml="urn:schemas-microsoft-com:office:powerpoint" xmlns:cppr="http://schemas.microsoft.com/office/2006/coverPageProps" xmlns:odx="http://opendope.org/xpaths" xmlns:odc="http://opendope.org/conditions" xmlns:odq="http://opendope.org/questions" xmlns:oda="http://opendope.org/answers" xmlns:odi="http://opendope.org/components" xmlns:odgm="http://opendope.org/SmartArt/DataHierarchy" xmlns:b="http://schemas.openxmlformats.org/officeDocument/2006/bibliography" xmlns:msink="http://schemas.microsoft.com/ink/2010/main" xmlns:cdr14="http://schemas.microsoft.com/office/drawing/2010/chartDrawing" xmlns:c15="http://schemas.microsoft.com/office/drawing/2012/chart" xmlns:cs="http://schemas.microsoft.com/office/drawing/2012/chartStyle" xmlns:ns43="http://www.w3.org/1998/Math/MathML" xmlns:ns44="http://www.w3.org/2003/InkML" xmlns:a13cmd="http://schemas.microsoft.com/office/drawing/2013/main/command" xmlns:cx="http://schemas.microsoft.com/office/drawing/2014/chartex" xmlns:c16="http://schemas.microsoft.com/office/drawing/2014/chart" xmlns:dgm1611="http://schemas.microsoft.com/office/drawing/2016/11/diagram" xmlns:c16r3="http://schemas.microsoft.com/office/drawing/2017/03/chart" xmlns:am3d="http://schemas.microsoft.com/office/drawing/2017/model3d" xmlns:an18="http://schemas.microsoft.com/office/drawing/2018/animation" xmlns:anam3d="http://schemas.microsoft.com/office/drawing/2018/animation/model3d" xmlns:iact="http://schemas.microsoft.com/office/powerpoint/2014/inkAction" xmlns:thm15="http://schemas.microsoft.com/office/thememl/2012/main" xmlns:wps="http://schemas.microsoft.com/office/word/2010/wordprocessingShape" xmlns:wpc="http://schemas.microsoft.com/office/word/2010/wordprocessingCanvas" xmlns:wpg="http://schemas.microsoft.com/office/word/2010/wordprocessingGroup" xmlns:w16="http://schemas.microsoft.com/office/word/2018/wordml" xmlns:w16cex="http://schemas.microsoft.com/office/word/2018/wordml/cex" xmlns:cei="http://schemas.microsoft.com/office/word/2026/wordml/cei" xmlns:wetp="http://schemas.microsoft.com/office/webextensions/taskpanes/2010/11" xmlns:we="http://schemas.microsoft.com/office/webextensions/webextension/2010/11" xmlns:comp="http://schemas.openxmlformats.org/drawingml/2006/compatibility" xmlns:lc="http://schemas.openxmlformats.org/drawingml/2006/lockedCanvas" xmlns:dgm14="http://schemas.microsoft.com/office/drawing/2010/diagram" xmlns:a15="http://schemas.microsoft.com/office/drawing/2012/main" xmlns:pic14="http://schemas.microsoft.com/office/drawing/2010/picture" xmlns:c16ac="http://schemas.microsoft.com/office/drawing/2014/chart/ac" xmlns:a16="http://schemas.microsoft.com/office/drawing/2014/main" xmlns:a1611="http://schemas.microsoft.com/office/drawing/2016/11/main" xmlns:dgm1612="http://schemas.microsoft.com/office/drawing/2016/12/diagram" xmlns:a16svg="http://schemas.microsoft.com/office/drawing/2016/SVG/main" xmlns:adec="http://schemas.microsoft.com/office/drawing/2017/decorative" xmlns:a18hc="http://schemas.microsoft.com/office/drawing/2018/hyperlinkcolor" xmlns:wp15="http://schemas.microsoft.com/office/word/2012/wordprocessingDrawing" mc:Ignorable="w14 w15 w16se w16cid w16 w16cex w16sdtdh w16sdtfl w16du wp14">
   <w:body>
-    <!-- Modified by docx4j 17.3.4 (Apache licensed) using REFERENCE JAXB in Arch Linux Java 21.0.12 on Linux -->
+    <!-- Modified by docx4j 17.3.5-SNAPSHOT (Apache licensed) using REFERENCE JAXB in Arch Linux Java 21.0.12 on Linux -->
     <w:p>
       <w:pPr>
         <w:pStyle w:val="Title"/>
@@ -6903,6 +6903,23 @@
           <w:ilvl w:val="0"/>
           <w:numId w:val="1"/>
         </w:numPr>
+        <w:rPr>
+          <w:ins w:author="Claude Fable 5.1" w:date="2026-10-29T06:19:50Z" w:id="9197"/>
+        </w:rPr>
+      </w:pPr>
+      <w:ins w:author="Claude Fable 5.1" w:date="2026-10-29T06:19:50Z" w:id="9195">
+        <w:r>
+          <w:t>Update fields as Word's F9 does: dates, document properties, REF and SEQ, formulas and IF, an INDEX from its XE marks</w:t>
+        </w:r>
+      </w:ins>
+    </w:p>
+    <w:p>
+      <w:pPr>
+        <w:pStyle w:val="ListParagraph"/>
+        <w:numPr>
+          <w:ilvl w:val="0"/>
+          <w:numId w:val="1"/>
+        </w:numPr>
       </w:pPr>
       <w:r>
         <w:t>Apply transforms, including common filters</w:t>
@@ -35030,6 +35047,999 @@
       <w:pPr>
         <w:pStyle w:val="Heading1"/>
         <w:rPr>
+          <w:ins w:author="Claude Fable 5.1" w:date="2026-10-29T06:19:50Z" w:id="9001"/>
+        </w:rPr>
+      </w:pPr>
+      <w:ins w:author="Claude Fable 5.1" w:date="2026-10-29T06:19:50Z" w:id="9000">
+        <w:r>
+          <w:t>Fields</w:t>
+        </w:r>
+      </w:ins>
+    </w:p>
+    <w:p>
+      <w:pPr>
+        <w:rPr>
+          <w:ins w:author="Claude Fable 5.1" w:date="2026-10-29T06:19:50Z" w:id="9011"/>
+        </w:rPr>
+      </w:pPr>
+      <w:ins w:author="Claude Fable 5.1" w:date="2026-10-29T06:19:50Z" w:id="9002">
+        <w:r>
+          <w:t xml:space="preserve">A Word field is an instruction and a cached result: </w:t>
+        </w:r>
+      </w:ins>
+      <w:ins w:author="Claude Fable 5.1" w:date="2026-10-29T06:19:50Z" w:id="9003">
+        <w:r>
+          <w:rPr>
+            <w:rFonts w:ascii="Consolas" w:hAnsi="Consolas"/>
+          </w:rPr>
+          <w:t>DATE \@ "d MMMM yyyy"</w:t>
+        </w:r>
+      </w:ins>
+      <w:ins w:author="Claude Fable 5.1" w:date="2026-10-29T06:19:50Z" w:id="9004">
+        <w:r>
+          <w:t xml:space="preserve"> and the text Word last computed for it.  Word stores most fields in the complex form (a run holding a </w:t>
+        </w:r>
+      </w:ins>
+      <w:ins w:author="Claude Fable 5.1" w:date="2026-10-29T06:19:50Z" w:id="9005">
+        <w:r>
+          <w:rPr>
+            <w:rFonts w:ascii="Consolas" w:hAnsi="Consolas"/>
+          </w:rPr>
+          <w:t>w:fldChar</w:t>
+        </w:r>
+      </w:ins>
+      <w:ins w:author="Claude Fable 5.1" w:date="2026-10-29T06:19:50Z" w:id="9006">
+        <w:r>
+          <w:t xml:space="preserve"> begin, the instruction in </w:t>
+        </w:r>
+      </w:ins>
+      <w:ins w:author="Claude Fable 5.1" w:date="2026-10-29T06:19:50Z" w:id="9007">
+        <w:r>
+          <w:rPr>
+            <w:rFonts w:ascii="Consolas" w:hAnsi="Consolas"/>
+          </w:rPr>
+          <w:t>w:instrText</w:t>
+        </w:r>
+      </w:ins>
+      <w:ins w:author="Claude Fable 5.1" w:date="2026-10-29T06:19:50Z" w:id="9008">
+        <w:r>
+          <w:t xml:space="preserve"> runs, a separate, the result runs, and an end) and a few in the simple form (a </w:t>
+        </w:r>
+      </w:ins>
+      <w:ins w:author="Claude Fable 5.1" w:date="2026-10-29T06:19:50Z" w:id="9009">
+        <w:r>
+          <w:rPr>
+            <w:rFonts w:ascii="Consolas" w:hAnsi="Consolas"/>
+          </w:rPr>
+          <w:t>w:fldSimple</w:t>
+        </w:r>
+      </w:ins>
+      <w:ins w:author="Claude Fable 5.1" w:date="2026-10-29T06:19:50Z" w:id="9010">
+        <w:r>
+          <w:t xml:space="preserve"> element holding the result).  Word shows the cached result until something updates the field: F9, printing, or, for a few fields such as PAGE and LISTNUM, every time it lays the document out.</w:t>
+        </w:r>
+      </w:ins>
+    </w:p>
+    <w:p>
+      <w:pPr>
+        <w:rPr>
+          <w:ins w:author="Claude Fable 5.1" w:date="2026-10-29T06:19:50Z" w:id="9023"/>
+        </w:rPr>
+      </w:pPr>
+      <w:ins w:author="Claude Fable 5.1" w:date="2026-10-29T06:19:50Z" w:id="9012">
+        <w:r>
+          <w:t xml:space="preserve">docx4j evaluates fields in one place, </w:t>
+        </w:r>
+      </w:ins>
+      <w:ins w:author="Claude Fable 5.1" w:date="2026-10-29T06:19:50Z" w:id="9013">
+        <w:r>
+          <w:rPr>
+            <w:rFonts w:ascii="Consolas" w:hAnsi="Consolas"/>
+          </w:rPr>
+          <w:t>org.docx4j.model.fields.FieldEvaluators</w:t>
+        </w:r>
+      </w:ins>
+      <w:ins w:author="Claude Fable 5.1" w:date="2026-10-29T06:19:50Z" w:id="9014">
+        <w:r>
+          <w:t xml:space="preserve">, a registry by field name over </w:t>
+        </w:r>
+      </w:ins>
+      <w:ins w:author="Claude Fable 5.1" w:date="2026-10-29T06:19:50Z" w:id="9015">
+        <w:r>
+          <w:rPr>
+            <w:rFonts w:ascii="Consolas" w:hAnsi="Consolas"/>
+          </w:rPr>
+          <w:t>FieldInstruction</w:t>
+        </w:r>
+      </w:ins>
+      <w:ins w:author="Claude Fable 5.1" w:date="2026-10-29T06:19:50Z" w:id="9016">
+        <w:r>
+          <w:t xml:space="preserve"> (the parsed instruction) and </w:t>
+        </w:r>
+      </w:ins>
+      <w:ins w:author="Claude Fable 5.1" w:date="2026-10-29T06:19:50Z" w:id="9017">
+        <w:r>
+          <w:rPr>
+            <w:rFonts w:ascii="Consolas" w:hAnsi="Consolas"/>
+          </w:rPr>
+          <w:t>FieldContext</w:t>
+        </w:r>
+      </w:ins>
+      <w:ins w:author="Claude Fable 5.1" w:date="2026-10-29T06:19:50Z" w:id="9018">
+        <w:r>
+          <w:t xml:space="preserve"> (what an evaluator may ask about).  Three consumers share it: </w:t>
+        </w:r>
+      </w:ins>
+      <w:ins w:author="Claude Fable 5.1" w:date="2026-10-29T06:19:50Z" w:id="9019">
+        <w:r>
+          <w:rPr>
+            <w:rFonts w:ascii="Consolas" w:hAnsi="Consolas"/>
+          </w:rPr>
+          <w:t>FieldUpdater</w:t>
+        </w:r>
+      </w:ins>
+      <w:ins w:author="Claude Fable 5.1" w:date="2026-10-29T06:19:50Z" w:id="9020">
+        <w:r>
+          <w:t xml:space="preserve">, which writes results into the document as Word's update does; the text extraction under </w:t>
+        </w:r>
+      </w:ins>
+      <w:ins w:author="Claude Fable 5.1" w:date="2026-10-29T06:19:50Z" w:id="9021">
+        <w:r>
+          <w:rPr>
+            <w:rFonts w:ascii="Consolas" w:hAnsi="Consolas"/>
+          </w:rPr>
+          <w:t>fields: update</w:t>
+        </w:r>
+      </w:ins>
+      <w:ins w:author="Claude Fable 5.1" w:date="2026-10-29T06:19:50Z" w:id="9022">
+        <w:r>
+          <w:t>; and the PDF and HTML writers.  Each field's behaviour was measured against Word 365 before it was built (CR-067 in docs/developer/change-requests), so a result matches what F9 writes, down to the default formats and the error texts.</w:t>
+        </w:r>
+      </w:ins>
+    </w:p>
+    <w:p>
+      <w:pPr>
+        <w:pStyle w:val="Heading2"/>
+        <w:rPr>
+          <w:ins w:author="Claude Fable 5.1" w:date="2026-10-29T06:19:50Z" w:id="9025"/>
+        </w:rPr>
+      </w:pPr>
+      <w:ins w:author="Claude Fable 5.1" w:date="2026-10-29T06:19:50Z" w:id="9024">
+        <w:r>
+          <w:t>Updating fields: FieldUpdater</w:t>
+        </w:r>
+      </w:ins>
+    </w:p>
+    <w:p>
+      <w:pPr>
+        <w:rPr>
+          <w:ins w:author="Claude Fable 5.1" w:date="2026-10-29T06:19:50Z" w:id="9028"/>
+          <w:rFonts w:ascii="Consolas" w:hAnsi="Consolas"/>
+          <w:sz w:val="16"/>
+          <w:szCs w:val="16"/>
+        </w:rPr>
+      </w:pPr>
+      <w:ins w:author="Claude Fable 5.1" w:date="2026-10-29T06:19:50Z" w:id="9026">
+        <w:r>
+          <w:rPr>
+            <w:rFonts w:ascii="Consolas" w:hAnsi="Consolas"/>
+            <w:sz w:val="16"/>
+            <w:szCs w:val="16"/>
+          </w:rPr>
+          <w:tab/>
+        </w:r>
+      </w:ins>
+      <w:ins w:author="Claude Fable 5.1" w:date="2026-10-29T06:19:50Z" w:id="9027">
+        <w:r>
+          <w:rPr>
+            <w:rFonts w:ascii="Consolas" w:hAnsi="Consolas"/>
+            <w:sz w:val="16"/>
+            <w:szCs w:val="16"/>
+          </w:rPr>
+          <w:t>	FieldUpdater updater = new FieldUpdater(wordMLPackage);</w:t>
+        </w:r>
+      </w:ins>
+    </w:p>
+    <w:p>
+      <w:pPr>
+        <w:rPr>
+          <w:ins w:author="Claude Fable 5.1" w:date="2026-10-29T06:19:50Z" w:id="9031"/>
+          <w:rFonts w:ascii="Consolas" w:hAnsi="Consolas"/>
+          <w:sz w:val="16"/>
+          <w:szCs w:val="16"/>
+        </w:rPr>
+      </w:pPr>
+      <w:ins w:author="Claude Fable 5.1" w:date="2026-10-29T06:19:50Z" w:id="9029">
+        <w:r>
+          <w:rPr>
+            <w:rFonts w:ascii="Consolas" w:hAnsi="Consolas"/>
+            <w:sz w:val="16"/>
+            <w:szCs w:val="16"/>
+          </w:rPr>
+          <w:tab/>
+        </w:r>
+      </w:ins>
+      <w:ins w:author="Claude Fable 5.1" w:date="2026-10-29T06:19:50Z" w:id="9030">
+        <w:r>
+          <w:rPr>
+            <w:rFonts w:ascii="Consolas" w:hAnsi="Consolas"/>
+            <w:sz w:val="16"/>
+            <w:szCs w:val="16"/>
+          </w:rPr>
+          <w:t>	updater.update(true); // headers and footers too</w:t>
+        </w:r>
+      </w:ins>
+    </w:p>
+    <w:p>
+      <w:pPr>
+        <w:rPr>
+          <w:ins w:author="Claude Fable 5.1" w:date="2026-10-29T06:19:50Z" w:id="9037"/>
+        </w:rPr>
+      </w:pPr>
+      <w:ins w:author="Claude Fable 5.1" w:date="2026-10-29T06:19:50Z" w:id="9032">
+        <w:r>
+          <w:t>updates every field the registry knows, in every part, as Word's update-all (Ctrl+A, F9) does.  A locked field (</w:t>
+        </w:r>
+      </w:ins>
+      <w:ins w:author="Claude Fable 5.1" w:date="2026-10-29T06:19:50Z" w:id="9033">
+        <w:r>
+          <w:rPr>
+            <w:rFonts w:ascii="Consolas" w:hAnsi="Consolas"/>
+          </w:rPr>
+          <w:t>w:fldLock</w:t>
+        </w:r>
+      </w:ins>
+      <w:ins w:author="Claude Fable 5.1" w:date="2026-10-29T06:19:50Z" w:id="9034">
+        <w:r>
+          <w:t xml:space="preserve">) is left alone, and a field whose input docx4j does not have (a FILENAME with no name supplied) keeps its cached result rather than being given a wrong one.  </w:t>
+        </w:r>
+      </w:ins>
+      <w:ins w:author="Claude Fable 5.1" w:date="2026-10-29T06:19:50Z" w:id="9035">
+        <w:r>
+          <w:rPr>
+            <w:rFonts w:ascii="Consolas" w:hAnsi="Consolas"/>
+          </w:rPr>
+          <w:t>updater.only(Set.of("DATE", "DOCPROPERTY"))</w:t>
+        </w:r>
+      </w:ins>
+      <w:ins w:author="Claude Fable 5.1" w:date="2026-10-29T06:19:50Z" w:id="9036">
+        <w:r>
+          <w:t xml:space="preserve"> narrows the set.</w:t>
+        </w:r>
+      </w:ins>
+    </w:p>
+    <w:p>
+      <w:pPr>
+        <w:rPr>
+          <w:ins w:author="Claude Fable 5.1" w:date="2026-10-29T06:19:50Z" w:id="9039"/>
+        </w:rPr>
+      </w:pPr>
+      <w:ins w:author="Claude Fable 5.1" w:date="2026-10-29T06:19:50Z" w:id="9038">
+        <w:r>
+          <w:t>The fields updated:</w:t>
+        </w:r>
+      </w:ins>
+    </w:p>
+    <w:p>
+      <w:pPr>
+        <w:pStyle w:val="ListParagraph"/>
+        <w:numPr>
+          <w:ilvl w:val="0"/>
+          <w:numId w:val="50"/>
+        </w:numPr>
+        <w:contextualSpacing w:val="true"/>
+        <w:rPr>
+          <w:ins w:author="Claude Fable 5.1" w:date="2026-10-29T06:19:50Z" w:id="9043"/>
+        </w:rPr>
+      </w:pPr>
+      <w:ins w:author="Claude Fable 5.1" w:date="2026-10-29T06:19:50Z" w:id="9040">
+        <w:r>
+          <w:t xml:space="preserve">Dates: DATE and TIME (the clock), CREATEDATE, SAVEDATE and PRINTDATE (the core properties), with Word's </w:t>
+        </w:r>
+      </w:ins>
+      <w:ins w:author="Claude Fable 5.1" w:date="2026-10-29T06:19:50Z" w:id="9041">
+        <w:r>
+          <w:rPr>
+            <w:rFonts w:ascii="Consolas" w:hAnsi="Consolas"/>
+          </w:rPr>
+          <w:t>\@</w:t>
+        </w:r>
+      </w:ins>
+      <w:ins w:author="Claude Fable 5.1" w:date="2026-10-29T06:19:50Z" w:id="9042">
+        <w:r>
+          <w:t xml:space="preserve"> formats and its default format for the document's language.</w:t>
+        </w:r>
+      </w:ins>
+    </w:p>
+    <w:p>
+      <w:pPr>
+        <w:pStyle w:val="ListParagraph"/>
+        <w:numPr>
+          <w:ilvl w:val="0"/>
+          <w:numId w:val="50"/>
+        </w:numPr>
+        <w:contextualSpacing w:val="true"/>
+        <w:rPr>
+          <w:ins w:author="Claude Fable 5.1" w:date="2026-10-29T06:19:50Z" w:id="9045"/>
+        </w:rPr>
+      </w:pPr>
+      <w:ins w:author="Claude Fable 5.1" w:date="2026-10-29T06:19:50Z" w:id="9044">
+        <w:r>
+          <w:t>Document information: DOCPROPERTY, DOCVARIABLE, AUTHOR, TITLE, SUBJECT, COMMENTS, KEYWORDS, LASTSAVEDBY, INFO, TEMPLATE, REVNUM, NUMWORDS, NUMCHARS, FILENAME and FILESIZE.</w:t>
+        </w:r>
+      </w:ins>
+    </w:p>
+    <w:p>
+      <w:pPr>
+        <w:pStyle w:val="ListParagraph"/>
+        <w:numPr>
+          <w:ilvl w:val="0"/>
+          <w:numId w:val="50"/>
+        </w:numPr>
+        <w:contextualSpacing w:val="true"/>
+        <w:rPr>
+          <w:ins w:author="Claude Fable 5.1" w:date="2026-10-29T06:19:50Z" w:id="9047"/>
+        </w:rPr>
+      </w:pPr>
+      <w:ins w:author="Claude Fable 5.1" w:date="2026-10-29T06:19:50Z" w:id="9046">
+        <w:r>
+          <w:t>References: REF (a bookmark's text, with its formatting), NOTEREF, QUOTE, SEQ, SECTION, and SET (which defines its bookmark).</w:t>
+        </w:r>
+      </w:ins>
+    </w:p>
+    <w:p>
+      <w:pPr>
+        <w:pStyle w:val="ListParagraph"/>
+        <w:numPr>
+          <w:ilvl w:val="0"/>
+          <w:numId w:val="50"/>
+        </w:numPr>
+        <w:contextualSpacing w:val="true"/>
+        <w:rPr>
+          <w:ins w:author="Claude Fable 5.1" w:date="2026-10-29T06:19:50Z" w:id="9049"/>
+        </w:rPr>
+      </w:pPr>
+      <w:ins w:author="Claude Fable 5.1" w:date="2026-10-29T06:19:50Z" w:id="9048">
+        <w:r>
+          <w:t>The user: USERNAME, USERINITIALS and USERADDRESS.</w:t>
+        </w:r>
+      </w:ins>
+    </w:p>
+    <w:p>
+      <w:pPr>
+        <w:pStyle w:val="ListParagraph"/>
+        <w:numPr>
+          <w:ilvl w:val="0"/>
+          <w:numId w:val="50"/>
+        </w:numPr>
+        <w:contextualSpacing w:val="true"/>
+        <w:rPr>
+          <w:ins w:author="Claude Fable 5.1" w:date="2026-10-29T06:19:50Z" w:id="9055"/>
+        </w:rPr>
+      </w:pPr>
+      <w:ins w:author="Claude Fable 5.1" w:date="2026-10-29T06:19:50Z" w:id="9050">
+        <w:r>
+          <w:t xml:space="preserve">Expressions: </w:t>
+        </w:r>
+      </w:ins>
+      <w:ins w:author="Claude Fable 5.1" w:date="2026-10-29T06:19:50Z" w:id="9051">
+        <w:r>
+          <w:rPr>
+            <w:rFonts w:ascii="Consolas" w:hAnsi="Consolas"/>
+          </w:rPr>
+          <w:t>=</w:t>
+        </w:r>
+      </w:ins>
+      <w:ins w:author="Claude Fable 5.1" w:date="2026-10-29T06:19:50Z" w:id="9052">
+        <w:r>
+          <w:t xml:space="preserve"> formulas (the operators; SUM, AVERAGE, MIN, MAX, COUNT, ABS, INT, MOD, ROUND, PRODUCT, AND, OR, NOT, DEFINED, TRUE and FALSE; table cell and bookmark references; </w:t>
+        </w:r>
+      </w:ins>
+      <w:ins w:author="Claude Fable 5.1" w:date="2026-10-29T06:19:50Z" w:id="9053">
+        <w:r>
+          <w:rPr>
+            <w:rFonts w:ascii="Consolas" w:hAnsi="Consolas"/>
+          </w:rPr>
+          <w:t>\#</w:t>
+        </w:r>
+      </w:ins>
+      <w:ins w:author="Claude Fable 5.1" w:date="2026-10-29T06:19:50Z" w:id="9054">
+        <w:r>
+          <w:t xml:space="preserve"> formats; Word's error texts), IF and COMPARE (with wildcards), and fields nested in them, evaluated inside out.</w:t>
+        </w:r>
+      </w:ins>
+    </w:p>
+    <w:p>
+      <w:pPr>
+        <w:pStyle w:val="ListParagraph"/>
+        <w:numPr>
+          <w:ilvl w:val="0"/>
+          <w:numId w:val="50"/>
+        </w:numPr>
+        <w:contextualSpacing w:val="true"/>
+        <w:rPr>
+          <w:ins w:author="Claude Fable 5.1" w:date="2026-10-29T06:19:50Z" w:id="9057"/>
+        </w:rPr>
+      </w:pPr>
+      <w:ins w:author="Claude Fable 5.1" w:date="2026-10-29T06:19:50Z" w:id="9056">
+        <w:r>
+          <w:t>Numbering and symbols: LISTNUM, AUTONUM, AUTONUMLGL and AUTONUMOUT (the numbers Word paints and never stores) and SYMBOL.</w:t>
+        </w:r>
+      </w:ins>
+    </w:p>
+    <w:p>
+      <w:pPr>
+        <w:pStyle w:val="ListParagraph"/>
+        <w:numPr>
+          <w:ilvl w:val="0"/>
+          <w:numId w:val="50"/>
+        </w:numPr>
+        <w:contextualSpacing w:val="true"/>
+        <w:rPr>
+          <w:ins w:author="Claude Fable 5.1" w:date="2026-10-29T06:19:50Z" w:id="9059"/>
+        </w:rPr>
+      </w:pPr>
+      <w:ins w:author="Claude Fable 5.1" w:date="2026-10-29T06:19:50Z" w:id="9058">
+        <w:r>
+          <w:t>INDEX, regenerated from the document's XE marks (below).</w:t>
+        </w:r>
+      </w:ins>
+    </w:p>
+    <w:p>
+      <w:pPr>
+        <w:pStyle w:val="ListParagraph"/>
+        <w:numPr>
+          <w:ilvl w:val="0"/>
+          <w:numId w:val="50"/>
+        </w:numPr>
+        <w:contextualSpacing w:val="true"/>
+        <w:rPr>
+          <w:ins w:author="Claude Fable 5.1" w:date="2026-10-29T06:19:50Z" w:id="9061"/>
+        </w:rPr>
+      </w:pPr>
+      <w:ins w:author="Claude Fable 5.1" w:date="2026-10-29T06:19:50Z" w:id="9060">
+        <w:r>
+          <w:t>The mail merge fields, in the mergers (the Mailmerge chapter).</w:t>
+        </w:r>
+      </w:ins>
+    </w:p>
+    <w:p>
+      <w:pPr>
+        <w:rPr>
+          <w:ins w:author="Claude Fable 5.1" w:date="2026-10-29T06:19:50Z" w:id="9065"/>
+        </w:rPr>
+      </w:pPr>
+      <w:ins w:author="Claude Fable 5.1" w:date="2026-10-29T06:19:50Z" w:id="9062">
+        <w:r>
+          <w:t>Not evaluated, so the cached result is kept: the layout fields PAGE, NUMPAGES, SECTIONPAGES, PAGEREF and STYLEREF (the PDF and HTML writers compute those as they lay the pages out, and TocGenerator updates a TOC's page numbers); the fields that fetch content, INCLUDETEXT, INCLUDEPICTURE, LINK and DATABASE, unless you supply a resolver (</w:t>
+        </w:r>
+      </w:ins>
+      <w:ins w:author="Claude Fable 5.1" w:date="2026-10-29T06:19:50Z" w:id="9063">
+        <w:r>
+          <w:rPr>
+            <w:rFonts w:ascii="Consolas" w:hAnsi="Consolas"/>
+          </w:rPr>
+          <w:t>FieldContext.external</w:t>
+        </w:r>
+      </w:ins>
+      <w:ins w:author="Claude Fable 5.1" w:date="2026-10-29T06:19:50Z" w:id="9064">
+        <w:r>
+          <w:t>); EDITTIME, AUTOTEXT, BIBLIOGRAPHY and CITATION; and a form field's value.</w:t>
+        </w:r>
+      </w:ins>
+    </w:p>
+    <w:p>
+      <w:pPr>
+        <w:pStyle w:val="Heading2"/>
+        <w:rPr>
+          <w:ins w:author="Claude Fable 5.1" w:date="2026-10-29T06:19:50Z" w:id="9067"/>
+        </w:rPr>
+      </w:pPr>
+      <w:ins w:author="Claude Fable 5.1" w:date="2026-10-29T06:19:50Z" w:id="9066">
+        <w:r>
+          <w:t>What the evaluator reads: FieldContext</w:t>
+        </w:r>
+      </w:ins>
+    </w:p>
+    <w:p>
+      <w:pPr>
+        <w:rPr>
+          <w:ins w:author="Claude Fable 5.1" w:date="2026-10-29T06:19:50Z" w:id="9070"/>
+        </w:rPr>
+      </w:pPr>
+      <w:ins w:author="Claude Fable 5.1" w:date="2026-10-29T06:19:50Z" w:id="9068">
+        <w:r>
+          <w:rPr>
+            <w:rFonts w:ascii="Consolas" w:hAnsi="Consolas"/>
+          </w:rPr>
+          <w:t>updater.getContext()</w:t>
+        </w:r>
+      </w:ins>
+      <w:ins w:author="Claude Fable 5.1" w:date="2026-10-29T06:19:50Z" w:id="9069">
+        <w:r>
+          <w:t xml:space="preserve"> is the context.  What the package itself gives (its properties, bookmarks, language, notes) is the default; the rest you supply:</w:t>
+        </w:r>
+      </w:ins>
+    </w:p>
+    <w:p>
+      <w:pPr>
+        <w:rPr>
+          <w:ins w:author="Claude Fable 5.1" w:date="2026-10-29T06:19:50Z" w:id="9073"/>
+          <w:rFonts w:ascii="Consolas" w:hAnsi="Consolas"/>
+          <w:sz w:val="16"/>
+          <w:szCs w:val="16"/>
+        </w:rPr>
+      </w:pPr>
+      <w:ins w:author="Claude Fable 5.1" w:date="2026-10-29T06:19:50Z" w:id="9071">
+        <w:r>
+          <w:rPr>
+            <w:rFonts w:ascii="Consolas" w:hAnsi="Consolas"/>
+            <w:sz w:val="16"/>
+            <w:szCs w:val="16"/>
+          </w:rPr>
+          <w:tab/>
+        </w:r>
+      </w:ins>
+      <w:ins w:author="Claude Fable 5.1" w:date="2026-10-29T06:19:50Z" w:id="9072">
+        <w:r>
+          <w:rPr>
+            <w:rFonts w:ascii="Consolas" w:hAnsi="Consolas"/>
+            <w:sz w:val="16"/>
+            <w:szCs w:val="16"/>
+          </w:rPr>
+          <w:t>	updater.getContext()</w:t>
+        </w:r>
+      </w:ins>
+    </w:p>
+    <w:p>
+      <w:pPr>
+        <w:rPr>
+          <w:ins w:author="Claude Fable 5.1" w:date="2026-10-29T06:19:50Z" w:id="9076"/>
+          <w:rFonts w:ascii="Consolas" w:hAnsi="Consolas"/>
+          <w:sz w:val="16"/>
+          <w:szCs w:val="16"/>
+        </w:rPr>
+      </w:pPr>
+      <w:ins w:author="Claude Fable 5.1" w:date="2026-10-29T06:19:50Z" w:id="9074">
+        <w:r>
+          <w:rPr>
+            <w:rFonts w:ascii="Consolas" w:hAnsi="Consolas"/>
+            <w:sz w:val="16"/>
+            <w:szCs w:val="16"/>
+          </w:rPr>
+          <w:tab/>
+        </w:r>
+      </w:ins>
+      <w:ins w:author="Claude Fable 5.1" w:date="2026-10-29T06:19:50Z" w:id="9075">
+        <w:r>
+          <w:rPr>
+            <w:rFonts w:ascii="Consolas" w:hAnsi="Consolas"/>
+            <w:sz w:val="16"/>
+            <w:szCs w:val="16"/>
+          </w:rPr>
+          <w:t>		.clock(() -&gt; new Date())                  // DATE, TIME</w:t>
+        </w:r>
+      </w:ins>
+    </w:p>
+    <w:p>
+      <w:pPr>
+        <w:rPr>
+          <w:ins w:author="Claude Fable 5.1" w:date="2026-10-29T06:19:50Z" w:id="9079"/>
+          <w:rFonts w:ascii="Consolas" w:hAnsi="Consolas"/>
+          <w:sz w:val="16"/>
+          <w:szCs w:val="16"/>
+        </w:rPr>
+      </w:pPr>
+      <w:ins w:author="Claude Fable 5.1" w:date="2026-10-29T06:19:50Z" w:id="9077">
+        <w:r>
+          <w:rPr>
+            <w:rFonts w:ascii="Consolas" w:hAnsi="Consolas"/>
+            <w:sz w:val="16"/>
+            <w:szCs w:val="16"/>
+          </w:rPr>
+          <w:tab/>
+        </w:r>
+      </w:ins>
+      <w:ins w:author="Claude Fable 5.1" w:date="2026-10-29T06:19:50Z" w:id="9078">
+        <w:r>
+          <w:rPr>
+            <w:rFonts w:ascii="Consolas" w:hAnsi="Consolas"/>
+            <w:sz w:val="16"/>
+            <w:szCs w:val="16"/>
+          </w:rPr>
+          <w:t>		.zone(ZoneId.of("Australia/Sydney"))      // the zone dates are shown in</w:t>
+        </w:r>
+      </w:ins>
+    </w:p>
+    <w:p>
+      <w:pPr>
+        <w:rPr>
+          <w:ins w:author="Claude Fable 5.1" w:date="2026-10-29T06:19:50Z" w:id="9082"/>
+          <w:rFonts w:ascii="Consolas" w:hAnsi="Consolas"/>
+          <w:sz w:val="16"/>
+          <w:szCs w:val="16"/>
+        </w:rPr>
+      </w:pPr>
+      <w:ins w:author="Claude Fable 5.1" w:date="2026-10-29T06:19:50Z" w:id="9080">
+        <w:r>
+          <w:rPr>
+            <w:rFonts w:ascii="Consolas" w:hAnsi="Consolas"/>
+            <w:sz w:val="16"/>
+            <w:szCs w:val="16"/>
+          </w:rPr>
+          <w:tab/>
+        </w:r>
+      </w:ins>
+      <w:ins w:author="Claude Fable 5.1" w:date="2026-10-29T06:19:50Z" w:id="9081">
+        <w:r>
+          <w:rPr>
+            <w:rFonts w:ascii="Consolas" w:hAnsi="Consolas"/>
+            <w:sz w:val="16"/>
+            <w:szCs w:val="16"/>
+          </w:rPr>
+          <w:t>		.user("Jane Citizen", "JC", "1 Main St")  // USERNAME, USERINITIALS, USERADDRESS</w:t>
+        </w:r>
+      </w:ins>
+    </w:p>
+    <w:p>
+      <w:pPr>
+        <w:rPr>
+          <w:ins w:author="Claude Fable 5.1" w:date="2026-10-29T06:19:50Z" w:id="9085"/>
+          <w:rFonts w:ascii="Consolas" w:hAnsi="Consolas"/>
+          <w:sz w:val="16"/>
+          <w:szCs w:val="16"/>
+        </w:rPr>
+      </w:pPr>
+      <w:ins w:author="Claude Fable 5.1" w:date="2026-10-29T06:19:50Z" w:id="9083">
+        <w:r>
+          <w:rPr>
+            <w:rFonts w:ascii="Consolas" w:hAnsi="Consolas"/>
+            <w:sz w:val="16"/>
+            <w:szCs w:val="16"/>
+          </w:rPr>
+          <w:tab/>
+        </w:r>
+      </w:ins>
+      <w:ins w:author="Claude Fable 5.1" w:date="2026-10-29T06:19:50Z" w:id="9084">
+        <w:r>
+          <w:rPr>
+            <w:rFonts w:ascii="Consolas" w:hAnsi="Consolas"/>
+            <w:sz w:val="16"/>
+            <w:szCs w:val="16"/>
+          </w:rPr>
+          <w:t>		.fileName("C:\\docs\\report.docx")        // FILENAME (\p gives the path)</w:t>
+        </w:r>
+      </w:ins>
+    </w:p>
+    <w:p>
+      <w:pPr>
+        <w:rPr>
+          <w:ins w:author="Claude Fable 5.1" w:date="2026-10-29T06:19:50Z" w:id="9088"/>
+          <w:rFonts w:ascii="Consolas" w:hAnsi="Consolas"/>
+          <w:sz w:val="16"/>
+          <w:szCs w:val="16"/>
+        </w:rPr>
+      </w:pPr>
+      <w:ins w:author="Claude Fable 5.1" w:date="2026-10-29T06:19:50Z" w:id="9086">
+        <w:r>
+          <w:rPr>
+            <w:rFonts w:ascii="Consolas" w:hAnsi="Consolas"/>
+            <w:sz w:val="16"/>
+            <w:szCs w:val="16"/>
+          </w:rPr>
+          <w:tab/>
+        </w:r>
+      </w:ins>
+      <w:ins w:author="Claude Fable 5.1" w:date="2026-10-29T06:19:50Z" w:id="9087">
+        <w:r>
+          <w:rPr>
+            <w:rFonts w:ascii="Consolas" w:hAnsi="Consolas"/>
+            <w:sz w:val="16"/>
+            <w:szCs w:val="16"/>
+          </w:rPr>
+          <w:t>		.fileSize(16820L);                        // FILESIZE</w:t>
+        </w:r>
+      </w:ins>
+    </w:p>
+    <w:p>
+      <w:pPr>
+        <w:rPr>
+          <w:ins w:author="Claude Fable 5.1" w:date="2026-10-29T06:19:50Z" w:id="9096"/>
+        </w:rPr>
+      </w:pPr>
+      <w:ins w:author="Claude Fable 5.1" w:date="2026-10-29T06:19:50Z" w:id="9089">
+        <w:r>
+          <w:t xml:space="preserve">Two of these can be set once on the package, and are then seen by every consumer, the text extraction and the writers included: </w:t>
+        </w:r>
+      </w:ins>
+      <w:ins w:author="Claude Fable 5.1" w:date="2026-10-29T06:19:50Z" w:id="9090">
+        <w:r>
+          <w:rPr>
+            <w:rFonts w:ascii="Consolas" w:hAnsi="Consolas"/>
+          </w:rPr>
+          <w:t>wordMLPackage.setDateTimeZone(zone)</w:t>
+        </w:r>
+      </w:ins>
+      <w:ins w:author="Claude Fable 5.1" w:date="2026-10-29T06:19:50Z" w:id="9091">
+        <w:r>
+          <w:t xml:space="preserve">, the client's zone, in which every date the package holds is shown; and </w:t>
+        </w:r>
+      </w:ins>
+      <w:ins w:author="Claude Fable 5.1" w:date="2026-10-29T06:19:50Z" w:id="9092">
+        <w:r>
+          <w:rPr>
+            <w:rFonts w:ascii="Consolas" w:hAnsi="Consolas"/>
+          </w:rPr>
+          <w:t>setSourceName</w:t>
+        </w:r>
+      </w:ins>
+      <w:ins w:author="Claude Fable 5.1" w:date="2026-10-29T06:19:50Z" w:id="9093">
+        <w:r>
+          <w:t xml:space="preserve"> and </w:t>
+        </w:r>
+      </w:ins>
+      <w:ins w:author="Claude Fable 5.1" w:date="2026-10-29T06:19:50Z" w:id="9094">
+        <w:r>
+          <w:rPr>
+            <w:rFonts w:ascii="Consolas" w:hAnsi="Consolas"/>
+          </w:rPr>
+          <w:t>setSourceSize</w:t>
+        </w:r>
+      </w:ins>
+      <w:ins w:author="Claude Fable 5.1" w:date="2026-10-29T06:19:50Z" w:id="9095">
+        <w:r>
+          <w:t>, the file the package came from.  They are request attributes: nothing of them is saved, and a server reusing a loaded package sets them per request.</w:t>
+        </w:r>
+      </w:ins>
+    </w:p>
+    <w:p>
+      <w:pPr>
+        <w:pStyle w:val="Heading2"/>
+        <w:rPr>
+          <w:ins w:author="Claude Fable 5.1" w:date="2026-10-29T06:19:50Z" w:id="9098"/>
+        </w:rPr>
+      </w:pPr>
+      <w:ins w:author="Claude Fable 5.1" w:date="2026-10-29T06:19:50Z" w:id="9097">
+        <w:r>
+          <w:t>Fields in text extraction and in PDF and HTML output</w:t>
+        </w:r>
+      </w:ins>
+    </w:p>
+    <w:p>
+      <w:pPr>
+        <w:rPr>
+          <w:ins w:author="Claude Fable 5.1" w:date="2026-10-29T06:19:50Z" w:id="9102"/>
+        </w:rPr>
+      </w:pPr>
+      <w:ins w:author="Claude Fable 5.1" w:date="2026-10-29T06:19:50Z" w:id="9099">
+        <w:r>
+          <w:t xml:space="preserve">The text extraction (the Text extraction and inspection chapter) reads a field's cached result by default; with </w:t>
+        </w:r>
+      </w:ins>
+      <w:ins w:author="Claude Fable 5.1" w:date="2026-10-29T06:19:50Z" w:id="9100">
+        <w:r>
+          <w:rPr>
+            <w:rFonts w:ascii="Consolas" w:hAnsi="Consolas"/>
+          </w:rPr>
+          <w:t>new TextOptions().fields(TextOptions.Fields.UPDATE)</w:t>
+        </w:r>
+      </w:ins>
+      <w:ins w:author="Claude Fable 5.1" w:date="2026-10-29T06:19:50Z" w:id="9101">
+        <w:r>
+          <w:t xml:space="preserve"> it computes the same fields the updater does, without touching the package.</w:t>
+        </w:r>
+      </w:ins>
+    </w:p>
+    <w:p>
+      <w:pPr>
+        <w:rPr>
+          <w:ins w:author="Claude Fable 5.1" w:date="2026-10-29T06:19:50Z" w:id="9108"/>
+        </w:rPr>
+      </w:pPr>
+      <w:ins w:author="Claude Fable 5.1" w:date="2026-10-29T06:19:50Z" w:id="9103">
+        <w:r>
+          <w:t>The PDF and HTML writers paint what Word paints: the layout fields from the layout; DATE, TIME and PRINTDATE from the clock (</w:t>
+        </w:r>
+      </w:ins>
+      <w:ins w:author="Claude Fable 5.1" w:date="2026-10-29T06:19:50Z" w:id="9104">
+        <w:r>
+          <w:rPr>
+            <w:rFonts w:ascii="Consolas" w:hAnsi="Consolas"/>
+          </w:rPr>
+          <w:t>docx4j.convert.out.fields.dateCachedResult=true</w:t>
+        </w:r>
+      </w:ins>
+      <w:ins w:author="Claude Fable 5.1" w:date="2026-10-29T06:19:50Z" w:id="9105">
+        <w:r>
+          <w:t xml:space="preserve"> paints the stored date instead, which makes a conversion reproducible); DOCPROPERTY as stored, since Word does not update it when it opens a document (</w:t>
+        </w:r>
+      </w:ins>
+      <w:ins w:author="Claude Fable 5.1" w:date="2026-10-29T06:19:50Z" w:id="9106">
+        <w:r>
+          <w:rPr>
+            <w:rFonts w:ascii="Consolas" w:hAnsi="Consolas"/>
+          </w:rPr>
+          <w:t>docx4j.convert.out.fields.docPropertyCachedResult=false</w:t>
+        </w:r>
+      </w:ins>
+      <w:ins w:author="Claude Fable 5.1" w:date="2026-10-29T06:19:50Z" w:id="9107">
+        <w:r>
+          <w:t xml:space="preserve"> evaluates it); LISTNUM, AUTONUM and SYMBOL evaluated, since Word stores nothing for them; and every other field as stored where it has a result, evaluated where it has none.</w:t>
+        </w:r>
+      </w:ins>
+    </w:p>
+    <w:p>
+      <w:pPr>
+        <w:pStyle w:val="Heading2"/>
+        <w:rPr>
+          <w:ins w:author="Claude Fable 5.1" w:date="2026-10-29T06:19:50Z" w:id="9110"/>
+        </w:rPr>
+      </w:pPr>
+      <w:ins w:author="Claude Fable 5.1" w:date="2026-10-29T06:19:50Z" w:id="9109">
+        <w:r>
+          <w:t>Generating an index</w:t>
+        </w:r>
+      </w:ins>
+    </w:p>
+    <w:p>
+      <w:pPr>
+        <w:rPr>
+          <w:ins w:author="Claude Fable 5.1" w:date="2026-10-29T06:19:50Z" w:id="9134"/>
+        </w:rPr>
+      </w:pPr>
+      <w:ins w:author="Claude Fable 5.1" w:date="2026-10-29T06:19:50Z" w:id="9111">
+        <w:r>
+          <w:t>FieldUpdater regenerates each INDEX field in the body from the document's XE marks (</w:t>
+        </w:r>
+      </w:ins>
+      <w:ins w:author="Claude Fable 5.1" w:date="2026-10-29T06:19:50Z" w:id="9112">
+        <w:r>
+          <w:rPr>
+            <w:rFonts w:ascii="Consolas" w:hAnsi="Consolas"/>
+          </w:rPr>
+          <w:t>org.docx4j.model.fields.index.IndexGenerator</w:t>
+        </w:r>
+      </w:ins>
+      <w:ins w:author="Claude Fable 5.1" w:date="2026-10-29T06:19:50Z" w:id="9113">
+        <w:r>
+          <w:t xml:space="preserve">), as Word does: the entries collated in Word's order, sub-entries, cross-references, page ranges from bookmarks, bold and italic page numbers, the </w:t>
+        </w:r>
+      </w:ins>
+      <w:ins w:author="Claude Fable 5.1" w:date="2026-10-29T06:19:50Z" w:id="9114">
+        <w:r>
+          <w:rPr>
+            <w:rFonts w:ascii="Consolas" w:hAnsi="Consolas"/>
+          </w:rPr>
+          <w:t>\e</w:t>
+        </w:r>
+      </w:ins>
+      <w:ins w:author="Claude Fable 5.1" w:date="2026-10-29T06:19:50Z" w:id="9115">
+        <w:r>
+          <w:t xml:space="preserve">, </w:t>
+        </w:r>
+      </w:ins>
+      <w:ins w:author="Claude Fable 5.1" w:date="2026-10-29T06:19:50Z" w:id="9116">
+        <w:r>
+          <w:rPr>
+            <w:rFonts w:ascii="Consolas" w:hAnsi="Consolas"/>
+          </w:rPr>
+          <w:t>\l</w:t>
+        </w:r>
+      </w:ins>
+      <w:ins w:author="Claude Fable 5.1" w:date="2026-10-29T06:19:50Z" w:id="9117">
+        <w:r>
+          <w:t xml:space="preserve">, </w:t>
+        </w:r>
+      </w:ins>
+      <w:ins w:author="Claude Fable 5.1" w:date="2026-10-29T06:19:50Z" w:id="9118">
+        <w:r>
+          <w:rPr>
+            <w:rFonts w:ascii="Consolas" w:hAnsi="Consolas"/>
+          </w:rPr>
+          <w:t>\g</w:t>
+        </w:r>
+      </w:ins>
+      <w:ins w:author="Claude Fable 5.1" w:date="2026-10-29T06:19:50Z" w:id="9119">
+        <w:r>
+          <w:t xml:space="preserve">, </w:t>
+        </w:r>
+      </w:ins>
+      <w:ins w:author="Claude Fable 5.1" w:date="2026-10-29T06:19:50Z" w:id="9120">
+        <w:r>
+          <w:rPr>
+            <w:rFonts w:ascii="Consolas" w:hAnsi="Consolas"/>
+          </w:rPr>
+          <w:t>\k</w:t>
+        </w:r>
+      </w:ins>
+      <w:ins w:author="Claude Fable 5.1" w:date="2026-10-29T06:19:50Z" w:id="9121">
+        <w:r>
+          <w:t xml:space="preserve">, </w:t>
+        </w:r>
+      </w:ins>
+      <w:ins w:author="Claude Fable 5.1" w:date="2026-10-29T06:19:50Z" w:id="9122">
+        <w:r>
+          <w:rPr>
+            <w:rFonts w:ascii="Consolas" w:hAnsi="Consolas"/>
+          </w:rPr>
+          <w:t>\h</w:t>
+        </w:r>
+      </w:ins>
+      <w:ins w:author="Claude Fable 5.1" w:date="2026-10-29T06:19:50Z" w:id="9123">
+        <w:r>
+          <w:t xml:space="preserve">, </w:t>
+        </w:r>
+      </w:ins>
+      <w:ins w:author="Claude Fable 5.1" w:date="2026-10-29T06:19:50Z" w:id="9124">
+        <w:r>
+          <w:rPr>
+            <w:rFonts w:ascii="Consolas" w:hAnsi="Consolas"/>
+          </w:rPr>
+          <w:t>\r</w:t>
+        </w:r>
+      </w:ins>
+      <w:ins w:author="Claude Fable 5.1" w:date="2026-10-29T06:19:50Z" w:id="9125">
+        <w:r>
+          <w:t xml:space="preserve">, </w:t>
+        </w:r>
+      </w:ins>
+      <w:ins w:author="Claude Fable 5.1" w:date="2026-10-29T06:19:50Z" w:id="9126">
+        <w:r>
+          <w:rPr>
+            <w:rFonts w:ascii="Consolas" w:hAnsi="Consolas"/>
+          </w:rPr>
+          <w:t>\p</w:t>
+        </w:r>
+      </w:ins>
+      <w:ins w:author="Claude Fable 5.1" w:date="2026-10-29T06:19:50Z" w:id="9127">
+        <w:r>
+          <w:t xml:space="preserve">, </w:t>
+        </w:r>
+      </w:ins>
+      <w:ins w:author="Claude Fable 5.1" w:date="2026-10-29T06:19:50Z" w:id="9128">
+        <w:r>
+          <w:rPr>
+            <w:rFonts w:ascii="Consolas" w:hAnsi="Consolas"/>
+          </w:rPr>
+          <w:t>\f</w:t>
+        </w:r>
+      </w:ins>
+      <w:ins w:author="Claude Fable 5.1" w:date="2026-10-29T06:19:50Z" w:id="9129">
+        <w:r>
+          <w:t xml:space="preserve"> and </w:t>
+        </w:r>
+      </w:ins>
+      <w:ins w:author="Claude Fable 5.1" w:date="2026-10-29T06:19:50Z" w:id="9130">
+        <w:r>
+          <w:rPr>
+            <w:rFonts w:ascii="Consolas" w:hAnsi="Consolas"/>
+          </w:rPr>
+          <w:t>\c</w:t>
+        </w:r>
+      </w:ins>
+      <w:ins w:author="Claude Fable 5.1" w:date="2026-10-29T06:19:50Z" w:id="9131">
+        <w:r>
+          <w:t xml:space="preserve"> switches, in the Index 1 to Index 3 and Index Heading styles (added to the document where missing).  The page numbers come from docx4j-export-fo laying the document out, as a TOC's do; with no docx4j-export-fo on the classpath, give the updater a pager (</w:t>
+        </w:r>
+      </w:ins>
+      <w:ins w:author="Claude Fable 5.1" w:date="2026-10-29T06:19:50Z" w:id="9132">
+        <w:r>
+          <w:rPr>
+            <w:rFonts w:ascii="Consolas" w:hAnsi="Consolas"/>
+          </w:rPr>
+          <w:t>updater.indexPager(...)</w:t>
+        </w:r>
+      </w:ins>
+      <w:ins w:author="Claude Fable 5.1" w:date="2026-10-29T06:19:50Z" w:id="9133">
+        <w:r>
+          <w:t>), or the INDEX is left as it is.</w:t>
+        </w:r>
+      </w:ins>
+    </w:p>
+    <w:p>
+      <w:pPr>
+        <w:pStyle w:val="Heading1"/>
+        <w:rPr>
           <w:rFonts w:eastAsia="Times New Roman"/>
         </w:rPr>
       </w:pPr>
@@ -35294,9 +36304,16 @@
       </w:r>
     </w:p>
     <w:p>
-      <w:r>
-        <w:t>A table of contents field is just one type of field, amongst many:</w:t>
-      </w:r>
+      <w:del w:author="Claude Fable 5.1" w:date="2026-10-29T06:19:50Z" w:id="9198">
+        <w:r>
+          <w:delText>A table of contents field is just one type of field, amongst many:</w:delText>
+        </w:r>
+      </w:del>
+      <w:ins w:author="Claude Fable 5.1" w:date="2026-10-29T06:19:50Z" w:id="9199">
+        <w:r>
+          <w:t>A table of contents field is just one type of field, amongst many (the Fields chapter above says what docx4j does with each):</w:t>
+        </w:r>
+      </w:ins>
     </w:p>
     <w:p>
       <w:pPr>
@@ -42313,9 +43330,423 @@
       <w:bookmarkEnd w:id="733"/>
     </w:p>
     <w:p>
-      <w:r>
-        <w:t>docx4j has quite good support for processing fields of type MERGEFIELD (ie the equivalent of doing a mailmerge operation from within Microsoft Word).</w:t>
-      </w:r>
+      <w:pPr>
+        <w:rPr>
+          <w:del w:author="Claude Fable 5.1" w:date="2026-10-29T06:19:50Z" w:id="9136"/>
+        </w:rPr>
+      </w:pPr>
+      <w:del w:author="Claude Fable 5.1" w:date="2026-10-29T06:19:50Z" w:id="9135">
+        <w:r>
+          <w:delText>docx4j has quite good support for processing fields of type MERGEFIELD (ie the equivalent of doing a mailmerge operation from within Microsoft Word).</w:delText>
+        </w:r>
+      </w:del>
+    </w:p>
+    <w:p>
+      <w:pPr>
+        <w:rPr>
+          <w:ins w:author="Claude Fable 5.1" w:date="2026-10-29T06:19:50Z" w:id="9150"/>
+        </w:rPr>
+      </w:pPr>
+      <w:ins w:author="Claude Fable 5.1" w:date="2026-10-29T06:19:50Z" w:id="9139">
+        <w:r>
+          <w:t xml:space="preserve">docx4j merges a document over records as Word's mail merge does.  </w:t>
+        </w:r>
+      </w:ins>
+      <w:ins w:author="Claude Fable 5.1" w:date="2026-10-29T06:19:50Z" w:id="9140">
+        <w:r>
+          <w:rPr>
+            <w:rFonts w:ascii="Consolas" w:hAnsi="Consolas"/>
+          </w:rPr>
+          <w:t>org.docx4j.model.fields.merge.MailMerger</w:t>
+        </w:r>
+      </w:ins>
+      <w:ins w:author="Claude Fable 5.1" w:date="2026-10-29T06:19:50Z" w:id="9141">
+        <w:r>
+          <w:t xml:space="preserve"> produces one copy of the document per record, as separate packages (</w:t>
+        </w:r>
+      </w:ins>
+      <w:ins w:author="Claude Fable 5.1" w:date="2026-10-29T06:19:50Z" w:id="9142">
+        <w:r>
+          <w:rPr>
+            <w:rFonts w:ascii="Consolas" w:hAnsi="Consolas"/>
+          </w:rPr>
+          <w:t>performMerge</w:t>
+        </w:r>
+      </w:ins>
+      <w:ins w:author="Claude Fable 5.1" w:date="2026-10-29T06:19:50Z" w:id="9143">
+        <w:r>
+          <w:t>) or concatenated into one (</w:t>
+        </w:r>
+      </w:ins>
+      <w:ins w:author="Claude Fable 5.1" w:date="2026-10-29T06:19:50Z" w:id="9144">
+        <w:r>
+          <w:rPr>
+            <w:rFonts w:ascii="Consolas" w:hAnsi="Consolas"/>
+          </w:rPr>
+          <w:t>getConsolidatedResultCrude</w:t>
+        </w:r>
+      </w:ins>
+      <w:ins w:author="Claude Fable 5.1" w:date="2026-10-29T06:19:50Z" w:id="9145">
+        <w:r>
+          <w:t xml:space="preserve">); </w:t>
+        </w:r>
+      </w:ins>
+      <w:ins w:author="Claude Fable 5.1" w:date="2026-10-29T06:19:50Z" w:id="9146">
+        <w:r>
+          <w:rPr>
+            <w:rFonts w:ascii="Consolas" w:hAnsi="Consolas"/>
+          </w:rPr>
+          <w:t>MailMergerWithNext</w:t>
+        </w:r>
+      </w:ins>
+      <w:ins w:author="Claude Fable 5.1" w:date="2026-10-29T06:19:50Z" w:id="9147">
+        <w:r>
+          <w:t xml:space="preserve"> is for labels, where NEXT fields put several records on one page.  A record is a </w:t>
+        </w:r>
+      </w:ins>
+      <w:ins w:author="Claude Fable 5.1" w:date="2026-10-29T06:19:50Z" w:id="9148">
+        <w:r>
+          <w:rPr>
+            <w:rFonts w:ascii="Consolas" w:hAnsi="Consolas"/>
+          </w:rPr>
+          <w:t>Map&lt;DataFieldName, String&gt;</w:t>
+        </w:r>
+      </w:ins>
+      <w:ins w:author="Claude Fable 5.1" w:date="2026-10-29T06:19:50Z" w:id="9149">
+        <w:r>
+          <w:t>, column name to value.</w:t>
+        </w:r>
+      </w:ins>
+    </w:p>
+    <w:p>
+      <w:pPr>
+        <w:rPr>
+          <w:ins w:author="Claude Fable 5.1" w:date="2026-10-29T06:19:50Z" w:id="9153"/>
+          <w:rFonts w:ascii="Consolas" w:hAnsi="Consolas"/>
+          <w:sz w:val="16"/>
+          <w:szCs w:val="16"/>
+        </w:rPr>
+      </w:pPr>
+      <w:ins w:author="Claude Fable 5.1" w:date="2026-10-29T06:19:50Z" w:id="9151">
+        <w:r>
+          <w:rPr>
+            <w:rFonts w:ascii="Consolas" w:hAnsi="Consolas"/>
+            <w:sz w:val="16"/>
+            <w:szCs w:val="16"/>
+          </w:rPr>
+          <w:tab/>
+        </w:r>
+      </w:ins>
+      <w:ins w:author="Claude Fable 5.1" w:date="2026-10-29T06:19:50Z" w:id="9152">
+        <w:r>
+          <w:rPr>
+            <w:rFonts w:ascii="Consolas" w:hAnsi="Consolas"/>
+            <w:sz w:val="16"/>
+            <w:szCs w:val="16"/>
+          </w:rPr>
+          <w:t>	List&lt;Map&lt;DataFieldName, String&gt;&gt; data = ...;</w:t>
+        </w:r>
+      </w:ins>
+    </w:p>
+    <w:p>
+      <w:pPr>
+        <w:rPr>
+          <w:ins w:author="Claude Fable 5.1" w:date="2026-10-29T06:19:50Z" w:id="9156"/>
+          <w:rFonts w:ascii="Consolas" w:hAnsi="Consolas"/>
+          <w:sz w:val="16"/>
+          <w:szCs w:val="16"/>
+        </w:rPr>
+      </w:pPr>
+      <w:ins w:author="Claude Fable 5.1" w:date="2026-10-29T06:19:50Z" w:id="9154">
+        <w:r>
+          <w:rPr>
+            <w:rFonts w:ascii="Consolas" w:hAnsi="Consolas"/>
+            <w:sz w:val="16"/>
+            <w:szCs w:val="16"/>
+          </w:rPr>
+          <w:tab/>
+        </w:r>
+      </w:ins>
+      <w:ins w:author="Claude Fable 5.1" w:date="2026-10-29T06:19:50Z" w:id="9155">
+        <w:r>
+          <w:rPr>
+            <w:rFonts w:ascii="Consolas" w:hAnsi="Consolas"/>
+            <w:sz w:val="16"/>
+            <w:szCs w:val="16"/>
+          </w:rPr>
+          <w:t>	WordprocessingMLPackage merged = new MailMerger(wordMLPackage).getConsolidatedResultCrude(data, false);</w:t>
+        </w:r>
+      </w:ins>
+    </w:p>
+    <w:p>
+      <w:pPr>
+        <w:rPr>
+          <w:ins w:author="Claude Fable 5.1" w:date="2026-10-29T06:19:50Z" w:id="9158"/>
+        </w:rPr>
+      </w:pPr>
+      <w:ins w:author="Claude Fable 5.1" w:date="2026-10-29T06:19:50Z" w:id="9157">
+        <w:r>
+          <w:t>What a merge evaluates, measured against Word 365's own merge:</w:t>
+        </w:r>
+      </w:ins>
+    </w:p>
+    <w:p>
+      <w:pPr>
+        <w:pStyle w:val="ListParagraph"/>
+        <w:numPr>
+          <w:ilvl w:val="0"/>
+          <w:numId w:val="51"/>
+        </w:numPr>
+        <w:contextualSpacing w:val="true"/>
+        <w:rPr>
+          <w:ins w:author="Claude Fable 5.1" w:date="2026-10-29T06:19:50Z" w:id="9166"/>
+        </w:rPr>
+      </w:pPr>
+      <w:ins w:author="Claude Fable 5.1" w:date="2026-10-29T06:19:50Z" w:id="9159">
+        <w:r>
+          <w:t xml:space="preserve">MERGEFIELD, with </w:t>
+        </w:r>
+      </w:ins>
+      <w:ins w:author="Claude Fable 5.1" w:date="2026-10-29T06:19:50Z" w:id="9160">
+        <w:r>
+          <w:rPr>
+            <w:rFonts w:ascii="Consolas" w:hAnsi="Consolas"/>
+          </w:rPr>
+          <w:t>\b</w:t>
+        </w:r>
+      </w:ins>
+      <w:ins w:author="Claude Fable 5.1" w:date="2026-10-29T06:19:50Z" w:id="9161">
+        <w:r>
+          <w:t xml:space="preserve"> and </w:t>
+        </w:r>
+      </w:ins>
+      <w:ins w:author="Claude Fable 5.1" w:date="2026-10-29T06:19:50Z" w:id="9162">
+        <w:r>
+          <w:rPr>
+            <w:rFonts w:ascii="Consolas" w:hAnsi="Consolas"/>
+          </w:rPr>
+          <w:t>\f</w:t>
+        </w:r>
+      </w:ins>
+      <w:ins w:author="Claude Fable 5.1" w:date="2026-10-29T06:19:50Z" w:id="9163">
+        <w:r>
+          <w:t xml:space="preserve"> (the text before and after a value) and the </w:t>
+        </w:r>
+      </w:ins>
+      <w:ins w:author="Claude Fable 5.1" w:date="2026-10-29T06:19:50Z" w:id="9164">
+        <w:r>
+          <w:rPr>
+            <w:rFonts w:ascii="Consolas" w:hAnsi="Consolas"/>
+          </w:rPr>
+          <w:t>\*</w:t>
+        </w:r>
+      </w:ins>
+      <w:ins w:author="Claude Fable 5.1" w:date="2026-10-29T06:19:50Z" w:id="9165">
+        <w:r>
+          <w:t xml:space="preserve"> formats; a field naming no column merges as nothing.</w:t>
+        </w:r>
+      </w:ins>
+    </w:p>
+    <w:p>
+      <w:pPr>
+        <w:pStyle w:val="ListParagraph"/>
+        <w:numPr>
+          <w:ilvl w:val="0"/>
+          <w:numId w:val="51"/>
+        </w:numPr>
+        <w:contextualSpacing w:val="true"/>
+        <w:rPr>
+          <w:ins w:author="Claude Fable 5.1" w:date="2026-10-29T06:19:50Z" w:id="9168"/>
+        </w:rPr>
+      </w:pPr>
+      <w:ins w:author="Claude Fable 5.1" w:date="2026-10-29T06:19:50Z" w:id="9167">
+        <w:r>
+          <w:t>NEXT and NEXTIF pull the next record into the same letter; SKIPIF skips a record; MERGEREC and MERGESEQ count as Word counts (a skipped or pulled record is not a letter).</w:t>
+        </w:r>
+      </w:ins>
+    </w:p>
+    <w:p>
+      <w:pPr>
+        <w:pStyle w:val="ListParagraph"/>
+        <w:numPr>
+          <w:ilvl w:val="0"/>
+          <w:numId w:val="51"/>
+        </w:numPr>
+        <w:contextualSpacing w:val="true"/>
+        <w:rPr>
+          <w:ins w:author="Claude Fable 5.1" w:date="2026-10-29T06:19:50Z" w:id="9174"/>
+        </w:rPr>
+      </w:pPr>
+      <w:ins w:author="Claude Fable 5.1" w:date="2026-10-29T06:19:50Z" w:id="9169">
+        <w:r>
+          <w:t>SET, ASK and FILLIN: an ASK or FILLIN takes the answer you put in the context (</w:t>
+        </w:r>
+      </w:ins>
+      <w:ins w:author="Claude Fable 5.1" w:date="2026-10-29T06:19:50Z" w:id="9170">
+        <w:r>
+          <w:rPr>
+            <w:rFonts w:ascii="Consolas" w:hAnsi="Consolas"/>
+          </w:rPr>
+          <w:t>merger.getFieldContext().answers()</w:t>
+        </w:r>
+      </w:ins>
+      <w:ins w:author="Claude Fable 5.1" w:date="2026-10-29T06:19:50Z" w:id="9171">
+        <w:r>
+          <w:t xml:space="preserve">), else its </w:t>
+        </w:r>
+      </w:ins>
+      <w:ins w:author="Claude Fable 5.1" w:date="2026-10-29T06:19:50Z" w:id="9172">
+        <w:r>
+          <w:rPr>
+            <w:rFonts w:ascii="Consolas" w:hAnsi="Consolas"/>
+          </w:rPr>
+          <w:t>\d</w:t>
+        </w:r>
+      </w:ins>
+      <w:ins w:author="Claude Fable 5.1" w:date="2026-10-29T06:19:50Z" w:id="9173">
+        <w:r>
+          <w:t xml:space="preserve"> default; SET and ASK define their bookmarks for the REF and IF fields that follow.</w:t>
+        </w:r>
+      </w:ins>
+    </w:p>
+    <w:p>
+      <w:pPr>
+        <w:pStyle w:val="ListParagraph"/>
+        <w:numPr>
+          <w:ilvl w:val="0"/>
+          <w:numId w:val="51"/>
+        </w:numPr>
+        <w:contextualSpacing w:val="true"/>
+        <w:rPr>
+          <w:ins w:author="Claude Fable 5.1" w:date="2026-10-29T06:19:50Z" w:id="9178"/>
+        </w:rPr>
+      </w:pPr>
+      <w:ins w:author="Claude Fable 5.1" w:date="2026-10-29T06:19:50Z" w:id="9175">
+        <w:r>
+          <w:t xml:space="preserve">IF, COMPARE, REF and </w:t>
+        </w:r>
+      </w:ins>
+      <w:ins w:author="Claude Fable 5.1" w:date="2026-10-29T06:19:50Z" w:id="9176">
+        <w:r>
+          <w:rPr>
+            <w:rFonts w:ascii="Consolas" w:hAnsi="Consolas"/>
+          </w:rPr>
+          <w:t>=</w:t>
+        </w:r>
+      </w:ins>
+      <w:ins w:author="Claude Fable 5.1" w:date="2026-10-29T06:19:50Z" w:id="9177">
+        <w:r>
+          <w:t xml:space="preserve"> over merge fields.</w:t>
+        </w:r>
+      </w:ins>
+    </w:p>
+    <w:p>
+      <w:pPr>
+        <w:pStyle w:val="ListParagraph"/>
+        <w:numPr>
+          <w:ilvl w:val="0"/>
+          <w:numId w:val="51"/>
+        </w:numPr>
+        <w:contextualSpacing w:val="true"/>
+        <w:rPr>
+          <w:ins w:author="Claude Fable 5.1" w:date="2026-10-29T06:19:50Z" w:id="9188"/>
+        </w:rPr>
+      </w:pPr>
+      <w:ins w:author="Claude Fable 5.1" w:date="2026-10-29T06:19:50Z" w:id="9179">
+        <w:r>
+          <w:t xml:space="preserve">ADDRESSBLOCK and GREETINGLINE, composed from their </w:t>
+        </w:r>
+      </w:ins>
+      <w:ins w:author="Claude Fable 5.1" w:date="2026-10-29T06:19:50Z" w:id="9180">
+        <w:r>
+          <w:rPr>
+            <w:rFonts w:ascii="Consolas" w:hAnsi="Consolas"/>
+          </w:rPr>
+          <w:t>\f</w:t>
+        </w:r>
+      </w:ins>
+      <w:ins w:author="Claude Fable 5.1" w:date="2026-10-29T06:19:50Z" w:id="9181">
+        <w:r>
+          <w:t xml:space="preserve"> formats as Word composes them (a token prints only where its field has a value; Word's greeting fallbacks), the columns found by Word's address-field names and their usual spellings (First Name, First_Name) or by the document's own </w:t>
+        </w:r>
+      </w:ins>
+      <w:ins w:author="Claude Fable 5.1" w:date="2026-10-29T06:19:50Z" w:id="9182">
+        <w:r>
+          <w:rPr>
+            <w:rFonts w:ascii="Consolas" w:hAnsi="Consolas"/>
+          </w:rPr>
+          <w:t>w:odso</w:t>
+        </w:r>
+      </w:ins>
+      <w:ins w:author="Claude Fable 5.1" w:date="2026-10-29T06:19:50Z" w:id="9183">
+        <w:r>
+          <w:t xml:space="preserve"> mapping; </w:t>
+        </w:r>
+      </w:ins>
+      <w:ins w:author="Claude Fable 5.1" w:date="2026-10-29T06:19:50Z" w:id="9184">
+        <w:r>
+          <w:rPr>
+            <w:rFonts w:ascii="Consolas" w:hAnsi="Consolas"/>
+          </w:rPr>
+          <w:t>\c</w:t>
+        </w:r>
+      </w:ins>
+      <w:ins w:author="Claude Fable 5.1" w:date="2026-10-29T06:19:50Z" w:id="9185">
+        <w:r>
+          <w:t xml:space="preserve"> and </w:t>
+        </w:r>
+      </w:ins>
+      <w:ins w:author="Claude Fable 5.1" w:date="2026-10-29T06:19:50Z" w:id="9186">
+        <w:r>
+          <w:rPr>
+            <w:rFonts w:ascii="Consolas" w:hAnsi="Consolas"/>
+          </w:rPr>
+          <w:t>\e</w:t>
+        </w:r>
+      </w:ins>
+      <w:ins w:author="Claude Fable 5.1" w:date="2026-10-29T06:19:50Z" w:id="9187">
+        <w:r>
+          <w:t xml:space="preserve"> decide whether the country prints.</w:t>
+        </w:r>
+      </w:ins>
+    </w:p>
+    <w:p>
+      <w:pPr>
+        <w:rPr>
+          <w:ins w:author="Claude Fable 5.1" w:date="2026-10-29T06:19:50Z" w:id="9194"/>
+        </w:rPr>
+      </w:pPr>
+      <w:ins w:author="Claude Fable 5.1" w:date="2026-10-29T06:19:50Z" w:id="9189">
+        <w:r>
+          <w:t xml:space="preserve">Word's merge unlinks the fields to their text, and docx4j does the same by default.  </w:t>
+        </w:r>
+      </w:ins>
+      <w:ins w:author="Claude Fable 5.1" w:date="2026-10-29T06:19:50Z" w:id="9190">
+        <w:r>
+          <w:rPr>
+            <w:rFonts w:ascii="Consolas" w:hAnsi="Consolas"/>
+          </w:rPr>
+          <w:t>MailMerger.setMERGEFIELDInOutput(OutputField.KEEP_MERGEFIELD)</w:t>
+        </w:r>
+      </w:ins>
+      <w:ins w:author="Claude Fable 5.1" w:date="2026-10-29T06:19:50Z" w:id="9191">
+        <w:r>
+          <w:t xml:space="preserve"> keeps the merge fields, so the output can be merged again; </w:t>
+        </w:r>
+      </w:ins>
+      <w:ins w:author="Claude Fable 5.1" w:date="2026-10-29T06:19:50Z" w:id="9192">
+        <w:r>
+          <w:rPr>
+            <w:rFonts w:ascii="Consolas" w:hAnsi="Consolas"/>
+          </w:rPr>
+          <w:t>AS_FORMTEXT_REGULAR</w:t>
+        </w:r>
+      </w:ins>
+      <w:ins w:author="Claude Fable 5.1" w:date="2026-10-29T06:19:50Z" w:id="9193">
+        <w:r>
+          <w:t xml:space="preserve"> turns each MERGEFIELD into a FORMTEXT form field.</w:t>
+        </w:r>
+      </w:ins>
     </w:p>
     <w:p>
       <w:pPr>
@@ -54635,6 +56066,339 @@
       </w:pPr>
       <w:rPr>
         <w:rFonts w:hint="default" w:ascii="Wingdings" w:hAnsi="Wingdings"/>
+      </w:rPr>
+    </w:lvl>
+  </w:abstractNum>
+  <w:abstractNum w:abstractNumId="50">
+    <w:multiLevelType w:val="hybridMultilevel"/>
+    <w:lvl w:ilvl="0">
+      <w:start w:val="1"/>
+      <w:numFmt w:val="bullet"/>
+      <w:lvlText w:val=""/>
+      <w:lvlJc w:val="left"/>
+      <w:pPr>
+        <w:ind w:left="720" w:hanging="360"/>
+      </w:pPr>
+      <w:rPr>
+        <w:rFonts w:ascii="Symbol" w:hAnsi="Symbol"/>
+      </w:rPr>
+    </w:lvl>
+    <w:lvl w:ilvl="1">
+      <w:start w:val="1"/>
+      <w:numFmt w:val="bullet"/>
+      <w:lvlText w:val="o"/>
+      <w:lvlJc w:val="left"/>
+      <w:pPr>
+        <w:ind w:left="1440" w:hanging="360"/>
+      </w:pPr>
+      <w:rPr>
+        <w:rFonts w:ascii="Courier New" w:hAnsi="Courier New"/>
+      </w:rPr>
+    </w:lvl>
+    <w:lvl w:ilvl="2">
+      <w:start w:val="1"/>
+      <w:numFmt w:val="bullet"/>
+      <w:lvlText w:val=""/>
+      <w:lvlJc w:val="left"/>
+      <w:pPr>
+        <w:ind w:left="2160" w:hanging="360"/>
+      </w:pPr>
+      <w:rPr>
+        <w:rFonts w:ascii="Wingdings" w:hAnsi="Wingdings"/>
+      </w:rPr>
+    </w:lvl>
+    <w:lvl w:ilvl="3">
+      <w:start w:val="1"/>
+      <w:numFmt w:val="bullet"/>
+      <w:lvlText w:val=""/>
+      <w:lvlJc w:val="left"/>
+      <w:pPr>
+        <w:ind w:left="2880" w:hanging="360"/>
+      </w:pPr>
+      <w:rPr>
+        <w:rFonts w:ascii="Symbol" w:hAnsi="Symbol"/>
+      </w:rPr>
+    </w:lvl>
+    <w:lvl w:ilvl="4">
+      <w:start w:val="1"/>
+      <w:numFmt w:val="bullet"/>
+      <w:lvlText w:val="o"/>
+      <w:lvlJc w:val="left"/>
+      <w:pPr>
+        <w:ind w:left="3600" w:hanging="360"/>
+      </w:pPr>
+      <w:rPr>
+        <w:rFonts w:ascii="Courier New" w:hAnsi="Courier New"/>
+      </w:rPr>
+    </w:lvl>
+    <w:lvl w:ilvl="5">
+      <w:start w:val="1"/>
+      <w:numFmt w:val="bullet"/>
+      <w:lvlText w:val=""/>
+      <w:lvlJc w:val="left"/>
+      <w:pPr>
+        <w:ind w:left="4320" w:hanging="360"/>
+      </w:pPr>
+      <w:rPr>
+        <w:rFonts w:ascii="Wingdings" w:hAnsi="Wingdings"/>
+      </w:rPr>
+    </w:lvl>
+    <w:lvl w:ilvl="6">
+      <w:start w:val="1"/>
+      <w:numFmt w:val="bullet"/>
+      <w:lvlText w:val=""/>
+      <w:lvlJc w:val="left"/>
+      <w:pPr>
+        <w:ind w:left="5040" w:hanging="360"/>
+      </w:pPr>
+      <w:rPr>
+        <w:rFonts w:ascii="Symbol" w:hAnsi="Symbol"/>
+      </w:rPr>
+    </w:lvl>
+    <w:lvl w:ilvl="7">
+      <w:start w:val="1"/>
+      <w:numFmt w:val="bullet"/>
+      <w:lvlText w:val="o"/>
+      <w:lvlJc w:val="left"/>
+      <w:pPr>
+        <w:ind w:left="5760" w:hanging="360"/>
+      </w:pPr>
+      <w:rPr>
+        <w:rFonts w:ascii="Courier New" w:hAnsi="Courier New"/>
+      </w:rPr>
+    </w:lvl>
+    <w:lvl w:ilvl="8">
+      <w:start w:val="1"/>
+      <w:numFmt w:val="bullet"/>
+      <w:lvlText w:val=""/>
+      <w:lvlJc w:val="left"/>
+      <w:pPr>
+        <w:ind w:left="6480" w:hanging="360"/>
+      </w:pPr>
+      <w:rPr>
+        <w:rFonts w:ascii="Wingdings" w:hAnsi="Wingdings"/>
+      </w:rPr>
+    </w:lvl>
+  </w:abstractNum>
+  <w:abstractNum w:abstractNumId="51">
+    <w:multiLevelType w:val="hybridMultilevel"/>
+    <w:lvl w:ilvl="0">
+      <w:start w:val="1"/>
+      <w:numFmt w:val="bullet"/>
+      <w:lvlText w:val=""/>
+      <w:lvlJc w:val="left"/>
+      <w:pPr>
+        <w:ind w:left="720" w:hanging="360"/>
+      </w:pPr>
+      <w:rPr>
+        <w:rFonts w:ascii="Symbol" w:hAnsi="Symbol"/>
+      </w:rPr>
+    </w:lvl>
+    <w:lvl w:ilvl="1">
+      <w:start w:val="1"/>
+      <w:numFmt w:val="bullet"/>
+      <w:lvlText w:val="o"/>
+      <w:lvlJc w:val="left"/>
+      <w:pPr>
+        <w:ind w:left="1440" w:hanging="360"/>
+      </w:pPr>
+      <w:rPr>
+        <w:rFonts w:ascii="Courier New" w:hAnsi="Courier New"/>
+      </w:rPr>
+    </w:lvl>
+    <w:lvl w:ilvl="2">
+      <w:start w:val="1"/>
+      <w:numFmt w:val="bullet"/>
+      <w:lvlText w:val=""/>
+      <w:lvlJc w:val="left"/>
+      <w:pPr>
+        <w:ind w:left="2160" w:hanging="360"/>
+      </w:pPr>
+      <w:rPr>
+        <w:rFonts w:ascii="Wingdings" w:hAnsi="Wingdings"/>
+      </w:rPr>
+    </w:lvl>
+    <w:lvl w:ilvl="3">
+      <w:start w:val="1"/>
+      <w:numFmt w:val="bullet"/>
+      <w:lvlText w:val=""/>
+      <w:lvlJc w:val="left"/>
+      <w:pPr>
+        <w:ind w:left="2880" w:hanging="360"/>
+      </w:pPr>
+      <w:rPr>
+        <w:rFonts w:ascii="Symbol" w:hAnsi="Symbol"/>
+      </w:rPr>
+    </w:lvl>
+    <w:lvl w:ilvl="4">
+      <w:start w:val="1"/>
+      <w:numFmt w:val="bullet"/>
+      <w:lvlText w:val="o"/>
+      <w:lvlJc w:val="left"/>
+      <w:pPr>
+        <w:ind w:left="3600" w:hanging="360"/>
+      </w:pPr>
+      <w:rPr>
+        <w:rFonts w:ascii="Courier New" w:hAnsi="Courier New"/>
+      </w:rPr>
+    </w:lvl>
+    <w:lvl w:ilvl="5">
+      <w:start w:val="1"/>
+      <w:numFmt w:val="bullet"/>
+      <w:lvlText w:val=""/>
+      <w:lvlJc w:val="left"/>
+      <w:pPr>
+        <w:ind w:left="4320" w:hanging="360"/>
+      </w:pPr>
+      <w:rPr>
+        <w:rFonts w:ascii="Wingdings" w:hAnsi="Wingdings"/>
+      </w:rPr>
+    </w:lvl>
+    <w:lvl w:ilvl="6">
+      <w:start w:val="1"/>
+      <w:numFmt w:val="bullet"/>
+      <w:lvlText w:val=""/>
+      <w:lvlJc w:val="left"/>
+      <w:pPr>
+        <w:ind w:left="5040" w:hanging="360"/>
+      </w:pPr>
+      <w:rPr>
+        <w:rFonts w:ascii="Symbol" w:hAnsi="Symbol"/>
+      </w:rPr>
+    </w:lvl>
+    <w:lvl w:ilvl="7">
+      <w:start w:val="1"/>
+      <w:numFmt w:val="bullet"/>
+      <w:lvlText w:val="o"/>
+      <w:lvlJc w:val="left"/>
+      <w:pPr>
+        <w:ind w:left="5760" w:hanging="360"/>
+      </w:pPr>
+      <w:rPr>
+        <w:rFonts w:ascii="Courier New" w:hAnsi="Courier New"/>
+      </w:rPr>
+    </w:lvl>
+    <w:lvl w:ilvl="8">
+      <w:start w:val="1"/>
+      <w:numFmt w:val="bullet"/>
+      <w:lvlText w:val=""/>
+      <w:lvlJc w:val="left"/>
+      <w:pPr>
+        <w:ind w:left="6480" w:hanging="360"/>
+      </w:pPr>
+      <w:rPr>
+        <w:rFonts w:ascii="Wingdings" w:hAnsi="Wingdings"/>
+      </w:rPr>
+    </w:lvl>
+  </w:abstractNum>
+  <w:abstractNum w:abstractNumId="52">
+    <w:multiLevelType w:val="hybridMultilevel"/>
+    <w:lvl w:ilvl="0">
+      <w:start w:val="1"/>
+      <w:numFmt w:val="bullet"/>
+      <w:lvlText w:val=""/>
+      <w:lvlJc w:val="left"/>
+      <w:pPr>
+        <w:ind w:left="720" w:hanging="360"/>
+      </w:pPr>
+      <w:rPr>
+        <w:rFonts w:ascii="Symbol" w:hAnsi="Symbol"/>
+      </w:rPr>
+    </w:lvl>
+    <w:lvl w:ilvl="1">
+      <w:start w:val="1"/>
+      <w:numFmt w:val="bullet"/>
+      <w:lvlText w:val="o"/>
+      <w:lvlJc w:val="left"/>
+      <w:pPr>
+        <w:ind w:left="1440" w:hanging="360"/>
+      </w:pPr>
+      <w:rPr>
+        <w:rFonts w:ascii="Courier New" w:hAnsi="Courier New"/>
+      </w:rPr>
+    </w:lvl>
+    <w:lvl w:ilvl="2">
+      <w:start w:val="1"/>
+      <w:numFmt w:val="bullet"/>
+      <w:lvlText w:val=""/>
+      <w:lvlJc w:val="left"/>
+      <w:pPr>
+        <w:ind w:left="2160" w:hanging="360"/>
+      </w:pPr>
+      <w:rPr>
+        <w:rFonts w:ascii="Wingdings" w:hAnsi="Wingdings"/>
+      </w:rPr>
+    </w:lvl>
+    <w:lvl w:ilvl="3">
+      <w:start w:val="1"/>
+      <w:numFmt w:val="bullet"/>
+      <w:lvlText w:val=""/>
+      <w:lvlJc w:val="left"/>
+      <w:pPr>
+        <w:ind w:left="2880" w:hanging="360"/>
+      </w:pPr>
+      <w:rPr>
+        <w:rFonts w:ascii="Symbol" w:hAnsi="Symbol"/>
+      </w:rPr>
+    </w:lvl>
+    <w:lvl w:ilvl="4">
+      <w:start w:val="1"/>
+      <w:numFmt w:val="bullet"/>
+      <w:lvlText w:val="o"/>
+      <w:lvlJc w:val="left"/>
+      <w:pPr>
+        <w:ind w:left="3600" w:hanging="360"/>
+      </w:pPr>
+      <w:rPr>
+        <w:rFonts w:ascii="Courier New" w:hAnsi="Courier New"/>
+      </w:rPr>
+    </w:lvl>
+    <w:lvl w:ilvl="5">
+      <w:start w:val="1"/>
+      <w:numFmt w:val="bullet"/>
+      <w:lvlText w:val=""/>
+      <w:lvlJc w:val="left"/>
+      <w:pPr>
+        <w:ind w:left="4320" w:hanging="360"/>
+      </w:pPr>
+      <w:rPr>
+        <w:rFonts w:ascii="Wingdings" w:hAnsi="Wingdings"/>
+      </w:rPr>
+    </w:lvl>
+    <w:lvl w:ilvl="6">
+      <w:start w:val="1"/>
+      <w:numFmt w:val="bullet"/>
+      <w:lvlText w:val=""/>
+      <w:lvlJc w:val="left"/>
+      <w:pPr>
+        <w:ind w:left="5040" w:hanging="360"/>
+      </w:pPr>
+      <w:rPr>
+        <w:rFonts w:ascii="Symbol" w:hAnsi="Symbol"/>
+      </w:rPr>
+    </w:lvl>
+    <w:lvl w:ilvl="7">
+      <w:start w:val="1"/>
+      <w:numFmt w:val="bullet"/>
+      <w:lvlText w:val="o"/>
+      <w:lvlJc w:val="left"/>
+      <w:pPr>
+        <w:ind w:left="5760" w:hanging="360"/>
+      </w:pPr>
+      <w:rPr>
+        <w:rFonts w:ascii="Courier New" w:hAnsi="Courier New"/>
+      </w:rPr>
+    </w:lvl>
+    <w:lvl w:ilvl="8">
+      <w:start w:val="1"/>
+      <w:numFmt w:val="bullet"/>
+      <w:lvlText w:val=""/>
+      <w:lvlJc w:val="left"/>
+      <w:pPr>
+        <w:ind w:left="6480" w:hanging="360"/>
+      </w:pPr>
+      <w:rPr>
+        <w:rFonts w:ascii="Wingdings" w:hAnsi="Wingdings"/>
       </w:rPr>
     </w:lvl>
   </w:abstractNum>
@@ -54784,6 +56548,15 @@
   </w:num>
   <w:num w:numId="49">
     <w:abstractNumId w:val="49"/>
+  </w:num>
+  <w:num w:numId="50">
+    <w:abstractNumId w:val="50"/>
+  </w:num>
+  <w:num w:numId="51">
+    <w:abstractNumId w:val="51"/>
+  </w:num>
+  <w:num w:numId="52">
+    <w:abstractNumId w:val="52"/>
   </w:num>
   <w:numIdMacAtCleanup w:val="26"/>
 </w:numbering>
